--- a/download/studien-aktuell.docx
+++ b/download/studien-aktuell.docx
@@ -62,7 +62,7 @@
           <w:color w:val="666666"/>
           <w:sz w:val="18"/>
         </w:rPr>
-        <w:t>Stand: 12.09.2026  |  6 Studien  |  ki.m-vf.de</w:t>
+        <w:t>Stand: 13.09.2026  |  6 Studien  |  ki.m-vf.de</w:t>
       </w:r>
     </w:p>
     <w:p>
@@ -70,7 +70,7 @@
         <w:pStyle w:val="Heading1"/>
       </w:pPr>
       <w:r>
-        <w:t>Aufgenommen am 12.09.2026</w:t>
+        <w:t>Aufgenommen am 13.09.2026</w:t>
       </w:r>
     </w:p>
     <w:p>
@@ -78,7 +78,7 @@
         <w:pStyle w:val="Heading2"/>
       </w:pPr>
       <w:r>
-        <w:t>Regelbasierte Chatbots schlagen LLMs bei klinischer Triage-Sicherheit</w:t>
+        <w:t>KI-Algorithmus für Östrogenrezeptor-Scoring: Vergleich mit Patholog*innen-Konsens</w:t>
       </w:r>
     </w:p>
     <w:p>
@@ -88,12 +88,12 @@
           <w:color w:val="666666"/>
           <w:sz w:val="18"/>
         </w:rPr>
-        <w:t>Stankić A et al.  ·  Health Informatics J  ·  11.09.2026  ·  PMID 42727093</w:t>
+        <w:t>Pai K et al.  ·  F1000Res  ·  03.08.2026  ·  PMID 42729012</w:t>
       </w:r>
     </w:p>
     <w:p>
       <w:r>
-        <w:t>Vergleich eines regelbasierten Chatbots mit integrierten KI-Tools (Dialogflow, ChatGPT, Gemini) zur Symptomprüfung und Versorgungsnavigation in einem mixed-methods Design.</w:t>
+        <w:t>Vergleichende Studie eines KI-Algorithmus (Mimansa) gegen manuelle Bewertung durch vier Patholog*innen (zwei senior, zwei junior) für Östrogenrezeptor (ER) und Progesteronrezeptor (PR) Immunhistochemie bei 297 ER- und 293 PR-Fällen.</w:t>
       </w:r>
     </w:p>
     <w:p>
@@ -104,7 +104,7 @@
         <w:t xml:space="preserve">Ergebnis: </w:t>
       </w:r>
       <w:r>
-        <w:t>Regelbasierter Chatbot am genauesten: 71,8% (95% KI 56,2–83,5%); Dialogflow 30,8% (p=0,002), Gemini 41,0% (p=0,031); ChatGPT und Gemini nicht signifikant unterschiedlich. Nutzer bevorzugten ChatGPT und Gemini trotz schlechterer Genauigkeit – Diskrepanz zwischen gemessener Performance und wahrgenommener Gesprächsflüssigkeit.</w:t>
+        <w:t>Für ER: KI-Übereinstimmung mit Patholog*innen-Konsens 97%, Kappa=0,91. KI erkannte alle starken positiven Fälle; zeigte aber 4 false negatives und 10 false positives bei niedrig-positiven Fällen, identifizierte jedoch 2 true positive Fälle, die alle Patholog*innen übersehen hatten. Für PR: KI 92% Übereinstimmung, Kappa=0,84, mit 16 false negatives in Niedrig-Score-Gruppe. KI-Leistung comparable zu senior-Patholog*innen, übertrifft junior-Patholog*innen.</w:t>
       </w:r>
     </w:p>
     <w:p>
@@ -119,7 +119,7 @@
         <w:rPr>
           <w:sz w:val="19"/>
         </w:rPr>
-        <w:t>Mehrtreffen-Testing in einem Versorgungssetting, Sicherheit als Kernbotschaft für deutsches Zulassungsrecht</w:t>
+        <w:t>Deutsche Pathologiebefunde vergleichbar strukturiert; Modell als 'supportive second reader' einsetzbar</w:t>
       </w:r>
     </w:p>
     <w:p>
@@ -128,7 +128,7 @@
           <w:color w:val="5A7D3A"/>
           <w:sz w:val="18"/>
         </w:rPr>
-        <w:t>https://pubmed.ncbi.nlm.nih.gov/42727093/</w:t>
+        <w:t>https://pubmed.ncbi.nlm.nih.gov/42729012/</w:t>
       </w:r>
     </w:p>
     <w:p>
@@ -136,7 +136,7 @@
         <w:pStyle w:val="Heading2"/>
       </w:pPr>
       <w:r>
-        <w:t>KI-Schulung für Krankenhaus-Teams: 56 Stunden Intensive zu RAG, MCP und Agents</w:t>
+        <w:t>KI-System zur Angiodysplasie-Detektion und Dokumentationsprüfung in Kolonoskopie</w:t>
       </w:r>
     </w:p>
     <w:p>
@@ -146,12 +146,12 @@
           <w:color w:val="666666"/>
           <w:sz w:val="18"/>
         </w:rPr>
-        <w:t>Baek G et al.  ·  JMIR Med Educ  ·  11.09.2026  ·  PMID 42727083</w:t>
+        <w:t>Kafetzis I et al.  ·  United European Gastroenterol J  ·  Sept. 2026  ·  PMID 42728872</w:t>
       </w:r>
     </w:p>
     <w:p>
       <w:r>
-        <w:t>Single-Arm-Schulungsprogramm (8 Wochen, 56 Stunden) an einem Korean Hospital zur Vermittlung von Retrieval-Augmented Generation, Model Context Protocol und AI Agents für 83 Mitarbeiter aus verschiedenen Berufen.</w:t>
+        <w:t>Entwicklung und Validierung eines lokal eingesetzten Deep-Learning-Systems aus Computer-Vision-Modell und Large Language Model zur Erkennung kolischer Angiodysplasien und Überprüfung ihrer Erfassung in Berichten.</w:t>
       </w:r>
     </w:p>
     <w:p>
@@ -162,7 +162,7 @@
         <w:t xml:space="preserve">Ergebnis: </w:t>
       </w:r>
       <w:r>
-        <w:t>Selbstwirksamkeit-Gewinne größer bei Technologien mit höherem Curriculum-Anteil (MCP: d=1,57, Gesamt r=0,574); Non-IT-Fachkräfte zeigten konsistent größere Fortschritte als IT-Spezialisten. 11 von 12 Capstone-Teams stellten funktionsfähige Prototypen vor, einer in aktuellem klinischen Pilotbetrieb. Wissens-Praxis-Lücke persistiert: Job-spezifische Kompetenz unterhalb Skalenmittel, trotzdem Generierung von Workplace-Ideen.</w:t>
+        <w:t>Computer-Vision-Modell: Sensitivität 84,4%, Spezifität 95,9%, Genauigkeit 94,5% in externer Validierung (3.534 Bilder). LLM zur Dokumentationsprüfung: Sensitivität 97,7%, Spezifität 92,4%. System identifizierte 88 Fälle mit sichtbaren, aber nicht dokumentierten Befunden in 126 Videos (5 ärztlich gemeldet vs. 23 durch System erkannt).</w:t>
       </w:r>
     </w:p>
     <w:p>
@@ -177,7 +177,7 @@
         <w:rPr>
           <w:sz w:val="19"/>
         </w:rPr>
-        <w:t>Südkorea mit vergleichbarer Krankenhaus-Infrastruktur, Schulungsdesign methodisch auf deutsche Zentren übertragbar</w:t>
+        <w:t>Deutsche Universitätskliniken; lokale Bereitstellung wahrt Datenschutz</w:t>
       </w:r>
     </w:p>
     <w:p>
@@ -186,7 +186,7 @@
           <w:color w:val="5A7D3A"/>
           <w:sz w:val="18"/>
         </w:rPr>
-        <w:t>https://pubmed.ncbi.nlm.nih.gov/42727083/</w:t>
+        <w:t>https://pubmed.ncbi.nlm.nih.gov/42728872/</w:t>
       </w:r>
     </w:p>
     <w:p>
@@ -194,7 +194,7 @@
         <w:pStyle w:val="Heading2"/>
       </w:pPr>
       <w:r>
-        <w:t>Anonymisierung von Klinicdaten: Wie k-Anonymität Analyseergebnisse verfälscht</w:t>
+        <w:t>Wirksamkeit von DiGAs bei Depression: Metaanalyse von 17 RCTs in Deutschland</w:t>
       </w:r>
     </w:p>
     <w:p>
@@ -204,12 +204,12 @@
           <w:color w:val="666666"/>
           <w:sz w:val="18"/>
         </w:rPr>
-        <w:t>Kamdje Wabo G et al.  ·  JMIR Med Inform  ·  11.09.2026  ·  PMID 42726783</w:t>
+        <w:t>Schmitz A et al.  ·  Sci Rep  ·  11.09.2026  ·  PMID 42728340</w:t>
       </w:r>
     </w:p>
     <w:p>
       <w:r>
-        <w:t>Deutsche Studie über Versorgungsdaten (719.387 stationäre Fälle) untersucht, wie die k-Anonymität zum Datenschutz die statistische Qualität für klinische Analysen zu Diagnosen und Liegedauer beeinträchtigt.</w:t>
+        <w:t>Systematische Übersicht und Metaanalyse zur Wirksamkeit verordnungsfähiger digitaler Anwendungen (DiGAs) bei Depression und generalisierter Angststörung mittels 19 RCTs mit 4.078 Teilnehmern.</w:t>
       </w:r>
     </w:p>
     <w:p>
@@ -220,7 +220,7 @@
         <w:t xml:space="preserve">Ergebnis: </w:t>
       </w:r>
       <w:r>
-        <w:t>Bei k=5 bis k=15 blieb die Rangfolge diagnose-spezifischer Liegedauer-Effekte erhalten (Spearman ρ 0,964–0,970), aber die Verteilungsform verschob sich: Median um 1 Tag, SD sank um 6,5 Tage, Diagnose-Vokabular schrumpfte (Jaccard-Overlap 0,624 zu 0,421). Etwa 7% der schwach-signalträchtigen Diagnosen zeigten Vorzeichenwechsel.</w:t>
+        <w:t>Für Depression zeigte sich eine signifikante Symptomreduktion unmittelbar nach der Intervention (SMD=−0,49; 95%-KI −0,65 bis −0,32) und im Follow-up (SMD=−0,35; 95%-KI −0,46 bis −0,29). Die Evidenz wird jedoch stark durch wenige Apps (insbesondere Deprexis) geprägt; Generalisierbarkeit auf alle DiGAs begrenzt.</w:t>
       </w:r>
     </w:p>
     <w:p>
@@ -235,7 +235,7 @@
         <w:rPr>
           <w:sz w:val="19"/>
         </w:rPr>
-        <w:t>Deutsche Universitätsklinik, direkt auf deutsche Anonymisierungspraxis übertragbar</w:t>
+        <w:t>Deutsche Daten und Gesundheitssystem; begrenzte Aussagekraft durch Fokus auf einzelne Apps</w:t>
       </w:r>
     </w:p>
     <w:p>
@@ -244,7 +244,7 @@
           <w:color w:val="5A7D3A"/>
           <w:sz w:val="18"/>
         </w:rPr>
-        <w:t>https://pubmed.ncbi.nlm.nih.gov/42726783/</w:t>
+        <w:t>https://pubmed.ncbi.nlm.nih.gov/42728340/</w:t>
       </w:r>
     </w:p>
     <w:p>
@@ -252,7 +252,7 @@
         <w:pStyle w:val="Heading2"/>
       </w:pPr>
       <w:r>
-        <w:t>Digitales Prehab vor großer Operation: RCT zur Morbidität- und Kostenreduktion</w:t>
+        <w:t>Wirksamkeit tragbarer Digitaler Therapeutika gegen Insomnie: Metaanalyse von 16 RCTs</w:t>
       </w:r>
     </w:p>
     <w:p>
@@ -262,12 +262,12 @@
           <w:color w:val="666666"/>
           <w:sz w:val="18"/>
         </w:rPr>
-        <w:t>Sliwinski S et al.  ·  Trials  ·  10.09.2026  ·  PMID 42723102</w:t>
+        <w:t>Zhu W et al.  ·  J Med Internet Res  ·  11.09.2026  ·  PMID 42727109</w:t>
       </w:r>
     </w:p>
     <w:p>
       <w:r>
-        <w:t>Studienprotokoll eines deutschen multizentrischen RCT (5 Zentren), der ein 3–6-wöchiges ferngestütztes digitales Prehabilitations-Programm gegen Info-App allein vor großchirurgischen Eingriffen bei 382 Patienten testet.</w:t>
+        <w:t>Systematische Übersicht und Metaanalyse zur Wirksamkeit tragbarer digitaler Interventionen (Wearables) für Schlafstörungen in Erwachsenen mit mindestens 1 Woche Interventionsdauer, 16 RCTs mit 910 Teilnehmern.</w:t>
       </w:r>
     </w:p>
     <w:p>
@@ -278,7 +278,7 @@
         <w:t xml:space="preserve">Ergebnis: </w:t>
       </w:r>
       <w:r>
-        <w:t>Studienprotokoll; primärer Endpunkt: Reduktion der 90-Tage-Morbidität (Dindo-Clavien I–V) von 60% auf 45%; sekundär: Einjahres-Überleben, Lebensqualität, Liegedauer (ICU/IMC/Normalstation), Wiederaufnahmeraten, Compliance, Sicherheit.</w:t>
+        <w:t>Signifikante Reduktion der objektiven Schlaf-Latenz (MD −4,52 Min; 95%-KI −8,38 bis −0,67), Verbesserung der subjektiven Schlafeffizienz (MD 2,00%, 95%-KI 1,90–2,11%) und gesamte Schlafdauer (MD 19,11 Min; 95%-KI 2,98–35,24). Kein signifikanter Effekt auf Insomnie-Severity-Index insgesamt. GRADE-Gewissheit: moderat bis hoch. Ergebnisse zeigen begrenzte, nicht sichere Vorteile; Wearables als Adjunktion zu kognitiver Verhaltenstherapie, nicht als Ersatz geeignet.</w:t>
       </w:r>
     </w:p>
     <w:p>
@@ -293,7 +293,7 @@
         <w:rPr>
           <w:sz w:val="19"/>
         </w:rPr>
-        <w:t>Fünf deutsche Universitätskliniken und Krankenhäuser, vergleichbare Dokumentationspflichten</w:t>
+        <w:t>Überwiegend europäische und nordamerikanische RCTs; Gerätetypen international ähnlich</w:t>
       </w:r>
     </w:p>
     <w:p>
@@ -302,7 +302,7 @@
           <w:color w:val="5A7D3A"/>
           <w:sz w:val="18"/>
         </w:rPr>
-        <w:t>https://pubmed.ncbi.nlm.nih.gov/42723102/</w:t>
+        <w:t>https://pubmed.ncbi.nlm.nih.gov/42727109/</w:t>
       </w:r>
     </w:p>
     <w:p>
@@ -310,7 +310,7 @@
         <w:pStyle w:val="Heading2"/>
       </w:pPr>
       <w:r>
-        <w:t>Mobile App mit Prompting-Training zur Reduktion von Alkoholabhängigkeit im Alltag</w:t>
+        <w:t>Therapeuten-Skeptizismus und Anpassung an Telemedizin: qualitative Studie mit KI-Perspektive</w:t>
       </w:r>
     </w:p>
     <w:p>
@@ -320,12 +320,12 @@
           <w:color w:val="666666"/>
           <w:sz w:val="18"/>
         </w:rPr>
-        <w:t>Morgenstern M et al.  ·  JMIR Form Res  ·  10.09.2026  ·  PMID 42721312</w:t>
+        <w:t>Parri LA et al.  ·  JMIR Form Res  ·  11.09.2026  ·  PMID 42727074</w:t>
       </w:r>
     </w:p>
     <w:p>
       <w:r>
-        <w:t>Proof-of-Concept-Studie zu einer Smartphone-App, die Annäherungs-Vermeidungs-Trainings als Zusatztherapie für Alkoholabhängigkeit außerhalb von Kliniken ermöglicht.</w:t>
+        <w:t>Qualitative Studie mit sechs britischen Psychotherapeuten zu ihrer Anpassung an erzwungene Videoteletherapie während COVID-19, mit Implikationen für KI-gestützte Versorgung.</w:t>
       </w:r>
     </w:p>
     <w:p>
@@ -336,7 +336,7 @@
         <w:t xml:space="preserve">Ergebnis: </w:t>
       </w:r>
       <w:r>
-        <w:t>Die App erreichte hohe technische Stabilität und Messqualität. Patienten mit Alkoholstörung zeigten schnellere Reaktionszeiten beim Vermeiden alkoholbezogener Bilder; Trainingseffekte bei Reaktionszeiten nach dem Test erkannt (Alkohol-Vermeidungs-Bias erhöht), bei beschleunigungsbasiertem Ansatz nur bei Risikokonsumenten.</w:t>
+        <w:t>Therapeuten überarbeiteten initial kritische Annahmen: Sie unterschieden Implementierungsprobleme von Medieneigenschaften, erkannten Affordanzen und Grenzen von Videotherapie und entwickelten differenzierte Sichtweisen zum Einsatz. Befund: Teletherapie wurde akzeptabel, aber nicht äquivalent zu persönlicher Behandlung befunden. Therapiebeziehung erfordert bewusste Anpassung, nicht nur Tool-Adoption.</w:t>
       </w:r>
     </w:p>
     <w:p>
@@ -351,7 +351,7 @@
         <w:rPr>
           <w:sz w:val="19"/>
         </w:rPr>
-        <w:t>Deutschland, ähnliche Behandlungsstruktur für Suchterkrankungen verfügbar</w:t>
+        <w:t>UK-Kontext; Befunde zu Bedingungen erfolgreicher Implementierung übertragbar</w:t>
       </w:r>
     </w:p>
     <w:p>
@@ -360,7 +360,7 @@
           <w:color w:val="5A7D3A"/>
           <w:sz w:val="18"/>
         </w:rPr>
-        <w:t>https://pubmed.ncbi.nlm.nih.gov/42721312/</w:t>
+        <w:t>https://pubmed.ncbi.nlm.nih.gov/42727074/</w:t>
       </w:r>
     </w:p>
     <w:p>
@@ -368,7 +368,7 @@
         <w:pStyle w:val="Heading2"/>
       </w:pPr>
       <w:r>
-        <w:t>Machine Learning zur Vorhersage von Darmkrebs bei HIV-Patienten in Schweden</w:t>
+        <w:t>Digitale Gesundheitsanwendungen in Schwangerenbetreuung: KI-gestützte Gestationsalter-Schätzung in Afrika</w:t>
       </w:r>
     </w:p>
     <w:p>
@@ -378,12 +378,12 @@
           <w:color w:val="666666"/>
           <w:sz w:val="18"/>
         </w:rPr>
-        <w:t>Nilsson J et al.  ·  BMJ Open  ·  09.09.2026  ·  PMID 42716689</w:t>
+        <w:t>Liang M et al.  ·  ACS Appl Mater Interfaces  ·  11.09.2026  ·  PMID 42727043</w:t>
       </w:r>
     </w:p>
     <w:p>
       <w:r>
-        <w:t>Studienprotokoll zum Vergleich eines Ensemble-Machine-Learning-Modells gegen Cox-Regression für die Früherkennung von Darmkrebs bei Menschen mit HIV, basierend auf landesweiten schwedischen Registern.</w:t>
+        <w:t>Prospektive Multizenter-Kohortenstudie zur Validierung eines KI-Algorithmus für Gestationsalter-Schätzung mittels Handheld-Ultraschall mit KI-Unterstützung bei 969 Schwangeren in Ghana, Kenia und Südafrika (PEARLS-Studie).</w:t>
       </w:r>
     </w:p>
     <w:p>
@@ -394,7 +394,7 @@
         <w:t xml:space="preserve">Ergebnis: </w:t>
       </w:r>
       <w:r>
-        <w:t>Noch keine Ergebnisse (Studienprotokoll). Geplant: 4.510 Inzidenzfälle über 8,4 Jahre (Median) aus 445.515 Teilnehmern; Ensemble-ML soll gegen Cox-Modell verglichen werden, um differenzierte CRC-Risikovorhersage für HIV-positive Personen zu ermöglichen.</w:t>
+        <w:t>Studienprotokoll beschreibt geplante Validierung eines KI-Systems (Intelligent Ultrasound ScanNav FetalCheck) gegen Standard-Biometrie in erstem und zweitem Trimenon. Sekundärziel ist Eignung für groß angelegte Einsätze in Ländern mit limitiertem Ultraschall-Zugang zur Präeklampsie-Risikobestimmung.</w:t>
       </w:r>
     </w:p>
     <w:p>
@@ -409,7 +409,7 @@
         <w:rPr>
           <w:sz w:val="19"/>
         </w:rPr>
-        <w:t>Skandinavien mit höherem Digitalisierungsgrad, methodisch übertragbar auf deutsches Datenschutzrecht mit Pseudonymisierung</w:t>
+        <w:t>Subsahara-Afrika mit deutlich niedrigerem Ultraschall-Zugang; Ansatz für LMIC-Versorgung relevant</w:t>
       </w:r>
     </w:p>
     <w:p>
@@ -418,7 +418,7 @@
           <w:color w:val="5A7D3A"/>
           <w:sz w:val="18"/>
         </w:rPr>
-        <w:t>https://pubmed.ncbi.nlm.nih.gov/42716689/</w:t>
+        <w:t>https://pubmed.ncbi.nlm.nih.gov/42727043/</w:t>
       </w:r>
     </w:p>
     <w:sectPr>

--- a/download/studien-aktuell.docx
+++ b/download/studien-aktuell.docx
@@ -62,7 +62,7 @@
           <w:color w:val="666666"/>
           <w:sz w:val="18"/>
         </w:rPr>
-        <w:t>Stand: 13.09.2026  |  6 Studien  |  ki.m-vf.de</w:t>
+        <w:t>Stand: 14.09.2026  |  6 Studien  |  ki.m-vf.de</w:t>
       </w:r>
     </w:p>
     <w:p>
@@ -70,7 +70,7 @@
         <w:pStyle w:val="Heading1"/>
       </w:pPr>
       <w:r>
-        <w:t>Aufgenommen am 13.09.2026</w:t>
+        <w:t>Aufgenommen am 14.09.2026</w:t>
       </w:r>
     </w:p>
     <w:p>
@@ -78,7 +78,7 @@
         <w:pStyle w:val="Heading2"/>
       </w:pPr>
       <w:r>
-        <w:t>KI-Algorithmus für Östrogenrezeptor-Scoring: Vergleich mit Patholog*innen-Konsens</w:t>
+        <w:t xml:space="preserve"> Deep Learning für nicht-invasive Vorhersage tertiärer lymphoider Strukturen beim Pankreaskrebs mit prospektiver Validierung</w:t>
       </w:r>
     </w:p>
     <w:p>
@@ -88,12 +88,12 @@
           <w:color w:val="666666"/>
           <w:sz w:val="18"/>
         </w:rPr>
-        <w:t>Pai K et al.  ·  F1000Res  ·  03.08.2026  ·  PMID 42729012</w:t>
+        <w:t xml:space="preserve"> J Immunother Cancer  ·   2026  ·  PMID  42731878</w:t>
       </w:r>
     </w:p>
     <w:p>
       <w:r>
-        <w:t>Vergleichende Studie eines KI-Algorithmus (Mimansa) gegen manuelle Bewertung durch vier Patholog*innen (zwei senior, zwei junior) für Östrogenrezeptor (ER) und Progesteronrezeptor (PR) Immunhistochemie bei 297 ER- und 293 PR-Fällen.</w:t>
+        <w:t xml:space="preserve"> Multicenter-Studie zur Entwicklung eines ResNet50-basierten Deep-Learning-Modells zur nicht-invasiven Vorhersage von tertiären lymphoiden Strukturen (TLS) aus CT mit prospektiver Validierung in einer Immunochemotherapie-Kohorte.</w:t>
       </w:r>
     </w:p>
     <w:p>
@@ -104,7 +104,7 @@
         <w:t xml:space="preserve">Ergebnis: </w:t>
       </w:r>
       <w:r>
-        <w:t>Für ER: KI-Übereinstimmung mit Patholog*innen-Konsens 97%, Kappa=0,91. KI erkannte alle starken positiven Fälle; zeigte aber 4 false negatives und 10 false positives bei niedrig-positiven Fällen, identifizierte jedoch 2 true positive Fälle, die alle Patholog*innen übersehen hatten. Für PR: KI 92% Übereinstimmung, Kappa=0,84, mit 16 false negatives in Niedrig-Score-Gruppe. KI-Leistung comparable zu senior-Patholog*innen, übertrifft junior-Patholog*innen.</w:t>
+        <w:t xml:space="preserve"> Im Trainingssatz AUC 0,987, internaler Validierungssatz AUC 0,937, externer Validierungssatz AUC 0,853. In der prospektiven Immunochemotherapie-Kohorte (n=44): pathologieverifizierte AUC 0,929 (Spezifität 1,000). DLN-hohe Patienten zeigten signifikant bessere Ansprechrate (90,0% vs. 26,5%, p=0,001), progressionsfreies Überleben (median 13,1 vs. 5,3 Monate, p&lt;0,001) und Gesamtüberleben (median 17,6 vs. 8,7 Monate, p&lt;0,001).</w:t>
       </w:r>
     </w:p>
     <w:p>
@@ -119,7 +119,7 @@
         <w:rPr>
           <w:sz w:val="19"/>
         </w:rPr>
-        <w:t>Deutsche Pathologiebefunde vergleichbar strukturiert; Modell als 'supportive second reader' einsetzbar</w:t>
+        <w:t xml:space="preserve"> Chinesische Studie an Onkologie-Kohorte, aber international vergleichbare Datenqualität und prospektive Validierung zeigen Versorgungsrelevanz.</w:t>
       </w:r>
     </w:p>
     <w:p>
@@ -128,7 +128,7 @@
           <w:color w:val="5A7D3A"/>
           <w:sz w:val="18"/>
         </w:rPr>
-        <w:t>https://pubmed.ncbi.nlm.nih.gov/42729012/</w:t>
+        <w:t>https://pubmed.ncbi.nlm.nih.gov/ 42731878/</w:t>
       </w:r>
     </w:p>
     <w:p>
@@ -136,7 +136,7 @@
         <w:pStyle w:val="Heading2"/>
       </w:pPr>
       <w:r>
-        <w:t>KI-System zur Angiodysplasie-Detektion und Dokumentationsprüfung in Kolonoskopie</w:t>
+        <w:t xml:space="preserve"> SMS-Erinnerungen zur Steigerung von Gebärmutterhals-Screenings bei schwerer psychischer Erkrankung</w:t>
       </w:r>
     </w:p>
     <w:p>
@@ -146,12 +146,12 @@
           <w:color w:val="666666"/>
           <w:sz w:val="18"/>
         </w:rPr>
-        <w:t>Kafetzis I et al.  ·  United European Gastroenterol J  ·  Sept. 2026  ·  PMID 42728872</w:t>
+        <w:t xml:space="preserve"> BMJ Open  ·   2026  ·  PMID  42731841</w:t>
       </w:r>
     </w:p>
     <w:p>
       <w:r>
-        <w:t>Entwicklung und Validierung eines lokal eingesetzten Deep-Learning-Systems aus Computer-Vision-Modell und Large Language Model zur Erkennung kolischer Angiodysplasien und Überprüfung ihrer Erfassung in Berichten.</w:t>
+        <w:t xml:space="preserve"> Pilot-RCT mit verhaltensgestützten SMS-Erinnerungen an Personen mit schwerer psychischer Erkrankung, bei denen eine Gebärmutterhalsuntersuchung ausstand.</w:t>
       </w:r>
     </w:p>
     <w:p>
@@ -162,7 +162,7 @@
         <w:t xml:space="preserve">Ergebnis: </w:t>
       </w:r>
       <w:r>
-        <w:t>Computer-Vision-Modell: Sensitivität 84,4%, Spezifität 95,9%, Genauigkeit 94,5% in externer Validierung (3.534 Bilder). LLM zur Dokumentationsprüfung: Sensitivität 97,7%, Spezifität 92,4%. System identifizierte 88 Fälle mit sichtbaren, aber nicht dokumentierten Befunden in 126 Videos (5 ärztlich gemeldet vs. 23 durch System erkannt).</w:t>
+        <w:t xml:space="preserve"> Von 150 randomisierten Teilnehmern wurden 88% SMS zugestellt (85% Intervention, 91% Kontrolle); nur 5 Teilnehmer (3,3%) nahmen an der Screening-Untersuchung teil. Primäre Machbarkeitsmessungen zeigten Viabilität (Rekrutierung 27%, Retention 77-100%, Datenvollständigkeit 64%), jedoch war die Umfrageantwortquote niedrig (7%).</w:t>
       </w:r>
     </w:p>
     <w:p>
@@ -177,7 +177,7 @@
         <w:rPr>
           <w:sz w:val="19"/>
         </w:rPr>
-        <w:t>Deutsche Universitätskliniken; lokale Bereitstellung wahrt Datenschutz</w:t>
+        <w:t xml:space="preserve"> Großbritannien, vergleichbares NHS-System, aber geringe Effektivität in dieser Population.</w:t>
       </w:r>
     </w:p>
     <w:p>
@@ -186,7 +186,7 @@
           <w:color w:val="5A7D3A"/>
           <w:sz w:val="18"/>
         </w:rPr>
-        <w:t>https://pubmed.ncbi.nlm.nih.gov/42728872/</w:t>
+        <w:t>https://pubmed.ncbi.nlm.nih.gov/ 42731841/</w:t>
       </w:r>
     </w:p>
     <w:p>
@@ -194,7 +194,7 @@
         <w:pStyle w:val="Heading2"/>
       </w:pPr>
       <w:r>
-        <w:t>Wirksamkeit von DiGAs bei Depression: Metaanalyse von 17 RCTs in Deutschland</w:t>
+        <w:t xml:space="preserve"> Radiomics und Machine Learning zur Erkennung von Myokardinfarkten in Leichenaufnahmen</w:t>
       </w:r>
     </w:p>
     <w:p>
@@ -204,12 +204,12 @@
           <w:color w:val="666666"/>
           <w:sz w:val="18"/>
         </w:rPr>
-        <w:t>Schmitz A et al.  ·  Sci Rep  ·  11.09.2026  ·  PMID 42728340</w:t>
+        <w:t xml:space="preserve"> Eur Radiol Exp  ·   2026  ·  PMID  42726426</w:t>
       </w:r>
     </w:p>
     <w:p>
       <w:r>
-        <w:t>Systematische Übersicht und Metaanalyse zur Wirksamkeit verordnungsfähiger digitaler Anwendungen (DiGAs) bei Depression und generalisierter Angststörung mittels 19 RCTs mit 4.078 Teilnehmern.</w:t>
+        <w:t xml:space="preserve"> Retrospektive Studie zur Erkennung von autopsiebefundierten Myokardinfarkten mittels radiomic-Features aus postmortem-CT und Machine Learning.</w:t>
       </w:r>
     </w:p>
     <w:p>
@@ -220,7 +220,7 @@
         <w:t xml:space="preserve">Ergebnis: </w:t>
       </w:r>
       <w:r>
-        <w:t>Für Depression zeigte sich eine signifikante Symptomreduktion unmittelbar nach der Intervention (SMD=−0,49; 95%-KI −0,65 bis −0,32) und im Follow-up (SMD=−0,35; 95%-KI −0,46 bis −0,29). Die Evidenz wird jedoch stark durch wenige Apps (insbesondere Deprexis) geprägt; Generalisierbarkeit auf alle DiGAs begrenzt.</w:t>
+        <w:t xml:space="preserve"> Logistische Regression mit bester Performance: AUC 0,817 ± 0,12; Genauigkeit 0,746 ± 0,05; Sensitivität 0,764 ± 0,14; Spezifität 0,724 ± 0,13. Support Vector Machines und Random Forest zeigten vergleichbare AUC (0,814 ± 0,10 und 0,814 ± 0,08).</w:t>
       </w:r>
     </w:p>
     <w:p>
@@ -235,7 +235,7 @@
         <w:rPr>
           <w:sz w:val="19"/>
         </w:rPr>
-        <w:t>Deutsche Daten und Gesundheitssystem; begrenzte Aussagekraft durch Fokus auf einzelne Apps</w:t>
+        <w:t xml:space="preserve"> Deutsche Studie (Bonn), Machbarkeitsbefund, aber forensisches Setting, klinische Anwendbarkeit begrenzt.</w:t>
       </w:r>
     </w:p>
     <w:p>
@@ -244,7 +244,7 @@
           <w:color w:val="5A7D3A"/>
           <w:sz w:val="18"/>
         </w:rPr>
-        <w:t>https://pubmed.ncbi.nlm.nih.gov/42728340/</w:t>
+        <w:t>https://pubmed.ncbi.nlm.nih.gov/ 42726426/</w:t>
       </w:r>
     </w:p>
     <w:p>
@@ -252,7 +252,7 @@
         <w:pStyle w:val="Heading2"/>
       </w:pPr>
       <w:r>
-        <w:t>Wirksamkeit tragbarer Digitaler Therapeutika gegen Insomnie: Metaanalyse von 16 RCTs</w:t>
+        <w:t xml:space="preserve"> Blutgefäßschonung in der Protonenstrahlentherapie: Dosisreduktion mit computergestützter Optimierung</w:t>
       </w:r>
     </w:p>
     <w:p>
@@ -262,12 +262,12 @@
           <w:color w:val="666666"/>
           <w:sz w:val="18"/>
         </w:rPr>
-        <w:t>Zhu W et al.  ·  J Med Internet Res  ·  11.09.2026  ·  PMID 42727109</w:t>
+        <w:t xml:space="preserve"> J Appl Clin Med Phys  ·   2026  ·  PMID  42717666</w:t>
       </w:r>
     </w:p>
     <w:p>
       <w:r>
-        <w:t>Systematische Übersicht und Metaanalyse zur Wirksamkeit tragbarer digitaler Interventionen (Wearables) für Schlafstörungen in Erwachsenen mit mindestens 1 Woche Interventionsdauer, 16 RCTs mit 910 Teilnehmern.</w:t>
+        <w:t xml:space="preserve"> Vergleichende Dosimetrie-Studie mit Patient-spezifischen cerebrovaskulären Modellen zur Optimierung der Strahlenbelastung auf Blutgefäße bei Glioblastoma-Radiotherapie.</w:t>
       </w:r>
     </w:p>
     <w:p>
@@ -278,7 +278,7 @@
         <w:t xml:space="preserve">Ergebnis: </w:t>
       </w:r>
       <w:r>
-        <w:t>Signifikante Reduktion der objektiven Schlaf-Latenz (MD −4,52 Min; 95%-KI −8,38 bis −0,67), Verbesserung der subjektiven Schlafeffizienz (MD 2,00%, 95%-KI 1,90–2,11%) und gesamte Schlafdauer (MD 19,11 Min; 95%-KI 2,98–35,24). Kein signifikanter Effekt auf Insomnie-Severity-Index insgesamt. GRADE-Gewissheit: moderat bis hoch. Ergebnisse zeigen begrenzte, nicht sichere Vorteile; Wearables als Adjunktion zu kognitiver Verhaltenstherapie, nicht als Ersatz geeignet.</w:t>
+        <w:t xml:space="preserve"> Mit computergestützter Gefäßschonung reduzierte sich die mittlere Gefäßdosis signifikant: von 6,5 ± 2,9 Gy(RBE) (konventionell) auf 3,8 ± 1,6 Gy(RBE) (mit Schonung); D10% fiel von 29,5 ± 13,4 auf 13,4 ± 8,7 Gy(RBE). Zielabdeckung blieb erhalten.</w:t>
       </w:r>
     </w:p>
     <w:p>
@@ -293,7 +293,7 @@
         <w:rPr>
           <w:sz w:val="19"/>
         </w:rPr>
-        <w:t>Überwiegend europäische und nordamerikanische RCTs; Gerätetypen international ähnlich</w:t>
+        <w:t xml:space="preserve"> USA-Studie, aber dosimetrischer Befund physikalisch/biologisch universal anwendbar.</w:t>
       </w:r>
     </w:p>
     <w:p>
@@ -302,7 +302,7 @@
           <w:color w:val="5A7D3A"/>
           <w:sz w:val="18"/>
         </w:rPr>
-        <w:t>https://pubmed.ncbi.nlm.nih.gov/42727109/</w:t>
+        <w:t>https://pubmed.ncbi.nlm.nih.gov/ 42717666/</w:t>
       </w:r>
     </w:p>
     <w:p>
@@ -310,7 +310,7 @@
         <w:pStyle w:val="Heading2"/>
       </w:pPr>
       <w:r>
-        <w:t>Therapeuten-Skeptizismus und Anpassung an Telemedizin: qualitative Studie mit KI-Perspektive</w:t>
+        <w:t xml:space="preserve"> Smartphone-App zur Quantifizierung von Bindehautrötung mittels Gefäßdichteanaly se</w:t>
       </w:r>
     </w:p>
     <w:p>
@@ -320,12 +320,12 @@
           <w:color w:val="666666"/>
           <w:sz w:val="18"/>
         </w:rPr>
-        <w:t>Parri LA et al.  ·  JMIR Form Res  ·  11.09.2026  ·  PMID 42727074</w:t>
+        <w:t xml:space="preserve"> Transl Vis Sci Technol  ·   2026  ·  PMID  42708554</w:t>
       </w:r>
     </w:p>
     <w:p>
       <w:r>
-        <w:t>Qualitative Studie mit sechs britischen Psychotherapeuten zu ihrer Anpassung an erzwungene Videoteletherapie während COVID-19, mit Implikationen für KI-gestützte Versorgung.</w:t>
+        <w:t xml:space="preserve"> Entwicklung einer Smartphone-Anwendung (Conjunctiva VD) zur objektiven Quantifizierung von Bindehautrötung durch automatisierte Gefäßsegmentierung in Echtzeit.</w:t>
       </w:r>
     </w:p>
     <w:p>
@@ -336,7 +336,7 @@
         <w:t xml:space="preserve">Ergebnis: </w:t>
       </w:r>
       <w:r>
-        <w:t>Therapeuten überarbeiteten initial kritische Annahmen: Sie unterschieden Implementierungsprobleme von Medieneigenschaften, erkannten Affordanzen und Grenzen von Videotherapie und entwickelten differenzierte Sichtweisen zum Einsatz. Befund: Teletherapie wurde akzeptabel, aber nicht äquivalent zu persönlicher Behandlung befunden. Therapiebeziehung erfordert bewusste Anpassung, nicht nur Tool-Adoption.</w:t>
+        <w:t xml:space="preserve"> Hochgradige Übereinstimmung zwischen Experten (quadratic-weighted κ = 0,854-0,885 für Efron-Benotung; ICC = 0,910 für subjektive Gefäßdichte). App-abgeleitete Gefäßdichte korrelierte stark mit Expert-Beurteilung (Spearman ρ = 0,780-0,807, p &lt; 0,001) und subjektiver VD-Schätzung (ρ = 0,814-0,843, p &lt; 0,001).</w:t>
       </w:r>
     </w:p>
     <w:p>
@@ -351,7 +351,7 @@
         <w:rPr>
           <w:sz w:val="19"/>
         </w:rPr>
-        <w:t>UK-Kontext; Befunde zu Bedingungen erfolgreicher Implementierung übertragbar</w:t>
+        <w:t xml:space="preserve"> Italienisch-deutsche Studie, tragbares Screening-Werkzeug, übertragbar auf deutsche Teleophthalmologie-Netzwerke.</w:t>
       </w:r>
     </w:p>
     <w:p>
@@ -360,7 +360,7 @@
           <w:color w:val="5A7D3A"/>
           <w:sz w:val="18"/>
         </w:rPr>
-        <w:t>https://pubmed.ncbi.nlm.nih.gov/42727074/</w:t>
+        <w:t>https://pubmed.ncbi.nlm.nih.gov/ 42708554/</w:t>
       </w:r>
     </w:p>
     <w:p>
@@ -368,7 +368,7 @@
         <w:pStyle w:val="Heading2"/>
       </w:pPr>
       <w:r>
-        <w:t>Digitale Gesundheitsanwendungen in Schwangerenbetreuung: KI-gestützte Gestationsalter-Schätzung in Afrika</w:t>
+        <w:t xml:space="preserve"> Deep Learning zur automatisierten Segmentierung der langen Bizepssehne in Arthroskopie-Bildern</w:t>
       </w:r>
     </w:p>
     <w:p>
@@ -378,12 +378,12 @@
           <w:color w:val="666666"/>
           <w:sz w:val="18"/>
         </w:rPr>
-        <w:t>Liang M et al.  ·  ACS Appl Mater Interfaces  ·  11.09.2026  ·  PMID 42727043</w:t>
+        <w:t xml:space="preserve"> Sci Prog  ·   2026  ·  PMID  42704781</w:t>
       </w:r>
     </w:p>
     <w:p>
       <w:r>
-        <w:t>Prospektive Multizenter-Kohortenstudie zur Validierung eines KI-Algorithmus für Gestationsalter-Schätzung mittels Handheld-Ultraschall mit KI-Unterstützung bei 969 Schwangeren in Ghana, Kenia und Südafrika (PEARLS-Studie).</w:t>
+        <w:t xml:space="preserve"> Evaluierung eines MASKRCNN_RESNET50_FPN-Modells zur automatisierten Erkennung und Segmentierung der langen Bizepssehne in arthrosk opischen Bildern mit dem Ziel, subjektive operative Entscheidungen zu objektivieren.</w:t>
       </w:r>
     </w:p>
     <w:p>
@@ -394,7 +394,7 @@
         <w:t xml:space="preserve">Ergebnis: </w:t>
       </w:r>
       <w:r>
-        <w:t>Studienprotokoll beschreibt geplante Validierung eines KI-Systems (Intelligent Ultrasound ScanNav FetalCheck) gegen Standard-Biometrie in erstem und zweitem Trimenon. Sekundärziel ist Eignung für groß angelegte Einsätze in Ländern mit limitiertem Ultraschall-Zugang zur Präeklampsie-Risikobestimmung.</w:t>
+        <w:t xml:space="preserve"> Expert-Evaluierung auf 400 Validierungsbildern: Precision 0,88; automatische Pixelauswertung auf derselben Menge: Precision 0,83, Recall 0,86, F1-Score 0,83, IoU 0,76 (Median-IoU 0,90). U-Net-Vergleich zeigte höhere IoU (0,91, Wilcoxon p &lt; 0,001), aber MASKRCNN war robust über Sehnenorientierungen hinweg.</w:t>
       </w:r>
     </w:p>
     <w:p>
@@ -409,7 +409,7 @@
         <w:rPr>
           <w:sz w:val="19"/>
         </w:rPr>
-        <w:t>Subsahara-Afrika mit deutlich niedrigerem Ultraschall-Zugang; Ansatz für LMIC-Versorgung relevant</w:t>
+        <w:t xml:space="preserve"> Deutsche (Bochum) Studie an Krankenhausdaten, operativer Workf low-Kontext, aber externe Validierung ausstehend.</w:t>
       </w:r>
     </w:p>
     <w:p>
@@ -418,7 +418,7 @@
           <w:color w:val="5A7D3A"/>
           <w:sz w:val="18"/>
         </w:rPr>
-        <w:t>https://pubmed.ncbi.nlm.nih.gov/42727043/</w:t>
+        <w:t>https://pubmed.ncbi.nlm.nih.gov/ 42704781/</w:t>
       </w:r>
     </w:p>
     <w:sectPr>

--- a/download/studien-aktuell.docx
+++ b/download/studien-aktuell.docx
@@ -62,7 +62,7 @@
           <w:color w:val="666666"/>
           <w:sz w:val="18"/>
         </w:rPr>
-        <w:t>Stand: 14.09.2026  |  6 Studien  |  ki.m-vf.de</w:t>
+        <w:t>Stand: 15.09.2026  |  6 Studien  |  ki.m-vf.de</w:t>
       </w:r>
     </w:p>
     <w:p>
@@ -70,7 +70,7 @@
         <w:pStyle w:val="Heading1"/>
       </w:pPr>
       <w:r>
-        <w:t>Aufgenommen am 14.09.2026</w:t>
+        <w:t>Aufgenommen am 15.09.2026</w:t>
       </w:r>
     </w:p>
     <w:p>
@@ -78,7 +78,7 @@
         <w:pStyle w:val="Heading2"/>
       </w:pPr>
       <w:r>
-        <w:t xml:space="preserve"> Deep Learning für nicht-invasive Vorhersage tertiärer lymphoider Strukturen beim Pankreaskrebs mit prospektiver Validierung</w:t>
+        <w:t>LLM-basierte Anonymisierung klinischer Textdaten: Quantenoptimierung zeigt bessere Genauigkeit</w:t>
       </w:r>
     </w:p>
     <w:p>
@@ -88,12 +88,12 @@
           <w:color w:val="666666"/>
           <w:sz w:val="18"/>
         </w:rPr>
-        <w:t xml:space="preserve"> J Immunother Cancer  ·   2026  ·  PMID  42731878</w:t>
+        <w:t>Rahmeh S et al.  ·  J Med Internet Res  ·  14.09.2026  ·  PMID 42735382</w:t>
       </w:r>
     </w:p>
     <w:p>
       <w:r>
-        <w:t xml:space="preserve"> Multicenter-Studie zur Entwicklung eines ResNet50-basierten Deep-Learning-Modells zur nicht-invasiven Vorhersage von tertiären lymphoiden Strukturen (TLS) aus CT mit prospektiver Validierung in einer Immunochemotherapie-Kohorte.</w:t>
+        <w:t>Vergleichende Evaluierung von Large Language Models und quantenverbesserten hybriden Architekturen zur De-Identifikation von 1000 portugiesischen klinischen Notizen mit manueller Annotation von 500 Testfällen.</w:t>
       </w:r>
     </w:p>
     <w:p>
@@ -104,7 +104,7 @@
         <w:t xml:space="preserve">Ergebnis: </w:t>
       </w:r>
       <w:r>
-        <w:t xml:space="preserve"> Im Trainingssatz AUC 0,987, internaler Validierungssatz AUC 0,937, externer Validierungssatz AUC 0,853. In der prospektiven Immunochemotherapie-Kohorte (n=44): pathologieverifizierte AUC 0,929 (Spezifität 1,000). DLN-hohe Patienten zeigten signifikant bessere Ansprechrate (90,0% vs. 26,5%, p=0,001), progressionsfreies Überleben (median 13,1 vs. 5,3 Monate, p&lt;0,001) und Gesamtüberleben (median 17,6 vs. 8,7 Monate, p&lt;0,001).</w:t>
+        <w:t>Dynex-QML-70B erreichte F1-Score von 0,855 (95%-KI 0,823-0,880), übertraf Llama-3.3-70B mit 0,726 (KI 0,704-0,747) signifikant (p&lt;0,001) und war schneller (7,97 vs. 8,52 Sekunden pro Note, p&lt;0,001).</w:t>
       </w:r>
     </w:p>
     <w:p>
@@ -119,7 +119,7 @@
         <w:rPr>
           <w:sz w:val="19"/>
         </w:rPr>
-        <w:t xml:space="preserve"> Chinesische Studie an Onkologie-Kohorte, aber international vergleichbare Datenqualität und prospektive Validierung zeigen Versorgungsrelevanz.</w:t>
+        <w:t>Portugal, vergleichbare Datenschutzanforderungen wie DSGVO in Deutschland.</w:t>
       </w:r>
     </w:p>
     <w:p>
@@ -128,7 +128,7 @@
           <w:color w:val="5A7D3A"/>
           <w:sz w:val="18"/>
         </w:rPr>
-        <w:t>https://pubmed.ncbi.nlm.nih.gov/ 42731878/</w:t>
+        <w:t>https://pubmed.ncbi.nlm.nih.gov/42735382/</w:t>
       </w:r>
     </w:p>
     <w:p>
@@ -136,7 +136,7 @@
         <w:pStyle w:val="Heading2"/>
       </w:pPr>
       <w:r>
-        <w:t xml:space="preserve"> SMS-Erinnerungen zur Steigerung von Gebärmutterhals-Screenings bei schwerer psychischer Erkrankung</w:t>
+        <w:t>Machine Learning zur Vorhersage von kultur-bestätigter neonataler Sepsis im Intensivbereich</w:t>
       </w:r>
     </w:p>
     <w:p>
@@ -146,12 +146,12 @@
           <w:color w:val="666666"/>
           <w:sz w:val="18"/>
         </w:rPr>
-        <w:t xml:space="preserve"> BMJ Open  ·   2026  ·  PMID  42731841</w:t>
+        <w:t>Badran E et al.  ·  JMIR Med Inform  ·  14.09.2026  ·  PMID 42735002</w:t>
       </w:r>
     </w:p>
     <w:p>
       <w:r>
-        <w:t xml:space="preserve"> Pilot-RCT mit verhaltensgestützten SMS-Erinnerungen an Personen mit schwerer psychischer Erkrankung, bei denen eine Gebärmutterhalsuntersuchung ausstand.</w:t>
+        <w:t>Retrospektive Kohortenstudie mit 3274 Neugeborenen (80% Training, 20% Test) aus Jordanien zur Evaluierung von XGBoost, Decision Trees und Neural Networks mit SMOTE-Übersampling zur Sepsis-Vorhersage.</w:t>
       </w:r>
     </w:p>
     <w:p>
@@ -162,7 +162,7 @@
         <w:t xml:space="preserve">Ergebnis: </w:t>
       </w:r>
       <w:r>
-        <w:t xml:space="preserve"> Von 150 randomisierten Teilnehmern wurden 88% SMS zugestellt (85% Intervention, 91% Kontrolle); nur 5 Teilnehmer (3,3%) nahmen an der Screening-Untersuchung teil. Primäre Machbarkeitsmessungen zeigten Viabilität (Rekrutierung 27%, Retention 77-100%, Datenvollständigkeit 64%), jedoch war die Umfrageantwortquote niedrig (7%).</w:t>
+        <w:t>XGBoost: Accuracy 94% (616/655 Vorhersagen, 95%-KI 92-96%), Sensitivität 98% (95/97 Fälle, KI 96-99%), AUC 0,98 (KI 0,97-0,99); wichtigste Prädiktoren: C-reaktives Protein, Thrombozytenzahl, Gestationsalter.</w:t>
       </w:r>
     </w:p>
     <w:p>
@@ -177,7 +177,7 @@
         <w:rPr>
           <w:sz w:val="19"/>
         </w:rPr>
-        <w:t xml:space="preserve"> Großbritannien, vergleichbares NHS-System, aber geringe Effektivität in dieser Population.</w:t>
+        <w:t>Jordanien (Tertiary NICU), vergleichbarer Ressourcenmangel wie LMIC-Kliniken, aber extern zu validieren.</w:t>
       </w:r>
     </w:p>
     <w:p>
@@ -186,7 +186,7 @@
           <w:color w:val="5A7D3A"/>
           <w:sz w:val="18"/>
         </w:rPr>
-        <w:t>https://pubmed.ncbi.nlm.nih.gov/ 42731841/</w:t>
+        <w:t>https://pubmed.ncbi.nlm.nih.gov/42735002/</w:t>
       </w:r>
     </w:p>
     <w:p>
@@ -194,7 +194,7 @@
         <w:pStyle w:val="Heading2"/>
       </w:pPr>
       <w:r>
-        <w:t xml:space="preserve"> Radiomics und Machine Learning zur Erkennung von Myokardinfarkten in Leichenaufnahmen</w:t>
+        <w:t>Verhaltensgesteuerte SMS-Erinnerungen zur Cervixkrebsvorsorge bei schweren psychischen Erkrankungen: Pilot-RCT</w:t>
       </w:r>
     </w:p>
     <w:p>
@@ -204,12 +204,12 @@
           <w:color w:val="666666"/>
           <w:sz w:val="18"/>
         </w:rPr>
-        <w:t xml:space="preserve"> Eur Radiol Exp  ·   2026  ·  PMID  42726426</w:t>
+        <w:t>Nichol B et al.  ·  BMJ Open  ·  11.09.2026  ·  PMID 42731841</w:t>
       </w:r>
     </w:p>
     <w:p>
       <w:r>
-        <w:t xml:space="preserve"> Retrospektive Studie zur Erkennung von autopsiebefundierten Myokardinfarkten mittels radiomic-Features aus postmortem-CT und Machine Learning.</w:t>
+        <w:t>Machbarkeitsstudie mit randomisierter Zuweisung von 150 Patienten (75 pro Arm) zu verstärkter oder Standard-SMS-Erinnerung in 13 englischen Hausarztpraxen, Follow-up nach 18 Wochen.</w:t>
       </w:r>
     </w:p>
     <w:p>
@@ -220,7 +220,7 @@
         <w:t xml:space="preserve">Ergebnis: </w:t>
       </w:r>
       <w:r>
-        <w:t xml:space="preserve"> Logistische Regression mit bester Performance: AUC 0,817 ± 0,12; Genauigkeit 0,746 ± 0,05; Sensitivität 0,764 ± 0,14; Spezifität 0,724 ± 0,13. Support Vector Machines und Random Forest zeigten vergleichbare AUC (0,814 ± 0,10 und 0,814 ± 0,08).</w:t>
+        <w:t>SMS-Lieferrate 88% (Intervention 85%, Kontrollgruppe 91%), 5 Patienten besuchten Screening in Studienperiode, Machbarkeitskriterien erfüllt (Praxis-Rekrutierung 27%, Retention 77-100%, Datenvollständigkeit 64%), aber Fragebogenrücklaufquote niedrig (7%).</w:t>
       </w:r>
     </w:p>
     <w:p>
@@ -235,7 +235,7 @@
         <w:rPr>
           <w:sz w:val="19"/>
         </w:rPr>
-        <w:t xml:space="preserve"> Deutsche Studie (Bonn), Machbarkeitsbefund, aber forensisches Setting, klinische Anwendbarkeit begrenzt.</w:t>
+        <w:t>England, psychische Gesundheit und Prävention im Nationalgesundheitssystem.</w:t>
       </w:r>
     </w:p>
     <w:p>
@@ -244,7 +244,7 @@
           <w:color w:val="5A7D3A"/>
           <w:sz w:val="18"/>
         </w:rPr>
-        <w:t>https://pubmed.ncbi.nlm.nih.gov/ 42726426/</w:t>
+        <w:t>https://pubmed.ncbi.nlm.nih.gov/42731841/</w:t>
       </w:r>
     </w:p>
     <w:p>
@@ -252,7 +252,7 @@
         <w:pStyle w:val="Heading2"/>
       </w:pPr>
       <w:r>
-        <w:t xml:space="preserve"> Blutgefäßschonung in der Protonenstrahlentherapie: Dosisreduktion mit computergestützter Optimierung</w:t>
+        <w:t>Deep Learning für automatische Axon-Segmentierung in Bielschowsky-Silberfärbung</w:t>
       </w:r>
     </w:p>
     <w:p>
@@ -262,12 +262,12 @@
           <w:color w:val="666666"/>
           <w:sz w:val="18"/>
         </w:rPr>
-        <w:t xml:space="preserve"> J Appl Clin Med Phys  ·   2026  ·  PMID  42717666</w:t>
+        <w:t>Schönenberger L et al.  ·  Neuroinformatics  ·  08.09.2026  ·  PMID 42709277</w:t>
       </w:r>
     </w:p>
     <w:p>
       <w:r>
-        <w:t xml:space="preserve"> Vergleichende Dosimetrie-Studie mit Patient-spezifischen cerebrovaskulären Modellen zur Optimierung der Strahlenbelastung auf Blutgefäße bei Glioblastoma-Radiotherapie.</w:t>
+        <w:t>Attention U-Net mit Focal-Tversky-Loss für automatisierte Axon-Quantifizierung in histologischen MS-Gehirnproben, trainiert auf 33 manuell annotierte Bildkacheln (25 Mio. Pixel) aus 26 Präparaten.</w:t>
       </w:r>
     </w:p>
     <w:p>
@@ -278,7 +278,7 @@
         <w:t xml:space="preserve">Ergebnis: </w:t>
       </w:r>
       <w:r>
-        <w:t xml:space="preserve"> Mit computergestützter Gefäßschonung reduzierte sich die mittlere Gefäßdosis signifikant: von 6,5 ± 2,9 Gy(RBE) (konventionell) auf 3,8 ± 1,6 Gy(RBE) (mit Schonung); D10% fiel von 29,5 ± 13,4 auf 13,4 ± 8,7 Gy(RBE). Zielabdeckung blieb erhalten.</w:t>
+        <w:t>Auf Test-Set (8 nicht gesehene Kacheln): F1/Dice 0,717, IoU 0,584; Mensch-zu-Mensch F1 0,637-0,671, Modell-zu-Mensch F1 0,681-0,736 (Modell erreichte oder übertraf menschliche Decke); reduzierte manuelle Aufwand erheblich.</w:t>
       </w:r>
     </w:p>
     <w:p>
@@ -293,7 +293,7 @@
         <w:rPr>
           <w:sz w:val="19"/>
         </w:rPr>
-        <w:t xml:space="preserve"> USA-Studie, aber dosimetrischer Befund physikalisch/biologisch universal anwendbar.</w:t>
+        <w:t>Schweiz (Basel), Multiple-Sklerose-Neuropathologie, Histopathologie-Anwendung.</w:t>
       </w:r>
     </w:p>
     <w:p>
@@ -302,7 +302,7 @@
           <w:color w:val="5A7D3A"/>
           <w:sz w:val="18"/>
         </w:rPr>
-        <w:t>https://pubmed.ncbi.nlm.nih.gov/ 42717666/</w:t>
+        <w:t>https://pubmed.ncbi.nlm.nih.gov/42709277/</w:t>
       </w:r>
     </w:p>
     <w:p>
@@ -310,7 +310,7 @@
         <w:pStyle w:val="Heading2"/>
       </w:pPr>
       <w:r>
-        <w:t xml:space="preserve"> Smartphone-App zur Quantifizierung von Bindehautrötung mittels Gefäßdichteanaly se</w:t>
+        <w:t>Smartphone-App zur objektiven Quantifizierung von Bindehaut-Hyperämie mittels Gefäßdichte</w:t>
       </w:r>
     </w:p>
     <w:p>
@@ -320,12 +320,12 @@
           <w:color w:val="666666"/>
           <w:sz w:val="18"/>
         </w:rPr>
-        <w:t xml:space="preserve"> Transl Vis Sci Technol  ·   2026  ·  PMID  42708554</w:t>
+        <w:t>Rubegni G et al.  ·  Transl Vis Sci Technol  ·  01.09.2026  ·  PMID 42708554</w:t>
       </w:r>
     </w:p>
     <w:p>
       <w:r>
-        <w:t xml:space="preserve"> Entwicklung einer Smartphone-Anwendung (Conjunctiva VD) zur objektiven Quantifizierung von Bindehautrötung durch automatisierte Gefäßsegmentierung in Echtzeit.</w:t>
+        <w:t>Entwicklung einer mobilen Anwendung (Conjunctiva VD) für automatische Gefäßdichte-Messung auf 100 Bilder aus öffentlichen Datensätzen, validiert gegen drei Experten-Bewertungen.</w:t>
       </w:r>
     </w:p>
     <w:p>
@@ -336,7 +336,7 @@
         <w:t xml:space="preserve">Ergebnis: </w:t>
       </w:r>
       <w:r>
-        <w:t xml:space="preserve"> Hochgradige Übereinstimmung zwischen Experten (quadratic-weighted κ = 0,854-0,885 für Efron-Benotung; ICC = 0,910 für subjektive Gefäßdichte). App-abgeleitete Gefäßdichte korrelierte stark mit Expert-Beurteilung (Spearman ρ = 0,780-0,807, p &lt; 0,001) und subjektiver VD-Schätzung (ρ = 0,814-0,843, p &lt; 0,001).</w:t>
+        <w:t>Inter-Rater-Reliabilität Efron-Grading κ 0,854-0,885, App-VD korrelierte stark mit Efron-Graden (Spearman ρ 0,780-0,807, alle p&lt;0,001) und Experten-VD-Schätzung (ρ 0,814-0,843, alle p&lt;0,001).</w:t>
       </w:r>
     </w:p>
     <w:p>
@@ -351,7 +351,7 @@
         <w:rPr>
           <w:sz w:val="19"/>
         </w:rPr>
-        <w:t xml:space="preserve"> Italienisch-deutsche Studie, tragbares Screening-Werkzeug, übertragbar auf deutsche Teleophthalmologie-Netzwerke.</w:t>
+        <w:t>Italien, Teleophthalmologie, Mobil-Healthcare im ambulanten Screening.</w:t>
       </w:r>
     </w:p>
     <w:p>
@@ -360,7 +360,7 @@
           <w:color w:val="5A7D3A"/>
           <w:sz w:val="18"/>
         </w:rPr>
-        <w:t>https://pubmed.ncbi.nlm.nih.gov/ 42708554/</w:t>
+        <w:t>https://pubmed.ncbi.nlm.nih.gov/42708554/</w:t>
       </w:r>
     </w:p>
     <w:p>
@@ -368,7 +368,7 @@
         <w:pStyle w:val="Heading2"/>
       </w:pPr>
       <w:r>
-        <w:t xml:space="preserve"> Deep Learning zur automatisierten Segmentierung der langen Bizepssehne in Arthroskopie-Bildern</w:t>
+        <w:t>Deep Learning für automatische Segment-Erkennung des Bizeps-Sehne in Arthroskopie-Bildern</w:t>
       </w:r>
     </w:p>
     <w:p>
@@ -378,12 +378,12 @@
           <w:color w:val="666666"/>
           <w:sz w:val="18"/>
         </w:rPr>
-        <w:t xml:space="preserve"> Sci Prog  ·   2026  ·  PMID  42704781</w:t>
+        <w:t>Schumann N et al.  ·  Sci Prog  ·  07.09.2026  ·  PMID 42704781</w:t>
       </w:r>
     </w:p>
     <w:p>
       <w:r>
-        <w:t xml:space="preserve"> Evaluierung eines MASKRCNN_RESNET50_FPN-Modells zur automatisierten Erkennung und Segmentierung der langen Bizepssehne in arthrosk opischen Bildern mit dem Ziel, subjektive operative Entscheidungen zu objektivieren.</w:t>
+        <w:t>Retrospektive Kohortenstudie mit 200 manuell annotiert Arthroskopie-Bildern von 124 Patienten zur Evaluierung von MASKRCNN_RESNET50_FPN für objektive Segmentierung des langen Bizepskopfs.</w:t>
       </w:r>
     </w:p>
     <w:p>
@@ -394,7 +394,7 @@
         <w:t xml:space="preserve">Ergebnis: </w:t>
       </w:r>
       <w:r>
-        <w:t xml:space="preserve"> Expert-Evaluierung auf 400 Validierungsbildern: Precision 0,88; automatische Pixelauswertung auf derselben Menge: Precision 0,83, Recall 0,86, F1-Score 0,83, IoU 0,76 (Median-IoU 0,90). U-Net-Vergleich zeigte höhere IoU (0,91, Wilcoxon p &lt; 0,001), aber MASKRCNN war robust über Sehnenorientierungen hinweg.</w:t>
+        <w:t>Expert-Evaluation: Precision 0,88; automatische Pixel-Ebene: mittlere Precision 0,83, Recall 0,86, F1-Score 0,83, IoU 0,76; Modell zeigte konsistente Performance über Sehnenarenierungen; U-Net erzielte höheres IoU 0,91 (p&lt;0,001).</w:t>
       </w:r>
     </w:p>
     <w:p>
@@ -409,7 +409,7 @@
         <w:rPr>
           <w:sz w:val="19"/>
         </w:rPr>
-        <w:t xml:space="preserve"> Deutsche (Bochum) Studie an Krankenhausdaten, operativer Workf low-Kontext, aber externe Validierung ausstehend.</w:t>
+        <w:t>Deutschland (Bochum), operativer Arbeitsplatz, intraoperative Entscheidungsunterstützung.</w:t>
       </w:r>
     </w:p>
     <w:p>
@@ -418,7 +418,7 @@
           <w:color w:val="5A7D3A"/>
           <w:sz w:val="18"/>
         </w:rPr>
-        <w:t>https://pubmed.ncbi.nlm.nih.gov/ 42704781/</w:t>
+        <w:t>https://pubmed.ncbi.nlm.nih.gov/42704781/</w:t>
       </w:r>
     </w:p>
     <w:sectPr>

--- a/download/studien-aktuell.docx
+++ b/download/studien-aktuell.docx
@@ -62,7 +62,7 @@
           <w:color w:val="666666"/>
           <w:sz w:val="18"/>
         </w:rPr>
-        <w:t>Stand: 15.09.2026  |  6 Studien  |  ki.m-vf.de</w:t>
+        <w:t>Stand: 15.09.2026  |  3 Studien  |  ki.m-vf.de</w:t>
       </w:r>
     </w:p>
     <w:p>
@@ -194,64 +194,6 @@
         <w:pStyle w:val="Heading2"/>
       </w:pPr>
       <w:r>
-        <w:t>Verhaltensgesteuerte SMS-Erinnerungen zur Cervixkrebsvorsorge bei schweren psychischen Erkrankungen: Pilot-RCT</w:t>
-      </w:r>
-    </w:p>
-    <w:p>
-      <w:r>
-        <w:rPr>
-          <w:i/>
-          <w:color w:val="666666"/>
-          <w:sz w:val="18"/>
-        </w:rPr>
-        <w:t>Nichol B et al.  ·  BMJ Open  ·  11.09.2026  ·  PMID 42731841</w:t>
-      </w:r>
-    </w:p>
-    <w:p>
-      <w:r>
-        <w:t>Machbarkeitsstudie mit randomisierter Zuweisung von 150 Patienten (75 pro Arm) zu verstärkter oder Standard-SMS-Erinnerung in 13 englischen Hausarztpraxen, Follow-up nach 18 Wochen.</w:t>
-      </w:r>
-    </w:p>
-    <w:p>
-      <w:r>
-        <w:rPr>
-          <w:b/>
-        </w:rPr>
-        <w:t xml:space="preserve">Ergebnis: </w:t>
-      </w:r>
-      <w:r>
-        <w:t>SMS-Lieferrate 88% (Intervention 85%, Kontrollgruppe 91%), 5 Patienten besuchten Screening in Studienperiode, Machbarkeitskriterien erfüllt (Praxis-Rekrutierung 27%, Retention 77-100%, Datenvollständigkeit 64%), aber Fragebogenrücklaufquote niedrig (7%).</w:t>
-      </w:r>
-    </w:p>
-    <w:p>
-      <w:r>
-        <w:rPr>
-          <w:b/>
-          <w:sz w:val="19"/>
-        </w:rPr>
-        <w:t xml:space="preserve">Übertragbarkeit: </w:t>
-      </w:r>
-      <w:r>
-        <w:rPr>
-          <w:sz w:val="19"/>
-        </w:rPr>
-        <w:t>England, psychische Gesundheit und Prävention im Nationalgesundheitssystem.</w:t>
-      </w:r>
-    </w:p>
-    <w:p>
-      <w:r>
-        <w:rPr>
-          <w:color w:val="5A7D3A"/>
-          <w:sz w:val="18"/>
-        </w:rPr>
-        <w:t>https://pubmed.ncbi.nlm.nih.gov/42731841/</w:t>
-      </w:r>
-    </w:p>
-    <w:p>
-      <w:pPr>
-        <w:pStyle w:val="Heading2"/>
-      </w:pPr>
-      <w:r>
         <w:t>Deep Learning für automatische Axon-Segmentierung in Bielschowsky-Silberfärbung</w:t>
       </w:r>
     </w:p>
@@ -303,122 +245,6 @@
           <w:sz w:val="18"/>
         </w:rPr>
         <w:t>https://pubmed.ncbi.nlm.nih.gov/42709277/</w:t>
-      </w:r>
-    </w:p>
-    <w:p>
-      <w:pPr>
-        <w:pStyle w:val="Heading2"/>
-      </w:pPr>
-      <w:r>
-        <w:t>Smartphone-App zur objektiven Quantifizierung von Bindehaut-Hyperämie mittels Gefäßdichte</w:t>
-      </w:r>
-    </w:p>
-    <w:p>
-      <w:r>
-        <w:rPr>
-          <w:i/>
-          <w:color w:val="666666"/>
-          <w:sz w:val="18"/>
-        </w:rPr>
-        <w:t>Rubegni G et al.  ·  Transl Vis Sci Technol  ·  01.09.2026  ·  PMID 42708554</w:t>
-      </w:r>
-    </w:p>
-    <w:p>
-      <w:r>
-        <w:t>Entwicklung einer mobilen Anwendung (Conjunctiva VD) für automatische Gefäßdichte-Messung auf 100 Bilder aus öffentlichen Datensätzen, validiert gegen drei Experten-Bewertungen.</w:t>
-      </w:r>
-    </w:p>
-    <w:p>
-      <w:r>
-        <w:rPr>
-          <w:b/>
-        </w:rPr>
-        <w:t xml:space="preserve">Ergebnis: </w:t>
-      </w:r>
-      <w:r>
-        <w:t>Inter-Rater-Reliabilität Efron-Grading κ 0,854-0,885, App-VD korrelierte stark mit Efron-Graden (Spearman ρ 0,780-0,807, alle p&lt;0,001) und Experten-VD-Schätzung (ρ 0,814-0,843, alle p&lt;0,001).</w:t>
-      </w:r>
-    </w:p>
-    <w:p>
-      <w:r>
-        <w:rPr>
-          <w:b/>
-          <w:sz w:val="19"/>
-        </w:rPr>
-        <w:t xml:space="preserve">Übertragbarkeit: </w:t>
-      </w:r>
-      <w:r>
-        <w:rPr>
-          <w:sz w:val="19"/>
-        </w:rPr>
-        <w:t>Italien, Teleophthalmologie, Mobil-Healthcare im ambulanten Screening.</w:t>
-      </w:r>
-    </w:p>
-    <w:p>
-      <w:r>
-        <w:rPr>
-          <w:color w:val="5A7D3A"/>
-          <w:sz w:val="18"/>
-        </w:rPr>
-        <w:t>https://pubmed.ncbi.nlm.nih.gov/42708554/</w:t>
-      </w:r>
-    </w:p>
-    <w:p>
-      <w:pPr>
-        <w:pStyle w:val="Heading2"/>
-      </w:pPr>
-      <w:r>
-        <w:t>Deep Learning für automatische Segment-Erkennung des Bizeps-Sehne in Arthroskopie-Bildern</w:t>
-      </w:r>
-    </w:p>
-    <w:p>
-      <w:r>
-        <w:rPr>
-          <w:i/>
-          <w:color w:val="666666"/>
-          <w:sz w:val="18"/>
-        </w:rPr>
-        <w:t>Schumann N et al.  ·  Sci Prog  ·  07.09.2026  ·  PMID 42704781</w:t>
-      </w:r>
-    </w:p>
-    <w:p>
-      <w:r>
-        <w:t>Retrospektive Kohortenstudie mit 200 manuell annotiert Arthroskopie-Bildern von 124 Patienten zur Evaluierung von MASKRCNN_RESNET50_FPN für objektive Segmentierung des langen Bizepskopfs.</w:t>
-      </w:r>
-    </w:p>
-    <w:p>
-      <w:r>
-        <w:rPr>
-          <w:b/>
-        </w:rPr>
-        <w:t xml:space="preserve">Ergebnis: </w:t>
-      </w:r>
-      <w:r>
-        <w:t>Expert-Evaluation: Precision 0,88; automatische Pixel-Ebene: mittlere Precision 0,83, Recall 0,86, F1-Score 0,83, IoU 0,76; Modell zeigte konsistente Performance über Sehnenarenierungen; U-Net erzielte höheres IoU 0,91 (p&lt;0,001).</w:t>
-      </w:r>
-    </w:p>
-    <w:p>
-      <w:r>
-        <w:rPr>
-          <w:b/>
-          <w:sz w:val="19"/>
-        </w:rPr>
-        <w:t xml:space="preserve">Übertragbarkeit: </w:t>
-      </w:r>
-      <w:r>
-        <w:rPr>
-          <w:sz w:val="19"/>
-        </w:rPr>
-        <w:t>Deutschland (Bochum), operativer Arbeitsplatz, intraoperative Entscheidungsunterstützung.</w:t>
-      </w:r>
-    </w:p>
-    <w:p>
-      <w:r>
-        <w:rPr>
-          <w:color w:val="5A7D3A"/>
-          <w:sz w:val="18"/>
-        </w:rPr>
-        <w:t>https://pubmed.ncbi.nlm.nih.gov/42704781/</w:t>
       </w:r>
     </w:p>
     <w:sectPr>

--- a/download/studien-aktuell.docx
+++ b/download/studien-aktuell.docx
@@ -62,7 +62,7 @@
           <w:color w:val="666666"/>
           <w:sz w:val="18"/>
         </w:rPr>
-        <w:t>Stand: 15.09.2026  |  3 Studien  |  ki.m-vf.de</w:t>
+        <w:t>Stand: 16.09.2026  |  6 Studien  |  ki.m-vf.de</w:t>
       </w:r>
     </w:p>
     <w:p>
@@ -70,7 +70,7 @@
         <w:pStyle w:val="Heading1"/>
       </w:pPr>
       <w:r>
-        <w:t>Aufgenommen am 15.09.2026</w:t>
+        <w:t>Aufgenommen am 16.09.2026</w:t>
       </w:r>
     </w:p>
     <w:p>
@@ -78,7 +78,7 @@
         <w:pStyle w:val="Heading2"/>
       </w:pPr>
       <w:r>
-        <w:t>LLM-basierte Anonymisierung klinischer Textdaten: Quantenoptimierung zeigt bessere Genauigkeit</w:t>
+        <w:t>Chatbot-Typ und normative Nachrichten beeinflussen Nutzungsintention</w:t>
       </w:r>
     </w:p>
     <w:p>
@@ -88,12 +88,12 @@
           <w:color w:val="666666"/>
           <w:sz w:val="18"/>
         </w:rPr>
-        <w:t>Rahmeh S et al.  ·  J Med Internet Res  ·  14.09.2026  ·  PMID 42735382</w:t>
+        <w:t>Liao Y et al.  ·  J Med Internet Res  ·  15.09.2026  ·  PMID 42743590</w:t>
       </w:r>
     </w:p>
     <w:p>
       <w:r>
-        <w:t>Vergleichende Evaluierung von Large Language Models und quantenverbesserten hybriden Architekturen zur De-Identifikation von 1000 portugiesischen klinischen Notizen mit manueller Annotation von 500 Testfällen.</w:t>
+        <w:t>RCT (N=1000 US-Erwachsene) mit 4×2-Design, das Nachrichtentyp (Norm-Framing) und Chatbot-Typ (KI vs. regelbasiert) auf Akzeptanz und Nutzungsintention prüft.</w:t>
       </w:r>
     </w:p>
     <w:p>
@@ -104,7 +104,7 @@
         <w:t xml:space="preserve">Ergebnis: </w:t>
       </w:r>
       <w:r>
-        <w:t>Dynex-QML-70B erreichte F1-Score von 0,855 (95%-KI 0,823-0,880), übertraf Llama-3.3-70B mit 0,726 (KI 0,704-0,747) signifikant (p&lt;0,001) und war schneller (7,97 vs. 8,52 Sekunden pro Note, p&lt;0,001).</w:t>
+        <w:t>Peer- und familienorientierte Nachrichten führten zu höherer Nutzungsintention als Experten-Nachrichten. KI-Chatbots zeigten höhere Nutzungsintention (p=0,02) und höheres Vertrauen (p=0,008). Modell erklärt 50,8 % Varianz in Nutzungsintention. Vertrauen (β=0,33; p&lt;0,001) und Datenschutzbedenken (β=-0,11; p&lt;0,001) waren zentrale Prädiktoren.</w:t>
       </w:r>
     </w:p>
     <w:p>
@@ -119,7 +119,7 @@
         <w:rPr>
           <w:sz w:val="19"/>
         </w:rPr>
-        <w:t>Portugal, vergleichbare Datenschutzanforderungen wie DSGVO in Deutschland.</w:t>
+        <w:t>USA; Befunde zu Vertrauen und Datenschutz übertragbar, Nutzer-Population begrenzt</w:t>
       </w:r>
     </w:p>
     <w:p>
@@ -128,7 +128,7 @@
           <w:color w:val="5A7D3A"/>
           <w:sz w:val="18"/>
         </w:rPr>
-        <w:t>https://pubmed.ncbi.nlm.nih.gov/42735382/</w:t>
+        <w:t>https://pubmed.ncbi.nlm.nih.gov/42743590/</w:t>
       </w:r>
     </w:p>
     <w:p>
@@ -136,7 +136,7 @@
         <w:pStyle w:val="Heading2"/>
       </w:pPr>
       <w:r>
-        <w:t>Machine Learning zur Vorhersage von kultur-bestätigter neonataler Sepsis im Intensivbereich</w:t>
+        <w:t>Machine-Learning-Modell zur Hypertonie-Früherkennung im NHS</w:t>
       </w:r>
     </w:p>
     <w:p>
@@ -146,12 +146,12 @@
           <w:color w:val="666666"/>
           <w:sz w:val="18"/>
         </w:rPr>
-        <w:t>Badran E et al.  ·  JMIR Med Inform  ·  14.09.2026  ·  PMID 42735002</w:t>
+        <w:t>Ihenetu G et al.  ·  J Med Internet Res  ·  15.09.2026  ·  PMID 42743441</w:t>
       </w:r>
     </w:p>
     <w:p>
       <w:r>
-        <w:t>Retrospektive Kohortenstudie mit 3274 Neugeborenen (80% Training, 20% Test) aus Jordanien zur Evaluierung von XGBoost, Decision Trees und Neural Networks mit SMOTE-Übersampling zur Sepsis-Vorhersage.</w:t>
+        <w:t>Retrospektive Kohortenanalyse eines ML-Modells zur Identifikation von undiagnostizierter Hypertonie in 1,8 Millionen Patienten der North West London Integrated Care.</w:t>
       </w:r>
     </w:p>
     <w:p>
@@ -162,7 +162,7 @@
         <w:t xml:space="preserve">Ergebnis: </w:t>
       </w:r>
       <w:r>
-        <w:t>XGBoost: Accuracy 94% (616/655 Vorhersagen, 95%-KI 92-96%), Sensitivität 98% (95/97 Fälle, KI 96-99%), AUC 0,98 (KI 0,97-0,99); wichtigste Prädiktoren: C-reaktives Protein, Thrombozytenzahl, Gestationsalter.</w:t>
+        <w:t>Sensitivität 62,7 % (95%-KI 62,5–62,8), Spezifität 60,7 % (95%-KI 60,5–60,8), positiver Vorhersagewert 31,5–42,9 %. Performance variierte nach Alter, Geschlecht und sozioökonomischem Status. Modell vergleichbar mit interpretablerem Regressionsmodell.</w:t>
       </w:r>
     </w:p>
     <w:p>
@@ -177,7 +177,7 @@
         <w:rPr>
           <w:sz w:val="19"/>
         </w:rPr>
-        <w:t>Jordanien (Tertiary NICU), vergleichbarer Ressourcenmangel wie LMIC-Kliniken, aber extern zu validieren.</w:t>
+        <w:t>Großbritannien (NHS), strukturelle Ähnlichkeit zu deutschen Systemen begrenzt</w:t>
       </w:r>
     </w:p>
     <w:p>
@@ -186,7 +186,7 @@
           <w:color w:val="5A7D3A"/>
           <w:sz w:val="18"/>
         </w:rPr>
-        <w:t>https://pubmed.ncbi.nlm.nih.gov/42735002/</w:t>
+        <w:t>https://pubmed.ncbi.nlm.nih.gov/42743441/</w:t>
       </w:r>
     </w:p>
     <w:p>
@@ -194,7 +194,7 @@
         <w:pStyle w:val="Heading2"/>
       </w:pPr>
       <w:r>
-        <w:t>Deep Learning für automatische Axon-Segmentierung in Bielschowsky-Silberfärbung</w:t>
+        <w:t>Clinical Decision Support für Demenz-Früherkennung mit flexiblem Zeitfenster</w:t>
       </w:r>
     </w:p>
     <w:p>
@@ -204,12 +204,12 @@
           <w:color w:val="666666"/>
           <w:sz w:val="18"/>
         </w:rPr>
-        <w:t>Schönenberger L et al.  ·  Neuroinformatics  ·  08.09.2026  ·  PMID 42709277</w:t>
+        <w:t>Ez-Zizi A et al.  ·  J Med Syst  ·  15.09.2026  ·  PMID 42742759</w:t>
       </w:r>
     </w:p>
     <w:p>
       <w:r>
-        <w:t>Attention U-Net mit Focal-Tversky-Loss für automatisierte Axon-Quantifizierung in histologischen MS-Gehirnproben, trainiert auf 33 manuell annotierte Bildkacheln (25 Mio. Pixel) aus 26 Präparaten.</w:t>
+        <w:t>ML-Modell zur Diagnose und Vorhersage der Demenzentwicklung bis 10 Jahre in UK-Sekundärversorgung, mit Explainability und Fairness-Analyse auf NACC-Daten trainiert.</w:t>
       </w:r>
     </w:p>
     <w:p>
@@ -220,7 +220,7 @@
         <w:t xml:space="preserve">Ergebnis: </w:t>
       </w:r>
       <w:r>
-        <w:t>Auf Test-Set (8 nicht gesehene Kacheln): F1/Dice 0,717, IoU 0,584; Mensch-zu-Mensch F1 0,637-0,671, Modell-zu-Mensch F1 0,681-0,736 (Modell erreichte oder übertraf menschliche Decke); reduzierte manuelle Aufwand erheblich.</w:t>
+        <w:t>Gleiche Visite: Sensitivität 0,951 (95%-KI 0,947–0,954), Spezifität 0,810 (0,805–0,814), AUC 0,959 (0,957–0,960). Über Zeitfenster (24–120 Monate): Sensitivität/Spezifität 0,808/0,856 bis 0,833/0,706. Fairness über Geschlecht, Rasse, Alter ähnlich, aber Sensitivität-Spezifität-Tradeoff variiert. Externe Validierung erforderlich vor Einsatz.</w:t>
       </w:r>
     </w:p>
     <w:p>
@@ -235,7 +235,7 @@
         <w:rPr>
           <w:sz w:val="19"/>
         </w:rPr>
-        <w:t>Schweiz (Basel), Multiple-Sklerose-Neuropathologie, Histopathologie-Anwendung.</w:t>
+        <w:t>Großbritannien, UK NHS-Workflows, aber Validierung ausstehend</w:t>
       </w:r>
     </w:p>
     <w:p>
@@ -244,7 +244,181 @@
           <w:color w:val="5A7D3A"/>
           <w:sz w:val="18"/>
         </w:rPr>
-        <w:t>https://pubmed.ncbi.nlm.nih.gov/42709277/</w:t>
+        <w:t>https://pubmed.ncbi.nlm.nih.gov/42742759/</w:t>
+      </w:r>
+    </w:p>
+    <w:p>
+      <w:pPr>
+        <w:pStyle w:val="Heading2"/>
+      </w:pPr>
+      <w:r>
+        <w:t>Digitale Gesundheitskompetenz vs. Wissenschaftsvertrauen bei Studierenden</w:t>
+      </w:r>
+    </w:p>
+    <w:p>
+      <w:r>
+        <w:rPr>
+          <w:i/>
+          <w:color w:val="666666"/>
+          <w:sz w:val="18"/>
+        </w:rPr>
+        <w:t>Sarcone A et al.  ·  Front Public Health  ·  31.08.2026  ·  PMID 42740965</w:t>
+      </w:r>
+    </w:p>
+    <w:p>
+      <w:r>
+        <w:t>Querschnittsumfrage (N=407 Studierende Universität Catanzaro) zu Informationsquellen, digitalen Bewertungsfähigkeiten und Wissenschaftshaltung.</w:t>
+      </w:r>
+    </w:p>
+    <w:p>
+      <w:r>
+        <w:rPr>
+          <w:b/>
+        </w:rPr>
+        <w:t xml:space="preserve">Ergebnis: </w:t>
+      </w:r>
+      <w:r>
+        <w:t>75,43 % nutzen Social Media als Quelle, nur 12,78 % halten sie für zuverlässig; 94,10 % vertrauen Ärzten. Nur 15,72 % berichten sichere kritische Bewertung online. Frauen zeigere höhere Sensibilität für ethische Dimension (OR 1,61). Positive Wissenschaftshaltung korreliert mit unterentwickelten Bewertungsfähigkeiten.</w:t>
+      </w:r>
+    </w:p>
+    <w:p>
+      <w:r>
+        <w:rPr>
+          <w:b/>
+          <w:sz w:val="19"/>
+        </w:rPr>
+        <w:t xml:space="preserve">Übertragbarkeit: </w:t>
+      </w:r>
+      <w:r>
+        <w:rPr>
+          <w:sz w:val="19"/>
+        </w:rPr>
+        <w:t>Italien, europäisches Setting; Befunde zur Medienkompetenz teilweise übertragbar</w:t>
+      </w:r>
+    </w:p>
+    <w:p>
+      <w:r>
+        <w:rPr>
+          <w:color w:val="5A7D3A"/>
+          <w:sz w:val="18"/>
+        </w:rPr>
+        <w:t>https://pubmed.ncbi.nlm.nih.gov/42740965/</w:t>
+      </w:r>
+    </w:p>
+    <w:p>
+      <w:pPr>
+        <w:pStyle w:val="Heading2"/>
+      </w:pPr>
+      <w:r>
+        <w:t>Zugang zur deutschen elektronischen Patientenakte – Qualitative Analyse der Implementierungsbarrieren</w:t>
+      </w:r>
+    </w:p>
+    <w:p>
+      <w:r>
+        <w:rPr>
+          <w:i/>
+          <w:color w:val="666666"/>
+          <w:sz w:val="18"/>
+        </w:rPr>
+        <w:t>May S et al.  ·  JMIR Mhealth Uhealth  ·  14.09.2026  ·  PMID 42735900</w:t>
+      </w:r>
+    </w:p>
+    <w:p>
+      <w:r>
+        <w:t>Qualitative Interviewstudie (N=23) zu Erfahrungen beim Zugriff auf die ePA über Krankenkassen-Apps während des Umstiegs auf Opt-out-Modell.</w:t>
+      </w:r>
+    </w:p>
+    <w:p>
+      <w:r>
+        <w:rPr>
+          <w:b/>
+        </w:rPr>
+        <w:t xml:space="preserve">Ergebnis: </w:t>
+      </w:r>
+      <w:r>
+        <w:t>Zugang funktioniert als fünfphasiger Prozess: Orientierung, technische Einstiegshürden, Verifikation, Unterbrechungen, Übergang zur Nutzung. 21 von 23 Teilnehmern erfolgreich; Barrieren akkumulieren über Phasen. Unklarer unmittelbarer Nutzen limitiert Übergang zur aktiven Nutzung.</w:t>
+      </w:r>
+    </w:p>
+    <w:p>
+      <w:r>
+        <w:rPr>
+          <w:b/>
+          <w:sz w:val="19"/>
+        </w:rPr>
+        <w:t xml:space="preserve">Übertragbarkeit: </w:t>
+      </w:r>
+      <w:r>
+        <w:rPr>
+          <w:sz w:val="19"/>
+        </w:rPr>
+        <w:t>Deutschland, direkt auf ePA4all-Projekt übertragbar</w:t>
+      </w:r>
+    </w:p>
+    <w:p>
+      <w:r>
+        <w:rPr>
+          <w:color w:val="5A7D3A"/>
+          <w:sz w:val="18"/>
+        </w:rPr>
+        <w:t>https://pubmed.ncbi.nlm.nih.gov/42735900/</w:t>
+      </w:r>
+    </w:p>
+    <w:p>
+      <w:pPr>
+        <w:pStyle w:val="Heading2"/>
+      </w:pPr>
+      <w:r>
+        <w:t>Tägliche Erinnerungen erhöhen Adhärenz bei elektronischem Kopfschmerztagebuch</w:t>
+      </w:r>
+    </w:p>
+    <w:p>
+      <w:r>
+        <w:rPr>
+          <w:i/>
+          <w:color w:val="666666"/>
+          <w:sz w:val="18"/>
+        </w:rPr>
+        <w:t>Ruscheweyh R et al.  ·  JMIR Mhealth Uhealth  ·  14.09.2026  ·  PMID 42735433</w:t>
+      </w:r>
+    </w:p>
+    <w:p>
+      <w:r>
+        <w:t>Retrospektive Kohortenstudie (N=4236 Nutzer der DMKG-App) nutzte 14-tägigen Reminderfehler 2023 zur Bewertung der Erinnerungsfunktion auf die Eintragungen.</w:t>
+      </w:r>
+    </w:p>
+    <w:p>
+      <w:r>
+        <w:rPr>
+          <w:b/>
+        </w:rPr>
+        <w:t xml:space="preserve">Ergebnis: </w:t>
+      </w:r>
+      <w:r>
+        <w:t>Fehlerphase: Rückgang der Einträge um 11,0 % (10,2 auf 9,1 pro Periode; p&lt;0,001), Verzögerung +46,3 % (1,90 auf 2,78 Tage; p&lt;0,001), Abbruchrate +32,2 % (4,0 % auf 5,2 %; p=0,002). Effekt größer bei Männern und bei geringerer Kopfschmerzfrequenz.</w:t>
+      </w:r>
+    </w:p>
+    <w:p>
+      <w:r>
+        <w:rPr>
+          <w:b/>
+          <w:sz w:val="19"/>
+        </w:rPr>
+        <w:t xml:space="preserve">Übertragbarkeit: </w:t>
+      </w:r>
+      <w:r>
+        <w:rPr>
+          <w:sz w:val="19"/>
+        </w:rPr>
+        <w:t>Deutschland, deutsches Forschungsteam, nationale klinische Datenstruktur</w:t>
+      </w:r>
+    </w:p>
+    <w:p>
+      <w:r>
+        <w:rPr>
+          <w:color w:val="5A7D3A"/>
+          <w:sz w:val="18"/>
+        </w:rPr>
+        <w:t>https://pubmed.ncbi.nlm.nih.gov/42735433/</w:t>
       </w:r>
     </w:p>
     <w:sectPr>

--- a/download/studien-aktuell.docx
+++ b/download/studien-aktuell.docx
@@ -62,7 +62,7 @@
           <w:color w:val="666666"/>
           <w:sz w:val="18"/>
         </w:rPr>
-        <w:t>Stand: 16.09.2026  |  6 Studien  |  ki.m-vf.de</w:t>
+        <w:t>Stand: 17.09.2026  |  6 Studien  |  ki.m-vf.de</w:t>
       </w:r>
     </w:p>
     <w:p>
@@ -70,7 +70,7 @@
         <w:pStyle w:val="Heading1"/>
       </w:pPr>
       <w:r>
-        <w:t>Aufgenommen am 16.09.2026</w:t>
+        <w:t>Aufgenommen am 17.09.2026</w:t>
       </w:r>
     </w:p>
     <w:p>
@@ -78,7 +78,7 @@
         <w:pStyle w:val="Heading2"/>
       </w:pPr>
       <w:r>
-        <w:t>Chatbot-Typ und normative Nachrichten beeinflussen Nutzungsintention</w:t>
+        <w:t>Implementierungsleitlinien für digitale Technologien in der häuslichen Altenpflege</w:t>
       </w:r>
     </w:p>
     <w:p>
@@ -88,12 +88,12 @@
           <w:color w:val="666666"/>
           <w:sz w:val="18"/>
         </w:rPr>
-        <w:t>Liao Y et al.  ·  J Med Internet Res  ·  15.09.2026  ·  PMID 42743590</w:t>
+        <w:t>Batchelor F et al.  ·  JMIR Form Res  ·  16.09.2026  ·  PMID 42748485</w:t>
       </w:r>
     </w:p>
     <w:p>
       <w:r>
-        <w:t>RCT (N=1000 US-Erwachsene) mit 4×2-Design, das Nachrichtentyp (Norm-Framing) und Chatbot-Typ (KI vs. regelbasiert) auf Akzeptanz und Nutzungsintention prüft.</w:t>
+        <w:t>Mixed-Methods-Studie mit Literaturreview, Umfragen (Patienten, Fachpersonen), Interviews (n=49), Co-Design-Workshop und Fallstudie zur Entwicklung von Implementierungsrichtlinien für Australiens häusliche Altenpflege.</w:t>
       </w:r>
     </w:p>
     <w:p>
@@ -104,7 +104,7 @@
         <w:t xml:space="preserve">Ergebnis: </w:t>
       </w:r>
       <w:r>
-        <w:t>Peer- und familienorientierte Nachrichten führten zu höherer Nutzungsintention als Experten-Nachrichten. KI-Chatbots zeigten höhere Nutzungsintention (p=0,02) und höheres Vertrauen (p=0,008). Modell erklärt 50,8 % Varianz in Nutzungsintention. Vertrauen (β=0,33; p&lt;0,001) und Datenschutzbedenken (β=-0,11; p&lt;0,001) waren zentrale Prädiktoren.</w:t>
+        <w:t>Identifiziert wurden 7 Schlüsseldomänen und 19 Subthemen: Technologiedesign, Datenschutz/Vertrauen, Schulung/Support, Organisationskultur, Patientenpflege, digitale Kompetenz und wahrgenommene Vorteile. Jedes Subthema erhielt Enabler, Barrieren und praktische Implementierungstipps. Fallstudie mit Smart Glasses validierte Anwendbarkeit der Richtlinien.</w:t>
       </w:r>
     </w:p>
     <w:p>
@@ -119,7 +119,7 @@
         <w:rPr>
           <w:sz w:val="19"/>
         </w:rPr>
-        <w:t>USA; Befunde zu Vertrauen und Datenschutz übertragbar, Nutzer-Population begrenzt</w:t>
+        <w:t>Australisches System, ähnliche Sozialversicherung wie Skandinavien, kulturelle Unterschiede zu Deutschland</w:t>
       </w:r>
     </w:p>
     <w:p>
@@ -128,7 +128,7 @@
           <w:color w:val="5A7D3A"/>
           <w:sz w:val="18"/>
         </w:rPr>
-        <w:t>https://pubmed.ncbi.nlm.nih.gov/42743590/</w:t>
+        <w:t>https://pubmed.ncbi.nlm.nih.gov/42748485/</w:t>
       </w:r>
     </w:p>
     <w:p>
@@ -136,7 +136,7 @@
         <w:pStyle w:val="Heading2"/>
       </w:pPr>
       <w:r>
-        <w:t>Machine-Learning-Modell zur Hypertonie-Früherkennung im NHS</w:t>
+        <w:t>Hybrid Neural Networks für dynamische Mortalitätsprognose bei Traumapatienten</w:t>
       </w:r>
     </w:p>
     <w:p>
@@ -146,12 +146,12 @@
           <w:color w:val="666666"/>
           <w:sz w:val="18"/>
         </w:rPr>
-        <w:t>Ihenetu G et al.  ·  J Med Internet Res  ·  15.09.2026  ·  PMID 42743441</w:t>
+        <w:t>Millarch AS et al.  ·  J Med Internet Res  ·  16.09.2026  ·  PMID 42748424</w:t>
       </w:r>
     </w:p>
     <w:p>
       <w:r>
-        <w:t>Retrospektive Kohortenanalyse eines ML-Modells zur Identifikation von undiagnostizierter Hypertonie in 1,8 Millionen Patienten der North West London Integrated Care.</w:t>
+        <w:t>Entwicklung und Evaluation eines KI-Modells aus dänischen Klinikdaten zur kontinuierlichen Vorhersage der 30-Tage-Mortalität bei Traumapatienten über den gesamten Behandlungsverlauf.</w:t>
       </w:r>
     </w:p>
     <w:p>
@@ -162,7 +162,7 @@
         <w:t xml:space="preserve">Ergebnis: </w:t>
       </w:r>
       <w:r>
-        <w:t>Sensitivität 62,7 % (95%-KI 62,5–62,8), Spezifität 60,7 % (95%-KI 60,5–60,8), positiver Vorhersagewert 31,5–42,9 %. Performance variierte nach Alter, Geschlecht und sozioökonomischem Status. Modell vergleichbar mit interpretablerem Regressionsmodell.</w:t>
+        <w:t>Das Modell erreichte bei der Holdout-Evaluation eine AUROC von 0,962 (95% KI 0,930–0,994) und übertraf etablierte Trauma-Scores (Revised Trauma Score: mittlere ΔAUROC +0,297). In der aktiven Kohorte zeigte es bereits eine Stunde nach Patientenkontakt eine AUROC von 0,905 (95% KI 0,856–0,953).</w:t>
       </w:r>
     </w:p>
     <w:p>
@@ -177,7 +177,7 @@
         <w:rPr>
           <w:sz w:val="19"/>
         </w:rPr>
-        <w:t>Großbritannien (NHS), strukturelle Ähnlichkeit zu deutschen Systemen begrenzt</w:t>
+        <w:t>Dänische Klinikdaten, europäisches Gesundheitssystem, direkt übertragbar</w:t>
       </w:r>
     </w:p>
     <w:p>
@@ -186,7 +186,7 @@
           <w:color w:val="5A7D3A"/>
           <w:sz w:val="18"/>
         </w:rPr>
-        <w:t>https://pubmed.ncbi.nlm.nih.gov/42743441/</w:t>
+        <w:t>https://pubmed.ncbi.nlm.nih.gov/42748424/</w:t>
       </w:r>
     </w:p>
     <w:p>
@@ -194,7 +194,7 @@
         <w:pStyle w:val="Heading2"/>
       </w:pPr>
       <w:r>
-        <w:t>Clinical Decision Support für Demenz-Früherkennung mit flexiblem Zeitfenster</w:t>
+        <w:t>Machine Learning zur 6-Monats-Mortalitätsprognose in Langzeitpflegeeinrichtungen</w:t>
       </w:r>
     </w:p>
     <w:p>
@@ -204,12 +204,12 @@
           <w:color w:val="666666"/>
           <w:sz w:val="18"/>
         </w:rPr>
-        <w:t>Ez-Zizi A et al.  ·  J Med Syst  ·  15.09.2026  ·  PMID 42742759</w:t>
+        <w:t>Tsai YC et al.  ·  JMIR Aging  ·  16.09.2026  ·  PMID 42748398</w:t>
       </w:r>
     </w:p>
     <w:p>
       <w:r>
-        <w:t>ML-Modell zur Diagnose und Vorhersage der Demenzentwicklung bis 10 Jahre in UK-Sekundärversorgung, mit Explainability und Fairness-Analyse auf NACC-Daten trainiert.</w:t>
+        <w:t>Entwicklung und temporale externe Validierung eines interpretierbaren Hybrid-XGBoost-Random-Forest-Modells aus Taiwanese Pflegedaten (n=23.901 Training, n=6.216 Validierung 2024).</w:t>
       </w:r>
     </w:p>
     <w:p>
@@ -220,7 +220,7 @@
         <w:t xml:space="preserve">Ergebnis: </w:t>
       </w:r>
       <w:r>
-        <w:t>Gleiche Visite: Sensitivität 0,951 (95%-KI 0,947–0,954), Spezifität 0,810 (0,805–0,814), AUC 0,959 (0,957–0,960). Über Zeitfenster (24–120 Monate): Sensitivität/Spezifität 0,808/0,856 bis 0,833/0,706. Fairness über Geschlecht, Rasse, Alter ähnlich, aber Sensitivität-Spezifität-Tradeoff variiert. Externe Validierung erforderlich vor Einsatz.</w:t>
+        <w:t>Das HybridXGBRF-Modell erzielte in der Trainingskohorte eine interne AUROC von 0,89 (95% KI 0,88–0,89) und bewahrte diese in der temporalen 2024-Validierung (AUROC 0,90, 95% KI 0,89–0,91), Genauigkeit 0,85, F1-Score 0,68. Kalibrierung war akzeptabel, Shapley-Analyse identifizierte häufige Hospitalisierungen, ADL-Beeinträchtigung und Gewichtsverlust als Hauptprädiktoren.</w:t>
       </w:r>
     </w:p>
     <w:p>
@@ -235,7 +235,7 @@
         <w:rPr>
           <w:sz w:val="19"/>
         </w:rPr>
-        <w:t>Großbritannien, UK NHS-Workflows, aber Validierung ausstehend</w:t>
+        <w:t>Taiwanese Langzeitpflege-Daten, übertragbar auf europäische Systeme mit ähnlichen Assessmentstrukturen</w:t>
       </w:r>
     </w:p>
     <w:p>
@@ -244,7 +244,7 @@
           <w:color w:val="5A7D3A"/>
           <w:sz w:val="18"/>
         </w:rPr>
-        <w:t>https://pubmed.ncbi.nlm.nih.gov/42742759/</w:t>
+        <w:t>https://pubmed.ncbi.nlm.nih.gov/42748398/</w:t>
       </w:r>
     </w:p>
     <w:p>
@@ -252,7 +252,7 @@
         <w:pStyle w:val="Heading2"/>
       </w:pPr>
       <w:r>
-        <w:t>Digitale Gesundheitskompetenz vs. Wissenschaftsvertrauen bei Studierenden</w:t>
+        <w:t>KI-gestützte Prostatakrebserkennung in MRI: quasi-kontinuierliches Risikoscoring</w:t>
       </w:r>
     </w:p>
     <w:p>
@@ -262,12 +262,12 @@
           <w:color w:val="666666"/>
           <w:sz w:val="18"/>
         </w:rPr>
-        <w:t>Sarcone A et al.  ·  Front Public Health  ·  31.08.2026  ·  PMID 42740965</w:t>
+        <w:t>Bayerl N et al.  ·  Cancer Imaging  ·  15.09.2026  ·  PMID 42745323</w:t>
       </w:r>
     </w:p>
     <w:p>
       <w:r>
-        <w:t>Querschnittsumfrage (N=407 Studierende Universität Catanzaro) zu Informationsquellen, digitalen Bewertungsfähigkeiten und Wissenschaftshaltung.</w:t>
+        <w:t>Validierung eines kommerziellen KI-Algorithmus gegen Biopsieresultate an deutschen Uniklinikdaten zur Detektion klinisch signifikanter Prostatakarzinome.</w:t>
       </w:r>
     </w:p>
     <w:p>
@@ -278,7 +278,7 @@
         <w:t xml:space="preserve">Ergebnis: </w:t>
       </w:r>
       <w:r>
-        <w:t>75,43 % nutzen Social Media als Quelle, nur 12,78 % halten sie für zuverlässig; 94,10 % vertrauen Ärzten. Nur 15,72 % berichten sichere kritische Bewertung online. Frauen zeigere höhere Sensibilität für ethische Dimension (OR 1,61). Positive Wissenschaftshaltung korreliert mit unterentwickelten Bewertungsfähigkeiten.</w:t>
+        <w:t>Für klinisch signifikante Tumoren (Gleason ≥7) erreichte der KI-Level-of-Suspicion-Score eine AUC von 0,882 (95% KI 0,820–0,943) versus 0,833 für PI-RADS ≥4. Bei Cutoff 81 Sensitivität 94,7%, Spezifität 70,8%. Unterschied zur PI-RADS-Schwelle nicht signifikant (exakter McNemar p=0,063).</w:t>
       </w:r>
     </w:p>
     <w:p>
@@ -293,7 +293,7 @@
         <w:rPr>
           <w:sz w:val="19"/>
         </w:rPr>
-        <w:t>Italien, europäisches Setting; Befunde zur Medienkompetenz teilweise übertragbar</w:t>
+        <w:t>Deutsche Universitätsklinik (Erlangen), europäische Standards übertragbar</w:t>
       </w:r>
     </w:p>
     <w:p>
@@ -302,7 +302,7 @@
           <w:color w:val="5A7D3A"/>
           <w:sz w:val="18"/>
         </w:rPr>
-        <w:t>https://pubmed.ncbi.nlm.nih.gov/42740965/</w:t>
+        <w:t>https://pubmed.ncbi.nlm.nih.gov/42745323/</w:t>
       </w:r>
     </w:p>
     <w:p>
@@ -310,7 +310,7 @@
         <w:pStyle w:val="Heading2"/>
       </w:pPr>
       <w:r>
-        <w:t>Zugang zur deutschen elektronischen Patientenakte – Qualitative Analyse der Implementierungsbarrieren</w:t>
+        <w:t>Explainable-AI-Tool für Immuntherapie-Auswahl bei Lungenkrebs</w:t>
       </w:r>
     </w:p>
     <w:p>
@@ -320,12 +320,12 @@
           <w:color w:val="666666"/>
           <w:sz w:val="18"/>
         </w:rPr>
-        <w:t>May S et al.  ·  JMIR Mhealth Uhealth  ·  14.09.2026  ·  PMID 42735900</w:t>
+        <w:t>Prelaj A et al.  ·  Nat Med  ·  13.09.2026  ·  PMID 42733093</w:t>
       </w:r>
     </w:p>
     <w:p>
       <w:r>
-        <w:t>Qualitative Interviewstudie (N=23) zu Erfahrungen beim Zugriff auf die ePA über Krankenkassen-Apps während des Umstiegs auf Opt-out-Modell.</w:t>
+        <w:t>Prospektive internationale Multimodal-Studie (I3LUNG) mit 2.396 Patienten, die klinische, Blut-, CT-, Pathologie- und Genomdaten mittels Machine Learning integriert zur Vorhersage des Therapieansprechens.</w:t>
       </w:r>
     </w:p>
     <w:p>
@@ -336,7 +336,7 @@
         <w:t xml:space="preserve">Ergebnis: </w:t>
       </w:r>
       <w:r>
-        <w:t>Zugang funktioniert als fünfphasiger Prozess: Orientierung, technische Einstiegshürden, Verifikation, Unterbrechungen, Übergang zur Nutzung. 21 von 23 Teilnehmern erfolgreich; Barrieren akkumulieren über Phasen. Unklarer unmittelbarer Nutzen limitiert Übergang zur aktiven Nutzung.</w:t>
+        <w:t>CB-only Modelle erreichten AUC bis 0,77 im internen Test, Performance sank in externer Validierung auf 0,55–0,72. Im klinischen Usability-Test verbesserten Fachpersonen ihre Vorhersagen signifikant mit dem explainbaren KI-Tool. Multimodale Modelle zeigten höhere Testperformance, aber kein inkrementeller Zusatznutzen in Test und Validierung.</w:t>
       </w:r>
     </w:p>
     <w:p>
@@ -351,7 +351,7 @@
         <w:rPr>
           <w:sz w:val="19"/>
         </w:rPr>
-        <w:t>Deutschland, direkt auf ePA4all-Projekt übertragbar</w:t>
+        <w:t>Europäisch-internationale Kohorte, Italien/Spanien/Deutschland/Griechenland</w:t>
       </w:r>
     </w:p>
     <w:p>
@@ -360,7 +360,7 @@
           <w:color w:val="5A7D3A"/>
           <w:sz w:val="18"/>
         </w:rPr>
-        <w:t>https://pubmed.ncbi.nlm.nih.gov/42735900/</w:t>
+        <w:t>https://pubmed.ncbi.nlm.nih.gov/42733093/</w:t>
       </w:r>
     </w:p>
     <w:p>
@@ -368,7 +368,7 @@
         <w:pStyle w:val="Heading2"/>
       </w:pPr>
       <w:r>
-        <w:t>Tägliche Erinnerungen erhöhen Adhärenz bei elektronischem Kopfschmerztagebuch</w:t>
+        <w:t>Klinische Entscheidungsunterstützung zur Differenzierung von Lyme-Neuroborreliose und Bell-Parese</w:t>
       </w:r>
     </w:p>
     <w:p>
@@ -378,12 +378,12 @@
           <w:color w:val="666666"/>
           <w:sz w:val="18"/>
         </w:rPr>
-        <w:t>Ruscheweyh R et al.  ·  JMIR Mhealth Uhealth  ·  14.09.2026  ·  PMID 42735433</w:t>
+        <w:t>Dos AH et al.  ·  Ticks Tick Borne Dis  ·  01.09.2026  ·  PMID 42679518</w:t>
       </w:r>
     </w:p>
     <w:p>
       <w:r>
-        <w:t>Retrospektive Kohortenstudie (N=4236 Nutzer der DMKG-App) nutzte 14-tägigen Reminderfehler 2023 zur Bewertung der Erinnerungsfunktion auf die Eintragungen.</w:t>
+        <w:t>Entwicklung und interne Validierung zweier Entscheidungsbäume aus dänischen Kohortendaten (n=683) zur Reduktion unnötiger Lumbalpunktionen bei Fazialisparese.</w:t>
       </w:r>
     </w:p>
     <w:p>
@@ -394,7 +394,7 @@
         <w:t xml:space="preserve">Ergebnis: </w:t>
       </w:r>
       <w:r>
-        <w:t>Fehlerphase: Rückgang der Einträge um 11,0 % (10,2 auf 9,1 pro Periode; p&lt;0,001), Verzögerung +46,3 % (1,90 auf 2,78 Tage; p&lt;0,001), Abbruchrate +32,2 % (4,0 % auf 5,2 %; p=0,002). Effekt größer bei Männern und bei geringerer Kopfschmerzfrequenz.</w:t>
+        <w:t>Modell mit Serologie erreichte Genauigkeit 0,93, Sensitivität 0,93, Spezifität 0,94 und könnte 40% der Lumbalpunktionen einsparen bei Reduktion der anfangs übersehenen LNB-Fälle auf 8%. Modell ohne Serologie (Radiculalgia, Symptondauer ≥10 Tage) zeigte ähnliche Performance (Genauigkeit 0,93, Sensitivität 0,92, Spezifität 0,93).</w:t>
       </w:r>
     </w:p>
     <w:p>
@@ -409,7 +409,7 @@
         <w:rPr>
           <w:sz w:val="19"/>
         </w:rPr>
-        <w:t>Deutschland, deutsches Forschungsteam, nationale klinische Datenstruktur</w:t>
+        <w:t>Dänische Hospitalsdaten, europäische Epidemiologie, externe Validierung geplant</w:t>
       </w:r>
     </w:p>
     <w:p>
@@ -418,7 +418,7 @@
           <w:color w:val="5A7D3A"/>
           <w:sz w:val="18"/>
         </w:rPr>
-        <w:t>https://pubmed.ncbi.nlm.nih.gov/42735433/</w:t>
+        <w:t>https://pubmed.ncbi.nlm.nih.gov/42679518/</w:t>
       </w:r>
     </w:p>
     <w:sectPr>

--- a/download/studien-aktuell.docx
+++ b/download/studien-aktuell.docx
@@ -62,7 +62,7 @@
           <w:color w:val="666666"/>
           <w:sz w:val="18"/>
         </w:rPr>
-        <w:t>Stand: 17.09.2026  |  6 Studien  |  ki.m-vf.de</w:t>
+        <w:t>Stand: 18.09.2026  |  6 Studien  |  ki.m-vf.de</w:t>
       </w:r>
     </w:p>
     <w:p>
@@ -70,7 +70,7 @@
         <w:pStyle w:val="Heading1"/>
       </w:pPr>
       <w:r>
-        <w:t>Aufgenommen am 17.09.2026</w:t>
+        <w:t>Aufgenommen am 18.09.2026</w:t>
       </w:r>
     </w:p>
     <w:p>
@@ -78,7 +78,7 @@
         <w:pStyle w:val="Heading2"/>
       </w:pPr>
       <w:r>
-        <w:t>Implementierungsleitlinien für digitale Technologien in der häuslichen Altenpflege</w:t>
+        <w:t>AI-Scribe-Implementierung in Kliniken mit Arbeitnehmer-Tarifverträgen: USA-Pilot</w:t>
       </w:r>
     </w:p>
     <w:p>
@@ -88,12 +88,12 @@
           <w:color w:val="666666"/>
           <w:sz w:val="18"/>
         </w:rPr>
-        <w:t>Batchelor F et al.  ·  JMIR Form Res  ·  16.09.2026  ·  PMID 42748485</w:t>
+        <w:t>Wright A et al.  ·  JMIR Form Res  ·  17.09.2026  ·  PMID 42753263</w:t>
       </w:r>
     </w:p>
     <w:p>
       <w:r>
-        <w:t>Mixed-Methods-Studie mit Literaturreview, Umfragen (Patienten, Fachpersonen), Interviews (n=49), Co-Design-Workshop und Fallstudie zur Entwicklung von Implementierungsrichtlinien für Australiens häusliche Altenpflege.</w:t>
+        <w:t>Pilotprojekt zum Einsatz des Abridge-AI-Scribes bei 15 Ambulanz-Fachkräften (NP, PA) in gewerkschaftlich organisierten US-Klinik mit 11-wöchigem Feldtest und strukturiertem Labor-Engagement-Prozess.</w:t>
       </w:r>
     </w:p>
     <w:p>
@@ -104,7 +104,7 @@
         <w:t xml:space="preserve">Ergebnis: </w:t>
       </w:r>
       <w:r>
-        <w:t>Identifiziert wurden 7 Schlüsseldomänen und 19 Subthemen: Technologiedesign, Datenschutz/Vertrauen, Schulung/Support, Organisationskultur, Patientenpflege, digitale Kompetenz und wahrgenommene Vorteile. Jedes Subthema erhielt Enabler, Barrieren und praktische Implementierungstipps. Fallstudie mit Smart Glasses validierte Anwendbarkeit der Richtlinien.</w:t>
+        <w:t>AI-Scribe in 66,7% der 8100 Encounters genutzt (Spanne 30–89%), durchschnittlich 78% des AI-generierten Inhalts beibehalten. Dokumentationszeit Pilotgruppe 6 Min (vs. 14 Min Kontrollgruppe); same-day-closure 90% vs. 72%. Gewerkschaften stimmten Implementierung zu, nachdem Sicherheitsvorkehrungen und optionale Nutzung demonstriert wurden.</w:t>
       </w:r>
     </w:p>
     <w:p>
@@ -119,7 +119,7 @@
         <w:rPr>
           <w:sz w:val="19"/>
         </w:rPr>
-        <w:t>Australisches System, ähnliche Sozialversicherung wie Skandinavien, kulturelle Unterschiede zu Deutschland</w:t>
+        <w:t>USA, gering übertragbar; zeigt aber internationales Modell für Gewerkschafts-kooperation und numerische Befunde zur Zeitersparnis.</w:t>
       </w:r>
     </w:p>
     <w:p>
@@ -128,7 +128,7 @@
           <w:color w:val="5A7D3A"/>
           <w:sz w:val="18"/>
         </w:rPr>
-        <w:t>https://pubmed.ncbi.nlm.nih.gov/42748485/</w:t>
+        <w:t>https://pubmed.ncbi.nlm.nih.gov/42753263/</w:t>
       </w:r>
     </w:p>
     <w:p>
@@ -136,7 +136,7 @@
         <w:pStyle w:val="Heading2"/>
       </w:pPr>
       <w:r>
-        <w:t>Hybrid Neural Networks für dynamische Mortalitätsprognose bei Traumapatienten</w:t>
+        <w:t>Semantische Suche für Förderprodukte: Verbesserung der Projektentdeckung am Innovationsausschuss</w:t>
       </w:r>
     </w:p>
     <w:p>
@@ -146,12 +146,12 @@
           <w:color w:val="666666"/>
           <w:sz w:val="18"/>
         </w:rPr>
-        <w:t>Millarch AS et al.  ·  J Med Internet Res  ·  16.09.2026  ·  PMID 42748424</w:t>
+        <w:t>Gundler C et al.  ·  Stud Health Technol Inform  ·  17.09.2026  ·  PMID 42752490</w:t>
       </w:r>
     </w:p>
     <w:p>
       <w:r>
-        <w:t>Entwicklung und Evaluation eines KI-Modells aus dänischen Klinikdaten zur kontinuierlichen Vorhersage der 30-Tage-Mortalität bei Traumapatienten über den gesamten Behandlungsverlauf.</w:t>
+        <w:t>Entwicklung und Evaluierung eines semantischen Suchtools mit vektorbasierten Natural-Language-Retrieval für die Recherche von über 800 vom Innovationsausschuss des G-BA geförderten Projekten, um Vokabularprobleme zu adressieren.</w:t>
       </w:r>
     </w:p>
     <w:p>
@@ -162,7 +162,7 @@
         <w:t xml:space="preserve">Ergebnis: </w:t>
       </w:r>
       <w:r>
-        <w:t>Das Modell erreichte bei der Holdout-Evaluation eine AUROC von 0,962 (95% KI 0,930–0,994) und übertraf etablierte Trauma-Scores (Revised Trauma Score: mittlere ΔAUROC +0,297). In der aktiven Kohorte zeigte es bereits eine Stunde nach Patientenkontakt eine AUROC von 0,905 (95% KI 0,856–0,953).</w:t>
+        <w:t>Die semantische Retrieval ermöglichte eine bedeutsam verbesserte Projektentdeckung bei einer kontrollierten Vergleichsstudie mit drei erfahrenen Nutzern, was auf praktischen Mehrwert für evidenzgestützte Forschungsabläufe hindeutet.</w:t>
       </w:r>
     </w:p>
     <w:p>
@@ -177,7 +177,7 @@
         <w:rPr>
           <w:sz w:val="19"/>
         </w:rPr>
-        <w:t>Dänische Klinikdaten, europäisches Gesundheitssystem, direkt übertragbar</w:t>
+        <w:t>Deutschland (G-BA Förderprodukte), direkt relevant für deutsche Versorgungslandschaft.</w:t>
       </w:r>
     </w:p>
     <w:p>
@@ -186,7 +186,7 @@
           <w:color w:val="5A7D3A"/>
           <w:sz w:val="18"/>
         </w:rPr>
-        <w:t>https://pubmed.ncbi.nlm.nih.gov/42748424/</w:t>
+        <w:t>https://pubmed.ncbi.nlm.nih.gov/42752490/</w:t>
       </w:r>
     </w:p>
     <w:p>
@@ -194,7 +194,7 @@
         <w:pStyle w:val="Heading2"/>
       </w:pPr>
       <w:r>
-        <w:t>Machine Learning zur 6-Monats-Mortalitätsprognose in Langzeitpflegeeinrichtungen</w:t>
+        <w:t>Large Language Models für klinische Statistikauswertung: Validierung gegen Experten-Analysen</w:t>
       </w:r>
     </w:p>
     <w:p>
@@ -204,12 +204,12 @@
           <w:color w:val="666666"/>
           <w:sz w:val="18"/>
         </w:rPr>
-        <w:t>Tsai YC et al.  ·  JMIR Aging  ·  16.09.2026  ·  PMID 42748398</w:t>
+        <w:t>Sam J et al.  ·  Stud Health Technol Inform  ·  17.09.2026  ·  PMID 42752488</w:t>
       </w:r>
     </w:p>
     <w:p>
       <w:r>
-        <w:t>Entwicklung und temporale externe Validierung eines interpretierbaren Hybrid-XGBoost-Random-Forest-Modells aus Taiwanese Pflegedaten (n=23.901 Training, n=6.216 Validierung 2024).</w:t>
+        <w:t>Benchmarking von fünf aktuellen LLMs (GPT, Claude, Gemini, Perplexity, Grok) auf ihre Fähigkeit, expertvalidierte statistische Analysen aus klinischen Studienworkflows (deskriptive Tabellen, Kaplan-Meier, Cox-Modellierung) zu reproduzieren.</w:t>
       </w:r>
     </w:p>
     <w:p>
@@ -220,7 +220,7 @@
         <w:t xml:space="preserve">Ergebnis: </w:t>
       </w:r>
       <w:r>
-        <w:t>Das HybridXGBRF-Modell erzielte in der Trainingskohorte eine interne AUROC von 0,89 (95% KI 0,88–0,89) und bewahrte diese in der temporalen 2024-Validierung (AUROC 0,90, 95% KI 0,89–0,91), Genauigkeit 0,85, F1-Score 0,68. Kalibrierung war akzeptabel, Shapley-Analyse identifizierte häufige Hospitalisierungen, ADL-Beeinträchtigung und Gewichtsverlust als Hauptprädiktoren.</w:t>
+        <w:t>Alle fünf Modelle erzeugten korrekte deskriptive Statistiken bei expliziten Variablendefinitionen. Bei Kaplan-Meier-Analysen reproduzierten alle das korrekte p-value, bei Cox-Analysen vier von fünf die geforderten Hazard-Ratios. LLM-Outputs erfordern vor Nutzung in Kliniken sorgfältige Validierung.</w:t>
       </w:r>
     </w:p>
     <w:p>
@@ -235,7 +235,7 @@
         <w:rPr>
           <w:sz w:val="19"/>
         </w:rPr>
-        <w:t>Taiwanese Langzeitpflege-Daten, übertragbar auf europäische Systeme mit ähnlichen Assessmentstrukturen</w:t>
+        <w:t>Deutsche Kliniken und Studiennetzwerke, empirisches Benchmark relevanter Modelle.</w:t>
       </w:r>
     </w:p>
     <w:p>
@@ -244,7 +244,7 @@
           <w:color w:val="5A7D3A"/>
           <w:sz w:val="18"/>
         </w:rPr>
-        <w:t>https://pubmed.ncbi.nlm.nih.gov/42748398/</w:t>
+        <w:t>https://pubmed.ncbi.nlm.nih.gov/42752488/</w:t>
       </w:r>
     </w:p>
     <w:p>
@@ -252,7 +252,7 @@
         <w:pStyle w:val="Heading2"/>
       </w:pPr>
       <w:r>
-        <w:t>KI-gestützte Prostatakrebserkennung in MRI: quasi-kontinuierliches Risikoscoring</w:t>
+        <w:t>Lokale LLM-basierte Extraktion von Antikoagulanzien-Therapiewechsel aus deutschen Ärztebriefbrifen</w:t>
       </w:r>
     </w:p>
     <w:p>
@@ -262,12 +262,12 @@
           <w:color w:val="666666"/>
           <w:sz w:val="18"/>
         </w:rPr>
-        <w:t>Bayerl N et al.  ·  Cancer Imaging  ·  15.09.2026  ·  PMID 42745323</w:t>
+        <w:t>Richter-Pechanski P et al.  ·  Stud Health Technol Inform  ·  17.09.2026  ·  PMID 42752478</w:t>
       </w:r>
     </w:p>
     <w:p>
       <w:r>
-        <w:t>Validierung eines kommerziellen KI-Algorithmus gegen Biopsieresultate an deutschen Uniklinikdaten zur Detektion klinisch signifikanter Prostatakarzinome.</w:t>
+        <w:t>Anwendung eines lokal gehosteten, feinabgestimmten Llama-3.1-70b-Modells zur Extraktion von Medikationsinformationen aus German Clinical Routine Data und Detektion des Therapiewechsels von Vitamin-K-Antagonisten zu DOACs in Kardiologie-Briefen von 2012 bis 2020/21.</w:t>
       </w:r>
     </w:p>
     <w:p>
@@ -278,7 +278,7 @@
         <w:t xml:space="preserve">Ergebnis: </w:t>
       </w:r>
       <w:r>
-        <w:t>Für klinisch signifikante Tumoren (Gleason ≥7) erreichte der KI-Level-of-Suspicion-Score eine AUC von 0,882 (95% KI 0,820–0,943) versus 0,833 für PI-RADS ≥4. Bei Cutoff 81 Sensitivität 94,7%, Spezifität 70,8%. Unterschied zur PI-RADS-Schwelle nicht signifikant (exakter McNemar p=0,063).</w:t>
+        <w:t>DOAC-Anteil stieg von 16,9% (2012) auf 59,9% (2020/21), VKA-Anteil sank von 37,7% auf 9,9%. Modelle verallgemeinerten auf unbekannte ältere Briefe (2012) erfolgreich. Fehler hauptsächlich bei generischen Medikamentennennungen und fehlenden Medikament-Indikations-Relationen.</w:t>
       </w:r>
     </w:p>
     <w:p>
@@ -293,7 +293,7 @@
         <w:rPr>
           <w:sz w:val="19"/>
         </w:rPr>
-        <w:t>Deutsche Universitätsklinik (Erlangen), europäische Standards übertragbar</w:t>
+        <w:t>Deutschland, lokale Verarbeitung auf Kliniks-Infrastruktur, direkt auf deutschsprachige Daten angewendet.</w:t>
       </w:r>
     </w:p>
     <w:p>
@@ -302,7 +302,7 @@
           <w:color w:val="5A7D3A"/>
           <w:sz w:val="18"/>
         </w:rPr>
-        <w:t>https://pubmed.ncbi.nlm.nih.gov/42745323/</w:t>
+        <w:t>https://pubmed.ncbi.nlm.nih.gov/42752478/</w:t>
       </w:r>
     </w:p>
     <w:p>
@@ -310,7 +310,7 @@
         <w:pStyle w:val="Heading2"/>
       </w:pPr>
       <w:r>
-        <w:t>Explainable-AI-Tool für Immuntherapie-Auswahl bei Lungenkrebs</w:t>
+        <w:t>Sichere Transfer von klinischen Decision-Support-Systemen zwischen Universitätskliniken</w:t>
       </w:r>
     </w:p>
     <w:p>
@@ -320,12 +320,12 @@
           <w:color w:val="666666"/>
           <w:sz w:val="18"/>
         </w:rPr>
-        <w:t>Prelaj A et al.  ·  Nat Med  ·  13.09.2026  ·  PMID 42733093</w:t>
+        <w:t>Hoffmann K et al.  ·  Stud Health Technol Inform  ·  17.09.2026  ·  PMID 42752474</w:t>
       </w:r>
     </w:p>
     <w:p>
       <w:r>
-        <w:t>Prospektive internationale Multimodal-Studie (I3LUNG) mit 2.396 Patienten, die klinische, Blut-, CT-, Pathologie- und Genomdaten mittels Machine Learning integriert zur Vorhersage des Therapieansprechens.</w:t>
+        <w:t>Strukturierte Untersuchung der Realisierung von Modulen eines In-House-CDSS (Acute-Kidney-Injury-Vorhersage) von einer Universitätsklinik zu einer zweiten, basierend auf dem NASSS-Rahmen und differenziert zwischen standortunabhängigen und lokal angepassten Komponenten.</w:t>
       </w:r>
     </w:p>
     <w:p>
@@ -336,7 +336,7 @@
         <w:t xml:space="preserve">Ergebnis: </w:t>
       </w:r>
       <w:r>
-        <w:t>CB-only Modelle erreichten AUC bis 0,77 im internen Test, Performance sank in externer Validierung auf 0,55–0,72. Im klinischen Usability-Test verbesserten Fachpersonen ihre Vorhersagen signifikant mit dem explainbaren KI-Tool. Multimodale Modelle zeigten höhere Testperformance, aber kein inkrementeller Zusatznutzen in Test und Validierung.</w:t>
+        <w:t>Identifizierte Erfolgsfaktoren: modulare, adaptierbare Komponenten; transparente Datenpipelines; tailored UIs; frühes Stakeholder-Engagement; robuste Compliance- und QM-Kapazitäten. System in Produktion, intendiert für Unterstützung der Kliniker bei Patienten mit akutem Nierenschadenrisiko.</w:t>
       </w:r>
     </w:p>
     <w:p>
@@ -351,7 +351,7 @@
         <w:rPr>
           <w:sz w:val="19"/>
         </w:rPr>
-        <w:t>Europäisch-internationale Kohorte, Italien/Spanien/Deutschland/Griechenland</w:t>
+        <w:t>Deutschland (zwei Universitätskliniken), vergleichbare Strukturen und Regulierung, höchste Übertragbarkeit.</w:t>
       </w:r>
     </w:p>
     <w:p>
@@ -360,7 +360,7 @@
           <w:color w:val="5A7D3A"/>
           <w:sz w:val="18"/>
         </w:rPr>
-        <w:t>https://pubmed.ncbi.nlm.nih.gov/42733093/</w:t>
+        <w:t>https://pubmed.ncbi.nlm.nih.gov/42752474/</w:t>
       </w:r>
     </w:p>
     <w:p>
@@ -368,7 +368,7 @@
         <w:pStyle w:val="Heading2"/>
       </w:pPr>
       <w:r>
-        <w:t>Klinische Entscheidungsunterstützung zur Differenzierung von Lyme-Neuroborreliose und Bell-Parese</w:t>
+        <w:t>Digitale Transformation deutscher Krankenhäuser 2017–2025: Stagnation trotz KHZG-Förderung</w:t>
       </w:r>
     </w:p>
     <w:p>
@@ -378,12 +378,12 @@
           <w:color w:val="666666"/>
           <w:sz w:val="18"/>
         </w:rPr>
-        <w:t>Dos AH et al.  ·  Ticks Tick Borne Dis  ·  01.09.2026  ·  PMID 42679518</w:t>
+        <w:t>Kücking F et al.  ·  Stud Health Technol Inform  ·  17.09.2026  ·  PMID 42752472</w:t>
       </w:r>
     </w:p>
     <w:p>
       <w:r>
-        <w:t>Entwicklung und interne Validierung zweier Entscheidungsbäume aus dänischen Kohortendaten (n=683) zur Reduktion unnötiger Lumbalpunktionen bei Fazialisparese.</w:t>
+        <w:t>Panel-Studie mit 49 deutschen Krankenhäusern 2017–2025, evaluierend Fortschritte in fünf Domänen (Dokumentation, CPOE, CDSS, Medikamentenverwaltung, Entlassmanagement) im Kontext der Hospital-Future-Act-Förderung (KHZG).</w:t>
       </w:r>
     </w:p>
     <w:p>
@@ -394,7 +394,7 @@
         <w:t xml:space="preserve">Ergebnis: </w:t>
       </w:r>
       <w:r>
-        <w:t>Modell mit Serologie erreichte Genauigkeit 0,93, Sensitivität 0,93, Spezifität 0,94 und könnte 40% der Lumbalpunktionen einsparen bei Reduktion der anfangs übersehenen LNB-Fälle auf 8%. Modell ohne Serologie (Radiculalgia, Symptondauer ≥10 Tage) zeigte ähnliche Performance (Genauigkeit 0,93, Sensitivität 0,92, Spezifität 0,93).</w:t>
+        <w:t>Signifikante Verbesserungen nur in Medikamentenverwaltung (p=0,009 in 2023; p=0,044 in 2025) und Entlassmanagement (p&lt;0,001 in 2025). Die meisten KHZG-Projekte in Dokumentation und Entlassmanagement waren 2025 noch nicht abgeschlossen. Digitale Reife stieg teilweise nur durch administrative Verzögerungen und Implementierungsengpässe.</w:t>
       </w:r>
     </w:p>
     <w:p>
@@ -409,7 +409,7 @@
         <w:rPr>
           <w:sz w:val="19"/>
         </w:rPr>
-        <w:t>Dänische Hospitalsdaten, europäische Epidemiologie, externe Validierung geplant</w:t>
+        <w:t>Deutschland (Stichprobe deutscher Krankenhäuser), direkt für deutsche Policy und Versorgungsplanung relevant.</w:t>
       </w:r>
     </w:p>
     <w:p>
@@ -418,7 +418,7 @@
           <w:color w:val="5A7D3A"/>
           <w:sz w:val="18"/>
         </w:rPr>
-        <w:t>https://pubmed.ncbi.nlm.nih.gov/42679518/</w:t>
+        <w:t>https://pubmed.ncbi.nlm.nih.gov/42752472/</w:t>
       </w:r>
     </w:p>
     <w:sectPr>

--- a/download/studien-aktuell.docx
+++ b/download/studien-aktuell.docx
@@ -62,7 +62,7 @@
           <w:color w:val="666666"/>
           <w:sz w:val="18"/>
         </w:rPr>
-        <w:t>Stand: 18.09.2026  |  6 Studien  |  ki.m-vf.de</w:t>
+        <w:t>Stand: 19.09.2026  |  6 Studien  |  ki.m-vf.de</w:t>
       </w:r>
     </w:p>
     <w:p>
@@ -70,7 +70,7 @@
         <w:pStyle w:val="Heading1"/>
       </w:pPr>
       <w:r>
-        <w:t>Aufgenommen am 18.09.2026</w:t>
+        <w:t>Aufgenommen am 19.09.2026</w:t>
       </w:r>
     </w:p>
     <w:p>
@@ -78,7 +78,7 @@
         <w:pStyle w:val="Heading2"/>
       </w:pPr>
       <w:r>
-        <w:t>AI-Scribe-Implementierung in Kliniken mit Arbeitnehmer-Tarifverträgen: USA-Pilot</w:t>
+        <w:t>Automatisierte Qualitätskontrolle für Nierenkrankheiten in belgischen Hausarztpraxen</w:t>
       </w:r>
     </w:p>
     <w:p>
@@ -88,12 +88,12 @@
           <w:color w:val="666666"/>
           <w:sz w:val="18"/>
         </w:rPr>
-        <w:t>Wright A et al.  ·  JMIR Form Res  ·  17.09.2026  ·  PMID 42753263</w:t>
+        <w:t>Soetaert J et al.  ·  BMJ Health Care Inform  ·  18.09.2026  ·  PMID 42759973</w:t>
       </w:r>
     </w:p>
     <w:p>
       <w:r>
-        <w:t>Pilotprojekt zum Einsatz des Abridge-AI-Scribes bei 15 Ambulanz-Fachkräften (NP, PA) in gewerkschaftlich organisierten US-Klinik mit 11-wöchigem Feldtest und strukturiertem Labor-Engagement-Prozess.</w:t>
+        <w:t>Entwicklung und Implementierung eines automatisierten Audit- und Feedback-Tools in Elektronischen Patientenakten zur Messung und Verbesserung der Versorgungsqualität bei chronischer Nierenerkrankung in belgischen Hausarztpraxen.</w:t>
       </w:r>
     </w:p>
     <w:p>
@@ -104,7 +104,7 @@
         <w:t xml:space="preserve">Ergebnis: </w:t>
       </w:r>
       <w:r>
-        <w:t>AI-Scribe in 66,7% der 8100 Encounters genutzt (Spanne 30–89%), durchschnittlich 78% des AI-generierten Inhalts beibehalten. Dokumentationszeit Pilotgruppe 6 Min (vs. 14 Min Kontrollgruppe); same-day-closure 90% vs. 72%. Gewerkschaften stimmten Implementierung zu, nachdem Sicherheitsvorkehrungen und optionale Nutzung demonstriert wurden.</w:t>
+        <w:t>Von 36 geplanten Qualitätsindikatoren konnten 14 mittels automatisierter Abfragen in EMR-Systeme implementiert werden und Feedback-Dashboards bereitgestellt werden; 22 Indikatoren mussten ausgeschlossen oder angepasst werden wegen technischer Limitationen und unzuverlässiger Datenqualität.</w:t>
       </w:r>
     </w:p>
     <w:p>
@@ -119,7 +119,7 @@
         <w:rPr>
           <w:sz w:val="19"/>
         </w:rPr>
-        <w:t>USA, gering übertragbar; zeigt aber internationales Modell für Gewerkschafts-kooperation und numerische Befunde zur Zeitersparnis.</w:t>
+        <w:t>Belgische Hausarztdaten, vergleichbares Sozialversicherungssystem wie Deutschland.</w:t>
       </w:r>
     </w:p>
     <w:p>
@@ -128,7 +128,7 @@
           <w:color w:val="5A7D3A"/>
           <w:sz w:val="18"/>
         </w:rPr>
-        <w:t>https://pubmed.ncbi.nlm.nih.gov/42753263/</w:t>
+        <w:t>https://pubmed.ncbi.nlm.nih.gov/42759973/</w:t>
       </w:r>
     </w:p>
     <w:p>
@@ -136,7 +136,7 @@
         <w:pStyle w:val="Heading2"/>
       </w:pPr>
       <w:r>
-        <w:t>Semantische Suche für Förderprodukte: Verbesserung der Projektentdeckung am Innovationsausschuss</w:t>
+        <w:t>Large Language Models für Chronische Nierenerkrankung in Hausarztpraxen</w:t>
       </w:r>
     </w:p>
     <w:p>
@@ -146,12 +146,12 @@
           <w:color w:val="666666"/>
           <w:sz w:val="18"/>
         </w:rPr>
-        <w:t>Gundler C et al.  ·  Stud Health Technol Inform  ·  17.09.2026  ·  PMID 42752490</w:t>
+        <w:t>Wu J et al.  ·  BMJ Health Care Inform  ·  18.09.2026  ·  PMID 42759972</w:t>
       </w:r>
     </w:p>
     <w:p>
       <w:r>
-        <w:t>Entwicklung und Evaluierung eines semantischen Suchtools mit vektorbasierten Natural-Language-Retrieval für die Recherche von über 800 vom Innovationsausschuss des G-BA geförderten Projekten, um Vokabularprobleme zu adressieren.</w:t>
+        <w:t>Evaluierung eines Large Language Models (DeepSeek) zur Unterstützung der CKD-Diagnose in Hausarztpraxen mittels Zeit-Serien-Daten aus elektronischen Patientenakten.</w:t>
       </w:r>
     </w:p>
     <w:p>
@@ -162,7 +162,7 @@
         <w:t xml:space="preserve">Ergebnis: </w:t>
       </w:r>
       <w:r>
-        <w:t>Die semantische Retrieval ermöglichte eine bedeutsam verbesserte Projektentdeckung bei einer kontrollierten Vergleichsstudie mit drei erfahrenen Nutzern, was auf praktischen Mehrwert für evidenzgestützte Forschungsabläufe hindeutet.</w:t>
+        <w:t>Mit 1-Monats-Daten: Genauigkeit 87,0 %, AUC 0,921, Sensitivität 89,1 %, Spezifität 86,8 %, Erkennungsrate früher Nierenschädigung 42,2 %; mit 1-Jahres-Daten stieg Sensitivität auf 92,2 % und frühe Erkennung auf 52,6 %.</w:t>
       </w:r>
     </w:p>
     <w:p>
@@ -177,7 +177,7 @@
         <w:rPr>
           <w:sz w:val="19"/>
         </w:rPr>
-        <w:t>Deutschland (G-BA Förderprodukte), direkt relevant für deutsche Versorgungslandschaft.</w:t>
+        <w:t>China, aber Algorithmus-Grundprinzipien und EHR-Nutzung übertragbar auf deutsche Hausarztdaten.</w:t>
       </w:r>
     </w:p>
     <w:p>
@@ -186,7 +186,7 @@
           <w:color w:val="5A7D3A"/>
           <w:sz w:val="18"/>
         </w:rPr>
-        <w:t>https://pubmed.ncbi.nlm.nih.gov/42752490/</w:t>
+        <w:t>https://pubmed.ncbi.nlm.nih.gov/42759972/</w:t>
       </w:r>
     </w:p>
     <w:p>
@@ -194,7 +194,7 @@
         <w:pStyle w:val="Heading2"/>
       </w:pPr>
       <w:r>
-        <w:t>Large Language Models für klinische Statistikauswertung: Validierung gegen Experten-Analysen</w:t>
+        <w:t>Machine Learning für Präklinische Erkennung von Schlaganfall durch Gefäßverschluss</w:t>
       </w:r>
     </w:p>
     <w:p>
@@ -204,12 +204,12 @@
           <w:color w:val="666666"/>
           <w:sz w:val="18"/>
         </w:rPr>
-        <w:t>Sam J et al.  ·  Stud Health Technol Inform  ·  17.09.2026  ·  PMID 42752488</w:t>
+        <w:t>Garcia BL et al.  ·  Eur Stroke J  ·  05.09.2026  ·  PMID 42758735</w:t>
       </w:r>
     </w:p>
     <w:p>
       <w:r>
-        <w:t>Benchmarking von fünf aktuellen LLMs (GPT, Claude, Gemini, Perplexity, Grok) auf ihre Fähigkeit, expertvalidierte statistische Analysen aus klinischen Studienworkflows (deskriptive Tabellen, Kaplan-Meier, Cox-Modellierung) zu reproduzieren.</w:t>
+        <w:t>Vergleich von XGBoost, logistischer Regression und klinischen Scales zur Präklinischen Erkennung von Schlaganfällen mit großem Gefäßverschluss oder Hirnblutung anhand von Rettungsdienst-Daten.</w:t>
       </w:r>
     </w:p>
     <w:p>
@@ -220,7 +220,7 @@
         <w:t xml:space="preserve">Ergebnis: </w:t>
       </w:r>
       <w:r>
-        <w:t>Alle fünf Modelle erzeugten korrekte deskriptive Statistiken bei expliziten Variablendefinitionen. Bei Kaplan-Meier-Analysen reproduzierten alle das korrekte p-value, bei Cox-Analysen vier von fünf die geforderten Hazard-Ratios. LLM-Outputs erfordern vor Nutzung in Kliniken sorgfältige Validierung.</w:t>
+        <w:t>XGBoost erreichte balanced accuracy von 82,1 % mit Routine-Variablen und 84,4 % mit erweiterten Variablen, übertrifft logistische Regression (79,0–80,7 %) und RACE-Scale (74,5 %); Sensitivität 76,7 %, Spezifität 92,1 %.</w:t>
       </w:r>
     </w:p>
     <w:p>
@@ -235,7 +235,7 @@
         <w:rPr>
           <w:sz w:val="19"/>
         </w:rPr>
-        <w:t>Deutsche Kliniken und Studiennetzwerke, empirisches Benchmark relevanter Modelle.</w:t>
+        <w:t>Niederlande, vergleichbares europäisches Gesundheitssystem, prospektive Validierung erforderlich.</w:t>
       </w:r>
     </w:p>
     <w:p>
@@ -244,7 +244,7 @@
           <w:color w:val="5A7D3A"/>
           <w:sz w:val="18"/>
         </w:rPr>
-        <w:t>https://pubmed.ncbi.nlm.nih.gov/42752488/</w:t>
+        <w:t>https://pubmed.ncbi.nlm.nih.gov/42758735/</w:t>
       </w:r>
     </w:p>
     <w:p>
@@ -252,7 +252,7 @@
         <w:pStyle w:val="Heading2"/>
       </w:pPr>
       <w:r>
-        <w:t>Lokale LLM-basierte Extraktion von Antikoagulanzien-Therapiewechsel aus deutschen Ärztebriefbrifen</w:t>
+        <w:t>GPT-4 versus Tumorkonferenz bei Bauchspeicheldrüsenkrebs: Konkordanzanalyse</w:t>
       </w:r>
     </w:p>
     <w:p>
@@ -262,12 +262,12 @@
           <w:color w:val="666666"/>
           <w:sz w:val="18"/>
         </w:rPr>
-        <w:t>Richter-Pechanski P et al.  ·  Stud Health Technol Inform  ·  17.09.2026  ·  PMID 42752478</w:t>
+        <w:t>Gehrisch F et al.  ·  Langenbecks Arch Surg  ·  17.09.2026  ·  PMID 42758212</w:t>
       </w:r>
     </w:p>
     <w:p>
       <w:r>
-        <w:t>Anwendung eines lokal gehosteten, feinabgestimmten Llama-3.1-70b-Modells zur Extraktion von Medikationsinformationen aus German Clinical Routine Data und Detektion des Therapiewechsels von Vitamin-K-Antagonisten zu DOACs in Kardiologie-Briefen von 2012 bis 2020/21.</w:t>
+        <w:t>Prospektive Vergleichsstudie, die Behandlungsempfehlungen eines Large Language Models mit Entscheidungen realer multidisziplinärer Tumorkonferenzen bei Pankreaskarzinom abgleicht.</w:t>
       </w:r>
     </w:p>
     <w:p>
@@ -278,7 +278,7 @@
         <w:t xml:space="preserve">Ergebnis: </w:t>
       </w:r>
       <w:r>
-        <w:t>DOAC-Anteil stieg von 16,9% (2012) auf 59,9% (2020/21), VKA-Anteil sank von 37,7% auf 9,9%. Modelle verallgemeinerten auf unbekannte ältere Briefe (2012) erfolgreich. Fehler hauptsächlich bei generischen Medikamentennennungen und fehlenden Medikament-Indikations-Relationen.</w:t>
+        <w:t>Konkordanzrate zwischen GPT-4 und Tumorkonferenz 73,3 % (κ = 0,64, p &lt; 0,0001); höchste Konkordanz bei metastasierter Erkrankung (90,0 %) und neoadjuvanter Therapie (90,0 %), niedrigste bei komplexen Fällen mit erforderlicher Zusatzdiagnostik (50,0 %).</w:t>
       </w:r>
     </w:p>
     <w:p>
@@ -293,7 +293,7 @@
         <w:rPr>
           <w:sz w:val="19"/>
         </w:rPr>
-        <w:t>Deutschland, lokale Verarbeitung auf Kliniks-Infrastruktur, direkt auf deutschsprachige Daten angewendet.</w:t>
+        <w:t>Deutsche Universitätsklinik, aber nur als ergänzend zu klinischer Expertise geeignet.</w:t>
       </w:r>
     </w:p>
     <w:p>
@@ -302,7 +302,7 @@
           <w:color w:val="5A7D3A"/>
           <w:sz w:val="18"/>
         </w:rPr>
-        <w:t>https://pubmed.ncbi.nlm.nih.gov/42752478/</w:t>
+        <w:t>https://pubmed.ncbi.nlm.nih.gov/42758212/</w:t>
       </w:r>
     </w:p>
     <w:p>
@@ -310,7 +310,7 @@
         <w:pStyle w:val="Heading2"/>
       </w:pPr>
       <w:r>
-        <w:t>Sichere Transfer von klinischen Decision-Support-Systemen zwischen Universitätskliniken</w:t>
+        <w:t>Generative AI-Chatbots für Patientenberatung zu diabetischer Neuropathie: Sicherheit und Genauigkeit</w:t>
       </w:r>
     </w:p>
     <w:p>
@@ -320,12 +320,12 @@
           <w:color w:val="666666"/>
           <w:sz w:val="18"/>
         </w:rPr>
-        <w:t>Hoffmann K et al.  ·  Stud Health Technol Inform  ·  17.09.2026  ·  PMID 42752474</w:t>
+        <w:t>Gu L et al.  ·  Front Public Health  ·  03.09.2026  ·  PMID 42757292</w:t>
       </w:r>
     </w:p>
     <w:p>
       <w:r>
-        <w:t>Strukturierte Untersuchung der Realisierung von Modulen eines In-House-CDSS (Acute-Kidney-Injury-Vorhersage) von einer Universitätsklinik zu einer zweiten, basierend auf dem NASSS-Rahmen und differenziert zwischen standortunabhängigen und lokal angepassten Komponenten.</w:t>
+        <w:t>Vergleichende Bewertung von fünf öffentlich verfügbaren KI-Chatbots (ChatGPT, Gemini, Copilot, DeepSeek, Doubao) zu Sicherheit, Richtlinienkonkordanz und Genauigkeit bei patientenorientierter Beratung zu schmerzhafter diabetischer Polyneuropathie.</w:t>
       </w:r>
     </w:p>
     <w:p>
@@ -336,7 +336,7 @@
         <w:t xml:space="preserve">Ergebnis: </w:t>
       </w:r>
       <w:r>
-        <w:t>Identifizierte Erfolgsfaktoren: modulare, adaptierbare Komponenten; transparente Datenpipelines; tailored UIs; frühes Stakeholder-Engagement; robuste Compliance- und QM-Kapazitäten. System in Produktion, intendiert für Unterstützung der Kliniker bei Patienten mit akutem Nierenschadenrisiko.</w:t>
+        <w:t>9,3 % aller 300 Antworten waren unsicher oder potenziell unsicher (Spannweite 5,0–15,0 % je Modell); Genauigkeit, Richtlinienkonkordanz und Anwendbarkeit unterschieden sich signifikant (p &lt; 0,001); ChatGPT erzielte höchste Content-Scores, Doubao niedrigste, DeepSeek höchste Lesbarkeitsanforderungen.</w:t>
       </w:r>
     </w:p>
     <w:p>
@@ -351,7 +351,7 @@
         <w:rPr>
           <w:sz w:val="19"/>
         </w:rPr>
-        <w:t>Deutschland (zwei Universitätskliniken), vergleichbare Strukturen und Regulierung, höchste Übertragbarkeit.</w:t>
+        <w:t>Internationale Modelle, aber Sicherheitsbefunde unabhängig von Gesundheitssystem; jedes System erzeugte mindestens eine potenziell schädliche Antwort.</w:t>
       </w:r>
     </w:p>
     <w:p>
@@ -360,7 +360,7 @@
           <w:color w:val="5A7D3A"/>
           <w:sz w:val="18"/>
         </w:rPr>
-        <w:t>https://pubmed.ncbi.nlm.nih.gov/42752474/</w:t>
+        <w:t>https://pubmed.ncbi.nlm.nih.gov/42757292/</w:t>
       </w:r>
     </w:p>
     <w:p>
@@ -368,7 +368,7 @@
         <w:pStyle w:val="Heading2"/>
       </w:pPr>
       <w:r>
-        <w:t>Digitale Transformation deutscher Krankenhäuser 2017–2025: Stagnation trotz KHZG-Förderung</w:t>
+        <w:t>Machine Learning für Dysphagie-Screening bei Demenzpatienten</w:t>
       </w:r>
     </w:p>
     <w:p>
@@ -378,12 +378,12 @@
           <w:color w:val="666666"/>
           <w:sz w:val="18"/>
         </w:rPr>
-        <w:t>Kücking F et al.  ·  Stud Health Technol Inform  ·  17.09.2026  ·  PMID 42752472</w:t>
+        <w:t>Du J et al.  ·  Clin Interv Aging  ·  12.09.2026  ·  PMID 42756555</w:t>
       </w:r>
     </w:p>
     <w:p>
       <w:r>
-        <w:t>Panel-Studie mit 49 deutschen Krankenhäusern 2017–2025, evaluierend Fortschritte in fünf Domänen (Dokumentation, CPOE, CDSS, Medikamentenverwaltung, Entlassmanagement) im Kontext der Hospital-Future-Act-Förderung (KHZG).</w:t>
+        <w:t>Entwicklung und externe Validierung eines interpretierbaren Machine-Learning-Modells zur Früherkennung von Schluckstörungen bei Demenzkranken mittels routinemäßig verfügbarer klinischer Daten.</w:t>
       </w:r>
     </w:p>
     <w:p>
@@ -394,7 +394,7 @@
         <w:t xml:space="preserve">Ergebnis: </w:t>
       </w:r>
       <w:r>
-        <w:t>Signifikante Verbesserungen nur in Medikamentenverwaltung (p=0,009 in 2023; p=0,044 in 2025) und Entlassmanagement (p&lt;0,001 in 2025). Die meisten KHZG-Projekte in Dokumentation und Entlassmanagement waren 2025 noch nicht abgeschlossen. Digitale Reife stieg teilweise nur durch administrative Verzögerungen und Implementierungsengpässe.</w:t>
+        <w:t>AdaBoost erzielte AUC 0,918 (interne Validierung), 0,900 (externe Validierung Klinik), 0,889 (zeitliche externe Validierung); Sensitivität 0,879–0,901; Hauptprädiktoren: BMI, Zahnzahl, Essfähigkeit, Ernährungstyp, Clinical Dementia Rating.</w:t>
       </w:r>
     </w:p>
     <w:p>
@@ -409,7 +409,7 @@
         <w:rPr>
           <w:sz w:val="19"/>
         </w:rPr>
-        <w:t>Deutschland (Stichprobe deutscher Krankenhäuser), direkt für deutsche Policy und Versorgungsplanung relevant.</w:t>
+        <w:t>China, aber Modell auf europäische Demenzversorgung übertragbar, Online-Tool zur Fallidentifikation entwickelt.</w:t>
       </w:r>
     </w:p>
     <w:p>
@@ -418,7 +418,7 @@
           <w:color w:val="5A7D3A"/>
           <w:sz w:val="18"/>
         </w:rPr>
-        <w:t>https://pubmed.ncbi.nlm.nih.gov/42752472/</w:t>
+        <w:t>https://pubmed.ncbi.nlm.nih.gov/42756555/</w:t>
       </w:r>
     </w:p>
     <w:sectPr>

--- a/download/studien-aktuell.docx
+++ b/download/studien-aktuell.docx
@@ -62,7 +62,7 @@
           <w:color w:val="666666"/>
           <w:sz w:val="18"/>
         </w:rPr>
-        <w:t>Stand: 19.09.2026  |  6 Studien  |  ki.m-vf.de</w:t>
+        <w:t>Stand: 20.09.2026  |  6 Studien  |  ki.m-vf.de</w:t>
       </w:r>
     </w:p>
     <w:p>
@@ -70,7 +70,7 @@
         <w:pStyle w:val="Heading1"/>
       </w:pPr>
       <w:r>
-        <w:t>Aufgenommen am 19.09.2026</w:t>
+        <w:t>Aufgenommen am 20.09.2026</w:t>
       </w:r>
     </w:p>
     <w:p>
@@ -78,7 +78,7 @@
         <w:pStyle w:val="Heading2"/>
       </w:pPr>
       <w:r>
-        <w:t>Automatisierte Qualitätskontrolle für Nierenkrankheiten in belgischen Hausarztpraxen</w:t>
+        <w:t>Generative AI in der Primärversorgung: Anforderungen für klinische Vertrauenswürdigkeit</w:t>
       </w:r>
     </w:p>
     <w:p>
@@ -88,12 +88,12 @@
           <w:color w:val="666666"/>
           <w:sz w:val="18"/>
         </w:rPr>
-        <w:t>Soetaert J et al.  ·  BMJ Health Care Inform  ·  18.09.2026  ·  PMID 42759973</w:t>
+        <w:t>Stummer FO et al.  ·  Scand J Prim Health Care  ·  19.09.2026  ·  PMID 42762495</w:t>
       </w:r>
     </w:p>
     <w:p>
       <w:r>
-        <w:t>Entwicklung und Implementierung eines automatisierten Audit- und Feedback-Tools in Elektronischen Patientenakten zur Messung und Verbesserung der Versorgungsqualität bei chronischer Nierenerkrankung in belgischen Hausarztpraxen.</w:t>
+        <w:t>Analyse der Implementierungsbedingungen für Large Language Models in der Primärversorgung anhand europäischer und nordischer Perspektiven, mit Fokus auf Misalignment zwischen Modellentwicklung und klinischer Realität.</w:t>
       </w:r>
     </w:p>
     <w:p>
@@ -104,7 +104,7 @@
         <w:t xml:space="preserve">Ergebnis: </w:t>
       </w:r>
       <w:r>
-        <w:t>Von 36 geplanten Qualitätsindikatoren konnten 14 mittels automatisierter Abfragen in EMR-Systeme implementiert werden und Feedback-Dashboards bereitgestellt werden; 22 Indikatoren mussten ausgeschlossen oder angepasst werden wegen technischer Limitationen und unzuverlässiger Datenqualität.</w:t>
+        <w:t>GPT-4 schnitt beim schwedischen Facharzt-Examen schlechter ab als Hausärzte. Die Studie identifiziert sechs kritische Dimensionen (klinisch, relational, organisatorisch, kulturell, linguistisch, epistemisch), in denen aktuelle Entwicklung und Evaluationspraxis nicht mit Bedingungen der Primärversorgung (Multimorbidität, Kontinuität, Langzeitreasoning) übereinstimmen. Es wird kein Bereitschaftsstatus erreicht, Genauigkeit allein macht Systeme nicht vertrauenswürdig.</w:t>
       </w:r>
     </w:p>
     <w:p>
@@ -119,7 +119,7 @@
         <w:rPr>
           <w:sz w:val="19"/>
         </w:rPr>
-        <w:t>Belgische Hausarztdaten, vergleichbares Sozialversicherungssystem wie Deutschland.</w:t>
+        <w:t>Nordische Primärversorgung; Befunde zu Implementierungsgaps übertragbar auf deutsches System.</w:t>
       </w:r>
     </w:p>
     <w:p>
@@ -128,7 +128,7 @@
           <w:color w:val="5A7D3A"/>
           <w:sz w:val="18"/>
         </w:rPr>
-        <w:t>https://pubmed.ncbi.nlm.nih.gov/42759973/</w:t>
+        <w:t>https://pubmed.ncbi.nlm.nih.gov/42762495/</w:t>
       </w:r>
     </w:p>
     <w:p>
@@ -136,7 +136,7 @@
         <w:pStyle w:val="Heading2"/>
       </w:pPr>
       <w:r>
-        <w:t>Large Language Models für Chronische Nierenerkrankung in Hausarztpraxen</w:t>
+        <w:t>KI-gestützte Rauchentfernung in der roboter-assistierten Uroonkologie</w:t>
       </w:r>
     </w:p>
     <w:p>
@@ -146,12 +146,12 @@
           <w:color w:val="666666"/>
           <w:sz w:val="18"/>
         </w:rPr>
-        <w:t>Wu J et al.  ·  BMJ Health Care Inform  ·  18.09.2026  ·  PMID 42759972</w:t>
+        <w:t>Buck L et al.  ·  J Robot Surg  ·  19.09.2026  ·  PMID 42762281</w:t>
       </w:r>
     </w:p>
     <w:p>
       <w:r>
-        <w:t>Evaluierung eines Large Language Models (DeepSeek) zur Unterstützung der CKD-Diagnose in Hausarztpraxen mittels Zeit-Serien-Daten aus elektronischen Patientenakten.</w:t>
+        <w:t>Pilotbewertung einer 3D U-Net KI zur Echtzeitentfernung von Elektrocautery-Rauch in Operationsvideos durch 20 Urologen in retrospektiver, ungeblindeter Einzelzentrum-Studie.</w:t>
       </w:r>
     </w:p>
     <w:p>
@@ -162,7 +162,7 @@
         <w:t xml:space="preserve">Ergebnis: </w:t>
       </w:r>
       <w:r>
-        <w:t>Mit 1-Monats-Daten: Genauigkeit 87,0 %, AUC 0,921, Sensitivität 89,1 %, Spezifität 86,8 %, Erkennungsrate früher Nierenschädigung 42,2 %; mit 1-Jahres-Daten stieg Sensitivität auf 92,2 % und frühe Erkennung auf 52,6 %.</w:t>
+        <w:t>Sichtbarkeit anatomischer Details und Tiefenwahrnehmung wurden von 75 % der Teilnehmer als gleich und von 25 % als leicht besser bewertet; 20 % beurteilten die Bildstabilität als schlechter. Insgesamt 40 % bewerteten den Nutzen positiv, 35 % neutral, 25 % negativ. KI-Verarbeitung war nicht mit Verschlechterung assoziiert, aber Breite der Konfidenzintervalle bleibt groß, Äquivalenz wurde nicht nachgewiesen.</w:t>
       </w:r>
     </w:p>
     <w:p>
@@ -177,7 +177,7 @@
         <w:rPr>
           <w:sz w:val="19"/>
         </w:rPr>
-        <w:t>China, aber Algorithmus-Grundprinzipien und EHR-Nutzung übertragbar auf deutsche Hausarztdaten.</w:t>
+        <w:t>Deutsche Urologieschule, Aussagekraft durch kleine Stichprobe und Bias begrenzt.</w:t>
       </w:r>
     </w:p>
     <w:p>
@@ -186,7 +186,7 @@
           <w:color w:val="5A7D3A"/>
           <w:sz w:val="18"/>
         </w:rPr>
-        <w:t>https://pubmed.ncbi.nlm.nih.gov/42759972/</w:t>
+        <w:t>https://pubmed.ncbi.nlm.nih.gov/42762281/</w:t>
       </w:r>
     </w:p>
     <w:p>
@@ -194,7 +194,7 @@
         <w:pStyle w:val="Heading2"/>
       </w:pPr>
       <w:r>
-        <w:t>Machine Learning für Präklinische Erkennung von Schlaganfall durch Gefäßverschluss</w:t>
+        <w:t>E-Health-Transformation in Armeniens Gesundheitssystem: Implementierungsforschung mit Vergleichbarkeit zu anderen Ländern mit mittlerem Einkommen</w:t>
       </w:r>
     </w:p>
     <w:p>
@@ -204,12 +204,12 @@
           <w:color w:val="666666"/>
           <w:sz w:val="18"/>
         </w:rPr>
-        <w:t>Garcia BL et al.  ·  Eur Stroke J  ·  05.09.2026  ·  PMID 42758735</w:t>
+        <w:t>Sargsyan T et al.  ·  Front Public Health  ·  04.09.2026  ·  PMID 42761057</w:t>
       </w:r>
     </w:p>
     <w:p>
       <w:r>
-        <w:t>Vergleich von XGBoost, logistischer Regression und klinischen Scales zur Präklinischen Erkennung von Schlaganfällen mit großem Gefäßverschluss oder Hirnblutung anhand von Rettungsdienst-Daten.</w:t>
+        <w:t>Erfahrungsbericht der national flächendeckenden E-Health-Einführung (ARMED-System) mit Implementierungsbarrieren und -lösungen für Länder mit mittlerem Einkommen.</w:t>
       </w:r>
     </w:p>
     <w:p>
@@ -220,7 +220,7 @@
         <w:t xml:space="preserve">Ergebnis: </w:t>
       </w:r>
       <w:r>
-        <w:t>XGBoost erreichte balanced accuracy von 82,1 % mit Routine-Variablen und 84,4 % mit erweiterten Variablen, übertrifft logistische Regression (79,0–80,7 %) und RACE-Scale (74,5 %); Sensitivität 76,7 %, Spezifität 92,1 %.</w:t>
+        <w:t>ARMED-Rollout verbesserte Kontinuität der Versorgung, Zugang zu Services insbesondere in ländlichen Gebieten, umfasste e-Rezepte, Registries, Screening-Programme und Telemedizin. Hauptbarrieren: fragmentierte Informationen, begrenzte Infrastruktur, Lücken in digitaler Kompetenz und persistente Stadt-Land-Ungleichheit. Lösungen erforderten zentrale Governance, Regulierungsreformen, Schulung und kontextspezifische Implementierung.</w:t>
       </w:r>
     </w:p>
     <w:p>
@@ -235,7 +235,7 @@
         <w:rPr>
           <w:sz w:val="19"/>
         </w:rPr>
-        <w:t>Niederlande, vergleichbares europäisches Gesundheitssystem, prospektive Validierung erforderlich.</w:t>
+        <w:t>Mittleres Einkommen, ähnliche Infrastrukturherausforderungen; Governance-Lehren für Länder mit geringer digitaler Reife relevant.</w:t>
       </w:r>
     </w:p>
     <w:p>
@@ -244,7 +244,7 @@
           <w:color w:val="5A7D3A"/>
           <w:sz w:val="18"/>
         </w:rPr>
-        <w:t>https://pubmed.ncbi.nlm.nih.gov/42758735/</w:t>
+        <w:t>https://pubmed.ncbi.nlm.nih.gov/42761057/</w:t>
       </w:r>
     </w:p>
     <w:p>
@@ -252,7 +252,7 @@
         <w:pStyle w:val="Heading2"/>
       </w:pPr>
       <w:r>
-        <w:t>GPT-4 versus Tumorkonferenz bei Bauchspeicheldrüsenkrebs: Konkordanzanalyse</w:t>
+        <w:t>KI-gestützte Messung der thorakalen Aortendurchmesser im CT: Genauigkeit und Zeiteinsparung</w:t>
       </w:r>
     </w:p>
     <w:p>
@@ -262,12 +262,12 @@
           <w:color w:val="666666"/>
           <w:sz w:val="18"/>
         </w:rPr>
-        <w:t>Gehrisch F et al.  ·  Langenbecks Arch Surg  ·  17.09.2026  ·  PMID 42758212</w:t>
+        <w:t>Suzuki A et al.  ·  Medicine (Baltimore)  ·  18.09.2026  ·  PMID 42760670</w:t>
       </w:r>
     </w:p>
     <w:p>
       <w:r>
-        <w:t>Prospektive Vergleichsstudie, die Behandlungsempfehlungen eines Large Language Models mit Entscheidungen realer multidisziplinärer Tumorkonferenzen bei Pankreaskarzinom abgleicht.</w:t>
+        <w:t>Prospektive Einzelzentrum-Studie zur klinischen Leistung eines KI-Assistenzsystems für die Messung der Aortendurchmesser im Non-Contrast-CT versus manuelle Messung im Contrast-Enhanced-CT und manuelle Messung im Non-Contrast-CT.</w:t>
       </w:r>
     </w:p>
     <w:p>
@@ -278,7 +278,7 @@
         <w:t xml:space="preserve">Ergebnis: </w:t>
       </w:r>
       <w:r>
-        <w:t>Konkordanzrate zwischen GPT-4 und Tumorkonferenz 73,3 % (κ = 0,64, p &lt; 0,0001); höchste Konkordanz bei metastasierter Erkrankung (90,0 %) und neoadjuvanter Therapie (90,0 %), niedrigste bei komplexen Fällen mit erforderlicher Zusatzdiagnostik (50,0 %).</w:t>
+        <w:t>Keine signifikanten Unterschiede zwischen KI-assistiert und manueller Methode auf NCCT versus CECT (Diff 1,10 mm vs. 1,03 mm, p = 0,058); obere Grenze 95%-KI &lt;1,5 mm bei allen Landmarks. Evaluationszeit KI-assistiert signifikant kürzer als manuell: Expertenradiologe 272 s (IQR 229–313) vs. 496 s (p &lt;0,001), Trainingsradiologe 304 s vs. 710 s (p &lt;0,001).</w:t>
       </w:r>
     </w:p>
     <w:p>
@@ -293,7 +293,7 @@
         <w:rPr>
           <w:sz w:val="19"/>
         </w:rPr>
-        <w:t>Deutsche Universitätsklinik, aber nur als ergänzend zu klinischer Expertise geeignet.</w:t>
+        <w:t>Japan, technisch ähnliche Bildverarbeitung; Zeiteinsparung und Genauigkeit übertragbar.</w:t>
       </w:r>
     </w:p>
     <w:p>
@@ -302,7 +302,7 @@
           <w:color w:val="5A7D3A"/>
           <w:sz w:val="18"/>
         </w:rPr>
-        <w:t>https://pubmed.ncbi.nlm.nih.gov/42758212/</w:t>
+        <w:t>https://pubmed.ncbi.nlm.nih.gov/42760670/</w:t>
       </w:r>
     </w:p>
     <w:p>
@@ -310,7 +310,7 @@
         <w:pStyle w:val="Heading2"/>
       </w:pPr>
       <w:r>
-        <w:t>Generative AI-Chatbots für Patientenberatung zu diabetischer Neuropathie: Sicherheit und Genauigkeit</w:t>
+        <w:t>Lokales LLM-Post-Processing von Whisper-Sprachtranskription in der Medizin: Referenzfreie Evaluierung für klinische Dokumentation</w:t>
       </w:r>
     </w:p>
     <w:p>
@@ -320,12 +320,12 @@
           <w:color w:val="666666"/>
           <w:sz w:val="18"/>
         </w:rPr>
-        <w:t>Gu L et al.  ·  Front Public Health  ·  03.09.2026  ·  PMID 42757292</w:t>
+        <w:t>Wattar A et al.  ·  Stud Health Technol Inform  ·  17.09.2026  ·  PMID 42752483</w:t>
       </w:r>
     </w:p>
     <w:p>
       <w:r>
-        <w:t>Vergleichende Bewertung von fünf öffentlich verfügbaren KI-Chatbots (ChatGPT, Gemini, Copilot, DeepSeek, Doubao) zu Sicherheit, Richtlinienkonkordanz und Genauigkeit bei patientenorientierter Beratung zu schmerzhafter diabetischer Polyneuropathie.</w:t>
+        <w:t>Entwicklung und Evaluierung eines referenzfreien Evaluierungs-Frameworks für LLM-basierte Zusammenfassung von Klinik-Transkripten aus lokal eingesetztem Whisper-System (26 deutschsprachige Arzt-Patienten-Gespräche, 4 LLMs, 416 Summaries).</w:t>
       </w:r>
     </w:p>
     <w:p>
@@ -336,7 +336,7 @@
         <w:t xml:space="preserve">Ergebnis: </w:t>
       </w:r>
       <w:r>
-        <w:t>9,3 % aller 300 Antworten waren unsicher oder potenziell unsicher (Spannweite 5,0–15,0 % je Modell); Genauigkeit, Richtlinienkonkordanz und Anwendbarkeit unterschieden sich signifikant (p &lt; 0,001); ChatGPT erzielte höchste Content-Scores, Doubao niedrigste, DeepSeek höchste Lesbarkeitsanforderungen.</w:t>
+        <w:t>GPT-OSS-120B und MedGemma-27B erreichten höchste Transcript-Summary-Ähnlichkeit. Stabilität über wiederholte Generationen sehr hoch (Cosine Similarity &gt;0,90). Embedding-basierte Metriken zeigten partielle Übereinstimmung mit menschlicher Bewertung der Zusammenfassungsqualität. Framework ermöglicht skalierbare, referenzfreie Evaluierung ohne Referenzsummaries in Datenschutz-sensiblen Umgebungen.</w:t>
       </w:r>
     </w:p>
     <w:p>
@@ -351,7 +351,7 @@
         <w:rPr>
           <w:sz w:val="19"/>
         </w:rPr>
-        <w:t>Internationale Modelle, aber Sicherheitsbefunde unabhängig von Gesundheitssystem; jedes System erzeugte mindestens eine potenziell schädliche Antwort.</w:t>
+        <w:t>Deutschland, deutsche klinische Texte, lokale Bereitstellung ohne Daten-Cloud.</w:t>
       </w:r>
     </w:p>
     <w:p>
@@ -360,7 +360,7 @@
           <w:color w:val="5A7D3A"/>
           <w:sz w:val="18"/>
         </w:rPr>
-        <w:t>https://pubmed.ncbi.nlm.nih.gov/42757292/</w:t>
+        <w:t>https://pubmed.ncbi.nlm.nih.gov/42752483/</w:t>
       </w:r>
     </w:p>
     <w:p>
@@ -368,7 +368,7 @@
         <w:pStyle w:val="Heading2"/>
       </w:pPr>
       <w:r>
-        <w:t>Machine Learning für Dysphagie-Screening bei Demenzpatienten</w:t>
+        <w:t>Klinisches Coding mit LLM-Tool-Use: Automatisierte Extraktion von Medikation und Diagnosen aus unstrukturierten deutschen Arztbriefen</w:t>
       </w:r>
     </w:p>
     <w:p>
@@ -378,12 +378,12 @@
           <w:color w:val="666666"/>
           <w:sz w:val="18"/>
         </w:rPr>
-        <w:t>Du J et al.  ·  Clin Interv Aging  ·  12.09.2026  ·  PMID 42756555</w:t>
+        <w:t>Spreuer T et al.  ·  Stud Health Technol Inform  ·  17.09.2026  ·  PMID 42752481</w:t>
       </w:r>
     </w:p>
     <w:p>
       <w:r>
-        <w:t>Entwicklung und externe Validierung eines interpretierbaren Machine-Learning-Modells zur Früherkennung von Schluckstörungen bei Demenzkranken mittels routinemäßig verfügbarer klinischer Daten.</w:t>
+        <w:t>Pilot zur Evaluierung offener LLM-Modelle für automatisierte Extraktion und Kodierung von Medikamenten und Diagnosen aus deutschen Arztbriefen (35 anonymisierte Briefe, 5 Patienten, 3 LLMs lokal).</w:t>
       </w:r>
     </w:p>
     <w:p>
@@ -394,7 +394,7 @@
         <w:t xml:space="preserve">Ergebnis: </w:t>
       </w:r>
       <w:r>
-        <w:t>AdaBoost erzielte AUC 0,918 (interne Validierung), 0,900 (externe Validierung Klinik), 0,889 (zeitliche externe Validierung); Sensitivität 0,879–0,901; Hauptprädiktoren: BMI, Zahnzahl, Essfähigkeit, Ernährungstyp, Clinical Dementia Rating.</w:t>
+        <w:t>Diagnosen F1-Score max. 0,12 (Breite-Kategorie 0,18); Medikationen F1 0,78 (Trivialname 0,95). Für triviale Medikamentennamen ist jeder Fehler erklärbar; für klinisches Setting nicht ausreichend genau. Medication-Extraktion für Forschungsdatenbanken geeignet, für Patientenbehandlung noch nicht.</w:t>
       </w:r>
     </w:p>
     <w:p>
@@ -409,7 +409,7 @@
         <w:rPr>
           <w:sz w:val="19"/>
         </w:rPr>
-        <w:t>China, aber Modell auf europäische Demenzversorgung übertragbar, Online-Tool zur Fallidentifikation entwickelt.</w:t>
+        <w:t>Deutschland, deutsche Kliniktexte, lokale GPU, aber noch nicht produktionsreif für klinische Routine.</w:t>
       </w:r>
     </w:p>
     <w:p>
@@ -418,7 +418,7 @@
           <w:color w:val="5A7D3A"/>
           <w:sz w:val="18"/>
         </w:rPr>
-        <w:t>https://pubmed.ncbi.nlm.nih.gov/42756555/</w:t>
+        <w:t>https://pubmed.ncbi.nlm.nih.gov/42752481/</w:t>
       </w:r>
     </w:p>
     <w:sectPr>

--- a/download/studien-aktuell.docx
+++ b/download/studien-aktuell.docx
@@ -62,7 +62,7 @@
           <w:color w:val="666666"/>
           <w:sz w:val="18"/>
         </w:rPr>
-        <w:t>Stand: 20.09.2026  |  6 Studien  |  ki.m-vf.de</w:t>
+        <w:t>Stand: 21.09.2026  |  6 Studien  |  ki.m-vf.de</w:t>
       </w:r>
     </w:p>
     <w:p>
@@ -70,7 +70,7 @@
         <w:pStyle w:val="Heading1"/>
       </w:pPr>
       <w:r>
-        <w:t>Aufgenommen am 20.09.2026</w:t>
+        <w:t>Aufgenommen am 21.09.2026</w:t>
       </w:r>
     </w:p>
     <w:p>
@@ -78,7 +78,7 @@
         <w:pStyle w:val="Heading2"/>
       </w:pPr>
       <w:r>
-        <w:t>Generative AI in der Primärversorgung: Anforderungen für klinische Vertrauenswürdigkeit</w:t>
+        <w:t>Digitale Einladungen zur Darmkrebsfrüherkennung: Effekt auf Teilnahmequoten bei jungen Erwachsenen</w:t>
       </w:r>
     </w:p>
     <w:p>
@@ -88,12 +88,12 @@
           <w:color w:val="666666"/>
           <w:sz w:val="18"/>
         </w:rPr>
-        <w:t>Stummer FO et al.  ·  Scand J Prim Health Care  ·  19.09.2026  ·  PMID 42762495</w:t>
+        <w:t>Klimeck L et al.  ·  BMJ Open  ·  18.09.2026  ·  PMID 42760086</w:t>
       </w:r>
     </w:p>
     <w:p>
       <w:r>
-        <w:t>Analyse der Implementierungsbedingungen für Large Language Models in der Primärversorgung anhand europäischer und nordischer Perspektiven, mit Fokus auf Misalignment zwischen Modellentwicklung und klinischer Realität.</w:t>
+        <w:t>Randomisierte Studie an 90.000 Versicherten, die Effekt von postalischen versus digitalen Einladungen/Erinnerungen zur Inanspruchnahme von Darmkrebs-Screening untersucht.</w:t>
       </w:r>
     </w:p>
     <w:p>
@@ -104,7 +104,7 @@
         <w:t xml:space="preserve">Ergebnis: </w:t>
       </w:r>
       <w:r>
-        <w:t>GPT-4 schnitt beim schwedischen Facharzt-Examen schlechter ab als Hausärzte. Die Studie identifiziert sechs kritische Dimensionen (klinisch, relational, organisatorisch, kulturell, linguistisch, epistemisch), in denen aktuelle Entwicklung und Evaluationspraxis nicht mit Bedingungen der Primärversorgung (Multimorbidität, Kontinuität, Langzeitreasoning) übereinstimmen. Es wird kein Bereitschaftsstatus erreicht, Genauigkeit allein macht Systeme nicht vertrauenswürdig.</w:t>
+        <w:t>Primärer Endpunkt und Effekte der Interventionsgruppe werden in diesem Protokoll nicht berichtet (laufende Studie); Planung zeigt jedoch große Datengrundlage und hohe Relevanz für Screening-Beteiligung.</w:t>
       </w:r>
     </w:p>
     <w:p>
@@ -119,7 +119,7 @@
         <w:rPr>
           <w:sz w:val="19"/>
         </w:rPr>
-        <w:t>Nordische Primärversorgung; Befunde zu Implementierungsgaps übertragbar auf deutsches System.</w:t>
+        <w:t>Deutsche Versichertendaten (BARMER), direkt übertragbar auf hiesige Screening-Strukturen</w:t>
       </w:r>
     </w:p>
     <w:p>
@@ -128,7 +128,7 @@
           <w:color w:val="5A7D3A"/>
           <w:sz w:val="18"/>
         </w:rPr>
-        <w:t>https://pubmed.ncbi.nlm.nih.gov/42762495/</w:t>
+        <w:t>https://pubmed.ncbi.nlm.nih.gov/42760086/</w:t>
       </w:r>
     </w:p>
     <w:p>
@@ -136,7 +136,7 @@
         <w:pStyle w:val="Heading2"/>
       </w:pPr>
       <w:r>
-        <w:t>KI-gestützte Rauchentfernung in der roboter-assistierten Uroonkologie</w:t>
+        <w:t>LLM-gestützte Extraktion genetischer Eligibilitätskriterien aus klinischen Trials</w:t>
       </w:r>
     </w:p>
     <w:p>
@@ -146,12 +146,12 @@
           <w:color w:val="666666"/>
           <w:sz w:val="18"/>
         </w:rPr>
-        <w:t>Buck L et al.  ·  J Robot Surg  ·  19.09.2026  ·  PMID 42762281</w:t>
+        <w:t>Mathes G et al.  ·  Stud Health Technol Inform  ·  17.09.2026  ·  PMID 42752480</w:t>
       </w:r>
     </w:p>
     <w:p>
       <w:r>
-        <w:t>Pilotbewertung einer 3D U-Net KI zur Echtzeitentfernung von Elektrocautery-Rauch in Operationsvideos durch 20 Urologen in retrospektiver, ungeblindeter Einzelzentrum-Studie.</w:t>
+        <w:t>System zur automatisierten Strukturierung von Mutationsanforderungen aus unstrukturierten Einschlusskriterien von Klinical Trials mittels Large Language Models und HUGO-Validierung.</w:t>
       </w:r>
     </w:p>
     <w:p>
@@ -162,7 +162,7 @@
         <w:t xml:space="preserve">Ergebnis: </w:t>
       </w:r>
       <w:r>
-        <w:t>Sichtbarkeit anatomischer Details und Tiefenwahrnehmung wurden von 75 % der Teilnehmer als gleich und von 25 % als leicht besser bewertet; 20 % beurteilten die Bildstabilität als schlechter. Insgesamt 40 % bewerteten den Nutzen positiv, 35 % neutral, 25 % negativ. KI-Verarbeitung war nicht mit Verschlechterung assoziiert, aber Breite der Konfidenzintervalle bleibt groß, Äquivalenz wurde nicht nachgewiesen.</w:t>
+        <w:t>Bei 4.918 Studien: 1.010 Studien mit strukturierten Mutationskriterien annotiert; 88,1 % korrekt annotiert, Precision 0,80 bei Einzelkriterien; typische Fehler: halluzinierte Gene, Abkürzungsmisinterpretationen.</w:t>
       </w:r>
     </w:p>
     <w:p>
@@ -177,7 +177,7 @@
         <w:rPr>
           <w:sz w:val="19"/>
         </w:rPr>
-        <w:t>Deutsche Urologieschule, Aussagekraft durch kleine Stichprobe und Bias begrenzt.</w:t>
+        <w:t>Deutschland, deutschsprachiger Raum – direkt nutzbar für Patientenmatching in Präzisionsonkologie</w:t>
       </w:r>
     </w:p>
     <w:p>
@@ -186,7 +186,7 @@
           <w:color w:val="5A7D3A"/>
           <w:sz w:val="18"/>
         </w:rPr>
-        <w:t>https://pubmed.ncbi.nlm.nih.gov/42762281/</w:t>
+        <w:t>https://pubmed.ncbi.nlm.nih.gov/42752480/</w:t>
       </w:r>
     </w:p>
     <w:p>
@@ -194,7 +194,7 @@
         <w:pStyle w:val="Heading2"/>
       </w:pPr>
       <w:r>
-        <w:t>E-Health-Transformation in Armeniens Gesundheitssystem: Implementierungsforschung mit Vergleichbarkeit zu anderen Ländern mit mittlerem Einkommen</w:t>
+        <w:t>Large Language Models zur Vereinfachung klinischer Notizen für Patientenverständlichkeit</w:t>
       </w:r>
     </w:p>
     <w:p>
@@ -204,12 +204,12 @@
           <w:color w:val="666666"/>
           <w:sz w:val="18"/>
         </w:rPr>
-        <w:t>Sargsyan T et al.  ·  Front Public Health  ·  04.09.2026  ·  PMID 42761057</w:t>
+        <w:t>Teichmann M et al.  ·  Stud Health Technol Inform  ·  17.09.2026  ·  PMID 42752479</w:t>
       </w:r>
     </w:p>
     <w:p>
       <w:r>
-        <w:t>Erfahrungsbericht der national flächendeckenden E-Health-Einführung (ARMED-System) mit Implementierungsbarrieren und -lösungen für Länder mit mittlerem Einkommen.</w:t>
+        <w:t>Zehn frei verfügbare LLMs bewertet zur Vereinfachung deutscher Kliniktexte; Auswertung mit etablierten Lesbarkeitsindizes und neuer Analyse von Fachbegriff-/Abkürzungsdichte.</w:t>
       </w:r>
     </w:p>
     <w:p>
@@ -220,7 +220,7 @@
         <w:t xml:space="preserve">Ergebnis: </w:t>
       </w:r>
       <w:r>
-        <w:t>ARMED-Rollout verbesserte Kontinuität der Versorgung, Zugang zu Services insbesondere in ländlichen Gebieten, umfasste e-Rezepte, Registries, Screening-Programme und Telemedizin. Hauptbarrieren: fragmentierte Informationen, begrenzte Infrastruktur, Lücken in digitaler Kompetenz und persistente Stadt-Land-Ungleichheit. Lösungen erforderten zentrale Governance, Regulierungsreformen, Schulung und kontextspezifische Implementierung.</w:t>
+        <w:t>Alle LLMs erhöhten Textlänge, reduzierten konsistent Fachbegriff- und Abkürzungsdichte; Mistral, ChatGPT, Copilot zeigten beste Balance; keine konsistente Verbesserung über alle Lesbarkeitsindizia; konventionelle Metriken für medizinische Texte unzureichend.</w:t>
       </w:r>
     </w:p>
     <w:p>
@@ -235,7 +235,7 @@
         <w:rPr>
           <w:sz w:val="19"/>
         </w:rPr>
-        <w:t>Mittleres Einkommen, ähnliche Infrastrukturherausforderungen; Governance-Lehren für Länder mit geringer digitaler Reife relevant.</w:t>
+        <w:t>Deutsche Kliniktexte, bundesweit anwendbar – Patientenrechtegesetz verlangt Zugang zu Akten</w:t>
       </w:r>
     </w:p>
     <w:p>
@@ -244,7 +244,7 @@
           <w:color w:val="5A7D3A"/>
           <w:sz w:val="18"/>
         </w:rPr>
-        <w:t>https://pubmed.ncbi.nlm.nih.gov/42761057/</w:t>
+        <w:t>https://pubmed.ncbi.nlm.nih.gov/42752479/</w:t>
       </w:r>
     </w:p>
     <w:p>
@@ -252,7 +252,7 @@
         <w:pStyle w:val="Heading2"/>
       </w:pPr>
       <w:r>
-        <w:t>KI-gestützte Messung der thorakalen Aortendurchmesser im CT: Genauigkeit und Zeiteinsparung</w:t>
+        <w:t>Medizinische Konzeptnormalisierung: Hybrid-Retrieval übertrifft reines LLM-Mapping zu SNOMED CT</w:t>
       </w:r>
     </w:p>
     <w:p>
@@ -262,12 +262,12 @@
           <w:color w:val="666666"/>
           <w:sz w:val="18"/>
         </w:rPr>
-        <w:t>Suzuki A et al.  ·  Medicine (Baltimore)  ·  18.09.2026  ·  PMID 42760670</w:t>
+        <w:t>Adam H et al.  ·  Stud Health Technol Inform  ·  17.09.2026  ·  PMID 42752477</w:t>
       </w:r>
     </w:p>
     <w:p>
       <w:r>
-        <w:t>Prospektive Einzelzentrum-Studie zur klinischen Leistung eines KI-Assistenzsystems für die Messung der Aortendurchmesser im Non-Contrast-CT versus manuelle Messung im Contrast-Enhanced-CT und manuelle Messung im Non-Contrast-CT.</w:t>
+        <w:t>Vergleich von LLM-direkter Normalisierung versus Hybrid-Ansatz (Domain-Embeddings + RAG-Reranking) für Mapping deutscher Kliniktexte zu SNOMED CT.</w:t>
       </w:r>
     </w:p>
     <w:p>
@@ -278,7 +278,7 @@
         <w:t xml:space="preserve">Ergebnis: </w:t>
       </w:r>
       <w:r>
-        <w:t>Keine signifikanten Unterschiede zwischen KI-assistiert und manueller Methode auf NCCT versus CECT (Diff 1,10 mm vs. 1,03 mm, p = 0,058); obere Grenze 95%-KI &lt;1,5 mm bei allen Landmarks. Evaluationszeit KI-assistiert signifikant kürzer als manuell: Expertenradiologe 272 s (IQR 229–313) vs. 496 s (p &lt;0,001), Trainingsradiologe 304 s vs. 710 s (p &lt;0,001).</w:t>
+        <w:t>LLM-Baseline: Recall@1 0,235; Hybrid-Embeddings: Recall@1 0,681; mit RAG-Reranking: Recall@1 0,771, Recall@3/5 je 0,809/0,812 – erheblicher Vorteil kombinierter Strategie.</w:t>
       </w:r>
     </w:p>
     <w:p>
@@ -293,7 +293,7 @@
         <w:rPr>
           <w:sz w:val="19"/>
         </w:rPr>
-        <w:t>Japan, technisch ähnliche Bildverarbeitung; Zeiteinsparung und Genauigkeit übertragbar.</w:t>
+        <w:t>Österreich, deutschsprachiger Raum – etabliert Grundlage für interoperable Dokumentation</w:t>
       </w:r>
     </w:p>
     <w:p>
@@ -302,7 +302,7 @@
           <w:color w:val="5A7D3A"/>
           <w:sz w:val="18"/>
         </w:rPr>
-        <w:t>https://pubmed.ncbi.nlm.nih.gov/42760670/</w:t>
+        <w:t>https://pubmed.ncbi.nlm.nih.gov/42752477/</w:t>
       </w:r>
     </w:p>
     <w:p>
@@ -310,7 +310,7 @@
         <w:pStyle w:val="Heading2"/>
       </w:pPr>
       <w:r>
-        <w:t>Lokales LLM-Post-Processing von Whisper-Sprachtranskription in der Medizin: Referenzfreie Evaluierung für klinische Dokumentation</w:t>
+        <w:t>FHIR-Integration von Patient-Reported Outcomes in Klinikroutine: Interoperabilität und Semantik</w:t>
       </w:r>
     </w:p>
     <w:p>
@@ -320,12 +320,12 @@
           <w:color w:val="666666"/>
           <w:sz w:val="18"/>
         </w:rPr>
-        <w:t>Wattar A et al.  ·  Stud Health Technol Inform  ·  17.09.2026  ·  PMID 42752483</w:t>
+        <w:t>Warnecke Y et al.  ·  Stud Health Technol Inform  ·  17.09.2026  ·  PMID 42752467</w:t>
       </w:r>
     </w:p>
     <w:p>
       <w:r>
-        <w:t>Entwicklung und Evaluierung eines referenzfreien Evaluierungs-Frameworks für LLM-basierte Zusammenfassung von Klinik-Transkripten aus lokal eingesetztem Whisper-System (26 deutschsprachige Arzt-Patienten-Gespräche, 4 LLMs, 416 Summaries).</w:t>
+        <w:t>Technische Evaluierung eines FHIR-Systems für Mobile Patient Survey (MoPat) zur Integration von Patientenfragebogen in die MII PRO core-Datenstruktur.</w:t>
       </w:r>
     </w:p>
     <w:p>
@@ -336,7 +336,7 @@
         <w:t xml:space="preserve">Ergebnis: </w:t>
       </w:r>
       <w:r>
-        <w:t>GPT-OSS-120B und MedGemma-27B erreichten höchste Transcript-Summary-Ähnlichkeit. Stabilität über wiederholte Generationen sehr hoch (Cosine Similarity &gt;0,90). Embedding-basierte Metriken zeigten partielle Übereinstimmung mit menschlicher Bewertung der Zusammenfassungsqualität. Framework ermöglicht skalierbare, referenzfreie Evaluierung ohne Referenzsummaries in Datenschutz-sensiblen Umgebungen.</w:t>
+        <w:t>Fragebogenimport gelang fehlerfrei, führte aber zu Verlust von Score-Berechnungslogik und Code-System-Definitionen; Kernproblem: Spannung zwischen Datenerfassungssoftware und Forschungsstruktur mit fehlender semantischer Annotation.</w:t>
       </w:r>
     </w:p>
     <w:p>
@@ -351,7 +351,7 @@
         <w:rPr>
           <w:sz w:val="19"/>
         </w:rPr>
-        <w:t>Deutschland, deutsche klinische Texte, lokale Bereitstellung ohne Daten-Cloud.</w:t>
+        <w:t>Deutsche MII-Infrastruktur – zentral für federierten Gesundheitsdatenraum</w:t>
       </w:r>
     </w:p>
     <w:p>
@@ -360,7 +360,7 @@
           <w:color w:val="5A7D3A"/>
           <w:sz w:val="18"/>
         </w:rPr>
-        <w:t>https://pubmed.ncbi.nlm.nih.gov/42752483/</w:t>
+        <w:t>https://pubmed.ncbi.nlm.nih.gov/42752467/</w:t>
       </w:r>
     </w:p>
     <w:p>
@@ -368,7 +368,7 @@
         <w:pStyle w:val="Heading2"/>
       </w:pPr>
       <w:r>
-        <w:t>Klinisches Coding mit LLM-Tool-Use: Automatisierte Extraktion von Medikation und Diagnosen aus unstrukturierten deutschen Arztbriefen</w:t>
+        <w:t>REDCap-zu-Klinik-Transfer für Patient-Reported Outcomes ohne MDR-Klassifikation</w:t>
       </w:r>
     </w:p>
     <w:p>
@@ -378,12 +378,12 @@
           <w:color w:val="666666"/>
           <w:sz w:val="18"/>
         </w:rPr>
-        <w:t>Spreuer T et al.  ·  Stud Health Technol Inform  ·  17.09.2026  ·  PMID 42752481</w:t>
+        <w:t>Cenko E et al.  ·  Stud Health Technol Inform  ·  17.09.2026  ·  PMID 42752464</w:t>
       </w:r>
     </w:p>
     <w:p>
       <w:r>
-        <w:t>Pilot zur Evaluierung offener LLM-Modelle für automatisierte Extraktion und Kodierung von Medikamenten und Diagnosen aus deutschen Arztbriefen (35 anonymisierte Briefe, 5 Patienten, 3 LLMs lokal).</w:t>
+        <w:t>Pragmatischer Ansatz zur Integration von Forschungs-PROMs (REDCap) in Klinikinformationssysteme mittels HL7v2-Interface und Dokumentformat-Transfer ohne automatisierte Scoring.</w:t>
       </w:r>
     </w:p>
     <w:p>
@@ -394,7 +394,7 @@
         <w:t xml:space="preserve">Ergebnis: </w:t>
       </w:r>
       <w:r>
-        <w:t>Diagnosen F1-Score max. 0,12 (Breite-Kategorie 0,18); Medikationen F1 0,78 (Trivialname 0,95). Für triviale Medikamentennamen ist jeder Fehler erklärbar; für klinisches Setting nicht ausreichend genau. Medication-Extraktion für Forschungsdatenbanken geeignet, für Patientenbehandlung noch nicht.</w:t>
+        <w:t>Psychosomatische Baseline-Assessments erfolgreich übertragen und als PDFs verfügbar; Verzicht auf Scoring-Automatisierung: MDR-Klassifikation vermieden; Logging und Bestätigungsmechanismen gewährleisteten Nachverfolgbarkeit.</w:t>
       </w:r>
     </w:p>
     <w:p>
@@ -409,7 +409,7 @@
         <w:rPr>
           <w:sz w:val="19"/>
         </w:rPr>
-        <w:t>Deutschland, deutsche Kliniktexte, lokale GPU, aber noch nicht produktionsreif für klinische Routine.</w:t>
+        <w:t>Deutschland, deutsches Regelwerk (DSGVO, MDR) – Template für andere Zentren und zukünftige FHIR-Standardisierung</w:t>
       </w:r>
     </w:p>
     <w:p>
@@ -418,7 +418,7 @@
           <w:color w:val="5A7D3A"/>
           <w:sz w:val="18"/>
         </w:rPr>
-        <w:t>https://pubmed.ncbi.nlm.nih.gov/42752481/</w:t>
+        <w:t>https://pubmed.ncbi.nlm.nih.gov/42752464/</w:t>
       </w:r>
     </w:p>
     <w:sectPr>

--- a/download/studien-aktuell.docx
+++ b/download/studien-aktuell.docx
@@ -62,7 +62,7 @@
           <w:color w:val="666666"/>
           <w:sz w:val="18"/>
         </w:rPr>
-        <w:t>Stand: 21.09.2026  |  6 Studien  |  ki.m-vf.de</w:t>
+        <w:t>Stand: 22.09.2026  |  6 Studien  |  ki.m-vf.de</w:t>
       </w:r>
     </w:p>
     <w:p>
@@ -70,7 +70,7 @@
         <w:pStyle w:val="Heading1"/>
       </w:pPr>
       <w:r>
-        <w:t>Aufgenommen am 21.09.2026</w:t>
+        <w:t>Aufgenommen am 22.09.2026</w:t>
       </w:r>
     </w:p>
     <w:p>
@@ -78,7 +78,7 @@
         <w:pStyle w:val="Heading2"/>
       </w:pPr>
       <w:r>
-        <w:t>Digitale Einladungen zur Darmkrebsfrüherkennung: Effekt auf Teilnahmequoten bei jungen Erwachsenen</w:t>
+        <w:t>Digitale Gesundheitsinterventionen bei chronischer Nierenerkrankung: Metaanalyse zu Hürden und Erfolgsfaktoren</w:t>
       </w:r>
     </w:p>
     <w:p>
@@ -88,12 +88,12 @@
           <w:color w:val="666666"/>
           <w:sz w:val="18"/>
         </w:rPr>
-        <w:t>Klimeck L et al.  ·  BMJ Open  ·  18.09.2026  ·  PMID 42760086</w:t>
+        <w:t>Su F et al.  ·  J Med Internet Res  ·  21.09.2026  ·  PMID 42766847</w:t>
       </w:r>
     </w:p>
     <w:p>
       <w:r>
-        <w:t>Randomisierte Studie an 90.000 Versicherten, die Effekt von postalischen versus digitalen Einladungen/Erinnerungen zur Inanspruchnahme von Darmkrebs-Screening untersucht.</w:t>
+        <w:t>Systematisches Review von 13 Studien mit 3002 Patienten über Barrieren und Erfolgsfaktoren für digitale Selbstmanagement-Interventionen; Kodierung nach CFIR-2.0-Framework.</w:t>
       </w:r>
     </w:p>
     <w:p>
@@ -104,7 +104,7 @@
         <w:t xml:space="preserve">Ergebnis: </w:t>
       </w:r>
       <w:r>
-        <w:t>Primärer Endpunkt und Effekte der Interventionsgruppe werden in diesem Protokoll nicht berichtet (laufende Studie); Planung zeigt jedoch große Datengrundlage und hohe Relevanz für Screening-Beteiligung.</w:t>
+        <w:t>19 Erfolgsfaktoren und 15 Barrieren identifiziert. Häufigste positive Faktoren: einfache, benutzerfreundliche Oberfläche (9 Studien, hohe Evidenz), Unterstützung durch Familie/Peers (8 Studien), anytime-Zugang zu Gesundheitsinformationen, personalisierte Inhalte (je 5 Studien). Häufigste Barrieren: geringe Gesundheitskompetenz (6 Studien, hohe Evidenz), schlechte Wirtschaftslage (6 Studien, mittlere Evidenz), höheres Alter (5 Studien, hohe Evidenz). Mehrheit Mixed-Methods-Designs, Longitudinalstudien fehlend, Konzentration auf wohlhabende Länder.</w:t>
       </w:r>
     </w:p>
     <w:p>
@@ -119,7 +119,7 @@
         <w:rPr>
           <w:sz w:val="19"/>
         </w:rPr>
-        <w:t>Deutsche Versichertendaten (BARMER), direkt übertragbar auf hiesige Screening-Strukturen</w:t>
+        <w:t>Überwiegend nicht-Europa; nur Übersichtsarbeit, keine Originalergebnisse, aber relevant für Versorgungsimplementierung</w:t>
       </w:r>
     </w:p>
     <w:p>
@@ -128,7 +128,7 @@
           <w:color w:val="5A7D3A"/>
           <w:sz w:val="18"/>
         </w:rPr>
-        <w:t>https://pubmed.ncbi.nlm.nih.gov/42760086/</w:t>
+        <w:t>https://pubmed.ncbi.nlm.nih.gov/42766847/</w:t>
       </w:r>
     </w:p>
     <w:p>
@@ -136,7 +136,7 @@
         <w:pStyle w:val="Heading2"/>
       </w:pPr>
       <w:r>
-        <w:t>LLM-gestützte Extraktion genetischer Eligibilitätskriterien aus klinischen Trials</w:t>
+        <w:t>Telerehabilitation in der Physiotherapie: Barrieren und Umsetzungslücken in Deutschland</w:t>
       </w:r>
     </w:p>
     <w:p>
@@ -146,12 +146,12 @@
           <w:color w:val="666666"/>
           <w:sz w:val="18"/>
         </w:rPr>
-        <w:t>Mathes G et al.  ·  Stud Health Technol Inform  ·  17.09.2026  ·  PMID 42752480</w:t>
+        <w:t>Michels T et al.  ·  JMIR Form Res  ·  21.09.2026  ·  PMID 42766842</w:t>
       </w:r>
     </w:p>
     <w:p>
       <w:r>
-        <w:t>System zur automatisierten Strukturierung von Mutationsanforderungen aus unstrukturierten Einschlusskriterien von Klinical Trials mittels Large Language Models und HUGO-Validierung.</w:t>
+        <w:t>Online-Befragung von 458 deutschen Physiotherapeuten zur Nutzung, Akzeptanz und Implementierungsbarrieren von Telerehabilitation; Selbstbewertung von Kompetenz, Trainingsbedarfe und organisatorische Faktoren.</w:t>
       </w:r>
     </w:p>
     <w:p>
@@ -162,7 +162,7 @@
         <w:t xml:space="preserve">Ergebnis: </w:t>
       </w:r>
       <w:r>
-        <w:t>Bei 4.918 Studien: 1.010 Studien mit strukturierten Mutationskriterien annotiert; 88,1 % korrekt annotiert, Precision 0,80 bei Einzelkriterien; typische Fehler: halluzinierte Gene, Abkürzungsmisinterpretationen.</w:t>
+        <w:t>Nur 30 von 458 Teilnehmern hatten bereits Telerehabilitation durchgeführt (6,6%). Mehrheit hielt Telerehabilitation für sinnvoll zukünftig, aber nur Minderheit fühlte sich ausreichend informiert. Hauptbarrieren: Integration in tägliche Routinen, unzureichende Information über rechtliche/organisatorische Rahmenbedingungen, mangelhafte digitale Infrastruktur in Praxen. Besonders häufig gewünscht: Schulungen, kollegiales Austausch, Information von Berufsverbänden und Krankenkassen. Teilnehmer mit vorheriger Telerehabilitation-Erfahrung fühlten sich signifikant kompetenter und informierter.</w:t>
       </w:r>
     </w:p>
     <w:p>
@@ -177,7 +177,7 @@
         <w:rPr>
           <w:sz w:val="19"/>
         </w:rPr>
-        <w:t>Deutschland, deutschsprachiger Raum – direkt nutzbar für Patientenmatching in Präzisionsonkologie</w:t>
+        <w:t>Deutschland, repräsentative Befragung für deutschsprachigen Raum</w:t>
       </w:r>
     </w:p>
     <w:p>
@@ -186,7 +186,7 @@
           <w:color w:val="5A7D3A"/>
           <w:sz w:val="18"/>
         </w:rPr>
-        <w:t>https://pubmed.ncbi.nlm.nih.gov/42752480/</w:t>
+        <w:t>https://pubmed.ncbi.nlm.nih.gov/42766842/</w:t>
       </w:r>
     </w:p>
     <w:p>
@@ -194,7 +194,7 @@
         <w:pStyle w:val="Heading2"/>
       </w:pPr>
       <w:r>
-        <w:t>Large Language Models zur Vereinfachung klinischer Notizen für Patientenverständlichkeit</w:t>
+        <w:t>App für Gewohnheitsbildung und Lebensstiländerung: Effektivität im Feldtest</w:t>
       </w:r>
     </w:p>
     <w:p>
@@ -204,12 +204,12 @@
           <w:color w:val="666666"/>
           <w:sz w:val="18"/>
         </w:rPr>
-        <w:t>Teichmann M et al.  ·  Stud Health Technol Inform  ·  17.09.2026  ·  PMID 42752479</w:t>
+        <w:t>Rantala E et al.  ·  JMIR Mhealth Uhealth  ·  21.09.2026  ·  PMID 42766841</w:t>
       </w:r>
     </w:p>
     <w:p>
       <w:r>
-        <w:t>Zehn frei verfügbare LLMs bewertet zur Vereinfachung deutscher Kliniktexte; Auswertung mit etablierten Lesbarkeitsindizes und neuer Analyse von Fachbegriff-/Abkürzungsdichte.</w:t>
+        <w:t>Quasi-experimentelle Feldintervention mit 382 Teilnehmern über 90 Tage; webbasierte App mit personalisierten Verhaltensvorschlägen zur Bildung gesundheitsfördernder Gewohnheiten, Messung von Effekten auf physische Aktivität, Ernährungsqualität und BMI.</w:t>
       </w:r>
     </w:p>
     <w:p>
@@ -220,7 +220,7 @@
         <w:t xml:space="preserve">Ergebnis: </w:t>
       </w:r>
       <w:r>
-        <w:t>Alle LLMs erhöhten Textlänge, reduzierten konsistent Fachbegriff- und Abkürzungsdichte; Mistral, ChatGPT, Copilot zeigten beste Balance; keine konsistente Verbesserung über alle Lesbarkeitsindizia; konventionelle Metriken für medizinische Texte unzureichend.</w:t>
+        <w:t>Insgesamt 18,4% der Angesprochenen nahmen teil, 5,5% Dropout. Nutzungsmedian: 5,9% der Tage über 90 Tage. Stärkere Nutzung (10%-Punkte mehr) verbunden mit 3,09 Metabolischen Äquivalenten pro Woche mehr physischer Aktivität (95% KI 0,79–5,39) und 0,51 Punkten verbessertem Healthy Diet Index. Effekte waren klein, hingen von individuellen Charakteristiken ab (höhere physische Aktivität und positivere Einstellung zu E-Services verstärkten den Effekt). Akzeptabilität moderat (2,9 von 4 Punkten).</w:t>
       </w:r>
     </w:p>
     <w:p>
@@ -235,7 +235,7 @@
         <w:rPr>
           <w:sz w:val="19"/>
         </w:rPr>
-        <w:t>Deutsche Kliniktexte, bundesweit anwendbar – Patientenrechtegesetz verlangt Zugang zu Akten</w:t>
+        <w:t>Finnland, nationale Population-Based-Studie, vergleichbar mit EU-Struktur</w:t>
       </w:r>
     </w:p>
     <w:p>
@@ -244,7 +244,7 @@
           <w:color w:val="5A7D3A"/>
           <w:sz w:val="18"/>
         </w:rPr>
-        <w:t>https://pubmed.ncbi.nlm.nih.gov/42752479/</w:t>
+        <w:t>https://pubmed.ncbi.nlm.nih.gov/42766841/</w:t>
       </w:r>
     </w:p>
     <w:p>
@@ -252,7 +252,7 @@
         <w:pStyle w:val="Heading2"/>
       </w:pPr>
       <w:r>
-        <w:t>Medizinische Konzeptnormalisierung: Hybrid-Retrieval übertrifft reines LLM-Mapping zu SNOMED CT</w:t>
+        <w:t>Machine Learning zur Mortalitätsprognose bei septischer Koagulopathie: multicenter validiert</w:t>
       </w:r>
     </w:p>
     <w:p>
@@ -262,12 +262,12 @@
           <w:color w:val="666666"/>
           <w:sz w:val="18"/>
         </w:rPr>
-        <w:t>Adam H et al.  ·  Stud Health Technol Inform  ·  17.09.2026  ·  PMID 42752477</w:t>
+        <w:t>Sun J et al.  ·  JMIR Med Inform  ·  21.09.2026  ·  PMID 42766803</w:t>
       </w:r>
     </w:p>
     <w:p>
       <w:r>
-        <w:t>Vergleich von LLM-direkter Normalisierung versus Hybrid-Ansatz (Domain-Embeddings + RAG-Reranking) für Mapping deutscher Kliniktexte zu SNOMED CT.</w:t>
+        <w:t>Entwicklung und externe Validierung eines interpretierbaren Machine-Learning-Modells (XGBoost) mit 7980 Patienten aus MIMIC-IV, 3815 aus eICU-CRD und 235 vom eigenen Zentrum zur Vorhersage von 28-Tage-Mortalität bei Intensivpatienten mit septischer Koagulopathie (SIC).</w:t>
       </w:r>
     </w:p>
     <w:p>
@@ -278,7 +278,7 @@
         <w:t xml:space="preserve">Ergebnis: </w:t>
       </w:r>
       <w:r>
-        <w:t>LLM-Baseline: Recall@1 0,235; Hybrid-Embeddings: Recall@1 0,681; mit RAG-Reranking: Recall@1 0,771, Recall@3/5 je 0,809/0,812 – erheblicher Vorteil kombinierter Strategie.</w:t>
+        <w:t>XGBoost-Modell erreichte internes Validierungs-AUC von 0,899 (95% KI 0,889–0,909) und externe AUCs von 0,882 und 0,904, deutlich besser als traditionelle Scoring-Systeme (SOFA, APACHE II, SAPS II, Oxford). Top-5 Prädiktoren: Anionenlücke, RDW, Laktat, Gesamt-Bilirubin, Alter. Benutzerfreundliches Online-Tool (SIC Predict Streamlit) entwickelt. Modell generalisierte robust über Kohorten.</w:t>
       </w:r>
     </w:p>
     <w:p>
@@ -293,7 +293,7 @@
         <w:rPr>
           <w:sz w:val="19"/>
         </w:rPr>
-        <w:t>Österreich, deutschsprachiger Raum – etabliert Grundlage für interoperable Dokumentation</w:t>
+        <w:t>USA (MIMIC-IV, eICU), aber externe Validierung; klinischer Nutzenbefund ist übertragbar</w:t>
       </w:r>
     </w:p>
     <w:p>
@@ -302,7 +302,7 @@
           <w:color w:val="5A7D3A"/>
           <w:sz w:val="18"/>
         </w:rPr>
-        <w:t>https://pubmed.ncbi.nlm.nih.gov/42752477/</w:t>
+        <w:t>https://pubmed.ncbi.nlm.nih.gov/42766803/</w:t>
       </w:r>
     </w:p>
     <w:p>
@@ -310,7 +310,7 @@
         <w:pStyle w:val="Heading2"/>
       </w:pPr>
       <w:r>
-        <w:t>FHIR-Integration von Patient-Reported Outcomes in Klinikroutine: Interoperabilität und Semantik</w:t>
+        <w:t>Elektronische Patientenakte in der Regelversorgung: Barrieren und Erfolgsfaktoren</w:t>
       </w:r>
     </w:p>
     <w:p>
@@ -320,12 +320,12 @@
           <w:color w:val="666666"/>
           <w:sz w:val="18"/>
         </w:rPr>
-        <w:t>Warnecke Y et al.  ·  Stud Health Technol Inform  ·  17.09.2026  ·  PMID 42752467</w:t>
+        <w:t>May S et al.  ·  J Med Internet Res  ·  21.09.2026  ·  PMID 42766713</w:t>
       </w:r>
     </w:p>
     <w:p>
       <w:r>
-        <w:t>Technische Evaluierung eines FHIR-Systems für Mobile Patient Survey (MoPat) zur Integration von Patientenfragebogen in die MII PRO core-Datenstruktur.</w:t>
+        <w:t>Qualitative Studie mit 49 Interviews zur Einführung der ePA als Opt-out-System in Arztpraxen ab Januar 2025; Analyse der Implementierungsfaktoren im Rahmen des CFIR-Ansatzes.</w:t>
       </w:r>
     </w:p>
     <w:p>
@@ -336,7 +336,7 @@
         <w:t xml:space="preserve">Ergebnis: </w:t>
       </w:r>
       <w:r>
-        <w:t>Fragebogenimport gelang fehlerfrei, führte aber zu Verlust von Score-Berechnungslogik und Code-System-Definitionen; Kernproblem: Spannung zwischen Datenerfassungssoftware und Forschungsstruktur mit fehlender semantischer Annotation.</w:t>
+        <w:t>Zentrale Erfolgsfaktoren: Führungsengagement, interne Kommunikation und Lernklima. Wichtigste Barrieren: technische Instabilität (genannt als Hauptproblem), heterogene Funktionalität der Praxisverwaltungssysteme, mangelnde Interoperabilität zwischen Sektoren und unzureichende Patientenaufklärung. Trotz Wahrnehmung als intuitiv und potenziell vorteilhaft blieb die Routinenutzung stark abhängig von organisatorischer Kapazität und Infrastrukturstabilität.</w:t>
       </w:r>
     </w:p>
     <w:p>
@@ -351,7 +351,7 @@
         <w:rPr>
           <w:sz w:val="19"/>
         </w:rPr>
-        <w:t>Deutsche MII-Infrastruktur – zentral für federierten Gesundheitsdatenraum</w:t>
+        <w:t>Deutschland, unmittelbare Relevanz für laufende ePA-Einführung</w:t>
       </w:r>
     </w:p>
     <w:p>
@@ -360,7 +360,7 @@
           <w:color w:val="5A7D3A"/>
           <w:sz w:val="18"/>
         </w:rPr>
-        <w:t>https://pubmed.ncbi.nlm.nih.gov/42752467/</w:t>
+        <w:t>https://pubmed.ncbi.nlm.nih.gov/42766713/</w:t>
       </w:r>
     </w:p>
     <w:p>
@@ -368,7 +368,7 @@
         <w:pStyle w:val="Heading2"/>
       </w:pPr>
       <w:r>
-        <w:t>REDCap-zu-Klinik-Transfer für Patient-Reported Outcomes ohne MDR-Klassifikation</w:t>
+        <w:t>COVID-19-Exposurebenachrichtigungs-App Koronavilkku: Nutzung und Effektivität in Finnland</w:t>
       </w:r>
     </w:p>
     <w:p>
@@ -378,12 +378,12 @@
           <w:color w:val="666666"/>
           <w:sz w:val="18"/>
         </w:rPr>
-        <w:t>Cenko E et al.  ·  Stud Health Technol Inform  ·  17.09.2026  ·  PMID 42752464</w:t>
+        <w:t>Kitowska W et al.  ·  JMIR Public Health Surveill  ·  21.09.2026  ·  PMID 42766493</w:t>
       </w:r>
     </w:p>
     <w:p>
       <w:r>
-        <w:t>Pragmatischer Ansatz zur Integration von Forschungs-PROMs (REDCap) in Klinikinformationssysteme mittels HL7v2-Interface und Dokumentformat-Transfer ohne automatisierte Scoring.</w:t>
+        <w:t>Evaluationsstudie der finnischen Exposurebenachrichtigungs-App mit Systemdaten und Umfrage von 4061 Respondenten; Assessment von Nutzungsumfang, Barrieren, Verhaltenseffekt und Akzeptabilität mittels Sentimentanalyse.</w:t>
       </w:r>
     </w:p>
     <w:p>
@@ -394,7 +394,7 @@
         <w:t xml:space="preserve">Ergebnis: </w:t>
       </w:r>
       <w:r>
-        <w:t>Psychosomatische Baseline-Assessments erfolgreich übertragen und als PDFs verfügbar; Verzicht auf Scoring-Automatisierung: MDR-Klassifikation vermieden; Logging und Bestätigungsmechanismen gewährleisteten Nachverfolgbarkeit.</w:t>
+        <w:t>App-Abdeckung erreichte ca. 53% aktiver Smartphone-Nutzer kurz nach Start, verringerte sich dann. Bei Nutzern, die ein Token erhielten, Quote der Token-Eingabe über 50% während gesamter Studie. Männer, Alter &gt;34 Jahre und Alleinlebende weniger wahrscheinlich Nutzer; höhere Bildung und Haushalte mit Kindern wahrscheinlicher. Fast 70% (94.280 Positiv-Nutzer) erhielten kein Token von Behörden. ENA-Nutzer berichteten höhere Adhärenz zu Pandemie-Maßnahmen als Nicht-Nutzer (Prävalenz-Quotienten 1,24–1,65). 68% nutzten App mindestens einmal, 49% dieser Nutzer beendeten Nutzung später. Sentimentanalyse: Nutzer positiver als Nicht-Nutzer, aber erheblicher Anteil neutral/negativ.</w:t>
       </w:r>
     </w:p>
     <w:p>
@@ -409,7 +409,7 @@
         <w:rPr>
           <w:sz w:val="19"/>
         </w:rPr>
-        <w:t>Deutschland, deutsches Regelwerk (DSGVO, MDR) – Template für andere Zentren und zukünftige FHIR-Standardisierung</w:t>
+        <w:t>Finnland, hoher Digitalisierungsgrad; strukturell nicht direkt auf Deutschland übertragbar</w:t>
       </w:r>
     </w:p>
     <w:p>
@@ -418,7 +418,7 @@
           <w:color w:val="5A7D3A"/>
           <w:sz w:val="18"/>
         </w:rPr>
-        <w:t>https://pubmed.ncbi.nlm.nih.gov/42752464/</w:t>
+        <w:t>https://pubmed.ncbi.nlm.nih.gov/42766493/</w:t>
       </w:r>
     </w:p>
     <w:sectPr>

--- a/download/studien-aktuell.docx
+++ b/download/studien-aktuell.docx
@@ -62,7 +62,7 @@
           <w:color w:val="666666"/>
           <w:sz w:val="18"/>
         </w:rPr>
-        <w:t>Stand: 22.09.2026  |  6 Studien  |  ki.m-vf.de</w:t>
+        <w:t>Stand: 23.09.2026  |  7 Studien  |  ki.m-vf.de</w:t>
       </w:r>
     </w:p>
     <w:p>
@@ -70,7 +70,7 @@
         <w:pStyle w:val="Heading1"/>
       </w:pPr>
       <w:r>
-        <w:t>Aufgenommen am 22.09.2026</w:t>
+        <w:t>Aufgenommen am 23.09.2026</w:t>
       </w:r>
     </w:p>
     <w:p>
@@ -78,7 +78,7 @@
         <w:pStyle w:val="Heading2"/>
       </w:pPr>
       <w:r>
-        <w:t>Digitale Gesundheitsinterventionen bei chronischer Nierenerkrankung: Metaanalyse zu Hürden und Erfolgsfaktoren</w:t>
+        <w:t>Künstliche Intelligenz in der Atemnot-Versorgung bei fortgeschrittenem Lungenkrebs: Scoping Review (Protokoll)</w:t>
       </w:r>
     </w:p>
     <w:p>
@@ -88,12 +88,12 @@
           <w:color w:val="666666"/>
           <w:sz w:val="18"/>
         </w:rPr>
-        <w:t>Su F et al.  ·  J Med Internet Res  ·  21.09.2026  ·  PMID 42766847</w:t>
+        <w:t>Zhang X et al.  ·  BMJ Open  ·  22.09.2026  ·  PMID 42772888</w:t>
       </w:r>
     </w:p>
     <w:p>
       <w:r>
-        <w:t>Systematisches Review von 13 Studien mit 3002 Patienten über Barrieren und Erfolgsfaktoren für digitale Selbstmanagement-Interventionen; Kodierung nach CFIR-2.0-Framework.</w:t>
+        <w:t>Protokoll für systematische Übersichtsarbeit zu KI-Anwendungen (Überwachung, Risikoprognose, Entscheidungsunterstützung) in der Symptomkontrolle bei palliativen Lungenkrebspatienten.</w:t>
       </w:r>
     </w:p>
     <w:p>
@@ -104,7 +104,7 @@
         <w:t xml:space="preserve">Ergebnis: </w:t>
       </w:r>
       <w:r>
-        <w:t>19 Erfolgsfaktoren und 15 Barrieren identifiziert. Häufigste positive Faktoren: einfache, benutzerfreundliche Oberfläche (9 Studien, hohe Evidenz), Unterstützung durch Familie/Peers (8 Studien), anytime-Zugang zu Gesundheitsinformationen, personalisierte Inhalte (je 5 Studien). Häufigste Barrieren: geringe Gesundheitskompetenz (6 Studien, hohe Evidenz), schlechte Wirtschaftslage (6 Studien, mittlere Evidenz), höheres Alter (5 Studien, hohe Evidenz). Mehrheit Mixed-Methods-Designs, Longitudinalstudien fehlend, Konzentration auf wohlhabende Länder.</w:t>
+        <w:t>Noch nicht durchgeführt (Protokoll). Geplant: Suche in 13 Datenbanken ohne Datumbeschränkung, Mixed-Methods-Studien sowie Graubestandsliteratur, narrative Synthese. Bearbeitung laufend (Registration CRD420251112279).</w:t>
       </w:r>
     </w:p>
     <w:p>
@@ -119,7 +119,7 @@
         <w:rPr>
           <w:sz w:val="19"/>
         </w:rPr>
-        <w:t>Überwiegend nicht-Europa; nur Übersichtsarbeit, keine Originalergebnisse, aber relevant für Versorgungsimplementierung</w:t>
+        <w:t>Übertragbarkeit offen: Zielgruppe Palliativmedizin deckungsgleich mit Deutschland; Technikspektrum und Implementierungskontexte noch zu analysieren.</w:t>
       </w:r>
     </w:p>
     <w:p>
@@ -128,7 +128,7 @@
           <w:color w:val="5A7D3A"/>
           <w:sz w:val="18"/>
         </w:rPr>
-        <w:t>https://pubmed.ncbi.nlm.nih.gov/42766847/</w:t>
+        <w:t>https://pubmed.ncbi.nlm.nih.gov/42772888/</w:t>
       </w:r>
     </w:p>
     <w:p>
@@ -136,7 +136,7 @@
         <w:pStyle w:val="Heading2"/>
       </w:pPr>
       <w:r>
-        <w:t>Telerehabilitation in der Physiotherapie: Barrieren und Umsetzungslücken in Deutschland</w:t>
+        <w:t>Machine Learning zur Sterblichkeitsprognose bei Diabetes + Hypertonie: AUC 0,873</w:t>
       </w:r>
     </w:p>
     <w:p>
@@ -146,12 +146,12 @@
           <w:color w:val="666666"/>
           <w:sz w:val="18"/>
         </w:rPr>
-        <w:t>Michels T et al.  ·  JMIR Form Res  ·  21.09.2026  ·  PMID 42766842</w:t>
+        <w:t>Ding W et al.  ·  JMIR Med Inform  ·  22.09.2026  ·  PMID 42772752</w:t>
       </w:r>
     </w:p>
     <w:p>
       <w:r>
-        <w:t>Online-Befragung von 458 deutschen Physiotherapeuten zur Nutzung, Akzeptanz und Implementierungsbarrieren von Telerehabilitation; Selbstbewertung von Kompetenz, Trainingsbedarfe und organisatorische Faktoren.</w:t>
+        <w:t>Entwicklung und Validierung von fünf Machine-Learning-Modellen zur Vorhersage der Gesamtsterblichkeit (all-cause mortality) bei Patienten mit Typ-2-Diabetes und Hypertonie.</w:t>
       </w:r>
     </w:p>
     <w:p>
@@ -162,7 +162,7 @@
         <w:t xml:space="preserve">Ergebnis: </w:t>
       </w:r>
       <w:r>
-        <w:t>Nur 30 von 458 Teilnehmern hatten bereits Telerehabilitation durchgeführt (6,6%). Mehrheit hielt Telerehabilitation für sinnvoll zukünftig, aber nur Minderheit fühlte sich ausreichend informiert. Hauptbarrieren: Integration in tägliche Routinen, unzureichende Information über rechtliche/organisatorische Rahmenbedingungen, mangelhafte digitale Infrastruktur in Praxen. Besonders häufig gewünscht: Schulungen, kollegiales Austausch, Information von Berufsverbänden und Krankenkassen. Teilnehmer mit vorheriger Telerehabilitation-Erfahrung fühlten sich signifikant kompetenter und informierter.</w:t>
+        <w:t>Random-Forest-Modell überlegen mit AUC 0,873 (95%-KI 0,856-0,891), gefolgt von Light-Gradient-Boosting (AUC 0,785) und anderen. Schlüsselprediktoren: Alter, Rasse, chronische Nierenkrankheit, BMI, Blutharnstoff. Kalibrierung hervorragend, klinische Utilität über mehrere Risikoschwellen nachgewiesen.</w:t>
       </w:r>
     </w:p>
     <w:p>
@@ -177,7 +177,7 @@
         <w:rPr>
           <w:sz w:val="19"/>
         </w:rPr>
-        <w:t>Deutschland, repräsentative Befragung für deutschsprachigen Raum</w:t>
+        <w:t>USA (National Health and Nutrition Examination Survey): Technisch übertragbar; Validierung auf deutschem Vergleichskollektiv erforderlich, da ethnische Zusammensetzung unterschiedlich.</w:t>
       </w:r>
     </w:p>
     <w:p>
@@ -186,7 +186,7 @@
           <w:color w:val="5A7D3A"/>
           <w:sz w:val="18"/>
         </w:rPr>
-        <w:t>https://pubmed.ncbi.nlm.nih.gov/42766842/</w:t>
+        <w:t>https://pubmed.ncbi.nlm.nih.gov/42772752/</w:t>
       </w:r>
     </w:p>
     <w:p>
@@ -194,7 +194,7 @@
         <w:pStyle w:val="Heading2"/>
       </w:pPr>
       <w:r>
-        <w:t>App für Gewohnheitsbildung und Lebensstiländerung: Effektivität im Feldtest</w:t>
+        <w:t>Safety-Benchmarking von LLMs in Zervixkrebs-Screening-Management: Fehlerrate bei komplexen Fällen 29%</w:t>
       </w:r>
     </w:p>
     <w:p>
@@ -204,12 +204,12 @@
           <w:color w:val="666666"/>
           <w:sz w:val="18"/>
         </w:rPr>
-        <w:t>Rantala E et al.  ·  JMIR Mhealth Uhealth  ·  21.09.2026  ·  PMID 42766841</w:t>
+        <w:t>Eroğlu ÖO et al.  ·  J Med Internet Res  ·  22.09.2026  ·  PMID 42772748</w:t>
       </w:r>
     </w:p>
     <w:p>
       <w:r>
-        <w:t>Quasi-experimentelle Feldintervention mit 382 Teilnehmern über 90 Tage; webbasierte App mit personalisierten Verhaltensvorschlägen zur Bildung gesundheitsfördernder Gewohnheiten, Messung von Effekten auf physische Aktivität, Ernährungsqualität und BMI.</w:t>
+        <w:t>Sicherheitsprüfung von drei großen Sprachmodellen zur Einhaltung von ASCCP-Richtlinien beim Risiko-basierten Management abnormaler Abstriche, mit Fokus auf sichere Empfehlungen.</w:t>
       </w:r>
     </w:p>
     <w:p>
@@ -220,7 +220,7 @@
         <w:t xml:space="preserve">Ergebnis: </w:t>
       </w:r>
       <w:r>
-        <w:t>Insgesamt 18,4% der Angesprochenen nahmen teil, 5,5% Dropout. Nutzungsmedian: 5,9% der Tage über 90 Tage. Stärkere Nutzung (10%-Punkte mehr) verbunden mit 3,09 Metabolischen Äquivalenten pro Woche mehr physischer Aktivität (95% KI 0,79–5,39) und 0,51 Punkten verbessertem Healthy Diet Index. Effekte waren klein, hingen von individuellen Charakteristiken ab (höhere physische Aktivität und positivere Einstellung zu E-Services verstärkten den Effekt). Akzeptabilität moderat (2,9 von 4 Punkten).</w:t>
+        <w:t>Unter Leitlinien-Promptpaket erzielte GPT-5.3 100% fehlerfreie Rate (95%-KI 94-100%), Gemini 3 Flash 98,9%, DeepSeek V3.2 nur 75%. Fehlerrate stieg mit Szenario-Komplexität von 3,1% (niedrig) auf 29% (hoch); Leitlinien-Prompts verbesserten Sicherheit um OR 3,76.</w:t>
       </w:r>
     </w:p>
     <w:p>
@@ -235,7 +235,7 @@
         <w:rPr>
           <w:sz w:val="19"/>
         </w:rPr>
-        <w:t>Finnland, nationale Population-Based-Studie, vergleichbar mit EU-Struktur</w:t>
+        <w:t>USA: Die Befunde zur Fehleranfälligkeit in komplexen, historienabhängigen Szenarien gelten modellunabhängig; Übertragung auf deutsches ärztliches Screening realistisch.</w:t>
       </w:r>
     </w:p>
     <w:p>
@@ -244,7 +244,7 @@
           <w:color w:val="5A7D3A"/>
           <w:sz w:val="18"/>
         </w:rPr>
-        <w:t>https://pubmed.ncbi.nlm.nih.gov/42766841/</w:t>
+        <w:t>https://pubmed.ncbi.nlm.nih.gov/42772748/</w:t>
       </w:r>
     </w:p>
     <w:p>
@@ -252,7 +252,7 @@
         <w:pStyle w:val="Heading2"/>
       </w:pPr>
       <w:r>
-        <w:t>Machine Learning zur Mortalitätsprognose bei septischer Koagulopathie: multicenter validiert</w:t>
+        <w:t>Digital-Reminder-Tool zur Verbesserung der Diabetes-Follow-up-Adhärenz: RCT in Belgien</w:t>
       </w:r>
     </w:p>
     <w:p>
@@ -262,12 +262,12 @@
           <w:color w:val="666666"/>
           <w:sz w:val="18"/>
         </w:rPr>
-        <w:t>Sun J et al.  ·  JMIR Med Inform  ·  21.09.2026  ·  PMID 42766803</w:t>
+        <w:t>Annancy B et al.  ·  JMIR Res Protoc  ·  22.09.2026  ·  PMID 42771875</w:t>
       </w:r>
     </w:p>
     <w:p>
       <w:r>
-        <w:t>Entwicklung und externe Validierung eines interpretierbaren Machine-Learning-Modells (XGBoost) mit 7980 Patienten aus MIMIC-IV, 3815 aus eICU-CRD und 235 vom eigenen Zentrum zur Vorhersage von 28-Tage-Mortalität bei Intensivpatienten mit septischer Koagulopathie (SIC).</w:t>
+        <w:t>Randomisierte kontrollierte Studie zu einem Patientenportal-Extension (DIPAR-Tool) mit automatisierten Erinnerungen und Arzt-Patienten-Dashboard zur Steigerung der Adhärenz zu Monitoring-Untersuchungen bei Typ-2-Diabetes.</w:t>
       </w:r>
     </w:p>
     <w:p>
@@ -278,7 +278,7 @@
         <w:t xml:space="preserve">Ergebnis: </w:t>
       </w:r>
       <w:r>
-        <w:t>XGBoost-Modell erreichte internes Validierungs-AUC von 0,899 (95% KI 0,889–0,909) und externe AUCs von 0,882 und 0,904, deutlich besser als traditionelle Scoring-Systeme (SOFA, APACHE II, SAPS II, Oxford). Top-5 Prädiktoren: Anionenlücke, RDW, Laktat, Gesamt-Bilirubin, Alter. Benutzerfreundliches Online-Tool (SIC Predict Streamlit) entwickelt. Modell generalisierte robust über Kohorten.</w:t>
+        <w:t>Studie nach Protokoll: 201 Patienten rekrutiert (100 Interventionsgruppe), Datenextrahierung ab März 2026 gestartet. Primäres Outcome: Anteil Patienten mit dokumentierter jährlicher Albuminurie-Messung; Sekundäroutcome: ≥2 HbA1c-Messungen/12 Monate. Datenanalyse noch nicht begonnen.</w:t>
       </w:r>
     </w:p>
     <w:p>
@@ -293,7 +293,7 @@
         <w:rPr>
           <w:sz w:val="19"/>
         </w:rPr>
-        <w:t>USA (MIMIC-IV, eICU), aber externe Validierung; klinischer Nutzenbefund ist übertragbar</w:t>
+        <w:t>Belgien: Direkt vergleichbares Versicherungssystem und Dokumentationskontexte wie Deutschland; Interoperabilität mit EHR-Systemen relevant.</w:t>
       </w:r>
     </w:p>
     <w:p>
@@ -302,7 +302,7 @@
           <w:color w:val="5A7D3A"/>
           <w:sz w:val="18"/>
         </w:rPr>
-        <w:t>https://pubmed.ncbi.nlm.nih.gov/42766803/</w:t>
+        <w:t>https://pubmed.ncbi.nlm.nih.gov/42771875/</w:t>
       </w:r>
     </w:p>
     <w:p>
@@ -310,7 +310,7 @@
         <w:pStyle w:val="Heading2"/>
       </w:pPr>
       <w:r>
-        <w:t>Elektronische Patientenakte in der Regelversorgung: Barrieren und Erfolgsfaktoren</w:t>
+        <w:t>Stakeholder-Perspektiven auf KI in der Diabetestherapie: Systematische Qualitative Analyse</w:t>
       </w:r>
     </w:p>
     <w:p>
@@ -320,12 +320,12 @@
           <w:color w:val="666666"/>
           <w:sz w:val="18"/>
         </w:rPr>
-        <w:t>May S et al.  ·  J Med Internet Res  ·  21.09.2026  ·  PMID 42766713</w:t>
+        <w:t>Martínez-Martínez H et al.  ·  J Med Internet Res  ·  22.09.2026  ·  PMID 42771802</w:t>
       </w:r>
     </w:p>
     <w:p>
       <w:r>
-        <w:t>Qualitative Studie mit 49 Interviews zur Einführung der ePA als Opt-out-System in Arztpraxen ab Januar 2025; Analyse der Implementierungsfaktoren im Rahmen des CFIR-Ansatzes.</w:t>
+        <w:t>Qualitative Synthese der Erwartungen, Bedenken und Erfahrungen von Patienten, Angehörigen, Fachkräften und Administratoren zur Integration von KI-Tools in der Diabetesversorgung.</w:t>
       </w:r>
     </w:p>
     <w:p>
@@ -336,7 +336,7 @@
         <w:t xml:space="preserve">Ergebnis: </w:t>
       </w:r>
       <w:r>
-        <w:t>Zentrale Erfolgsfaktoren: Führungsengagement, interne Kommunikation und Lernklima. Wichtigste Barrieren: technische Instabilität (genannt als Hauptproblem), heterogene Funktionalität der Praxisverwaltungssysteme, mangelnde Interoperabilität zwischen Sektoren und unzureichende Patientenaufklärung. Trotz Wahrnehmung als intuitiv und potenziell vorteilhaft blieb die Routinenutzung stark abhängig von organisatorischer Kapazität und Infrastrukturstabilität.</w:t>
+        <w:t>14 Studien (2023–2025), ≥738 Teilnehmer, 9 Länder: Nutzen in präventiver, individualisierter Versorgung, Bildung und Selbstmanagement gesehen; kritische Punkte Genauigkeit, Bias, Datenschutz, Kontofähigkeit, Mehrbelastung, Autonomieverlust, mangelnde Menschenzentrierung. 11/13 Befunde mit hohem Vertrauen eingestuft. Keine Evidenz für klinische Effektivität oder Sicherheit.</w:t>
       </w:r>
     </w:p>
     <w:p>
@@ -351,7 +351,7 @@
         <w:rPr>
           <w:sz w:val="19"/>
         </w:rPr>
-        <w:t>Deutschland, unmittelbare Relevanz für laufende ePA-Einführung</w:t>
+        <w:t>Multland-Befunde: Die identifizierten Implementierungsbarrieren (Explainability, Workflow-Integration, Governance) gelten auch für deutsche Kontexte; starke Heterogenität der Studien begrenzt Generalisierbarkeit.</w:t>
       </w:r>
     </w:p>
     <w:p>
@@ -360,7 +360,7 @@
           <w:color w:val="5A7D3A"/>
           <w:sz w:val="18"/>
         </w:rPr>
-        <w:t>https://pubmed.ncbi.nlm.nih.gov/42766713/</w:t>
+        <w:t>https://pubmed.ncbi.nlm.nih.gov/42771802/</w:t>
       </w:r>
     </w:p>
     <w:p>
@@ -368,7 +368,7 @@
         <w:pStyle w:val="Heading2"/>
       </w:pPr>
       <w:r>
-        <w:t>COVID-19-Exposurebenachrichtigungs-App Koronavilkku: Nutzung und Effektivität in Finnland</w:t>
+        <w:t>Atomic Fact-Checking in LLMs für medizinische Frage-Antwort-Systeme: Halluzinationen um 80% reduziert</w:t>
       </w:r>
     </w:p>
     <w:p>
@@ -378,12 +378,12 @@
           <w:color w:val="666666"/>
           <w:sz w:val="18"/>
         </w:rPr>
-        <w:t>Kitowska W et al.  ·  JMIR Public Health Surveill  ·  21.09.2026  ·  PMID 42766493</w:t>
+        <w:t>Vladika J et al.  ·  J Med Internet Res  ·  21.09.2026  ·  PMID 42770666</w:t>
       </w:r>
     </w:p>
     <w:p>
       <w:r>
-        <w:t>Evaluationsstudie der finnischen Exposurebenachrichtigungs-App mit Systemdaten und Umfrage von 4061 Respondenten; Assessment von Nutzungsumfang, Barrieren, Verhaltenseffekt und Akzeptabilität mittels Sentimentanalyse.</w:t>
+        <w:t>Entwicklung eines Frameworks zur Verbesserung der Zuverlässigkeit von Large Language Models (LLMs) durch automatisierte Überprüfung atomarer Fakten gegen medizinische Guidelines, um Halluzinationen und Ungenauigkeiten zu reduzieren.</w:t>
       </w:r>
     </w:p>
     <w:p>
@@ -394,7 +394,7 @@
         <w:t xml:space="preserve">Ergebnis: </w:t>
       </w:r>
       <w:r>
-        <w:t>App-Abdeckung erreichte ca. 53% aktiver Smartphone-Nutzer kurz nach Start, verringerte sich dann. Bei Nutzern, die ein Token erhielten, Quote der Token-Eingabe über 50% während gesamter Studie. Männer, Alter &gt;34 Jahre und Alleinlebende weniger wahrscheinlich Nutzer; höhere Bildung und Haushalte mit Kindern wahrscheinlicher. Fast 70% (94.280 Positiv-Nutzer) erhielten kein Token von Behörden. ENA-Nutzer berichteten höhere Adhärenz zu Pandemie-Maßnahmen als Nicht-Nutzer (Prävalenz-Quotienten 1,24–1,65). 68% nutzten App mindestens einmal, 49% dieser Nutzer beendeten Nutzung später. Sentimentanalyse: Nutzer positiver als Nicht-Nutzer, aber erheblicher Anteil neutral/negativ.</w:t>
+        <w:t>Das Framework erzielte 50% Gesamtverbesserung der Antwortqualität und 80% Halluzinationserkennung; besonders bei komplexen klinischen Fällen (Tumor-Board-Szenarien) war der Gewinn am stärksten. Die Explainability gelang durch Rückverfolgung jedes Fakts zu relevanten Wissensquellen.</w:t>
       </w:r>
     </w:p>
     <w:p>
@@ -409,7 +409,7 @@
         <w:rPr>
           <w:sz w:val="19"/>
         </w:rPr>
-        <w:t>Finnland, hoher Digitalisierungsgrad; strukturell nicht direkt auf Deutschland übertragbar</w:t>
+        <w:t>Deutschland: Technik systemunabhängig, entwickelt mit offenen Modellen; Übertragung auf lokale Medizin-KI realistisch.</w:t>
       </w:r>
     </w:p>
     <w:p>
@@ -418,7 +418,65 @@
           <w:color w:val="5A7D3A"/>
           <w:sz w:val="18"/>
         </w:rPr>
-        <w:t>https://pubmed.ncbi.nlm.nih.gov/42766493/</w:t>
+        <w:t>https://pubmed.ncbi.nlm.nih.gov/42770666/</w:t>
+      </w:r>
+    </w:p>
+    <w:p>
+      <w:pPr>
+        <w:pStyle w:val="Heading2"/>
+      </w:pPr>
+      <w:r>
+        <w:t>mHealth-Intervention zur Demenz-Risikoreduktion in Deutschland: Machbarkeitsstudie</w:t>
+      </w:r>
+    </w:p>
+    <w:p>
+      <w:r>
+        <w:rPr>
+          <w:i/>
+          <w:color w:val="666666"/>
+          <w:sz w:val="18"/>
+        </w:rPr>
+        <w:t>Zülke AE et al.  ·  BMJ Open  ·  16.09.2026  ·  PMID 42749366</w:t>
+      </w:r>
+    </w:p>
+    <w:p>
+      <w:r>
+        <w:t>Pilotstudie zur Machbarkeit und Nutzerfreundlichkeit einer adaptierten Smartphone-App (MyBraincoach) zur Demenz-Risikoreduktion durch lebensstiländernde Maßnahmen bei älteren Erwachsenen.</w:t>
+      </w:r>
+    </w:p>
+    <w:p>
+      <w:r>
+        <w:rPr>
+          <w:b/>
+        </w:rPr>
+        <w:t xml:space="preserve">Ergebnis: </w:t>
+      </w:r>
+      <w:r>
+        <w:t>Studienprotokoll: n=75 Teilnehmer (40–75 Jahre), 12-Wochen-Intervention mit Pre-Post-Design und Remote-Fokusgruppe. Primäre Outcomes: Machbarkeit, Rekrutierungserfolg, App-Nutzung und Usability. Sekundäre Outcomes: Veränderung in Demenz-Risikoprofil, Demenzkompetenz, Lebensqualität, Selbstwirksamkeit. Datenanalyse steht aus.</w:t>
+      </w:r>
+    </w:p>
+    <w:p>
+      <w:r>
+        <w:rPr>
+          <w:b/>
+          <w:sz w:val="19"/>
+        </w:rPr>
+        <w:t xml:space="preserve">Übertragbarkeit: </w:t>
+      </w:r>
+      <w:r>
+        <w:rPr>
+          <w:sz w:val="19"/>
+        </w:rPr>
+        <w:t>Deutschland: Nationale Rekrutierung, deutsches Gesundheitssystem, Translation aus Niederländischem Kontext (Maastricht) mit Kulturanpassung geplant.</w:t>
+      </w:r>
+    </w:p>
+    <w:p>
+      <w:r>
+        <w:rPr>
+          <w:color w:val="5A7D3A"/>
+          <w:sz w:val="18"/>
+        </w:rPr>
+        <w:t>https://pubmed.ncbi.nlm.nih.gov/42749366/</w:t>
       </w:r>
     </w:p>
     <w:sectPr>

--- a/download/studien-aktuell.docx
+++ b/download/studien-aktuell.docx
@@ -62,7 +62,7 @@
           <w:color w:val="666666"/>
           <w:sz w:val="18"/>
         </w:rPr>
-        <w:t>Stand: 23.09.2026  |  7 Studien  |  ki.m-vf.de</w:t>
+        <w:t>Stand: 24.09.2026  |  6 Studien  |  ki.m-vf.de</w:t>
       </w:r>
     </w:p>
     <w:p>
@@ -70,7 +70,7 @@
         <w:pStyle w:val="Heading1"/>
       </w:pPr>
       <w:r>
-        <w:t>Aufgenommen am 23.09.2026</w:t>
+        <w:t>Aufgenommen am 24.09.2026</w:t>
       </w:r>
     </w:p>
     <w:p>
@@ -78,7 +78,7 @@
         <w:pStyle w:val="Heading2"/>
       </w:pPr>
       <w:r>
-        <w:t>Künstliche Intelligenz in der Atemnot-Versorgung bei fortgeschrittenem Lungenkrebs: Scoping Review (Protokoll)</w:t>
+        <w:t>KI-gestützte Beatmungsunterstützung in der Intensivmedizin: Vergleich von Empfehlungen mit Versorgungspraxis</w:t>
       </w:r>
     </w:p>
     <w:p>
@@ -88,12 +88,12 @@
           <w:color w:val="666666"/>
           <w:sz w:val="18"/>
         </w:rPr>
-        <w:t>Zhang X et al.  ·  BMJ Open  ·  22.09.2026  ·  PMID 42772888</w:t>
+        <w:t>Theilen R et al.  ·  BMJ Open  ·  23.09.2026  ·  PMID 42778255</w:t>
       </w:r>
     </w:p>
     <w:p>
       <w:r>
-        <w:t>Protokoll für systematische Übersichtsarbeit zu KI-Anwendungen (Überwachung, Risikoprognose, Entscheidungsunterstützung) in der Symptomkontrolle bei palliativen Lungenkrebspatienten.</w:t>
+        <w:t>Prospektive multizentrische Studie zur Validierung des IntelliLung-Systems, das mittels KI kontinuierlich Beatmungsparameter analysiert und Optimierungsempfehlungen abgibt, anhand von Patientendaten aus Deutschland, Spanien, Polen und weiteren europäischen Zentren.</w:t>
       </w:r>
     </w:p>
     <w:p>
@@ -104,7 +104,7 @@
         <w:t xml:space="preserve">Ergebnis: </w:t>
       </w:r>
       <w:r>
-        <w:t>Noch nicht durchgeführt (Protokoll). Geplant: Suche in 13 Datenbanken ohne Datumbeschränkung, Mixed-Methods-Studien sowie Graubestandsliteratur, narrative Synthese. Bearbeitung laufend (Registration CRD420251112279).</w:t>
+        <w:t>Primäre Endpunkte: Übereinstimmung zwischen KI-Empfehlungen und tatsächlich eingestellten Beatmungsparametern für PEEP, FiO₂, Atemfrequenz und Tidalvolumen; sekundäre Endpunkte einschließlich beatmungsfreier Tage und klinischer Entscheidungsfindung.</w:t>
       </w:r>
     </w:p>
     <w:p>
@@ -119,7 +119,7 @@
         <w:rPr>
           <w:sz w:val="19"/>
         </w:rPr>
-        <w:t>Übertragbarkeit offen: Zielgruppe Palliativmedizin deckungsgleich mit Deutschland; Technikspektrum und Implementierungskontexte noch zu analysieren.</w:t>
+        <w:t>Deutsches Universitätsklinikum und europäische Partner, direkt vergleichbar</w:t>
       </w:r>
     </w:p>
     <w:p>
@@ -128,7 +128,7 @@
           <w:color w:val="5A7D3A"/>
           <w:sz w:val="18"/>
         </w:rPr>
-        <w:t>https://pubmed.ncbi.nlm.nih.gov/42772888/</w:t>
+        <w:t>https://pubmed.ncbi.nlm.nih.gov/42778255/</w:t>
       </w:r>
     </w:p>
     <w:p>
@@ -136,7 +136,7 @@
         <w:pStyle w:val="Heading2"/>
       </w:pPr>
       <w:r>
-        <w:t>Machine Learning zur Sterblichkeitsprognose bei Diabetes + Hypertonie: AUC 0,873</w:t>
+        <w:t>Akzeptanz humanoid-sozialer Roboter durch Pflegeleistende: Querschnittsstudie mit 475 polnischen Pflegestudierenden</w:t>
       </w:r>
     </w:p>
     <w:p>
@@ -146,12 +146,12 @@
           <w:color w:val="666666"/>
           <w:sz w:val="18"/>
         </w:rPr>
-        <w:t>Ding W et al.  ·  JMIR Med Inform  ·  22.09.2026  ·  PMID 42772752</w:t>
+        <w:t>Osypka K et al.  ·  Front Public Health  ·  08.09.2026  ·  PMID 42774093</w:t>
       </w:r>
     </w:p>
     <w:p>
       <w:r>
-        <w:t>Entwicklung und Validierung von fünf Machine-Learning-Modellen zur Vorhersage der Gesamtsterblichkeit (all-cause mortality) bei Patienten mit Typ-2-Diabetes und Hypertonie.</w:t>
+        <w:t>Befragung von Pflegestudierenden (Bachelor und Master) zur Wahrnehmung des TIAGo-Roboters nach standardisiertem Video; Vergleich zwischen erwerbstätigen (n=107) und nicht-erwerbstätigen (n=368) Studierenden mittels multipler logistischer Regression.</w:t>
       </w:r>
     </w:p>
     <w:p>
@@ -162,7 +162,7 @@
         <w:t xml:space="preserve">Ergebnis: </w:t>
       </w:r>
       <w:r>
-        <w:t>Random-Forest-Modell überlegen mit AUC 0,873 (95%-KI 0,856-0,891), gefolgt von Light-Gradient-Boosting (AUC 0,785) und anderen. Schlüsselprediktoren: Alter, Rasse, chronische Nierenkrankheit, BMI, Blutharnstoff. Kalibrierung hervorragend, klinische Utilität über mehrere Risikoschwellen nachgewiesen.</w:t>
+        <w:t>Gesamteinstellungen positiv; Assistenzfunktionen besser bewertet als Begleitfunktionen. Erwerbstätigkeit als unabhängiger Prädiktor: Berufstätige Studierende signifikant günstigere Haltung zu sozialen Funktionen (p&lt;0,05), höhere Einschätzung der Belebheit. Alter und subjektive Technologiekompetenz weitere unabhängige Prädiktoren.</w:t>
       </w:r>
     </w:p>
     <w:p>
@@ -177,7 +177,7 @@
         <w:rPr>
           <w:sz w:val="19"/>
         </w:rPr>
-        <w:t>USA (National Health and Nutrition Examination Survey): Technisch übertragbar; Validierung auf deutschem Vergleichskollektiv erforderlich, da ethnische Zusammensetzung unterschiedlich.</w:t>
+        <w:t>Polen, europäische Ausbildungsstrukturen und Personalmangel-Kontext</w:t>
       </w:r>
     </w:p>
     <w:p>
@@ -186,7 +186,7 @@
           <w:color w:val="5A7D3A"/>
           <w:sz w:val="18"/>
         </w:rPr>
-        <w:t>https://pubmed.ncbi.nlm.nih.gov/42772752/</w:t>
+        <w:t>https://pubmed.ncbi.nlm.nih.gov/42774093/</w:t>
       </w:r>
     </w:p>
     <w:p>
@@ -194,7 +194,7 @@
         <w:pStyle w:val="Heading2"/>
       </w:pPr>
       <w:r>
-        <w:t>Safety-Benchmarking von LLMs in Zervixkrebs-Screening-Management: Fehlerrate bei komplexen Fällen 29%</w:t>
+        <w:t>Algorithmus zur automatischen Klassifikation von Sichelzellerkrankungen aus klinischen Berichten: Validierung in fünf französischen Kliniken</w:t>
       </w:r>
     </w:p>
     <w:p>
@@ -204,12 +204,12 @@
           <w:color w:val="666666"/>
           <w:sz w:val="18"/>
         </w:rPr>
-        <w:t>Eroğlu ÖO et al.  ·  J Med Internet Res  ·  22.09.2026  ·  PMID 42772748</w:t>
+        <w:t>Azoyan L et al.  ·  J Med Syst  ·  23.09.2026  ·  PMID 42773269</w:t>
       </w:r>
     </w:p>
     <w:p>
       <w:r>
-        <w:t>Sicherheitsprüfung von drei großen Sprachmodellen zur Einhaltung von ASCCP-Richtlinien beim Risiko-basierten Management abnormaler Abstriche, mit Fokus auf sichere Empfehlungen.</w:t>
+        <w:t>Entwicklung eines NLP-Algorithmus zur Extraktion und Klassifikation von Sichelzellerkrankungs-Subtypen aus unstrukturierten klinischen Berichten; validiert an 10.868 Patienten mit 561.924 Dokumenten aus fünf Pariser Universitätskliniken.</w:t>
       </w:r>
     </w:p>
     <w:p>
@@ -220,7 +220,7 @@
         <w:t xml:space="preserve">Ergebnis: </w:t>
       </w:r>
       <w:r>
-        <w:t>Unter Leitlinien-Promptpaket erzielte GPT-5.3 100% fehlerfreie Rate (95%-KI 94-100%), Gemini 3 Flash 98,9%, DeepSeek V3.2 nur 75%. Fehlerrate stieg mit Szenario-Komplexität von 3,1% (niedrig) auf 29% (hoch); Leitlinien-Prompts verbesserten Sicherheit um OR 3,76.</w:t>
+        <w:t>Algorithmus verarbeitete alle Dokumente in fünf Minuten; positive Vorhersagekraft (PPV) 94,0% (95% CI 92,6–95,4) für Klassifikation in Subtypen SS, SC, Sβ⁺, Sβ⁰; ICD-10-basierte Strategien allein nur 58,1–88,3% PPV. Keine klinisch relevante Fehlklassifikation zwischen benigne und maligne Fällen.</w:t>
       </w:r>
     </w:p>
     <w:p>
@@ -235,7 +235,7 @@
         <w:rPr>
           <w:sz w:val="19"/>
         </w:rPr>
-        <w:t>USA: Die Befunde zur Fehleranfälligkeit in komplexen, historienabhängigen Szenarien gelten modellunabhängig; Übertragung auf deutsches ärztliches Screening realistisch.</w:t>
+        <w:t>Frankreich, vergleichbare EU-Dokumentationspflichten und elektronische Gesundheitssysteme</w:t>
       </w:r>
     </w:p>
     <w:p>
@@ -244,7 +244,7 @@
           <w:color w:val="5A7D3A"/>
           <w:sz w:val="18"/>
         </w:rPr>
-        <w:t>https://pubmed.ncbi.nlm.nih.gov/42772748/</w:t>
+        <w:t>https://pubmed.ncbi.nlm.nih.gov/42773269/</w:t>
       </w:r>
     </w:p>
     <w:p>
@@ -252,7 +252,7 @@
         <w:pStyle w:val="Heading2"/>
       </w:pPr>
       <w:r>
-        <w:t>Digital-Reminder-Tool zur Verbesserung der Diabetes-Follow-up-Adhärenz: RCT in Belgien</w:t>
+        <w:t>Standards und Werkzeuge für sekundäre Nutzung von Gesundheitsdaten: Konsens-Assessment im IDERHA-Projekt</w:t>
       </w:r>
     </w:p>
     <w:p>
@@ -262,12 +262,12 @@
           <w:color w:val="666666"/>
           <w:sz w:val="18"/>
         </w:rPr>
-        <w:t>Annancy B et al.  ·  JMIR Res Protoc  ·  22.09.2026  ·  PMID 42771875</w:t>
+        <w:t>Shoshtarian Malak J et al.  ·  JMIR Form Res  ·  22.09.2026  ·  PMID 42772747</w:t>
       </w:r>
     </w:p>
     <w:p>
       <w:r>
-        <w:t>Randomisierte kontrollierte Studie zu einem Patientenportal-Extension (DIPAR-Tool) mit automatisierten Erinnerungen und Arzt-Patienten-Dashboard zur Steigerung der Adhärenz zu Monitoring-Untersuchungen bei Typ-2-Diabetes.</w:t>
+        <w:t>Exploratives Bewertungs- und Machbarkeitsstudium zur Harmonisierung von Gesundheitsdatenstandards und -werkzeugen für Sekundärnutzung in Forschung und HTA; Fokus auf FAIR-Prinzipien und europäische Datenschutzanforderungen.</w:t>
       </w:r>
     </w:p>
     <w:p>
@@ -278,7 +278,7 @@
         <w:t xml:space="preserve">Ergebnis: </w:t>
       </w:r>
       <w:r>
-        <w:t>Studie nach Protokoll: 201 Patienten rekrutiert (100 Interventionsgruppe), Datenextrahierung ab März 2026 gestartet. Primäres Outcome: Anteil Patienten mit dokumentierter jährlicher Albuminurie-Messung; Sekundäroutcome: ≥2 HbA1c-Messungen/12 Monate. Datenanalyse noch nicht begonnen.</w:t>
+        <w:t>Empfohlenes Set von Standards basierend auf OMOP-CDM mit etablierten Erweiterungen; Machbarkeitstests mit synthetischen OMOP-Daten zeigten Eignung der Harmonisierungs-Workflows. Lungenkrebsfallstudie demonstrierte erfolgreiche Harmonisierung heterogener Datensätze für föderierte Analyse. Integration in IDERHA-Umgebung verbesserte FAIR-Adhärenz substanziell—besonders bei Metadaten-Vollständigkeit, Interoperabilität und Zugänglichkeit.</w:t>
       </w:r>
     </w:p>
     <w:p>
@@ -293,7 +293,7 @@
         <w:rPr>
           <w:sz w:val="19"/>
         </w:rPr>
-        <w:t>Belgien: Direkt vergleichbares Versicherungssystem und Dokumentationskontexte wie Deutschland; Interoperabilität mit EHR-Systemen relevant.</w:t>
+        <w:t>Deutschland und mehrere europäische Länder im IDERHA-Konsortium vertreten; unmittelbar auf EHDS-Implementierung anwendbar</w:t>
       </w:r>
     </w:p>
     <w:p>
@@ -302,7 +302,7 @@
           <w:color w:val="5A7D3A"/>
           <w:sz w:val="18"/>
         </w:rPr>
-        <w:t>https://pubmed.ncbi.nlm.nih.gov/42771875/</w:t>
+        <w:t>https://pubmed.ncbi.nlm.nih.gov/42772747/</w:t>
       </w:r>
     </w:p>
     <w:p>
@@ -310,7 +310,7 @@
         <w:pStyle w:val="Heading2"/>
       </w:pPr>
       <w:r>
-        <w:t>Stakeholder-Perspektiven auf KI in der Diabetestherapie: Systematische Qualitative Analyse</w:t>
+        <w:t>Telemedizinangebot und digitale Ungleichheit in Polen: Nationale Querschnittserhebung nach Pandemie</w:t>
       </w:r>
     </w:p>
     <w:p>
@@ -320,12 +320,12 @@
           <w:color w:val="666666"/>
           <w:sz w:val="18"/>
         </w:rPr>
-        <w:t>Martínez-Martínez H et al.  ·  J Med Internet Res  ·  22.09.2026  ·  PMID 42771802</w:t>
+        <w:t>Biesiada A et al.  ·  J Med Internet Res  ·  22.09.2026  ·  PMID 42771889</w:t>
       </w:r>
     </w:p>
     <w:p>
       <w:r>
-        <w:t>Qualitative Synthese der Erwartungen, Bedenken und Erfahrungen von Patienten, Angehörigen, Fachkräften und Administratoren zur Integration von KI-Tools in der Diabetesversorgung.</w:t>
+        <w:t>Landesweite Online-Befragung zur Nutzung von Telemedizin und eHealth-Tools unter 820.000 erwachsenen Polen post-pandemisch; Analyse der Prädiktoren und Zugangsbarrieren nach Soziodemografie und Region.</w:t>
       </w:r>
     </w:p>
     <w:p>
@@ -336,7 +336,7 @@
         <w:t xml:space="preserve">Ergebnis: </w:t>
       </w:r>
       <w:r>
-        <w:t>14 Studien (2023–2025), ≥738 Teilnehmer, 9 Länder: Nutzen in präventiver, individualisierter Versorgung, Bildung und Selbstmanagement gesehen; kritische Punkte Genauigkeit, Bias, Datenschutz, Kontofähigkeit, Mehrbelastung, Autonomieverlust, mangelnde Menschenzentrierung. 11/13 Befunde mit hohem Vertrauen eingestuft. Keine Evidenz für klinische Effektivität oder Sicherheit.</w:t>
+        <w:t>49,7% (407.502/820.000) nutzten Telemedizin mindestens einmal; Telefon-Konsultationen häufigster (36,3%), Video selten (7,3%); E-Rezepte 72,6%, E-Überweisungen 53,4%, Mobile Apps nur 20,3%. Bildung und Urbanisierung stärkste Prädiktoren: Master-Absolventen 2,2-fach höhere Odds für Internet-Patientenportal als Sekundarschule; Großstädter &gt;500.000 Einwohner 1,5-fach höhere Odds für Telemedizin.</w:t>
       </w:r>
     </w:p>
     <w:p>
@@ -351,7 +351,7 @@
         <w:rPr>
           <w:sz w:val="19"/>
         </w:rPr>
-        <w:t>Multland-Befunde: Die identifizierten Implementierungsbarrieren (Explainability, Workflow-Integration, Governance) gelten auch für deutsche Kontexte; starke Heterogenität der Studien begrenzt Generalisierbarkeit.</w:t>
+        <w:t>Polen, ähnliche Sozialversicherungsstruktur, vergleichbare Digitalisierungsstufe</w:t>
       </w:r>
     </w:p>
     <w:p>
@@ -360,7 +360,7 @@
           <w:color w:val="5A7D3A"/>
           <w:sz w:val="18"/>
         </w:rPr>
-        <w:t>https://pubmed.ncbi.nlm.nih.gov/42771802/</w:t>
+        <w:t>https://pubmed.ncbi.nlm.nih.gov/42771889/</w:t>
       </w:r>
     </w:p>
     <w:p>
@@ -368,7 +368,7 @@
         <w:pStyle w:val="Heading2"/>
       </w:pPr>
       <w:r>
-        <w:t>Atomic Fact-Checking in LLMs für medizinische Frage-Antwort-Systeme: Halluzinationen um 80% reduziert</w:t>
+        <w:t>Patientenbeteiligung in Pharmakoepidemiologie-Studien mit administrativen Datenbanken: Machbarkeitsstudie Frankreich</w:t>
       </w:r>
     </w:p>
     <w:p>
@@ -378,12 +378,12 @@
           <w:color w:val="666666"/>
           <w:sz w:val="18"/>
         </w:rPr>
-        <w:t>Vladika J et al.  ·  J Med Internet Res  ·  21.09.2026  ·  PMID 42770666</w:t>
+        <w:t>Rigoureau J et al.  ·  Health Expect  ·  Okt. 2026  ·  PMID 42765183</w:t>
       </w:r>
     </w:p>
     <w:p>
       <w:r>
-        <w:t>Entwicklung eines Frameworks zur Verbesserung der Zuverlässigkeit von Large Language Models (LLMs) durch automatisierte Überprüfung atomarer Fakten gegen medizinische Guidelines, um Halluzinationen und Ungenauigkeiten zu reduzieren.</w:t>
+        <w:t>Durchführungsforschung zur Etablierung eines Patienten-Beirats begleitend zu wissenschaftlichem Komitee bei einer Pharmakoepidemiologie-Studie mit französischer nationaler Krankenversicherungsdatenbank (SNDS); qualitative und quantitative Machbarkeitsbewertung.</w:t>
       </w:r>
     </w:p>
     <w:p>
@@ -394,7 +394,7 @@
         <w:t xml:space="preserve">Ergebnis: </w:t>
       </w:r>
       <w:r>
-        <w:t>Das Framework erzielte 50% Gesamtverbesserung der Antwortqualität und 80% Halluzinationserkennung; besonders bei komplexen klinischen Fällen (Tumor-Board-Szenarien) war der Gewinn am stärksten. Die Explainability gelang durch Rückverfolgung jedes Fakts zu relevanten Wissensquellen.</w:t>
+        <w:t>3 von 5 angestrebten Patienten rekrutiert; gute Kohäsion im Komitee, Konsens bei den meisten Themen; 13% kodierter Austausch in vordefinierten Kategorien auf Basis der Sitzungsziele, 87% themenfremde Diskussionen. Patientenbeteiligung führte zu Änderung eines Primär-Outcomes und zusätzlicher statistischer Analysen; Patienten zeigten Zufriedenheit, Projektteam teilweise mit logistischen Herausforderungen belastet.</w:t>
       </w:r>
     </w:p>
     <w:p>
@@ -409,7 +409,7 @@
         <w:rPr>
           <w:sz w:val="19"/>
         </w:rPr>
-        <w:t>Deutschland: Technik systemunabhängig, entwickelt mit offenen Modellen; Übertragung auf lokale Medizin-KI realistisch.</w:t>
+        <w:t>Frankreich, SNDS-spezifisch, aber methodische Erkenntnisse zur Partizipation übertragbar</w:t>
       </w:r>
     </w:p>
     <w:p>
@@ -418,65 +418,7 @@
           <w:color w:val="5A7D3A"/>
           <w:sz w:val="18"/>
         </w:rPr>
-        <w:t>https://pubmed.ncbi.nlm.nih.gov/42770666/</w:t>
-      </w:r>
-    </w:p>
-    <w:p>
-      <w:pPr>
-        <w:pStyle w:val="Heading2"/>
-      </w:pPr>
-      <w:r>
-        <w:t>mHealth-Intervention zur Demenz-Risikoreduktion in Deutschland: Machbarkeitsstudie</w:t>
-      </w:r>
-    </w:p>
-    <w:p>
-      <w:r>
-        <w:rPr>
-          <w:i/>
-          <w:color w:val="666666"/>
-          <w:sz w:val="18"/>
-        </w:rPr>
-        <w:t>Zülke AE et al.  ·  BMJ Open  ·  16.09.2026  ·  PMID 42749366</w:t>
-      </w:r>
-    </w:p>
-    <w:p>
-      <w:r>
-        <w:t>Pilotstudie zur Machbarkeit und Nutzerfreundlichkeit einer adaptierten Smartphone-App (MyBraincoach) zur Demenz-Risikoreduktion durch lebensstiländernde Maßnahmen bei älteren Erwachsenen.</w:t>
-      </w:r>
-    </w:p>
-    <w:p>
-      <w:r>
-        <w:rPr>
-          <w:b/>
-        </w:rPr>
-        <w:t xml:space="preserve">Ergebnis: </w:t>
-      </w:r>
-      <w:r>
-        <w:t>Studienprotokoll: n=75 Teilnehmer (40–75 Jahre), 12-Wochen-Intervention mit Pre-Post-Design und Remote-Fokusgruppe. Primäre Outcomes: Machbarkeit, Rekrutierungserfolg, App-Nutzung und Usability. Sekundäre Outcomes: Veränderung in Demenz-Risikoprofil, Demenzkompetenz, Lebensqualität, Selbstwirksamkeit. Datenanalyse steht aus.</w:t>
-      </w:r>
-    </w:p>
-    <w:p>
-      <w:r>
-        <w:rPr>
-          <w:b/>
-          <w:sz w:val="19"/>
-        </w:rPr>
-        <w:t xml:space="preserve">Übertragbarkeit: </w:t>
-      </w:r>
-      <w:r>
-        <w:rPr>
-          <w:sz w:val="19"/>
-        </w:rPr>
-        <w:t>Deutschland: Nationale Rekrutierung, deutsches Gesundheitssystem, Translation aus Niederländischem Kontext (Maastricht) mit Kulturanpassung geplant.</w:t>
-      </w:r>
-    </w:p>
-    <w:p>
-      <w:r>
-        <w:rPr>
-          <w:color w:val="5A7D3A"/>
-          <w:sz w:val="18"/>
-        </w:rPr>
-        <w:t>https://pubmed.ncbi.nlm.nih.gov/42749366/</w:t>
+        <w:t>https://pubmed.ncbi.nlm.nih.gov/42765183/</w:t>
       </w:r>
     </w:p>
     <w:sectPr>

--- a/download/studien-aktuell.docx
+++ b/download/studien-aktuell.docx
@@ -62,7 +62,7 @@
           <w:color w:val="666666"/>
           <w:sz w:val="18"/>
         </w:rPr>
-        <w:t>Stand: 24.09.2026  |  6 Studien  |  ki.m-vf.de</w:t>
+        <w:t>Stand: 25.09.2026  |  7 Studien  |  ki.m-vf.de</w:t>
       </w:r>
     </w:p>
     <w:p>
@@ -70,7 +70,7 @@
         <w:pStyle w:val="Heading1"/>
       </w:pPr>
       <w:r>
-        <w:t>Aufgenommen am 24.09.2026</w:t>
+        <w:t>Aufgenommen am 25.09.2026</w:t>
       </w:r>
     </w:p>
     <w:p>
@@ -78,7 +78,7 @@
         <w:pStyle w:val="Heading2"/>
       </w:pPr>
       <w:r>
-        <w:t>KI-gestützte Beatmungsunterstützung in der Intensivmedizin: Vergleich von Empfehlungen mit Versorgungspraxis</w:t>
+        <w:t>Machine-Learning-Modelle zur Vorhersage von Schüben bei axialer Spondyloarthritis</w:t>
       </w:r>
     </w:p>
     <w:p>
@@ -88,12 +88,12 @@
           <w:color w:val="666666"/>
           <w:sz w:val="18"/>
         </w:rPr>
-        <w:t>Theilen R et al.  ·  BMJ Open  ·  23.09.2026  ·  PMID 42778255</w:t>
+        <w:t>D B et al.  ·  RMD Open  ·  24.09.2026  ·  PMID 42785958</w:t>
       </w:r>
     </w:p>
     <w:p>
       <w:r>
-        <w:t>Prospektive multizentrische Studie zur Validierung des IntelliLung-Systems, das mittels KI kontinuierlich Beatmungsparameter analysiert und Optimierungsempfehlungen abgibt, anhand von Patientendaten aus Deutschland, Spanien, Polen und weiteren europäischen Zentren.</w:t>
+        <w:t>Entwicklung und externe Validierung von Machine-Learning-Modellen zur Vorhersage von Krankheitsschüben bei axSpA anhand von Routinedaten aus zwei europäischen Registern.</w:t>
       </w:r>
     </w:p>
     <w:p>
@@ -104,7 +104,7 @@
         <w:t xml:space="preserve">Ergebnis: </w:t>
       </w:r>
       <w:r>
-        <w:t>Primäre Endpunkte: Übereinstimmung zwischen KI-Empfehlungen und tatsächlich eingestellten Beatmungsparametern für PEEP, FiO₂, Atemfrequenz und Tidalvolumen; sekundäre Endpunkte einschließlich beatmungsfreier Tage und klinischer Entscheidungsfindung.</w:t>
+        <w:t>Ridge-Logistik-Regression erreichte intern AUC 0,72 (95% KI 0,70–0,75), extern 0,63 (0,59–0,68). Acht klinische Prädiktoren waren einflussreich. Bescheidener klinischer Nutzen für Risikostratifizierung erkannt, aber nicht zur individuellen Therapieanpassung geeignet.</w:t>
       </w:r>
     </w:p>
     <w:p>
@@ -119,7 +119,7 @@
         <w:rPr>
           <w:sz w:val="19"/>
         </w:rPr>
-        <w:t>Deutsches Universitätsklinikum und europäische Partner, direkt vergleichbar</w:t>
+        <w:t>Niederlande, Spanien, Frankreich; externe Validierung in GLAS-Kohorte demonstriert reale Anwendbarkeit.</w:t>
       </w:r>
     </w:p>
     <w:p>
@@ -128,7 +128,7 @@
           <w:color w:val="5A7D3A"/>
           <w:sz w:val="18"/>
         </w:rPr>
-        <w:t>https://pubmed.ncbi.nlm.nih.gov/42778255/</w:t>
+        <w:t>https://pubmed.ncbi.nlm.nih.gov/42785958/</w:t>
       </w:r>
     </w:p>
     <w:p>
@@ -136,7 +136,7 @@
         <w:pStyle w:val="Heading2"/>
       </w:pPr>
       <w:r>
-        <w:t>Akzeptanz humanoid-sozialer Roboter durch Pflegeleistende: Querschnittsstudie mit 475 polnischen Pflegestudierenden</w:t>
+        <w:t>KI-Chatbot für Selbstmanagement bei Lebertransplantation: Validierungsstudie</w:t>
       </w:r>
     </w:p>
     <w:p>
@@ -146,12 +146,12 @@
           <w:color w:val="666666"/>
           <w:sz w:val="18"/>
         </w:rPr>
-        <w:t>Osypka K et al.  ·  Front Public Health  ·  08.09.2026  ·  PMID 42774093</w:t>
+        <w:t>Cheng SM et al.  ·  Appl Nurs Res  ·  24.08.2026  ·  PMID 42785829</w:t>
       </w:r>
     </w:p>
     <w:p>
       <w:r>
-        <w:t>Befragung von Pflegestudierenden (Bachelor und Master) zur Wahrnehmung des TIAGo-Roboters nach standardisiertem Video; Vergleich zwischen erwerbstätigen (n=107) und nicht-erwerbstätigen (n=368) Studierenden mittels multipler logistischer Regression.</w:t>
+        <w:t>Mixed-Methods-Studie zur Entwicklung und Validierung eines KI-Chatbots (Hybrid aus Datenbankabfrage + ChatGPT) für Selbstmanagement nach Lebertransplantation (N=112 Fragen, 21 Kategorien).</w:t>
       </w:r>
     </w:p>
     <w:p>
@@ -162,7 +162,7 @@
         <w:t xml:space="preserve">Ergebnis: </w:t>
       </w:r>
       <w:r>
-        <w:t>Gesamteinstellungen positiv; Assistenzfunktionen besser bewertet als Begleitfunktionen. Erwerbstätigkeit als unabhängiger Prädiktor: Berufstätige Studierende signifikant günstigere Haltung zu sozialen Funktionen (p&lt;0,05), höhere Einschätzung der Belebheit. Alter und subjektive Technologiekompetenz weitere unabhängige Prädiktoren.</w:t>
+        <w:t>Content-Validity-Index verbesserte sich von 0,79 auf 0,88; ICC von 0,957 auf 0,976; Cohen's kappa=0,88. Zufriedenheitsscor 4,71/5,0. Usability 6,04/7,0; Nutzungsintention 6,12/7,0. Hohe Validität und Usability demonstriert.</w:t>
       </w:r>
     </w:p>
     <w:p>
@@ -177,7 +177,7 @@
         <w:rPr>
           <w:sz w:val="19"/>
         </w:rPr>
-        <w:t>Polen, europäische Ausbildungsstrukturen und Personalmangel-Kontext</w:t>
+        <w:t>Taiwan, aber klinisches Muster (transplantathybride Systeme) international übertragbar auf deutsche Nachsorgekliniiken.</w:t>
       </w:r>
     </w:p>
     <w:p>
@@ -186,7 +186,7 @@
           <w:color w:val="5A7D3A"/>
           <w:sz w:val="18"/>
         </w:rPr>
-        <w:t>https://pubmed.ncbi.nlm.nih.gov/42774093/</w:t>
+        <w:t>https://pubmed.ncbi.nlm.nih.gov/42785829/</w:t>
       </w:r>
     </w:p>
     <w:p>
@@ -194,7 +194,7 @@
         <w:pStyle w:val="Heading2"/>
       </w:pPr>
       <w:r>
-        <w:t>Algorithmus zur automatischen Klassifikation von Sichelzellerkrankungen aus klinischen Berichten: Validierung in fünf französischen Kliniken</w:t>
+        <w:t>Patientensicht auf KI in neurologischer Versorgung: irische Fokusgruppen</w:t>
       </w:r>
     </w:p>
     <w:p>
@@ -204,12 +204,12 @@
           <w:color w:val="666666"/>
           <w:sz w:val="18"/>
         </w:rPr>
-        <w:t>Azoyan L et al.  ·  J Med Syst  ·  23.09.2026  ·  PMID 42773269</w:t>
+        <w:t>Bedenik T et al.  ·  J Med Internet Res  ·  24.09.2026  ·  PMID 42785740</w:t>
       </w:r>
     </w:p>
     <w:p>
       <w:r>
-        <w:t>Entwicklung eines NLP-Algorithmus zur Extraktion und Klassifikation von Sichelzellerkrankungs-Subtypen aus unstrukturierten klinischen Berichten; validiert an 10.868 Patienten mit 561.924 Dokumenten aus fünf Pariser Universitätskliniken.</w:t>
+        <w:t>Qualitative Studie mit Fokusgruppen (N=15 Patienten/Angehörige mit Parkinson, Epilepsie, MS) zu wahrgenommenen Nutzen und Bedenken bezüglich KI-Einsatz in Neurologie (Irland).</w:t>
       </w:r>
     </w:p>
     <w:p>
@@ -220,7 +220,7 @@
         <w:t xml:space="preserve">Ergebnis: </w:t>
       </w:r>
       <w:r>
-        <w:t>Algorithmus verarbeitete alle Dokumente in fünf Minuten; positive Vorhersagekraft (PPV) 94,0% (95% CI 92,6–95,4) für Klassifikation in Subtypen SS, SC, Sβ⁺, Sβ⁰; ICD-10-basierte Strategien allein nur 58,1–88,3% PPV. Keine klinisch relevante Fehlklassifikation zwischen benigne und maligne Fällen.</w:t>
+        <w:t>Kernnutzen: verbesserte Diagnostik/Behandlung, erhöhte Patientenbeteiligung, Ressourceneffizienz. Kernbedenken: Vorbereitung nationaler Datensysteme, Schadensrisiko durch KI, Übermäßige Abhängigkeit und Deskilling von Klinikern. Bedingtes Vertrauen unter strikter Regulierung und menschlicher Übersicht.</w:t>
       </w:r>
     </w:p>
     <w:p>
@@ -235,7 +235,7 @@
         <w:rPr>
           <w:sz w:val="19"/>
         </w:rPr>
-        <w:t>Frankreich, vergleichbare EU-Dokumentationspflichten und elektronische Gesundheitssysteme</w:t>
+        <w:t>Irland, EU-System; zeigt notwendige Voraussetzungen für Akzeptanz (Datenvorbereitung, Governance).</w:t>
       </w:r>
     </w:p>
     <w:p>
@@ -244,7 +244,7 @@
           <w:color w:val="5A7D3A"/>
           <w:sz w:val="18"/>
         </w:rPr>
-        <w:t>https://pubmed.ncbi.nlm.nih.gov/42773269/</w:t>
+        <w:t>https://pubmed.ncbi.nlm.nih.gov/42785740/</w:t>
       </w:r>
     </w:p>
     <w:p>
@@ -252,7 +252,7 @@
         <w:pStyle w:val="Heading2"/>
       </w:pPr>
       <w:r>
-        <w:t>Standards und Werkzeuge für sekundäre Nutzung von Gesundheitsdaten: Konsens-Assessment im IDERHA-Projekt</w:t>
+        <w:t>Akzeptanz digitaler Assistenzsysteme bei Psychotherapeuten: Video-Demonstration steigert Wahrnehmung</w:t>
       </w:r>
     </w:p>
     <w:p>
@@ -262,12 +262,12 @@
           <w:color w:val="666666"/>
           <w:sz w:val="18"/>
         </w:rPr>
-        <w:t>Shoshtarian Malak J et al.  ·  JMIR Form Res  ·  22.09.2026  ·  PMID 42772747</w:t>
+        <w:t>Oberthaler M et al.  ·  Int J Psychol  ·  Dez. 2026  ·  PMID 42785734</w:t>
       </w:r>
     </w:p>
     <w:p>
       <w:r>
-        <w:t>Exploratives Bewertungs- und Machbarkeitsstudium zur Harmonisierung von Gesundheitsdatenstandards und -werkzeugen für Sekundärnutzung in Forschung und HTA; Fokus auf FAIR-Prinzipien und europäische Datenschutzanforderungen.</w:t>
+        <w:t>Querschnittsstudie mit Pre-Post-Design zur Wirkung einer Videodemonstration auf die wahrgenommene Nützlichkeit von KI-basierten Assistenzsystemen in der Psychotherapie (N=317).</w:t>
       </w:r>
     </w:p>
     <w:p>
@@ -278,7 +278,7 @@
         <w:t xml:space="preserve">Ergebnis: </w:t>
       </w:r>
       <w:r>
-        <w:t>Empfohlenes Set von Standards basierend auf OMOP-CDM mit etablierten Erweiterungen; Machbarkeitstests mit synthetischen OMOP-Daten zeigten Eignung der Harmonisierungs-Workflows. Lungenkrebsfallstudie demonstrierte erfolgreiche Harmonisierung heterogener Datensätze für föderierte Analyse. Integration in IDERHA-Umgebung verbesserte FAIR-Adhärenz substanziell—besonders bei Metadaten-Vollständigkeit, Interoperabilität und Zugänglichkeit.</w:t>
+        <w:t>Wahrgenommene Nützlichkeit stieg signifikant nach dem Video (p&lt;0,001, Cohen's d=0,29). Effekt war größer bei Traineetherapeuten (d=0,59) als bei lizenzierten Therapeuten (d=0,06). Arbeitsbelastung korrelierte positiv mit Akzeptanz.</w:t>
       </w:r>
     </w:p>
     <w:p>
@@ -293,7 +293,7 @@
         <w:rPr>
           <w:sz w:val="19"/>
         </w:rPr>
-        <w:t>Deutschland und mehrere europäische Länder im IDERHA-Konsortium vertreten; unmittelbar auf EHDS-Implementierung anwendbar</w:t>
+        <w:t>Deutschland, deutschsprachige Studienteilnehmer; zeigt Implementierungshürden bei etablierten Fachkräften.</w:t>
       </w:r>
     </w:p>
     <w:p>
@@ -302,7 +302,7 @@
           <w:color w:val="5A7D3A"/>
           <w:sz w:val="18"/>
         </w:rPr>
-        <w:t>https://pubmed.ncbi.nlm.nih.gov/42772747/</w:t>
+        <w:t>https://pubmed.ncbi.nlm.nih.gov/42785734/</w:t>
       </w:r>
     </w:p>
     <w:p>
@@ -310,7 +310,7 @@
         <w:pStyle w:val="Heading2"/>
       </w:pPr>
       <w:r>
-        <w:t>Telemedizinangebot und digitale Ungleichheit in Polen: Nationale Querschnittserhebung nach Pandemie</w:t>
+        <w:t>Digital Decision Support System für Diabetes in der Häuslichen Krankenpflege: Feasibility-Studie</w:t>
       </w:r>
     </w:p>
     <w:p>
@@ -320,12 +320,12 @@
           <w:color w:val="666666"/>
           <w:sz w:val="18"/>
         </w:rPr>
-        <w:t>Biesiada A et al.  ·  J Med Internet Res  ·  22.09.2026  ·  PMID 42771889</w:t>
+        <w:t>Lichtenegger KM et al.  ·  JMIR Nurs  ·  24.09.2026  ·  PMID 42784804</w:t>
       </w:r>
     </w:p>
     <w:p>
       <w:r>
-        <w:t>Landesweite Online-Befragung zur Nutzung von Telemedizin und eHealth-Tools unter 820.000 erwachsenen Polen post-pandemisch; Analyse der Prädiktoren und Zugangsbarrieren nach Soziodemografie und Region.</w:t>
+        <w:t>Prospektive Quasi-Experimental-Studie zur Implementierung von GlucoTab (DDSS) für Insulintitration in der häuslichen Krankenpflege bei älteren Diabetikern (N=9, 6 Monate Beobachtung).</w:t>
       </w:r>
     </w:p>
     <w:p>
@@ -336,7 +336,7 @@
         <w:t xml:space="preserve">Ergebnis: </w:t>
       </w:r>
       <w:r>
-        <w:t>49,7% (407.502/820.000) nutzten Telemedizin mindestens einmal; Telefon-Konsultationen häufigster (36,3%), Video selten (7,3%); E-Rezepte 72,6%, E-Überweisungen 53,4%, Mobile Apps nur 20,3%. Bildung und Urbanisierung stärkste Prädiktoren: Master-Absolventen 2,2-fach höhere Odds für Internet-Patientenportal als Sekundarschule; Großstädter &gt;500.000 Einwohner 1,5-fach höhere Odds für Telemedizin.</w:t>
+        <w:t>Diabetes-bedingte Notaufnahmen: 5 vor Implementierung → 0 während → 4 nach Implementierung. Morgenblutzucker sank von 212±72 auf 162±42 mg/dL. Anteil im Zielbereich (70–180 mg/dL) stieg von 39% auf 70,8%. Krankenpflegebesuche sanken von 1,81 auf 1,01 pro Tag. Adhärenz zur DDSS &gt;94%.</w:t>
       </w:r>
     </w:p>
     <w:p>
@@ -351,7 +351,7 @@
         <w:rPr>
           <w:sz w:val="19"/>
         </w:rPr>
-        <w:t>Polen, ähnliche Sozialversicherungsstruktur, vergleichbare Digitalisierungsstufe</w:t>
+        <w:t>Österreich (Graz), deutschsprachig, ähnliches Versicherungssystem; praktische Versorgungsstudie mit klarem Sicherheits- und Effizienzbenefit.</w:t>
       </w:r>
     </w:p>
     <w:p>
@@ -360,7 +360,7 @@
           <w:color w:val="5A7D3A"/>
           <w:sz w:val="18"/>
         </w:rPr>
-        <w:t>https://pubmed.ncbi.nlm.nih.gov/42771889/</w:t>
+        <w:t>https://pubmed.ncbi.nlm.nih.gov/42784804/</w:t>
       </w:r>
     </w:p>
     <w:p>
@@ -368,7 +368,7 @@
         <w:pStyle w:val="Heading2"/>
       </w:pPr>
       <w:r>
-        <w:t>Patientenbeteiligung in Pharmakoepidemiologie-Studien mit administrativen Datenbanken: Machbarkeitsstudie Frankreich</w:t>
+        <w:t>Sprachabhängige Gesundheitskompetenz-Disparitäten in digitalen Quellen: Südtirol</w:t>
       </w:r>
     </w:p>
     <w:p>
@@ -378,12 +378,12 @@
           <w:color w:val="666666"/>
           <w:sz w:val="18"/>
         </w:rPr>
-        <w:t>Rigoureau J et al.  ·  Health Expect  ·  Okt. 2026  ·  PMID 42765183</w:t>
+        <w:t>Ausserhofer D et al.  ·  JMIR Form Res  ·  24.09.2026  ·  PMID 42784772</w:t>
       </w:r>
     </w:p>
     <w:p>
       <w:r>
-        <w:t>Durchführungsforschung zur Etablierung eines Patienten-Beirats begleitend zu wissenschaftlichem Komitee bei einer Pharmakoepidemiologie-Studie mit französischer nationaler Krankenversicherungsdatenbank (SNDS); qualitative und quantitative Machbarkeitsbewertung.</w:t>
+        <w:t>Querschnittsumfrage zur Vermittlung zwischen digitaler Gesundheitsinformation und Gesundheitskompetenz; Mediation durch Sprachgruppe (italienisch vs. deutsch) in südtiroler Population (N=1500).</w:t>
       </w:r>
     </w:p>
     <w:p>
@@ -394,7 +394,7 @@
         <w:t xml:space="preserve">Ergebnis: </w:t>
       </w:r>
       <w:r>
-        <w:t>3 von 5 angestrebten Patienten rekrutiert; gute Kohäsion im Komitee, Konsens bei den meisten Themen; 13% kodierter Austausch in vordefinierten Kategorien auf Basis der Sitzungsziele, 87% themenfremde Diskussionen. Patientenbeteiligung führte zu Änderung eines Primär-Outcomes und zusätzlicher statistischer Analysen; Patienten zeigten Zufriedenheit, Projektteam teilweise mit logistischen Herausforderungen belastet.</w:t>
+        <w:t>Italienischsprachige Befragte zeigten höhere Gesundheitskompetenz (M=12,54 vs. 11,56 auf 0–16-Skala; p&lt;0,001) und häufigere Nutzung digitaler Gesundheitsinformation (p=0,003). Digitale Informationsnutzung mediierte jedoch nicht die Sprachdispariät (indirekter Effekt B=0,018, 95% BootCI −0,035–0,074).</w:t>
       </w:r>
     </w:p>
     <w:p>
@@ -409,7 +409,7 @@
         <w:rPr>
           <w:sz w:val="19"/>
         </w:rPr>
-        <w:t>Frankreich, SNDS-spezifisch, aber methodische Erkenntnisse zur Partizipation übertragbar</w:t>
+        <w:t>Italien, vergleichbare europäische Mehrsprachigkeit; zeigt Grenzen digitaler Intervention bei strukturellen Disparitäten.</w:t>
       </w:r>
     </w:p>
     <w:p>
@@ -418,7 +418,65 @@
           <w:color w:val="5A7D3A"/>
           <w:sz w:val="18"/>
         </w:rPr>
-        <w:t>https://pubmed.ncbi.nlm.nih.gov/42765183/</w:t>
+        <w:t>https://pubmed.ncbi.nlm.nih.gov/42784772/</w:t>
+      </w:r>
+    </w:p>
+    <w:p>
+      <w:pPr>
+        <w:pStyle w:val="Heading2"/>
+      </w:pPr>
+      <w:r>
+        <w:t>KI-basierte Sprachassistenten im Rettungsdienst: Multinational-Querschnitt</w:t>
+      </w:r>
+    </w:p>
+    <w:p>
+      <w:r>
+        <w:rPr>
+          <w:i/>
+          <w:color w:val="666666"/>
+          <w:sz w:val="18"/>
+        </w:rPr>
+        <w:t>Möllenhoff C et al.  ·  Scand J Trauma Resusc Emerg Med  ·  15.09.2026  ·  PMID 42778944</w:t>
+      </w:r>
+    </w:p>
+    <w:p>
+      <w:r>
+        <w:t>Explorative Onlineumfrage bei Rettungsdiensten in Deutschland, Norwegen und Schweiz (N=401) zu Anforderungen, Erwartungen und Hürden beim Einsatz von KI-Voice-Assistenten.</w:t>
+      </w:r>
+    </w:p>
+    <w:p>
+      <w:r>
+        <w:rPr>
+          <w:b/>
+        </w:rPr>
+        <w:t xml:space="preserve">Ergebnis: </w:t>
+      </w:r>
+      <w:r>
+        <w:t>57,4% zeigten positive Einstellung zu Voice-Assistenten im Einsatz; 0 waren sich eines EMS-spezifischen Systems bewusst. Gewünschte Funktionen: Sprachübersetzung, Patientenanamnese-Zusammenfassung, Krankenhauspränotifikation. Hauptanforderungen: Zuverlässigkeit, Usability, schnelle Antwortzeiten. Implementierungshürden: Personalakzeptanz, Finanzierung, Datenschutz.</w:t>
+      </w:r>
+    </w:p>
+    <w:p>
+      <w:r>
+        <w:rPr>
+          <w:b/>
+          <w:sz w:val="19"/>
+        </w:rPr>
+        <w:t xml:space="preserve">Übertragbarkeit: </w:t>
+      </w:r>
+      <w:r>
+        <w:rPr>
+          <w:sz w:val="19"/>
+        </w:rPr>
+        <w:t>Deutschsprachige DACH-Region; zeigt Implementierungslücke und Benutzeranforderungen für reale EMS-Systeme.</w:t>
+      </w:r>
+    </w:p>
+    <w:p>
+      <w:r>
+        <w:rPr>
+          <w:color w:val="5A7D3A"/>
+          <w:sz w:val="18"/>
+        </w:rPr>
+        <w:t>https://pubmed.ncbi.nlm.nih.gov/42778944/</w:t>
       </w:r>
     </w:p>
     <w:sectPr>

--- a/download/studien-aktuell.docx
+++ b/download/studien-aktuell.docx
@@ -62,7 +62,7 @@
           <w:color w:val="666666"/>
           <w:sz w:val="18"/>
         </w:rPr>
-        <w:t>Stand: 25.09.2026  |  7 Studien  |  ki.m-vf.de</w:t>
+        <w:t>Stand: 26.09.2026  |  6 Studien  |  ki.m-vf.de</w:t>
       </w:r>
     </w:p>
     <w:p>
@@ -70,7 +70,7 @@
         <w:pStyle w:val="Heading1"/>
       </w:pPr>
       <w:r>
-        <w:t>Aufgenommen am 25.09.2026</w:t>
+        <w:t>Aufgenommen am 26.09.2026</w:t>
       </w:r>
     </w:p>
     <w:p>
@@ -78,7 +78,7 @@
         <w:pStyle w:val="Heading2"/>
       </w:pPr>
       <w:r>
-        <w:t>Machine-Learning-Modelle zur Vorhersage von Schüben bei axialer Spondyloarthritis</w:t>
+        <w:t>Elektronische Gesundheitsakten zur Inanspruchnahme bei perinataler Angststörung</w:t>
       </w:r>
     </w:p>
     <w:p>
@@ -88,12 +88,12 @@
           <w:color w:val="666666"/>
           <w:sz w:val="18"/>
         </w:rPr>
-        <w:t>D B et al.  ·  RMD Open  ·  24.09.2026  ·  PMID 42785958</w:t>
+        <w:t>Yu D et al.  ·  BMJ Open  ·  25.09.2026  ·  PMID 42790911</w:t>
       </w:r>
     </w:p>
     <w:p>
       <w:r>
-        <w:t>Entwicklung und externe Validierung von Machine-Learning-Modellen zur Vorhersage von Krankheitsschüben bei axSpA anhand von Routinedaten aus zwei europäischen Registern.</w:t>
+        <w:t>Retrospektive Kohortenstudie mit elektronischen Krankenakten zu Unterschieden in der Gesundheitsnutzung zwischen Frauen mit perinataler Angststörung, Angststörung ohne Gravidität und Schwangerschaft ohne Angststörung.</w:t>
       </w:r>
     </w:p>
     <w:p>
@@ -104,7 +104,7 @@
         <w:t xml:space="preserve">Ergebnis: </w:t>
       </w:r>
       <w:r>
-        <w:t>Ridge-Logistik-Regression erreichte intern AUC 0,72 (95% KI 0,70–0,75), extern 0,63 (0,59–0,68). Acht klinische Prädiktoren waren einflussreich. Bescheidener klinischer Nutzen für Risikostratifizierung erkannt, aber nicht zur individuellen Therapieanpassung geeignet.</w:t>
+        <w:t>Frauen mit perinataler Angststörung hatten signifikant höhere Inanspruchnahme über alle Zeiträume. Adjusted IRR für primärärztliche Kontakte während Schwangerschaft 1,74 (95%-KI 1,74–1,75) vs. Angststörung allein; im 72-Tage-Postpartum-Fenster 2,29 (95%-KI 2,28–2,29). Muster bei Verordnungen ähnlich, keine erhöhten Hospitalisierungsraten.</w:t>
       </w:r>
     </w:p>
     <w:p>
@@ -119,7 +119,7 @@
         <w:rPr>
           <w:sz w:val="19"/>
         </w:rPr>
-        <w:t>Niederlande, Spanien, Frankreich; externe Validierung in GLAS-Kohorte demonstriert reale Anwendbarkeit.</w:t>
+        <w:t>UK-EHR-Daten; strukturelle und regulatorische Ähnlichkeiten zu Deutschem Gesundheitswesen.</w:t>
       </w:r>
     </w:p>
     <w:p>
@@ -128,7 +128,7 @@
           <w:color w:val="5A7D3A"/>
           <w:sz w:val="18"/>
         </w:rPr>
-        <w:t>https://pubmed.ncbi.nlm.nih.gov/42785958/</w:t>
+        <w:t>https://pubmed.ncbi.nlm.nih.gov/42790911/</w:t>
       </w:r>
     </w:p>
     <w:p>
@@ -136,7 +136,7 @@
         <w:pStyle w:val="Heading2"/>
       </w:pPr>
       <w:r>
-        <w:t>KI-Chatbot für Selbstmanagement bei Lebertransplantation: Validierungsstudie</w:t>
+        <w:t>KI-Gesprächsagenten in der Dialektisch-Behavioralen Therapie: Sicht von Fachleuten</w:t>
       </w:r>
     </w:p>
     <w:p>
@@ -146,12 +146,12 @@
           <w:color w:val="666666"/>
           <w:sz w:val="18"/>
         </w:rPr>
-        <w:t>Cheng SM et al.  ·  Appl Nurs Res  ·  24.08.2026  ·  PMID 42785829</w:t>
+        <w:t>Liljedahl N et al.  ·  JMIR Ment Health  ·  25.09.2026  ·  PMID 42789542</w:t>
       </w:r>
     </w:p>
     <w:p>
       <w:r>
-        <w:t>Mixed-Methods-Studie zur Entwicklung und Validierung eines KI-Chatbots (Hybrid aus Datenbankabfrage + ChatGPT) für Selbstmanagement nach Lebertransplantation (N=112 Fragen, 21 Kategorien).</w:t>
+        <w:t>Qualitative Interviewstudie mit 17 schwedischen DBT-Psychologen zu Perspektiven auf Integration von KI-Konversationsagenten in die Borderline-Persönlichkeitsstörung-Behandlung.</w:t>
       </w:r>
     </w:p>
     <w:p>
@@ -162,7 +162,7 @@
         <w:t xml:space="preserve">Ergebnis: </w:t>
       </w:r>
       <w:r>
-        <w:t>Content-Validity-Index verbesserte sich von 0,79 auf 0,88; ICC von 0,957 auf 0,976; Cohen's kappa=0,88. Zufriedenheitsscor 4,71/5,0. Usability 6,04/7,0; Nutzungsintention 6,12/7,0. Hohe Validität und Usability demonstriert.</w:t>
+        <w:t>Drei Kernthemen: (1) relationale Positionierung der KI-CA (Tool, Teamkollege, Supervisor, Konkurrenz); (2) KI als idealer Helfer (verfügbar, kompetent, ermüdungsresistent); (3) Besorgnis über Abhängigkeitsverstärkung und maladaptive Gewöhnung statt Autonomie. Zentrale Spannung: KI-funktionale Mehrdeutigkeit bei validierungsbedürftigen vs. autonomiefördernden Reaktionen.</w:t>
       </w:r>
     </w:p>
     <w:p>
@@ -177,7 +177,7 @@
         <w:rPr>
           <w:sz w:val="19"/>
         </w:rPr>
-        <w:t>Taiwan, aber klinisches Muster (transplantathybride Systeme) international übertragbar auf deutsche Nachsorgekliniiken.</w:t>
+        <w:t>Schweden; Digitalisierungsgrad höher als Deutschland, Befunde zeigen Implementierungspotenziale und Risiken.</w:t>
       </w:r>
     </w:p>
     <w:p>
@@ -186,7 +186,7 @@
           <w:color w:val="5A7D3A"/>
           <w:sz w:val="18"/>
         </w:rPr>
-        <w:t>https://pubmed.ncbi.nlm.nih.gov/42785829/</w:t>
+        <w:t>https://pubmed.ncbi.nlm.nih.gov/42789542/</w:t>
       </w:r>
     </w:p>
     <w:p>
@@ -194,7 +194,7 @@
         <w:pStyle w:val="Heading2"/>
       </w:pPr>
       <w:r>
-        <w:t>Patientensicht auf KI in neurologischer Versorgung: irische Fokusgruppen</w:t>
+        <w:t>Digitale Therapie für negative Schizophrenie-Symptome: Wirksamkeit und Sicherheit</w:t>
       </w:r>
     </w:p>
     <w:p>
@@ -204,12 +204,12 @@
           <w:color w:val="666666"/>
           <w:sz w:val="18"/>
         </w:rPr>
-        <w:t>Bedenik T et al.  ·  J Med Internet Res  ·  24.09.2026  ·  PMID 42785740</w:t>
+        <w:t>Pratap A et al.  ·  JAMA Netw Open  ·  01.09.2026  ·  PMID 42789268</w:t>
       </w:r>
     </w:p>
     <w:p>
       <w:r>
-        <w:t>Qualitative Studie mit Fokusgruppen (N=15 Patienten/Angehörige mit Parkinson, Epilepsie, MS) zu wahrgenommenen Nutzen und Bedenken bezüglich KI-Einsatz in Neurologie (Irland).</w:t>
+        <w:t>Randomisierte klinische Studie zur Wirksamkeit des Smartphone-basierten Programms CT-155 als Ergänzung zur Standardbehandlung bei negativen Schizophrenie-Symptomen.</w:t>
       </w:r>
     </w:p>
     <w:p>
@@ -220,7 +220,7 @@
         <w:t xml:space="preserve">Ergebnis: </w:t>
       </w:r>
       <w:r>
-        <w:t>Kernnutzen: verbesserte Diagnostik/Behandlung, erhöhte Patientenbeteiligung, Ressourceneffizienz. Kernbedenken: Vorbereitung nationaler Datensysteme, Schadensrisiko durch KI, Übermäßige Abhängigkeit und Deskilling von Klinikern. Bedingtes Vertrauen unter strikter Regulierung und menschlicher Übersicht.</w:t>
+        <w:t>CT-155 reduzierte die CAINS-MAP-Scores signifikant stärker als digitale Kontrolle (−2,6 Punkte, 95%-KI −4,0 bis −1,2; p &lt; 0,001, Cohen d = −0,36). 70,4 % der Teilnehmer blieben aktiv, keine behandlungsbedingten schweren unerwünschten Ereignisse. Kleine bis mittlere Effektgröße, vergleichbar mit psychosozialen Interventionen und Pharmakotherapie.</w:t>
       </w:r>
     </w:p>
     <w:p>
@@ -235,7 +235,7 @@
         <w:rPr>
           <w:sz w:val="19"/>
         </w:rPr>
-        <w:t>Irland, EU-System; zeigt notwendige Voraussetzungen für Akzeptanz (Datenvorbereitung, Governance).</w:t>
+        <w:t>USA-Studie, Nutzenbefund generalisierbar; Zulassungsfähigkeit hierzulande noch offen.</w:t>
       </w:r>
     </w:p>
     <w:p>
@@ -244,7 +244,7 @@
           <w:color w:val="5A7D3A"/>
           <w:sz w:val="18"/>
         </w:rPr>
-        <w:t>https://pubmed.ncbi.nlm.nih.gov/42785740/</w:t>
+        <w:t>https://pubmed.ncbi.nlm.nih.gov/42789268/</w:t>
       </w:r>
     </w:p>
     <w:p>
@@ -252,7 +252,7 @@
         <w:pStyle w:val="Heading2"/>
       </w:pPr>
       <w:r>
-        <w:t>Akzeptanz digitaler Assistenzsysteme bei Psychotherapeuten: Video-Demonstration steigert Wahrnehmung</w:t>
+        <w:t>CleanSurvival: automatisierte Datenaufbereitung für Überlebenszeitmodelle mittels Reinforcement Learning</w:t>
       </w:r>
     </w:p>
     <w:p>
@@ -262,12 +262,12 @@
           <w:color w:val="666666"/>
           <w:sz w:val="18"/>
         </w:rPr>
-        <w:t>Oberthaler M et al.  ·  Int J Psychol  ·  Dez. 2026  ·  PMID 42785734</w:t>
+        <w:t>Koka Y et al.  ·  BMC Med Inform Decis Mak  ·  24.09.2026  ·  PMID 42786471</w:t>
       </w:r>
     </w:p>
     <w:p>
       <w:r>
-        <w:t>Querschnittsstudie mit Pre-Post-Design zur Wirkung einer Videodemonstration auf die wahrgenommene Nützlichkeit von KI-basierten Assistenzsystemen in der Psychotherapie (N=317).</w:t>
+        <w:t>Software-Framework zur automatisierten Optimierung von Datenaufbereitungs-Pipelines für Überlebenszeitanalysen mit Q-Learning, validiert auf realen Datensätzen.</w:t>
       </w:r>
     </w:p>
     <w:p>
@@ -278,7 +278,7 @@
         <w:t xml:space="preserve">Ergebnis: </w:t>
       </w:r>
       <w:r>
-        <w:t>Wahrgenommene Nützlichkeit stieg signifikant nach dem Video (p&lt;0,001, Cohen's d=0,29). Effekt war größer bei Traineetherapeuten (d=0,59) als bei lizenzierten Therapeuten (d=0,06). Arbeitsbelastung korrelierte positiv mit Akzeptanz.</w:t>
+        <w:t>Benchmarks zeigen Verbesserung der prädiktiven Leistung gegenüber einfachen Baselines; Laufzeitverhalten ist kontextabhängig. Simulationsstudie demonstriert Effektivität bei verschiedenen Missingness-Typen und Rauschleveln. Python-Package öffentlich verfügbar. Integration von Preprocessing speziell für Überlebenszeitmodelle in AutoML-Pipelines ermöglicht robustere Ergebnisse.</w:t>
       </w:r>
     </w:p>
     <w:p>
@@ -293,7 +293,7 @@
         <w:rPr>
           <w:sz w:val="19"/>
         </w:rPr>
-        <w:t>Deutschland, deutschsprachige Studienteilnehmer; zeigt Implementierungshürden bei etablierten Fachkräften.</w:t>
+        <w:t>Deutsche Entwicklung (DFKI); Infrastruktur vor Ort vorhanden.</w:t>
       </w:r>
     </w:p>
     <w:p>
@@ -302,7 +302,7 @@
           <w:color w:val="5A7D3A"/>
           <w:sz w:val="18"/>
         </w:rPr>
-        <w:t>https://pubmed.ncbi.nlm.nih.gov/42785734/</w:t>
+        <w:t>https://pubmed.ncbi.nlm.nih.gov/42786471/</w:t>
       </w:r>
     </w:p>
     <w:p>
@@ -310,7 +310,7 @@
         <w:pStyle w:val="Heading2"/>
       </w:pPr>
       <w:r>
-        <w:t>Digital Decision Support System für Diabetes in der Häuslichen Krankenpflege: Feasibility-Studie</w:t>
+        <w:t>Whole-Slide-Imaging in der Schilddrüsen-Zytopathologie: Konkordanz mit konventioneller Diagnostik</w:t>
       </w:r>
     </w:p>
     <w:p>
@@ -320,12 +320,12 @@
           <w:color w:val="666666"/>
           <w:sz w:val="18"/>
         </w:rPr>
-        <w:t>Lichtenegger KM et al.  ·  JMIR Nurs  ·  24.09.2026  ·  PMID 42784804</w:t>
+        <w:t>Şahi̇n AF et al.  ·  Diagn Pathol  ·  22.09.2026  ·  PMID 42773449</w:t>
       </w:r>
     </w:p>
     <w:p>
       <w:r>
-        <w:t>Prospektive Quasi-Experimental-Studie zur Implementierung von GlucoTab (DDSS) für Insulintitration in der häuslichen Krankenpflege bei älteren Diabetikern (N=9, 6 Monate Beobachtung).</w:t>
+        <w:t>Retrospektive Pilotstudie zur diagnostischen Übereinstimmung zwischen WSI-basierter und konventioneller Schilddrüsen-Zytologie an 13 Fällen mit blinder Evaluation.</w:t>
       </w:r>
     </w:p>
     <w:p>
@@ -336,7 +336,7 @@
         <w:t xml:space="preserve">Ergebnis: </w:t>
       </w:r>
       <w:r>
-        <w:t>Diabetes-bedingte Notaufnahmen: 5 vor Implementierung → 0 während → 4 nach Implementierung. Morgenblutzucker sank von 212±72 auf 162±42 mg/dL. Anteil im Zielbereich (70–180 mg/dL) stieg von 39% auf 70,8%. Krankenpflegebesuche sanken von 1,81 auf 1,01 pro Tag. Adhärenz zur DDSS &gt;94%.</w:t>
+        <w:t>Gesamtkondordanz 69,2 %; Cohens Kappa 0,58–0,63 (moderate bis substanzielle Übereinstimmung). Volle Konkordanz in 7 Fällen (überwiegend maligne), Teilkonkordanz in 5 Fällen (Grenzfälle), völlige Diskordanz in 1 Fall (indeterminiert). Keine klinisch relevanten Fehlklassifikationen zwischen benigne und maligne. WSI zeigt praktische Machbarkeit auch in Ferndiagnostik.</w:t>
       </w:r>
     </w:p>
     <w:p>
@@ -351,7 +351,7 @@
         <w:rPr>
           <w:sz w:val="19"/>
         </w:rPr>
-        <w:t>Österreich (Graz), deutschsprachig, ähnliches Versicherungssystem; praktische Versorgungsstudie mit klarem Sicherheits- und Effizienzbenefit.</w:t>
+        <w:t>Deutschland und Schweiz beteiligt; vergleichbare Pathologie-Infrastruktur.</w:t>
       </w:r>
     </w:p>
     <w:p>
@@ -360,7 +360,7 @@
           <w:color w:val="5A7D3A"/>
           <w:sz w:val="18"/>
         </w:rPr>
-        <w:t>https://pubmed.ncbi.nlm.nih.gov/42784804/</w:t>
+        <w:t>https://pubmed.ncbi.nlm.nih.gov/42773449/</w:t>
       </w:r>
     </w:p>
     <w:p>
@@ -368,7 +368,7 @@
         <w:pStyle w:val="Heading2"/>
       </w:pPr>
       <w:r>
-        <w:t>Sprachabhängige Gesundheitskompetenz-Disparitäten in digitalen Quellen: Südtirol</w:t>
+        <w:t>Deep Learning für Überlebensprognose bei TAVI-Patienten direkt aus CT-Bildern</w:t>
       </w:r>
     </w:p>
     <w:p>
@@ -378,12 +378,12 @@
           <w:color w:val="666666"/>
           <w:sz w:val="18"/>
         </w:rPr>
-        <w:t>Ausserhofer D et al.  ·  JMIR Form Res  ·  24.09.2026  ·  PMID 42784772</w:t>
+        <w:t>Müller D et al.  ·  Stud Health Technol Inform  ·  17.09.2026  ·  PMID 42752486</w:t>
       </w:r>
     </w:p>
     <w:p>
       <w:r>
-        <w:t>Querschnittsumfrage zur Vermittlung zwischen digitaler Gesundheitsinformation und Gesundheitskompetenz; Mediation durch Sprachgruppe (italienisch vs. deutsch) in südtiroler Population (N=1500).</w:t>
+        <w:t>End-to-End-Deep-Learning-Pipeline zur Vorhersage des Gesamtüberlebens von TAVI-Patienten aus präprozeduralen Whole-Body-CT-Scans ohne manuelle Feature-Engineering, trainiert an 317 Patienten mit 5-fach Kreuzvalidierung.</w:t>
       </w:r>
     </w:p>
     <w:p>
@@ -394,7 +394,7 @@
         <w:t xml:space="preserve">Ergebnis: </w:t>
       </w:r>
       <w:r>
-        <w:t>Italienischsprachige Befragte zeigten höhere Gesundheitskompetenz (M=12,54 vs. 11,56 auf 0–16-Skala; p&lt;0,001) und häufigere Nutzung digitaler Gesundheitsinformation (p=0,003). Digitale Informationsnutzung mediierte jedoch nicht die Sprachdispariät (indirekter Effekt B=0,018, 95% BootCI −0,035–0,074).</w:t>
+        <w:t>Modell erreichte AUC 0,787, Spezifität 72,1 % und Sensitivität 85,3 % zur Identifikation von Kurzzeit-Überlebenden (&lt; 12 Monate). Leistung vergleichbar mit multimodalen ML-Modellen, die extensive klinische Daten erfordern. Risikoidentifikation ohne manuelle Feature-Extraktion als potenzielles klinisches Entscheidungshilfewerkzeug für präoperative Risikoschätzung.</w:t>
       </w:r>
     </w:p>
     <w:p>
@@ -409,7 +409,7 @@
         <w:rPr>
           <w:sz w:val="19"/>
         </w:rPr>
-        <w:t>Italien, vergleichbare europäische Mehrsprachigkeit; zeigt Grenzen digitaler Intervention bei strukturellen Disparitäten.</w:t>
+        <w:t>Deutschland; klinisches Anwendungssetting in Versorgungskontinuität übertragbar.</w:t>
       </w:r>
     </w:p>
     <w:p>
@@ -418,65 +418,7 @@
           <w:color w:val="5A7D3A"/>
           <w:sz w:val="18"/>
         </w:rPr>
-        <w:t>https://pubmed.ncbi.nlm.nih.gov/42784772/</w:t>
-      </w:r>
-    </w:p>
-    <w:p>
-      <w:pPr>
-        <w:pStyle w:val="Heading2"/>
-      </w:pPr>
-      <w:r>
-        <w:t>KI-basierte Sprachassistenten im Rettungsdienst: Multinational-Querschnitt</w:t>
-      </w:r>
-    </w:p>
-    <w:p>
-      <w:r>
-        <w:rPr>
-          <w:i/>
-          <w:color w:val="666666"/>
-          <w:sz w:val="18"/>
-        </w:rPr>
-        <w:t>Möllenhoff C et al.  ·  Scand J Trauma Resusc Emerg Med  ·  15.09.2026  ·  PMID 42778944</w:t>
-      </w:r>
-    </w:p>
-    <w:p>
-      <w:r>
-        <w:t>Explorative Onlineumfrage bei Rettungsdiensten in Deutschland, Norwegen und Schweiz (N=401) zu Anforderungen, Erwartungen und Hürden beim Einsatz von KI-Voice-Assistenten.</w:t>
-      </w:r>
-    </w:p>
-    <w:p>
-      <w:r>
-        <w:rPr>
-          <w:b/>
-        </w:rPr>
-        <w:t xml:space="preserve">Ergebnis: </w:t>
-      </w:r>
-      <w:r>
-        <w:t>57,4% zeigten positive Einstellung zu Voice-Assistenten im Einsatz; 0 waren sich eines EMS-spezifischen Systems bewusst. Gewünschte Funktionen: Sprachübersetzung, Patientenanamnese-Zusammenfassung, Krankenhauspränotifikation. Hauptanforderungen: Zuverlässigkeit, Usability, schnelle Antwortzeiten. Implementierungshürden: Personalakzeptanz, Finanzierung, Datenschutz.</w:t>
-      </w:r>
-    </w:p>
-    <w:p>
-      <w:r>
-        <w:rPr>
-          <w:b/>
-          <w:sz w:val="19"/>
-        </w:rPr>
-        <w:t xml:space="preserve">Übertragbarkeit: </w:t>
-      </w:r>
-      <w:r>
-        <w:rPr>
-          <w:sz w:val="19"/>
-        </w:rPr>
-        <w:t>Deutschsprachige DACH-Region; zeigt Implementierungslücke und Benutzeranforderungen für reale EMS-Systeme.</w:t>
-      </w:r>
-    </w:p>
-    <w:p>
-      <w:r>
-        <w:rPr>
-          <w:color w:val="5A7D3A"/>
-          <w:sz w:val="18"/>
-        </w:rPr>
-        <w:t>https://pubmed.ncbi.nlm.nih.gov/42778944/</w:t>
+        <w:t>https://pubmed.ncbi.nlm.nih.gov/42752486/</w:t>
       </w:r>
     </w:p>
     <w:sectPr>

--- a/download/studien-aktuell.docx
+++ b/download/studien-aktuell.docx
@@ -62,7 +62,7 @@
           <w:color w:val="666666"/>
           <w:sz w:val="18"/>
         </w:rPr>
-        <w:t>Stand: 26.09.2026  |  6 Studien  |  ki.m-vf.de</w:t>
+        <w:t>Stand: 27.09.2026  |  6 Studien  |  ki.m-vf.de</w:t>
       </w:r>
     </w:p>
     <w:p>
@@ -70,7 +70,7 @@
         <w:pStyle w:val="Heading1"/>
       </w:pPr>
       <w:r>
-        <w:t>Aufgenommen am 26.09.2026</w:t>
+        <w:t>Aufgenommen am 27.09.2026</w:t>
       </w:r>
     </w:p>
     <w:p>
@@ -78,7 +78,7 @@
         <w:pStyle w:val="Heading2"/>
       </w:pPr>
       <w:r>
-        <w:t>Elektronische Gesundheitsakten zur Inanspruchnahme bei perinataler Angststörung</w:t>
+        <w:t>Telemedizin bei TIA: Patientenerfahrungen mit virtuellen gegenüber face-to-face Kliniken</w:t>
       </w:r>
     </w:p>
     <w:p>
@@ -88,12 +88,12 @@
           <w:color w:val="666666"/>
           <w:sz w:val="18"/>
         </w:rPr>
-        <w:t>Yu D et al.  ·  BMJ Open  ·  25.09.2026  ·  PMID 42790911</w:t>
+        <w:t>Heath J et al.  ·  BMC Health Serv Res  ·  14.09.2026  ·  PMID 42791572</w:t>
       </w:r>
     </w:p>
     <w:p>
       <w:r>
-        <w:t>Retrospektive Kohortenstudie mit elektronischen Krankenakten zu Unterschieden in der Gesundheitsnutzung zwischen Frauen mit perinataler Angststörung, Angststörung ohne Gravidität und Schwangerschaft ohne Angststörung.</w:t>
+        <w:t>Qualitative Studie (Interviews mit 15 Patienten und 12 Klinikern in England) zur Erfahrung mit virtuellen und persönlichen TIA-Kliniken während und nach COVID-19.</w:t>
       </w:r>
     </w:p>
     <w:p>
@@ -104,7 +104,7 @@
         <w:t xml:space="preserve">Ergebnis: </w:t>
       </w:r>
       <w:r>
-        <w:t>Frauen mit perinataler Angststörung hatten signifikant höhere Inanspruchnahme über alle Zeiträume. Adjusted IRR für primärärztliche Kontakte während Schwangerschaft 1,74 (95%-KI 1,74–1,75) vs. Angststörung allein; im 72-Tage-Postpartum-Fenster 2,29 (95%-KI 2,28–2,29). Muster bei Verordnungen ähnlich, keine erhöhten Hospitalisierungsraten.</w:t>
+        <w:t>Patienten bewerteten persönliche Konsultationen stärker als virtuell (Themenschwerpunkt: "Bedeutung, gesehen zu werden"). Fachleute identifizierten Vorteile beider Modelle, erkennen aber auch klare Grenzen virtueller Versorgung für bildgebungsbedürftige Patienten und bei komplexer Diagnostik an.</w:t>
       </w:r>
     </w:p>
     <w:p>
@@ -119,7 +119,7 @@
         <w:rPr>
           <w:sz w:val="19"/>
         </w:rPr>
-        <w:t>UK-EHR-Daten; strukturelle und regulatorische Ähnlichkeiten zu Deutschem Gesundheitswesen.</w:t>
+        <w:t>Großbritannien, NHS-System; Befunde zur Patientenpräferenz übertragbar auf Deutschland</w:t>
       </w:r>
     </w:p>
     <w:p>
@@ -128,7 +128,7 @@
           <w:color w:val="5A7D3A"/>
           <w:sz w:val="18"/>
         </w:rPr>
-        <w:t>https://pubmed.ncbi.nlm.nih.gov/42790911/</w:t>
+        <w:t>https://pubmed.ncbi.nlm.nih.gov/42791572/</w:t>
       </w:r>
     </w:p>
     <w:p>
@@ -136,7 +136,7 @@
         <w:pStyle w:val="Heading2"/>
       </w:pPr>
       <w:r>
-        <w:t>KI-Gesprächsagenten in der Dialektisch-Behavioralen Therapie: Sicht von Fachleuten</w:t>
+        <w:t>Anforderungen von Eltern an digitale Anwendungen in der chronischen Kinderversorgung</w:t>
       </w:r>
     </w:p>
     <w:p>
@@ -146,12 +146,12 @@
           <w:color w:val="666666"/>
           <w:sz w:val="18"/>
         </w:rPr>
-        <w:t>Liljedahl N et al.  ·  JMIR Ment Health  ·  25.09.2026  ·  PMID 42789542</w:t>
+        <w:t>Grüter H et al.  ·  BMC Pediatr  ·  22.09.2026  ·  PMID 42791522</w:t>
       </w:r>
     </w:p>
     <w:p>
       <w:r>
-        <w:t>Qualitative Interviewstudie mit 17 schwedischen DBT-Psychologen zu Perspektiven auf Integration von KI-Konversationsagenten in die Borderline-Persönlichkeitsstörung-Behandlung.</w:t>
+        <w:t>Scoping Review (39 Studien zu eHealth in der Pädiatrie, 2010–2025) zur Synthese elterlicher Bedarfe und Erfahrungen mit digitalen Anwendungen für Kinder mit chronischen Erkrankungen.</w:t>
       </w:r>
     </w:p>
     <w:p>
@@ -162,7 +162,7 @@
         <w:t xml:space="preserve">Ergebnis: </w:t>
       </w:r>
       <w:r>
-        <w:t>Drei Kernthemen: (1) relationale Positionierung der KI-CA (Tool, Teamkollege, Supervisor, Konkurrenz); (2) KI als idealer Helfer (verfügbar, kompetent, ermüdungsresistent); (3) Besorgnis über Abhängigkeitsverstärkung und maladaptive Gewöhnung statt Autonomie. Zentrale Spannung: KI-funktionale Mehrdeutigkeit bei validierungsbedürftigen vs. autonomiefördernden Reaktionen.</w:t>
+        <w:t>Eltern fordern nutzungsfreundliche Schnittstellen, verlässliche Informationen, Koordinationsfunktionen und soziale Unterstützung; sie berichteten positive Erfahrungen mit Apps und Videokonferenzen für Monitoring und Empowerment, beklagten aber technische Hürden und Angst vor weniger persönlichem Kontakt. Evidenzlücken zu Übergangsphasen.</w:t>
       </w:r>
     </w:p>
     <w:p>
@@ -177,7 +177,7 @@
         <w:rPr>
           <w:sz w:val="19"/>
         </w:rPr>
-        <w:t>Schweden; Digitalisierungsgrad höher als Deutschland, Befunde zeigen Implementierungspotenziale und Risiken.</w:t>
+        <w:t>Mehrsprachig, deutschsprachige Institutionen beteiligt, querschnittlich übertragbar</w:t>
       </w:r>
     </w:p>
     <w:p>
@@ -186,7 +186,7 @@
           <w:color w:val="5A7D3A"/>
           <w:sz w:val="18"/>
         </w:rPr>
-        <w:t>https://pubmed.ncbi.nlm.nih.gov/42789542/</w:t>
+        <w:t>https://pubmed.ncbi.nlm.nih.gov/42791522/</w:t>
       </w:r>
     </w:p>
     <w:p>
@@ -194,7 +194,7 @@
         <w:pStyle w:val="Heading2"/>
       </w:pPr>
       <w:r>
-        <w:t>Digitale Therapie für negative Schizophrenie-Symptome: Wirksamkeit und Sicherheit</w:t>
+        <w:t>MotherHeat-Alert App: Wärmeschutz und Usability bei schwangeren Frauen in Südafrika</w:t>
       </w:r>
     </w:p>
     <w:p>
@@ -204,12 +204,12 @@
           <w:color w:val="666666"/>
           <w:sz w:val="18"/>
         </w:rPr>
-        <w:t>Pratap A et al.  ·  JAMA Netw Open  ·  01.09.2026  ·  PMID 42789268</w:t>
+        <w:t>Heil CS et al.  ·  JMIR Mhealth Uhealth  ·  25.09.2026  ·  PMID 42790880</w:t>
       </w:r>
     </w:p>
     <w:p>
       <w:r>
-        <w:t>Randomisierte klinische Studie zur Wirksamkeit des Smartphone-basierten Programms CT-155 als Ergänzung zur Standardbehandlung bei negativen Schizophrenie-Symptomen.</w:t>
+        <w:t>Prospektive Beobachtungsstudie (201 schwangere/postpartale Frauen über 6 Monate) zur Usability und Effektivität einer mobilen Hitzewarnanwendung.</w:t>
       </w:r>
     </w:p>
     <w:p>
@@ -220,7 +220,7 @@
         <w:t xml:space="preserve">Ergebnis: </w:t>
       </w:r>
       <w:r>
-        <w:t>CT-155 reduzierte die CAINS-MAP-Scores signifikant stärker als digitale Kontrolle (−2,6 Punkte, 95%-KI −4,0 bis −1,2; p &lt; 0,001, Cohen d = −0,36). 70,4 % der Teilnehmer blieben aktiv, keine behandlungsbedingten schweren unerwünschten Ereignisse. Kleine bis mittlere Effektgröße, vergleichbar mit psychosozialen Interventionen und Pharmakotherapie.</w:t>
+        <w:t>Usability-Scores hoch (PSSUQ-Mittelwert 1,76 bei Schwangeren, 1,37 bei Postpartalen). Selbstberichtete Verhaltensänderung durch Alarme: groß bis sehr groß bei 67 % Schwangerer und 83 % Postpartaler. Aber Abbruchquote 30 % / 19 % und Rückgang der Schutzverhalten von Baseline zu Endpoint (wahrscheinlich saisonal). Wissenszuwachs: 79–88 % berichteten Verbesserung.</w:t>
       </w:r>
     </w:p>
     <w:p>
@@ -235,7 +235,7 @@
         <w:rPr>
           <w:sz w:val="19"/>
         </w:rPr>
-        <w:t>USA-Studie, Nutzenbefund generalisierbar; Zulassungsfähigkeit hierzulande noch offen.</w:t>
+        <w:t>Südafrika, andere Infrastruktur; Methodologie und Usability-Befunde teilweise übertragbar</w:t>
       </w:r>
     </w:p>
     <w:p>
@@ -244,7 +244,7 @@
           <w:color w:val="5A7D3A"/>
           <w:sz w:val="18"/>
         </w:rPr>
-        <w:t>https://pubmed.ncbi.nlm.nih.gov/42789268/</w:t>
+        <w:t>https://pubmed.ncbi.nlm.nih.gov/42790880/</w:t>
       </w:r>
     </w:p>
     <w:p>
@@ -252,7 +252,7 @@
         <w:pStyle w:val="Heading2"/>
       </w:pPr>
       <w:r>
-        <w:t>CleanSurvival: automatisierte Datenaufbereitung für Überlebenszeitmodelle mittels Reinforcement Learning</w:t>
+        <w:t>KI-Mammographie-Modelle in geplanter und ungeplanter Anwendung: externe Validierung</w:t>
       </w:r>
     </w:p>
     <w:p>
@@ -262,12 +262,12 @@
           <w:color w:val="666666"/>
           <w:sz w:val="18"/>
         </w:rPr>
-        <w:t>Koka Y et al.  ·  BMC Med Inform Decis Mak  ·  24.09.2026  ·  PMID 42786471</w:t>
+        <w:t>Wang YK et al.  ·  Radiol Imaging Cancer  ·  Sept. 2026  ·  PMID 42788883</w:t>
       </w:r>
     </w:p>
     <w:p>
       <w:r>
-        <w:t>Software-Framework zur automatisierten Optimierung von Datenaufbereitungs-Pipelines für Überlebenszeitanalysen mit Q-Learning, validiert auf realen Datensätzen.</w:t>
+        <w:t>Retrospektive Studie (20.187 Mammographien aus Schweden, 2008–2016) zum Vergleich von vier KI-Detektions- und Risiko-Modellen in beabsichtigter und nicht-beabsichtigter Anwendung über einen Screening-Durchgang.</w:t>
       </w:r>
     </w:p>
     <w:p>
@@ -278,7 +278,7 @@
         <w:t xml:space="preserve">Ergebnis: </w:t>
       </w:r>
       <w:r>
-        <w:t>Benchmarks zeigen Verbesserung der prädiktiven Leistung gegenüber einfachen Baselines; Laufzeitverhalten ist kontextabhängig. Simulationsstudie demonstriert Effektivität bei verschiedenen Missingness-Typen und Rauschleveln. Python-Package öffentlich verfügbar. Integration von Preprocessing speziell für Überlebenszeitmodelle in AutoML-Pipelines ermöglicht robustere Ergebnisse.</w:t>
+        <w:t>Transpara Detection und Risk zeigten beste AUC (0,92 bzw. 0,81), Transpara Detection mit höchster Spezifität (97,1 %). Modelle erreichten beste Leistung in ihrer angestrebten Einsatzsituation; Risiko-Modelle für Intervallkarzinome: 49,8 % Sensitivität bei 90 % Spezifität. Generalisierung außerhalb der Designeinsatzbedingung begrenzt.</w:t>
       </w:r>
     </w:p>
     <w:p>
@@ -293,7 +293,7 @@
         <w:rPr>
           <w:sz w:val="19"/>
         </w:rPr>
-        <w:t>Deutsche Entwicklung (DFKI); Infrastruktur vor Ort vorhanden.</w:t>
+        <w:t>Schweden, klinische Klinikdaten, europäische Struktur ähnlich Deutschland</w:t>
       </w:r>
     </w:p>
     <w:p>
@@ -302,7 +302,7 @@
           <w:color w:val="5A7D3A"/>
           <w:sz w:val="18"/>
         </w:rPr>
-        <w:t>https://pubmed.ncbi.nlm.nih.gov/42786471/</w:t>
+        <w:t>https://pubmed.ncbi.nlm.nih.gov/42788883/</w:t>
       </w:r>
     </w:p>
     <w:p>
@@ -310,7 +310,7 @@
         <w:pStyle w:val="Heading2"/>
       </w:pPr>
       <w:r>
-        <w:t>Whole-Slide-Imaging in der Schilddrüsen-Zytopathologie: Konkordanz mit konventioneller Diagnostik</w:t>
+        <w:t>Datenschutz-Vokabulare für Deutschlands Gesundheitsdatennutzungsgesetz</w:t>
       </w:r>
     </w:p>
     <w:p>
@@ -320,12 +320,12 @@
           <w:color w:val="666666"/>
           <w:sz w:val="18"/>
         </w:rPr>
-        <w:t>Şahi̇n AF et al.  ·  Diagn Pathol  ·  22.09.2026  ·  PMID 42773449</w:t>
+        <w:t>Flake J et al.  ·  Stud Health Technol Inform  ·  17.09.2026  ·  PMID 42752493</w:t>
       </w:r>
     </w:p>
     <w:p>
       <w:r>
-        <w:t>Retrospektive Pilotstudie zur diagnostischen Übereinstimmung zwischen WSI-basierter und konventioneller Schilddrüsen-Zytologie an 13 Fällen mit blinder Evaluation.</w:t>
+        <w:t>Entwicklung und Integration einer DPV-Erweiterung (W3C Data Privacy Vocabulary) für deutsches Gesundheitsdatennutzungsgesetz (GDNG) und europäischen Gesundheitsdatenraum (EHDS) zur maschinenlesbaren Beschreibung von Datenrichtlinien.</w:t>
       </w:r>
     </w:p>
     <w:p>
@@ -336,7 +336,7 @@
         <w:t xml:space="preserve">Ergebnis: </w:t>
       </w:r>
       <w:r>
-        <w:t>Gesamtkondordanz 69,2 %; Cohens Kappa 0,58–0,63 (moderate bis substanzielle Übereinstimmung). Volle Konkordanz in 7 Fällen (überwiegend maligne), Teilkonkordanz in 5 Fällen (Grenzfälle), völlige Diskordanz in 1 Fall (indeterminiert). Keine klinisch relevanten Fehlklassifikationen zwischen benigne und maligne. WSI zeigt praktische Machbarkeit auch in Ferndiagnostik.</w:t>
+        <w:t>DPV-Erweiterung für GDNG in DPV 2.3 (Februar 2026) veröffentlicht. Parallele Entwicklung mit EHDS-Erweiterung generierte überlagernde Konzepte; sektorale Gesundheitserweiterung als Grundlage für zukünftige EHDS-Mitgliedstaaten etabliert. Offene Frage: praktische Akzeptanz bei Datenhaltern und Forschungsinstitutionen.</w:t>
       </w:r>
     </w:p>
     <w:p>
@@ -351,7 +351,7 @@
         <w:rPr>
           <w:sz w:val="19"/>
         </w:rPr>
-        <w:t>Deutschland und Schweiz beteiligt; vergleichbare Pathologie-Infrastruktur.</w:t>
+        <w:t>Deutsches Recht, europäische Interoperabilität; direkt relevant für Implementierung</w:t>
       </w:r>
     </w:p>
     <w:p>
@@ -360,7 +360,7 @@
           <w:color w:val="5A7D3A"/>
           <w:sz w:val="18"/>
         </w:rPr>
-        <w:t>https://pubmed.ncbi.nlm.nih.gov/42773449/</w:t>
+        <w:t>https://pubmed.ncbi.nlm.nih.gov/42752493/</w:t>
       </w:r>
     </w:p>
     <w:p>
@@ -368,7 +368,7 @@
         <w:pStyle w:val="Heading2"/>
       </w:pPr>
       <w:r>
-        <w:t>Deep Learning für Überlebensprognose bei TAVI-Patienten direkt aus CT-Bildern</w:t>
+        <w:t>Lokal einsetzbarer FHIR-Validierungsdienst für föderierte Gesundheitsdateninfrastrukturen</w:t>
       </w:r>
     </w:p>
     <w:p>
@@ -378,12 +378,12 @@
           <w:color w:val="666666"/>
           <w:sz w:val="18"/>
         </w:rPr>
-        <w:t>Müller D et al.  ·  Stud Health Technol Inform  ·  17.09.2026  ·  PMID 42752486</w:t>
+        <w:t>Saß J et al.  ·  Stud Health Technol Inform  ·  17.09.2026  ·  PMID 42752471</w:t>
       </w:r>
     </w:p>
     <w:p>
       <w:r>
-        <w:t>End-to-End-Deep-Learning-Pipeline zur Vorhersage des Gesamtüberlebens von TAVI-Patienten aus präprozeduralen Whole-Body-CT-Scans ohne manuelle Feature-Engineering, trainiert an 317 Patienten mit 5-fach Kreuzvalidierung.</w:t>
+        <w:t>Technischer Fallbericht zur Entwicklung und Umsetzung eines lokal versetzbaren FHIR-Validierungsdienstes in der Medizinischen Informatik Initiative (MII) für verteilte Dateninfrastrukturen.</w:t>
       </w:r>
     </w:p>
     <w:p>
@@ -394,7 +394,7 @@
         <w:t xml:space="preserve">Ergebnis: </w:t>
       </w:r>
       <w:r>
-        <w:t>Modell erreichte AUC 0,787, Spezifität 72,1 % und Sensitivität 85,3 % zur Identifikation von Kurzzeit-Überlebenden (&lt; 12 Monate). Leistung vergleichbar mit multimodalen ML-Modellen, die extensive klinische Daten erfordern. Risikoidentifikation ohne manuelle Feature-Extraktion als potenzielles klinisches Entscheidungshilfewerkzeug für präoperative Risikoschätzung.</w:t>
+        <w:t>Containerisierter Validierungsdienst verbindet HL7-Validator mit konfigurierbarem Terminology-Service. Automatisierte Conformance-Tests gegen MII-Implementation-Guides möglich. Reproduzierbare FHIR-Validierung durch standardisierte Bereitstellung erreicht; Limitationen: unvollständiger oder fehlender Terminologie-Datenbestand. Prototyp einsatzfähig, Produktivbewertung ausstehend.</w:t>
       </w:r>
     </w:p>
     <w:p>
@@ -409,7 +409,7 @@
         <w:rPr>
           <w:sz w:val="19"/>
         </w:rPr>
-        <w:t>Deutschland; klinisches Anwendungssetting in Versorgungskontinuität übertragbar.</w:t>
+        <w:t>Deutsche MII-Infrastruktur, direkt auf Versorgungsinfrastruktur anwendbar</w:t>
       </w:r>
     </w:p>
     <w:p>
@@ -418,7 +418,7 @@
           <w:color w:val="5A7D3A"/>
           <w:sz w:val="18"/>
         </w:rPr>
-        <w:t>https://pubmed.ncbi.nlm.nih.gov/42752486/</w:t>
+        <w:t>https://pubmed.ncbi.nlm.nih.gov/42752471/</w:t>
       </w:r>
     </w:p>
     <w:sectPr>

--- a/download/studien-aktuell.docx
+++ b/download/studien-aktuell.docx
@@ -62,7 +62,7 @@
           <w:color w:val="666666"/>
           <w:sz w:val="18"/>
         </w:rPr>
-        <w:t>Stand: 27.09.2026  |  6 Studien  |  ki.m-vf.de</w:t>
+        <w:t>Stand: 28.09.2026  |  6 Studien  |  ki.m-vf.de</w:t>
       </w:r>
     </w:p>
     <w:p>
@@ -70,7 +70,7 @@
         <w:pStyle w:val="Heading1"/>
       </w:pPr>
       <w:r>
-        <w:t>Aufgenommen am 27.09.2026</w:t>
+        <w:t>Aufgenommen am 28.09.2026</w:t>
       </w:r>
     </w:p>
     <w:p>
@@ -78,7 +78,7 @@
         <w:pStyle w:val="Heading2"/>
       </w:pPr>
       <w:r>
-        <w:t>Telemedizin bei TIA: Patientenerfahrungen mit virtuellen gegenüber face-to-face Kliniken</w:t>
+        <w:t>Barrieren und Förderfaktoren für Nutzung von Mental-Health-Apps bei jungen Frauen</w:t>
       </w:r>
     </w:p>
     <w:p>
@@ -88,12 +88,12 @@
           <w:color w:val="666666"/>
           <w:sz w:val="18"/>
         </w:rPr>
-        <w:t>Heath J et al.  ·  BMC Health Serv Res  ·  14.09.2026  ·  PMID 42791572</w:t>
+        <w:t>Schröder J et al.  ·  BMC Womens Health  ·  26.09.2026  ·  PMID 42800862</w:t>
       </w:r>
     </w:p>
     <w:p>
       <w:r>
-        <w:t>Qualitative Studie (Interviews mit 15 Patienten und 12 Klinikern in England) zur Erfahrung mit virtuellen und persönlichen TIA-Kliniken während und nach COVID-19.</w:t>
+        <w:t>Querschnittstudie unter 521 Frauen (18–35 Jahre) zur Erfassung psychischer Belastung, Hilfsuchverhalten und Barrieren für digitale Anwendungen.</w:t>
       </w:r>
     </w:p>
     <w:p>
@@ -104,7 +104,7 @@
         <w:t xml:space="preserve">Ergebnis: </w:t>
       </w:r>
       <w:r>
-        <w:t>Patienten bewerteten persönliche Konsultationen stärker als virtuell (Themenschwerpunkt: "Bedeutung, gesehen zu werden"). Fachleute identifizierten Vorteile beider Modelle, erkennen aber auch klare Grenzen virtueller Versorgung für bildgebungsbedürftige Patienten und bei komplexer Diagnostik an.</w:t>
+        <w:t>79% berichten Erschöpfung, 79% Sorgen; 31% haben bereits Mental-Health-Apps genutzt. Häufigste Barrieren: Wissenslücken (32,5%), Zweifeln an Wirksamkeit (9,8%), Kosten (9,6%). Psychische Belastung, Angst und Appetitprobleme positiv mit App-Nutzung assoziiert (OR 1,03–1,99); Nutzer fordern Professionalität, Benutzerfreundlichkeit, Datensicherheit.</w:t>
       </w:r>
     </w:p>
     <w:p>
@@ -119,7 +119,7 @@
         <w:rPr>
           <w:sz w:val="19"/>
         </w:rPr>
-        <w:t>Großbritannien, NHS-System; Befunde zur Patientenpräferenz übertragbar auf Deutschland</w:t>
+        <w:t>Hamburg (Deutschland); direkt auf deutsches Versicherungssystem und Frauengesundheit übertragbar</w:t>
       </w:r>
     </w:p>
     <w:p>
@@ -128,7 +128,7 @@
           <w:color w:val="5A7D3A"/>
           <w:sz w:val="18"/>
         </w:rPr>
-        <w:t>https://pubmed.ncbi.nlm.nih.gov/42791572/</w:t>
+        <w:t>https://pubmed.ncbi.nlm.nih.gov/42800862/</w:t>
       </w:r>
     </w:p>
     <w:p>
@@ -136,7 +136,7 @@
         <w:pStyle w:val="Heading2"/>
       </w:pPr>
       <w:r>
-        <w:t>Anforderungen von Eltern an digitale Anwendungen in der chronischen Kinderversorgung</w:t>
+        <w:t>ML-gestützte adaptive Ecological Momentary Interventions für psychische Gesundheit in der Jugend</w:t>
       </w:r>
     </w:p>
     <w:p>
@@ -146,12 +146,12 @@
           <w:color w:val="666666"/>
           <w:sz w:val="18"/>
         </w:rPr>
-        <w:t>Grüter H et al.  ·  BMC Pediatr  ·  22.09.2026  ·  PMID 42791522</w:t>
+        <w:t>Rauschenberg C et al.  ·  Transl Psychiatry  ·  26.09.2026  ·  PMID 42800797</w:t>
       </w:r>
     </w:p>
     <w:p>
       <w:r>
-        <w:t>Scoping Review (39 Studien zu eHealth in der Pädiatrie, 2010–2025) zur Synthese elterlicher Bedarfe und Erfahrungen mit digitalen Anwendungen für Kinder mit chronischen Erkrankungen.</w:t>
+        <w:t>Micro-randomisierte Studie zur Frage, ob Machine Learning bei der Auswahl von Interventionskomponenten für psychisch belastete Jugendliche bessere Ergebnisse erziellt als zufällige Zuweisung.</w:t>
       </w:r>
     </w:p>
     <w:p>
@@ -162,7 +162,7 @@
         <w:t xml:space="preserve">Ergebnis: </w:t>
       </w:r>
       <w:r>
-        <w:t>Eltern fordern nutzungsfreundliche Schnittstellen, verlässliche Informationen, Koordinationsfunktionen und soziale Unterstützung; sie berichteten positive Erfahrungen mit Apps und Videokonferenzen für Monitoring und Empowerment, beklagten aber technische Hürden und Angst vor weniger persönlichem Kontakt. Evidenzlücken zu Übergangsphasen.</w:t>
+        <w:t>ML-basierte Zuweisung zeigte einen signifikanten Vorteil für momentane Resilienz (B=0,147, p=0,044), aber keinen Effekt auf positive oder negative Affekte. Machbarkeit bestätigt mit guter Akzeptanz (n=49, 78% weiblich); kleine pre-post-Reduktionen psychischer Belastung (d=-0,23), Verbesserungen bei Resilienz (d=0,55) und adaptiver Emotionsregulation (d=0,53).</w:t>
       </w:r>
     </w:p>
     <w:p>
@@ -177,7 +177,7 @@
         <w:rPr>
           <w:sz w:val="19"/>
         </w:rPr>
-        <w:t>Mehrsprachig, deutschsprachige Institutionen beteiligt, querschnittlich übertragbar</w:t>
+        <w:t>Deutsche Klinikdaten; vergleichbares Alter und Distress-Niveau wie hiesige Population</w:t>
       </w:r>
     </w:p>
     <w:p>
@@ -186,7 +186,7 @@
           <w:color w:val="5A7D3A"/>
           <w:sz w:val="18"/>
         </w:rPr>
-        <w:t>https://pubmed.ncbi.nlm.nih.gov/42791522/</w:t>
+        <w:t>https://pubmed.ncbi.nlm.nih.gov/42800797/</w:t>
       </w:r>
     </w:p>
     <w:p>
@@ -194,7 +194,7 @@
         <w:pStyle w:val="Heading2"/>
       </w:pPr>
       <w:r>
-        <w:t>MotherHeat-Alert App: Wärmeschutz und Usability bei schwangeren Frauen in Südafrika</w:t>
+        <w:t>Ecological Momentary Assessment in der Essgestörungsbehandlung: Machbarkeitsstudie</w:t>
       </w:r>
     </w:p>
     <w:p>
@@ -204,12 +204,12 @@
           <w:color w:val="666666"/>
           <w:sz w:val="18"/>
         </w:rPr>
-        <w:t>Heil CS et al.  ·  JMIR Mhealth Uhealth  ·  25.09.2026  ·  PMID 42790880</w:t>
+        <w:t>Jansen PW et al.  ·  Nutrients  ·  17.09.2026  ·  PMID 42797029</w:t>
       </w:r>
     </w:p>
     <w:p>
       <w:r>
-        <w:t>Prospektive Beobachtungsstudie (201 schwangere/postpartale Frauen über 6 Monate) zur Usability und Effektivität einer mobilen Hitzewarnanwendung.</w:t>
+        <w:t>Qualitative Studie zur Nutzerfreundlichkeit und therapeutischen Wirksamkeit einer Smartphone-App für tägliches Selbstmonitoring von Stimmung und Essanfällen bei 20 Patienten mit Binge-Eating-Störung in niederländischer Klinik.</w:t>
       </w:r>
     </w:p>
     <w:p>
@@ -220,7 +220,7 @@
         <w:t xml:space="preserve">Ergebnis: </w:t>
       </w:r>
       <w:r>
-        <w:t>Usability-Scores hoch (PSSUQ-Mittelwert 1,76 bei Schwangeren, 1,37 bei Postpartalen). Selbstberichtete Verhaltensänderung durch Alarme: groß bis sehr groß bei 67 % Schwangerer und 83 % Postpartaler. Aber Abbruchquote 30 % / 19 % und Rückgang der Schutzverhalten von Baseline zu Endpoint (wahrscheinlich saisonal). Wissenszuwachs: 79–88 % berichteten Verbesserung.</w:t>
+        <w:t>App als benutzerfreundlich, aber belastend bewertet (Antwortrate nur 31%, nur 9 Teilnehmer &gt;30%); gemischte Rückmeldungen – einige berichteten verbesserte Emotionseinsicht, andere empfanden Registrierungen konfrontativ und beschämend; Therapeuten sahen teilweise verbesserte Reflexion.</w:t>
       </w:r>
     </w:p>
     <w:p>
@@ -235,7 +235,7 @@
         <w:rPr>
           <w:sz w:val="19"/>
         </w:rPr>
-        <w:t>Südafrika, andere Infrastruktur; Methodologie und Usability-Befunde teilweise übertragbar</w:t>
+        <w:t>Niederlande; ähnliche Versorgungsstruktur; Befunde für deutschsprachigen Einsatz übertragbar</w:t>
       </w:r>
     </w:p>
     <w:p>
@@ -244,7 +244,7 @@
           <w:color w:val="5A7D3A"/>
           <w:sz w:val="18"/>
         </w:rPr>
-        <w:t>https://pubmed.ncbi.nlm.nih.gov/42790880/</w:t>
+        <w:t>https://pubmed.ncbi.nlm.nih.gov/42797029/</w:t>
       </w:r>
     </w:p>
     <w:p>
@@ -252,7 +252,7 @@
         <w:pStyle w:val="Heading2"/>
       </w:pPr>
       <w:r>
-        <w:t>KI-Mammographie-Modelle in geplanter und ungeplanter Anwendung: externe Validierung</w:t>
+        <w:t>Domänenspezifisches Annotations-Framework für deutsche Halsmundkrebsberichte</w:t>
       </w:r>
     </w:p>
     <w:p>
@@ -262,12 +262,12 @@
           <w:color w:val="666666"/>
           <w:sz w:val="18"/>
         </w:rPr>
-        <w:t>Wang YK et al.  ·  Radiol Imaging Cancer  ·  Sept. 2026  ·  PMID 42788883</w:t>
+        <w:t>Gubik S et al.  ·  BMC Res Notes  ·  21.09.2026  ·  PMID 42768362</w:t>
       </w:r>
     </w:p>
     <w:p>
       <w:r>
-        <w:t>Retrospektive Studie (20.187 Mammographien aus Schweden, 2008–2016) zum Vergleich von vier KI-Detektions- und Risiko-Modellen in beabsichtigter und nicht-beabsichtigter Anwendung über einen Screening-Durchgang.</w:t>
+        <w:t>Entwicklung eines strukturierten Annotations-Schemas und eines annotierten Referenzkorpus für NLP-Modelle zur Extraktion strukturierter Informationen aus deutschen Pathologieberichten zu Kopf-Hals-Plattenepithelkarzinomen (631 Berichte, 145 Patienten).</w:t>
       </w:r>
     </w:p>
     <w:p>
@@ -278,7 +278,7 @@
         <w:t xml:space="preserve">Ergebnis: </w:t>
       </w:r>
       <w:r>
-        <w:t>Transpara Detection und Risk zeigten beste AUC (0,92 bzw. 0,81), Transpara Detection mit höchster Spezifität (97,1 %). Modelle erreichten beste Leistung in ihrer angestrebten Einsatzsituation; Risiko-Modelle für Intervallkarzinome: 49,8 % Sensitivität bei 90 % Spezifität. Generalisierung außerhalb der Designeinsatzbedingung begrenzt.</w:t>
+        <w:t>Hierarchisches, span-basiertes Schema mit 45 eindeutigen Labels in klinisch sinnvollen Blöcken; 37–39 Annotationen pro Bericht durchschnittlich; breite Vergleichbarkeit Label-Verteilung zwischen Training-, Validierungs- und Evaluierungsset; Domain-spezifische Referenzressource für Entwicklung von Information-Extraction-Methoden etabliert.</w:t>
       </w:r>
     </w:p>
     <w:p>
@@ -293,7 +293,7 @@
         <w:rPr>
           <w:sz w:val="19"/>
         </w:rPr>
-        <w:t>Schweden, klinische Klinikdaten, europäische Struktur ähnlich Deutschland</w:t>
+        <w:t>Deutschland (Würzburg); deutschsprachiger Gesundheitsdatensatz; direkt auf deutsche Pathologie-Digitalisierung übertragbar</w:t>
       </w:r>
     </w:p>
     <w:p>
@@ -302,7 +302,7 @@
           <w:color w:val="5A7D3A"/>
           <w:sz w:val="18"/>
         </w:rPr>
-        <w:t>https://pubmed.ncbi.nlm.nih.gov/42788883/</w:t>
+        <w:t>https://pubmed.ncbi.nlm.nih.gov/42768362/</w:t>
       </w:r>
     </w:p>
     <w:p>
@@ -310,7 +310,7 @@
         <w:pStyle w:val="Heading2"/>
       </w:pPr>
       <w:r>
-        <w:t>Datenschutz-Vokabulare für Deutschlands Gesundheitsdatennutzungsgesetz</w:t>
+        <w:t>European Health Data Space: Governance und Sekundärnutzung sensibler Gesundheitsdaten</w:t>
       </w:r>
     </w:p>
     <w:p>
@@ -320,12 +320,12 @@
           <w:color w:val="666666"/>
           <w:sz w:val="18"/>
         </w:rPr>
-        <w:t>Flake J et al.  ·  Stud Health Technol Inform  ·  17.09.2026  ·  PMID 42752493</w:t>
+        <w:t>Sriram S et al.  ·  Stud Health Technol Inform  ·  17.09.2026  ·  PMID 42752491</w:t>
       </w:r>
     </w:p>
     <w:p>
       <w:r>
-        <w:t>Entwicklung und Integration einer DPV-Erweiterung (W3C Data Privacy Vocabulary) für deutsches Gesundheitsdatennutzungsgesetz (GDNG) und europäischen Gesundheitsdatenraum (EHDS) zur maschinenlesbaren Beschreibung von Datenrichtlinien.</w:t>
+        <w:t>Analyse des geplanten European Health Data Space (EHDS) zur Sekundärnutzung von Gesundheitsdaten über Mitgliedstaaten hinweg; Fallstudie zu Krebs-Genomik und Vergleich mit Finlands Findata-Modell.</w:t>
       </w:r>
     </w:p>
     <w:p>
@@ -336,7 +336,7 @@
         <w:t xml:space="preserve">Ergebnis: </w:t>
       </w:r>
       <w:r>
-        <w:t>DPV-Erweiterung für GDNG in DPV 2.3 (Februar 2026) veröffentlicht. Parallele Entwicklung mit EHDS-Erweiterung generierte überlagernde Konzepte; sektorale Gesundheitserweiterung als Grundlage für zukünftige EHDS-Mitgliedstaaten etabliert. Offene Frage: praktische Akzeptanz bei Datenhaltern und Forschungsinstitutionen.</w:t>
+        <w:t>EHDS kann Datenerkennung und Access-Routing vereinfachen, eliminiert aber nicht automatisch rechtliche Zersplitterung, heterogene Ethik-Review und Consenthürden. Für genetische/genomische Daten besondere Herausforderungen bei Interoperabilität, Privacy-Schutz und Re-Identifikationsrisiko; Harmonisierung über Infrastruktur hinaus erforderlich.</w:t>
       </w:r>
     </w:p>
     <w:p>
@@ -351,7 +351,7 @@
         <w:rPr>
           <w:sz w:val="19"/>
         </w:rPr>
-        <w:t>Deutsches Recht, europäische Interoperabilität; direkt relevant für Implementierung</w:t>
+        <w:t>EU; betrifft Deutschland durch KI-Verordnung und Gesundheitsdatenraum direkt</w:t>
       </w:r>
     </w:p>
     <w:p>
@@ -360,7 +360,7 @@
           <w:color w:val="5A7D3A"/>
           <w:sz w:val="18"/>
         </w:rPr>
-        <w:t>https://pubmed.ncbi.nlm.nih.gov/42752493/</w:t>
+        <w:t>https://pubmed.ncbi.nlm.nih.gov/42752491/</w:t>
       </w:r>
     </w:p>
     <w:p>
@@ -368,7 +368,7 @@
         <w:pStyle w:val="Heading2"/>
       </w:pPr>
       <w:r>
-        <w:t>Lokal einsetzbarer FHIR-Validierungsdienst für föderierte Gesundheitsdateninfrastrukturen</w:t>
+        <w:t>Strukturierter Preprocessing-Rahmen für routineklinische Daten zu Forschungskohorten</w:t>
       </w:r>
     </w:p>
     <w:p>
@@ -378,12 +378,12 @@
           <w:color w:val="666666"/>
           <w:sz w:val="18"/>
         </w:rPr>
-        <w:t>Saß J et al.  ·  Stud Health Technol Inform  ·  17.09.2026  ·  PMID 42752471</w:t>
+        <w:t>Katzensteiner M et al.  ·  Stud Health Technol Inform  ·  17.09.2026  ·  PMID 42752462</w:t>
       </w:r>
     </w:p>
     <w:p>
       <w:r>
-        <w:t>Technischer Fallbericht zur Entwicklung und Umsetzung eines lokal versetzbaren FHIR-Validierungsdienstes in der Medizinischen Informatik Initiative (MII) für verteilte Dateninfrastrukturen.</w:t>
+        <w:t>Methodik zur Umwandlung heterogener, irregulär erfasster Routinedaten in analysebereite Datensätze; Entwicklung am Beispiel Nierentransplantation-Abstoßungsdiagnostik.</w:t>
       </w:r>
     </w:p>
     <w:p>
@@ -394,7 +394,7 @@
         <w:t xml:space="preserve">Ergebnis: </w:t>
       </w:r>
       <w:r>
-        <w:t>Containerisierter Validierungsdienst verbindet HL7-Validator mit konfigurierbarem Terminology-Service. Automatisierte Conformance-Tests gegen MII-Implementation-Guides möglich. Reproduzierbare FHIR-Validierung durch standardisierte Bereitstellung erreicht; Limitationen: unvollständiger oder fehlender Terminologie-Datenbestand. Prototyp einsatzfähig, Produktivbewertung ausstehend.</w:t>
+        <w:t>Dreiteiliger Rahmen (recursive event classification, context-sensitive event annotation, context-based time series harmonisation) transformiert unregelmäßige Messungen in standardisierte zeitliche Repräsentationen; Ergebnis: strukturierte, vergleichbare Datensätze ähnlich Studiendaten, die statistische Modellierung und Machine Learning ermöglichen.</w:t>
       </w:r>
     </w:p>
     <w:p>
@@ -409,7 +409,7 @@
         <w:rPr>
           <w:sz w:val="19"/>
         </w:rPr>
-        <w:t>Deutsche MII-Infrastruktur, direkt auf Versorgungsinfrastruktur anwendbar</w:t>
+        <w:t>Deutschland (Hanover); Routine-Klinikinformatik; auf deutsche EHR-Landschaft direkt übertragbar</w:t>
       </w:r>
     </w:p>
     <w:p>
@@ -418,7 +418,7 @@
           <w:color w:val="5A7D3A"/>
           <w:sz w:val="18"/>
         </w:rPr>
-        <w:t>https://pubmed.ncbi.nlm.nih.gov/42752471/</w:t>
+        <w:t>https://pubmed.ncbi.nlm.nih.gov/42752462/</w:t>
       </w:r>
     </w:p>
     <w:sectPr>

--- a/download/studien-aktuell.docx
+++ b/download/studien-aktuell.docx
@@ -62,7 +62,7 @@
           <w:color w:val="666666"/>
           <w:sz w:val="18"/>
         </w:rPr>
-        <w:t>Stand: 28.09.2026  |  6 Studien  |  ki.m-vf.de</w:t>
+        <w:t>Stand: 29.09.2026  |  6 Studien  |  ki.m-vf.de</w:t>
       </w:r>
     </w:p>
     <w:p>
@@ -70,7 +70,7 @@
         <w:pStyle w:val="Heading1"/>
       </w:pPr>
       <w:r>
-        <w:t>Aufgenommen am 28.09.2026</w:t>
+        <w:t>Aufgenommen am 29.09.2026</w:t>
       </w:r>
     </w:p>
     <w:p>
@@ -78,7 +78,7 @@
         <w:pStyle w:val="Heading2"/>
       </w:pPr>
       <w:r>
-        <w:t>Barrieren und Förderfaktoren für Nutzung von Mental-Health-Apps bei jungen Frauen</w:t>
+        <w:t>KI-gestützte Telemedizin für Tumorschmerz zuhause: Anforderungen von Pflegefachpersonen</w:t>
       </w:r>
     </w:p>
     <w:p>
@@ -88,12 +88,12 @@
           <w:color w:val="666666"/>
           <w:sz w:val="18"/>
         </w:rPr>
-        <w:t>Schröder J et al.  ·  BMC Womens Health  ·  26.09.2026  ·  PMID 42800862</w:t>
+        <w:t>Chen M et al.  ·  Int J Nurs Sci  ·  09.08.2026  ·  PMID 42805738</w:t>
       </w:r>
     </w:p>
     <w:p>
       <w:r>
-        <w:t>Querschnittstudie unter 521 Frauen (18–35 Jahre) zur Erfassung psychischer Belastung, Hilfsuchverhalten und Barrieren für digitale Anwendungen.</w:t>
+        <w:t>Qualitative Studie (semi-strukturierte Interviews, n=14 Fachpersonen) zu Erwartungen und Bedenken gegenüber einem Home-based AI Pain Management System für Palliativpatienten mit Krebs.</w:t>
       </w:r>
     </w:p>
     <w:p>
@@ -104,7 +104,7 @@
         <w:t xml:space="preserve">Ergebnis: </w:t>
       </w:r>
       <w:r>
-        <w:t>79% berichten Erschöpfung, 79% Sorgen; 31% haben bereits Mental-Health-Apps genutzt. Häufigste Barrieren: Wissenslücken (32,5%), Zweifeln an Wirksamkeit (9,8%), Kosten (9,6%). Psychische Belastung, Angst und Appetitprobleme positiv mit App-Nutzung assoziiert (OR 1,03–1,99); Nutzer fordern Professionalität, Benutzerfreundlichkeit, Datensicherheit.</w:t>
+        <w:t>Drei Themen: (1) unterstützte, aber unzureichend Zuhause-Schmerzbehandlung; (2) vorsichtiger Optimismus für KI – erwartet: kontinuierliche Überwachung, Bedenken: Risiken, generationenbezogene Unterschiede; (3) praktische Anforderungen: benutzergerechtes Design, Sicherheit, ethische Vorkehrungen, Schulung.</w:t>
       </w:r>
     </w:p>
     <w:p>
@@ -119,7 +119,7 @@
         <w:rPr>
           <w:sz w:val="19"/>
         </w:rPr>
-        <w:t>Hamburg (Deutschland); direkt auf deutsches Versicherungssystem und Frauengesundheit übertragbar</w:t>
+        <w:t>Hongkong/China – Palliativ-Versorgungskontext unterschiedlich, aber Anforderungen an KI-Integration in Home Care verallgemeinerbar.</w:t>
       </w:r>
     </w:p>
     <w:p>
@@ -128,7 +128,7 @@
           <w:color w:val="5A7D3A"/>
           <w:sz w:val="18"/>
         </w:rPr>
-        <w:t>https://pubmed.ncbi.nlm.nih.gov/42800862/</w:t>
+        <w:t>https://pubmed.ncbi.nlm.nih.gov/42805738/</w:t>
       </w:r>
     </w:p>
     <w:p>
@@ -136,7 +136,7 @@
         <w:pStyle w:val="Heading2"/>
       </w:pPr>
       <w:r>
-        <w:t>ML-gestützte adaptive Ecological Momentary Interventions für psychische Gesundheit in der Jugend</w:t>
+        <w:t>KI-gestützte Echtzeit-Telefonleitstelle für Zeit-kritische Notfälle: trIAje-Protokoll</w:t>
       </w:r>
     </w:p>
     <w:p>
@@ -146,12 +146,12 @@
           <w:color w:val="666666"/>
           <w:sz w:val="18"/>
         </w:rPr>
-        <w:t>Rauschenberg C et al.  ·  Transl Psychiatry  ·  26.09.2026  ·  PMID 42800797</w:t>
+        <w:t>Luque-Hernández MJ et al.  ·  BMJ Open  ·  28.09.2026  ·  PMID 42805668</w:t>
       </w:r>
     </w:p>
     <w:p>
       <w:r>
-        <w:t>Micro-randomisierte Studie zur Frage, ob Machine Learning bei der Auswahl von Interventionskomponenten für psychisch belastete Jugendliche bessere Ergebnisse erziellt als zufällige Zuweisung.</w:t>
+        <w:t>Retrospektive Kohortenstudie zur Entwicklung und Validierung eines Machine-Learning-Modells zur Verbesserung der Notfallleitstellen-Triage mittels NLP auf Dispatcher-Anrufen und strukturierten Daten.</w:t>
       </w:r>
     </w:p>
     <w:p>
@@ -162,7 +162,7 @@
         <w:t xml:space="preserve">Ergebnis: </w:t>
       </w:r>
       <w:r>
-        <w:t>ML-basierte Zuweisung zeigte einen signifikanten Vorteil für momentane Resilienz (B=0,147, p=0,044), aber keinen Effekt auf positive oder negative Affekte. Machbarkeit bestätigt mit guter Akzeptanz (n=49, 78% weiblich); kleine pre-post-Reduktionen psychischer Belastung (d=-0,23), Verbesserungen bei Resilienz (d=0,55) und adaptiver Emotionsregulation (d=0,53).</w:t>
+        <w:t>Studienprotokoll; geplant sind 2020–2024 Anrufe (Herzstillstand, Atemnot, Brustschmerz, Schlaganfall); Referenzstandard: Klinik-Schweregrad/ICU-Aufnahme; erwartet Sensitivität/Spezifität und ROC-AUC; Geschlechtsstratifizierung auf Disparitäten geplant.</w:t>
       </w:r>
     </w:p>
     <w:p>
@@ -177,7 +177,7 @@
         <w:rPr>
           <w:sz w:val="19"/>
         </w:rPr>
-        <w:t>Deutsche Klinikdaten; vergleichbares Alter und Distress-Niveau wie hiesige Population</w:t>
+        <w:t>Spaniens Notfallsystem (Málaga), europäische EMS-Struktur, NLP auf Dispatcher-Freitexte übertragbar.</w:t>
       </w:r>
     </w:p>
     <w:p>
@@ -186,7 +186,7 @@
           <w:color w:val="5A7D3A"/>
           <w:sz w:val="18"/>
         </w:rPr>
-        <w:t>https://pubmed.ncbi.nlm.nih.gov/42800797/</w:t>
+        <w:t>https://pubmed.ncbi.nlm.nih.gov/42805668/</w:t>
       </w:r>
     </w:p>
     <w:p>
@@ -194,7 +194,7 @@
         <w:pStyle w:val="Heading2"/>
       </w:pPr>
       <w:r>
-        <w:t>Ecological Momentary Assessment in der Essgestörungsbehandlung: Machbarkeitsstudie</w:t>
+        <w:t>Digital Phenotyping für Vorhersage von Psoriasis-Arthritis-Schüben: PDPID-Studienprotokoll</w:t>
       </w:r>
     </w:p>
     <w:p>
@@ -204,12 +204,12 @@
           <w:color w:val="666666"/>
           <w:sz w:val="18"/>
         </w:rPr>
-        <w:t>Jansen PW et al.  ·  Nutrients  ·  17.09.2026  ·  PMID 42797029</w:t>
+        <w:t>Hojeij B et al.  ·  BMJ Open  ·  28.09.2026  ·  PMID 42805667</w:t>
       </w:r>
     </w:p>
     <w:p>
       <w:r>
-        <w:t>Qualitative Studie zur Nutzerfreundlichkeit und therapeutischen Wirksamkeit einer Smartphone-App für tägliches Selbstmonitoring von Stimmung und Essanfällen bei 20 Patienten mit Binge-Eating-Störung in niederländischer Klinik.</w:t>
+        <w:t>12-Monatiges prospektives Multiländer-Kohortenstudienprotokoll (Niederlande, UK, Portugal, Griechenland) zur Entwicklung digitaler Biomarker für PsA-Schübe aus Smartphone- und Smartwatch-Daten plus klinischen und biologischen Markern.</w:t>
       </w:r>
     </w:p>
     <w:p>
@@ -220,7 +220,7 @@
         <w:t xml:space="preserve">Ergebnis: </w:t>
       </w:r>
       <w:r>
-        <w:t>App als benutzerfreundlich, aber belastend bewertet (Antwortrate nur 31%, nur 9 Teilnehmer &gt;30%); gemischte Rückmeldungen – einige berichteten verbesserte Emotionseinsicht, andere empfanden Registrierungen konfrontativ und beschämend; Therapeuten sahen teilweise verbesserte Reflexion.</w:t>
+        <w:t>Studienprotokoll; Datenerfassung: klinisch (Messungen, Fragebögen), biologisch (Speichel-DNA, Mikrobiom, Haarcortisol, CRP), Umwelt (Wetter, Luftverschmutzung), App-basiert (Foto/Video-Tests, passive Sensorik); Machine Learning zur Flare-Vorhersage geplant.</w:t>
       </w:r>
     </w:p>
     <w:p>
@@ -235,7 +235,7 @@
         <w:rPr>
           <w:sz w:val="19"/>
         </w:rPr>
-        <w:t>Niederlande; ähnliche Versorgungsstruktur; Befunde für deutschsprachigen Einsatz übertragbar</w:t>
+        <w:t>Niederlande und Südeuropa – europäisches multizentrisches Design, Digitalisierungsgrad und Datenschutz vergleichbar.</w:t>
       </w:r>
     </w:p>
     <w:p>
@@ -244,7 +244,7 @@
           <w:color w:val="5A7D3A"/>
           <w:sz w:val="18"/>
         </w:rPr>
-        <w:t>https://pubmed.ncbi.nlm.nih.gov/42797029/</w:t>
+        <w:t>https://pubmed.ncbi.nlm.nih.gov/42805667/</w:t>
       </w:r>
     </w:p>
     <w:p>
@@ -252,7 +252,7 @@
         <w:pStyle w:val="Heading2"/>
       </w:pPr>
       <w:r>
-        <w:t>Domänenspezifisches Annotations-Framework für deutsche Halsmundkrebsberichte</w:t>
+        <w:t>Regulatorisch abgestimmte Evaluation von Large Language Models für klinische Pflege</w:t>
       </w:r>
     </w:p>
     <w:p>
@@ -262,12 +262,12 @@
           <w:color w:val="666666"/>
           <w:sz w:val="18"/>
         </w:rPr>
-        <w:t>Gubik S et al.  ·  BMC Res Notes  ·  21.09.2026  ·  PMID 42768362</w:t>
+        <w:t>Sblendorio E et al.  ·  JMIR Med Inform  ·  25.09.2026  ·  PMID 42803770</w:t>
       </w:r>
     </w:p>
     <w:p>
       <w:r>
-        <w:t>Entwicklung eines strukturierten Annotations-Schemas und eines annotierten Referenzkorpus für NLP-Modelle zur Extraktion strukturierter Informationen aus deutschen Pathologieberichten zu Kopf-Hals-Plattenepithelkarzinomen (631 Berichte, 145 Patienten).</w:t>
+        <w:t>Studie testete 17 LLMs und Small Language Models gegen einen EU-KI-Verordnung-konformen Framework (7 Domänen) mit 32 klinischen Prompts und Delphi-Panel als Referenzstandard.</w:t>
       </w:r>
     </w:p>
     <w:p>
@@ -278,7 +278,7 @@
         <w:t xml:space="preserve">Ergebnis: </w:t>
       </w:r>
       <w:r>
-        <w:t>Hierarchisches, span-basiertes Schema mit 45 eindeutigen Labels in klinisch sinnvollen Blöcken; 37–39 Annotationen pro Bericht durchschnittlich; breite Vergleichbarkeit Label-Verteilung zwischen Training-, Validierungs- und Evaluierungsset; Domain-spezifische Referenzressource für Entwicklung von Information-Extraction-Methoden etabliert.</w:t>
+        <w:t>Nur 6 Modelle erfüllten Mindestanforderungen (Safety-Gatekeeper-Screening); Claude 3.7 Sonnet (extended thinking) erreichte beste Scores bei klinischer Sicherheit (6,73±0,23) und Datenschutz (6,83±0,41); DeepSeek-R1 und Mistral scheiterten bei jailbreak-Resistenz.</w:t>
       </w:r>
     </w:p>
     <w:p>
@@ -293,7 +293,7 @@
         <w:rPr>
           <w:sz w:val="19"/>
         </w:rPr>
-        <w:t>Deutschland (Würzburg); deutschsprachiger Gesundheitsdatensatz; direkt auf deutsche Pathologie-Digitalisierung übertragbar</w:t>
+        <w:t>EU-Regulierung und italienische Universitätskliniken – Methodologie direkt auf EU-Vorgaben zugeschnitten, lokal betriebene Modelle getestet.</w:t>
       </w:r>
     </w:p>
     <w:p>
@@ -302,7 +302,7 @@
           <w:color w:val="5A7D3A"/>
           <w:sz w:val="18"/>
         </w:rPr>
-        <w:t>https://pubmed.ncbi.nlm.nih.gov/42768362/</w:t>
+        <w:t>https://pubmed.ncbi.nlm.nih.gov/42803770/</w:t>
       </w:r>
     </w:p>
     <w:p>
@@ -310,7 +310,7 @@
         <w:pStyle w:val="Heading2"/>
       </w:pPr>
       <w:r>
-        <w:t>European Health Data Space: Governance und Sekundärnutzung sensibler Gesundheitsdaten</w:t>
+        <w:t>NLP und Large Language Models zur Früherkennung von Psychotherapie-Bedarf bei Angststörungen</w:t>
       </w:r>
     </w:p>
     <w:p>
@@ -320,12 +320,12 @@
           <w:color w:val="666666"/>
           <w:sz w:val="18"/>
         </w:rPr>
-        <w:t>Sriram S et al.  ·  Stud Health Technol Inform  ·  17.09.2026  ·  PMID 42752491</w:t>
+        <w:t>Wiebel C et al.  ·  JMIR Ment Health  ·  25.09.2026  ·  PMID 42803493</w:t>
       </w:r>
     </w:p>
     <w:p>
       <w:r>
-        <w:t>Analyse des geplanten European Health Data Space (EHDS) zur Sekundärnutzung von Gesundheitsdaten über Mitgliedstaaten hinweg; Fallstudie zu Krebs-Genomik und Vergleich mit Finlands Findata-Modell.</w:t>
+        <w:t>Studie validierte ein Machine-Learning-Modell zur Einschätzung des Unterstützungsbedarfs für psychische Gesundheit auf Basis offener Textantworten (unter 5 Minuten), trainiert und validiert gegen Expertenbewertungen von erfahrenen Psychotherapeuten.</w:t>
       </w:r>
     </w:p>
     <w:p>
@@ -336,7 +336,7 @@
         <w:t xml:space="preserve">Ergebnis: </w:t>
       </w:r>
       <w:r>
-        <w:t>EHDS kann Datenerkennung und Access-Routing vereinfachen, eliminiert aber nicht automatisch rechtliche Zersplitterung, heterogene Ethik-Review und Consenthürden. Für genetische/genomische Daten besondere Herausforderungen bei Interoperabilität, Privacy-Schutz und Re-Identifikationsrisiko; Harmonisierung über Infrastruktur hinaus erforderlich.</w:t>
+        <w:t>Das sprachbasierte Modell korrelierte stark mit Expertenbewertungen (r=0,82) und etablierten Skalen (r=0,62–0,77), klassifizierte Bedarf auf einer 5er-Skala mit hoher Übereinstimmung; Screening-Potential für klinische und Selbsthilfe-Kontexte demonstriert.</w:t>
       </w:r>
     </w:p>
     <w:p>
@@ -351,7 +351,7 @@
         <w:rPr>
           <w:sz w:val="19"/>
         </w:rPr>
-        <w:t>EU; betrifft Deutschland durch KI-Verordnung und Gesundheitsdatenraum direkt</w:t>
+        <w:t>Schweden – transdiagnostischer Screening-Ansatz unabhängig vom Gesundheitssystem übertragbar.</w:t>
       </w:r>
     </w:p>
     <w:p>
@@ -360,7 +360,7 @@
           <w:color w:val="5A7D3A"/>
           <w:sz w:val="18"/>
         </w:rPr>
-        <w:t>https://pubmed.ncbi.nlm.nih.gov/42752491/</w:t>
+        <w:t>https://pubmed.ncbi.nlm.nih.gov/42803493/</w:t>
       </w:r>
     </w:p>
     <w:p>
@@ -368,7 +368,7 @@
         <w:pStyle w:val="Heading2"/>
       </w:pPr>
       <w:r>
-        <w:t>Strukturierter Preprocessing-Rahmen für routineklinische Daten zu Forschungskohorten</w:t>
+        <w:t>Large Language Models und Meinungsdynamiken: Interaktion vs. Verzerrung in Dialogen</w:t>
       </w:r>
     </w:p>
     <w:p>
@@ -378,12 +378,12 @@
           <w:color w:val="666666"/>
           <w:sz w:val="18"/>
         </w:rPr>
-        <w:t>Katzensteiner M et al.  ·  Stud Health Technol Inform  ·  17.09.2026  ·  PMID 42752462</w:t>
+        <w:t>Brockers VC et al.  ·  Nat Commun  ·  22.09.2026  ·  PMID 42773123</w:t>
       </w:r>
     </w:p>
     <w:p>
       <w:r>
-        <w:t>Methodik zur Umwandlung heterogener, irregulär erfasster Routinedaten in analysebereite Datensätze; Entwicklung am Beispiel Nierentransplantation-Abstoßungsdiagnostik.</w:t>
+        <w:t>Bayesianisches Framework zur Trennung von Interaktions- und Bias-Effekten in Mehrschrittdialogen von 5 LLMs über 12 Fragen (Klimawandel, Gerechtigkeit, Präferenzen).</w:t>
       </w:r>
     </w:p>
     <w:p>
@@ -394,7 +394,7 @@
         <w:t xml:space="preserve">Ergebnis: </w:t>
       </w:r>
       <w:r>
-        <w:t>Dreiteiliger Rahmen (recursive event classification, context-sensitive event annotation, context-based time series harmonisation) transformiert unregelmäßige Messungen in standardisierte zeitliche Repräsentationen; Ergebnis: strukturierte, vergleichbare Datensätze ähnlich Studiendaten, die statistische Modellierung und Machine Learning ermöglichen.</w:t>
+        <w:t>Topic Bias, Agreement Bias und Anchoring Bias quantifiziert; Meinungen konvergieren zu gemeinsamen Attraktoren; Fine-Tuning mit polar-opinionierten Aussagen verschiebt Attraktor proportional; stark unterschiedliche Bias-Profile zwischen LLMs; Verzerrung nimmt über Zeit ab.</w:t>
       </w:r>
     </w:p>
     <w:p>
@@ -409,7 +409,7 @@
         <w:rPr>
           <w:sz w:val="19"/>
         </w:rPr>
-        <w:t>Deutschland (Hanover); Routine-Klinikinformatik; auf deutsche EHR-Landschaft direkt übertragbar</w:t>
+        <w:t>Deutschland – theoretische Analyse von LLM-Verzerrung in Diskursen, kein Versorgungsbezug, aber sicherheitsrelevant für KI-Regulierung.</w:t>
       </w:r>
     </w:p>
     <w:p>
@@ -418,7 +418,7 @@
           <w:color w:val="5A7D3A"/>
           <w:sz w:val="18"/>
         </w:rPr>
-        <w:t>https://pubmed.ncbi.nlm.nih.gov/42752462/</w:t>
+        <w:t>https://pubmed.ncbi.nlm.nih.gov/42773123/</w:t>
       </w:r>
     </w:p>
     <w:sectPr>

--- a/download/studien-aktuell.docx
+++ b/download/studien-aktuell.docx
@@ -62,7 +62,7 @@
           <w:color w:val="666666"/>
           <w:sz w:val="18"/>
         </w:rPr>
-        <w:t>Stand: 29.09.2026  |  6 Studien  |  ki.m-vf.de</w:t>
+        <w:t>Stand: 30.09.2026  |  7 Studien  |  ki.m-vf.de</w:t>
       </w:r>
     </w:p>
     <w:p>
@@ -70,7 +70,7 @@
         <w:pStyle w:val="Heading1"/>
       </w:pPr>
       <w:r>
-        <w:t>Aufgenommen am 29.09.2026</w:t>
+        <w:t>Aufgenommen am 30.09.2026</w:t>
       </w:r>
     </w:p>
     <w:p>
@@ -78,7 +78,7 @@
         <w:pStyle w:val="Heading2"/>
       </w:pPr>
       <w:r>
-        <w:t>KI-gestützte Telemedizin für Tumorschmerz zuhause: Anforderungen von Pflegefachpersonen</w:t>
+        <w:t>Transformer-Sprachmodelle erkennen Medikamentennamen-Tippfehler besser als Wörterbücher und GPT-4</w:t>
       </w:r>
     </w:p>
     <w:p>
@@ -88,12 +88,12 @@
           <w:color w:val="666666"/>
           <w:sz w:val="18"/>
         </w:rPr>
-        <w:t>Chen M et al.  ·  Int J Nurs Sci  ·  09.08.2026  ·  PMID 42805738</w:t>
+        <w:t>Lu J et al.  ·  JMIR Med Inform  ·  29.09.2026  ·  PMID 42809845</w:t>
       </w:r>
     </w:p>
     <w:p>
       <w:r>
-        <w:t>Qualitative Studie (semi-strukturierte Interviews, n=14 Fachpersonen) zu Erwartungen und Bedenken gegenüber einem Home-based AI Pain Management System für Palliativpatienten mit Krebs.</w:t>
+        <w:t>Entwicklung und Validierung von BERT-basierten Modellen (BERTDrug, CharBERTDrug) für Erkennung von Schreibfehlern in Medikamentennamen; Training auf RxNorm-Corpus (69.824 Namen), externe Validierung auf Long-Term-Care-Datenbank (LTCDC, 3.586 Namen), Vergleich mit Dictionary-Baseline und GPT-4o.</w:t>
       </w:r>
     </w:p>
     <w:p>
@@ -104,7 +104,7 @@
         <w:t xml:space="preserve">Ergebnis: </w:t>
       </w:r>
       <w:r>
-        <w:t>Drei Themen: (1) unterstützte, aber unzureichend Zuhause-Schmerzbehandlung; (2) vorsichtiger Optimismus für KI – erwartet: kontinuierliche Überwachung, Bedenken: Risiken, generationenbezogene Unterschiede; (3) praktische Anforderungen: benutzergerechtes Design, Sicherheit, ethische Vorkehrungen, Schulung.</w:t>
+        <w:t>BERTDrug F1-Score 0,859 (RxNorm-Test), CharBERTDrug F1 0,696 auf Out-of-Vocabulary-LTCDC-Daten (ROC-AUC 0,788). Beide übertroffen GPT-4o auf RxNorm-Test (GPT: F1 0,721); auf LTCDC-Minority-Terms (200) GPT besser. Superior für unbekannte Begriffe; Domain-Shift reduziert Vorteil von Domänen-Training.</w:t>
       </w:r>
     </w:p>
     <w:p>
@@ -119,7 +119,7 @@
         <w:rPr>
           <w:sz w:val="19"/>
         </w:rPr>
-        <w:t>Hongkong/China – Palliativ-Versorgungskontext unterschiedlich, aber Anforderungen an KI-Integration in Home Care verallgemeinerbar.</w:t>
+        <w:t>USA-Studie mit RxNorm-Vokabular; Methode auf deutsche Arzneimittel-Nomenklaturen übertragbar</w:t>
       </w:r>
     </w:p>
     <w:p>
@@ -128,7 +128,7 @@
           <w:color w:val="5A7D3A"/>
           <w:sz w:val="18"/>
         </w:rPr>
-        <w:t>https://pubmed.ncbi.nlm.nih.gov/42805738/</w:t>
+        <w:t>https://pubmed.ncbi.nlm.nih.gov/42809845/</w:t>
       </w:r>
     </w:p>
     <w:p>
@@ -136,7 +136,7 @@
         <w:pStyle w:val="Heading2"/>
       </w:pPr>
       <w:r>
-        <w:t>KI-gestützte Echtzeit-Telefonleitstelle für Zeit-kritische Notfälle: trIAje-Protokoll</w:t>
+        <w:t>Digitalisierungsreife und Krankenhausleistung in den Niederlanden: keine messbaren Verbesserungen ohne weitere Faktoren</w:t>
       </w:r>
     </w:p>
     <w:p>
@@ -146,12 +146,12 @@
           <w:color w:val="666666"/>
           <w:sz w:val="18"/>
         </w:rPr>
-        <w:t>Luque-Hernández MJ et al.  ·  BMJ Open  ·  28.09.2026  ·  PMID 42805668</w:t>
+        <w:t>Remus P et al.  ·  J Med Internet Res  ·  29.09.2026  ·  PMID 42809839</w:t>
       </w:r>
     </w:p>
     <w:p>
       <w:r>
-        <w:t>Retrospektive Kohortenstudie zur Entwicklung und Validierung eines Machine-Learning-Modells zur Verbesserung der Notfallleitstellen-Triage mittels NLP auf Dispatcher-Anrufen und strukturierten Daten.</w:t>
+        <w:t>Längsstudienuntersuchung des Zusammenhangs zwischen elektronischer Patientenaktenfunktionalität (HIMSS EMRAM-Zertifizierung Stufe 6/7) und Finanz-, Betriebs- und Personalindikatoren in 66–74 niederländischen Krankenhäusern (2017–2023).</w:t>
       </w:r>
     </w:p>
     <w:p>
@@ -162,7 +162,7 @@
         <w:t xml:space="preserve">Ergebnis: </w:t>
       </w:r>
       <w:r>
-        <w:t>Studienprotokoll; geplant sind 2020–2024 Anrufe (Herzstillstand, Atemnot, Brustschmerz, Schlaganfall); Referenzstandard: Klinik-Schweregrad/ICU-Aufnahme; erwartet Sensitivität/Spezifität und ROC-AUC; Geschlechtsstratifizierung auf Disparitäten geplant.</w:t>
+        <w:t>Fortgeschrittene digitale Reife war nicht signifikant mit verbesserter finanzieller Rentabilität, Patientendurchsatz, Verweildauer oder Personalabsentismus assoziiert (nach Holm-Bonferroni-Korrektur alle p&gt;0,05). Dies stützt empirisch das IT-Produktivitätsparadoxon: technische Reife allein ist notwendig, aber nicht ausreichend für Leistungsgewinne.</w:t>
       </w:r>
     </w:p>
     <w:p>
@@ -177,7 +177,7 @@
         <w:rPr>
           <w:sz w:val="19"/>
         </w:rPr>
-        <w:t>Spaniens Notfallsystem (Málaga), europäische EMS-Struktur, NLP auf Dispatcher-Freitexte übertragbar.</w:t>
+        <w:t>Vergleichbare Sozialversicherung, hohe Digitalisierungsquote wie Deutschland</w:t>
       </w:r>
     </w:p>
     <w:p>
@@ -186,7 +186,7 @@
           <w:color w:val="5A7D3A"/>
           <w:sz w:val="18"/>
         </w:rPr>
-        <w:t>https://pubmed.ncbi.nlm.nih.gov/42805668/</w:t>
+        <w:t>https://pubmed.ncbi.nlm.nih.gov/42809839/</w:t>
       </w:r>
     </w:p>
     <w:p>
@@ -194,7 +194,7 @@
         <w:pStyle w:val="Heading2"/>
       </w:pPr>
       <w:r>
-        <w:t>Digital Phenotyping für Vorhersage von Psoriasis-Arthritis-Schüben: PDPID-Studienprotokoll</w:t>
+        <w:t>KI-gestützte Kodierung digitaler täglicher Logs und Reflexionen in verteilten klinischen Clerkships</w:t>
       </w:r>
     </w:p>
     <w:p>
@@ -204,12 +204,12 @@
           <w:color w:val="666666"/>
           <w:sz w:val="18"/>
         </w:rPr>
-        <w:t>Hojeij B et al.  ·  BMJ Open  ·  28.09.2026  ·  PMID 42805667</w:t>
+        <w:t>Ozaki N et al.  ·  JMIR Form Res  ·  29.09.2026  ·  PMID 42809836</w:t>
       </w:r>
     </w:p>
     <w:p>
       <w:r>
-        <w:t>12-Monatiges prospektives Multiländer-Kohortenstudienprotokoll (Niederlande, UK, Portugal, Griechenland) zur Entwicklung digitaler Biomarker für PsA-Schübe aus Smartphone- und Smartwatch-Daten plus klinischen und biologischen Markern.</w:t>
+        <w:t>Explorative Studie mit 112 japanischen Medizin-Studierenden (5. Jahr) in 3-Wochen-Clerkships an Standorten mit/ohne Fakultäts-Schulung; Erfassung alltäglicher klinischer Aktivitäten per Google-Spreadsheet-Daily-Log; AI-unterstützte Kodierung von Reflexionsblättern mit menschlicher Verifizierung.</w:t>
       </w:r>
     </w:p>
     <w:p>
@@ -220,7 +220,7 @@
         <w:t xml:space="preserve">Ergebnis: </w:t>
       </w:r>
       <w:r>
-        <w:t>Studienprotokoll; Datenerfassung: klinisch (Messungen, Fragebögen), biologisch (Speichel-DNA, Mikrobiom, Haarcortisol, CRP), Umwelt (Wetter, Luftverschmutzung), App-basiert (Foto/Video-Tests, passive Sensorik); Machine Learning zur Flare-Vorhersage geplant.</w:t>
+        <w:t>Tägliche Log-Einträge in 99,6% (1.491/1.497) der Studierentage verfügbar. Studierende an Standorten mit trainierten Fachpersonen berichteten mehr Untersuchungs-/Risikoaktivitäten durchgeführt. Reflexionsheets lieferten komplementäre Informationen; KI-Komponente erforderte Menschenüberprüfung.</w:t>
       </w:r>
     </w:p>
     <w:p>
@@ -235,7 +235,7 @@
         <w:rPr>
           <w:sz w:val="19"/>
         </w:rPr>
-        <w:t>Niederlande und Südeuropa – europäisches multizentrisches Design, Digitalisierungsgrad und Datenschutz vergleichbar.</w:t>
+        <w:t>Japan, aber Workflow-Ansatz für deutsche medizinische Ausbildung relevant</w:t>
       </w:r>
     </w:p>
     <w:p>
@@ -244,7 +244,7 @@
           <w:color w:val="5A7D3A"/>
           <w:sz w:val="18"/>
         </w:rPr>
-        <w:t>https://pubmed.ncbi.nlm.nih.gov/42805667/</w:t>
+        <w:t>https://pubmed.ncbi.nlm.nih.gov/42809836/</w:t>
       </w:r>
     </w:p>
     <w:p>
@@ -252,7 +252,7 @@
         <w:pStyle w:val="Heading2"/>
       </w:pPr>
       <w:r>
-        <w:t>Regulatorisch abgestimmte Evaluation von Large Language Models für klinische Pflege</w:t>
+        <w:t>Machine Learning priorisiert hochgefährliche Patientensicherheitsereignisse zur Institutionellen Untersuchung</w:t>
       </w:r>
     </w:p>
     <w:p>
@@ -262,12 +262,12 @@
           <w:color w:val="666666"/>
           <w:sz w:val="18"/>
         </w:rPr>
-        <w:t>Sblendorio E et al.  ·  JMIR Med Inform  ·  25.09.2026  ·  PMID 42803770</w:t>
+        <w:t>Chen H et al.  ·  JMIR Med Inform  ·  29.09.2026  ·  PMID 42809834</w:t>
       </w:r>
     </w:p>
     <w:p>
       <w:r>
-        <w:t>Studie testete 17 LLMs und Small Language Models gegen einen EU-KI-Verordnung-konformen Framework (7 Domänen) mit 32 klinischen Prompts und Delphi-Panel als Referenzstandard.</w:t>
+        <w:t>Entwicklung und Validierung von Ranking-basierten Machine-Learning-Modellen (Feature- und Transformer-basiert) zur Triage von 101.239 Patientensicherheitsmeldungen aus kanadischem Universitätsklinikum 2017–2025; Vergleich mit klassifizierungsbasierten Ansätzen und manueller Triage.</w:t>
       </w:r>
     </w:p>
     <w:p>
@@ -278,7 +278,7 @@
         <w:t xml:space="preserve">Ergebnis: </w:t>
       </w:r>
       <w:r>
-        <w:t>Nur 6 Modelle erfüllten Mindestanforderungen (Safety-Gatekeeper-Screening); Claude 3.7 Sonnet (extended thinking) erreichte beste Scores bei klinischer Sicherheit (6,73±0,23) und Datenschutz (6,83±0,41); DeepSeek-R1 und Mistral scheiterten bei jailbreak-Resistenz.</w:t>
+        <w:t>LLAMA3.1-RA (Large Language Model + Ranking) erzielte mittlere durchschnittliche Präzision 0,94 (95%-KI 0,90–0,98), 22,1% relative Verbesserung gegenüber bester Klassifizierung (LLAMA3.1-CL: 0,77). Modell identifizierte 83,0% hochgefährlicher Fälle in Top 200 vs. 41,0% durch Reporter-Schweregrad-Baseline.</w:t>
       </w:r>
     </w:p>
     <w:p>
@@ -293,7 +293,7 @@
         <w:rPr>
           <w:sz w:val="19"/>
         </w:rPr>
-        <w:t>EU-Regulierung und italienische Universitätskliniken – Methodologie direkt auf EU-Vorgaben zugeschnitten, lokal betriebene Modelle getestet.</w:t>
+        <w:t>Kanada, ähnliches Versicherungssystem; Logik auf deutsche Meldesysteme übertragbar</w:t>
       </w:r>
     </w:p>
     <w:p>
@@ -302,7 +302,7 @@
           <w:color w:val="5A7D3A"/>
           <w:sz w:val="18"/>
         </w:rPr>
-        <w:t>https://pubmed.ncbi.nlm.nih.gov/42803770/</w:t>
+        <w:t>https://pubmed.ncbi.nlm.nih.gov/42809834/</w:t>
       </w:r>
     </w:p>
     <w:p>
@@ -310,7 +310,7 @@
         <w:pStyle w:val="Heading2"/>
       </w:pPr>
       <w:r>
-        <w:t>NLP und Large Language Models zur Früherkennung von Psychotherapie-Bedarf bei Angststörungen</w:t>
+        <w:t>Implementierungsbereitschaft für KI-gestützte Sprach-Elektronische Patientenakten in afrikanischen Ressourcen-limitierten Gesundheitssystemen</w:t>
       </w:r>
     </w:p>
     <w:p>
@@ -320,12 +320,12 @@
           <w:color w:val="666666"/>
           <w:sz w:val="18"/>
         </w:rPr>
-        <w:t>Wiebel C et al.  ·  JMIR Ment Health  ·  25.09.2026  ·  PMID 42803493</w:t>
+        <w:t>Desalegn M et al.  ·  JMIR Med Inform  ·  29.09.2026  ·  PMID 42809832</w:t>
       </w:r>
     </w:p>
     <w:p>
       <w:r>
-        <w:t>Studie validierte ein Machine-Learning-Modell zur Einschätzung des Unterstützungsbedarfs für psychische Gesundheit auf Basis offener Textantworten (unter 5 Minuten), trainiert und validiert gegen Expertenbewertungen von erfahrenen Psychotherapeuten.</w:t>
+        <w:t>Qualitative Multisite-Studie mit 43 äthiopischen Gesundheitsfachpersonen (April 2026); Erfassung von Wahrnehmungen, erwarteten Vorteilen und Bedenken zu Voice-EMRs mittels Semistrukturierter Interviews; Analyse mit CFIR, TAM und NPT-Rahmen.</w:t>
       </w:r>
     </w:p>
     <w:p>
@@ -336,7 +336,7 @@
         <w:t xml:space="preserve">Ergebnis: </w:t>
       </w:r>
       <w:r>
-        <w:t>Das sprachbasierte Modell korrelierte stark mit Expertenbewertungen (r=0,82) und etablierten Skalen (r=0,62–0,77), klassifizierte Bedarf auf einer 5er-Skala mit hoher Übereinstimmung; Screening-Potential für klinische und Selbsthilfe-Kontexte demonstriert.</w:t>
+        <w:t>Vier übergeordnete Themen: (1) erwartete klinische Vorteile (weniger Dokumentationsaufwand), aber Bedenken zu Automatisierungsfehlern und Akzentfehlern; (2) Usability-Barrieren (Schnittstellen-Komplexität); (3) erwartete Workflowverschiebungen; (4) Governance-Bedenken (Datenschutz, Zustimmung, Überwachungsfurcht) als zentral für Vertrauen.</w:t>
       </w:r>
     </w:p>
     <w:p>
@@ -351,7 +351,7 @@
         <w:rPr>
           <w:sz w:val="19"/>
         </w:rPr>
-        <w:t>Schweden – transdiagnostischer Screening-Ansatz unabhängig vom Gesundheitssystem übertragbar.</w:t>
+        <w:t>Äthiopien mit deutlich anderer Infrastruktur; Befunde zeigen Implementierungserschwernisse in Low-Resource-Settings</w:t>
       </w:r>
     </w:p>
     <w:p>
@@ -360,7 +360,7 @@
           <w:color w:val="5A7D3A"/>
           <w:sz w:val="18"/>
         </w:rPr>
-        <w:t>https://pubmed.ncbi.nlm.nih.gov/42803493/</w:t>
+        <w:t>https://pubmed.ncbi.nlm.nih.gov/42809832/</w:t>
       </w:r>
     </w:p>
     <w:p>
@@ -368,7 +368,7 @@
         <w:pStyle w:val="Heading2"/>
       </w:pPr>
       <w:r>
-        <w:t>Large Language Models und Meinungsdynamiken: Interaktion vs. Verzerrung in Dialogen</w:t>
+        <w:t>KI-gestützte virtuelle Patienteninteraktionen verbessern Fachsprachenprüfung bei internationalen Pflegefachpersonen</w:t>
       </w:r>
     </w:p>
     <w:p>
@@ -378,12 +378,12 @@
           <w:color w:val="666666"/>
           <w:sz w:val="18"/>
         </w:rPr>
-        <w:t>Brockers VC et al.  ·  Nat Commun  ·  22.09.2026  ·  PMID 42773123</w:t>
+        <w:t>Ullrich S et al.  ·  GMS J Med Educ  ·  15.09.2026  ·  PMID 42807201</w:t>
       </w:r>
     </w:p>
     <w:p>
       <w:r>
-        <w:t>Bayesianisches Framework zur Trennung von Interaktions- und Bias-Effekten in Mehrschrittdialogen von 5 LLMs über 12 Fragen (Klimawandel, Gerechtigkeit, Präferenzen).</w:t>
+        <w:t>Kontrollierte Studie mit 25 international ausgebildeten Pflegefachpersonen während Anerkennungsverfahren in Deutschland; Interventionsgruppe (n=13) mit zusätzlichem Zugang zu Simulationstool mit virtuellen Patienten und Kolleg:innen neben Standard-600-Stunden-Sprachtraining.</w:t>
       </w:r>
     </w:p>
     <w:p>
@@ -394,7 +394,7 @@
         <w:t xml:space="preserve">Ergebnis: </w:t>
       </w:r>
       <w:r>
-        <w:t>Topic Bias, Agreement Bias und Anchoring Bias quantifiziert; Meinungen konvergieren zu gemeinsamen Attraktoren; Fine-Tuning mit polar-opinionierten Aussagen verschiebt Attraktor proportional; stark unterschiedliche Bias-Profile zwischen LLMs; Verzerrung nimmt über Zeit ab.</w:t>
+        <w:t>Durchfallquote B2-Pflege-Prüfung 66,7% (Kontrolle) vs. 25,0% (Intervention), relative Reduktion 62,5%. Klinische Vorgesetzte berichteten erhöhter Sicherheit und Kompetenz in Team- und Patienteninteraktionen. Abbruchquoten nicht erhöht (1/13 vs. 2/12).</w:t>
       </w:r>
     </w:p>
     <w:p>
@@ -409,7 +409,7 @@
         <w:rPr>
           <w:sz w:val="19"/>
         </w:rPr>
-        <w:t>Deutschland – theoretische Analyse von LLM-Verzerrung in Diskursen, kein Versorgungsbezug, aber sicherheitsrelevant für KI-Regulierung.</w:t>
+        <w:t>Deutsche Daten, direkter Anwendungskontext Anerkennungsverfahren</w:t>
       </w:r>
     </w:p>
     <w:p>
@@ -418,7 +418,65 @@
           <w:color w:val="5A7D3A"/>
           <w:sz w:val="18"/>
         </w:rPr>
-        <w:t>https://pubmed.ncbi.nlm.nih.gov/42773123/</w:t>
+        <w:t>https://pubmed.ncbi.nlm.nih.gov/42807201/</w:t>
+      </w:r>
+    </w:p>
+    <w:p>
+      <w:pPr>
+        <w:pStyle w:val="Heading2"/>
+      </w:pPr>
+      <w:r>
+        <w:t>Social Prescribing für Kinder und Jugendliche im UK: Zugang und Versorgungswege aus elektronischen Gesundheitsakten</w:t>
+      </w:r>
+    </w:p>
+    <w:p>
+      <w:r>
+        <w:rPr>
+          <w:i/>
+          <w:color w:val="666666"/>
+          <w:sz w:val="18"/>
+        </w:rPr>
+        <w:t>Bone JK et al.  ·  BMJ Open  ·  28.09.2026  ·  PMID 42805652</w:t>
+      </w:r>
+    </w:p>
+    <w:p>
+      <w:r>
+        <w:t>Datenanalyse von 52.585 Kindern und Jugendlichen (4–25 Jahre, Mittelwert 20,04 Jahre), die 2017–2025 zu Social-Prescribing-Diensten im UK überwiesen wurden; Nutzung der Access-Elemental-Plattform.</w:t>
+      </w:r>
+    </w:p>
+    <w:p>
+      <w:r>
+        <w:rPr>
+          <w:b/>
+        </w:rPr>
+        <w:t xml:space="preserve">Ergebnis: </w:t>
+      </w:r>
+      <w:r>
+        <w:t>91% lebten in urbanen Gebieten, 58% in depriviertesten Dezilen; 44% Überweisungen wegen psychischer Gesundheit; durchschnittlich 4,64 Kontakte pro Person (SD 7,70) à 66 Min (SD 108), 34% Weitervermittlung in Community-Support. Anteil Kinder unter 18 Jahren niedrig und sinkend.</w:t>
+      </w:r>
+    </w:p>
+    <w:p>
+      <w:r>
+        <w:rPr>
+          <w:b/>
+          <w:sz w:val="19"/>
+        </w:rPr>
+        <w:t xml:space="preserve">Übertragbarkeit: </w:t>
+      </w:r>
+      <w:r>
+        <w:rPr>
+          <w:sz w:val="19"/>
+        </w:rPr>
+        <w:t>UK-Daten, aber Struktur vergleichbar zu deutschen kommunalen Hilfsangeboten</w:t>
+      </w:r>
+    </w:p>
+    <w:p>
+      <w:r>
+        <w:rPr>
+          <w:color w:val="5A7D3A"/>
+          <w:sz w:val="18"/>
+        </w:rPr>
+        <w:t>https://pubmed.ncbi.nlm.nih.gov/42805652/</w:t>
       </w:r>
     </w:p>
     <w:sectPr>

--- a/download/studien-aktuell.docx
+++ b/download/studien-aktuell.docx
@@ -62,7 +62,7 @@
           <w:color w:val="666666"/>
           <w:sz w:val="18"/>
         </w:rPr>
-        <w:t>Stand: 30.09.2026  |  7 Studien  |  ki.m-vf.de</w:t>
+        <w:t>Stand: 01.10.2026  |  6 Studien  |  ki.m-vf.de</w:t>
       </w:r>
     </w:p>
     <w:p>
@@ -70,7 +70,7 @@
         <w:pStyle w:val="Heading1"/>
       </w:pPr>
       <w:r>
-        <w:t>Aufgenommen am 30.09.2026</w:t>
+        <w:t>Aufgenommen am 01.10.2026</w:t>
       </w:r>
     </w:p>
     <w:p>
@@ -78,7 +78,7 @@
         <w:pStyle w:val="Heading2"/>
       </w:pPr>
       <w:r>
-        <w:t>Transformer-Sprachmodelle erkennen Medikamentennamen-Tippfehler besser als Wörterbücher und GPT-4</w:t>
+        <w:t>GenAI-Einsatz in der ambulanten Psychotherapie: Adoptionsmuster und Schulungsbedarf</w:t>
       </w:r>
     </w:p>
     <w:p>
@@ -88,12 +88,12 @@
           <w:color w:val="666666"/>
           <w:sz w:val="18"/>
         </w:rPr>
-        <w:t>Lu J et al.  ·  JMIR Med Inform  ·  29.09.2026  ·  PMID 42809845</w:t>
+        <w:t>Blease C et al.  ·  JMIR Ment Health  ·  30.09.2026  ·  PMID 42815888</w:t>
       </w:r>
     </w:p>
     <w:p>
       <w:r>
-        <w:t>Entwicklung und Validierung von BERT-basierten Modellen (BERTDrug, CharBERTDrug) für Erkennung von Schreibfehlern in Medikamentennamen; Training auf RxNorm-Corpus (69.824 Namen), externe Validierung auf Long-Term-Care-Datenbank (LTCDC, 3.586 Namen), Vergleich mit Dictionary-Baseline und GPT-4o.</w:t>
+        <w:t>Bevölkerungsrepräsentative Befragung von 766 Psychotherapeuten in 30 Ländern zur Nutzung generativer KI-Tools wie ChatGPT im klinischen Alltag.</w:t>
       </w:r>
     </w:p>
     <w:p>
@@ -104,7 +104,7 @@
         <w:t xml:space="preserve">Ergebnis: </w:t>
       </w:r>
       <w:r>
-        <w:t>BERTDrug F1-Score 0,859 (RxNorm-Test), CharBERTDrug F1 0,696 auf Out-of-Vocabulary-LTCDC-Daten (ROC-AUC 0,788). Beide übertroffen GPT-4o auf RxNorm-Test (GPT: F1 0,721); auf LTCDC-Minority-Terms (200) GPT besser. Superior für unbekannte Begriffe; Domain-Shift reduziert Vorteil von Domänen-Training.</w:t>
+        <w:t>54,6 % der Therapeuten nutzen mindestens ein GenAI-Tool, primär zur Unterstützung der Behandlungsplanung (41,9 %), Verwaltung (41,4 %) und Psychoedukation (39,7 %); 82,8 % berichten Reduktion der Arbeitsbelastung, aber nur 18,1 % erhielten institutionelle Unterstützung und 81,1 % keine formale KI-Schulung.</w:t>
       </w:r>
     </w:p>
     <w:p>
@@ -119,7 +119,7 @@
         <w:rPr>
           <w:sz w:val="19"/>
         </w:rPr>
-        <w:t>USA-Studie mit RxNorm-Vokabular; Methode auf deutsche Arzneimittel-Nomenklaturen übertragbar</w:t>
+        <w:t>Breites europäisches Sample (einschließlich Deutschland, Schweiz, Irland, UK); zeigt Alltagseinsatz ohne systematische Unterstützungsstrukturen.</w:t>
       </w:r>
     </w:p>
     <w:p>
@@ -128,7 +128,7 @@
           <w:color w:val="5A7D3A"/>
           <w:sz w:val="18"/>
         </w:rPr>
-        <w:t>https://pubmed.ncbi.nlm.nih.gov/42809845/</w:t>
+        <w:t>https://pubmed.ncbi.nlm.nih.gov/42815888/</w:t>
       </w:r>
     </w:p>
     <w:p>
@@ -136,7 +136,7 @@
         <w:pStyle w:val="Heading2"/>
       </w:pPr>
       <w:r>
-        <w:t>Digitalisierungsreife und Krankenhausleistung in den Niederlanden: keine messbaren Verbesserungen ohne weitere Faktoren</w:t>
+        <w:t>Telemedizin für Neugeborenenversorgung: Implementierungs-Toolkit für europäische Netzwerke</w:t>
       </w:r>
     </w:p>
     <w:p>
@@ -146,12 +146,12 @@
           <w:color w:val="666666"/>
           <w:sz w:val="18"/>
         </w:rPr>
-        <w:t>Remus P et al.  ·  J Med Internet Res  ·  29.09.2026  ·  PMID 42809839</w:t>
+        <w:t>Schedler T et al.  ·  J Med Internet Res  ·  30.09.2026  ·  PMID 42815034</w:t>
       </w:r>
     </w:p>
     <w:p>
       <w:r>
-        <w:t>Längsstudienuntersuchung des Zusammenhangs zwischen elektronischer Patientenaktenfunktionalität (HIMSS EMRAM-Zertifizierung Stufe 6/7) und Finanz-, Betriebs- und Personalindikatoren in 66–74 niederländischen Krankenhäusern (2017–2023).</w:t>
+        <w:t>Qualitative Implementierungsstudie mit Experts aus Österreich, Niederlande, Deutschland zur systematischen Einführung von TeleNeonatology-Angeboten.</w:t>
       </w:r>
     </w:p>
     <w:p>
@@ -162,7 +162,7 @@
         <w:t xml:space="preserve">Ergebnis: </w:t>
       </w:r>
       <w:r>
-        <w:t>Fortgeschrittene digitale Reife war nicht signifikant mit verbesserter finanzieller Rentabilität, Patientendurchsatz, Verweildauer oder Personalabsentismus assoziiert (nach Holm-Bonferroni-Korrektur alle p&gt;0,05). Dies stützt empirisch das IT-Produktivitätsparadoxon: technische Reife allein ist notwendig, aber nicht ausreichend für Leistungsgewinne.</w:t>
+        <w:t>Strukturiertes Toolkit mit Checklisten und Planungsrichtlinien zur Gestaltung von Telemedizin-Workflows mit Fokus auf Stakeholder-Engagement, Prozessdesign und Evaluation; zeigt zentrale Implementierungshindernisse sind organisatorische und infrastrukturelle Faktoren, nicht primär Technologie.</w:t>
       </w:r>
     </w:p>
     <w:p>
@@ -177,7 +177,7 @@
         <w:rPr>
           <w:sz w:val="19"/>
         </w:rPr>
-        <w:t>Vergleichbare Sozialversicherung, hohe Digitalisierungsquote wie Deutschland</w:t>
+        <w:t>Deutsch-sprachige und benachbarte Systeme; vergleichbare Netzwerk-Strukturen in Neugeborenenmedizin.</w:t>
       </w:r>
     </w:p>
     <w:p>
@@ -186,7 +186,7 @@
           <w:color w:val="5A7D3A"/>
           <w:sz w:val="18"/>
         </w:rPr>
-        <w:t>https://pubmed.ncbi.nlm.nih.gov/42809839/</w:t>
+        <w:t>https://pubmed.ncbi.nlm.nih.gov/42815034/</w:t>
       </w:r>
     </w:p>
     <w:p>
@@ -194,7 +194,7 @@
         <w:pStyle w:val="Heading2"/>
       </w:pPr>
       <w:r>
-        <w:t>KI-gestützte Kodierung digitaler täglicher Logs und Reflexionen in verteilten klinischen Clerkships</w:t>
+        <w:t>mHealth-Apps in portugiesischer Allgemeinmedizin: Nutzung, Lücken und Regulierungsbedarf</w:t>
       </w:r>
     </w:p>
     <w:p>
@@ -204,12 +204,12 @@
           <w:color w:val="666666"/>
           <w:sz w:val="18"/>
         </w:rPr>
-        <w:t>Ozaki N et al.  ·  JMIR Form Res  ·  29.09.2026  ·  PMID 42809836</w:t>
+        <w:t>Taveira É et al.  ·  JMIR Form Res  ·  30.09.2026  ·  PMID 42815018</w:t>
       </w:r>
     </w:p>
     <w:p>
       <w:r>
-        <w:t>Explorative Studie mit 112 japanischen Medizin-Studierenden (5. Jahr) in 3-Wochen-Clerkships an Standorten mit/ohne Fakultäts-Schulung; Erfassung alltäglicher klinischer Aktivitäten per Google-Spreadsheet-Daily-Log; AI-unterstützte Kodierung von Reflexionsblättern mit menschlicher Verifizierung.</w:t>
+        <w:t>Querschnittsstudie mit 141 Hausärzten in Portugal zu Adoption, Auswahl und Hürden bei der Nutzung von Mobil-Health-Anwendungen im klinischen Alltag.</w:t>
       </w:r>
     </w:p>
     <w:p>
@@ -220,7 +220,7 @@
         <w:t xml:space="preserve">Ergebnis: </w:t>
       </w:r>
       <w:r>
-        <w:t>Tägliche Log-Einträge in 99,6% (1.491/1.497) der Studierentage verfügbar. Studierende an Standorten mit trainierten Fachpersonen berichteten mehr Untersuchungs-/Risikoaktivitäten durchgeführt. Reflexionsheets lieferten komplementäre Informationen; KI-Komponente erforderte Menschenüberprüfung.</w:t>
+        <w:t>97,9 % sind Apps bekannt, 85,1 % nutzen sie (v. a. während Konsultationen: 92,5 %); Haupttreiber sind Usability (95,0 %) und evidenzbasierte Wirksamkeit (65,8 %); Barrieren: fehlende Transparenz (84,2 %), keine nationalen Evaluationsstandards (47,5 %), mangelhafte Interoperabilität (71,4 % der Nicht-Nutzer); 56,0 % sehen KI-Integration positiv, v. a. für Entscheidungsunterstützung (80,9 %), aber Bedenken zu Sicherheit/Datenschutz (74,5 %).</w:t>
       </w:r>
     </w:p>
     <w:p>
@@ -235,7 +235,7 @@
         <w:rPr>
           <w:sz w:val="19"/>
         </w:rPr>
-        <w:t>Japan, aber Workflow-Ansatz für deutsche medizinische Ausbildung relevant</w:t>
+        <w:t>Südeuropa, Sozialversicherungssystem, regulatorische Situation vergleichbar Deutschland/Schweiz.</w:t>
       </w:r>
     </w:p>
     <w:p>
@@ -244,7 +244,7 @@
           <w:color w:val="5A7D3A"/>
           <w:sz w:val="18"/>
         </w:rPr>
-        <w:t>https://pubmed.ncbi.nlm.nih.gov/42809836/</w:t>
+        <w:t>https://pubmed.ncbi.nlm.nih.gov/42815018/</w:t>
       </w:r>
     </w:p>
     <w:p>
@@ -252,7 +252,7 @@
         <w:pStyle w:val="Heading2"/>
       </w:pPr>
       <w:r>
-        <w:t>Machine Learning priorisiert hochgefährliche Patientensicherheitsereignisse zur Institutionellen Untersuchung</w:t>
+        <w:t>KI-Akzeptanz und professionelle Identität im klinischen Alltag: Deutsche Querschnittsstudie</w:t>
       </w:r>
     </w:p>
     <w:p>
@@ -262,12 +262,12 @@
           <w:color w:val="666666"/>
           <w:sz w:val="18"/>
         </w:rPr>
-        <w:t>Chen H et al.  ·  JMIR Med Inform  ·  29.09.2026  ·  PMID 42809834</w:t>
+        <w:t>Moldt JA et al.  ·  JMIR Med Educ  ·  30.09.2026  ·  PMID 42814991</w:t>
       </w:r>
     </w:p>
     <w:p>
       <w:r>
-        <w:t>Entwicklung und Validierung von Ranking-basierten Machine-Learning-Modellen (Feature- und Transformer-basiert) zur Triage von 101.239 Patientensicherheitsmeldungen aus kanadischem Universitätsklinikum 2017–2025; Vergleich mit klassifizierungsbasierten Ansätzen und manueller Triage.</w:t>
+        <w:t>Befragung von 93 Medizinstudierenden und 65 Kliniker:innen sowie quasi-randomisierte Szenarien-Tests zur Wahrnehmung von KI-Einsatz, professioneller Bedrohung und Bewertung von Erklärbarkeit.</w:t>
       </w:r>
     </w:p>
     <w:p>
@@ -278,7 +278,7 @@
         <w:t xml:space="preserve">Ergebnis: </w:t>
       </w:r>
       <w:r>
-        <w:t>LLAMA3.1-RA (Large Language Model + Ranking) erzielte mittlere durchschnittliche Präzision 0,94 (95%-KI 0,90–0,98), 22,1% relative Verbesserung gegenüber bester Klassifizierung (LLAMA3.1-CL: 0,77). Modell identifizierte 83,0% hochgefährlicher Fälle in Top 200 vs. 41,0% durch Reporter-Schweregrad-Baseline.</w:t>
+        <w:t>Positive Erwartungen an KI koexistieren mit Sorgen um professionelle Identität; Medizinstudierende berichten stärkere Identity Threat als praktizierende Ärzt:innen trotz ähnlicher Erwartungen (p &lt; 0,05); bei Bewertung von KI-gestützten Entscheidungen unterschieden sich Explainability-Ratings signifikant zwischen Szenarien (p = 0,007), bei Triage-Aufgaben deutlich niedriger; Trustworthiness und Responsibility blieben stabil.</w:t>
       </w:r>
     </w:p>
     <w:p>
@@ -293,7 +293,7 @@
         <w:rPr>
           <w:sz w:val="19"/>
         </w:rPr>
-        <w:t>Kanada, ähnliches Versicherungssystem; Logik auf deutsche Meldesysteme übertragbar</w:t>
+        <w:t>Universitätsmedizin Tübingen, Deutschland; Studienpopulation mit deutschem Ausbildungskontext.</w:t>
       </w:r>
     </w:p>
     <w:p>
@@ -302,7 +302,7 @@
           <w:color w:val="5A7D3A"/>
           <w:sz w:val="18"/>
         </w:rPr>
-        <w:t>https://pubmed.ncbi.nlm.nih.gov/42809834/</w:t>
+        <w:t>https://pubmed.ncbi.nlm.nih.gov/42814991/</w:t>
       </w:r>
     </w:p>
     <w:p>
@@ -310,7 +310,7 @@
         <w:pStyle w:val="Heading2"/>
       </w:pPr>
       <w:r>
-        <w:t>Implementierungsbereitschaft für KI-gestützte Sprach-Elektronische Patientenakten in afrikanischen Ressourcen-limitierten Gesundheitssystemen</w:t>
+        <w:t>Conversational AI in hereditärem Krebsscreening: Design und Governance für klinische Integration</w:t>
       </w:r>
     </w:p>
     <w:p>
@@ -320,12 +320,12 @@
           <w:color w:val="666666"/>
           <w:sz w:val="18"/>
         </w:rPr>
-        <w:t>Desalegn M et al.  ·  JMIR Med Inform  ·  29.09.2026  ·  PMID 42809832</w:t>
+        <w:t>Lammert D et al.  ·  JMIR Hum Factors  ·  30.09.2026  ·  PMID 42814961</w:t>
       </w:r>
     </w:p>
     <w:p>
       <w:r>
-        <w:t>Qualitative Multisite-Studie mit 43 äthiopischen Gesundheitsfachpersonen (April 2026); Erfassung von Wahrnehmungen, erwarteten Vorteilen und Bedenken zu Voice-EMRs mittels Semistrukturierter Interviews; Analyse mit CFIR, TAM und NPT-Rahmen.</w:t>
+        <w:t>Qualitative Anforderungsanalyse mit 18 Stakeholdern (Fachpersonen, Patienten, Regulatoren) zu Bedingungen für verantwortungsvolle Integration eines sprachgesteuerten KI-Systems in die BRCA-Beratung.</w:t>
       </w:r>
     </w:p>
     <w:p>
@@ -336,7 +336,7 @@
         <w:t xml:space="preserve">Ergebnis: </w:t>
       </w:r>
       <w:r>
-        <w:t>Vier übergeordnete Themen: (1) erwartete klinische Vorteile (weniger Dokumentationsaufwand), aber Bedenken zu Automatisierungsfehlern und Akzentfehlern; (2) Usability-Barrieren (Schnittstellen-Komplexität); (3) erwartete Workflowverschiebungen; (4) Governance-Bedenken (Datenschutz, Zustimmung, Überwachungsfurcht) als zentral für Vertrauen.</w:t>
+        <w:t>Verantwortliches Design wird nicht primär durch Generic-Prinzipien definiert, sondern durch rekurrente Spannungen: (1) Barrierefreiheit vs. klinische Rollengrenzen, (2) Vereinfachung vs. Genauigkeit/Transparenz, (3) Skalierbarkeit vs. Governance; daraus ergeben sich Anforderungen für Systemfähigkeiten: begrenzte Autorität, Menschliches Monitoring, Kontext-sensitive Kommunikation, Integration in klinische und regulatorische Strukturen, EU/deutschrechtliche Compliance (MDR, Datenschutz, Genetik-Transparenz).</w:t>
       </w:r>
     </w:p>
     <w:p>
@@ -351,7 +351,7 @@
         <w:rPr>
           <w:sz w:val="19"/>
         </w:rPr>
-        <w:t>Äthiopien mit deutlich anderer Infrastruktur; Befunde zeigen Implementierungserschwernisse in Low-Resource-Settings</w:t>
+        <w:t>Deutschland, Diskurs zu EU-KI-VO und Medizinprodukte-Regulierung, exemplarisch für erbliche Erkrankungen.</w:t>
       </w:r>
     </w:p>
     <w:p>
@@ -360,7 +360,7 @@
           <w:color w:val="5A7D3A"/>
           <w:sz w:val="18"/>
         </w:rPr>
-        <w:t>https://pubmed.ncbi.nlm.nih.gov/42809832/</w:t>
+        <w:t>https://pubmed.ncbi.nlm.nih.gov/42814961/</w:t>
       </w:r>
     </w:p>
     <w:p>
@@ -368,7 +368,7 @@
         <w:pStyle w:val="Heading2"/>
       </w:pPr>
       <w:r>
-        <w:t>KI-gestützte virtuelle Patienteninteraktionen verbessern Fachsprachenprüfung bei internationalen Pflegefachpersonen</w:t>
+        <w:t>Implementierungs-Komplexität digitaler Pflegeinnovationen: Evaluation eines strukturierten Reflexionsinstruments</w:t>
       </w:r>
     </w:p>
     <w:p>
@@ -378,12 +378,12 @@
           <w:color w:val="666666"/>
           <w:sz w:val="18"/>
         </w:rPr>
-        <w:t>Ullrich S et al.  ·  GMS J Med Educ  ·  15.09.2026  ·  PMID 42807201</w:t>
+        <w:t>Walzer S et al.  ·  J Med Internet Res  ·  30.09.2026  ·  PMID 42814951</w:t>
       </w:r>
     </w:p>
     <w:p>
       <w:r>
-        <w:t>Kontrollierte Studie mit 25 international ausgebildeten Pflegefachpersonen während Anerkennungsverfahren in Deutschland; Interventionsgruppe (n=13) mit zusätzlichem Zugang zu Simulationstool mit virtuellen Patienten und Kolleg:innen neben Standard-600-Stunden-Sprachtraining.</w:t>
+        <w:t>Design-Science-Studie in Deutschland zur Entwicklung und Evaluation des Nursing Implementation Complexity Tool (NICT) zur Operationalisierung des NASSS-Frameworks für Implementierungsentscheidungen in der Pflege.</w:t>
       </w:r>
     </w:p>
     <w:p>
@@ -394,7 +394,7 @@
         <w:t xml:space="preserve">Ergebnis: </w:t>
       </w:r>
       <w:r>
-        <w:t>Durchfallquote B2-Pflege-Prüfung 66,7% (Kontrolle) vs. 25,0% (Intervention), relative Reduktion 62,5%. Klinische Vorgesetzte berichteten erhöhter Sicherheit und Kompetenz in Team- und Patienteninteraktionen. Abbruchquoten nicht erhöht (1/13 vs. 2/12).</w:t>
+        <w:t>NICT entwickelt als Guideline, Canvas und Pocket-Card mit 4 Reflexionsdomänen; in summativer Evaluation (28 Teilnehmende Online-Befragung, 8 Think-Aloud-Interviews): 92,3 % (24/26) stimmten zu, dass NICT logisch strukturiert ist und strukturierte Reflexion ermöglicht; NICT fördert Diskussionen über Implementierungsdeterminanten, Stakeholder-Perspektiven und kontextuelle Einflussfaktoren; zeigt, wie konzeptuelle Frameworks in praxis-orientierte Reflexionswerkzeuge übersetzt werden können.</w:t>
       </w:r>
     </w:p>
     <w:p>
@@ -409,7 +409,7 @@
         <w:rPr>
           <w:sz w:val="19"/>
         </w:rPr>
-        <w:t>Deutsche Daten, direkter Anwendungskontext Anerkennungsverfahren</w:t>
+        <w:t>Deutsches Projekt (Furtwangen, Freiburg), universelles Werkzeug für alle Digitalisierungs-Implementierungen in der Pflege.</w:t>
       </w:r>
     </w:p>
     <w:p>
@@ -418,65 +418,7 @@
           <w:color w:val="5A7D3A"/>
           <w:sz w:val="18"/>
         </w:rPr>
-        <w:t>https://pubmed.ncbi.nlm.nih.gov/42807201/</w:t>
-      </w:r>
-    </w:p>
-    <w:p>
-      <w:pPr>
-        <w:pStyle w:val="Heading2"/>
-      </w:pPr>
-      <w:r>
-        <w:t>Social Prescribing für Kinder und Jugendliche im UK: Zugang und Versorgungswege aus elektronischen Gesundheitsakten</w:t>
-      </w:r>
-    </w:p>
-    <w:p>
-      <w:r>
-        <w:rPr>
-          <w:i/>
-          <w:color w:val="666666"/>
-          <w:sz w:val="18"/>
-        </w:rPr>
-        <w:t>Bone JK et al.  ·  BMJ Open  ·  28.09.2026  ·  PMID 42805652</w:t>
-      </w:r>
-    </w:p>
-    <w:p>
-      <w:r>
-        <w:t>Datenanalyse von 52.585 Kindern und Jugendlichen (4–25 Jahre, Mittelwert 20,04 Jahre), die 2017–2025 zu Social-Prescribing-Diensten im UK überwiesen wurden; Nutzung der Access-Elemental-Plattform.</w:t>
-      </w:r>
-    </w:p>
-    <w:p>
-      <w:r>
-        <w:rPr>
-          <w:b/>
-        </w:rPr>
-        <w:t xml:space="preserve">Ergebnis: </w:t>
-      </w:r>
-      <w:r>
-        <w:t>91% lebten in urbanen Gebieten, 58% in depriviertesten Dezilen; 44% Überweisungen wegen psychischer Gesundheit; durchschnittlich 4,64 Kontakte pro Person (SD 7,70) à 66 Min (SD 108), 34% Weitervermittlung in Community-Support. Anteil Kinder unter 18 Jahren niedrig und sinkend.</w:t>
-      </w:r>
-    </w:p>
-    <w:p>
-      <w:r>
-        <w:rPr>
-          <w:b/>
-          <w:sz w:val="19"/>
-        </w:rPr>
-        <w:t xml:space="preserve">Übertragbarkeit: </w:t>
-      </w:r>
-      <w:r>
-        <w:rPr>
-          <w:sz w:val="19"/>
-        </w:rPr>
-        <w:t>UK-Daten, aber Struktur vergleichbar zu deutschen kommunalen Hilfsangeboten</w:t>
-      </w:r>
-    </w:p>
-    <w:p>
-      <w:r>
-        <w:rPr>
-          <w:color w:val="5A7D3A"/>
-          <w:sz w:val="18"/>
-        </w:rPr>
-        <w:t>https://pubmed.ncbi.nlm.nih.gov/42805652/</w:t>
+        <w:t>https://pubmed.ncbi.nlm.nih.gov/42814951/</w:t>
       </w:r>
     </w:p>
     <w:sectPr>

--- a/download/studien-aktuell.docx
+++ b/download/studien-aktuell.docx
@@ -62,7 +62,7 @@
           <w:color w:val="666666"/>
           <w:sz w:val="18"/>
         </w:rPr>
-        <w:t>Stand: 01.10.2026  |  6 Studien  |  ki.m-vf.de</w:t>
+        <w:t>Stand: 02.10.2026  |  7 Studien  |  ki.m-vf.de</w:t>
       </w:r>
     </w:p>
     <w:p>
@@ -70,7 +70,7 @@
         <w:pStyle w:val="Heading1"/>
       </w:pPr>
       <w:r>
-        <w:t>Aufgenommen am 01.10.2026</w:t>
+        <w:t>Aufgenommen am 02.10.2026</w:t>
       </w:r>
     </w:p>
     <w:p>
@@ -78,7 +78,7 @@
         <w:pStyle w:val="Heading2"/>
       </w:pPr>
       <w:r>
-        <w:t>GenAI-Einsatz in der ambulanten Psychotherapie: Adoptionsmuster und Schulungsbedarf</w:t>
+        <w:t>Noninvasive Glukosemonitoring per Wearable: Machine Learning zeigt hohe Genauigkeit</w:t>
       </w:r>
     </w:p>
     <w:p>
@@ -88,12 +88,12 @@
           <w:color w:val="666666"/>
           <w:sz w:val="18"/>
         </w:rPr>
-        <w:t>Blease C et al.  ·  JMIR Ment Health  ·  30.09.2026  ·  PMID 42815888</w:t>
+        <w:t>Schmelter F et al.  ·  JMIR Mhealth Uhealth  ·  30.09.2026  ·  PMID 42814917</w:t>
       </w:r>
     </w:p>
     <w:p>
       <w:r>
-        <w:t>Bevölkerungsrepräsentative Befragung von 766 Psychotherapeuten in 30 Ländern zur Nutzung generativer KI-Tools wie ChatGPT im klinischen Alltag.</w:t>
+        <w:t>Machine-Learning-Modell zur Vorhersage von Gewebeglukose aus tragbaren Sensoren (Empatica EmbracePlus, Fitbit Sense 2) bei gesunden Personen und solchen mit Übergewicht; prospektive Validierung über zwei Wochen mit invasivem Referenzmonitor.</w:t>
       </w:r>
     </w:p>
     <w:p>
@@ -104,7 +104,7 @@
         <w:t xml:space="preserve">Ergebnis: </w:t>
       </w:r>
       <w:r>
-        <w:t>54,6 % der Therapeuten nutzen mindestens ein GenAI-Tool, primär zur Unterstützung der Behandlungsplanung (41,9 %), Verwaltung (41,4 %) und Psychoedukation (39,7 %); 82,8 % berichten Reduktion der Arbeitsbelastung, aber nur 18,1 % erhielten institutionelle Unterstützung und 81,1 % keine formale KI-Schulung.</w:t>
+        <w:t>Long-Short-Term-Memory-Netzwerk erreichte Root-Mean-Square-Error von 21,04 mg/dL; 98,3% der Vorhersagen in den klinisch akzeptablen Zonen A und B der Clarke-Fehleranalyse. Mit Smartwatch allein: RMSE 23,49 mg/dL. Ansatz zeigt praktisches Potenzial für mobile Prävention metabolischer Erkrankungen.</w:t>
       </w:r>
     </w:p>
     <w:p>
@@ -119,7 +119,7 @@
         <w:rPr>
           <w:sz w:val="19"/>
         </w:rPr>
-        <w:t>Breites europäisches Sample (einschließlich Deutschland, Schweiz, Irland, UK); zeigt Alltagseinsatz ohne systematische Unterstützungsstrukturen.</w:t>
+        <w:t>Deutsche Studienteilnehmer, vergleichbare Dokumentationspflichten in Wearable-gestützter mHealth.</w:t>
       </w:r>
     </w:p>
     <w:p>
@@ -128,7 +128,7 @@
           <w:color w:val="5A7D3A"/>
           <w:sz w:val="18"/>
         </w:rPr>
-        <w:t>https://pubmed.ncbi.nlm.nih.gov/42815888/</w:t>
+        <w:t>https://pubmed.ncbi.nlm.nih.gov/42814917/</w:t>
       </w:r>
     </w:p>
     <w:p>
@@ -136,7 +136,7 @@
         <w:pStyle w:val="Heading2"/>
       </w:pPr>
       <w:r>
-        <w:t>Telemedizin für Neugeborenenversorgung: Implementierungs-Toolkit für europäische Netzwerke</w:t>
+        <w:t>Prototyp-Usability für Mental-Health-App in Esports: Requirements und Test</w:t>
       </w:r>
     </w:p>
     <w:p>
@@ -146,12 +146,12 @@
           <w:color w:val="666666"/>
           <w:sz w:val="18"/>
         </w:rPr>
-        <w:t>Schedler T et al.  ·  J Med Internet Res  ·  30.09.2026  ·  PMID 42815034</w:t>
+        <w:t>Stolberg L et al.  ·  JMIR Hum Factors  ·  30.09.2026  ·  PMID 42814879</w:t>
       </w:r>
     </w:p>
     <w:p>
       <w:r>
-        <w:t>Qualitative Implementierungsstudie mit Experts aus Österreich, Niederlande, Deutschland zur systematischen Einführung von TeleNeonatology-Angeboten.</w:t>
+        <w:t>Dreistufige Entwicklung einer mHealth-App (MindAthlete) zur psychischen Gesundheit von Esports-Athleten: Experteninterviews (n=7), Prototype-Entwicklung, Usability-Test mit 25 semi-/professionellen Athleten.</w:t>
       </w:r>
     </w:p>
     <w:p>
@@ -162,7 +162,7 @@
         <w:t xml:space="preserve">Ergebnis: </w:t>
       </w:r>
       <w:r>
-        <w:t>Strukturiertes Toolkit mit Checklisten und Planungsrichtlinien zur Gestaltung von Telemedizin-Workflows mit Fokus auf Stakeholder-Engagement, Prozessdesign und Evaluation; zeigt zentrale Implementierungshindernisse sind organisatorische und infrastrukturelle Faktoren, nicht primär Technologie.</w:t>
+        <w:t>System Usability Scale Median 77,5 (IQR 67,5–87,5), klassifiziert als 'gut' und über Benchmark vergleichbarer mHealth-Apps (68,3). Keine Unterschiede nach Geschlecht, Alter oder Erfahrung. Qualitatives Feedback zeigt intuitive Navigation und Ästhetik als Stärken; kürzere Animationen und besseres Onboarding als Verbesserungen.</w:t>
       </w:r>
     </w:p>
     <w:p>
@@ -177,7 +177,7 @@
         <w:rPr>
           <w:sz w:val="19"/>
         </w:rPr>
-        <w:t>Deutsch-sprachige und benachbarte Systeme; vergleichbare Netzwerk-Strukturen in Neugeborenenmedizin.</w:t>
+        <w:t>Deutsche Institution, Nutzerforschung transferierbar, Populationsspezifität beachten.</w:t>
       </w:r>
     </w:p>
     <w:p>
@@ -186,7 +186,7 @@
           <w:color w:val="5A7D3A"/>
           <w:sz w:val="18"/>
         </w:rPr>
-        <w:t>https://pubmed.ncbi.nlm.nih.gov/42815034/</w:t>
+        <w:t>https://pubmed.ncbi.nlm.nih.gov/42814879/</w:t>
       </w:r>
     </w:p>
     <w:p>
@@ -194,7 +194,7 @@
         <w:pStyle w:val="Heading2"/>
       </w:pPr>
       <w:r>
-        <w:t>mHealth-Apps in portugiesischer Allgemeinmedizin: Nutzung, Lücken und Regulierungsbedarf</w:t>
+        <w:t>Large Language Models zur Extraktion zeitlicher Relationen aus französischen Klinikberichten</w:t>
       </w:r>
     </w:p>
     <w:p>
@@ -204,12 +204,12 @@
           <w:color w:val="666666"/>
           <w:sz w:val="18"/>
         </w:rPr>
-        <w:t>Taveira É et al.  ·  JMIR Form Res  ·  30.09.2026  ·  PMID 42815018</w:t>
+        <w:t>Bannour N et al.  ·  J Med Internet Res  ·  30.09.2026  ·  PMID 42814849</w:t>
       </w:r>
     </w:p>
     <w:p>
       <w:r>
-        <w:t>Querschnittsstudie mit 141 Hausärzten in Portugal zu Adoption, Auswahl und Hürden bei der Nutzung von Mobil-Health-Anwendungen im klinischen Alltag.</w:t>
+        <w:t>Bewertung offener LLMs (vier Modelle) mittels Few-Shot-Prompting für die Extraktion und Normalisierung von zeitlichen Angaben zu Symptomen und Diagnosen in klinischen Narrativen; Validierung an realen französischen Patientendaten zu Seltenen Erkrankungen.</w:t>
       </w:r>
     </w:p>
     <w:p>
@@ -220,7 +220,7 @@
         <w:t xml:space="preserve">Ergebnis: </w:t>
       </w:r>
       <w:r>
-        <w:t>97,9 % sind Apps bekannt, 85,1 % nutzen sie (v. a. während Konsultationen: 92,5 %); Haupttreiber sind Usability (95,0 %) und evidenzbasierte Wirksamkeit (65,8 %); Barrieren: fehlende Transparenz (84,2 %), keine nationalen Evaluationsstandards (47,5 %), mangelhafte Interoperabilität (71,4 % der Nicht-Nutzer); 56,0 % sehen KI-Integration positiv, v. a. für Entscheidungsunterstützung (80,9 %), aber Bedenken zu Sicherheit/Datenschutz (74,5 %).</w:t>
+        <w:t>F1-Score von 0,72 für seltene Diagnosen und 0,61 für Phänotyp-Events; Normalisierung ohne relevante Fehlerfortpflanzung. Ansatz bewährt sich auch auf englischem i2b2-Corpus. LLM-as-a-Judge und menschliche Validierung bestätigen klinische Plausibilität.</w:t>
       </w:r>
     </w:p>
     <w:p>
@@ -235,7 +235,7 @@
         <w:rPr>
           <w:sz w:val="19"/>
         </w:rPr>
-        <w:t>Südeuropa, Sozialversicherungssystem, regulatorische Situation vergleichbar Deutschland/Schweiz.</w:t>
+        <w:t>Französische Kliniksystem, FHIR-kompatibel, deutsches Gesundheitsdatenraumkonzept übertragbar.</w:t>
       </w:r>
     </w:p>
     <w:p>
@@ -244,7 +244,7 @@
           <w:color w:val="5A7D3A"/>
           <w:sz w:val="18"/>
         </w:rPr>
-        <w:t>https://pubmed.ncbi.nlm.nih.gov/42815018/</w:t>
+        <w:t>https://pubmed.ncbi.nlm.nih.gov/42814849/</w:t>
       </w:r>
     </w:p>
     <w:p>
@@ -252,7 +252,7 @@
         <w:pStyle w:val="Heading2"/>
       </w:pPr>
       <w:r>
-        <w:t>KI-Akzeptanz und professionelle Identität im klinischen Alltag: Deutsche Querschnittsstudie</w:t>
+        <w:t>Digitale Gesundheit und Bindung von Fachkräften im ländlichen Raum: Systematische Übersicht</w:t>
       </w:r>
     </w:p>
     <w:p>
@@ -262,12 +262,12 @@
           <w:color w:val="666666"/>
           <w:sz w:val="18"/>
         </w:rPr>
-        <w:t>Moldt JA et al.  ·  JMIR Med Educ  ·  30.09.2026  ·  PMID 42814991</w:t>
+        <w:t>Correia T et al.  ·  Eur J Public Health  ·  04.08.2026  ·  PMID 42811403</w:t>
       </w:r>
     </w:p>
     <w:p>
       <w:r>
-        <w:t>Befragung von 93 Medizinstudierenden und 65 Kliniker:innen sowie quasi-randomisierte Szenarien-Tests zur Wahrnehmung von KI-Einsatz, professioneller Bedrohung und Bewertung von Erklärbarkeit.</w:t>
+        <w:t>Scoping Review von 55 Quellen (2015–2025) zu Auswirkungen von Telehealth, Tele-Education und Hybrid-Interventionen auf Verbleib, Entwicklung und Nachhaltigkeit von Fachkräften im ländlichen Gesundheitswesen.</w:t>
       </w:r>
     </w:p>
     <w:p>
@@ -278,7 +278,7 @@
         <w:t xml:space="preserve">Ergebnis: </w:t>
       </w:r>
       <w:r>
-        <w:t>Positive Erwartungen an KI koexistieren mit Sorgen um professionelle Identität; Medizinstudierende berichten stärkere Identity Threat als praktizierende Ärzt:innen trotz ähnlicher Erwartungen (p &lt; 0,05); bei Bewertung von KI-gestützten Entscheidungen unterschieden sich Explainability-Ratings signifikant zwischen Szenarien (p = 0,007), bei Triage-Aufgaben deutlich niedriger; Trustworthiness und Responsibility blieben stabil.</w:t>
+        <w:t>Digitale Interventionen beeinflussen Fachaustausch, Supervision, Weiterbildung, klinisches Selbstvertrauen und Workflow-Unterstützung. Vier Redistributionspfade identifiziert (Arbeit, Autorität, Abhängigkeit, Infrastruktur-Risiko). Direkte Retentionsergebnisse selten; Fokus eher auf Determinanten als auf Effekte.</w:t>
       </w:r>
     </w:p>
     <w:p>
@@ -293,7 +293,7 @@
         <w:rPr>
           <w:sz w:val="19"/>
         </w:rPr>
-        <w:t>Universitätsmedizin Tübingen, Deutschland; Studienpopulation mit deutschem Ausbildungskontext.</w:t>
+        <w:t>WHO-europäisches System, direkt auf deutsche Flächenländer mit Fachkräftemangel übertragbar.</w:t>
       </w:r>
     </w:p>
     <w:p>
@@ -302,7 +302,7 @@
           <w:color w:val="5A7D3A"/>
           <w:sz w:val="18"/>
         </w:rPr>
-        <w:t>https://pubmed.ncbi.nlm.nih.gov/42814991/</w:t>
+        <w:t>https://pubmed.ncbi.nlm.nih.gov/42811403/</w:t>
       </w:r>
     </w:p>
     <w:p>
@@ -310,7 +310,7 @@
         <w:pStyle w:val="Heading2"/>
       </w:pPr>
       <w:r>
-        <w:t>Conversational AI in hereditärem Krebsscreening: Design und Governance für klinische Integration</w:t>
+        <w:t>LLM-generierte Essensplan: Moderate Konformität mit polnischen Ernährungsrichtlinien</w:t>
       </w:r>
     </w:p>
     <w:p>
@@ -320,12 +320,12 @@
           <w:color w:val="666666"/>
           <w:sz w:val="18"/>
         </w:rPr>
-        <w:t>Lammert D et al.  ·  JMIR Hum Factors  ·  30.09.2026  ·  PMID 42814961</w:t>
+        <w:t>Dobrowolski H  ·  Front Public Health  ·  14.09.2026  ·  PMID 42807325</w:t>
       </w:r>
     </w:p>
     <w:p>
       <w:r>
-        <w:t>Qualitative Anforderungsanalyse mit 18 Stakeholdern (Fachpersonen, Patienten, Regulatoren) zu Bedingungen für verantwortungsvolle Integration eines sprachgesteuerten KI-Systems in die BRCA-Beratung.</w:t>
+        <w:t>Evaluation von drei kommerziellen LLMs (ChatGPT, Gemini, Copilot) zur Generierung von 35-Tages-Speiseplänen auf drei Energieniveaus (2.000, 2.500, 3.000 kcal) gegen polnische Ernährungsempfehlungen.</w:t>
       </w:r>
     </w:p>
     <w:p>
@@ -336,7 +336,7 @@
         <w:t xml:space="preserve">Ergebnis: </w:t>
       </w:r>
       <w:r>
-        <w:t>Verantwortliches Design wird nicht primär durch Generic-Prinzipien definiert, sondern durch rekurrente Spannungen: (1) Barrierefreiheit vs. klinische Rollengrenzen, (2) Vereinfachung vs. Genauigkeit/Transparenz, (3) Skalierbarkeit vs. Governance; daraus ergeben sich Anforderungen für Systemfähigkeiten: begrenzte Autorität, Menschliches Monitoring, Kontext-sensitive Kommunikation, Integration in klinische und regulatorische Strukturen, EU/deutschrechtliche Compliance (MDR, Datenschutz, Genetik-Transparenz).</w:t>
+        <w:t>Copilot höchste Konformität (Median 7/9 Richtlinien/Tag), signifikant besser als ChatGPT (6/9; p=0,002) und Gemini (5/9; p&lt;0,001). Alle Modelle begrenzen Fleisch-/Wurstkonsum und erfüllen meist Obst-, Gemüse-, Süßigkeits- und Milchziele; Vollkornprodukte konsistent unterrepräsentiert. Keine vollständige Konformität erreicht.</w:t>
       </w:r>
     </w:p>
     <w:p>
@@ -351,7 +351,7 @@
         <w:rPr>
           <w:sz w:val="19"/>
         </w:rPr>
-        <w:t>Deutschland, Diskurs zu EU-KI-VO und Medizinprodukte-Regulierung, exemplarisch für erbliche Erkrankungen.</w:t>
+        <w:t>Polen (EU-Vergleichssystem), Risiken von LLM-Fehlern in Patientenedukation evident.</w:t>
       </w:r>
     </w:p>
     <w:p>
@@ -360,7 +360,7 @@
           <w:color w:val="5A7D3A"/>
           <w:sz w:val="18"/>
         </w:rPr>
-        <w:t>https://pubmed.ncbi.nlm.nih.gov/42814961/</w:t>
+        <w:t>https://pubmed.ncbi.nlm.nih.gov/42807325/</w:t>
       </w:r>
     </w:p>
     <w:p>
@@ -368,7 +368,7 @@
         <w:pStyle w:val="Heading2"/>
       </w:pPr>
       <w:r>
-        <w:t>Implementierungs-Komplexität digitaler Pflegeinnovationen: Evaluation eines strukturierten Reflexionsinstruments</w:t>
+        <w:t>Diversity-Merkmale in Mental-Health-Datenplattform: Verfügbarkeit vs. Berichterstattung</w:t>
       </w:r>
     </w:p>
     <w:p>
@@ -378,12 +378,12 @@
           <w:color w:val="666666"/>
           <w:sz w:val="18"/>
         </w:rPr>
-        <w:t>Walzer S et al.  ·  J Med Internet Res  ·  30.09.2026  ·  PMID 42814951</w:t>
+        <w:t>Broadbent A et al.  ·  BMJ Open  ·  28.09.2026  ·  PMID 42805638</w:t>
       </w:r>
     </w:p>
     <w:p>
       <w:r>
-        <w:t>Design-Science-Studie in Deutschland zur Entwicklung und Evaluation des Nursing Implementation Complexity Tool (NICT) zur Operationalisierung des NASSS-Frameworks für Implementierungsentscheidungen in der Pflege.</w:t>
+        <w:t>Querschnittsanalyse von 362 CRIS-Publikationen (South London and Maudsley NHS) zu Verfügbarkeit und Berichterstattung von Diversity-Charakteristiken; Vergleich zwischen vorhandenen Daten und tatsächlicher Nutzung.</w:t>
       </w:r>
     </w:p>
     <w:p>
@@ -394,7 +394,7 @@
         <w:t xml:space="preserve">Ergebnis: </w:t>
       </w:r>
       <w:r>
-        <w:t>NICT entwickelt als Guideline, Canvas und Pocket-Card mit 4 Reflexionsdomänen; in summativer Evaluation (28 Teilnehmende Online-Befragung, 8 Think-Aloud-Interviews): 92,3 % (24/26) stimmten zu, dass NICT logisch strukturiert ist und strukturierte Reflexion ermöglicht; NICT fördert Diskussionen über Implementierungsdeterminanten, Stakeholder-Perspektiven und kontextuelle Einflussfaktoren; zeigt, wie konzeptuelle Frameworks in praxis-orientierte Reflexionswerkzeuge übersetzt werden können.</w:t>
+        <w:t>Durchschnittlich 4,0 Merkmale pro Publikation berichtet. Alter (89,3%), Geschlecht (87,3%), Ethnizität (80,4%) häufig; Socioeconomic-Status (42,5%), Partnerschaft (35,0%), Behinderung (27,0%) selten. Geografischer Ort und Obdachlosigkeit zu 97,5% verfügbar, aber nur zu 6,6% bzw. 5,8% genutzt—Berichtslücke.</w:t>
       </w:r>
     </w:p>
     <w:p>
@@ -409,7 +409,7 @@
         <w:rPr>
           <w:sz w:val="19"/>
         </w:rPr>
-        <w:t>Deutsches Projekt (Furtwangen, Freiburg), universelles Werkzeug für alle Digitalisierungs-Implementierungen in der Pflege.</w:t>
+        <w:t>Britisches NHS, europäisch übertragbar; zeigt Repräsentanzdefizit in EHR-gestützter Forschung.</w:t>
       </w:r>
     </w:p>
     <w:p>
@@ -418,7 +418,65 @@
           <w:color w:val="5A7D3A"/>
           <w:sz w:val="18"/>
         </w:rPr>
-        <w:t>https://pubmed.ncbi.nlm.nih.gov/42814951/</w:t>
+        <w:t>https://pubmed.ncbi.nlm.nih.gov/42805638/</w:t>
+      </w:r>
+    </w:p>
+    <w:p>
+      <w:pPr>
+        <w:pStyle w:val="Heading2"/>
+      </w:pPr>
+      <w:r>
+        <w:t>Machine Learning prognostiziert Mortalität bei hochfrequenter Polypharmzie in Herzinsuffizienz</w:t>
+      </w:r>
+    </w:p>
+    <w:p>
+      <w:r>
+        <w:rPr>
+          <w:i/>
+          <w:color w:val="666666"/>
+          <w:sz w:val="18"/>
+        </w:rPr>
+        <w:t>Hooshanginezhad Z et al.  ·  BMC Cardiovasc Disord  ·  24.07.2026  ·  PMID 42800872</w:t>
+      </w:r>
+    </w:p>
+    <w:p>
+      <w:r>
+        <w:t>Sekundäranalyse von 1.375 Patienten mit ambulanter Herzinsuffizienz (Spanien 2006–2016); Random-Forest-Cox-Regression zur Prognose von Überlebensdauer; Stratifizierung nach Polypharmzie-Schwellenwert (≥5 kardiovaskuläre Medikamente).</w:t>
+      </w:r>
+    </w:p>
+    <w:p>
+      <w:r>
+        <w:rPr>
+          <w:b/>
+        </w:rPr>
+        <w:t xml:space="preserve">Ergebnis: </w:t>
+      </w:r>
+      <w:r>
+        <w:t>Signifikanter Überlebensnachteil bei hoher Polypharmzie (log-rank p=0,017, multivariat p&lt;0,001). C-Index 0,804. Top-Prädiktoren: Alter, NT-proBNP, NYHA-Klasse, Krankheitsdauer, Sacubitril-Valsartan, β-Blocker, ACE-Hemmer/ARB. Befund unterstützt personalisierte Verschreibungsstrategien.</w:t>
+      </w:r>
+    </w:p>
+    <w:p>
+      <w:r>
+        <w:rPr>
+          <w:b/>
+          <w:sz w:val="19"/>
+        </w:rPr>
+        <w:t xml:space="preserve">Übertragbarkeit: </w:t>
+      </w:r>
+      <w:r>
+        <w:rPr>
+          <w:sz w:val="19"/>
+        </w:rPr>
+        <w:t>Spanisch-europäisches Versicherungssystem, deutsche Versorgungsrealität strukturell vergleichbar.</w:t>
+      </w:r>
+    </w:p>
+    <w:p>
+      <w:r>
+        <w:rPr>
+          <w:color w:val="5A7D3A"/>
+          <w:sz w:val="18"/>
+        </w:rPr>
+        <w:t>https://pubmed.ncbi.nlm.nih.gov/42800872/</w:t>
       </w:r>
     </w:p>
     <w:sectPr>

--- a/download/studien-aktuell.docx
+++ b/download/studien-aktuell.docx
@@ -62,7 +62,7 @@
           <w:color w:val="666666"/>
           <w:sz w:val="18"/>
         </w:rPr>
-        <w:t>Stand: 02.10.2026  |  7 Studien  |  ki.m-vf.de</w:t>
+        <w:t>Stand: 03.10.2026  |  6 Studien  |  ki.m-vf.de</w:t>
       </w:r>
     </w:p>
     <w:p>
@@ -70,7 +70,7 @@
         <w:pStyle w:val="Heading1"/>
       </w:pPr>
       <w:r>
-        <w:t>Aufgenommen am 02.10.2026</w:t>
+        <w:t>Aufgenommen am 03.10.2026</w:t>
       </w:r>
     </w:p>
     <w:p>
@@ -78,7 +78,7 @@
         <w:pStyle w:val="Heading2"/>
       </w:pPr>
       <w:r>
-        <w:t>Noninvasive Glukosemonitoring per Wearable: Machine Learning zeigt hohe Genauigkeit</w:t>
+        <w:t>Vertrauen und menschliche Faktoren in KI-Entscheidungsunterstützung auf Intensivstationen</w:t>
       </w:r>
     </w:p>
     <w:p>
@@ -88,12 +88,12 @@
           <w:color w:val="666666"/>
           <w:sz w:val="18"/>
         </w:rPr>
-        <w:t>Schmelter F et al.  ·  JMIR Mhealth Uhealth  ·  30.09.2026  ·  PMID 42814917</w:t>
+        <w:t>Darla M et al.  ·  JMIR Hum Factors  ·  02.10.2026  ·  PMID 42826375</w:t>
       </w:r>
     </w:p>
     <w:p>
       <w:r>
-        <w:t>Machine-Learning-Modell zur Vorhersage von Gewebeglukose aus tragbaren Sensoren (Empatica EmbracePlus, Fitbit Sense 2) bei gesunden Personen und solchen mit Übergewicht; prospektive Validierung über zwei Wochen mit invasivem Referenzmonitor.</w:t>
+        <w:t>Gemischte SEIPS-2.0-informierte Studie an Emory Healthcare evaluiert Wahrnehmungen von Klinikern (ICU/ED) zu KI-CDSS über Survey (n=57) und semi-strukturierte Interviews (n=11) mit A/B-Testing von KI-Szenarien.</w:t>
       </w:r>
     </w:p>
     <w:p>
@@ -104,7 +104,7 @@
         <w:t xml:space="preserve">Ergebnis: </w:t>
       </w:r>
       <w:r>
-        <w:t>Long-Short-Term-Memory-Netzwerk erreichte Root-Mean-Square-Error von 21,04 mg/dL; 98,3% der Vorhersagen in den klinisch akzeptablen Zonen A und B der Clarke-Fehleranalyse. Mit Smartwatch allein: RMSE 23,49 mg/dL. Ansatz zeigt praktisches Potenzial für mobile Prävention metabolischer Erkrankungen.</w:t>
+        <w:t>Vertrauen variiert signifikant nach Patientenakuität (Cochran Q=30,40, p&lt;0,001): stabile Patienten 75 %, verschlechterte Patienten 47 %, kritisch Kranke/undifferenzierte ED-Patienten 44 %. Interne Konsistenz gut (Cronbach α: KI-Wahrnehmung 0,891, Vertrauen 0,743, Implementierung 0,740). Kliniker bevorzugten Opt-in-Alerts (10/11, 91 %), evidenzverlinkte Empfehlungen (7/11, 64 %), keine explizite KI-Erwähnung (8/11, 73 %). Barrieren: Überabhängigkeit, unzureichendes Training, Datenqualitätsbedenken. Thematische Analyse ergab 36 Themen in 6 Domänen. Gradueller Implementierungsansatz erforderlich.</w:t>
       </w:r>
     </w:p>
     <w:p>
@@ -119,7 +119,7 @@
         <w:rPr>
           <w:sz w:val="19"/>
         </w:rPr>
-        <w:t>Deutsche Studienteilnehmer, vergleichbare Dokumentationspflichten in Wearable-gestützter mHealth.</w:t>
+        <w:t>USA, aber Sicherheits- und Vertrauensbefunde sind universell übertragbar</w:t>
       </w:r>
     </w:p>
     <w:p>
@@ -128,7 +128,7 @@
           <w:color w:val="5A7D3A"/>
           <w:sz w:val="18"/>
         </w:rPr>
-        <w:t>https://pubmed.ncbi.nlm.nih.gov/42814917/</w:t>
+        <w:t>https://pubmed.ncbi.nlm.nih.gov/42826375/</w:t>
       </w:r>
     </w:p>
     <w:p>
@@ -136,7 +136,7 @@
         <w:pStyle w:val="Heading2"/>
       </w:pPr>
       <w:r>
-        <w:t>Prototyp-Usability für Mental-Health-App in Esports: Requirements und Test</w:t>
+        <w:t>Wearable-Integration in digitale Therapie für Psychose: Co-Design und Machbarkeit</w:t>
       </w:r>
     </w:p>
     <w:p>
@@ -146,12 +146,12 @@
           <w:color w:val="666666"/>
           <w:sz w:val="18"/>
         </w:rPr>
-        <w:t>Stolberg L et al.  ·  JMIR Hum Factors  ·  30.09.2026  ·  PMID 42814879</w:t>
+        <w:t>Taylor KM et al.  ·  JMIR Hum Factors  ·  02.10.2026  ·  PMID 42826374</w:t>
       </w:r>
     </w:p>
     <w:p>
       <w:r>
-        <w:t>Dreistufige Entwicklung einer mHealth-App (MindAthlete) zur psychischen Gesundheit von Esports-Athleten: Experteninterviews (n=7), Prototype-Entwicklung, Usability-Test mit 25 semi-/professionellen Athleten.</w:t>
+        <w:t>Qualitative Co-Design und Machbarkeitsstudie mit 10 Experten mit Erfahrung (psychosekranke Personen) entwickelt und testet Wearable-augmentierte SloMo-App über 8 Wochen mit Fokus auf Usability, Akzeptanz und klinische Outcomes.</w:t>
       </w:r>
     </w:p>
     <w:p>
@@ -162,7 +162,7 @@
         <w:t xml:space="preserve">Ergebnis: </w:t>
       </w:r>
       <w:r>
-        <w:t>System Usability Scale Median 77,5 (IQR 67,5–87,5), klassifiziert als 'gut' und über Benchmark vergleichbarer mHealth-Apps (68,3). Keine Unterschiede nach Geschlecht, Alter oder Erfahrung. Qualitatives Feedback zeigt intuitive Navigation und Ästhetik als Stärken; kürzere Animationen und besseres Onboarding als Verbesserungen.</w:t>
+        <w:t>Spire Stone (Atemfrequenz und Stress-Physiologie) integriert. 8/10 (80 %) Nutzer berichteten, dass Wearable häufigere Nutzung der SloMo-Features und anderer Bewältigungsstrategien förderte. Höhere Gerätenutzung (n=3) assoziiert mit 25 % Paranoia-Reduktion (SD 6 %) und 84 % Zufriedenheit (SD 13 %); geringere Nutzung (n=7) mit 11 % Paranoia-Anstieg (SD 17 %) und 63 % Zufriedenheit (SD 20 %). Weitere Entwicklung notwendig für breiter akzeptable Lösung.</w:t>
       </w:r>
     </w:p>
     <w:p>
@@ -177,7 +177,7 @@
         <w:rPr>
           <w:sz w:val="19"/>
         </w:rPr>
-        <w:t>Deutsche Institution, Nutzerforschung transferierbar, Populationsspezifität beachten.</w:t>
+        <w:t>UK-NHS-Setting, Übertragbarkeit auf europäische Systeme gegeben</w:t>
       </w:r>
     </w:p>
     <w:p>
@@ -186,7 +186,7 @@
           <w:color w:val="5A7D3A"/>
           <w:sz w:val="18"/>
         </w:rPr>
-        <w:t>https://pubmed.ncbi.nlm.nih.gov/42814879/</w:t>
+        <w:t>https://pubmed.ncbi.nlm.nih.gov/42826374/</w:t>
       </w:r>
     </w:p>
     <w:p>
@@ -194,7 +194,7 @@
         <w:pStyle w:val="Heading2"/>
       </w:pPr>
       <w:r>
-        <w:t>Large Language Models zur Extraktion zeitlicher Relationen aus französischen Klinikberichten</w:t>
+        <w:t>Multimodale Large Language Models in der Parodontitis-Risikobewertung: Vergleich mit zahnärztlicher Expertise</w:t>
       </w:r>
     </w:p>
     <w:p>
@@ -204,12 +204,12 @@
           <w:color w:val="666666"/>
           <w:sz w:val="18"/>
         </w:rPr>
-        <w:t>Bannour N et al.  ·  J Med Internet Res  ·  30.09.2026  ·  PMID 42814849</w:t>
+        <w:t>Swinckels L et al.  ·  J Med Internet Res  ·  02.10.2026  ·  PMID 42826249</w:t>
       </w:r>
     </w:p>
     <w:p>
       <w:r>
-        <w:t>Bewertung offener LLMs (vier Modelle) mittels Few-Shot-Prompting für die Extraktion und Normalisierung von zeitlichen Angaben zu Symptomen und Diagnosen in klinischen Narrativen; Validierung an realen französischen Patientendaten zu Seltenen Erkrankungen.</w:t>
+        <w:t>Studie vergleicht die Leistung von multimodalen LLMs (GPT-4o, Gemini 1.5 Pro, Claude 3.5 Sonnet) bei der Bewertung von Parodontitis-Risiko anhand von EHR-Daten und Panoramaaufnahmen gegen eine Referenzperiodontistin.</w:t>
       </w:r>
     </w:p>
     <w:p>
@@ -220,7 +220,7 @@
         <w:t xml:space="preserve">Ergebnis: </w:t>
       </w:r>
       <w:r>
-        <w:t>F1-Score von 0,72 für seltene Diagnosen und 0,61 für Phänotyp-Events; Normalisierung ohne relevante Fehlerfortpflanzung. Ansatz bewährt sich auch auf englischem i2b2-Corpus. LLM-as-a-Judge und menschliche Validierung bestätigen klinische Plausibilität.</w:t>
+        <w:t>GPT o1 Pro und Claude Sonnet 4 erreichten 86,7 % bzw. 85,6 % akzeptable Ratings (vergleichbar mit Periodontistin 87,8 %), Gemini 2.5 Pro nur 59,4 % (p&lt;0,002). Alle Modelle zeigten Schwächen bei radiografischer Interpretation. Bearbeitungszeiten: Claude 10 Sekunden bis Periodontistin 5 Min 57 Sek. EHR-Daten allein lieferten substantielle Basis auch ohne korrekte Radiografie.</w:t>
       </w:r>
     </w:p>
     <w:p>
@@ -235,7 +235,7 @@
         <w:rPr>
           <w:sz w:val="19"/>
         </w:rPr>
-        <w:t>Französische Kliniksystem, FHIR-kompatibel, deutsches Gesundheitsdatenraumkonzept übertragbar.</w:t>
+        <w:t>Niederlande, vergleichbare Versicherungssysteme und Dokumentationspflichten</w:t>
       </w:r>
     </w:p>
     <w:p>
@@ -244,7 +244,7 @@
           <w:color w:val="5A7D3A"/>
           <w:sz w:val="18"/>
         </w:rPr>
-        <w:t>https://pubmed.ncbi.nlm.nih.gov/42814849/</w:t>
+        <w:t>https://pubmed.ncbi.nlm.nih.gov/42826249/</w:t>
       </w:r>
     </w:p>
     <w:p>
@@ -252,7 +252,7 @@
         <w:pStyle w:val="Heading2"/>
       </w:pPr>
       <w:r>
-        <w:t>Digitale Gesundheit und Bindung von Fachkräften im ländlichen Raum: Systematische Übersicht</w:t>
+        <w:t>KI-gestützte Dokumentation in dänischen Hausarztpraxen: Zeit- und Qualitätseffekte</w:t>
       </w:r>
     </w:p>
     <w:p>
@@ -262,12 +262,12 @@
           <w:color w:val="666666"/>
           <w:sz w:val="18"/>
         </w:rPr>
-        <w:t>Correia T et al.  ·  Eur J Public Health  ·  04.08.2026  ·  PMID 42811403</w:t>
+        <w:t>Olsen LN et al.  ·  JMIR Hum Factors  ·  02.10.2026  ·  PMID 42826248</w:t>
       </w:r>
     </w:p>
     <w:p>
       <w:r>
-        <w:t>Scoping Review von 55 Quellen (2015–2025) zu Auswirkungen von Telehealth, Tele-Education und Hybrid-Interventionen auf Verbleib, Entwicklung und Nachhaltigkeit von Fachkräften im ländlichen Gesundheitswesen.</w:t>
+        <w:t>Pragmatische Pre-Post-Studie in 20 Hausarztpraxen zur Akzeptanz und Effektivität eines KI-Dokumentationssystems auf Dokumentationszeit und klinische Notizqualität.</w:t>
       </w:r>
     </w:p>
     <w:p>
@@ -278,7 +278,7 @@
         <w:t xml:space="preserve">Ergebnis: </w:t>
       </w:r>
       <w:r>
-        <w:t>Digitale Interventionen beeinflussen Fachaustausch, Supervision, Weiterbildung, klinisches Selbstvertrauen und Workflow-Unterstützung. Vier Redistributionspfade identifiziert (Arbeit, Autorität, Abhängigkeit, Infrastruktur-Risiko). Direkte Retentionsergebnisse selten; Fokus eher auf Determinanten als auf Effekte.</w:t>
+        <w:t>Selbstbewertete Dokumentationsstruktur stieg von 3,99 auf 4,45, Dokumentationszeit sank von 2,85 auf 2,29 Kategorien. Technologieakzeptanz hoch (TAM 3,76–4,19; SUS 77,5). Externe blinde Bewertung zeigte höhere Scores post-Implementierung bei Qualität und Struktur, aber niedrige Übereinstimmung zwischen Bewertern. Assoziation zwischen Dokumentationszeit und wahrgenommener Qualität vernachlässigbar.</w:t>
       </w:r>
     </w:p>
     <w:p>
@@ -293,7 +293,7 @@
         <w:rPr>
           <w:sz w:val="19"/>
         </w:rPr>
-        <w:t>WHO-europäisches System, direkt auf deutsche Flächenländer mit Fachkräftemangel übertragbar.</w:t>
+        <w:t>Skandinavien, höherer Digitalisierungsgrad; Befunde zeigen Möglichkeiten</w:t>
       </w:r>
     </w:p>
     <w:p>
@@ -302,7 +302,7 @@
           <w:color w:val="5A7D3A"/>
           <w:sz w:val="18"/>
         </w:rPr>
-        <w:t>https://pubmed.ncbi.nlm.nih.gov/42811403/</w:t>
+        <w:t>https://pubmed.ncbi.nlm.nih.gov/42826248/</w:t>
       </w:r>
     </w:p>
     <w:p>
@@ -310,7 +310,7 @@
         <w:pStyle w:val="Heading2"/>
       </w:pPr>
       <w:r>
-        <w:t>LLM-generierte Essensplan: Moderate Konformität mit polnischen Ernährungsrichtlinien</w:t>
+        <w:t>Telerehabilitation für postpartale Beckenbodendysfunktion: Patientenperspektive</w:t>
       </w:r>
     </w:p>
     <w:p>
@@ -320,12 +320,12 @@
           <w:color w:val="666666"/>
           <w:sz w:val="18"/>
         </w:rPr>
-        <w:t>Dobrowolski H  ·  Front Public Health  ·  14.09.2026  ·  PMID 42807325</w:t>
+        <w:t>Jönsson H et al.  ·  BMC Musculoskelet Disord  ·  11.09.2026  ·  PMID 42823687</w:t>
       </w:r>
     </w:p>
     <w:p>
       <w:r>
-        <w:t>Evaluation von drei kommerziellen LLMs (ChatGPT, Gemini, Copilot) zur Generierung von 35-Tages-Speiseplänen auf drei Energieniveaus (2.000, 2.500, 3.000 kcal) gegen polnische Ernährungsempfehlungen.</w:t>
+        <w:t>Qualitative Studie mit 14 schwedischen Frauen nach Telerehabilitation des Beckenbodens untersucht Erfahrungen, Akzeptanz und Wahrnehmungen von digitaler Physiotherapie.</w:t>
       </w:r>
     </w:p>
     <w:p>
@@ -336,7 +336,7 @@
         <w:t xml:space="preserve">Ergebnis: </w:t>
       </w:r>
       <w:r>
-        <w:t>Copilot höchste Konformität (Median 7/9 Richtlinien/Tag), signifikant besser als ChatGPT (6/9; p=0,002) und Gemini (5/9; p&lt;0,001). Alle Modelle begrenzen Fleisch-/Wurstkonsum und erfüllen meist Obst-, Gemüse-, Süßigkeits- und Milchziele; Vollkornprodukte konsistent unterrepräsentiert. Keine vollständige Konformität erreicht.</w:t>
+        <w:t>Telerehabilitation als "komplementäres Puzzleteil" wahrgenommen mit drei Kategorien: (1) Digitales Format ermöglicht Chancengleichheit (verbesserte Zugänglichkeit, Flexibilität, aktive Partizipation); (2) Digitale Teilnahme erfordert fortgeschrittene Kommunikation (Vermittlung von Fähigkeiten, Körperbewusstsein, zuverlässige Technologie); (3) Zweifel am digitalen Format (fehlende körperliche Untersuchung, Hands-on-Anleitung, zwischenmenschliche Interaktion). Hybrid-Modell könnte Person-zentrierte Versorgung verbessern.</w:t>
       </w:r>
     </w:p>
     <w:p>
@@ -351,7 +351,7 @@
         <w:rPr>
           <w:sz w:val="19"/>
         </w:rPr>
-        <w:t>Polen (EU-Vergleichssystem), Risiken von LLM-Fehlern in Patientenedukation evident.</w:t>
+        <w:t>Skandinavien, öffentliches Versicherungssystem, aber höherer Digitalisierungsgrad</w:t>
       </w:r>
     </w:p>
     <w:p>
@@ -360,7 +360,7 @@
           <w:color w:val="5A7D3A"/>
           <w:sz w:val="18"/>
         </w:rPr>
-        <w:t>https://pubmed.ncbi.nlm.nih.gov/42807325/</w:t>
+        <w:t>https://pubmed.ncbi.nlm.nih.gov/42823687/</w:t>
       </w:r>
     </w:p>
     <w:p>
@@ -368,7 +368,7 @@
         <w:pStyle w:val="Heading2"/>
       </w:pPr>
       <w:r>
-        <w:t>Diversity-Merkmale in Mental-Health-Datenplattform: Verfügbarkeit vs. Berichterstattung</w:t>
+        <w:t>Clinical Decision Support Tool für potenziell sedierende Medikamente in der Palliativmedizin</w:t>
       </w:r>
     </w:p>
     <w:p>
@@ -378,12 +378,12 @@
           <w:color w:val="666666"/>
           <w:sz w:val="18"/>
         </w:rPr>
-        <w:t>Broadbent A et al.  ·  BMJ Open  ·  28.09.2026  ·  PMID 42805638</w:t>
+        <w:t>Krauss SH et al.  ·  BMC Palliat Care  ·  01.10.2026  ·  PMID 42823679</w:t>
       </w:r>
     </w:p>
     <w:p>
       <w:r>
-        <w:t>Querschnittsanalyse von 362 CRIS-Publikationen (South London and Maudsley NHS) zu Verfügbarkeit und Berichterstattung von Diversity-Charakteristiken; Vergleich zwischen vorhandenen Daten und tatsächlicher Nutzung.</w:t>
+        <w:t>Gemischte Pilotstudie an vier Zentren (zwei stationär, zwei Palliativteams) testet Machbarkeit, Angemessenheit und Akzeptabilität einer Evidence- und Expertenkonsens-basierten Warnliste für sedierende Substanzen.</w:t>
       </w:r>
     </w:p>
     <w:p>
@@ -394,7 +394,7 @@
         <w:t xml:space="preserve">Ergebnis: </w:t>
       </w:r>
       <w:r>
-        <w:t>Durchschnittlich 4,0 Merkmale pro Publikation berichtet. Alter (89,3%), Geschlecht (87,3%), Ethnizität (80,4%) häufig; Socioeconomic-Status (42,5%), Partnerschaft (35,0%), Behinderung (27,0%) selten. Geografischer Ort und Obdachlosigkeit zu 97,5% verfügbar, aber nur zu 6,6% bzw. 5,8% genutzt—Berichtslücke.</w:t>
+        <w:t>Retrospektive Kohortenstudie (n=1.189): Warnliste wurde bei Patienten mit unerwünschter Sedation am häufigsten genutzt. Online-Survey (13/33 Befragte nutzten Liste, 8 wollen Nutzung fortsetzen). Fokusgruppen (n=22 Fachleute): Ziel gut verstanden, Nutzen primär in Bildung und Information; 21 % der Berichte enthielten Influential Outlier. Risikonachricht: Warnliste könnte als Sedierungsdosis-Empfehlung fehlinterpretiert werden.</w:t>
       </w:r>
     </w:p>
     <w:p>
@@ -409,7 +409,7 @@
         <w:rPr>
           <w:sz w:val="19"/>
         </w:rPr>
-        <w:t>Britisches NHS, europäisch übertragbar; zeigt Repräsentanzdefizit in EHR-gestützter Forschung.</w:t>
+        <w:t>Deutschland und Österreich, Pilotstandorte in deutschsprachigem Raum</w:t>
       </w:r>
     </w:p>
     <w:p>
@@ -418,65 +418,7 @@
           <w:color w:val="5A7D3A"/>
           <w:sz w:val="18"/>
         </w:rPr>
-        <w:t>https://pubmed.ncbi.nlm.nih.gov/42805638/</w:t>
-      </w:r>
-    </w:p>
-    <w:p>
-      <w:pPr>
-        <w:pStyle w:val="Heading2"/>
-      </w:pPr>
-      <w:r>
-        <w:t>Machine Learning prognostiziert Mortalität bei hochfrequenter Polypharmzie in Herzinsuffizienz</w:t>
-      </w:r>
-    </w:p>
-    <w:p>
-      <w:r>
-        <w:rPr>
-          <w:i/>
-          <w:color w:val="666666"/>
-          <w:sz w:val="18"/>
-        </w:rPr>
-        <w:t>Hooshanginezhad Z et al.  ·  BMC Cardiovasc Disord  ·  24.07.2026  ·  PMID 42800872</w:t>
-      </w:r>
-    </w:p>
-    <w:p>
-      <w:r>
-        <w:t>Sekundäranalyse von 1.375 Patienten mit ambulanter Herzinsuffizienz (Spanien 2006–2016); Random-Forest-Cox-Regression zur Prognose von Überlebensdauer; Stratifizierung nach Polypharmzie-Schwellenwert (≥5 kardiovaskuläre Medikamente).</w:t>
-      </w:r>
-    </w:p>
-    <w:p>
-      <w:r>
-        <w:rPr>
-          <w:b/>
-        </w:rPr>
-        <w:t xml:space="preserve">Ergebnis: </w:t>
-      </w:r>
-      <w:r>
-        <w:t>Signifikanter Überlebensnachteil bei hoher Polypharmzie (log-rank p=0,017, multivariat p&lt;0,001). C-Index 0,804. Top-Prädiktoren: Alter, NT-proBNP, NYHA-Klasse, Krankheitsdauer, Sacubitril-Valsartan, β-Blocker, ACE-Hemmer/ARB. Befund unterstützt personalisierte Verschreibungsstrategien.</w:t>
-      </w:r>
-    </w:p>
-    <w:p>
-      <w:r>
-        <w:rPr>
-          <w:b/>
-          <w:sz w:val="19"/>
-        </w:rPr>
-        <w:t xml:space="preserve">Übertragbarkeit: </w:t>
-      </w:r>
-      <w:r>
-        <w:rPr>
-          <w:sz w:val="19"/>
-        </w:rPr>
-        <w:t>Spanisch-europäisches Versicherungssystem, deutsche Versorgungsrealität strukturell vergleichbar.</w:t>
-      </w:r>
-    </w:p>
-    <w:p>
-      <w:r>
-        <w:rPr>
-          <w:color w:val="5A7D3A"/>
-          <w:sz w:val="18"/>
-        </w:rPr>
-        <w:t>https://pubmed.ncbi.nlm.nih.gov/42800872/</w:t>
+        <w:t>https://pubmed.ncbi.nlm.nih.gov/42823679/</w:t>
       </w:r>
     </w:p>
     <w:sectPr>

--- a/download/studien-aktuell.docx
+++ b/download/studien-aktuell.docx
@@ -62,7 +62,7 @@
           <w:color w:val="666666"/>
           <w:sz w:val="18"/>
         </w:rPr>
-        <w:t>Stand: 03.10.2026  |  6 Studien  |  ki.m-vf.de</w:t>
+        <w:t>Stand: 04.10.2026  |  7 Studien  |  ki.m-vf.de</w:t>
       </w:r>
     </w:p>
     <w:p>
@@ -70,7 +70,7 @@
         <w:pStyle w:val="Heading1"/>
       </w:pPr>
       <w:r>
-        <w:t>Aufgenommen am 03.10.2026</w:t>
+        <w:t>Aufgenommen am 04.10.2026</w:t>
       </w:r>
     </w:p>
     <w:p>
@@ -78,7 +78,7 @@
         <w:pStyle w:val="Heading2"/>
       </w:pPr>
       <w:r>
-        <w:t>Vertrauen und menschliche Faktoren in KI-Entscheidungsunterstützung auf Intensivstationen</w:t>
+        <w:t>FHIR-basiertes Disaster-Health-Dashboard: Echtzeit-Datenvisualisierung für Notfallmanagement</w:t>
       </w:r>
     </w:p>
     <w:p>
@@ -88,12 +88,12 @@
           <w:color w:val="666666"/>
           <w:sz w:val="18"/>
         </w:rPr>
-        <w:t>Darla M et al.  ·  JMIR Hum Factors  ·  02.10.2026  ·  PMID 42826375</w:t>
+        <w:t>Faisal HP et al.  ·  JMIR Med Inform  ·  02.10.2026  ·  PMID 42826230</w:t>
       </w:r>
     </w:p>
     <w:p>
       <w:r>
-        <w:t>Gemischte SEIPS-2.0-informierte Studie an Emory Healthcare evaluiert Wahrnehmungen von Klinikern (ICU/ED) zu KI-CDSS über Survey (n=57) und semi-strukturierte Interviews (n=11) mit A/B-Testing von KI-Szenarien.</w:t>
+        <w:t>Entwicklung eines Web-Dashboards zur Visualisierung von FHIR-standardisierten Gesundheitsdaten nach Katastrophen, mit Anwendung auf WHO-Notfall-Mindestdatensatz in Indonesien.</w:t>
       </w:r>
     </w:p>
     <w:p>
@@ -104,7 +104,7 @@
         <w:t xml:space="preserve">Ergebnis: </w:t>
       </w:r>
       <w:r>
-        <w:t>Vertrauen variiert signifikant nach Patientenakuität (Cochran Q=30,40, p&lt;0,001): stabile Patienten 75 %, verschlechterte Patienten 47 %, kritisch Kranke/undifferenzierte ED-Patienten 44 %. Interne Konsistenz gut (Cronbach α: KI-Wahrnehmung 0,891, Vertrauen 0,743, Implementierung 0,740). Kliniker bevorzugten Opt-in-Alerts (10/11, 91 %), evidenzverlinkte Empfehlungen (7/11, 64 %), keine explizite KI-Erwähnung (8/11, 73 %). Barrieren: Überabhängigkeit, unzureichendes Training, Datenqualitätsbedenken. Thematische Analyse ergab 36 Themen in 6 Domänen. Gradueller Implementierungsansatz erforderlich.</w:t>
+        <w:t>Dashboard integriert 13.300 synthetische Patientendatensätze, zeigt Echtzeitübersicht über Patientenzahl, Gesundheitszustände, Outcomes und geografische Verteilung; unterstützt datengestützte Entscheidungsfindung in Notfalllagen ohne numerische Leistungsmetriken angegeben.</w:t>
       </w:r>
     </w:p>
     <w:p>
@@ -119,7 +119,7 @@
         <w:rPr>
           <w:sz w:val="19"/>
         </w:rPr>
-        <w:t>USA, aber Sicherheits- und Vertrauensbefunde sind universell übertragbar</w:t>
+        <w:t>FHIR-Interoperabilität; konzeptionell auf deutsche DiGA-Infrastruktur übertragbar.</w:t>
       </w:r>
     </w:p>
     <w:p>
@@ -128,7 +128,7 @@
           <w:color w:val="5A7D3A"/>
           <w:sz w:val="18"/>
         </w:rPr>
-        <w:t>https://pubmed.ncbi.nlm.nih.gov/42826375/</w:t>
+        <w:t>https://pubmed.ncbi.nlm.nih.gov/42826230/</w:t>
       </w:r>
     </w:p>
     <w:p>
@@ -136,7 +136,7 @@
         <w:pStyle w:val="Heading2"/>
       </w:pPr>
       <w:r>
-        <w:t>Wearable-Integration in digitale Therapie für Psychose: Co-Design und Machbarkeit</w:t>
+        <w:t>Telemedizin in der Langzeitpflege: Barrieren und Nutzen für spezialistischen Zugang</w:t>
       </w:r>
     </w:p>
     <w:p>
@@ -146,12 +146,12 @@
           <w:color w:val="666666"/>
           <w:sz w:val="18"/>
         </w:rPr>
-        <w:t>Taylor KM et al.  ·  JMIR Hum Factors  ·  02.10.2026  ·  PMID 42826374</w:t>
+        <w:t>SteelFisher GK et al.  ·  JAMA Netw Open  ·  01.10.2026  ·  PMID 42826022</w:t>
       </w:r>
     </w:p>
     <w:p>
       <w:r>
-        <w:t>Qualitative Co-Design und Machbarkeitsstudie mit 10 Experten mit Erfahrung (psychosekranke Personen) entwickelt und testet Wearable-augmentierte SloMo-App über 8 Wochen mit Fokus auf Usability, Akzeptanz und klinische Outcomes.</w:t>
+        <w:t>Befragung von 379 Pflegeheimleiterinnen zu Wahrnehmung und Nutzung von Telemedizin für spezialistischen Zugang bei immobilen älteren Patienten.</w:t>
       </w:r>
     </w:p>
     <w:p>
@@ -162,7 +162,7 @@
         <w:t xml:space="preserve">Ergebnis: </w:t>
       </w:r>
       <w:r>
-        <w:t>Spire Stone (Atemfrequenz und Stress-Physiologie) integriert. 8/10 (80 %) Nutzer berichteten, dass Wearable häufigere Nutzung der SloMo-Features und anderer Bewältigungsstrategien förderte. Höhere Gerätenutzung (n=3) assoziiert mit 25 % Paranoia-Reduktion (SD 6 %) und 84 % Zufriedenheit (SD 13 %); geringere Nutzung (n=7) mit 11 % Paranoia-Anstieg (SD 17 %) und 63 % Zufriedenheit (SD 20 %). Weitere Entwicklung notwendig für breiter akzeptable Lösung.</w:t>
+        <w:t>77% der Nutzer sahen Vorteil bei Mobilitätsbarrieren, 73% berichteten bessere Versorgungsqualität; 73% der Nichtnutzer nannten zu seltenes Angebot durch Spezialistinnen, 62% sahen keinen Qualitätsvorteil, 60% der Nutzer berichteten zusätzliche Zeitbelastung für Pflegepersonal.</w:t>
       </w:r>
     </w:p>
     <w:p>
@@ -177,7 +177,7 @@
         <w:rPr>
           <w:sz w:val="19"/>
         </w:rPr>
-        <w:t>UK-NHS-Setting, Übertragbarkeit auf europäische Systeme gegeben</w:t>
+        <w:t>USA-Studie; Befunde zu organisatorischen Barrieren und Pflegeworkload relevant für deutsche Langzeitpflegeeinrichtungen.</w:t>
       </w:r>
     </w:p>
     <w:p>
@@ -186,7 +186,7 @@
           <w:color w:val="5A7D3A"/>
           <w:sz w:val="18"/>
         </w:rPr>
-        <w:t>https://pubmed.ncbi.nlm.nih.gov/42826374/</w:t>
+        <w:t>https://pubmed.ncbi.nlm.nih.gov/42826022/</w:t>
       </w:r>
     </w:p>
     <w:p>
@@ -194,7 +194,7 @@
         <w:pStyle w:val="Heading2"/>
       </w:pPr>
       <w:r>
-        <w:t>Multimodale Large Language Models in der Parodontitis-Risikobewertung: Vergleich mit zahnärztlicher Expertise</w:t>
+        <w:t>KI-gestützte SNOMED-CT-Kodierung: Human-AI-Workflow für zweisprachige klinische Texte</w:t>
       </w:r>
     </w:p>
     <w:p>
@@ -204,12 +204,12 @@
           <w:color w:val="666666"/>
           <w:sz w:val="18"/>
         </w:rPr>
-        <w:t>Swinckels L et al.  ·  J Med Internet Res  ·  02.10.2026  ·  PMID 42826249</w:t>
+        <w:t>Lee H et al.  ·  J Med Syst  ·  02.10.2026  ·  PMID 42825967</w:t>
       </w:r>
     </w:p>
     <w:p>
       <w:r>
-        <w:t>Studie vergleicht die Leistung von multimodalen LLMs (GPT-4o, Gemini 1.5 Pro, Claude 3.5 Sonnet) bei der Bewertung von Parodontitis-Risiko anhand von EHR-Daten und Panoramaaufnahmen gegen eine Referenzperiodontistin.</w:t>
+        <w:t>Evaluierung eines Large-Language-Model-Agent-Systems zur automatisierten Kodierung von klinischen Freitexten auf SNOMED-CT-Konzepte in Deutsch und Koreanisch, mit Messung von Genauigkeit und Zeitaufwand.</w:t>
       </w:r>
     </w:p>
     <w:p>
@@ -220,7 +220,7 @@
         <w:t xml:space="preserve">Ergebnis: </w:t>
       </w:r>
       <w:r>
-        <w:t>GPT o1 Pro und Claude Sonnet 4 erreichten 86,7 % bzw. 85,6 % akzeptable Ratings (vergleichbar mit Periodontistin 87,8 %), Gemini 2.5 Pro nur 59,4 % (p&lt;0,002). Alle Modelle zeigten Schwächen bei radiografischer Interpretation. Bearbeitungszeiten: Claude 10 Sekunden bis Periodontistin 5 Min 57 Sek. EHR-Daten allein lieferten substantielle Basis auch ohne korrekte Radiografie.</w:t>
+        <w:t>Human-AI-Workflow erhöhte Hit-Rate@1 von 83,7% auf 86,8% (p&lt;0,001), R-Precision von 63,2% auf 67,4% (p&lt;0,001) und reduzierte Kodierungszeit um 53,9% (von 1,57 auf 0,72 min pro Segment).</w:t>
       </w:r>
     </w:p>
     <w:p>
@@ -235,7 +235,7 @@
         <w:rPr>
           <w:sz w:val="19"/>
         </w:rPr>
-        <w:t>Niederlande, vergleichbare Versicherungssysteme und Dokumentationspflichten</w:t>
+        <w:t>Tertärmedizinische Klinik Südkorea; Dokumentationsaufwand-Entlastung direkt auf deutsche EHR-Systeme übertragbar.</w:t>
       </w:r>
     </w:p>
     <w:p>
@@ -244,7 +244,7 @@
           <w:color w:val="5A7D3A"/>
           <w:sz w:val="18"/>
         </w:rPr>
-        <w:t>https://pubmed.ncbi.nlm.nih.gov/42826249/</w:t>
+        <w:t>https://pubmed.ncbi.nlm.nih.gov/42825967/</w:t>
       </w:r>
     </w:p>
     <w:p>
@@ -252,7 +252,7 @@
         <w:pStyle w:val="Heading2"/>
       </w:pPr>
       <w:r>
-        <w:t>KI-gestützte Dokumentation in dänischen Hausarztpraxen: Zeit- und Qualitätseffekte</w:t>
+        <w:t>KI-Screening für Frühgeborenen-Retinopathie: Kosteneffektivität in gemeindebasierten Strukturen</w:t>
       </w:r>
     </w:p>
     <w:p>
@@ -262,12 +262,12 @@
           <w:color w:val="666666"/>
           <w:sz w:val="18"/>
         </w:rPr>
-        <w:t>Olsen LN et al.  ·  JMIR Hum Factors  ·  02.10.2026  ·  PMID 42826248</w:t>
+        <w:t>Xu J et al.  ·  J Glob Health  ·  02.10.2026  ·  PMID 42825367</w:t>
       </w:r>
     </w:p>
     <w:p>
       <w:r>
-        <w:t>Pragmatische Pre-Post-Studie in 20 Hausarztpraxen zur Akzeptanz und Effektivität eines KI-Dokumentationssystems auf Dokumentationszeit und klinische Notizqualität.</w:t>
+        <w:t>Entscheidungsbaumanalyse zur Kosteneffektivität von KI-assistiertem und Telemedizin-basiertem Screening gegenüber Bettseitenscreening durch Spezialisten bei 100.000 Früh­ge­borenen in China.</w:t>
       </w:r>
     </w:p>
     <w:p>
@@ -278,7 +278,7 @@
         <w:t xml:space="preserve">Ergebnis: </w:t>
       </w:r>
       <w:r>
-        <w:t>Selbstbewertete Dokumentationsstruktur stieg von 3,99 auf 4,45, Dokumentationszeit sank von 2,85 auf 2,29 Kategorien. Technologieakzeptanz hoch (TAM 3,76–4,19; SUS 77,5). Externe blinde Bewertung zeigte höhere Scores post-Implementierung bei Qualität und Struktur, aber niedrige Übereinstimmung zwischen Bewertern. Assoziation zwischen Dokumentationszeit und wahrgenommener Qualität vernachlässigbar.</w:t>
+        <w:t>KI-assistiertes Screening war dominierend: Lebenszeitkosten USD 1.507/Person (urban) vs. USD 2.581/Person (ländlich), 29,71 QALYs (urban) vs. 29,58 QALYs (ländlich); Inkrementelle Kosteneffektivität –USD 7.307/QALY (urban) und –USD 3.688/QALY (ländlich) – robust in Sensitivitätsanalysen.</w:t>
       </w:r>
     </w:p>
     <w:p>
@@ -293,7 +293,7 @@
         <w:rPr>
           <w:sz w:val="19"/>
         </w:rPr>
-        <w:t>Skandinavien, höherer Digitalisierungsgrad; Befunde zeigen Möglichkeiten</w:t>
+        <w:t>China; Neonataler Zugang; Modell auch auf deutsche Ressourcen-limitierte Settings übertragbar.</w:t>
       </w:r>
     </w:p>
     <w:p>
@@ -302,7 +302,7 @@
           <w:color w:val="5A7D3A"/>
           <w:sz w:val="18"/>
         </w:rPr>
-        <w:t>https://pubmed.ncbi.nlm.nih.gov/42826248/</w:t>
+        <w:t>https://pubmed.ncbi.nlm.nih.gov/42825367/</w:t>
       </w:r>
     </w:p>
     <w:p>
@@ -310,7 +310,7 @@
         <w:pStyle w:val="Heading2"/>
       </w:pPr>
       <w:r>
-        <w:t>Telerehabilitation für postpartale Beckenbodendysfunktion: Patientenperspektive</w:t>
+        <w:t>Machine Learning zur Stoffwechselsyndrom-Vorhersage bei Jugendlichen anhand von Bewegungsverhalten</w:t>
       </w:r>
     </w:p>
     <w:p>
@@ -320,12 +320,12 @@
           <w:color w:val="666666"/>
           <w:sz w:val="18"/>
         </w:rPr>
-        <w:t>Jönsson H et al.  ·  BMC Musculoskelet Disord  ·  11.09.2026  ·  PMID 42823687</w:t>
+        <w:t>Cao L et al.  ·  Front Public Health  ·  17.09.2026  ·  PMID 42824331</w:t>
       </w:r>
     </w:p>
     <w:p>
       <w:r>
-        <w:t>Qualitative Studie mit 14 schwedischen Frauen nach Telerehabilitation des Beckenbodens untersucht Erfahrungen, Akzeptanz und Wahrnehmungen von digitaler Physiotherapie.</w:t>
+        <w:t>Entwicklung und interne Validierung eines Machine-Learning-Modells zur Identifikation von Stoffwechselsyndrom bei 822 chinesischen 12–15-Jährigen anhand von Beschleunigungsmesser-Daten und Körperzusammensetzung.</w:t>
       </w:r>
     </w:p>
     <w:p>
@@ -336,7 +336,7 @@
         <w:t xml:space="preserve">Ergebnis: </w:t>
       </w:r>
       <w:r>
-        <w:t>Telerehabilitation als "komplementäres Puzzleteil" wahrgenommen mit drei Kategorien: (1) Digitales Format ermöglicht Chancengleichheit (verbesserte Zugänglichkeit, Flexibilität, aktive Partizipation); (2) Digitale Teilnahme erfordert fortgeschrittene Kommunikation (Vermittlung von Fähigkeiten, Körperbewusstsein, zuverlässige Technologie); (3) Zweifel am digitalen Format (fehlende körperliche Untersuchung, Hands-on-Anleitung, zwischenmenschliche Interaktion). Hybrid-Modell könnte Person-zentrierte Versorgung verbessern.</w:t>
+        <w:t>Extra-Trees-Modell erreichte AUC 0,864 im internen Test-Set, Genauigkeit 92,02%, Spezifität 93,33%, Sensitivität 76,92%; SHAP identifizierte Körperfettanteil (0,08) und moderate körperliche Aktivität (0,04) als Hauptprädiktor – externe Validierung noch erforderlich.</w:t>
       </w:r>
     </w:p>
     <w:p>
@@ -351,7 +351,7 @@
         <w:rPr>
           <w:sz w:val="19"/>
         </w:rPr>
-        <w:t>Skandinavien, öffentliches Versicherungssystem, aber höherer Digitalisierungsgrad</w:t>
+        <w:t>Chinesische Schulsample; konzeptionell auf deutsche SchulScreenings übertragbar, aber noch keine Multicentrierung.</w:t>
       </w:r>
     </w:p>
     <w:p>
@@ -360,7 +360,7 @@
           <w:color w:val="5A7D3A"/>
           <w:sz w:val="18"/>
         </w:rPr>
-        <w:t>https://pubmed.ncbi.nlm.nih.gov/42823687/</w:t>
+        <w:t>https://pubmed.ncbi.nlm.nih.gov/42824331/</w:t>
       </w:r>
     </w:p>
     <w:p>
@@ -368,7 +368,7 @@
         <w:pStyle w:val="Heading2"/>
       </w:pPr>
       <w:r>
-        <w:t>Clinical Decision Support Tool für potenziell sedierende Medikamente in der Palliativmedizin</w:t>
+        <w:t>Digitale Hypertonie-Lernplattform (iHEC) in der ärztlichen Weiterbildung: Effekt auf Lernleistung</w:t>
       </w:r>
     </w:p>
     <w:p>
@@ -378,12 +378,12 @@
           <w:color w:val="666666"/>
           <w:sz w:val="18"/>
         </w:rPr>
-        <w:t>Krauss SH et al.  ·  BMC Palliat Care  ·  01.10.2026  ·  PMID 42823679</w:t>
+        <w:t>Xie D et al.  ·  Front Public Health  ·  17.09.2026  ·  PMID 42824199</w:t>
       </w:r>
     </w:p>
     <w:p>
       <w:r>
-        <w:t>Gemischte Pilotstudie an vier Zentren (zwei stationär, zwei Palliativteams) testet Machbarkeit, Angemessenheit und Akzeptabilität einer Evidence- und Expertenkonsens-basierten Warnliste für sedierende Substanzen.</w:t>
+        <w:t>Retrospektive Kohortenstudie mit 245 Assistenzärztinnen zu Effekten einer KI-gestützten hypertensiven Lehr-Plattform auf klinische Prüfungsleistung, Wissenserwerb, selbstgesteuertes Lernen und Kritisches Denken.</w:t>
       </w:r>
     </w:p>
     <w:p>
@@ -394,7 +394,7 @@
         <w:t xml:space="preserve">Ergebnis: </w:t>
       </w:r>
       <w:r>
-        <w:t>Retrospektive Kohortenstudie (n=1.189): Warnliste wurde bei Patienten mit unerwünschter Sedation am häufigsten genutzt. Online-Survey (13/33 Befragte nutzten Liste, 8 wollen Nutzung fortsetzen). Fokusgruppen (n=22 Fachleute): Ziel gut verstanden, Nutzen primär in Bildung und Information; 21 % der Berichte enthielten Influential Outlier. Risikonachricht: Warnliste könnte als Sedierungsdosis-Empfehlung fehlinterpretiert werden.</w:t>
+        <w:t>iHEC-Kohorte zeigte höhere OSCE-Scores (AMD 6,85, 95% CI 5,12–8,58, p&lt;0,001), Wissenswerte (AMD 5,42, p&lt;0,001), Selbstlern-Readiness (AMD 9,86, p&lt;0,001) und kritisches Denken (AMD 12,45, p&lt;0,001); strukturelle Pfadanalyse zeigte, dass selbstgesteuertes Lernen 51,4% des Effekts erklärte.</w:t>
       </w:r>
     </w:p>
     <w:p>
@@ -409,7 +409,7 @@
         <w:rPr>
           <w:sz w:val="19"/>
         </w:rPr>
-        <w:t>Deutschland und Österreich, Pilotstandorte in deutschsprachigem Raum</w:t>
+        <w:t>Chinesische tertiäre Klinik; Konzept zur Kompetenzentwicklung auf deutsche Weiterbildung übertragbar.</w:t>
       </w:r>
     </w:p>
     <w:p>
@@ -418,7 +418,65 @@
           <w:color w:val="5A7D3A"/>
           <w:sz w:val="18"/>
         </w:rPr>
-        <w:t>https://pubmed.ncbi.nlm.nih.gov/42823679/</w:t>
+        <w:t>https://pubmed.ncbi.nlm.nih.gov/42824199/</w:t>
+      </w:r>
+    </w:p>
+    <w:p>
+      <w:pPr>
+        <w:pStyle w:val="Heading2"/>
+      </w:pPr>
+      <w:r>
+        <w:t>Machine Learning für Antimikrobienresistenz-Surveillance: Systematische Übersicht über One-Health-Anwendungen</w:t>
+      </w:r>
+    </w:p>
+    <w:p>
+      <w:r>
+        <w:rPr>
+          <w:i/>
+          <w:color w:val="666666"/>
+          <w:sz w:val="18"/>
+        </w:rPr>
+        <w:t>Rabbani SA et al.  ·  Front Public Health  ·  17.09.2026  ·  PMID 42824150</w:t>
+      </w:r>
+    </w:p>
+    <w:p>
+      <w:r>
+        <w:t>Scoping Review zu Machine-Learning-Methoden zur Antimikrobienresistenz-Überwachung über Klinik, Genomik, Umwelt und One-Health-Systeme, mit Bewertung von Validierung und klinischer Implementierungsreife.</w:t>
+      </w:r>
+    </w:p>
+    <w:p>
+      <w:r>
+        <w:rPr>
+          <w:b/>
+        </w:rPr>
+        <w:t xml:space="preserve">Ergebnis: </w:t>
+      </w:r>
+      <w:r>
+        <w:t>Von 66 eingeschlossenen Studien berichteten 76% Diskriminanzfähigkeit und 63% Explainability, aber nur 37% externe/temporale Validierung, 12% Kalibrierung und 2% prospektive Evaluation mit gemessenem klinischem Impact – technische Machbarkeit weit überwiegend, operative Einsatzreife begrenzt.</w:t>
+      </w:r>
+    </w:p>
+    <w:p>
+      <w:r>
+        <w:rPr>
+          <w:b/>
+          <w:sz w:val="19"/>
+        </w:rPr>
+        <w:t xml:space="preserve">Übertragbarkeit: </w:t>
+      </w:r>
+      <w:r>
+        <w:rPr>
+          <w:sz w:val="19"/>
+        </w:rPr>
+        <w:t>Europäische Gesundheitssysteme; Fokus auf Validierungsdefizite auch hierzulande relevant.</w:t>
+      </w:r>
+    </w:p>
+    <w:p>
+      <w:r>
+        <w:rPr>
+          <w:color w:val="5A7D3A"/>
+          <w:sz w:val="18"/>
+        </w:rPr>
+        <w:t>https://pubmed.ncbi.nlm.nih.gov/42824150/</w:t>
       </w:r>
     </w:p>
     <w:sectPr>

--- a/download/studien-aktuell.docx
+++ b/download/studien-aktuell.docx
@@ -62,7 +62,7 @@
           <w:color w:val="666666"/>
           <w:sz w:val="18"/>
         </w:rPr>
-        <w:t>Stand: 04.10.2026  |  7 Studien  |  ki.m-vf.de</w:t>
+        <w:t>Stand: 05.10.2026  |  7 Studien  |  ki.m-vf.de</w:t>
       </w:r>
     </w:p>
     <w:p>
@@ -70,7 +70,7 @@
         <w:pStyle w:val="Heading1"/>
       </w:pPr>
       <w:r>
-        <w:t>Aufgenommen am 04.10.2026</w:t>
+        <w:t>Aufgenommen am 05.10.2026</w:t>
       </w:r>
     </w:p>
     <w:p>
@@ -78,7 +78,7 @@
         <w:pStyle w:val="Heading2"/>
       </w:pPr>
       <w:r>
-        <w:t>FHIR-basiertes Disaster-Health-Dashboard: Echtzeit-Datenvisualisierung für Notfallmanagement</w:t>
+        <w:t>EHR-Implementierung und Ärzte-Burnout: Dokumentationsbelastung als Schlüsselfaktor</w:t>
       </w:r>
     </w:p>
     <w:p>
@@ -88,12 +88,12 @@
           <w:color w:val="666666"/>
           <w:sz w:val="18"/>
         </w:rPr>
-        <w:t>Faisal HP et al.  ·  JMIR Med Inform  ·  02.10.2026  ·  PMID 42826230</w:t>
+        <w:t>Lee YR et al.  ·  J Eval Clin Pract  ·  Okt. 2026  ·  PMID 42829915</w:t>
       </w:r>
     </w:p>
     <w:p>
       <w:r>
-        <w:t>Entwicklung eines Web-Dashboards zur Visualisierung von FHIR-standardisierten Gesundheitsdaten nach Katastrophen, mit Anwendung auf WHO-Notfall-Mindestdatensatz in Indonesien.</w:t>
+        <w:t>Prospektive Querschnittsstudie über drei Phasen einer systemweiten EHR-Einführung an einer akademischen Klinik zur Identifikation von Burnout-Faktoren bei Ärzten in Akut- und Rehabilitationskliniken.</w:t>
       </w:r>
     </w:p>
     <w:p>
@@ -104,7 +104,7 @@
         <w:t xml:space="preserve">Ergebnis: </w:t>
       </w:r>
       <w:r>
-        <w:t>Dashboard integriert 13.300 synthetische Patientendatensätze, zeigt Echtzeitübersicht über Patientenzahl, Gesundheitszustände, Outcomes und geografische Verteilung; unterstützt datengestützte Entscheidungsfindung in Notfalllagen ohne numerische Leistungsmetriken angegeben.</w:t>
+        <w:t>Insgesamt blieb Burnout über die Implementierungsphasen stabil (p ≥ 0,05); Ärzte über 65 Jahren zeigten durchgehend protektive Effekte (adjustierte Odds Ratio 0,33–0,49); erhöhte Abenddokumentation ("Pyjama Time") korrelierte mit höherem depersonalization-Score (aOR 1,07; p=0,02), insbesondere in der Post-Implementierungsphase mit durchschnittlich 381,6 Min./Tag.</w:t>
       </w:r>
     </w:p>
     <w:p>
@@ -119,7 +119,7 @@
         <w:rPr>
           <w:sz w:val="19"/>
         </w:rPr>
-        <w:t>FHIR-Interoperabilität; konzeptionell auf deutsche DiGA-Infrastruktur übertragbar.</w:t>
+        <w:t>Kanada (Toronto), vergleichbare Gesundheitssystem-Struktur, aber zeigt typische EHR-Implementierungsprobleme</w:t>
       </w:r>
     </w:p>
     <w:p>
@@ -128,7 +128,7 @@
           <w:color w:val="5A7D3A"/>
           <w:sz w:val="18"/>
         </w:rPr>
-        <w:t>https://pubmed.ncbi.nlm.nih.gov/42826230/</w:t>
+        <w:t>https://pubmed.ncbi.nlm.nih.gov/42829915/</w:t>
       </w:r>
     </w:p>
     <w:p>
@@ -136,7 +136,7 @@
         <w:pStyle w:val="Heading2"/>
       </w:pPr>
       <w:r>
-        <w:t>Telemedizin in der Langzeitpflege: Barrieren und Nutzen für spezialistischen Zugang</w:t>
+        <w:t>KI-gestützte zweite Lesart von Zahnröntgenbildern: Verbesserung der Karieserkennung</w:t>
       </w:r>
     </w:p>
     <w:p>
@@ -146,12 +146,12 @@
           <w:color w:val="666666"/>
           <w:sz w:val="18"/>
         </w:rPr>
-        <w:t>SteelFisher GK et al.  ·  JAMA Netw Open  ·  01.10.2026  ·  PMID 42826022</w:t>
+        <w:t>Šmucler R  ·  Cas Lek Cesk  ·  2026  ·  PMID 42829829</w:t>
       </w:r>
     </w:p>
     <w:p>
       <w:r>
-        <w:t>Befragung von 379 Pflegeheimleiterinnen zu Wahrnehmung und Nutzung von Telemedizin für spezialistischen Zugang bei immobilen älteren Patienten.</w:t>
+        <w:t>Analyse des Einsatzes von KI als zweites Leseverfahren bei Bissflügelaufnahmen zur Früherkennung approximaler Schmelzkaries in der zahnärztlichen Praxis.</w:t>
       </w:r>
     </w:p>
     <w:p>
@@ -162,7 +162,7 @@
         <w:t xml:space="preserve">Ergebnis: </w:t>
       </w:r>
       <w:r>
-        <w:t>77% der Nutzer sahen Vorteil bei Mobilitätsbarrieren, 73% berichteten bessere Versorgungsqualität; 73% der Nichtnutzer nannten zu seltenes Angebot durch Spezialistinnen, 62% sahen keinen Qualitätsvorteil, 60% der Nutzer berichteten zusätzliche Zeitbelastung für Pflegepersonal.</w:t>
+        <w:t>Ohne KI-Unterstützung erkannten Zahnärzte 44,3 % approximaler Schmelzläsionen, mit KI-Assistenz 75,8 % – ein Unterschied von 31,5 Prozentpunkten; sichere Implementierung erfordert KI als zweites Leseverfahren, klinische Überprüfung falsch-positiver Befunde und Beibehaltung der Kliniker-Verantwortung.</w:t>
       </w:r>
     </w:p>
     <w:p>
@@ -177,7 +177,7 @@
         <w:rPr>
           <w:sz w:val="19"/>
         </w:rPr>
-        <w:t>USA-Studie; Befunde zu organisatorischen Barrieren und Pflegeworkload relevant für deutsche Langzeitpflegeeinrichtungen.</w:t>
+        <w:t>Zahnmedizin, Deutschland – ähnliche diagnostische Anforderungen und Dokumentationspraktiken</w:t>
       </w:r>
     </w:p>
     <w:p>
@@ -186,7 +186,7 @@
           <w:color w:val="5A7D3A"/>
           <w:sz w:val="18"/>
         </w:rPr>
-        <w:t>https://pubmed.ncbi.nlm.nih.gov/42826022/</w:t>
+        <w:t>https://pubmed.ncbi.nlm.nih.gov/42829829/</w:t>
       </w:r>
     </w:p>
     <w:p>
@@ -194,7 +194,7 @@
         <w:pStyle w:val="Heading2"/>
       </w:pPr>
       <w:r>
-        <w:t>KI-gestützte SNOMED-CT-Kodierung: Human-AI-Workflow für zweisprachige klinische Texte</w:t>
+        <w:t>Digitale Sprachdokumentation in der Klinik: Potenziale und Implementierungsrisiken</w:t>
       </w:r>
     </w:p>
     <w:p>
@@ -204,12 +204,12 @@
           <w:color w:val="666666"/>
           <w:sz w:val="18"/>
         </w:rPr>
-        <w:t>Lee H et al.  ·  J Med Syst  ·  02.10.2026  ·  PMID 42825967</w:t>
+        <w:t>Ettlerová T  ·  Cas Lek Cesk  ·  2026  ·  PMID 42829828</w:t>
       </w:r>
     </w:p>
     <w:p>
       <w:r>
-        <w:t>Evaluierung eines Large-Language-Model-Agent-Systems zur automatisierten Kodierung von klinischen Freitexten auf SNOMED-CT-Konzepte in Deutsch und Koreanisch, mit Messung von Genauigkeit und Zeitaufwand.</w:t>
+        <w:t>Überblick über Einsatz von KI-gestützten digitalen Scribern für automatisierte klinische Dokumentation in ambulanter und stationärer Versorgung unter Analyse von Evidenz, Nutzen, Risiken und Implementierungsanforderungen.</w:t>
       </w:r>
     </w:p>
     <w:p>
@@ -220,7 +220,7 @@
         <w:t xml:space="preserve">Ergebnis: </w:t>
       </w:r>
       <w:r>
-        <w:t>Human-AI-Workflow erhöhte Hit-Rate@1 von 83,7% auf 86,8% (p&lt;0,001), R-Precision von 63,2% auf 67,4% (p&lt;0,001) und reduzierte Kodierungszeit um 53,9% (von 1,57 auf 0,72 min pro Segment).</w:t>
+        <w:t>Studien deuten auf Reduktion der Dokumentationszeit, geringere kognitive Last und bessere Arzt-Patient-Aufmerksamkeit hin; erhebliche Risiken sind Ungenauigkeiten, Auslassungen, überlange Noten und Medikationsfehler – sichere Implementierung erfordert qualifizierte menschliche Überprüfung und Workflow-Integration.</w:t>
       </w:r>
     </w:p>
     <w:p>
@@ -235,7 +235,7 @@
         <w:rPr>
           <w:sz w:val="19"/>
         </w:rPr>
-        <w:t>Tertärmedizinische Klinik Südkorea; Dokumentationsaufwand-Entlastung direkt auf deutsche EHR-Systeme übertragbar.</w:t>
+        <w:t>Tschechisches Gesundheitssystem, Evidenz übertragbar auf deutschsprachigen Raum mit ähnlichen Dokumentationspflichten</w:t>
       </w:r>
     </w:p>
     <w:p>
@@ -244,7 +244,7 @@
           <w:color w:val="5A7D3A"/>
           <w:sz w:val="18"/>
         </w:rPr>
-        <w:t>https://pubmed.ncbi.nlm.nih.gov/42825967/</w:t>
+        <w:t>https://pubmed.ncbi.nlm.nih.gov/42829828/</w:t>
       </w:r>
     </w:p>
     <w:p>
@@ -252,7 +252,7 @@
         <w:pStyle w:val="Heading2"/>
       </w:pPr>
       <w:r>
-        <w:t>KI-Screening für Frühgeborenen-Retinopathie: Kosteneffektivität in gemeindebasierten Strukturen</w:t>
+        <w:t>Echtzeit-AI zur intraoperativen Anatomie-Segmentierung in der Neurochirurgie: erste Klinik-Evaluation</w:t>
       </w:r>
     </w:p>
     <w:p>
@@ -262,12 +262,12 @@
           <w:color w:val="666666"/>
           <w:sz w:val="18"/>
         </w:rPr>
-        <w:t>Xu J et al.  ·  J Glob Health  ·  02.10.2026  ·  PMID 42825367</w:t>
+        <w:t>Khan DZ et al.  ·  Pituitary  ·  03.10.2026  ·  PMID 42829367</w:t>
       </w:r>
     </w:p>
     <w:p>
       <w:r>
-        <w:t>Entscheidungsbaumanalyse zur Kosteneffektivität von KI-assistiertem und Telemedizin-basiertem Screening gegenüber Bettseitenscreening durch Spezialisten bei 100.000 Früh­ge­borenen in China.</w:t>
+        <w:t>IDEAL-Stage-1-Evaluierung von Echtzeit-Pixel-Level-Computer-Vision-KI zur anatomischen Segmentierung während endoskopischer transsphenoidaler Hypophysenchirurgie mit Fokus auf Machbarkeit, Nutzerinteraktion und klinische Sicherheit.</w:t>
       </w:r>
     </w:p>
     <w:p>
@@ -278,7 +278,7 @@
         <w:t xml:space="preserve">Ergebnis: </w:t>
       </w:r>
       <w:r>
-        <w:t>KI-assistiertes Screening war dominierend: Lebenszeitkosten USD 1.507/Person (urban) vs. USD 2.581/Person (ländlich), 29,71 QALYs (urban) vs. 29,58 QALYs (ländlich); Inkrementelle Kosteneffektivität –USD 7.307/QALY (urban) und –USD 3.688/QALY (ländlich) – robust in Sensitivitätsanalysen.</w:t>
+        <w:t>Bei acht Patienten mit Hypophysenadenomen gelang erfolgreiche KI-Deployment in sechs Fällen mit akzeptabler Sella-Segmentations-Genauigkeit; Deployment-Fehler in zwei Fällen aufgrund Boot-Konfiguration; Multiplikator-Feedback führte zur Integration zusätzlicher Struktur-Segmentationen (Karotis-Arterien) und Hardware-Upgrades; Chirurgisches Team bewertete Machbarkeit, Usability und Akzeptabilität zufriedenstellend; keine Sicherheitsvorfälle, keine AI-bedingten Komplikationen, keine signifikante Ablenkung des Operateurs.</w:t>
       </w:r>
     </w:p>
     <w:p>
@@ -293,7 +293,7 @@
         <w:rPr>
           <w:sz w:val="19"/>
         </w:rPr>
-        <w:t>China; Neonataler Zugang; Modell auch auf deutsche Ressourcen-limitierte Settings übertragbar.</w:t>
+        <w:t>Großbritannien (UCL/NHS), hochentwickeltes System; Konzept auf deutsches Neurochirurgie-Setting übertragbar</w:t>
       </w:r>
     </w:p>
     <w:p>
@@ -302,7 +302,7 @@
           <w:color w:val="5A7D3A"/>
           <w:sz w:val="18"/>
         </w:rPr>
-        <w:t>https://pubmed.ncbi.nlm.nih.gov/42825367/</w:t>
+        <w:t>https://pubmed.ncbi.nlm.nih.gov/42829367/</w:t>
       </w:r>
     </w:p>
     <w:p>
@@ -310,7 +310,7 @@
         <w:pStyle w:val="Heading2"/>
       </w:pPr>
       <w:r>
-        <w:t>Machine Learning zur Stoffwechselsyndrom-Vorhersage bei Jugendlichen anhand von Bewegungsverhalten</w:t>
+        <w:t>Tiefenkamera-AI zur Sturzerfassung bei Parkinson und PSP: Datenschutz ohne Cloud-Abhängigkeit</w:t>
       </w:r>
     </w:p>
     <w:p>
@@ -320,12 +320,12 @@
           <w:color w:val="666666"/>
           <w:sz w:val="18"/>
         </w:rPr>
-        <w:t>Cao L et al.  ·  Front Public Health  ·  17.09.2026  ·  PMID 42824331</w:t>
+        <w:t>Kamo H et al.  ·  Front Neurol  ·  18.09.2026  ·  PMID 42827797</w:t>
       </w:r>
     </w:p>
     <w:p>
       <w:r>
-        <w:t>Entwicklung und interne Validierung eines Machine-Learning-Modells zur Identifikation von Stoffwechselsyndrom bei 822 chinesischen 12–15-Jährigen anhand von Beschleunigungsmesser-Daten und Körperzusammensetzung.</w:t>
+        <w:t>Proof-of-Concept-Studie zur Echtzeit-Sturzerkennung durch privacy-preserving Edge-AI mit Tiefenkamera in einem Parkinson-Spezialwohnheim über 6.272 Monitoring-Stunden.</w:t>
       </w:r>
     </w:p>
     <w:p>
@@ -336,7 +336,7 @@
         <w:t xml:space="preserve">Ergebnis: </w:t>
       </w:r>
       <w:r>
-        <w:t>Extra-Trees-Modell erreichte AUC 0,864 im internen Test-Set, Genauigkeit 92,02%, Spezifität 93,33%, Sensitivität 76,92%; SHAP identifizierte Körperfettanteil (0,08) und moderate körperliche Aktivität (0,04) als Hauptprädiktor – externe Validierung noch erforderlich.</w:t>
+        <w:t>Bei 74 bestätigten Stürzen erreichte die KI eine Sensitivität von 52,7 % (post-Update 67,6 %) gegenüber 28,4 % konventioneller Facility-Meldung; positive prädiktive Wertigkeit 45,3 % (post-Update 41,8 %); Video-Analyse zeigte krankheitsspezifische Sturzmuster (PD mit mehr kognitiv-exekutiven Komponenten, PSP mit Gewichtsverlagerungs-Defiziten).</w:t>
       </w:r>
     </w:p>
     <w:p>
@@ -351,7 +351,7 @@
         <w:rPr>
           <w:sz w:val="19"/>
         </w:rPr>
-        <w:t>Chinesische Schulsample; konzeptionell auf deutsche SchulScreenings übertragbar, aber noch keine Multicentrierung.</w:t>
+        <w:t>Japan, Langzeitpflegeeinrichtung – Design auf europäische Pflege-Settings übertragbar, keine Cloud-Abhängigkeit</w:t>
       </w:r>
     </w:p>
     <w:p>
@@ -360,7 +360,7 @@
           <w:color w:val="5A7D3A"/>
           <w:sz w:val="18"/>
         </w:rPr>
-        <w:t>https://pubmed.ncbi.nlm.nih.gov/42824331/</w:t>
+        <w:t>https://pubmed.ncbi.nlm.nih.gov/42827797/</w:t>
       </w:r>
     </w:p>
     <w:p>
@@ -368,7 +368,7 @@
         <w:pStyle w:val="Heading2"/>
       </w:pPr>
       <w:r>
-        <w:t>Digitale Hypertonie-Lernplattform (iHEC) in der ärztlichen Weiterbildung: Effekt auf Lernleistung</w:t>
+        <w:t>Digitale Gesundheitsbildung zur Steigerung von Versicherungsschutz bei Studierenden: RDD-Analyse</w:t>
       </w:r>
     </w:p>
     <w:p>
@@ -378,12 +378,12 @@
           <w:color w:val="666666"/>
           <w:sz w:val="18"/>
         </w:rPr>
-        <w:t>Xie D et al.  ·  Front Public Health  ·  17.09.2026  ·  PMID 42824199</w:t>
+        <w:t>Wang S et al.  ·  Front Public Health  ·  18.09.2026  ·  PMID 42827689</w:t>
       </w:r>
     </w:p>
     <w:p>
       <w:r>
-        <w:t>Retrospektive Kohortenstudie mit 245 Assistenzärztinnen zu Effekten einer KI-gestützten hypertensiven Lehr-Plattform auf klinische Prüfungsleistung, Wissenserwerb, selbstgesteuertes Lernen und Kritisches Denken.</w:t>
+        <w:t>Quasi-experimentelle Studie mittels Regression-Discontinuity-Design zu Effekt einer campusweiten digitalen Gesundheitsaufklärung auf Versicherungsaktualisierung, Wissensstand und Kostenerstattungsquote bei Universitätsstudierenden.</w:t>
       </w:r>
     </w:p>
     <w:p>
@@ -394,7 +394,7 @@
         <w:t xml:space="preserve">Ergebnis: </w:t>
       </w:r>
       <w:r>
-        <w:t>iHEC-Kohorte zeigte höhere OSCE-Scores (AMD 6,85, 95% CI 5,12–8,58, p&lt;0,001), Wissenswerte (AMD 5,42, p&lt;0,001), Selbstlern-Readiness (AMD 9,86, p&lt;0,001) und kritisches Denken (AMD 12,45, p&lt;0,001); strukturelle Pfadanalyse zeigte, dass selbstgesteuertes Lernen 51,4% des Effekts erklärte.</w:t>
+        <w:t>Nach Intervention stiegen Versicherungs-Enrollment von 87,3 auf 98,5 % (β=0,112, p&lt;0,001), Wissensstand von 42,1 auf 93,6 % (β=0,515, p&lt;0,001), erfolgreiche Kostenerstattung von 87,2 auf 97,7 % (β=0,105, p&lt;0,001); Ablehnungsquote sank um ~43 % (von 17,6 auf 10,1 %, Risikodifferenz 7,5 Prozentpunkte); Kognition und Handlungsfähigkeit erklärten 72 % der Mediationseffekte.</w:t>
       </w:r>
     </w:p>
     <w:p>
@@ -409,7 +409,7 @@
         <w:rPr>
           <w:sz w:val="19"/>
         </w:rPr>
-        <w:t>Chinesische tertiäre Klinik; Konzept zur Kompetenzentwicklung auf deutsche Weiterbildung übertragbar.</w:t>
+        <w:t>China (Shandong), aber Design und Erkenntnisse zur digitalen Gesundheitskommunikation übertragbar</w:t>
       </w:r>
     </w:p>
     <w:p>
@@ -418,7 +418,7 @@
           <w:color w:val="5A7D3A"/>
           <w:sz w:val="18"/>
         </w:rPr>
-        <w:t>https://pubmed.ncbi.nlm.nih.gov/42824199/</w:t>
+        <w:t>https://pubmed.ncbi.nlm.nih.gov/42827689/</w:t>
       </w:r>
     </w:p>
     <w:p>
@@ -426,7 +426,7 @@
         <w:pStyle w:val="Heading2"/>
       </w:pPr>
       <w:r>
-        <w:t>Machine Learning für Antimikrobienresistenz-Surveillance: Systematische Übersicht über One-Health-Anwendungen</w:t>
+        <w:t>Machine Learning zur Vorhersage langfristigen Gewichtserhalts nach Fasten: Mikrobiom- und klinische Prädiktoren</w:t>
       </w:r>
     </w:p>
     <w:p>
@@ -436,12 +436,12 @@
           <w:color w:val="666666"/>
           <w:sz w:val="18"/>
         </w:rPr>
-        <w:t>Rabbani SA et al.  ·  Front Public Health  ·  17.09.2026  ·  PMID 42824150</w:t>
+        <w:t>Kaufhold G et al.  ·  Genome Med  ·  16.09.2026  ·  PMID 42754908</w:t>
       </w:r>
     </w:p>
     <w:p>
       <w:r>
-        <w:t>Scoping Review zu Machine-Learning-Methoden zur Antimikrobienresistenz-Überwachung über Klinik, Genomik, Umwelt und One-Health-Systeme, mit Bewertung von Validierung und klinischer Implementierungsreife.</w:t>
+        <w:t>Randomisierte, wartelisten-kontrollierte Studie an 38 gesunden Erwachsenen mit 5-Tage-Fastenintervention und 12-Wochen-Follow-up; Machine-Learning-Modelle identifizierten Baseline-Prädiktoren des individuellen Gewichtsverlust-Ansprechens an Tag 84 und externe Validierung in drei unabhängigen Kohorten.</w:t>
       </w:r>
     </w:p>
     <w:p>
@@ -452,7 +452,7 @@
         <w:t xml:space="preserve">Ergebnis: </w:t>
       </w:r>
       <w:r>
-        <w:t>Von 66 eingeschlossenen Studien berichteten 76% Diskriminanzfähigkeit und 63% Explainability, aber nur 37% externe/temporale Validierung, 12% Kalibrierung und 2% prospektive Evaluation mit gemessenem klinischem Impact – technische Machbarkeit weit überwiegend, operative Einsatzreife begrenzt.</w:t>
+        <w:t>Modell kombinierend Mikrobiom und klinische Variablen (Faecalibacterium-Art, Oscillibacter sp., LDL-Cholesterin, systolischer Blutdruck) sagte Gewichtsverlust-Response vorhersehbar; Modell generalisierte auf drei externe Kohorten einschließlich Metabolisches-Syndrom-Patienten und Multiple-Sklerose-Patienten mit wiederholtem Fasten; Baseline-Mikrobiom-Diversität assoziiert mit postfastingem Mikrobindiversitäts-Wandel.</w:t>
       </w:r>
     </w:p>
     <w:p>
@@ -467,7 +467,7 @@
         <w:rPr>
           <w:sz w:val="19"/>
         </w:rPr>
-        <w:t>Europäische Gesundheitssysteme; Fokus auf Validierungsdefizite auch hierzulande relevant.</w:t>
+        <w:t>Deutschland (Charité Berlin), prospektive Originaldaten, vergleichbare Bevölkerung</w:t>
       </w:r>
     </w:p>
     <w:p>
@@ -476,7 +476,7 @@
           <w:color w:val="5A7D3A"/>
           <w:sz w:val="18"/>
         </w:rPr>
-        <w:t>https://pubmed.ncbi.nlm.nih.gov/42824150/</w:t>
+        <w:t>https://pubmed.ncbi.nlm.nih.gov/42754908/</w:t>
       </w:r>
     </w:p>
     <w:sectPr>

--- a/download/studien-aktuell.docx
+++ b/download/studien-aktuell.docx
@@ -62,7 +62,7 @@
           <w:color w:val="666666"/>
           <w:sz w:val="18"/>
         </w:rPr>
-        <w:t>Stand: 05.10.2026  |  7 Studien  |  ki.m-vf.de</w:t>
+        <w:t>Stand: 06.10.2026  |  7 Studien  |  ki.m-vf.de</w:t>
       </w:r>
     </w:p>
     <w:p>
@@ -70,7 +70,7 @@
         <w:pStyle w:val="Heading1"/>
       </w:pPr>
       <w:r>
-        <w:t>Aufgenommen am 05.10.2026</w:t>
+        <w:t>Aufgenommen am 06.10.2026</w:t>
       </w:r>
     </w:p>
     <w:p>
@@ -78,7 +78,7 @@
         <w:pStyle w:val="Heading2"/>
       </w:pPr>
       <w:r>
-        <w:t>EHR-Implementierung und Ärzte-Burnout: Dokumentationsbelastung als Schlüsselfaktor</w:t>
+        <w:t>ML-gestützte Diagnose bipolarer Störung: externe Validierung eines RNA-Editing-Tests</w:t>
       </w:r>
     </w:p>
     <w:p>
@@ -88,12 +88,12 @@
           <w:color w:val="666666"/>
           <w:sz w:val="18"/>
         </w:rPr>
-        <w:t>Lee YR et al.  ·  J Eval Clin Pract  ·  Okt. 2026  ·  PMID 42829915</w:t>
+        <w:t>Weissmann D et al.  ·  BMJ Ment Health  ·  05.10.2026  ·  PMID 42833865</w:t>
       </w:r>
     </w:p>
     <w:p>
       <w:r>
-        <w:t>Prospektive Querschnittsstudie über drei Phasen einer systemweiten EHR-Einführung an einer akademischen Klinik zur Identifikation von Burnout-Faktoren bei Ärzten in Akut- und Rehabilitationskliniken.</w:t>
+        <w:t>Prospektive externe Validierung eines Machine-Learning-Tests zur Differenzierung bipolarer Störung von Depression anhand von RNA-Editing-Biomarkern in vier europäischen Zentren.</w:t>
       </w:r>
     </w:p>
     <w:p>
@@ -104,7 +104,7 @@
         <w:t xml:space="preserve">Ergebnis: </w:t>
       </w:r>
       <w:r>
-        <w:t>Insgesamt blieb Burnout über die Implementierungsphasen stabil (p ≥ 0,05); Ärzte über 65 Jahren zeigten durchgehend protektive Effekte (adjustierte Odds Ratio 0,33–0,49); erhöhte Abenddokumentation ("Pyjama Time") korrelierte mit höherem depersonalization-Score (aOR 1,07; p=0,02), insbesondere in der Post-Implementierungsphase mit durchschnittlich 381,6 Min./Tag.</w:t>
+        <w:t>Bei 393 Patienten mit depressiven Episoden: AUC 0,873 (95%-KI 0,837–0,909), Sensitivität 82,6%, Spezifität 80,3%. Die Leistung war konsistent über alle Standorte und Patientengruppen. RNA-Editing-Biomarker waren die wichtigsten Modellvariablen.</w:t>
       </w:r>
     </w:p>
     <w:p>
@@ -119,7 +119,7 @@
         <w:rPr>
           <w:sz w:val="19"/>
         </w:rPr>
-        <w:t>Kanada (Toronto), vergleichbare Gesundheitssystem-Struktur, aber zeigt typische EHR-Implementierungsprobleme</w:t>
+        <w:t>Europäische Multizenterstudie, vergleichbare psychiatrische Versorgungssysteme, Anwendbarkeit auf deutsches Setting gegeben.</w:t>
       </w:r>
     </w:p>
     <w:p>
@@ -128,7 +128,7 @@
           <w:color w:val="5A7D3A"/>
           <w:sz w:val="18"/>
         </w:rPr>
-        <w:t>https://pubmed.ncbi.nlm.nih.gov/42829915/</w:t>
+        <w:t>https://pubmed.ncbi.nlm.nih.gov/42833865/</w:t>
       </w:r>
     </w:p>
     <w:p>
@@ -136,7 +136,7 @@
         <w:pStyle w:val="Heading2"/>
       </w:pPr>
       <w:r>
-        <w:t>KI-gestützte zweite Lesart von Zahnröntgenbildern: Verbesserung der Karieserkennung</w:t>
+        <w:t>KI und Screening bei Aortenklappenkrankheit: Überblick zur klinischen Integration</w:t>
       </w:r>
     </w:p>
     <w:p>
@@ -146,12 +146,12 @@
           <w:color w:val="666666"/>
           <w:sz w:val="18"/>
         </w:rPr>
-        <w:t>Šmucler R  ·  Cas Lek Cesk  ·  2026  ·  PMID 42829829</w:t>
+        <w:t>Horn I et al.  ·  Dtsch Med Wochenschr  ·  05.10.2026  ·  PMID 42833204</w:t>
       </w:r>
     </w:p>
     <w:p>
       <w:r>
-        <w:t>Analyse des Einsatzes von KI als zweites Leseverfahren bei Bissflügelaufnahmen zur Früherkennung approximaler Schmelzkaries in der zahnärztlichen Praxis.</w:t>
+        <w:t>Überblicksbeitrag zu neuen ESC/EACTS 2025-Leitlinien für Aortenklappenstenose und Rolle von KI-Tools (digitales Stethoskop, EKG-basiertes Screening) bei Früherkennung; keine empirische Datenbasis.</w:t>
       </w:r>
     </w:p>
     <w:p>
@@ -162,7 +162,7 @@
         <w:t xml:space="preserve">Ergebnis: </w:t>
       </w:r>
       <w:r>
-        <w:t>Ohne KI-Unterstützung erkannten Zahnärzte 44,3 % approximaler Schmelzläsionen, mit KI-Assistenz 75,8 % – ein Unterschied von 31,5 Prozentpunkten; sichere Implementierung erfordert KI als zweites Leseverfahren, klinische Überprüfung falsch-positiver Befunde und Beibehaltung der Kliniker-Verantwortung.</w:t>
+        <w:t>Paradigmenwechsel: Frühe Intervention für symptomatische Patienten empfohlen. KI-Tools wie digitales Stethoskop und EKG-basiertes Screening unterstützen Screening-Prozesse. Altersgrenze für TAVI auf 70 Jahre gesenkt (Klasse-I-Empfehlung für trikuspide Klappen mit geeigneter Anatomie). Bedeutung des interdisziplinären Heart Teams unterstrichen.</w:t>
       </w:r>
     </w:p>
     <w:p>
@@ -177,7 +177,7 @@
         <w:rPr>
           <w:sz w:val="19"/>
         </w:rPr>
-        <w:t>Zahnmedizin, Deutschland – ähnliche diagnostische Anforderungen und Dokumentationspraktiken</w:t>
+        <w:t>Deutschsprachige Quelle, direkte Anwendung auf deutsches Versorgungssystem, Leitlinien-orientiert.</w:t>
       </w:r>
     </w:p>
     <w:p>
@@ -186,7 +186,7 @@
           <w:color w:val="5A7D3A"/>
           <w:sz w:val="18"/>
         </w:rPr>
-        <w:t>https://pubmed.ncbi.nlm.nih.gov/42829829/</w:t>
+        <w:t>https://pubmed.ncbi.nlm.nih.gov/42833204/</w:t>
       </w:r>
     </w:p>
     <w:p>
@@ -194,7 +194,7 @@
         <w:pStyle w:val="Heading2"/>
       </w:pPr>
       <w:r>
-        <w:t>Digitale Sprachdokumentation in der Klinik: Potenziale und Implementierungsrisiken</w:t>
+        <w:t>Partizipative Gestaltung von KI-gestützten Clinical-Decision-Support-Systemen: Scoping Review</w:t>
       </w:r>
     </w:p>
     <w:p>
@@ -204,12 +204,12 @@
           <w:color w:val="666666"/>
           <w:sz w:val="18"/>
         </w:rPr>
-        <w:t>Ettlerová T  ·  Cas Lek Cesk  ·  2026  ·  PMID 42829828</w:t>
+        <w:t>Rambach T et al.  ·  JMIR Med Inform  ·  05.10.2026  ·  PMID 42832741</w:t>
       </w:r>
     </w:p>
     <w:p>
       <w:r>
-        <w:t>Überblick über Einsatz von KI-gestützten digitalen Scribern für automatisierte klinische Dokumentation in ambulanter und stationärer Versorgung unter Analyse von Evidenz, Nutzen, Risiken und Implementierungsanforderungen.</w:t>
+        <w:t>Systematische Übersicht, wie Partizipation und Nutzerzentrierung in Entwicklung, Pilotierung und Implementierung von KI-CDSS eingesetzt werden; Analyse von 37 Studien zu Einbindung klinischer Fachkräfte.</w:t>
       </w:r>
     </w:p>
     <w:p>
@@ -220,7 +220,7 @@
         <w:t xml:space="preserve">Ergebnis: </w:t>
       </w:r>
       <w:r>
-        <w:t>Studien deuten auf Reduktion der Dokumentationszeit, geringere kognitive Last und bessere Arzt-Patient-Aufmerksamkeit hin; erhebliche Risiken sind Ungenauigkeiten, Auslassungen, überlange Noten und Medikationsfehler – sichere Implementierung erfordert qualifizierte menschliche Überprüfung und Workflow-Integration.</w:t>
+        <w:t>Partizipation war häufiger iterativ oder nutzergesteuert als echtes Co-Design. Ärzte waren fast immer beteiligt, Pflegefachpersonen und andere Berufsgruppen selten. Partizipation unterstützte hauptsächlich Anforderungsanalyse und Workflow-Anpassung. Barrieren: Zeitdruck, begrenzte Kontinuität, Skepsis gegenüber KI. Ethische, rechtliche und soziale Aspekte wurden meist implizit adressiert.</w:t>
       </w:r>
     </w:p>
     <w:p>
@@ -235,7 +235,7 @@
         <w:rPr>
           <w:sz w:val="19"/>
         </w:rPr>
-        <w:t>Tschechisches Gesundheitssystem, Evidenz übertragbar auf deutschsprachigen Raum mit ähnlichen Dokumentationspflichten</w:t>
+        <w:t>Deutsche und englischsprachige Literatur, Implementierungsforschung mit klarem Bezug zu europäischen Gesundheitssystemen.</w:t>
       </w:r>
     </w:p>
     <w:p>
@@ -244,7 +244,7 @@
           <w:color w:val="5A7D3A"/>
           <w:sz w:val="18"/>
         </w:rPr>
-        <w:t>https://pubmed.ncbi.nlm.nih.gov/42829828/</w:t>
+        <w:t>https://pubmed.ncbi.nlm.nih.gov/42832741/</w:t>
       </w:r>
     </w:p>
     <w:p>
@@ -252,7 +252,7 @@
         <w:pStyle w:val="Heading2"/>
       </w:pPr>
       <w:r>
-        <w:t>Echtzeit-AI zur intraoperativen Anatomie-Segmentierung in der Neurochirurgie: erste Klinik-Evaluation</w:t>
+        <w:t>Digitale Therapeutik plus Pharmakotherapie in Panikstörung: randomisierte Multizenter-Studie</w:t>
       </w:r>
     </w:p>
     <w:p>
@@ -262,12 +262,12 @@
           <w:color w:val="666666"/>
           <w:sz w:val="18"/>
         </w:rPr>
-        <w:t>Khan DZ et al.  ·  Pituitary  ·  03.10.2026  ·  PMID 42829367</w:t>
+        <w:t>Ko Y et al.  ·  J Med Internet Res  ·  05.10.2026  ·  PMID 42832728</w:t>
       </w:r>
     </w:p>
     <w:p>
       <w:r>
-        <w:t>IDEAL-Stage-1-Evaluierung von Echtzeit-Pixel-Level-Computer-Vision-KI zur anatomischen Segmentierung während endoskopischer transsphenoidaler Hypophysenchirurgie mit Fokus auf Machbarkeit, Nutzerinteraktion und klinische Sicherheit.</w:t>
+        <w:t>8-wöchige randomisierte Studie zur Wirksamkeit einer verschreibungspflichtigen mobilen Digital-Therapeutik (CBT-Module, Symptommanagement, Lifestyle-Tracking) zusätzlich zur Standardpharmakotherapie bei akuten Panikstörungen.</w:t>
       </w:r>
     </w:p>
     <w:p>
@@ -278,7 +278,7 @@
         <w:t xml:space="preserve">Ergebnis: </w:t>
       </w:r>
       <w:r>
-        <w:t>Bei acht Patienten mit Hypophysenadenomen gelang erfolgreiche KI-Deployment in sechs Fällen mit akzeptabler Sella-Segmentations-Genauigkeit; Deployment-Fehler in zwei Fällen aufgrund Boot-Konfiguration; Multiplikator-Feedback führte zur Integration zusätzlicher Struktur-Segmentationen (Karotis-Arterien) und Hardware-Upgrades; Chirurgisches Team bewertete Machbarkeit, Usability und Akzeptabilität zufriedenstellend; keine Sicherheitsvorfälle, keine AI-bedingten Komplikationen, keine signifikante Ablenkung des Operateurs.</w:t>
+        <w:t>66 Patienten randomisiert; Analysestichprobe 61 (32 DTx+Pharma, 29 Pharma allein). DTx-Gruppe: PDSS-SR-Reduktion 40,29% vs. 17,61% (p=0,007), bereits in Woche 2 sichtbar (26,66% vs. 11,05%, p=0,02). Responderquote (≥40% Reduktion) 53,12% vs. 17,24% (p=0,007). Adhärenzrate 78,12%. Dauerhafte Verbesserungen bei generalisierter Angst und katastrophalen Kognitionen.</w:t>
       </w:r>
     </w:p>
     <w:p>
@@ -293,7 +293,7 @@
         <w:rPr>
           <w:sz w:val="19"/>
         </w:rPr>
-        <w:t>Großbritannien (UCL/NHS), hochentwickeltes System; Konzept auf deutsches Neurochirurgie-Setting übertragbar</w:t>
+        <w:t>Südkoreanische Multizenter-RCT, vergleichbare Psychiatrie-Versorgung, Digitalisierungsgrad ähnlich Deutschland.</w:t>
       </w:r>
     </w:p>
     <w:p>
@@ -302,7 +302,7 @@
           <w:color w:val="5A7D3A"/>
           <w:sz w:val="18"/>
         </w:rPr>
-        <w:t>https://pubmed.ncbi.nlm.nih.gov/42829367/</w:t>
+        <w:t>https://pubmed.ncbi.nlm.nih.gov/42832728/</w:t>
       </w:r>
     </w:p>
     <w:p>
@@ -310,7 +310,7 @@
         <w:pStyle w:val="Heading2"/>
       </w:pPr>
       <w:r>
-        <w:t>Tiefenkamera-AI zur Sturzerfassung bei Parkinson und PSP: Datenschutz ohne Cloud-Abhängigkeit</w:t>
+        <w:t>Telemedizin in der Notfallversorgung: qualitative Clinician-Studie</w:t>
       </w:r>
     </w:p>
     <w:p>
@@ -320,12 +320,12 @@
           <w:color w:val="666666"/>
           <w:sz w:val="18"/>
         </w:rPr>
-        <w:t>Kamo H et al.  ·  Front Neurol  ·  18.09.2026  ·  PMID 42827797</w:t>
+        <w:t>Faiz J et al.  ·  J Med Internet Res  ·  05.10.2026  ·  PMID 42832689</w:t>
       </w:r>
     </w:p>
     <w:p>
       <w:r>
-        <w:t>Proof-of-Concept-Studie zur Echtzeit-Sturzerkennung durch privacy-preserving Edge-AI mit Tiefenkamera in einem Parkinson-Spezialwohnheim über 6.272 Monitoring-Stunden.</w:t>
+        <w:t>Qualitative Studie zu Erfahrungen von 15 Notfallmedizinern mit Telemedizin-Notfallversorgung (Telefon/Video) in VA-System; Fokus auf klinische Entscheidungsfindung, Beziehungsaufbau und berufliche Zufriedenheit.</w:t>
       </w:r>
     </w:p>
     <w:p>
@@ -336,7 +336,7 @@
         <w:t xml:space="preserve">Ergebnis: </w:t>
       </w:r>
       <w:r>
-        <w:t>Bei 74 bestätigten Stürzen erreichte die KI eine Sensitivität von 52,7 % (post-Update 67,6 %) gegenüber 28,4 % konventioneller Facility-Meldung; positive prädiktive Wertigkeit 45,3 % (post-Update 41,8 %); Video-Analyse zeigte krankheitsspezifische Sturzmuster (PD mit mehr kognitiv-exekutiven Komponenten, PSP mit Gewichtsverlagerungs-Defiziten).</w:t>
+        <w:t>Teilnehmer berichteten Chancen: Vermeidung unnötiger ED-Vorstellungen, fokussierte Patienteninteraktionen, verbesserte Jobzufriedenheit durch flexible virtuelle Schichten. Herausforderungen: Lücken in Primärversorgung, Care-Koordination. Vier Hauptthemen identifiziert zur virtuellen Entscheidungsfindung, Anbieter-Patienten-Beziehung, Wohlbefinden und operative Hürden.</w:t>
       </w:r>
     </w:p>
     <w:p>
@@ -351,7 +351,7 @@
         <w:rPr>
           <w:sz w:val="19"/>
         </w:rPr>
-        <w:t>Japan, Langzeitpflegeeinrichtung – Design auf europäische Pflege-Settings übertragbar, keine Cloud-Abhängigkeit</w:t>
+        <w:t>USA-Qualitätsstudie ohne Strukturübertragbarkeit; klinische Erkenntnisse zur Telemedizin-Akzeptanz jedoch relevant.</w:t>
       </w:r>
     </w:p>
     <w:p>
@@ -360,7 +360,7 @@
           <w:color w:val="5A7D3A"/>
           <w:sz w:val="18"/>
         </w:rPr>
-        <w:t>https://pubmed.ncbi.nlm.nih.gov/42827797/</w:t>
+        <w:t>https://pubmed.ncbi.nlm.nih.gov/42832689/</w:t>
       </w:r>
     </w:p>
     <w:p>
@@ -368,7 +368,7 @@
         <w:pStyle w:val="Heading2"/>
       </w:pPr>
       <w:r>
-        <w:t>Digitale Gesundheitsbildung zur Steigerung von Versicherungsschutz bei Studierenden: RDD-Analyse</w:t>
+        <w:t>Radiomics-Modelle für Lungenkrebsfrüherkennung: Multizenterstudie mit Mixed-Effects-Ansatz</w:t>
       </w:r>
     </w:p>
     <w:p>
@@ -378,12 +378,12 @@
           <w:color w:val="666666"/>
           <w:sz w:val="18"/>
         </w:rPr>
-        <w:t>Wang S et al.  ·  Front Public Health  ·  18.09.2026  ·  PMID 42827689</w:t>
+        <w:t>Hunter B et al.  ·  Eur Radiol Exp  ·  05.10.2026  ·  PMID 42831983</w:t>
       </w:r>
     </w:p>
     <w:p>
       <w:r>
-        <w:t>Quasi-experimentelle Studie mittels Regression-Discontinuity-Design zu Effekt einer campusweiten digitalen Gesundheitsaufklärung auf Versicherungsaktualisierung, Wissensstand und Kostenerstattungsquote bei Universitätsstudierenden.</w:t>
+        <w:t>Retrospektive Studie an 1.026 Patienten (2.071 CT-Scans) aus sieben UK-Kliniken zur Entwicklung und Validierung von Radiomics-Modellen für Vorhersage der Malignität indeterminierter Lungennoduli (5–30 mm) unter Berücksichtigung von Heterogenität zwischen Zentren.</w:t>
       </w:r>
     </w:p>
     <w:p>
@@ -394,7 +394,7 @@
         <w:t xml:space="preserve">Ergebnis: </w:t>
       </w:r>
       <w:r>
-        <w:t>Nach Intervention stiegen Versicherungs-Enrollment von 87,3 auf 98,5 % (β=0,112, p&lt;0,001), Wissensstand von 42,1 auf 93,6 % (β=0,515, p&lt;0,001), erfolgreiche Kostenerstattung von 87,2 auf 97,7 % (β=0,105, p&lt;0,001); Ablehnungsquote sank um ~43 % (von 17,6 auf 10,1 %, Risikodifferenz 7,5 Prozentpunkte); Kognition und Handlungsfähigkeit erklärten 72 % der Mediationseffekte.</w:t>
+        <w:t>Mixed-Effects-Modell zeigte beste Diskriminanz: AUC 0,91 (95%-KI 0,90–0,93) in Kreuzvalidierung vs. ComBat 0,75 und Fixed-Effects 0,88 (p&lt;0,0001 und 0,003). Radiomics-Features blieben in multivariablen Modellen mit klinischen Merkmalen signifikant. Nettovorteil gegenüber Volumen allein und Brock-Score. Gut kalibriert. Externe Validierung bestätigte Robustheit.</w:t>
       </w:r>
     </w:p>
     <w:p>
@@ -409,7 +409,7 @@
         <w:rPr>
           <w:sz w:val="19"/>
         </w:rPr>
-        <w:t>China (Shandong), aber Design und Erkenntnisse zur digitalen Gesundheitskommunikation übertragbar</w:t>
+        <w:t>Britische Multizenterstudie, NHS-Kontext, methodisch hochwertig für europäische Adaptierung.</w:t>
       </w:r>
     </w:p>
     <w:p>
@@ -418,7 +418,7 @@
           <w:color w:val="5A7D3A"/>
           <w:sz w:val="18"/>
         </w:rPr>
-        <w:t>https://pubmed.ncbi.nlm.nih.gov/42827689/</w:t>
+        <w:t>https://pubmed.ncbi.nlm.nih.gov/42831983/</w:t>
       </w:r>
     </w:p>
     <w:p>
@@ -426,7 +426,7 @@
         <w:pStyle w:val="Heading2"/>
       </w:pPr>
       <w:r>
-        <w:t>Machine Learning zur Vorhersage langfristigen Gewichtserhalts nach Fasten: Mikrobiom- und klinische Prädiktoren</w:t>
+        <w:t>Leitlinien-gestützte LLM-Chatbots für Patientenerziehung in Rheumatologie: nationale Multizenter-Evaluierung</w:t>
       </w:r>
     </w:p>
     <w:p>
@@ -436,12 +436,12 @@
           <w:color w:val="666666"/>
           <w:sz w:val="18"/>
         </w:rPr>
-        <w:t>Kaufhold G et al.  ·  Genome Med  ·  16.09.2026  ·  PMID 42754908</w:t>
+        <w:t>Wilhelmi T et al.  ·  J Med Syst  ·  05.10.2026  ·  PMID 42830368</w:t>
       </w:r>
     </w:p>
     <w:p>
       <w:r>
-        <w:t>Randomisierte, wartelisten-kontrollierte Studie an 38 gesunden Erwachsenen mit 5-Tage-Fastenintervention und 12-Wochen-Follow-up; Machine-Learning-Modelle identifizierten Baseline-Prädiktoren des individuellen Gewichtsverlust-Ansprechens an Tag 84 und externe Validierung in drei unabhängigen Kohorten.</w:t>
+        <w:t>Multizenter-Evaluierung zehn krankheitsspezifischer, leitliniengestützter LLM-Chatbots (basierend auf deutschen Leitlinien) an 13 rheumatologischen Zentren und sechs Patientenorganisationen; Nutzeruberfeedback und LLM-basierte Bewertung von 6.291 Fragen.</w:t>
       </w:r>
     </w:p>
     <w:p>
@@ -452,7 +452,7 @@
         <w:t xml:space="preserve">Ergebnis: </w:t>
       </w:r>
       <w:r>
-        <w:t>Modell kombinierend Mikrobiom und klinische Variablen (Faecalibacterium-Art, Oscillibacter sp., LDL-Cholesterin, systolischer Blutdruck) sagte Gewichtsverlust-Response vorhersehbar; Modell generalisierte auf drei externe Kohorten einschließlich Metabolisches-Syndrom-Patienten und Multiple-Sklerose-Patienten mit wiederholtem Fasten; Baseline-Mikrobiom-Diversität assoziiert mit postfastingem Mikrobindiversitäts-Wandel.</w:t>
+        <w:t>September 2025–Januar 2026: 6.291 Fragen aufgezeichnet. 4,2% konnten Chatbots nicht beantworten. Von 2.671 durch Nutzer bewerteten Antworten: 92,9% positiv. Häufigster Grund für negatives Feedback: unzureichende Detailfülle (65,8%). Von 602 Fragebogenteilnehmern: 84,6% nutzungsfreundlich, 84,1% verständlich, 80,2% nützliche Ergänzung. LLM-Bewertung: 95,3% vollständig sicher, 79,1% vollständig korrekt. Leitlinienadhärenz: 45,0% vollständig konform.</w:t>
       </w:r>
     </w:p>
     <w:p>
@@ -467,7 +467,7 @@
         <w:rPr>
           <w:sz w:val="19"/>
         </w:rPr>
-        <w:t>Deutschland (Charité Berlin), prospektive Originaldaten, vergleichbare Bevölkerung</w:t>
+        <w:t>Deutsche Multizenter-Studie, deutsches Versorgungssystem, direkt übertragbar.</w:t>
       </w:r>
     </w:p>
     <w:p>
@@ -476,7 +476,7 @@
           <w:color w:val="5A7D3A"/>
           <w:sz w:val="18"/>
         </w:rPr>
-        <w:t>https://pubmed.ncbi.nlm.nih.gov/42754908/</w:t>
+        <w:t>https://pubmed.ncbi.nlm.nih.gov/42830368/</w:t>
       </w:r>
     </w:p>
     <w:sectPr>

--- a/download/studien-aktuell.docx
+++ b/download/studien-aktuell.docx
@@ -62,7 +62,7 @@
           <w:color w:val="666666"/>
           <w:sz w:val="18"/>
         </w:rPr>
-        <w:t>Stand: 06.10.2026  |  7 Studien  |  ki.m-vf.de</w:t>
+        <w:t>Stand: 07.10.2026  |  6 Studien  |  ki.m-vf.de</w:t>
       </w:r>
     </w:p>
     <w:p>
@@ -70,7 +70,7 @@
         <w:pStyle w:val="Heading1"/>
       </w:pPr>
       <w:r>
-        <w:t>Aufgenommen am 06.10.2026</w:t>
+        <w:t>Aufgenommen am 07.10.2026</w:t>
       </w:r>
     </w:p>
     <w:p>
@@ -78,7 +78,7 @@
         <w:pStyle w:val="Heading2"/>
       </w:pPr>
       <w:r>
-        <w:t>ML-gestützte Diagnose bipolarer Störung: externe Validierung eines RNA-Editing-Tests</w:t>
+        <w:t>Digitale Fragmentierung in NHS: Folgen für Antimikrobien-Stewardship</w:t>
       </w:r>
     </w:p>
     <w:p>
@@ -88,12 +88,12 @@
           <w:color w:val="666666"/>
           <w:sz w:val="18"/>
         </w:rPr>
-        <w:t>Weissmann D et al.  ·  BMJ Ment Health  ·  05.10.2026  ·  PMID 42833865</w:t>
+        <w:t>Schneider V et al.  ·  J Med Internet Res  ·  06.10.2026  ·  PMID 42837652</w:t>
       </w:r>
     </w:p>
     <w:p>
       <w:r>
-        <w:t>Prospektive externe Validierung eines Machine-Learning-Tests zur Differenzierung bipolarer Störung von Depression anhand von RNA-Editing-Biomarkern in vier europäischen Zentren.</w:t>
+        <w:t>Rapid Review untersuchte, wie die Zersplitterung von Patientendaten über multiple elektronische Systeme im britischen NHS die Antiinfektiva-Verschreibung und das Stewardship beeinträchtigt.</w:t>
       </w:r>
     </w:p>
     <w:p>
@@ -104,7 +104,7 @@
         <w:t xml:space="preserve">Ergebnis: </w:t>
       </w:r>
       <w:r>
-        <w:t>Bei 393 Patienten mit depressiven Episoden: AUC 0,873 (95%-KI 0,837–0,909), Sensitivität 82,6%, Spezifität 80,3%. Die Leistung war konsistent über alle Standorte und Patientengruppen. RNA-Editing-Biomarker waren die wichtigsten Modellvariablen.</w:t>
+        <w:t>14 Studien eingeschlossen. 10 Studien dokumentierten Fragmentierung in UK; sie behindert Workflow, Entscheidungsfindung und führt zu doppelten Untersuchungen. Spezifische Evidenz für Antimikrobien-Stewardship war knapp (4 Studien): Schlechte Interoperabilität untergräbt Stewardship-Aktivitäten. Nur 1 Studie berichtete digitales Tool zur Behebung der Fragmentierung.</w:t>
       </w:r>
     </w:p>
     <w:p>
@@ -119,7 +119,7 @@
         <w:rPr>
           <w:sz w:val="19"/>
         </w:rPr>
-        <w:t>Europäische Multizenterstudie, vergleichbare psychiatrische Versorgungssysteme, Anwendbarkeit auf deutsches Setting gegeben.</w:t>
+        <w:t>Großbritannien, NHS-Daten; strukturelle Befunde zur Interoperabilität auf deutsches Klinikumfeld übertragbar.</w:t>
       </w:r>
     </w:p>
     <w:p>
@@ -128,7 +128,7 @@
           <w:color w:val="5A7D3A"/>
           <w:sz w:val="18"/>
         </w:rPr>
-        <w:t>https://pubmed.ncbi.nlm.nih.gov/42833865/</w:t>
+        <w:t>https://pubmed.ncbi.nlm.nih.gov/42837652/</w:t>
       </w:r>
     </w:p>
     <w:p>
@@ -136,7 +136,7 @@
         <w:pStyle w:val="Heading2"/>
       </w:pPr>
       <w:r>
-        <w:t>KI und Screening bei Aortenklappenkrankheit: Überblick zur klinischen Integration</w:t>
+        <w:t>Chatbots für psychische Gesundheit: Screening und Erfassung – systematische Übersicht</w:t>
       </w:r>
     </w:p>
     <w:p>
@@ -146,12 +146,12 @@
           <w:color w:val="666666"/>
           <w:sz w:val="18"/>
         </w:rPr>
-        <w:t>Horn I et al.  ·  Dtsch Med Wochenschr  ·  05.10.2026  ·  PMID 42833204</w:t>
+        <w:t>Morales Gil I et al.  ·  JMIR Ment Health  ·  06.10.2026  ·  PMID 42837528</w:t>
       </w:r>
     </w:p>
     <w:p>
       <w:r>
-        <w:t>Überblicksbeitrag zu neuen ESC/EACTS 2025-Leitlinien für Aortenklappenstenose und Rolle von KI-Tools (digitales Stethoskop, EKG-basiertes Screening) bei Früherkennung; keine empirische Datenbasis.</w:t>
+        <w:t>Systematische Übersicht (18 Studien 2021–2025, n=20–3.902) zur Wirksamkeit, Genauigkeit und Akzeptabilität von Chatbots und KI-Agenten in der psychischen Gesundheit.</w:t>
       </w:r>
     </w:p>
     <w:p>
@@ -162,7 +162,7 @@
         <w:t xml:space="preserve">Ergebnis: </w:t>
       </w:r>
       <w:r>
-        <w:t>Paradigmenwechsel: Frühe Intervention für symptomatische Patienten empfohlen. KI-Tools wie digitales Stethoskop und EKG-basiertes Screening unterstützen Screening-Prozesse. Altersgrenze für TAVI auf 70 Jahre gesenkt (Klasse-I-Empfehlung für trikuspide Klappen mit geeigneter Anatomie). Bedeutung des interdisziplinären Heart Teams unterstrichen.</w:t>
+        <w:t>Regelbasierte Chatbots: Zuverlässigkeit (Cronbach α &gt;0,85), gute Akzeptabilität (AIM &gt;19/25). Generative Modelle (LLM): Sensitivität 0,84–0,93, Spezifität 0,80–0,96 für Depression/Angststörung; Korrelation bis r=0,96 mit Fachleuten bei Suizidrisiko. Hybrid-Ansätze: F1-Score 92,1%, Spezifität 99,6% für kognitive Beeinträchtigung. Nutzer-Zufriedenheit ≥70%, Barrieren in älteren Populationen. Mittleres Bias-Risiko in Methodologie.</w:t>
       </w:r>
     </w:p>
     <w:p>
@@ -177,7 +177,7 @@
         <w:rPr>
           <w:sz w:val="19"/>
         </w:rPr>
-        <w:t>Deutschsprachige Quelle, direkte Anwendung auf deutsches Versorgungssystem, Leitlinien-orientiert.</w:t>
+        <w:t>Internationale Studien, methodisch auf deutsches Gesundheitswesen übertragbar; sichere Implementierung erfordert klinische Protokolle, ärztliche Supervision und Bias-Mitigation.</w:t>
       </w:r>
     </w:p>
     <w:p>
@@ -186,7 +186,7 @@
           <w:color w:val="5A7D3A"/>
           <w:sz w:val="18"/>
         </w:rPr>
-        <w:t>https://pubmed.ncbi.nlm.nih.gov/42833204/</w:t>
+        <w:t>https://pubmed.ncbi.nlm.nih.gov/42837528/</w:t>
       </w:r>
     </w:p>
     <w:p>
@@ -194,7 +194,7 @@
         <w:pStyle w:val="Heading2"/>
       </w:pPr>
       <w:r>
-        <w:t>Partizipative Gestaltung von KI-gestützten Clinical-Decision-Support-Systemen: Scoping Review</w:t>
+        <w:t>Sozialroboter zur Risikoerfassung bei Kardiometabolischen Erkrankungen: Nutzererfahrung</w:t>
       </w:r>
     </w:p>
     <w:p>
@@ -204,12 +204,12 @@
           <w:color w:val="666666"/>
           <w:sz w:val="18"/>
         </w:rPr>
-        <w:t>Rambach T et al.  ·  JMIR Med Inform  ·  05.10.2026  ·  PMID 42832741</w:t>
+        <w:t>Bruchhof SD et al.  ·  J Med Internet Res  ·  06.10.2026  ·  PMID 42837519</w:t>
       </w:r>
     </w:p>
     <w:p>
       <w:r>
-        <w:t>Systematische Übersicht, wie Partizipation und Nutzerzentrierung in Entwicklung, Pilotierung und Implementierung von KI-CDSS eingesetzt werden; Analyse von 37 Studien zu Einbindung klinischer Fachkräfte.</w:t>
+        <w:t>Qualitative Studie: 13 semistrukturierte Interviews mit Nutzern eines Screening-Roboters (Furhat) in sozial benachteiligten Gemeinden in Uppsala.</w:t>
       </w:r>
     </w:p>
     <w:p>
@@ -220,7 +220,7 @@
         <w:t xml:space="preserve">Ergebnis: </w:t>
       </w:r>
       <w:r>
-        <w:t>Partizipation war häufiger iterativ oder nutzergesteuert als echtes Co-Design. Ärzte waren fast immer beteiligt, Pflegefachpersonen und andere Berufsgruppen selten. Partizipation unterstützte hauptsächlich Anforderungsanalyse und Workflow-Anpassung. Barrieren: Zeitdruck, begrenzte Kontinuität, Skepsis gegenüber KI. Ethische, rechtliche und soziale Aspekte wurden meist implizit adressiert.</w:t>
+        <w:t>Kernthemen: (1) Nutzer nehmen an, ältere Menschen, Migranten und Frauen seien weniger interessiert am Roboter-Screening; (2) obwohl Nutzer die Interaktion nichtbewertend fanden und sie anderen empfehlen würden, zogen die meisten ein Screening mit Mensch vor. Hauptgründe: Sprachbarrieren und Wunsch nach mehr emotionaler Responsivität des Roboters.</w:t>
       </w:r>
     </w:p>
     <w:p>
@@ -235,7 +235,7 @@
         <w:rPr>
           <w:sz w:val="19"/>
         </w:rPr>
-        <w:t>Deutsche und englischsprachige Literatur, Implementierungsforschung mit klarem Bezug zu europäischen Gesundheitssystemen.</w:t>
+        <w:t>Schweden, Digitalisierungsstand höher als Deutschland; Usability-Befunde zum Human-AI-Interaction auf deutsche Kontexte übertragbar.</w:t>
       </w:r>
     </w:p>
     <w:p>
@@ -244,7 +244,7 @@
           <w:color w:val="5A7D3A"/>
           <w:sz w:val="18"/>
         </w:rPr>
-        <w:t>https://pubmed.ncbi.nlm.nih.gov/42832741/</w:t>
+        <w:t>https://pubmed.ncbi.nlm.nih.gov/42837519/</w:t>
       </w:r>
     </w:p>
     <w:p>
@@ -252,7 +252,7 @@
         <w:pStyle w:val="Heading2"/>
       </w:pPr>
       <w:r>
-        <w:t>Digitale Therapeutik plus Pharmakotherapie in Panikstörung: randomisierte Multizenter-Studie</w:t>
+        <w:t>Ambient Voice Technology in NHS: Phase-2-Evaluationsprotokoll</w:t>
       </w:r>
     </w:p>
     <w:p>
@@ -262,12 +262,12 @@
           <w:color w:val="666666"/>
           <w:sz w:val="18"/>
         </w:rPr>
-        <w:t>Ko Y et al.  ·  J Med Internet Res  ·  05.10.2026  ·  PMID 42832728</w:t>
+        <w:t>Morris S et al.  ·  JMIR Res Protoc  ·  05.10.2026  ·  PMID 42832701</w:t>
       </w:r>
     </w:p>
     <w:p>
       <w:r>
-        <w:t>8-wöchige randomisierte Studie zur Wirksamkeit einer verschreibungspflichtigen mobilen Digital-Therapeutik (CBT-Module, Symptommanagement, Lifestyle-Tracking) zusätzlich zur Standardpharmakotherapie bei akuten Panikstörungen.</w:t>
+        <w:t>Protokoll für multisite mixed-methods Evaluation von KI-gestützter Sprachumwandlung klinischer Konsultationen in 4 NHS-Trusts (Psychiatrie, akute Ambulanzen, Notfall).</w:t>
       </w:r>
     </w:p>
     <w:p>
@@ -278,7 +278,7 @@
         <w:t xml:space="preserve">Ergebnis: </w:t>
       </w:r>
       <w:r>
-        <w:t>66 Patienten randomisiert; Analysestichprobe 61 (32 DTx+Pharma, 29 Pharma allein). DTx-Gruppe: PDSS-SR-Reduktion 40,29% vs. 17,61% (p=0,007), bereits in Woche 2 sichtbar (26,66% vs. 11,05%, p=0,02). Responderquote (≥40% Reduktion) 53,12% vs. 17,24% (p=0,007). Adhärenzrate 78,12%. Dauerhafte Verbesserungen bei generalisierter Angst und katastrophalen Kognitionen.</w:t>
+        <w:t>Studiendesign: (1) quasiexperimentelle Analyse von Routine-NHS-Daten zu Dokumentationszeit, klinischer Aktivität und Service-Outcomes; (2) Kosten-Konsequenz- und Kostennutzen-Analyse; (3) bis zu 36 Interviews mit Personal. Datenerhebung August 2026 bis Januar 2027; Publikation Februar 2027 geplant.</w:t>
       </w:r>
     </w:p>
     <w:p>
@@ -293,7 +293,7 @@
         <w:rPr>
           <w:sz w:val="19"/>
         </w:rPr>
-        <w:t>Südkoreanische Multizenter-RCT, vergleichbare Psychiatrie-Versorgung, Digitalisierungsgrad ähnlich Deutschland.</w:t>
+        <w:t>Großbritannien, NHS-Struktur; Evaluationsmethodik und Outcomes (Dokumentationszeit, Kostenfolgen) auf deutsche Kliniken übertragbar.</w:t>
       </w:r>
     </w:p>
     <w:p>
@@ -302,7 +302,7 @@
           <w:color w:val="5A7D3A"/>
           <w:sz w:val="18"/>
         </w:rPr>
-        <w:t>https://pubmed.ncbi.nlm.nih.gov/42832728/</w:t>
+        <w:t>https://pubmed.ncbi.nlm.nih.gov/42832701/</w:t>
       </w:r>
     </w:p>
     <w:p>
@@ -310,7 +310,7 @@
         <w:pStyle w:val="Heading2"/>
       </w:pPr>
       <w:r>
-        <w:t>Telemedizin in der Notfallversorgung: qualitative Clinician-Studie</w:t>
+        <w:t>KI-Haftung und Behandlungsstandard in psychiatrischer Praxis: europäischer Überblick</w:t>
       </w:r>
     </w:p>
     <w:p>
@@ -320,12 +320,12 @@
           <w:color w:val="666666"/>
           <w:sz w:val="18"/>
         </w:rPr>
-        <w:t>Faiz J et al.  ·  J Med Internet Res  ·  05.10.2026  ·  PMID 42832689</w:t>
+        <w:t>Madeira L et al.  ·  J Med Internet Res  ·  05.10.2026  ·  PMID 42832687</w:t>
       </w:r>
     </w:p>
     <w:p>
       <w:r>
-        <w:t>Qualitative Studie zu Erfahrungen von 15 Notfallmedizinern mit Telemedizin-Notfallversorgung (Telefon/Video) in VA-System; Fokus auf klinische Entscheidungsfindung, Beziehungsaufbau und berufliche Zufriedenheit.</w:t>
+        <w:t>Rechts- und bioethische Analyse zur Verteilung von Verantwortung und Haftung, wenn KI in psychiatrische Diagnostik, Risikoprognose und Dokumentation eingebunden ist.</w:t>
       </w:r>
     </w:p>
     <w:p>
@@ -336,7 +336,7 @@
         <w:t xml:space="preserve">Ergebnis: </w:t>
       </w:r>
       <w:r>
-        <w:t>Teilnehmer berichteten Chancen: Vermeidung unnötiger ED-Vorstellungen, fokussierte Patienteninteraktionen, verbesserte Jobzufriedenheit durch flexible virtuelle Schichten. Herausforderungen: Lücken in Primärversorgung, Care-Koordination. Vier Hauptthemen identifiziert zur virtuellen Entscheidungsfindung, Anbieter-Patienten-Beziehung, Wohlbefinden und operative Hürden.</w:t>
+        <w:t>Kernthese: Psychiatrische KI erfordert 'justified integration' mit gestaffelter Verantwortung: Kliniker für kontextuelle, patientenzentrierte Urteile; Entwickler für Design und Validierung; Organisationen für Beschaffung und lokale Integration. Vier Falldomänen analysiert (Chatbots, Suizidprognose, Passive Monitoring, LLM-Dokumentation). Bestehende EU-Instrumente (AI Act, MDR, GDPR) setzen Governance-Pflichten, definieren aber kein harmonisiertes Haftungsregime.</w:t>
       </w:r>
     </w:p>
     <w:p>
@@ -351,7 +351,7 @@
         <w:rPr>
           <w:sz w:val="19"/>
         </w:rPr>
-        <w:t>USA-Qualitätsstudie ohne Strukturübertragbarkeit; klinische Erkenntnisse zur Telemedizin-Akzeptanz jedoch relevant.</w:t>
+        <w:t>Europäische Perspektive (Portugal, Deutschland, Polen, Italien); direkt auf deutsches Recht und Psychiatrie anwendbar.</w:t>
       </w:r>
     </w:p>
     <w:p>
@@ -360,7 +360,7 @@
           <w:color w:val="5A7D3A"/>
           <w:sz w:val="18"/>
         </w:rPr>
-        <w:t>https://pubmed.ncbi.nlm.nih.gov/42832689/</w:t>
+        <w:t>https://pubmed.ncbi.nlm.nih.gov/42832687/</w:t>
       </w:r>
     </w:p>
     <w:p>
@@ -368,7 +368,7 @@
         <w:pStyle w:val="Heading2"/>
       </w:pPr>
       <w:r>
-        <w:t>Radiomics-Modelle für Lungenkrebsfrüherkennung: Multizenterstudie mit Mixed-Effects-Ansatz</w:t>
+        <w:t>KI-Funktionen in EUDAMED: Mangelnde öffentliche Nachverfolgbarkeit</w:t>
       </w:r>
     </w:p>
     <w:p>
@@ -378,12 +378,12 @@
           <w:color w:val="666666"/>
           <w:sz w:val="18"/>
         </w:rPr>
-        <w:t>Hunter B et al.  ·  Eur Radiol Exp  ·  05.10.2026  ·  PMID 42831983</w:t>
+        <w:t>Marconi L et al.  ·  Int J Med Inform  ·  26.09.2026  ·  PMID 42800404</w:t>
       </w:r>
     </w:p>
     <w:p>
       <w:r>
-        <w:t>Retrospektive Studie an 1.026 Patienten (2.071 CT-Scans) aus sieben UK-Kliniken zur Entwicklung und Validierung von Radiomics-Modellen für Vorhersage der Malignität indeterminierter Lungennoduli (5–30 mm) unter Berücksichtigung von Heterogenität zwischen Zentren.</w:t>
+        <w:t>Cross-sectional Studie zur Prüfung, wie vollständig und transparent KI-gestützte Medizinprodukte in der europäischen Datenbank EUDAMED dokumentiert sind.</w:t>
       </w:r>
     </w:p>
     <w:p>
@@ -394,7 +394,7 @@
         <w:t xml:space="preserve">Ergebnis: </w:t>
       </w:r>
       <w:r>
-        <w:t>Mixed-Effects-Modell zeigte beste Diskriminanz: AUC 0,91 (95%-KI 0,90–0,93) in Kreuzvalidierung vs. ComBat 0,75 und Fixed-Effects 0,88 (p&lt;0,0001 und 0,003). Radiomics-Features blieben in multivariablen Modellen mit klinischen Merkmalen signifikant. Nettovorteil gegenüber Volumen allein und Brock-Score. Gut kalibriert. Externe Validierung bestätigte Robustheit.</w:t>
+        <w:t>Von 1.546 Geräte-Datensätzen erfüllten 386 (25,0%) das Kriterium 'KI-gestützt'. Nur 28 (1,81% aller Geräte; 7,3% der KI-Geräte) enthielten KI-Evidenz direkt in EUDAMED; 358 (92,7%) erforderten externe Quellen. Kodierer-Übereinstimmung: 98,12% (Cohen κ=0,318). Class IIa dominant (65,8%), Diagnose/Dateninterpretation 60,6%.</w:t>
       </w:r>
     </w:p>
     <w:p>
@@ -409,7 +409,7 @@
         <w:rPr>
           <w:sz w:val="19"/>
         </w:rPr>
-        <w:t>Britische Multizenterstudie, NHS-Kontext, methodisch hochwertig für europäische Adaptierung.</w:t>
+        <w:t>EU-Regulierung, direkt auf deutsches Zulassungssystem (MDR, DiGAV) anwendbar.</w:t>
       </w:r>
     </w:p>
     <w:p>
@@ -418,65 +418,7 @@
           <w:color w:val="5A7D3A"/>
           <w:sz w:val="18"/>
         </w:rPr>
-        <w:t>https://pubmed.ncbi.nlm.nih.gov/42831983/</w:t>
-      </w:r>
-    </w:p>
-    <w:p>
-      <w:pPr>
-        <w:pStyle w:val="Heading2"/>
-      </w:pPr>
-      <w:r>
-        <w:t>Leitlinien-gestützte LLM-Chatbots für Patientenerziehung in Rheumatologie: nationale Multizenter-Evaluierung</w:t>
-      </w:r>
-    </w:p>
-    <w:p>
-      <w:r>
-        <w:rPr>
-          <w:i/>
-          <w:color w:val="666666"/>
-          <w:sz w:val="18"/>
-        </w:rPr>
-        <w:t>Wilhelmi T et al.  ·  J Med Syst  ·  05.10.2026  ·  PMID 42830368</w:t>
-      </w:r>
-    </w:p>
-    <w:p>
-      <w:r>
-        <w:t>Multizenter-Evaluierung zehn krankheitsspezifischer, leitliniengestützter LLM-Chatbots (basierend auf deutschen Leitlinien) an 13 rheumatologischen Zentren und sechs Patientenorganisationen; Nutzeruberfeedback und LLM-basierte Bewertung von 6.291 Fragen.</w:t>
-      </w:r>
-    </w:p>
-    <w:p>
-      <w:r>
-        <w:rPr>
-          <w:b/>
-        </w:rPr>
-        <w:t xml:space="preserve">Ergebnis: </w:t>
-      </w:r>
-      <w:r>
-        <w:t>September 2025–Januar 2026: 6.291 Fragen aufgezeichnet. 4,2% konnten Chatbots nicht beantworten. Von 2.671 durch Nutzer bewerteten Antworten: 92,9% positiv. Häufigster Grund für negatives Feedback: unzureichende Detailfülle (65,8%). Von 602 Fragebogenteilnehmern: 84,6% nutzungsfreundlich, 84,1% verständlich, 80,2% nützliche Ergänzung. LLM-Bewertung: 95,3% vollständig sicher, 79,1% vollständig korrekt. Leitlinienadhärenz: 45,0% vollständig konform.</w:t>
-      </w:r>
-    </w:p>
-    <w:p>
-      <w:r>
-        <w:rPr>
-          <w:b/>
-          <w:sz w:val="19"/>
-        </w:rPr>
-        <w:t xml:space="preserve">Übertragbarkeit: </w:t>
-      </w:r>
-      <w:r>
-        <w:rPr>
-          <w:sz w:val="19"/>
-        </w:rPr>
-        <w:t>Deutsche Multizenter-Studie, deutsches Versorgungssystem, direkt übertragbar.</w:t>
-      </w:r>
-    </w:p>
-    <w:p>
-      <w:r>
-        <w:rPr>
-          <w:color w:val="5A7D3A"/>
-          <w:sz w:val="18"/>
-        </w:rPr>
-        <w:t>https://pubmed.ncbi.nlm.nih.gov/42830368/</w:t>
+        <w:t>https://pubmed.ncbi.nlm.nih.gov/42800404/</w:t>
       </w:r>
     </w:p>
     <w:sectPr>

--- a/download/studien-aktuell.docx
+++ b/download/studien-aktuell.docx
@@ -62,7 +62,7 @@
           <w:color w:val="666666"/>
           <w:sz w:val="18"/>
         </w:rPr>
-        <w:t>Stand: 07.10.2026  |  6 Studien  |  ki.m-vf.de</w:t>
+        <w:t>Stand: 08.10.2026  |  5 Studien  |  ki.m-vf.de</w:t>
       </w:r>
     </w:p>
     <w:p>
@@ -70,7 +70,7 @@
         <w:pStyle w:val="Heading1"/>
       </w:pPr>
       <w:r>
-        <w:t>Aufgenommen am 07.10.2026</w:t>
+        <w:t>Aufgenommen am 08.10.2026</w:t>
       </w:r>
     </w:p>
     <w:p>
@@ -78,7 +78,7 @@
         <w:pStyle w:val="Heading2"/>
       </w:pPr>
       <w:r>
-        <w:t>Digitale Fragmentierung in NHS: Folgen für Antimikrobien-Stewardship</w:t>
+        <w:t>KI-gestützte Prognosevorhersage im Schlaganfall: Echtzeit-Validierung in Klinikroutine</w:t>
       </w:r>
     </w:p>
     <w:p>
@@ -88,12 +88,12 @@
           <w:color w:val="666666"/>
           <w:sz w:val="18"/>
         </w:rPr>
-        <w:t>Schneider V et al.  ·  J Med Internet Res  ·  06.10.2026  ·  PMID 42837652</w:t>
+        <w:t>Rubiera M et al.  ·  BMJ Open  ·  07.10.2026  ·  PMID 42843886</w:t>
       </w:r>
     </w:p>
     <w:p>
       <w:r>
-        <w:t>Rapid Review untersuchte, wie die Zersplitterung von Patientendaten über multiple elektronische Systeme im britischen NHS die Antiinfektiva-Verschreibung und das Stewardship beeinträchtigt.</w:t>
+        <w:t>Prospektive Studie zur Echtzeit-Validierung eines KI-Systems für individualisierte 3-Monats-Outcomes nach Schlaganfall in Schattenmode an 3 europäischen Schlaganfallzentren; Messung der klinischen Machbarkeit, Usability und Vorhersagegüte beim hyperakuten Behandlungsprozess.</w:t>
       </w:r>
     </w:p>
     <w:p>
@@ -104,7 +104,7 @@
         <w:t xml:space="preserve">Ergebnis: </w:t>
       </w:r>
       <w:r>
-        <w:t>14 Studien eingeschlossen. 10 Studien dokumentierten Fragmentierung in UK; sie behindert Workflow, Entscheidungsfindung und führt zu doppelten Untersuchungen. Spezifische Evidenz für Antimikrobien-Stewardship war knapp (4 Studien): Schlechte Interoperabilität untergräbt Stewardship-Aktivitäten. Nur 1 Studie berichtete digitales Tool zur Behebung der Fragmentierung.</w:t>
+        <w:t>Studienprotokoll (Rekrutierung läuft); primäre Ergebnisse zu Machbarkeit, Usability und Vorhersagegüte waren zum Zeitpunkt der Publikation noch ausstehend. Sekundäre Endpunkte: Übereinstimmung zwischen KI-empfohlener und tatsächlicher Therapie sowie Validierung an Subgruppen.</w:t>
       </w:r>
     </w:p>
     <w:p>
@@ -119,7 +119,7 @@
         <w:rPr>
           <w:sz w:val="19"/>
         </w:rPr>
-        <w:t>Großbritannien, NHS-Daten; strukturelle Befunde zur Interoperabilität auf deutsches Klinikumfeld übertragbar.</w:t>
+        <w:t>Drei europäische Zentren (Spanien, Deutschland, Israel), vergleichbare Klinikstrukturen.</w:t>
       </w:r>
     </w:p>
     <w:p>
@@ -128,7 +128,7 @@
           <w:color w:val="5A7D3A"/>
           <w:sz w:val="18"/>
         </w:rPr>
-        <w:t>https://pubmed.ncbi.nlm.nih.gov/42837652/</w:t>
+        <w:t>https://pubmed.ncbi.nlm.nih.gov/42843886/</w:t>
       </w:r>
     </w:p>
     <w:p>
@@ -136,7 +136,7 @@
         <w:pStyle w:val="Heading2"/>
       </w:pPr>
       <w:r>
-        <w:t>Chatbots für psychische Gesundheit: Screening und Erfassung – systematische Übersicht</w:t>
+        <w:t>Telemedizin in österreichischen Gefängnissen: Qualitative Implementierungsstudie</w:t>
       </w:r>
     </w:p>
     <w:p>
@@ -146,12 +146,12 @@
           <w:color w:val="666666"/>
           <w:sz w:val="18"/>
         </w:rPr>
-        <w:t>Morales Gil I et al.  ·  JMIR Ment Health  ·  06.10.2026  ·  PMID 42837528</w:t>
+        <w:t>Doppler K et al.  ·  BMJ Open  ·  07.10.2026  ·  PMID 42843879</w:t>
       </w:r>
     </w:p>
     <w:p>
       <w:r>
-        <w:t>Systematische Übersicht (18 Studien 2021–2025, n=20–3.902) zur Wirksamkeit, Genauigkeit und Akzeptabilität von Chatbots und KI-Agenten in der psychischen Gesundheit.</w:t>
+        <w:t>Qualitative Studie mit 48 Interviews (35 Pflegekräfte, 3 Ärzte, 7 Direktoren, 3 Beamte) zur Integration von Telemedizin in Haftkrankenstationen bei Ärztemangel; Erfassung von Nutzung, Herausforderungen und Bedingungen für nachhaltige Skalierung.</w:t>
       </w:r>
     </w:p>
     <w:p>
@@ -162,7 +162,7 @@
         <w:t xml:space="preserve">Ergebnis: </w:t>
       </w:r>
       <w:r>
-        <w:t>Regelbasierte Chatbots: Zuverlässigkeit (Cronbach α &gt;0,85), gute Akzeptabilität (AIM &gt;19/25). Generative Modelle (LLM): Sensitivität 0,84–0,93, Spezifität 0,80–0,96 für Depression/Angststörung; Korrelation bis r=0,96 mit Fachleuten bei Suizidrisiko. Hybrid-Ansätze: F1-Score 92,1%, Spezifität 99,6% für kognitive Beeinträchtigung. Nutzer-Zufriedenheit ≥70%, Barrieren in älteren Populationen. Mittleres Bias-Risiko in Methodologie.</w:t>
+        <w:t>Telemedizin bewährte sich für Rezepturionen, Follow-ups, Befundbesprechungen und Verwaltungsaufgaben. Emergente Notfälle und körperliche Untersuchungen waren ungeeignet. Pflegekräfte als zentrale operative Akteure: Arbeitsbelastung stieg (Koordination) oder sank (weniger externe Transfers) je nach Kontext. Erfolg hing ab von technischer Zuverlässigkeit, stabiler Zuordnung der Fernkliniker und deren Kenntnis der Gegebenheiten.</w:t>
       </w:r>
     </w:p>
     <w:p>
@@ -177,7 +177,7 @@
         <w:rPr>
           <w:sz w:val="19"/>
         </w:rPr>
-        <w:t>Internationale Studien, methodisch auf deutsches Gesundheitswesen übertragbar; sichere Implementierung erfordert klinische Protokolle, ärztliche Supervision und Bias-Mitigation.</w:t>
+        <w:t>Österreich, vergleichbares Sozialversicherungssystem, europäische Regulierung.</w:t>
       </w:r>
     </w:p>
     <w:p>
@@ -186,7 +186,7 @@
           <w:color w:val="5A7D3A"/>
           <w:sz w:val="18"/>
         </w:rPr>
-        <w:t>https://pubmed.ncbi.nlm.nih.gov/42837528/</w:t>
+        <w:t>https://pubmed.ncbi.nlm.nih.gov/42843879/</w:t>
       </w:r>
     </w:p>
     <w:p>
@@ -194,7 +194,7 @@
         <w:pStyle w:val="Heading2"/>
       </w:pPr>
       <w:r>
-        <w:t>Sozialroboter zur Risikoerfassung bei Kardiometabolischen Erkrankungen: Nutzererfahrung</w:t>
+        <w:t>LLM-gestützte Erfassung kognitiver Sorgen in Elektronischen Patientenakten: Echtdatenstudie</w:t>
       </w:r>
     </w:p>
     <w:p>
@@ -204,12 +204,12 @@
           <w:color w:val="666666"/>
           <w:sz w:val="18"/>
         </w:rPr>
-        <w:t>Bruchhof SD et al.  ·  J Med Internet Res  ·  06.10.2026  ·  PMID 42837519</w:t>
+        <w:t>Wang L et al.  ·  JMIR Aging  ·  07.10.2026  ·  PMID 42842937</w:t>
       </w:r>
     </w:p>
     <w:p>
       <w:r>
-        <w:t>Qualitative Studie: 13 semistrukturierte Interviews mit Nutzern eines Screening-Roboters (Furhat) in sozial benachteiligten Gemeinden in Uppsala.</w:t>
+        <w:t>EHR-Observationsstudie bei 15.750 älteren Patienten (≥65 Jahre) mit normalen kognitiven Tests; LLM-gestützte NLP-Verarbeitung von Freitext-Notizen zur Identifikation dokumentierter kognitiver Sorgen und Analyse von Erfassungsdeterminanten.</w:t>
       </w:r>
     </w:p>
     <w:p>
@@ -220,7 +220,7 @@
         <w:t xml:space="preserve">Ergebnis: </w:t>
       </w:r>
       <w:r>
-        <w:t>Kernthemen: (1) Nutzer nehmen an, ältere Menschen, Migranten und Frauen seien weniger interessiert am Roboter-Screening; (2) obwohl Nutzer die Interaktion nichtbewertend fanden und sie anderen empfehlen würden, zogen die meisten ein Screening mit Mensch vor. Hauptgründe: Sprachbarrieren und Wunsch nach mehr emotionaler Responsivität des Roboters.</w:t>
+        <w:t>Von 15.750 Patienten hatten 13,8% (n=2.175) dokumentierte kognitive Sorgen im Vorjahr in 1,2% der Notizen. Zweistufiges LLM-Pipeline (Med42-v2-8B + GPT-4o): Sensitivität 0,957, PPV 0,935, Spezifität 0,985, F1-Score 0,945. Stärkste Korrelate: Parkinson (aOR 5,29), TBI (aOR 4,63), Schlaganfall (aOR 3,46), Depression (aOR 1,54). Dokumentation seltener in benachteiligten Stadtvierteln (höherer Area Deprivation Index).</w:t>
       </w:r>
     </w:p>
     <w:p>
@@ -235,7 +235,7 @@
         <w:rPr>
           <w:sz w:val="19"/>
         </w:rPr>
-        <w:t>Schweden, Digitalisierungsstand höher als Deutschland; Usability-Befunde zum Human-AI-Interaction auf deutsche Kontexte übertragbar.</w:t>
+        <w:t>USA-Daten, aber NLP-Methodik und Equity-Befunde sind übertragbar; Anwendung auf deutsche EHR-Systeme möglich.</w:t>
       </w:r>
     </w:p>
     <w:p>
@@ -244,7 +244,7 @@
           <w:color w:val="5A7D3A"/>
           <w:sz w:val="18"/>
         </w:rPr>
-        <w:t>https://pubmed.ncbi.nlm.nih.gov/42837519/</w:t>
+        <w:t>https://pubmed.ncbi.nlm.nih.gov/42842937/</w:t>
       </w:r>
     </w:p>
     <w:p>
@@ -252,7 +252,7 @@
         <w:pStyle w:val="Heading2"/>
       </w:pPr>
       <w:r>
-        <w:t>Ambient Voice Technology in NHS: Phase-2-Evaluationsprotokoll</w:t>
+        <w:t>WeChat-Messaging für Medikamentenadhärenz nach Herzkatheter: Quasi-experimentelle Studie</w:t>
       </w:r>
     </w:p>
     <w:p>
@@ -262,12 +262,12 @@
           <w:color w:val="666666"/>
           <w:sz w:val="18"/>
         </w:rPr>
-        <w:t>Morris S et al.  ·  JMIR Res Protoc  ·  05.10.2026  ·  PMID 42832701</w:t>
+        <w:t>Fang Y et al.  ·  J Med Internet Res  ·  07.10.2026  ·  PMID 42842839</w:t>
       </w:r>
     </w:p>
     <w:p>
       <w:r>
-        <w:t>Protokoll für multisite mixed-methods Evaluation von KI-gestützter Sprachumwandlung klinischer Konsultationen in 4 NHS-Trusts (Psychiatrie, akute Ambulanzen, Notfall).</w:t>
+        <w:t>Quasi-experimentelle Studie mit 92 Patienten nach perkutaner Koronarintervention (PCI) in China; 12-Wochen-Intervention mit Behavior-Change-Wheel-gerahmten WeChat-Remindern und theoriegestützten Botschaften zu Fähigkeit, Gelegenheit und Motivation.</w:t>
       </w:r>
     </w:p>
     <w:p>
@@ -278,7 +278,7 @@
         <w:t xml:space="preserve">Ergebnis: </w:t>
       </w:r>
       <w:r>
-        <w:t>Studiendesign: (1) quasiexperimentelle Analyse von Routine-NHS-Daten zu Dokumentationszeit, klinischer Aktivität und Service-Outcomes; (2) Kosten-Konsequenz- und Kostennutzen-Analyse; (3) bis zu 36 Interviews mit Personal. Datenerhebung August 2026 bis Januar 2027; Publikation Februar 2027 geplant.</w:t>
+        <w:t>Medikamentenadhärenz (MMAS-8): Intervention 7,40 vs. Kontrolle 6,22 (adjusted MD 1,18, 95% CI 0,96–1,40; p&lt;0,001). Sekundäre Outcomes: BMQ-Notwendigkeit (MD 1,62), BMQ-Sorgen (MD -3,25), Selbstwirksamkeit (MD 4,04), SAQ-Gesamtscore (MD 6,13; alle p&lt;0,001). Treatmentsatisfaction: kein signifikanter Unterschied. Per-Protocol und Differenzen-in-Differenzen-Analysen bestätigen Robustheit.</w:t>
       </w:r>
     </w:p>
     <w:p>
@@ -293,7 +293,7 @@
         <w:rPr>
           <w:sz w:val="19"/>
         </w:rPr>
-        <w:t>Großbritannien, NHS-Struktur; Evaluationsmethodik und Outcomes (Dokumentationszeit, Kostenfolgen) auf deutsche Kliniken übertragbar.</w:t>
+        <w:t>China, digital fortgeschrittenes Setting; Botschaftsrahmen und Behavior-Change-Ansatz sind auf Deutschland übertragbar.</w:t>
       </w:r>
     </w:p>
     <w:p>
@@ -302,7 +302,7 @@
           <w:color w:val="5A7D3A"/>
           <w:sz w:val="18"/>
         </w:rPr>
-        <w:t>https://pubmed.ncbi.nlm.nih.gov/42832701/</w:t>
+        <w:t>https://pubmed.ncbi.nlm.nih.gov/42842839/</w:t>
       </w:r>
     </w:p>
     <w:p>
@@ -310,7 +310,7 @@
         <w:pStyle w:val="Heading2"/>
       </w:pPr>
       <w:r>
-        <w:t>KI-Haftung und Behandlungsstandard in psychiatrischer Praxis: europäischer Überblick</w:t>
+        <w:t>Digitale Gesundheitsinterventionen in der Onkologie: RE-AIM-Analyse der externen Validität</w:t>
       </w:r>
     </w:p>
     <w:p>
@@ -320,12 +320,12 @@
           <w:color w:val="666666"/>
           <w:sz w:val="18"/>
         </w:rPr>
-        <w:t>Madeira L et al.  ·  J Med Internet Res  ·  05.10.2026  ·  PMID 42832687</w:t>
+        <w:t>Heifez M et al.  ·  Appl Psychol Health Well Being  ·  Okt. 2026  ·  PMID 42841441</w:t>
       </w:r>
     </w:p>
     <w:p>
       <w:r>
-        <w:t>Rechts- und bioethische Analyse zur Verteilung von Verantwortung und Haftung, wenn KI in psychiatrische Diagnostik, Risikoprognose und Dokumentation eingebunden ist.</w:t>
+        <w:t>Systematische Übersicht über 191 RCTs und nicht-randomisierte Studien mit 29.907 Patienten und Betreuungspersonen zu digitalen Interventionen für psychologische und kognitive Aspekte bei Krebs; Bewertung mit RE-AIM-Framework zur Reichweite, Adoption und Verankerung im Alltag.</w:t>
       </w:r>
     </w:p>
     <w:p>
@@ -336,7 +336,7 @@
         <w:t xml:space="preserve">Ergebnis: </w:t>
       </w:r>
       <w:r>
-        <w:t>Kernthese: Psychiatrische KI erfordert 'justified integration' mit gestaffelter Verantwortung: Kliniker für kontextuelle, patientenzentrierte Urteile; Entwickler für Design und Validierung; Organisationen für Beschaffung und lokale Integration. Vier Falldomänen analysiert (Chatbots, Suizidprognose, Passive Monitoring, LLM-Dokumentation). Bestehende EU-Instrumente (AI Act, MDR, GDPR) setzen Governance-Pflichten, definieren aber kein harmonisiertes Haftungsregime.</w:t>
+        <w:t>Reach, Effectiveness und Implementation wurden häufig berichtet, Adoption und Maintenance unterrepräsentiert. Trotz Berichte zu Effectiveness und Reach: begrenzte Evidenz zur externen Validität schränkt Skalierbarkeit ein. Schlüsselbefund: Fehlende Daten zu realer Übertragbarkeit und Nachhaltigkeit in Routineversorging.</w:t>
       </w:r>
     </w:p>
     <w:p>
@@ -351,7 +351,7 @@
         <w:rPr>
           <w:sz w:val="19"/>
         </w:rPr>
-        <w:t>Europäische Perspektive (Portugal, Deutschland, Polen, Italien); direkt auf deutsches Recht und Psychiatrie anwendbar.</w:t>
+        <w:t>Internationale Evidenz mit EU-Perspektive; Transfer auf Deutschland erfordert Stärkung der Implementierungsforschung.</w:t>
       </w:r>
     </w:p>
     <w:p>
@@ -360,65 +360,7 @@
           <w:color w:val="5A7D3A"/>
           <w:sz w:val="18"/>
         </w:rPr>
-        <w:t>https://pubmed.ncbi.nlm.nih.gov/42832687/</w:t>
-      </w:r>
-    </w:p>
-    <w:p>
-      <w:pPr>
-        <w:pStyle w:val="Heading2"/>
-      </w:pPr>
-      <w:r>
-        <w:t>KI-Funktionen in EUDAMED: Mangelnde öffentliche Nachverfolgbarkeit</w:t>
-      </w:r>
-    </w:p>
-    <w:p>
-      <w:r>
-        <w:rPr>
-          <w:i/>
-          <w:color w:val="666666"/>
-          <w:sz w:val="18"/>
-        </w:rPr>
-        <w:t>Marconi L et al.  ·  Int J Med Inform  ·  26.09.2026  ·  PMID 42800404</w:t>
-      </w:r>
-    </w:p>
-    <w:p>
-      <w:r>
-        <w:t>Cross-sectional Studie zur Prüfung, wie vollständig und transparent KI-gestützte Medizinprodukte in der europäischen Datenbank EUDAMED dokumentiert sind.</w:t>
-      </w:r>
-    </w:p>
-    <w:p>
-      <w:r>
-        <w:rPr>
-          <w:b/>
-        </w:rPr>
-        <w:t xml:space="preserve">Ergebnis: </w:t>
-      </w:r>
-      <w:r>
-        <w:t>Von 1.546 Geräte-Datensätzen erfüllten 386 (25,0%) das Kriterium 'KI-gestützt'. Nur 28 (1,81% aller Geräte; 7,3% der KI-Geräte) enthielten KI-Evidenz direkt in EUDAMED; 358 (92,7%) erforderten externe Quellen. Kodierer-Übereinstimmung: 98,12% (Cohen κ=0,318). Class IIa dominant (65,8%), Diagnose/Dateninterpretation 60,6%.</w:t>
-      </w:r>
-    </w:p>
-    <w:p>
-      <w:r>
-        <w:rPr>
-          <w:b/>
-          <w:sz w:val="19"/>
-        </w:rPr>
-        <w:t xml:space="preserve">Übertragbarkeit: </w:t>
-      </w:r>
-      <w:r>
-        <w:rPr>
-          <w:sz w:val="19"/>
-        </w:rPr>
-        <w:t>EU-Regulierung, direkt auf deutsches Zulassungssystem (MDR, DiGAV) anwendbar.</w:t>
-      </w:r>
-    </w:p>
-    <w:p>
-      <w:r>
-        <w:rPr>
-          <w:color w:val="5A7D3A"/>
-          <w:sz w:val="18"/>
-        </w:rPr>
-        <w:t>https://pubmed.ncbi.nlm.nih.gov/42800404/</w:t>
+        <w:t>https://pubmed.ncbi.nlm.nih.gov/42841441/</w:t>
       </w:r>
     </w:p>
     <w:sectPr>

--- a/download/studien-aktuell.docx
+++ b/download/studien-aktuell.docx
@@ -62,7 +62,7 @@
           <w:color w:val="666666"/>
           <w:sz w:val="18"/>
         </w:rPr>
-        <w:t>Stand: 08.10.2026  |  5 Studien  |  ki.m-vf.de</w:t>
+        <w:t>Stand: 09.10.2026  |  6 Studien  |  ki.m-vf.de</w:t>
       </w:r>
     </w:p>
     <w:p>
@@ -70,7 +70,7 @@
         <w:pStyle w:val="Heading1"/>
       </w:pPr>
       <w:r>
-        <w:t>Aufgenommen am 08.10.2026</w:t>
+        <w:t>Aufgenommen am 09.10.2026</w:t>
       </w:r>
     </w:p>
     <w:p>
@@ -78,7 +78,7 @@
         <w:pStyle w:val="Heading2"/>
       </w:pPr>
       <w:r>
-        <w:t>KI-gestützte Prognosevorhersage im Schlaganfall: Echtzeit-Validierung in Klinikroutine</w:t>
+        <w:t>Digitale Schlaganfallbenachrichtigung im Rettungsdienst: Brain Saver App verkürzt Behandlungszeiten</w:t>
       </w:r>
     </w:p>
     <w:p>
@@ -88,12 +88,12 @@
           <w:color w:val="666666"/>
           <w:sz w:val="18"/>
         </w:rPr>
-        <w:t>Rubiera M et al.  ·  BMJ Open  ·  07.10.2026  ·  PMID 42843886</w:t>
+        <w:t>Kim E et al.  ·  JMIR Med Inform  ·  08.10.2026  ·  PMID 42849893</w:t>
       </w:r>
     </w:p>
     <w:p>
       <w:r>
-        <w:t>Prospektive Studie zur Echtzeit-Validierung eines KI-Systems für individualisierte 3-Monats-Outcomes nach Schlaganfall in Schattenmode an 3 europäischen Schlaganfallzentren; Messung der klinischen Machbarkeit, Usability und Vorhersagegüte beim hyperakuten Behandlungsprozess.</w:t>
+        <w:t>Pilot-Studie eines mobilen Apps (Brain Saver) für Echtzeit-Datenaustausch zwischen Rettungsdienst und Notaufnahme bei Schlaganfall-Transport in Südkorea (n=34 Interventions-, n=129 Kontrollgruppe).</w:t>
       </w:r>
     </w:p>
     <w:p>
@@ -104,7 +104,7 @@
         <w:t xml:space="preserve">Ergebnis: </w:t>
       </w:r>
       <w:r>
-        <w:t>Studienprotokoll (Rekrutierung läuft); primäre Ergebnisse zu Machbarkeit, Usability und Vorhersagegüte waren zum Zeitpunkt der Publikation noch ausstehend. Sekundäre Endpunkte: Übereinstimmung zwischen KI-empfohlener und tatsächlicher Therapie sowie Validierung an Subgruppen.</w:t>
+        <w:t>Mediane Onset-to-Needle Zeit kürzer in Interventionsgruppe (114 vs. 204 Minuten, p=0,03). Nach Matching und adjustierter Analyse: Reduktion door-to-needle time (Exp(β)=0,67, p=0,04) und onset-to-needle time (Exp(β)=0,49, p=0,009). Digitale Koordination verbessert Versorgungstimeliness messbar; größere Studien für Skalierbarkeit erforderlich.</w:t>
       </w:r>
     </w:p>
     <w:p>
@@ -119,7 +119,7 @@
         <w:rPr>
           <w:sz w:val="19"/>
         </w:rPr>
-        <w:t>Drei europäische Zentren (Spanien, Deutschland, Israel), vergleichbare Klinikstrukturen.</w:t>
+        <w:t>Südkorea, mittlere strukturelle Übertragbarkeit; Kernbefund zur Zeitersparnis ist systemunabhängig.</w:t>
       </w:r>
     </w:p>
     <w:p>
@@ -128,7 +128,7 @@
           <w:color w:val="5A7D3A"/>
           <w:sz w:val="18"/>
         </w:rPr>
-        <w:t>https://pubmed.ncbi.nlm.nih.gov/42843886/</w:t>
+        <w:t>https://pubmed.ncbi.nlm.nih.gov/42849893/</w:t>
       </w:r>
     </w:p>
     <w:p>
@@ -136,7 +136,7 @@
         <w:pStyle w:val="Heading2"/>
       </w:pPr>
       <w:r>
-        <w:t>Telemedizin in österreichischen Gefängnissen: Qualitative Implementierungsstudie</w:t>
+        <w:t>LLM-basierte Analyse von DiGA-Bewertungen: Was Nutzer über digitale Gesundheitsanwendungen berichten</w:t>
       </w:r>
     </w:p>
     <w:p>
@@ -146,12 +146,12 @@
           <w:color w:val="666666"/>
           <w:sz w:val="18"/>
         </w:rPr>
-        <w:t>Doppler K et al.  ·  BMJ Open  ·  07.10.2026  ·  PMID 42843879</w:t>
+        <w:t>Kinast B et al.  ·  JMIR Hum Factors  ·  08.10.2026  ·  PMID 42849059</w:t>
       </w:r>
     </w:p>
     <w:p>
       <w:r>
-        <w:t>Qualitative Studie mit 48 Interviews (35 Pflegekräfte, 3 Ärzte, 7 Direktoren, 3 Beamte) zur Integration von Telemedizin in Haftkrankenstationen bei Ärztemangel; Erfassung von Nutzung, Herausforderungen und Bedingungen für nachhaltige Skalierung.</w:t>
+        <w:t>Analyse von 4.328 App-Store-Bewertungen zu 44 zertifizierten deutschen DiGAs mit GPT-4o zur Erfassung wiederkehrender Nutzererfahrungen.</w:t>
       </w:r>
     </w:p>
     <w:p>
@@ -162,7 +162,7 @@
         <w:t xml:space="preserve">Ergebnis: </w:t>
       </w:r>
       <w:r>
-        <w:t>Telemedizin bewährte sich für Rezepturionen, Follow-ups, Befundbesprechungen und Verwaltungsaufgaben. Emergente Notfälle und körperliche Untersuchungen waren ungeeignet. Pflegekräfte als zentrale operative Akteure: Arbeitsbelastung stieg (Koordination) oder sank (weniger externe Transfers) je nach Kontext. Erfolg hing ab von technischer Zuverlässigkeit, stabiler Zuordnung der Fernkliniker und deren Kenntnis der Gegebenheiten.</w:t>
+        <w:t>Positive Bewertungen zu Effektivität (89,5%) und Gesamteindruck (86,2%), aber schwerwiegende technische Barrieren: Login/Registrierung zu 93,9% negativ bewertet, Technologie-Aspekte zu 84,3% kritisiert. LLM-Klassifikation erreichte 99% Genauigkeit für Sentiment, 95% für Kategorien. Persistente Zugangsbarrieren gefährden DiGA-Nutzung trotz positiver Effektivitätswahrnehmung.</w:t>
       </w:r>
     </w:p>
     <w:p>
@@ -177,7 +177,7 @@
         <w:rPr>
           <w:sz w:val="19"/>
         </w:rPr>
-        <w:t>Österreich, vergleichbares Sozialversicherungssystem, europäische Regulierung.</w:t>
+        <w:t>Deutschland, offizielle DiGA-Liste, direkt auf deutsche Versorgung übertragbar.</w:t>
       </w:r>
     </w:p>
     <w:p>
@@ -186,7 +186,7 @@
           <w:color w:val="5A7D3A"/>
           <w:sz w:val="18"/>
         </w:rPr>
-        <w:t>https://pubmed.ncbi.nlm.nih.gov/42843879/</w:t>
+        <w:t>https://pubmed.ncbi.nlm.nih.gov/42849059/</w:t>
       </w:r>
     </w:p>
     <w:p>
@@ -194,7 +194,7 @@
         <w:pStyle w:val="Heading2"/>
       </w:pPr>
       <w:r>
-        <w:t>LLM-gestützte Erfassung kognitiver Sorgen in Elektronischen Patientenakten: Echtdatenstudie</w:t>
+        <w:t>Telemedizin-Ungleichheiten in Japan 2020–2024: Alter und sozioökonomischer Status widersprechen Diffusionstheorie</w:t>
       </w:r>
     </w:p>
     <w:p>
@@ -204,12 +204,12 @@
           <w:color w:val="666666"/>
           <w:sz w:val="18"/>
         </w:rPr>
-        <w:t>Wang L et al.  ·  JMIR Aging  ·  07.10.2026  ·  PMID 42842937</w:t>
+        <w:t>Ito H et al.  ·  J Med Internet Res  ·  08.10.2026  ·  PMID 42849039</w:t>
       </w:r>
     </w:p>
     <w:p>
       <w:r>
-        <w:t>EHR-Observationsstudie bei 15.750 älteren Patienten (≥65 Jahre) mit normalen kognitiven Tests; LLM-gestützte NLP-Verarbeitung von Freitext-Notizen zur Identifikation dokumentierter kognitiver Sorgen und Analyse von Erfassungsdeterminanten.</w:t>
+        <w:t>Longitudinale Panel-Umfrage zur Telemedizin-Adoption über vier Jahre in 10.818 japanischen Teilnehmern (18–75 Jahre) mit Stratifizierung nach Alter und Sozioökonomie.</w:t>
       </w:r>
     </w:p>
     <w:p>
@@ -220,7 +220,7 @@
         <w:t xml:space="preserve">Ergebnis: </w:t>
       </w:r>
       <w:r>
-        <w:t>Von 15.750 Patienten hatten 13,8% (n=2.175) dokumentierte kognitive Sorgen im Vorjahr in 1,2% der Notizen. Zweistufiges LLM-Pipeline (Med42-v2-8B + GPT-4o): Sensitivität 0,957, PPV 0,935, Spezifität 0,985, F1-Score 0,945. Stärkste Korrelate: Parkinson (aOR 5,29), TBI (aOR 4,63), Schlaganfall (aOR 3,46), Depression (aOR 1,54). Dokumentation seltener in benachteiligten Stadtvierteln (höherer Area Deprivation Index).</w:t>
+        <w:t>Gesamtadoption stieg 2020–2024 von 2,6% auf 7%. Aber Ungleichheiten vergrößerten sich: Altersgruppe 70–75 Jahre +1,0 Pp, vs. 18–29 Jahre +13,1 Pp (DID −12,1 Pp, 95% KI −18,2 bis −5,9). Arbeitslose zeigten geringeren Zuwachs als obere Berufsgruppen (+2,8 vs. +5,7 Pp, DID −2,9 Pp). Digitalisierung ohne Equity-Fokus verschärft Zugangsbarrieren für vulnerable Gruppen.</w:t>
       </w:r>
     </w:p>
     <w:p>
@@ -235,7 +235,7 @@
         <w:rPr>
           <w:sz w:val="19"/>
         </w:rPr>
-        <w:t>USA-Daten, aber NLP-Methodik und Equity-Befunde sind übertragbar; Anwendung auf deutsche EHR-Systeme möglich.</w:t>
+        <w:t>Japan, aber Health-Equity-Befunde sind für deutsches Gesundheitswesen strukturell relevant.</w:t>
       </w:r>
     </w:p>
     <w:p>
@@ -244,7 +244,7 @@
           <w:color w:val="5A7D3A"/>
           <w:sz w:val="18"/>
         </w:rPr>
-        <w:t>https://pubmed.ncbi.nlm.nih.gov/42842937/</w:t>
+        <w:t>https://pubmed.ncbi.nlm.nih.gov/42849039/</w:t>
       </w:r>
     </w:p>
     <w:p>
@@ -252,7 +252,7 @@
         <w:pStyle w:val="Heading2"/>
       </w:pPr>
       <w:r>
-        <w:t>WeChat-Messaging für Medikamentenadhärenz nach Herzkatheter: Quasi-experimentelle Studie</w:t>
+        <w:t>Digitaler Perinatal-Navigator für Hochrisikoschwangerschaften: Machbarkeit und Usability</w:t>
       </w:r>
     </w:p>
     <w:p>
@@ -262,12 +262,12 @@
           <w:color w:val="666666"/>
           <w:sz w:val="18"/>
         </w:rPr>
-        <w:t>Fang Y et al.  ·  J Med Internet Res  ·  07.10.2026  ·  PMID 42842839</w:t>
+        <w:t>Foerstel M et al.  ·  J Med Internet Res  ·  08.10.2026  ·  PMID 42849035</w:t>
       </w:r>
     </w:p>
     <w:p>
       <w:r>
-        <w:t>Quasi-experimentelle Studie mit 92 Patienten nach perkutaner Koronarintervention (PCI) in China; 12-Wochen-Intervention mit Behavior-Change-Wheel-gerahmten WeChat-Remindern und theoriegestützten Botschaften zu Fähigkeit, Gelegenheit und Motivation.</w:t>
+        <w:t>Machbarkeitsstudie eines Navigators mit personalisierten Handlungsempfehlungen und Anbindung an Unterstützungsservices bei Hochrisikopatientinnen an deutschem Universitätsklinikum (n=35 mit Psychometrie).</w:t>
       </w:r>
     </w:p>
     <w:p>
@@ -278,7 +278,7 @@
         <w:t xml:space="preserve">Ergebnis: </w:t>
       </w:r>
       <w:r>
-        <w:t>Medikamentenadhärenz (MMAS-8): Intervention 7,40 vs. Kontrolle 6,22 (adjusted MD 1,18, 95% CI 0,96–1,40; p&lt;0,001). Sekundäre Outcomes: BMQ-Notwendigkeit (MD 1,62), BMQ-Sorgen (MD -3,25), Selbstwirksamkeit (MD 4,04), SAQ-Gesamtscore (MD 6,13; alle p&lt;0,001). Treatmentsatisfaction: kein signifikanter Unterschied. Per-Protocol und Differenzen-in-Differenzen-Analysen bestätigen Robustheit.</w:t>
+        <w:t>System Usability Scale Median 80 (IQR 17,5), mHealth App Usability Questionnaire Median 111 (IQR 28). Wissen über Angebote stieg signifikant (+1,2 Punkte, p&lt;0,01). Barriereanalyse: intuitive Struktur, vertrauenswürdiger Inhalt und Personalisierung als Erfolgsfaktoren; technische Ausfälle, Navigation und regionale Integrationslücken als Haupthürden.</w:t>
       </w:r>
     </w:p>
     <w:p>
@@ -293,7 +293,7 @@
         <w:rPr>
           <w:sz w:val="19"/>
         </w:rPr>
-        <w:t>China, digital fortgeschrittenes Setting; Botschaftsrahmen und Behavior-Change-Ansatz sind auf Deutschland übertragbar.</w:t>
+        <w:t>Deutschland (Heidelberg), vergleichbare Versorgungsstrukturen und Dokumentationspflichten.</w:t>
       </w:r>
     </w:p>
     <w:p>
@@ -302,7 +302,7 @@
           <w:color w:val="5A7D3A"/>
           <w:sz w:val="18"/>
         </w:rPr>
-        <w:t>https://pubmed.ncbi.nlm.nih.gov/42842839/</w:t>
+        <w:t>https://pubmed.ncbi.nlm.nih.gov/42849035/</w:t>
       </w:r>
     </w:p>
     <w:p>
@@ -310,7 +310,7 @@
         <w:pStyle w:val="Heading2"/>
       </w:pPr>
       <w:r>
-        <w:t>Digitale Gesundheitsinterventionen in der Onkologie: RE-AIM-Analyse der externen Validität</w:t>
+        <w:t>KI-gestützte Karotis-Sonografie für Laien in der Primärversorgung: nutzergerechte iterative Entwicklung</w:t>
       </w:r>
     </w:p>
     <w:p>
@@ -320,12 +320,12 @@
           <w:color w:val="666666"/>
           <w:sz w:val="18"/>
         </w:rPr>
-        <w:t>Heifez M et al.  ·  Appl Psychol Health Well Being  ·  Okt. 2026  ·  PMID 42841441</w:t>
+        <w:t>Sjöström A et al.  ·  J Med Internet Res  ·  08.10.2026  ·  PMID 42849032</w:t>
       </w:r>
     </w:p>
     <w:p>
       <w:r>
-        <w:t>Systematische Übersicht über 191 RCTs und nicht-randomisierte Studien mit 29.907 Patienten und Betreuungspersonen zu digitalen Interventionen für psychologische und kognitive Aspekte bei Krebs; Bewertung mit RE-AIM-Framework zur Reichweite, Adoption und Verankerung im Alltag.</w:t>
+        <w:t>Iterativer Entwicklungsprozess eines KI-Systems mit Echtzeit-Führung zur Durchführung von Karotis-Ultraschall durch Assistenzpersonen in schwedischen Hausarztpraxen (urban, ländlich, abgelegen).</w:t>
       </w:r>
     </w:p>
     <w:p>
@@ -336,7 +336,7 @@
         <w:t xml:space="preserve">Ergebnis: </w:t>
       </w:r>
       <w:r>
-        <w:t>Reach, Effectiveness und Implementation wurden häufig berichtet, Adoption und Maintenance unterrepräsentiert. Trotz Berichte zu Effectiveness und Reach: begrenzte Evidenz zur externen Validität schränkt Skalierbarkeit ein. Schlüsselbefund: Fehlende Daten zu realer Übertragbarkeit und Nachhaltigkeit in Routineversorging.</w:t>
+        <w:t>Qualitative Analyse identifizierte vier Implementierungsfaktoren: Passung zur Alltagspraxis, Systemguidance als Voraussetzung, Peer-Learning für Vertrauen, Patientenkommunikation. Beobachtete Usability-Probleme führten zu iterativen Verbesserungen (Navigation, Dateneingabe, Audio-Feedback, Probe-Unterstützung). Keine numerischen Outcomes verfügbar; Fokus auf Gebrauchstauglichkeit und Workflow-Integration für Nicht-Spezialisten.</w:t>
       </w:r>
     </w:p>
     <w:p>
@@ -351,7 +351,7 @@
         <w:rPr>
           <w:sz w:val="19"/>
         </w:rPr>
-        <w:t>Internationale Evidenz mit EU-Perspektive; Transfer auf Deutschland erfordert Stärkung der Implementierungsforschung.</w:t>
+        <w:t>Skandinavien (höherer Digitalisierungsgrad), aber nutzergerechte Designprinzipien auf Deutschland übertragbar.</w:t>
       </w:r>
     </w:p>
     <w:p>
@@ -360,7 +360,65 @@
           <w:color w:val="5A7D3A"/>
           <w:sz w:val="18"/>
         </w:rPr>
-        <w:t>https://pubmed.ncbi.nlm.nih.gov/42841441/</w:t>
+        <w:t>https://pubmed.ncbi.nlm.nih.gov/42849032/</w:t>
+      </w:r>
+    </w:p>
+    <w:p>
+      <w:pPr>
+        <w:pStyle w:val="Heading2"/>
+      </w:pPr>
+      <w:r>
+        <w:t>KI-gestützte Prostatamagnetic Resonance Imaging im NHS: von Validierung zu klinischer Praxis</w:t>
+      </w:r>
+    </w:p>
+    <w:p>
+      <w:r>
+        <w:rPr>
+          <w:i/>
+          <w:color w:val="666666"/>
+          <w:sz w:val="18"/>
+        </w:rPr>
+        <w:t>Adesuyi A et al.  ·  Br J Nurs  ·  08.10.2026  ·  PMID 42848705</w:t>
+      </w:r>
+    </w:p>
+    <w:p>
+      <w:r>
+        <w:t>Perspektivbeitrag basierend auf praktischer Erfahrung aus der Implementierung eines KI-Systems für Prostatamagnetic Resonance Imaging-Analyse in englischem Allgemeinkrankenhaus (governance-zentrierter Ansatz).</w:t>
+      </w:r>
+    </w:p>
+    <w:p>
+      <w:r>
+        <w:rPr>
+          <w:b/>
+        </w:rPr>
+        <w:t xml:space="preserve">Ergebnis: </w:t>
+      </w:r>
+      <w:r>
+        <w:t>Fokus auf Governance, Sicherheit und Pathway-Integration statt nur Algorithmusleistung. Hauptmerkmal: Human-in-the-Loop-Sicherheit, individuum-zentriertes Pathway-Design und Priorisierung von Fairness und professioneller Autonomie. Keine quantitativen Outcome-Daten; Konzept-Beitrag zur ethischen KI-Implementierung.</w:t>
+      </w:r>
+    </w:p>
+    <w:p>
+      <w:r>
+        <w:rPr>
+          <w:b/>
+          <w:sz w:val="19"/>
+        </w:rPr>
+        <w:t xml:space="preserve">Übertragbarkeit: </w:t>
+      </w:r>
+      <w:r>
+        <w:rPr>
+          <w:sz w:val="19"/>
+        </w:rPr>
+        <w:t>Vereinigtes Königreich (NHS), übertragbar auf deutsches System bezüglich Governance und klinischer Integration.</w:t>
+      </w:r>
+    </w:p>
+    <w:p>
+      <w:r>
+        <w:rPr>
+          <w:color w:val="5A7D3A"/>
+          <w:sz w:val="18"/>
+        </w:rPr>
+        <w:t>https://pubmed.ncbi.nlm.nih.gov/42848705/</w:t>
       </w:r>
     </w:p>
     <w:sectPr>

--- a/download/studien-aktuell.docx
+++ b/download/studien-aktuell.docx
@@ -62,7 +62,7 @@
           <w:color w:val="666666"/>
           <w:sz w:val="18"/>
         </w:rPr>
-        <w:t>Stand: 09.10.2026  |  6 Studien  |  ki.m-vf.de</w:t>
+        <w:t>Stand: 10.10.2026  |  6 Studien  |  ki.m-vf.de</w:t>
       </w:r>
     </w:p>
     <w:p>
@@ -70,7 +70,7 @@
         <w:pStyle w:val="Heading1"/>
       </w:pPr>
       <w:r>
-        <w:t>Aufgenommen am 09.10.2026</w:t>
+        <w:t>Aufgenommen am 10.10.2026</w:t>
       </w:r>
     </w:p>
     <w:p>
@@ -78,7 +78,7 @@
         <w:pStyle w:val="Heading2"/>
       </w:pPr>
       <w:r>
-        <w:t>Digitale Schlaganfallbenachrichtigung im Rettungsdienst: Brain Saver App verkürzt Behandlungszeiten</w:t>
+        <w:t>Strukturiertes Bestellsystem in der Notfall-ICU-Aufnahme reduziert Dokumentationsfehler um 46 %</w:t>
       </w:r>
     </w:p>
     <w:p>
@@ -88,12 +88,12 @@
           <w:color w:val="666666"/>
           <w:sz w:val="18"/>
         </w:rPr>
-        <w:t>Kim E et al.  ·  JMIR Med Inform  ·  08.10.2026  ·  PMID 42849893</w:t>
+        <w:t>Chien DK et al.  ·  JMIR Form Res  ·  09.10.2026  ·  PMID 42854259</w:t>
       </w:r>
     </w:p>
     <w:p>
       <w:r>
-        <w:t>Pilot-Studie eines mobilen Apps (Brain Saver) für Echtzeit-Datenaustausch zwischen Rettungsdienst und Notaufnahme bei Schlaganfall-Transport in Südkorea (n=34 Interventions-, n=129 Kontrollgruppe).</w:t>
+        <w:t>Eine retrospektive Analyse vergleich traditionelle und digitale Bestellsysteme bei der Aufnahme von Notfall- in Intensivpatienten und quantifizierte Auswirkungen auf Bestellgültigkeit, Fehler und Workflow-Alignment.</w:t>
       </w:r>
     </w:p>
     <w:p>
@@ -104,7 +104,7 @@
         <w:t xml:space="preserve">Ergebnis: </w:t>
       </w:r>
       <w:r>
-        <w:t>Mediane Onset-to-Needle Zeit kürzer in Interventionsgruppe (114 vs. 204 Minuten, p=0,03). Nach Matching und adjustierter Analyse: Reduktion door-to-needle time (Exp(β)=0,67, p=0,04) und onset-to-needle time (Exp(β)=0,49, p=0,009). Digitale Koordination verbessert Versorgungstimeliness messbar; größere Studien für Skalierbarkeit erforderlich.</w:t>
+        <w:t>Das aktualisierte digitale System erhöhte die Bestellgültigkeit von 54,1 % auf 75,4 % (RR 1,39; p&lt;0,001) und reduzierte fehlerhafte Bestellungen von 45,9 % auf 24,6 % (RR 0,54; p&lt;0,001). Die Reservierungsabstimmung verbesserte sich von 0,68 auf 0,78 (p=0,03).</w:t>
       </w:r>
     </w:p>
     <w:p>
@@ -119,7 +119,7 @@
         <w:rPr>
           <w:sz w:val="19"/>
         </w:rPr>
-        <w:t>Südkorea, mittlere strukturelle Übertragbarkeit; Kernbefund zur Zeitersparnis ist systemunabhängig.</w:t>
+        <w:t>Taiwan, strukturierte elektronische Systeme übertragbar auf europäische Workflows</w:t>
       </w:r>
     </w:p>
     <w:p>
@@ -128,7 +128,7 @@
           <w:color w:val="5A7D3A"/>
           <w:sz w:val="18"/>
         </w:rPr>
-        <w:t>https://pubmed.ncbi.nlm.nih.gov/42849893/</w:t>
+        <w:t>https://pubmed.ncbi.nlm.nih.gov/42854259/</w:t>
       </w:r>
     </w:p>
     <w:p>
@@ -136,7 +136,7 @@
         <w:pStyle w:val="Heading2"/>
       </w:pPr>
       <w:r>
-        <w:t>LLM-basierte Analyse von DiGA-Bewertungen: Was Nutzer über digitale Gesundheitsanwendungen berichten</w:t>
+        <w:t>Mental-Health-Apps bei Nutzern: Abbruch signalisiert oft erfolgreiche Skill-Übertragung, nicht Misserfolg</w:t>
       </w:r>
     </w:p>
     <w:p>
@@ -146,12 +146,12 @@
           <w:color w:val="666666"/>
           <w:sz w:val="18"/>
         </w:rPr>
-        <w:t>Kinast B et al.  ·  JMIR Hum Factors  ·  08.10.2026  ·  PMID 42849059</w:t>
+        <w:t>Suchý V et al.  ·  JMIR Mhealth Uhealth  ·  09.10.2026  ·  PMID 42854203</w:t>
       </w:r>
     </w:p>
     <w:p>
       <w:r>
-        <w:t>Analyse von 4.328 App-Store-Bewertungen zu 44 zertifizierten deutschen DiGAs mit GPT-4o zur Erfassung wiederkehrender Nutzererfahrungen.</w:t>
+        <w:t>Qualitative Studie mit 31 tschechischen App-Nutzern (semistrukturierte Interviews) zur Integration von Mental-Health-Apps in Alltag und Selbsthilfe.</w:t>
       </w:r>
     </w:p>
     <w:p>
@@ -162,7 +162,7 @@
         <w:t xml:space="preserve">Ergebnis: </w:t>
       </w:r>
       <w:r>
-        <w:t>Positive Bewertungen zu Effektivität (89,5%) und Gesamteindruck (86,2%), aber schwerwiegende technische Barrieren: Login/Registrierung zu 93,9% negativ bewertet, Technologie-Aspekte zu 84,3% kritisiert. LLM-Klassifikation erreichte 99% Genauigkeit für Sentiment, 95% für Kategorien. Persistente Zugangsbarrieren gefährden DiGA-Nutzung trotz positiver Effektivitätswahrnehmung.</w:t>
+        <w:t>Drei Nutzungsmuster (regelmäßig, reaktiv, problem-fokussiert) und vier Trajectories (Emanzipation, Unabhängigkeit, Abhängigkeit, episodisch). Abbruch reflektiert oft erfolgreiche Skill-Übertragung in den Alltag, nicht Fehlschlag. Nutzer berichten Belastung durch Selbstmonitoring und Screen-Time-Zielkonflikt.</w:t>
       </w:r>
     </w:p>
     <w:p>
@@ -177,7 +177,7 @@
         <w:rPr>
           <w:sz w:val="19"/>
         </w:rPr>
-        <w:t>Deutschland, offizielle DiGA-Liste, direkt auf deutsche Versorgung übertragbar.</w:t>
+        <w:t>Tschechien, EU-kompatible Datenschutzpraxis, Transfer zu europäischer Nutzerforschung</w:t>
       </w:r>
     </w:p>
     <w:p>
@@ -186,7 +186,7 @@
           <w:color w:val="5A7D3A"/>
           <w:sz w:val="18"/>
         </w:rPr>
-        <w:t>https://pubmed.ncbi.nlm.nih.gov/42849059/</w:t>
+        <w:t>https://pubmed.ncbi.nlm.nih.gov/42854203/</w:t>
       </w:r>
     </w:p>
     <w:p>
@@ -194,7 +194,7 @@
         <w:pStyle w:val="Heading2"/>
       </w:pPr>
       <w:r>
-        <w:t>Telemedizin-Ungleichheiten in Japan 2020–2024: Alter und sozioökonomischer Status widersprechen Diffusionstheorie</w:t>
+        <w:t>Digitale Interventionen bei ADHS-Symptomen bei Kindern: Serious Games wirken 6–8 Wochen am besten</w:t>
       </w:r>
     </w:p>
     <w:p>
@@ -204,12 +204,12 @@
           <w:color w:val="666666"/>
           <w:sz w:val="18"/>
         </w:rPr>
-        <w:t>Ito H et al.  ·  J Med Internet Res  ·  08.10.2026  ·  PMID 42849039</w:t>
+        <w:t>Wang A et al.  ·  J Med Internet Res  ·  09.10.2026  ·  PMID 42854193</w:t>
       </w:r>
     </w:p>
     <w:p>
       <w:r>
-        <w:t>Longitudinale Panel-Umfrage zur Telemedizin-Adoption über vier Jahre in 10.818 japanischen Teilnehmern (18–75 Jahre) mit Stratifizierung nach Alter und Sozioökonomie.</w:t>
+        <w:t>Systematische Übersicht und Meta-Analyse von 37 RCTs (4 Interventionstypen) zur Wirkung digitaler Technologien auf Kernsymptome und kognitive Funktionen bei Kindern mit ADHS.</w:t>
       </w:r>
     </w:p>
     <w:p>
@@ -220,7 +220,7 @@
         <w:t xml:space="preserve">Ergebnis: </w:t>
       </w:r>
       <w:r>
-        <w:t>Gesamtadoption stieg 2020–2024 von 2,6% auf 7%. Aber Ungleichheiten vergrößerten sich: Altersgruppe 70–75 Jahre +1,0 Pp, vs. 18–29 Jahre +13,1 Pp (DID −12,1 Pp, 95% KI −18,2 bis −5,9). Arbeitslose zeigten geringeren Zuwachs als obere Berufsgruppen (+2,8 vs. +5,7 Pp, DID −2,9 Pp). Digitalisierung ohne Equity-Fokus verschärft Zugangsbarrieren für vulnerable Gruppen.</w:t>
+        <w:t>Digitale Interventionen linderten Kernsymptome signifikant (Effekt primär durch Serious Games, p=0,02) und kognitive Beeinträchtigungen (hauptsächlich computergestützte Interventionen p=0,04, Serious Games p=0,02). Stärkere Effekte bei jüngeren Kindern (&lt;10 Jahren) und Intervention ≤8 Wochen Dauer.</w:t>
       </w:r>
     </w:p>
     <w:p>
@@ -235,7 +235,7 @@
         <w:rPr>
           <w:sz w:val="19"/>
         </w:rPr>
-        <w:t>Japan, aber Health-Equity-Befunde sind für deutsches Gesundheitswesen strukturell relevant.</w:t>
+        <w:t>Studienpopulation überwiegend europäisch und nordamerikanisch, Interventionstypen in Deutschland verfügbar</w:t>
       </w:r>
     </w:p>
     <w:p>
@@ -244,7 +244,7 @@
           <w:color w:val="5A7D3A"/>
           <w:sz w:val="18"/>
         </w:rPr>
-        <w:t>https://pubmed.ncbi.nlm.nih.gov/42849039/</w:t>
+        <w:t>https://pubmed.ncbi.nlm.nih.gov/42854193/</w:t>
       </w:r>
     </w:p>
     <w:p>
@@ -252,7 +252,7 @@
         <w:pStyle w:val="Heading2"/>
       </w:pPr>
       <w:r>
-        <w:t>Digitaler Perinatal-Navigator für Hochrisikoschwangerschaften: Machbarkeit und Usability</w:t>
+        <w:t>Machine-Learning-Modell für Sterblichkeit in Neurokritik: AUROC 0,841 intern, 0,801 extern validiert</w:t>
       </w:r>
     </w:p>
     <w:p>
@@ -262,12 +262,12 @@
           <w:color w:val="666666"/>
           <w:sz w:val="18"/>
         </w:rPr>
-        <w:t>Foerstel M et al.  ·  J Med Internet Res  ·  08.10.2026  ·  PMID 42849035</w:t>
+        <w:t>Cheng X et al.  ·  Front Neurol  ·  24.09.2026  ·  PMID 42851912</w:t>
       </w:r>
     </w:p>
     <w:p>
       <w:r>
-        <w:t>Machbarkeitsstudie eines Navigators mit personalisierten Handlungsempfehlungen und Anbindung an Unterstützungsservices bei Hochrisikopatientinnen an deutschem Universitätsklinikum (n=35 mit Psychometrie).</w:t>
+        <w:t>Retrospektive Kohortenstudie mit MIMIC-IV (n=6.842) und eICU-CRD (n=5.236) zur Entwicklung und externen Validierung eines interpretierbaren ML-Modells für frühe Sterblichkeitsprognose in Neurokritik.</w:t>
       </w:r>
     </w:p>
     <w:p>
@@ -278,7 +278,7 @@
         <w:t xml:space="preserve">Ergebnis: </w:t>
       </w:r>
       <w:r>
-        <w:t>System Usability Scale Median 80 (IQR 17,5), mHealth App Usability Questionnaire Median 111 (IQR 28). Wissen über Angebote stieg signifikant (+1,2 Punkte, p&lt;0,01). Barriereanalyse: intuitive Struktur, vertrauenswürdiger Inhalt und Personalisierung als Erfolgsfaktoren; technische Ausfälle, Navigation und regionale Integrationslücken als Haupthürden.</w:t>
+        <w:t>LightGBM zeigte beste Leistung: interne Test-AUROC 0,841 (KI 0,821–0,861), externe Validierung AUROC 0,801 (KI 0,779–0,824), Sensitivität 72,8 %, Spezifität 73,9 %, NPV 94,7 %. Kalibrierung akzeptabel (Brier 0,101). Hauptprädiktoren: GCS, mechanische Beatmung, Alter, Laktat.</w:t>
       </w:r>
     </w:p>
     <w:p>
@@ -293,7 +293,7 @@
         <w:rPr>
           <w:sz w:val="19"/>
         </w:rPr>
-        <w:t>Deutschland (Heidelberg), vergleichbare Versorgungsstrukturen und Dokumentationspflichten.</w:t>
+        <w:t>Multinationale öffentliche ICU-Datenbanken, externe Validierung vorliegen, aber Implementierung vor prospektiver Validierung in Europa nicht empfohlen</w:t>
       </w:r>
     </w:p>
     <w:p>
@@ -302,7 +302,7 @@
           <w:color w:val="5A7D3A"/>
           <w:sz w:val="18"/>
         </w:rPr>
-        <w:t>https://pubmed.ncbi.nlm.nih.gov/42849035/</w:t>
+        <w:t>https://pubmed.ncbi.nlm.nih.gov/42851912/</w:t>
       </w:r>
     </w:p>
     <w:p>
@@ -310,7 +310,7 @@
         <w:pStyle w:val="Heading2"/>
       </w:pPr>
       <w:r>
-        <w:t>KI-gestützte Karotis-Sonografie für Laien in der Primärversorgung: nutzergerechte iterative Entwicklung</w:t>
+        <w:t>LLM-strukturierte Onkologie-Berichte verbessern Findbarkeit von Informationen 4,3-fach</w:t>
       </w:r>
     </w:p>
     <w:p>
@@ -320,12 +320,12 @@
           <w:color w:val="666666"/>
           <w:sz w:val="18"/>
         </w:rPr>
-        <w:t>Sjöström A et al.  ·  J Med Internet Res  ·  08.10.2026  ·  PMID 42849032</w:t>
+        <w:t>Busch F et al.  ·  Cancer Imaging  ·  08.10.2026  ·  PMID 42850632</w:t>
       </w:r>
     </w:p>
     <w:p>
       <w:r>
-        <w:t>Iterativer Entwicklungsprozess eines KI-Systems mit Echtzeit-Führung zur Durchführung von Karotis-Ultraschall durch Assistenzpersonen in schwedischen Hausarztpraxen (urban, ländlich, abgelegen).</w:t>
+        <w:t>Prospektive Paired-Studie mit 66 Multiprofessionals zur Bewertung von LLM-strukturierten versus Freitext-CT-Befunden in der Onkologie mittels standardisierter 12-Item-Likert-Skalen.</w:t>
       </w:r>
     </w:p>
     <w:p>
@@ -336,7 +336,7 @@
         <w:t xml:space="preserve">Ergebnis: </w:t>
       </w:r>
       <w:r>
-        <w:t>Qualitative Analyse identifizierte vier Implementierungsfaktoren: Passung zur Alltagspraxis, Systemguidance als Voraussetzung, Peer-Learning für Vertrauen, Patientenkommunikation. Beobachtete Usability-Probleme führten zu iterativen Verbesserungen (Navigation, Dateneingabe, Audio-Feedback, Probe-Unterstützung). Keine numerischen Outcomes verfügbar; Fokus auf Gebrauchstauglichkeit und Workflow-Integration für Nicht-Spezialisten.</w:t>
+        <w:t>Strukturierte Berichte zeigten signifikant höhere Zustimmungsraten für 11 von 12 Items (OR 1,70–4,81). Stärkste Effekte für klinischen Nutzen (OR 4,81; KI 3,24–7,15), Informationsfindbarkeit (OR 4,31; KI 3,12–5,96) und Klarheit von Empfehlungen (OR 4,14; KI 2,95–5,83).</w:t>
       </w:r>
     </w:p>
     <w:p>
@@ -351,7 +351,7 @@
         <w:rPr>
           <w:sz w:val="19"/>
         </w:rPr>
-        <w:t>Skandinavien (höherer Digitalisierungsgrad), aber nutzergerechte Designprinzipien auf Deutschland übertragbar.</w:t>
+        <w:t>Deutschland, Münchner Universitätsklinik, vergleichbare Dokumentationsanforderungen</w:t>
       </w:r>
     </w:p>
     <w:p>
@@ -360,7 +360,7 @@
           <w:color w:val="5A7D3A"/>
           <w:sz w:val="18"/>
         </w:rPr>
-        <w:t>https://pubmed.ncbi.nlm.nih.gov/42849032/</w:t>
+        <w:t>https://pubmed.ncbi.nlm.nih.gov/42850632/</w:t>
       </w:r>
     </w:p>
     <w:p>
@@ -368,7 +368,7 @@
         <w:pStyle w:val="Heading2"/>
       </w:pPr>
       <w:r>
-        <w:t>KI-gestützte Prostatamagnetic Resonance Imaging im NHS: von Validierung zu klinischer Praxis</w:t>
+        <w:t>KI-Modell zur TB-Triage in Usbekistan: lokal angepasst AUC 0,990, aber ohne externe Validierung</w:t>
       </w:r>
     </w:p>
     <w:p>
@@ -378,12 +378,12 @@
           <w:color w:val="666666"/>
           <w:sz w:val="18"/>
         </w:rPr>
-        <w:t>Adesuyi A et al.  ·  Br J Nurs  ·  08.10.2026  ·  PMID 42848705</w:t>
+        <w:t>Shakarbaev N et al.  ·  Int J Med Inform  ·  22.09.2026  ·  PMID 42784986</w:t>
       </w:r>
     </w:p>
     <w:p>
       <w:r>
-        <w:t>Perspektivbeitrag basierend auf praktischer Erfahrung aus der Implementierung eines KI-Systems für Prostatamagnetic Resonance Imaging-Analyse in englischem Allgemeinkrankenhaus (governance-zentrierter Ansatz).</w:t>
+        <w:t>Lokale Anpassung eines öffentlichen Thorax-Röntgen-KI-Klassifikators für Tuberkulose-Triage an usbekische Daten mit interner Validierung und explorativer Workstation-Integration.</w:t>
       </w:r>
     </w:p>
     <w:p>
@@ -394,7 +394,7 @@
         <w:t xml:space="preserve">Ergebnis: </w:t>
       </w:r>
       <w:r>
-        <w:t>Fokus auf Governance, Sicherheit und Pathway-Integration statt nur Algorithmusleistung. Hauptmerkmal: Human-in-the-Loop-Sicherheit, individuum-zentriertes Pathway-Design und Priorisierung von Fairness und professioneller Autonomie. Keine quantitativen Outcome-Daten; Konzept-Beitrag zur ethischen KI-Implementierung.</w:t>
+        <w:t>Im gehaltenen Test (n=76, 15 TB+) erreichte das angepasste Modell AUC 0,9902 (KI 0,9694–1,0000), F1 0,9375, Precision-Recall-AUC 0,9557. Unterschied zur öffentlichen Baseline nicht signifikant (p=0,4864). Keine Institution-externe Validierung.</w:t>
       </w:r>
     </w:p>
     <w:p>
@@ -409,7 +409,7 @@
         <w:rPr>
           <w:sz w:val="19"/>
         </w:rPr>
-        <w:t>Vereinigtes Königreich (NHS), übertragbar auf deutsches System bezüglich Governance und klinischer Integration.</w:t>
+        <w:t>Zentralasien, kleine gehaltene Testmenge (n=15 Fälle), keine Screening-Performance nachgewiesen</w:t>
       </w:r>
     </w:p>
     <w:p>
@@ -418,7 +418,7 @@
           <w:color w:val="5A7D3A"/>
           <w:sz w:val="18"/>
         </w:rPr>
-        <w:t>https://pubmed.ncbi.nlm.nih.gov/42848705/</w:t>
+        <w:t>https://pubmed.ncbi.nlm.nih.gov/42784986/</w:t>
       </w:r>
     </w:p>
     <w:sectPr>

--- a/download/studien-aktuell.docx
+++ b/download/studien-aktuell.docx
@@ -62,7 +62,7 @@
           <w:color w:val="666666"/>
           <w:sz w:val="18"/>
         </w:rPr>
-        <w:t>Stand: 10.10.2026  |  6 Studien  |  ki.m-vf.de</w:t>
+        <w:t>Stand: 11.10.2026  |  6 Studien  |  ki.m-vf.de</w:t>
       </w:r>
     </w:p>
     <w:p>
@@ -70,7 +70,7 @@
         <w:pStyle w:val="Heading1"/>
       </w:pPr>
       <w:r>
-        <w:t>Aufgenommen am 10.10.2026</w:t>
+        <w:t>Aufgenommen am 11.10.2026</w:t>
       </w:r>
     </w:p>
     <w:p>
@@ -78,7 +78,7 @@
         <w:pStyle w:val="Heading2"/>
       </w:pPr>
       <w:r>
-        <w:t>Strukturiertes Bestellsystem in der Notfall-ICU-Aufnahme reduziert Dokumentationsfehler um 46 %</w:t>
+        <w:t>eHealth-Literalität bei Krebspatienten in Norwegen: Messbarkeit und Einflussfaktoren</w:t>
       </w:r>
     </w:p>
     <w:p>
@@ -88,12 +88,12 @@
           <w:color w:val="666666"/>
           <w:sz w:val="18"/>
         </w:rPr>
-        <w:t>Chien DK et al.  ·  JMIR Form Res  ·  09.10.2026  ·  PMID 42854259</w:t>
+        <w:t>Kongshaug N et al.  ·  JCO Clin Cancer Inform  ·  09.10.2026  ·  PMID 42854113</w:t>
       </w:r>
     </w:p>
     <w:p>
       <w:r>
-        <w:t>Eine retrospektive Analyse vergleich traditionelle und digitale Bestellsysteme bei der Aufnahme von Notfall- in Intensivpatienten und quantifizierte Auswirkungen auf Bestellgültigkeit, Fehler und Workflow-Alignment.</w:t>
+        <w:t>Querschnittsstudie zur Bewertung der digitalen Gesundheitskompetenz von 248 Onkologiepatienten unter laufender oder kürzlich abgeschlossener Chemotherapie mittels eHealth Literacy Questionnaire.</w:t>
       </w:r>
     </w:p>
     <w:p>
@@ -104,7 +104,7 @@
         <w:t xml:space="preserve">Ergebnis: </w:t>
       </w:r>
       <w:r>
-        <w:t>Das aktualisierte digitale System erhöhte die Bestellgültigkeit von 54,1 % auf 75,4 % (RR 1,39; p&lt;0,001) und reduzierte fehlerhafte Bestellungen von 45,9 % auf 24,6 % (RR 0,54; p&lt;0,001). Die Reservierungsabstimmung verbesserte sich von 0,68 auf 0,78 (p=0,03).</w:t>
+        <w:t>eHealth Literacy Scores (7 Skalen): Mittelwerte 2,72–3,14 (SD 0,42–0,62); höchster Score bei Sicherheit/Kontrolle (3,14 ± 0,45); stärkster Prädiktor für niedrigere Literalität: höheres Alter; Geschlecht und Bildung nicht signifikant assoziiert.</w:t>
       </w:r>
     </w:p>
     <w:p>
@@ -119,7 +119,7 @@
         <w:rPr>
           <w:sz w:val="19"/>
         </w:rPr>
-        <w:t>Taiwan, strukturierte elektronische Systeme übertragbar auf europäische Workflows</w:t>
+        <w:t>Skandinavien, Estland deutlich digitaler; Befunde zeigen Potential, nicht unmittelbare Umsetzbarkeit</w:t>
       </w:r>
     </w:p>
     <w:p>
@@ -128,7 +128,7 @@
           <w:color w:val="5A7D3A"/>
           <w:sz w:val="18"/>
         </w:rPr>
-        <w:t>https://pubmed.ncbi.nlm.nih.gov/42854259/</w:t>
+        <w:t>https://pubmed.ncbi.nlm.nih.gov/42854113/</w:t>
       </w:r>
     </w:p>
     <w:p>
@@ -136,7 +136,7 @@
         <w:pStyle w:val="Heading2"/>
       </w:pPr>
       <w:r>
-        <w:t>Mental-Health-Apps bei Nutzern: Abbruch signalisiert oft erfolgreiche Skill-Übertragung, nicht Misserfolg</w:t>
+        <w:t>AI-Spracherkennungsapp R-SPEAK für Menschen mit Aphasie: Akzeptanz und Usability</w:t>
       </w:r>
     </w:p>
     <w:p>
@@ -146,12 +146,12 @@
           <w:color w:val="666666"/>
           <w:sz w:val="18"/>
         </w:rPr>
-        <w:t>Suchý V et al.  ·  JMIR Mhealth Uhealth  ·  09.10.2026  ·  PMID 42854203</w:t>
+        <w:t>Al-Tamimi AK et al.  ·  J Med Internet Res  ·  08.10.2026  ·  PMID 42853042</w:t>
       </w:r>
     </w:p>
     <w:p>
       <w:r>
-        <w:t>Qualitative Studie mit 31 tschechischen App-Nutzern (semistrukturierte Interviews) zur Integration von Mental-Health-Apps in Alltag und Selbsthilfe.</w:t>
+        <w:t>Qualitative Coprodukts-Studie zur Entwicklung und Bewertung eines Large Language Model-gestützten Smartphone-Apps, das Menschen mit leichter bis mittelschwerer expressiver Aphasie bei der Kommunikation unterstützen soll.</w:t>
       </w:r>
     </w:p>
     <w:p>
@@ -162,7 +162,7 @@
         <w:t xml:space="preserve">Ergebnis: </w:t>
       </w:r>
       <w:r>
-        <w:t>Drei Nutzungsmuster (regelmäßig, reaktiv, problem-fokussiert) und vier Trajectories (Emanzipation, Unabhängigkeit, Abhängigkeit, episodisch). Abbruch reflektiert oft erfolgreiche Skill-Übertragung in den Alltag, nicht Fehlschlag. Nutzer berichten Belastung durch Selbstmonitoring und Screen-Time-Zielkonflikt.</w:t>
+        <w:t>System Usability Scale: Mittelwert 75 (SD 9,19), bewertet als „gut</w:t>
       </w:r>
     </w:p>
     <w:p>
@@ -177,7 +177,7 @@
         <w:rPr>
           <w:sz w:val="19"/>
         </w:rPr>
-        <w:t>Tschechien, EU-kompatible Datenschutzpraxis, Transfer zu europäischer Nutzerforschung</w:t>
+        <w:t>Großbritannien; co-designed mit Menschen mit Aphasie, NHS-Settings</w:t>
       </w:r>
     </w:p>
     <w:p>
@@ -186,7 +186,7 @@
           <w:color w:val="5A7D3A"/>
           <w:sz w:val="18"/>
         </w:rPr>
-        <w:t>https://pubmed.ncbi.nlm.nih.gov/42854203/</w:t>
+        <w:t>https://pubmed.ncbi.nlm.nih.gov/42853042/</w:t>
       </w:r>
     </w:p>
     <w:p>
@@ -194,7 +194,7 @@
         <w:pStyle w:val="Heading2"/>
       </w:pPr>
       <w:r>
-        <w:t>Digitale Interventionen bei ADHS-Symptomen bei Kindern: Serious Games wirken 6–8 Wochen am besten</w:t>
+        <w:t>Mobile Applikation zur Lupus-Selbstmanagement: Anforderungsanalyse und Usability</w:t>
       </w:r>
     </w:p>
     <w:p>
@@ -204,12 +204,12 @@
           <w:color w:val="666666"/>
           <w:sz w:val="18"/>
         </w:rPr>
-        <w:t>Wang A et al.  ·  J Med Internet Res  ·  09.10.2026  ·  PMID 42854193</w:t>
+        <w:t>Moulaei K et al.  ·  J Int Med Res  ·  09.10.2026  ·  PMID 42852649</w:t>
       </w:r>
     </w:p>
     <w:p>
       <w:r>
-        <w:t>Systematische Übersicht und Meta-Analyse von 37 RCTs (4 Interventionstypen) zur Wirkung digitaler Technologien auf Kernsymptome und kognitive Funktionen bei Kindern mit ADHS.</w:t>
+        <w:t>Systematische Anforderungsanalyse mit 12 Patienten und 6 Rheumatologen, gefolgt von Prototypentwicklung und Bewertung durch 8 Patienten über 1 Woche.</w:t>
       </w:r>
     </w:p>
     <w:p>
@@ -220,7 +220,7 @@
         <w:t xml:space="preserve">Ergebnis: </w:t>
       </w:r>
       <w:r>
-        <w:t>Digitale Interventionen linderten Kernsymptome signifikant (Effekt primär durch Serious Games, p=0,02) und kognitive Beeinträchtigungen (hauptsächlich computergestützte Interventionen p=0,04, Serious Games p=0,02). Stärkere Effekte bei jüngeren Kindern (&lt;10 Jahren) und Intervention ≤8 Wochen Dauer.</w:t>
+        <w:t>Von 70 Anforderungen erfüllten 61 (87 %) das Einschlusskriterium (≥75 %); Usability-Rating durch Patienten: Mittelwert 7,5 von 9; vier Funktionsbereiche: Benutzerprofil, Lebensstil, Krankheitsmanagement, App-Features.</w:t>
       </w:r>
     </w:p>
     <w:p>
@@ -235,7 +235,7 @@
         <w:rPr>
           <w:sz w:val="19"/>
         </w:rPr>
-        <w:t>Studienpopulation überwiegend europäisch und nordamerikanisch, Interventionstypen in Deutschland verfügbar</w:t>
+        <w:t>Iran; Patientenbeteiligung und bedarfsorientiertes Design, längerfristige Validierung ausstehend</w:t>
       </w:r>
     </w:p>
     <w:p>
@@ -244,7 +244,7 @@
           <w:color w:val="5A7D3A"/>
           <w:sz w:val="18"/>
         </w:rPr>
-        <w:t>https://pubmed.ncbi.nlm.nih.gov/42854193/</w:t>
+        <w:t>https://pubmed.ncbi.nlm.nih.gov/42852649/</w:t>
       </w:r>
     </w:p>
     <w:p>
@@ -252,7 +252,7 @@
         <w:pStyle w:val="Heading2"/>
       </w:pPr>
       <w:r>
-        <w:t>Machine-Learning-Modell für Sterblichkeit in Neurokritik: AUROC 0,841 intern, 0,801 extern validiert</w:t>
+        <w:t>Cross-border Gesundheitsdaten-Sharing: Rechtliche und ethische Herausforderungen in Europa</w:t>
       </w:r>
     </w:p>
     <w:p>
@@ -262,12 +262,12 @@
           <w:color w:val="666666"/>
           <w:sz w:val="18"/>
         </w:rPr>
-        <w:t>Cheng X et al.  ·  Front Neurol  ·  24.09.2026  ·  PMID 42851912</w:t>
+        <w:t>Liu J et al.  ·  Health Policy  ·  18.09.2026  ·  PMID 42800264</w:t>
       </w:r>
     </w:p>
     <w:p>
       <w:r>
-        <w:t>Retrospektive Kohortenstudie mit MIMIC-IV (n=6.842) und eICU-CRD (n=5.236) zur Entwicklung und externen Validierung eines interpretierbaren ML-Modells für frühe Sterblichkeitsprognose in Neurokritik.</w:t>
+        <w:t>Normative Policy-Analyse des ICUData4EU-Programms zur Bewertung von Struktur, Governance und rechtlichen Auswirkungen föderierter Intensivmedizin-Daten unter GDPR und European Health Data Space.</w:t>
       </w:r>
     </w:p>
     <w:p>
@@ -278,7 +278,7 @@
         <w:t xml:space="preserve">Ergebnis: </w:t>
       </w:r>
       <w:r>
-        <w:t>LightGBM zeigte beste Leistung: interne Test-AUROC 0,841 (KI 0,821–0,861), externe Validierung AUROC 0,801 (KI 0,779–0,824), Sensitivität 72,8 %, Spezifität 73,9 %, NPV 94,7 %. Kalibrierung akzeptabel (Brier 0,101). Hauptprädiktoren: GCS, mechanische Beatmung, Alter, Laktat.</w:t>
+        <w:t>ICUData4EU ermöglicht Datenanalyse in lokalen Krankenhausmilieus mit Fernzugriff auf aggregierte Ergebnisse (föderiertes Modell); Analyse zeigt Potenzial für Forschung, aber noch offene rechtliche und ethische Herausforderungen bezüglich GDPR-, EHDS-Compliance und ungleiche Datenschutzrisiken zwischen Ländern.</w:t>
       </w:r>
     </w:p>
     <w:p>
@@ -293,7 +293,7 @@
         <w:rPr>
           <w:sz w:val="19"/>
         </w:rPr>
-        <w:t>Multinationale öffentliche ICU-Datenbanken, externe Validierung vorliegen, aber Implementierung vor prospektiver Validierung in Europa nicht empfohlen</w:t>
+        <w:t>EU-Regulierungsrahmen; Deutschland und Partnerländer; praktisches Beispiel für EHDS-Umsetzung</w:t>
       </w:r>
     </w:p>
     <w:p>
@@ -302,7 +302,7 @@
           <w:color w:val="5A7D3A"/>
           <w:sz w:val="18"/>
         </w:rPr>
-        <w:t>https://pubmed.ncbi.nlm.nih.gov/42851912/</w:t>
+        <w:t>https://pubmed.ncbi.nlm.nih.gov/42800264/</w:t>
       </w:r>
     </w:p>
     <w:p>
@@ -310,7 +310,7 @@
         <w:pStyle w:val="Heading2"/>
       </w:pPr>
       <w:r>
-        <w:t>LLM-strukturierte Onkologie-Berichte verbessern Findbarkeit von Informationen 4,3-fach</w:t>
+        <w:t>Blutdrucksenker in hypertensiven Schwangerschaften: Target Trial Emulation mit niederländischen EHR-Daten</w:t>
       </w:r>
     </w:p>
     <w:p>
@@ -320,12 +320,12 @@
           <w:color w:val="666666"/>
           <w:sz w:val="18"/>
         </w:rPr>
-        <w:t>Busch F et al.  ·  Cancer Imaging  ·  08.10.2026  ·  PMID 42850632</w:t>
+        <w:t>Hup RJ et al.  ·  BMJ Open  ·  22.09.2026  ·  PMID 42772874</w:t>
       </w:r>
     </w:p>
     <w:p>
       <w:r>
-        <w:t>Prospektive Paired-Studie mit 66 Multiprofessionals zur Bewertung von LLM-strukturierten versus Freitext-CT-Befunden in der Onkologie mittels standardisierter 12-Item-Likert-Skalen.</w:t>
+        <w:t>Protokoll für observationale Studie zur Vergleichung von Methyldopa, Labetalol und Nifedipin in hypertensiven Schwangerschaften mittels elektronischer Patientendaten aus vier universitären und zwei kommunalen Krankenhäusern (2006–2025).</w:t>
       </w:r>
     </w:p>
     <w:p>
@@ -336,7 +336,7 @@
         <w:t xml:space="preserve">Ergebnis: </w:t>
       </w:r>
       <w:r>
-        <w:t>Strukturierte Berichte zeigten signifikant höhere Zustimmungsraten für 11 von 12 Items (OR 1,70–4,81). Stärkste Effekte für klinischen Nutzen (OR 4,81; KI 3,24–7,15), Informationsfindbarkeit (OR 4,31; KI 3,12–5,96) und Klarheit von Empfehlungen (OR 4,14; KI 2,95–5,83).</w:t>
+        <w:t>Studienprotokoll; geplant: Weighted multivariable mixed-effects Regressionsmodelle für primäre Outcomes (schwere Hypertonie, small for gestational age &lt;3. Perzentile) und sekundäre Outcomes (Präeklampsie, Nierenschaden, Intensivstationsaufnahme, perinatale Mortalität); Ethik genehmigt.</w:t>
       </w:r>
     </w:p>
     <w:p>
@@ -351,7 +351,7 @@
         <w:rPr>
           <w:sz w:val="19"/>
         </w:rPr>
-        <w:t>Deutschland, Münchner Universitätsklinik, vergleichbare Dokumentationsanforderungen</w:t>
+        <w:t>Niederlande; vergleichbares Gesundheitssystem und Dokumentationspflichten, pragmatisches RCT-Emulations-Design</w:t>
       </w:r>
     </w:p>
     <w:p>
@@ -360,7 +360,7 @@
           <w:color w:val="5A7D3A"/>
           <w:sz w:val="18"/>
         </w:rPr>
-        <w:t>https://pubmed.ncbi.nlm.nih.gov/42850632/</w:t>
+        <w:t>https://pubmed.ncbi.nlm.nih.gov/42772874/</w:t>
       </w:r>
     </w:p>
     <w:p>
@@ -368,7 +368,7 @@
         <w:pStyle w:val="Heading2"/>
       </w:pPr>
       <w:r>
-        <w:t>KI-Modell zur TB-Triage in Usbekistan: lokal angepasst AUC 0,990, aber ohne externe Validierung</w:t>
+        <w:t>Ethische Analyse von KI in der Organtransplantation: Framework für Verantwortlichkeit</w:t>
       </w:r>
     </w:p>
     <w:p>
@@ -378,12 +378,12 @@
           <w:color w:val="666666"/>
           <w:sz w:val="18"/>
         </w:rPr>
-        <w:t>Shakarbaev N et al.  ·  Int J Med Inform  ·  22.09.2026  ·  PMID 42784986</w:t>
+        <w:t>Primc N  ·  Transpl Int  ·  04.09.2026  ·  PMID 42761011</w:t>
       </w:r>
     </w:p>
     <w:p>
       <w:r>
-        <w:t>Lokale Anpassung eines öffentlichen Thorax-Röntgen-KI-Klassifikators für Tuberkulose-Triage an usbekische Daten mit interner Validierung und explorativer Workstation-Integration.</w:t>
+        <w:t>Qualitative normative Analyse zur systematischen Abbildung von KI-Einsatzbereichen in der Transplantationsprozess und deren ethische Implikationen für Spender, Empfänger und Öffentlichkeit.</w:t>
       </w:r>
     </w:p>
     <w:p>
@@ -394,7 +394,7 @@
         <w:t xml:space="preserve">Ergebnis: </w:t>
       </w:r>
       <w:r>
-        <w:t>Im gehaltenen Test (n=76, 15 TB+) erreichte das angepasste Modell AUC 0,9902 (KI 0,9694–1,0000), F1 0,9375, Precision-Recall-AUC 0,9557. Unterschied zur öffentlichen Baseline nicht signifikant (p=0,4864). Keine Institution-externe Validierung.</w:t>
+        <w:t>Framework beschreibt stakeholder-spezifische ethische Verpflichtungen über Transplantationsphasen: Donorenidentifikation (patientenzentriert), Allokation (Verteilungsgerechtigkeit), perioperative Phase (professionelle Verantwortung); AI-assisted organ allocation als Beispielfall analysiert.</w:t>
       </w:r>
     </w:p>
     <w:p>
@@ -409,7 +409,7 @@
         <w:rPr>
           <w:sz w:val="19"/>
         </w:rPr>
-        <w:t>Zentralasien, kleine gehaltene Testmenge (n=15 Fälle), keine Screening-Performance nachgewiesen</w:t>
+        <w:t>Österreich; theoretischer Rahmen für europäische Transplantationspraxis und Regulierung</w:t>
       </w:r>
     </w:p>
     <w:p>
@@ -418,7 +418,7 @@
           <w:color w:val="5A7D3A"/>
           <w:sz w:val="18"/>
         </w:rPr>
-        <w:t>https://pubmed.ncbi.nlm.nih.gov/42784986/</w:t>
+        <w:t>https://pubmed.ncbi.nlm.nih.gov/42761011/</w:t>
       </w:r>
     </w:p>
     <w:sectPr>

--- a/download/studien-aktuell.docx
+++ b/download/studien-aktuell.docx
@@ -62,7 +62,7 @@
           <w:color w:val="666666"/>
           <w:sz w:val="18"/>
         </w:rPr>
-        <w:t>Stand: 11.10.2026  |  6 Studien  |  ki.m-vf.de</w:t>
+        <w:t>Stand: 12.10.2026  |  1 Studien  |  ki.m-vf.de</w:t>
       </w:r>
     </w:p>
     <w:p>
@@ -70,7 +70,7 @@
         <w:pStyle w:val="Heading1"/>
       </w:pPr>
       <w:r>
-        <w:t>Aufgenommen am 11.10.2026</w:t>
+        <w:t>Aufgenommen am 12.10.2026</w:t>
       </w:r>
     </w:p>
     <w:p>
@@ -78,7 +78,7 @@
         <w:pStyle w:val="Heading2"/>
       </w:pPr>
       <w:r>
-        <w:t>eHealth-Literalität bei Krebspatienten in Norwegen: Messbarkeit und Einflussfaktoren</w:t>
+        <w:t>Hybrid-KI für Pflegeplanung: Regeln und LLM kombiniert in deutschen Heimen</w:t>
       </w:r>
     </w:p>
     <w:p>
@@ -88,12 +88,12 @@
           <w:color w:val="666666"/>
           <w:sz w:val="18"/>
         </w:rPr>
-        <w:t>Kongshaug N et al.  ·  JCO Clin Cancer Inform  ·  09.10.2026  ·  PMID 42854113</w:t>
+        <w:t>Pilz M et al.  ·  Health Care Manag Sci  ·  10.10.2026  ·  PMID 42859266</w:t>
       </w:r>
     </w:p>
     <w:p>
       <w:r>
-        <w:t>Querschnittsstudie zur Bewertung der digitalen Gesundheitskompetenz von 248 Onkologiepatienten unter laufender oder kürzlich abgeschlossener Chemotherapie mittels eHealth Literacy Questionnaire.</w:t>
+        <w:t>Prototypische Evaluierung eines hybriden Clinical Decision Support System in zwei deutschen Pflegeheimen, das strukturierte Daten und Freitexte kombiniert, um Pflegeinterventionen in Mobilität und Schmerzmanagement zu generieren.</w:t>
       </w:r>
     </w:p>
     <w:p>
@@ -104,7 +104,7 @@
         <w:t xml:space="preserve">Ergebnis: </w:t>
       </w:r>
       <w:r>
-        <w:t>eHealth Literacy Scores (7 Skalen): Mittelwerte 2,72–3,14 (SD 0,42–0,62); höchster Score bei Sicherheit/Kontrolle (3,14 ± 0,45); stärkster Prädiktor für niedrigere Literalität: höheres Alter; Geschlecht und Bildung nicht signifikant assoziiert.</w:t>
+        <w:t>72 % der Empfehlungen wurden von Pflegefachpersonen als angemessen bewertet; LLM erzielte 76 % Übereinstimmung beim Extrahieren pflegerelevanter Informationen aus narrativen Texten. Die Hybrid-Architektur zeigte Potenzial zur Verbesserung der Pflegeplanung in Langzeiteinrichtungen.</w:t>
       </w:r>
     </w:p>
     <w:p>
@@ -119,7 +119,7 @@
         <w:rPr>
           <w:sz w:val="19"/>
         </w:rPr>
-        <w:t>Skandinavien, Estland deutlich digitaler; Befunde zeigen Potential, nicht unmittelbare Umsetzbarkeit</w:t>
+        <w:t>Deutschland, direkt in deutschen Einrichtungen entwickelt und getestet</w:t>
       </w:r>
     </w:p>
     <w:p>
@@ -128,297 +128,7 @@
           <w:color w:val="5A7D3A"/>
           <w:sz w:val="18"/>
         </w:rPr>
-        <w:t>https://pubmed.ncbi.nlm.nih.gov/42854113/</w:t>
-      </w:r>
-    </w:p>
-    <w:p>
-      <w:pPr>
-        <w:pStyle w:val="Heading2"/>
-      </w:pPr>
-      <w:r>
-        <w:t>AI-Spracherkennungsapp R-SPEAK für Menschen mit Aphasie: Akzeptanz und Usability</w:t>
-      </w:r>
-    </w:p>
-    <w:p>
-      <w:r>
-        <w:rPr>
-          <w:i/>
-          <w:color w:val="666666"/>
-          <w:sz w:val="18"/>
-        </w:rPr>
-        <w:t>Al-Tamimi AK et al.  ·  J Med Internet Res  ·  08.10.2026  ·  PMID 42853042</w:t>
-      </w:r>
-    </w:p>
-    <w:p>
-      <w:r>
-        <w:t>Qualitative Coprodukts-Studie zur Entwicklung und Bewertung eines Large Language Model-gestützten Smartphone-Apps, das Menschen mit leichter bis mittelschwerer expressiver Aphasie bei der Kommunikation unterstützen soll.</w:t>
-      </w:r>
-    </w:p>
-    <w:p>
-      <w:r>
-        <w:rPr>
-          <w:b/>
-        </w:rPr>
-        <w:t xml:space="preserve">Ergebnis: </w:t>
-      </w:r>
-      <w:r>
-        <w:t>System Usability Scale: Mittelwert 75 (SD 9,19), bewertet als „gut</w:t>
-      </w:r>
-    </w:p>
-    <w:p>
-      <w:r>
-        <w:rPr>
-          <w:b/>
-          <w:sz w:val="19"/>
-        </w:rPr>
-        <w:t xml:space="preserve">Übertragbarkeit: </w:t>
-      </w:r>
-      <w:r>
-        <w:rPr>
-          <w:sz w:val="19"/>
-        </w:rPr>
-        <w:t>Großbritannien; co-designed mit Menschen mit Aphasie, NHS-Settings</w:t>
-      </w:r>
-    </w:p>
-    <w:p>
-      <w:r>
-        <w:rPr>
-          <w:color w:val="5A7D3A"/>
-          <w:sz w:val="18"/>
-        </w:rPr>
-        <w:t>https://pubmed.ncbi.nlm.nih.gov/42853042/</w:t>
-      </w:r>
-    </w:p>
-    <w:p>
-      <w:pPr>
-        <w:pStyle w:val="Heading2"/>
-      </w:pPr>
-      <w:r>
-        <w:t>Mobile Applikation zur Lupus-Selbstmanagement: Anforderungsanalyse und Usability</w:t>
-      </w:r>
-    </w:p>
-    <w:p>
-      <w:r>
-        <w:rPr>
-          <w:i/>
-          <w:color w:val="666666"/>
-          <w:sz w:val="18"/>
-        </w:rPr>
-        <w:t>Moulaei K et al.  ·  J Int Med Res  ·  09.10.2026  ·  PMID 42852649</w:t>
-      </w:r>
-    </w:p>
-    <w:p>
-      <w:r>
-        <w:t>Systematische Anforderungsanalyse mit 12 Patienten und 6 Rheumatologen, gefolgt von Prototypentwicklung und Bewertung durch 8 Patienten über 1 Woche.</w:t>
-      </w:r>
-    </w:p>
-    <w:p>
-      <w:r>
-        <w:rPr>
-          <w:b/>
-        </w:rPr>
-        <w:t xml:space="preserve">Ergebnis: </w:t>
-      </w:r>
-      <w:r>
-        <w:t>Von 70 Anforderungen erfüllten 61 (87 %) das Einschlusskriterium (≥75 %); Usability-Rating durch Patienten: Mittelwert 7,5 von 9; vier Funktionsbereiche: Benutzerprofil, Lebensstil, Krankheitsmanagement, App-Features.</w:t>
-      </w:r>
-    </w:p>
-    <w:p>
-      <w:r>
-        <w:rPr>
-          <w:b/>
-          <w:sz w:val="19"/>
-        </w:rPr>
-        <w:t xml:space="preserve">Übertragbarkeit: </w:t>
-      </w:r>
-      <w:r>
-        <w:rPr>
-          <w:sz w:val="19"/>
-        </w:rPr>
-        <w:t>Iran; Patientenbeteiligung und bedarfsorientiertes Design, längerfristige Validierung ausstehend</w:t>
-      </w:r>
-    </w:p>
-    <w:p>
-      <w:r>
-        <w:rPr>
-          <w:color w:val="5A7D3A"/>
-          <w:sz w:val="18"/>
-        </w:rPr>
-        <w:t>https://pubmed.ncbi.nlm.nih.gov/42852649/</w:t>
-      </w:r>
-    </w:p>
-    <w:p>
-      <w:pPr>
-        <w:pStyle w:val="Heading2"/>
-      </w:pPr>
-      <w:r>
-        <w:t>Cross-border Gesundheitsdaten-Sharing: Rechtliche und ethische Herausforderungen in Europa</w:t>
-      </w:r>
-    </w:p>
-    <w:p>
-      <w:r>
-        <w:rPr>
-          <w:i/>
-          <w:color w:val="666666"/>
-          <w:sz w:val="18"/>
-        </w:rPr>
-        <w:t>Liu J et al.  ·  Health Policy  ·  18.09.2026  ·  PMID 42800264</w:t>
-      </w:r>
-    </w:p>
-    <w:p>
-      <w:r>
-        <w:t>Normative Policy-Analyse des ICUData4EU-Programms zur Bewertung von Struktur, Governance und rechtlichen Auswirkungen föderierter Intensivmedizin-Daten unter GDPR und European Health Data Space.</w:t>
-      </w:r>
-    </w:p>
-    <w:p>
-      <w:r>
-        <w:rPr>
-          <w:b/>
-        </w:rPr>
-        <w:t xml:space="preserve">Ergebnis: </w:t>
-      </w:r>
-      <w:r>
-        <w:t>ICUData4EU ermöglicht Datenanalyse in lokalen Krankenhausmilieus mit Fernzugriff auf aggregierte Ergebnisse (föderiertes Modell); Analyse zeigt Potenzial für Forschung, aber noch offene rechtliche und ethische Herausforderungen bezüglich GDPR-, EHDS-Compliance und ungleiche Datenschutzrisiken zwischen Ländern.</w:t>
-      </w:r>
-    </w:p>
-    <w:p>
-      <w:r>
-        <w:rPr>
-          <w:b/>
-          <w:sz w:val="19"/>
-        </w:rPr>
-        <w:t xml:space="preserve">Übertragbarkeit: </w:t>
-      </w:r>
-      <w:r>
-        <w:rPr>
-          <w:sz w:val="19"/>
-        </w:rPr>
-        <w:t>EU-Regulierungsrahmen; Deutschland und Partnerländer; praktisches Beispiel für EHDS-Umsetzung</w:t>
-      </w:r>
-    </w:p>
-    <w:p>
-      <w:r>
-        <w:rPr>
-          <w:color w:val="5A7D3A"/>
-          <w:sz w:val="18"/>
-        </w:rPr>
-        <w:t>https://pubmed.ncbi.nlm.nih.gov/42800264/</w:t>
-      </w:r>
-    </w:p>
-    <w:p>
-      <w:pPr>
-        <w:pStyle w:val="Heading2"/>
-      </w:pPr>
-      <w:r>
-        <w:t>Blutdrucksenker in hypertensiven Schwangerschaften: Target Trial Emulation mit niederländischen EHR-Daten</w:t>
-      </w:r>
-    </w:p>
-    <w:p>
-      <w:r>
-        <w:rPr>
-          <w:i/>
-          <w:color w:val="666666"/>
-          <w:sz w:val="18"/>
-        </w:rPr>
-        <w:t>Hup RJ et al.  ·  BMJ Open  ·  22.09.2026  ·  PMID 42772874</w:t>
-      </w:r>
-    </w:p>
-    <w:p>
-      <w:r>
-        <w:t>Protokoll für observationale Studie zur Vergleichung von Methyldopa, Labetalol und Nifedipin in hypertensiven Schwangerschaften mittels elektronischer Patientendaten aus vier universitären und zwei kommunalen Krankenhäusern (2006–2025).</w:t>
-      </w:r>
-    </w:p>
-    <w:p>
-      <w:r>
-        <w:rPr>
-          <w:b/>
-        </w:rPr>
-        <w:t xml:space="preserve">Ergebnis: </w:t>
-      </w:r>
-      <w:r>
-        <w:t>Studienprotokoll; geplant: Weighted multivariable mixed-effects Regressionsmodelle für primäre Outcomes (schwere Hypertonie, small for gestational age &lt;3. Perzentile) und sekundäre Outcomes (Präeklampsie, Nierenschaden, Intensivstationsaufnahme, perinatale Mortalität); Ethik genehmigt.</w:t>
-      </w:r>
-    </w:p>
-    <w:p>
-      <w:r>
-        <w:rPr>
-          <w:b/>
-          <w:sz w:val="19"/>
-        </w:rPr>
-        <w:t xml:space="preserve">Übertragbarkeit: </w:t>
-      </w:r>
-      <w:r>
-        <w:rPr>
-          <w:sz w:val="19"/>
-        </w:rPr>
-        <w:t>Niederlande; vergleichbares Gesundheitssystem und Dokumentationspflichten, pragmatisches RCT-Emulations-Design</w:t>
-      </w:r>
-    </w:p>
-    <w:p>
-      <w:r>
-        <w:rPr>
-          <w:color w:val="5A7D3A"/>
-          <w:sz w:val="18"/>
-        </w:rPr>
-        <w:t>https://pubmed.ncbi.nlm.nih.gov/42772874/</w:t>
-      </w:r>
-    </w:p>
-    <w:p>
-      <w:pPr>
-        <w:pStyle w:val="Heading2"/>
-      </w:pPr>
-      <w:r>
-        <w:t>Ethische Analyse von KI in der Organtransplantation: Framework für Verantwortlichkeit</w:t>
-      </w:r>
-    </w:p>
-    <w:p>
-      <w:r>
-        <w:rPr>
-          <w:i/>
-          <w:color w:val="666666"/>
-          <w:sz w:val="18"/>
-        </w:rPr>
-        <w:t>Primc N  ·  Transpl Int  ·  04.09.2026  ·  PMID 42761011</w:t>
-      </w:r>
-    </w:p>
-    <w:p>
-      <w:r>
-        <w:t>Qualitative normative Analyse zur systematischen Abbildung von KI-Einsatzbereichen in der Transplantationsprozess und deren ethische Implikationen für Spender, Empfänger und Öffentlichkeit.</w:t>
-      </w:r>
-    </w:p>
-    <w:p>
-      <w:r>
-        <w:rPr>
-          <w:b/>
-        </w:rPr>
-        <w:t xml:space="preserve">Ergebnis: </w:t>
-      </w:r>
-      <w:r>
-        <w:t>Framework beschreibt stakeholder-spezifische ethische Verpflichtungen über Transplantationsphasen: Donorenidentifikation (patientenzentriert), Allokation (Verteilungsgerechtigkeit), perioperative Phase (professionelle Verantwortung); AI-assisted organ allocation als Beispielfall analysiert.</w:t>
-      </w:r>
-    </w:p>
-    <w:p>
-      <w:r>
-        <w:rPr>
-          <w:b/>
-          <w:sz w:val="19"/>
-        </w:rPr>
-        <w:t xml:space="preserve">Übertragbarkeit: </w:t>
-      </w:r>
-      <w:r>
-        <w:rPr>
-          <w:sz w:val="19"/>
-        </w:rPr>
-        <w:t>Österreich; theoretischer Rahmen für europäische Transplantationspraxis und Regulierung</w:t>
-      </w:r>
-    </w:p>
-    <w:p>
-      <w:r>
-        <w:rPr>
-          <w:color w:val="5A7D3A"/>
-          <w:sz w:val="18"/>
-        </w:rPr>
-        <w:t>https://pubmed.ncbi.nlm.nih.gov/42761011/</w:t>
+        <w:t>https://pubmed.ncbi.nlm.nih.gov/42859266/</w:t>
       </w:r>
     </w:p>
     <w:sectPr>

--- a/download/studien-aktuell.docx
+++ b/download/studien-aktuell.docx
@@ -62,7 +62,7 @@
           <w:color w:val="666666"/>
           <w:sz w:val="18"/>
         </w:rPr>
-        <w:t>Stand: 12.10.2026  |  1 Studien  |  ki.m-vf.de</w:t>
+        <w:t>Stand: 13.10.2026  |  7 Studien  |  ki.m-vf.de</w:t>
       </w:r>
     </w:p>
     <w:p>
@@ -70,7 +70,7 @@
         <w:pStyle w:val="Heading1"/>
       </w:pPr>
       <w:r>
-        <w:t>Aufgenommen am 12.10.2026</w:t>
+        <w:t>Aufgenommen am 13.10.2026</w:t>
       </w:r>
     </w:p>
     <w:p>
@@ -78,7 +78,7 @@
         <w:pStyle w:val="Heading2"/>
       </w:pPr>
       <w:r>
-        <w:t>Hybrid-KI für Pflegeplanung: Regeln und LLM kombiniert in deutschen Heimen</w:t>
+        <w:t>Clinical Decision Support für enterale Ernährung: Zeitersparnis und Fehlerreduktion in der Praxis</w:t>
       </w:r>
     </w:p>
     <w:p>
@@ -88,12 +88,12 @@
           <w:color w:val="666666"/>
           <w:sz w:val="18"/>
         </w:rPr>
-        <w:t>Pilz M et al.  ·  Health Care Manag Sci  ·  10.10.2026  ·  PMID 42859266</w:t>
+        <w:t>Papandreou P et al.  ·  J Eval Clin Pract  ·  Okt. 2026  ·  PMID 42862919</w:t>
       </w:r>
     </w:p>
     <w:p>
       <w:r>
-        <w:t>Prototypische Evaluierung eines hybriden Clinical Decision Support System in zwei deutschen Pflegeheimen, das strukturierte Daten und Freitexte kombiniert, um Pflegeinterventionen in Mobilität und Schmerzmanagement zu generieren.</w:t>
+        <w:t>Pilottest eines internen CDSS zur Berechnung von Ernährungsanforderungen und Auswahl enteraler Ernährung in 27 hospitalisierten Patienten einer griechischen Privatklinik.</w:t>
       </w:r>
     </w:p>
     <w:p>
@@ -104,7 +104,7 @@
         <w:t xml:space="preserve">Ergebnis: </w:t>
       </w:r>
       <w:r>
-        <w:t>72 % der Empfehlungen wurden von Pflegefachpersonen als angemessen bewertet; LLM erzielte 76 % Übereinstimmung beim Extrahieren pflegerelevanter Informationen aus narrativen Texten. Die Hybrid-Architektur zeigte Potenzial zur Verbesserung der Pflegeplanung in Langzeiteinrichtungen.</w:t>
+        <w:t>Die Planungszeit pro Patient sank von 9,01 ± 0,21 auf 4,01 ± 0,35 Minuten (55 % Reduktion); CDSS und manuelle Methode stimmten in 66,7 % der Fälle überein. Die Literaturübersicht zeigte, dass CDSS-Anwendung die Berechnungszeit reduziert, Dietitian-Überweisungen erhöht, schnellere Ernährungsinitiierung ermöglicht und medizinische Fehler senkt.</w:t>
       </w:r>
     </w:p>
     <w:p>
@@ -119,7 +119,7 @@
         <w:rPr>
           <w:sz w:val="19"/>
         </w:rPr>
-        <w:t>Deutschland, direkt in deutschen Einrichtungen entwickelt und getestet</w:t>
+        <w:t>Griechisches Privathospital – Übertragbarkeit auf deutsche Kliniken mit ähnlichen Dokumentationspflichten erforderlich</w:t>
       </w:r>
     </w:p>
     <w:p>
@@ -128,7 +128,355 @@
           <w:color w:val="5A7D3A"/>
           <w:sz w:val="18"/>
         </w:rPr>
-        <w:t>https://pubmed.ncbi.nlm.nih.gov/42859266/</w:t>
+        <w:t>https://pubmed.ncbi.nlm.nih.gov/42862919/</w:t>
+      </w:r>
+    </w:p>
+    <w:p>
+      <w:pPr>
+        <w:pStyle w:val="Heading2"/>
+      </w:pPr>
+      <w:r>
+        <w:t>Künstliche Intelligenz in der Suizidprävention: Klinische Chancen und Risiken</w:t>
+      </w:r>
+    </w:p>
+    <w:p>
+      <w:r>
+        <w:rPr>
+          <w:i/>
+          <w:color w:val="666666"/>
+          <w:sz w:val="18"/>
+        </w:rPr>
+        <w:t>Nobile B et al.  ·  Dialogues Clin Neurosci  ·  12.10.2026  ·  PMID 42862709</w:t>
+      </w:r>
+    </w:p>
+    <w:p>
+      <w:r>
+        <w:t>Narrative Übersicht zu AI-Anwendungen in der Suizidprävention: Früherkennung von Suizidgedanken durch NLP, virtuelle Patienten für Kliniker-Training und ChatBot-basierte Therapie.</w:t>
+      </w:r>
+    </w:p>
+    <w:p>
+      <w:r>
+        <w:rPr>
+          <w:b/>
+        </w:rPr>
+        <w:t xml:space="preserve">Ergebnis: </w:t>
+      </w:r>
+      <w:r>
+        <w:t>AI-Modelle können Suizidgedanken sensitiver als Kliniker durch linguistische Muster erkennen; virtuelle Patienten verbessern Kliniker-Sicherheit bei Risikoeinschätzung. Allerdings: CBT-inspirierte AI-Tools bleiben unkontrolliert und oft klinisch unvalidiert; viele Patienten nutzen sie ohne Fachleitung. Automation Bias und Überakzeptanz algorithmischer Empfehlungen dokumentiert.</w:t>
+      </w:r>
+    </w:p>
+    <w:p>
+      <w:r>
+        <w:rPr>
+          <w:b/>
+          <w:sz w:val="19"/>
+        </w:rPr>
+        <w:t xml:space="preserve">Übertragbarkeit: </w:t>
+      </w:r>
+      <w:r>
+        <w:rPr>
+          <w:sz w:val="19"/>
+        </w:rPr>
+        <w:t>Frankreich – ethische und klinische Risiken sind länderunabhängig, Regulierungslücke überall</w:t>
+      </w:r>
+    </w:p>
+    <w:p>
+      <w:r>
+        <w:rPr>
+          <w:color w:val="5A7D3A"/>
+          <w:sz w:val="18"/>
+        </w:rPr>
+        <w:t>https://pubmed.ncbi.nlm.nih.gov/42862709/</w:t>
+      </w:r>
+    </w:p>
+    <w:p>
+      <w:pPr>
+        <w:pStyle w:val="Heading2"/>
+      </w:pPr>
+      <w:r>
+        <w:t>KI-gestützte Echokardiographie-Bildklassifikation: Kliniker-geführte Implementierung ohne Spezial-Hardware</w:t>
+      </w:r>
+    </w:p>
+    <w:p>
+      <w:r>
+        <w:rPr>
+          <w:i/>
+          <w:color w:val="666666"/>
+          <w:sz w:val="18"/>
+        </w:rPr>
+        <w:t>Xie J et al.  ·  Echocardiography  ·  Okt. 2026  ·  PMID 42860807</w:t>
+      </w:r>
+    </w:p>
+    <w:p>
+      <w:r>
+        <w:t>Machbarkeitsstudie eines praktizierten Echokardiographen, der mit AI-gestütztem Coding (KI 2.6) auf Standard-Workstation einen Five-Class-ResNet-18-Bildklassifizierer aus 1.387 Routineuntersuchungen entwickelte (9.796 Frames).</w:t>
+      </w:r>
+    </w:p>
+    <w:p>
+      <w:r>
+        <w:rPr>
+          <w:b/>
+        </w:rPr>
+        <w:t xml:space="preserve">Ergebnis: </w:t>
+      </w:r>
+      <w:r>
+        <w:t>Gesamter Annotationsaufwand 32 Minuten. Interne Test-Genauigkeit 98,27 % (95 % CI 97,06–99,08 %), Makro-F1 0,9784. Externe Validierung (74 Patienten, 263 Frames) 71,48 % Genauigkeit; parasternale Kurz- und apikale Zwei-Kammer-View zeigten robuste Generalisierung (100 % und 94,23 %), andere Views geräteabhängiger.</w:t>
+      </w:r>
+    </w:p>
+    <w:p>
+      <w:r>
+        <w:rPr>
+          <w:b/>
+          <w:sz w:val="19"/>
+        </w:rPr>
+        <w:t xml:space="preserve">Übertragbarkeit: </w:t>
+      </w:r>
+      <w:r>
+        <w:rPr>
+          <w:sz w:val="19"/>
+        </w:rPr>
+        <w:t>China – Machbarkeitsnachweis mit klinischem Workflow, aber technische Umsetzung geräte- und lokationsabhängig</w:t>
+      </w:r>
+    </w:p>
+    <w:p>
+      <w:r>
+        <w:rPr>
+          <w:color w:val="5A7D3A"/>
+          <w:sz w:val="18"/>
+        </w:rPr>
+        <w:t>https://pubmed.ncbi.nlm.nih.gov/42860807/</w:t>
+      </w:r>
+    </w:p>
+    <w:p>
+      <w:pPr>
+        <w:pStyle w:val="Heading2"/>
+      </w:pPr>
+      <w:r>
+        <w:t>Machine-Learning-Modell zur Früherkennung von Gebrechlichkeit bei Dialysepatienten</w:t>
+      </w:r>
+    </w:p>
+    <w:p>
+      <w:r>
+        <w:rPr>
+          <w:i/>
+          <w:color w:val="666666"/>
+          <w:sz w:val="18"/>
+        </w:rPr>
+        <w:t>Wang J et al.  ·  Ann Med  ·  11.10.2026  ·  PMID 42860582</w:t>
+      </w:r>
+    </w:p>
+    <w:p>
+      <w:r>
+        <w:t>Entwicklung und externe Validierung eines XGBoost-Modells zur Identifikation von Gebrechlichkeit (FRAIL-Skala) bei 626 Hämodialysepatienten aus vier chinesischen Krankenhäusern mittels klinischer und Laborvariablen.</w:t>
+      </w:r>
+    </w:p>
+    <w:p>
+      <w:r>
+        <w:rPr>
+          <w:b/>
+        </w:rPr>
+        <w:t xml:space="preserve">Ergebnis: </w:t>
+      </w:r>
+      <w:r>
+        <w:t>XGBoost zeigte beste externe Validierungsperformance (AUC 0,917, 95 % CI 0,867–0,967; Genauigkeit 0,847; Sensitivität 0,850; Spezifität 0,844). Sechs Prädiktoren: Alter, Griffstärke, Komorbiditäten, CCI, Albumin, Pro-BNP. SHAP-Analyse identifizierte Pro-BNP als einflussreichster Prädiktor mit klinisch relevanten Schwellwerten.</w:t>
+      </w:r>
+    </w:p>
+    <w:p>
+      <w:r>
+        <w:rPr>
+          <w:b/>
+          <w:sz w:val="19"/>
+        </w:rPr>
+        <w:t xml:space="preserve">Übertragbarkeit: </w:t>
+      </w:r>
+      <w:r>
+        <w:rPr>
+          <w:sz w:val="19"/>
+        </w:rPr>
+        <w:t>China – vergleichbare Dialysestrukturen, aber externe Validierung an chinesischen Patientendaten erforderlich</w:t>
+      </w:r>
+    </w:p>
+    <w:p>
+      <w:r>
+        <w:rPr>
+          <w:color w:val="5A7D3A"/>
+          <w:sz w:val="18"/>
+        </w:rPr>
+        <w:t>https://pubmed.ncbi.nlm.nih.gov/42860582/</w:t>
+      </w:r>
+    </w:p>
+    <w:p>
+      <w:pPr>
+        <w:pStyle w:val="Heading2"/>
+      </w:pPr>
+      <w:r>
+        <w:t>Telemedizin in Polen: Zeitersparnis und Nutzung von Telefonkonsultationen in der Primärversorgung</w:t>
+      </w:r>
+    </w:p>
+    <w:p>
+      <w:r>
+        <w:rPr>
+          <w:i/>
+          <w:color w:val="666666"/>
+          <w:sz w:val="18"/>
+        </w:rPr>
+        <w:t>Olearczyk A et al.  ·  Front Public Health  ·  25.09.2026  ·  PMID 42857009</w:t>
+      </w:r>
+    </w:p>
+    <w:p>
+      <w:r>
+        <w:t>Landesweite Befragung von 798 Erwachsenen in Polen (Nov. 2025–Jan. 2026) zur Assoziation zwischen wahrgenommener Zeiteinsparung und Nutzung von Telefonkonsultationen in der Hausarztpraxis.</w:t>
+      </w:r>
+    </w:p>
+    <w:p>
+      <w:r>
+        <w:rPr>
+          <w:b/>
+        </w:rPr>
+        <w:t xml:space="preserve">Ergebnis: </w:t>
+      </w:r>
+      <w:r>
+        <w:t>In vollständig adjustierten Modellen waren wahrgenommene Zeiteinsparungen mit höheren Odds für Telefonkonsultation assoziiert: &lt; 1 h OR 3,03, 1–2 h OR 3,91, ≥ 3 h OR 4,41 (alle p &lt; 0,01). Vorhersagewahrscheinlichkeit 26,3 % (keine Einsparung) bis 53,6 % (≥ 3 h). Finanzielle Belastung war mit niedrigerer Nutzung assoziiert.</w:t>
+      </w:r>
+    </w:p>
+    <w:p>
+      <w:r>
+        <w:rPr>
+          <w:b/>
+          <w:sz w:val="19"/>
+        </w:rPr>
+        <w:t xml:space="preserve">Übertragbarkeit: </w:t>
+      </w:r>
+      <w:r>
+        <w:rPr>
+          <w:sz w:val="19"/>
+        </w:rPr>
+        <w:t>Polen, vergleichbare Zentraleuropa-Strukturen – zeigt regionale Unterschiede in digitalen Barrieren</w:t>
+      </w:r>
+    </w:p>
+    <w:p>
+      <w:r>
+        <w:rPr>
+          <w:color w:val="5A7D3A"/>
+          <w:sz w:val="18"/>
+        </w:rPr>
+        <w:t>https://pubmed.ncbi.nlm.nih.gov/42857009/</w:t>
+      </w:r>
+    </w:p>
+    <w:p>
+      <w:pPr>
+        <w:pStyle w:val="Heading2"/>
+      </w:pPr>
+      <w:r>
+        <w:t>Mobile Apps für Kinder von Eltern mit psychischer Erkrankung: Qualitätsbewertung durch Experten</w:t>
+      </w:r>
+    </w:p>
+    <w:p>
+      <w:r>
+        <w:rPr>
+          <w:i/>
+          <w:color w:val="666666"/>
+          <w:sz w:val="18"/>
+        </w:rPr>
+        <w:t>Lönnfjord V et al.  ·  JMIR Form Res  ·  09.10.2026  ·  PMID 42855154</w:t>
+      </w:r>
+    </w:p>
+    <w:p>
+      <w:r>
+        <w:t>Experten (Forscher, Kinderrechtsorganisationen, IT-Profis) beurteilten neun kostenlose Apps für Kinder von Eltern mit psychischer Erkrankung (COPMI) anhand der Mobile App Rating Scale (MARS) und Fokusgruppen-Diskussionen.</w:t>
+      </w:r>
+    </w:p>
+    <w:p>
+      <w:r>
+        <w:rPr>
+          <w:b/>
+        </w:rPr>
+        <w:t xml:space="preserve">Ergebnis: </w:t>
+      </w:r>
+      <w:r>
+        <w:t>Nur 3 von 9 Apps erreichten hohe MARS-Scores über alle Dimensionen (Ästhetik, Funktionalität, Information, Engagement). Experten präferierten allgemeine Apps ohne COPMI-Spezifik (zur Stigmareduktion) und forderten Anonymitätsschutz, Web-Alternativen zu Apps und langfristige Finanzierungsmodelle durch etablierte Organisationen.</w:t>
+      </w:r>
+    </w:p>
+    <w:p>
+      <w:r>
+        <w:rPr>
+          <w:b/>
+          <w:sz w:val="19"/>
+        </w:rPr>
+        <w:t xml:space="preserve">Übertragbarkeit: </w:t>
+      </w:r>
+      <w:r>
+        <w:rPr>
+          <w:sz w:val="19"/>
+        </w:rPr>
+        <w:t>Schweden – Implementierungsbarrieren gelten über Länder hinweg, setzt aber auf Partnerschaft mit etablierten Organisationen</w:t>
+      </w:r>
+    </w:p>
+    <w:p>
+      <w:r>
+        <w:rPr>
+          <w:color w:val="5A7D3A"/>
+          <w:sz w:val="18"/>
+        </w:rPr>
+        <w:t>https://pubmed.ncbi.nlm.nih.gov/42855154/</w:t>
+      </w:r>
+    </w:p>
+    <w:p>
+      <w:pPr>
+        <w:pStyle w:val="Heading2"/>
+      </w:pPr>
+      <w:r>
+        <w:t>Virtuelle versus echte Nativbilder in der Photonen-Zähl-CT: Vereinbarung bei Lungendensitometrie</w:t>
+      </w:r>
+    </w:p>
+    <w:p>
+      <w:r>
+        <w:rPr>
+          <w:i/>
+          <w:color w:val="666666"/>
+          <w:sz w:val="18"/>
+        </w:rPr>
+        <w:t>Bodlien ML et al.  ·  Radiology  ·  Sept. 2026  ·  PMID 42808896</w:t>
+      </w:r>
+    </w:p>
+    <w:p>
+      <w:r>
+        <w:t>Retrospektive Studie an 83 Patienten (Hannover Medical School und niederländische Zentren) zum Vergleich virtueller und echter Nativ-CT-Bilder für Lungendichte-Messungen mittels bildgebendem Machine Learning.</w:t>
+      </w:r>
+    </w:p>
+    <w:p>
+      <w:r>
+        <w:rPr>
+          <w:b/>
+        </w:rPr>
+        <w:t xml:space="preserve">Ergebnis: </w:t>
+      </w:r>
+      <w:r>
+        <w:t>Mittleres Lungenvolumen ähnlich (4.143 vs. 4.111 mL, p = 0,41), mittlere Schwächung −799 vs. −798 HU (p = 0,91). Nach Adjustierung für Atemtiefe: keine systematische Verzerrung, Attenuationsdifferenzen ±12,6 bis 10,5 HU (95 % LoA). Emphysematöse Areale leicht unterschätzt (−0,4 %, p &lt; 0,001), Normalbereiche überestimiert (+0,8 %, p &lt; 0,001).</w:t>
+      </w:r>
+    </w:p>
+    <w:p>
+      <w:r>
+        <w:rPr>
+          <w:b/>
+          <w:sz w:val="19"/>
+        </w:rPr>
+        <w:t xml:space="preserve">Übertragbarkeit: </w:t>
+      </w:r>
+      <w:r>
+        <w:rPr>
+          <w:sz w:val="19"/>
+        </w:rPr>
+        <w:t>Deutschland und Niederlande – vergleichbare Versorgungsstrukturen, bildgebender Befund ist strukturunabhängig</w:t>
+      </w:r>
+    </w:p>
+    <w:p>
+      <w:r>
+        <w:rPr>
+          <w:color w:val="5A7D3A"/>
+          <w:sz w:val="18"/>
+        </w:rPr>
+        <w:t>https://pubmed.ncbi.nlm.nih.gov/42808896/</w:t>
       </w:r>
     </w:p>
     <w:sectPr>

--- a/download/studien-aktuell.docx
+++ b/download/studien-aktuell.docx
@@ -62,7 +62,7 @@
           <w:color w:val="666666"/>
           <w:sz w:val="18"/>
         </w:rPr>
-        <w:t>Stand: 13.10.2026  |  7 Studien  |  ki.m-vf.de</w:t>
+        <w:t>Stand: 14.10.2026  |  6 Studien  |  ki.m-vf.de</w:t>
       </w:r>
     </w:p>
     <w:p>
@@ -70,7 +70,7 @@
         <w:pStyle w:val="Heading1"/>
       </w:pPr>
       <w:r>
-        <w:t>Aufgenommen am 13.10.2026</w:t>
+        <w:t>Aufgenommen am 14.10.2026</w:t>
       </w:r>
     </w:p>
     <w:p>
@@ -78,7 +78,7 @@
         <w:pStyle w:val="Heading2"/>
       </w:pPr>
       <w:r>
-        <w:t>Clinical Decision Support für enterale Ernährung: Zeitersparnis und Fehlerreduktion in der Praxis</w:t>
+        <w:t>KI-Wellness-App abgeschaltet: 26% der Nutzer finden keine Alternative, 27% weichen zu generalistischen LLMs aus</w:t>
       </w:r>
     </w:p>
     <w:p>
@@ -88,12 +88,12 @@
           <w:color w:val="666666"/>
           <w:sz w:val="18"/>
         </w:rPr>
-        <w:t>Papandreou P et al.  ·  J Eval Clin Pract  ·  Okt. 2026  ·  PMID 42862919</w:t>
+        <w:t>Stamatis CA et al.  ·  JMIR Med Inform  ·  13.10.2026  ·  PMID 42869425</w:t>
       </w:r>
     </w:p>
     <w:p>
       <w:r>
-        <w:t>Pilottest eines internen CDSS zur Berechnung von Ernährungsanforderungen und Auswahl enteraler Ernährung in 27 hospitalisierten Patienten einer griechischen Privatklinik.</w:t>
+        <w:t>Umfrage von 364 britischen Nutzern einer speziell für psychische Gesundheit entwickelten KI-App erfasste, wo sie nach Marktrückzug Support suchten – und was das für die Versorgung bedeutet.</w:t>
       </w:r>
     </w:p>
     <w:p>
@@ -104,7 +104,7 @@
         <w:t xml:space="preserve">Ergebnis: </w:t>
       </w:r>
       <w:r>
-        <w:t>Die Planungszeit pro Patient sank von 9,01 ± 0,21 auf 4,01 ± 0,35 Minuten (55 % Reduktion); CDSS und manuelle Methode stimmten in 66,7 % der Fälle überein. Die Literaturübersicht zeigte, dass CDSS-Anwendung die Berechnungszeit reduziert, Dietitian-Überweisungen erhöht, schnellere Ernährungsinitiierung ermöglicht und medizinische Fehler senkt.</w:t>
+        <w:t>Nach Wegfall der Purpose-Built-App wandten sich 27,1% hauptsächlich generalistischen KI-Tools zu, 26% suchten gar keine Unterstützung mehr. Nur 4,9% ersetzten die App durch NHS-Dienste, 8,1% durch private Therapeuten. 60,2% berichteten schlechtere Versorgungszugänge; bei denjenigen, die keine Alternative suchten, stieg dieser Anteil auf 80,7%.</w:t>
       </w:r>
     </w:p>
     <w:p>
@@ -119,7 +119,7 @@
         <w:rPr>
           <w:sz w:val="19"/>
         </w:rPr>
-        <w:t>Griechisches Privathospital – Übertragbarkeit auf deutsche Kliniken mit ähnlichen Dokumentationspflichten erforderlich</w:t>
+        <w:t>Großbritannien; zeigt Versorgungslücken bei Rückzug von DiGA im deutschsprachigen Raum</w:t>
       </w:r>
     </w:p>
     <w:p>
@@ -128,7 +128,7 @@
           <w:color w:val="5A7D3A"/>
           <w:sz w:val="18"/>
         </w:rPr>
-        <w:t>https://pubmed.ncbi.nlm.nih.gov/42862919/</w:t>
+        <w:t>https://pubmed.ncbi.nlm.nih.gov/42869425/</w:t>
       </w:r>
     </w:p>
     <w:p>
@@ -136,7 +136,7 @@
         <w:pStyle w:val="Heading2"/>
       </w:pPr>
       <w:r>
-        <w:t>Künstliche Intelligenz in der Suizidprävention: Klinische Chancen und Risiken</w:t>
+        <w:t>EHR-integrierte Entscheidungsunterstuetzung erhöht Antibiotika-Leitlinientreue um 202%</w:t>
       </w:r>
     </w:p>
     <w:p>
@@ -146,12 +146,12 @@
           <w:color w:val="666666"/>
           <w:sz w:val="18"/>
         </w:rPr>
-        <w:t>Nobile B et al.  ·  Dialogues Clin Neurosci  ·  12.10.2026  ·  PMID 42862709</w:t>
+        <w:t>Hatab HA et al.  ·  Appl Clin Inform  ·  13.10.2026  ·  PMID 42869095</w:t>
       </w:r>
     </w:p>
     <w:p>
       <w:r>
-        <w:t>Narrative Übersicht zu AI-Anwendungen in der Suizidprävention: Früherkennung von Suizidgedanken durch NLP, virtuelle Patienten für Kliniker-Training und ChatBot-basierte Therapie.</w:t>
+        <w:t>Qualitätsverbesserungsstudie testete eine Multikomponenten-Intervention (EHR-integrierte klinische Entscheidungsunterstuetzung, Ärzteschulung, Prescribing Analytics, Audit-Feedback) zur Verbesserung der empirischen Antibiotikawahl bei pädiatrischen Harnwegsinfektionen.</w:t>
       </w:r>
     </w:p>
     <w:p>
@@ -162,7 +162,7 @@
         <w:t xml:space="preserve">Ergebnis: </w:t>
       </w:r>
       <w:r>
-        <w:t>AI-Modelle können Suizidgedanken sensitiver als Kliniker durch linguistische Muster erkennen; virtuelle Patienten verbessern Kliniker-Sicherheit bei Risikoeinschätzung. Allerdings: CBT-inspirierte AI-Tools bleiben unkontrolliert und oft klinisch unvalidiert; viele Patienten nutzen sie ohne Fachleitung. Automation Bias und Überakzeptanz algorithmischer Empfehlungen dokumentiert.</w:t>
+        <w:t>Leitliniengerechte Verordnungen der Erstlinien-Therapie stiegen von 13,9% auf 41,9% in 12 Monaten (n=3.312 Fälle); gleichzeitig sank die Nutzung breiterer Cephalosporine. Der Anstieg folgte zeitlich der CDS-Implementierung und Verbreitungslisten-Publikation.</w:t>
       </w:r>
     </w:p>
     <w:p>
@@ -177,7 +177,7 @@
         <w:rPr>
           <w:sz w:val="19"/>
         </w:rPr>
-        <w:t>Frankreich – ethische und klinische Risiken sind länderunabhängig, Regulierungslücke überall</w:t>
+        <w:t>USA (akademisches Zentrum), Mechanismus übertragbar auf deutsches Versorgungssystem</w:t>
       </w:r>
     </w:p>
     <w:p>
@@ -186,7 +186,7 @@
           <w:color w:val="5A7D3A"/>
           <w:sz w:val="18"/>
         </w:rPr>
-        <w:t>https://pubmed.ncbi.nlm.nih.gov/42862709/</w:t>
+        <w:t>https://pubmed.ncbi.nlm.nih.gov/42869095/</w:t>
       </w:r>
     </w:p>
     <w:p>
@@ -194,7 +194,7 @@
         <w:pStyle w:val="Heading2"/>
       </w:pPr>
       <w:r>
-        <w:t>KI-gestützte Echokardiographie-Bildklassifikation: Kliniker-geführte Implementierung ohne Spezial-Hardware</w:t>
+        <w:t>LLM mit Trauma-Wissen reduziert manuelle Codierung von Verletzungsschweregrad</w:t>
       </w:r>
     </w:p>
     <w:p>
@@ -204,12 +204,12 @@
           <w:color w:val="666666"/>
           <w:sz w:val="18"/>
         </w:rPr>
-        <w:t>Xie J et al.  ·  Echocardiography  ·  Okt. 2026  ·  PMID 42860807</w:t>
+        <w:t>Lin YJ et al.  ·  JMIR Med Inform  ·  13.10.2026  ·  PMID 42868526</w:t>
       </w:r>
     </w:p>
     <w:p>
       <w:r>
-        <w:t>Machbarkeitsstudie eines praktizierten Echokardiographen, der mit AI-gestütztem Coding (KI 2.6) auf Standard-Workstation einen Five-Class-ResNet-18-Bildklassifizierer aus 1.387 Routineuntersuchungen entwickelte (9.796 Frames).</w:t>
+        <w:t>Studie testete, ob Large Language Models mit domänenspezifischem Wissen (Abbreviated Injury Scale) automatisch den Injury Severity Score aus Arztbriefen berechnen können – mit Ziel, die arbeitsintensive manuelle Traumakodierung zu ersetzen.</w:t>
       </w:r>
     </w:p>
     <w:p>
@@ -220,7 +220,7 @@
         <w:t xml:space="preserve">Ergebnis: </w:t>
       </w:r>
       <w:r>
-        <w:t>Gesamter Annotationsaufwand 32 Minuten. Interne Test-Genauigkeit 98,27 % (95 % CI 97,06–99,08 %), Makro-F1 0,9784. Externe Validierung (74 Patienten, 263 Frames) 71,48 % Genauigkeit; parasternale Kurz- und apikale Zwei-Kammer-View zeigten robuste Generalisierung (100 % und 94,23 %), andere Views geräteabhängiger.</w:t>
+        <w:t>GPT-4.1 mit domänenspezifischem Retriever erreichte 75,3% genaue Vorhersage des ISS (95%-KI 66,1–82,7 %), verglichen mit 70,0% eines deterministischen Kodiertools. Besonders bei schweren Verletzungen verbessert sich die Genauigkeit substanziell; der Ansatz könnte Kodieraufwand reduzieren und Datenqualität verbessern.</w:t>
       </w:r>
     </w:p>
     <w:p>
@@ -235,7 +235,7 @@
         <w:rPr>
           <w:sz w:val="19"/>
         </w:rPr>
-        <w:t>China – Machbarkeitsnachweis mit klinischem Workflow, aber technische Umsetzung geräte- und lokationsabhängig</w:t>
+        <w:t>Taiwan, vergleichbare Dokumentationspraxis in Traumaregistern</w:t>
       </w:r>
     </w:p>
     <w:p>
@@ -244,7 +244,7 @@
           <w:color w:val="5A7D3A"/>
           <w:sz w:val="18"/>
         </w:rPr>
-        <w:t>https://pubmed.ncbi.nlm.nih.gov/42860807/</w:t>
+        <w:t>https://pubmed.ncbi.nlm.nih.gov/42868526/</w:t>
       </w:r>
     </w:p>
     <w:p>
@@ -252,7 +252,7 @@
         <w:pStyle w:val="Heading2"/>
       </w:pPr>
       <w:r>
-        <w:t>Machine-Learning-Modell zur Früherkennung von Gebrechlichkeit bei Dialysepatienten</w:t>
+        <w:t>Ambient-AI-Dokumentation in der Chirurgie: 77,5% berichten bessere Effizienz, 72,5% mehr Genauigkeit</w:t>
       </w:r>
     </w:p>
     <w:p>
@@ -262,12 +262,12 @@
           <w:color w:val="666666"/>
           <w:sz w:val="18"/>
         </w:rPr>
-        <w:t>Wang J et al.  ·  Ann Med  ·  11.10.2026  ·  PMID 42860582</w:t>
+        <w:t>Luo S et al.  ·  JMIR Med Inform  ·  13.10.2026  ·  PMID 42868240</w:t>
       </w:r>
     </w:p>
     <w:p>
       <w:r>
-        <w:t>Entwicklung und externe Validierung eines XGBoost-Modells zur Identifikation von Gebrechlichkeit (FRAIL-Skala) bei 626 Hämodialysepatienten aus vier chinesischen Krankenhäusern mittels klinischer und Laborvariablen.</w:t>
+        <w:t>Befragung von 105 Chirurgen 3 Monate nach Implementierung von Dragon Ambient Experience (DAX) Copilot – einer KI-gestützten Echtzeit-Dokumentationslösung, die Arzt-Patient-Gespräche automatisch verschriftlicht.</w:t>
       </w:r>
     </w:p>
     <w:p>
@@ -278,7 +278,7 @@
         <w:t xml:space="preserve">Ergebnis: </w:t>
       </w:r>
       <w:r>
-        <w:t>XGBoost zeigte beste externe Validierungsperformance (AUC 0,917, 95 % CI 0,867–0,967; Genauigkeit 0,847; Sensitivität 0,850; Spezifität 0,844). Sechs Prädiktoren: Alter, Griffstärke, Komorbiditäten, CCI, Albumin, Pro-BNP. SHAP-Analyse identifizierte Pro-BNP als einflussreichster Prädiktor mit klinisch relevanten Schwellwerten.</w:t>
+        <w:t>77,5% (31/40 aktiver Nutzer) berichteten Verbesserung der wahrgenommenen Dokumentationseffizienz; 72,5% (29/40) berichteten bessere Genauigkeit, Detail und Konsistenz. 70,4% sahen Verbesserung der Dokumentationsaktualität. Nur 59,0% berichteten Besserung der Burnout-Symptome. Qualitative Rückmeldungen hoben Qualitätsgewinne hervor, zeigten aber auch Grenzen (EHR-Integration, Kompatibilität).</w:t>
       </w:r>
     </w:p>
     <w:p>
@@ -293,7 +293,7 @@
         <w:rPr>
           <w:sz w:val="19"/>
         </w:rPr>
-        <w:t>China – vergleichbare Dialysestrukturen, aber externe Validierung an chinesischen Patientendaten erforderlich</w:t>
+        <w:t>USA (Vanderbilt), aber Dokumentationslast ist international Problem</w:t>
       </w:r>
     </w:p>
     <w:p>
@@ -302,7 +302,7 @@
           <w:color w:val="5A7D3A"/>
           <w:sz w:val="18"/>
         </w:rPr>
-        <w:t>https://pubmed.ncbi.nlm.nih.gov/42860582/</w:t>
+        <w:t>https://pubmed.ncbi.nlm.nih.gov/42868240/</w:t>
       </w:r>
     </w:p>
     <w:p>
@@ -310,7 +310,7 @@
         <w:pStyle w:val="Heading2"/>
       </w:pPr>
       <w:r>
-        <w:t>Telemedizin in Polen: Zeitersparnis und Nutzung von Telefonkonsultationen in der Primärversorgung</w:t>
+        <w:t>App für Suizidprävention in der Notaufnahme: Clinicians wollen nutzen, System-Barrieren blockieren Einsatz</w:t>
       </w:r>
     </w:p>
     <w:p>
@@ -320,12 +320,12 @@
           <w:color w:val="666666"/>
           <w:sz w:val="18"/>
         </w:rPr>
-        <w:t>Olearczyk A et al.  ·  Front Public Health  ·  25.09.2026  ·  PMID 42857009</w:t>
+        <w:t>Shin HD et al.  ·  PLoS One  ·  13.10.2026  ·  PMID 42868152</w:t>
       </w:r>
     </w:p>
     <w:p>
       <w:r>
-        <w:t>Landesweite Befragung von 798 Erwachsenen in Polen (Nov. 2025–Jan. 2026) zur Assoziation zwischen wahrgenommener Zeiteinsparung und Nutzung von Telefonkonsultationen in der Hausarztpraxis.</w:t>
+        <w:t>Qualitative Studie mit 29 Notaufnahme-Mitarbeitern in Toronto zur Identifikation von Barrieren und Facilitatoren für die Nutzung einer App zur strukturierten Sicherheitsplanung bei Suizidrisiko – Analyse mit Theoretical Domains Framework und COM-B-Modell.</w:t>
       </w:r>
     </w:p>
     <w:p>
@@ -336,7 +336,7 @@
         <w:t xml:space="preserve">Ergebnis: </w:t>
       </w:r>
       <w:r>
-        <w:t>In vollständig adjustierten Modellen waren wahrgenommene Zeiteinsparungen mit höheren Odds für Telefonkonsultation assoziiert: &lt; 1 h OR 3,03, 1–2 h OR 3,91, ≥ 3 h OR 4,41 (alle p &lt; 0,01). Vorhersagewahrscheinlichkeit 26,3 % (keine Einsparung) bis 53,6 % (≥ 3 h). Finanzielle Belastung war mit niedrigerer Nutzung assoziiert.</w:t>
+        <w:t>Starke intrinsische Motivation aller Disziplinen (Pflege, Psychiater, Sozialarbeiter) für die App-Nutzung und Einstufung von Sicherheitsplanung als hochpriorisierte Intervention. Zentrale Barrieren: fehlende Interoperabilität mit EHR, Dokumentationsinfrastruktur unvorbereitet, Bedenken bezüglich Patientenzugang zu Smartphones, Workflows nicht adaptiert. Facilitatoren: lokale Champions, externe Validierung der Tool-Effektivität.</w:t>
       </w:r>
     </w:p>
     <w:p>
@@ -351,7 +351,7 @@
         <w:rPr>
           <w:sz w:val="19"/>
         </w:rPr>
-        <w:t>Polen, vergleichbare Zentraleuropa-Strukturen – zeigt regionale Unterschiede in digitalen Barrieren</w:t>
+        <w:t>Kanada (Ontario); Interoperabilitätsanforderungen gelten auch für Deutschland</w:t>
       </w:r>
     </w:p>
     <w:p>
@@ -360,7 +360,7 @@
           <w:color w:val="5A7D3A"/>
           <w:sz w:val="18"/>
         </w:rPr>
-        <w:t>https://pubmed.ncbi.nlm.nih.gov/42857009/</w:t>
+        <w:t>https://pubmed.ncbi.nlm.nih.gov/42868152/</w:t>
       </w:r>
     </w:p>
     <w:p>
@@ -368,7 +368,7 @@
         <w:pStyle w:val="Heading2"/>
       </w:pPr>
       <w:r>
-        <w:t>Mobile Apps für Kinder von Eltern mit psychischer Erkrankung: Qualitätsbewertung durch Experten</w:t>
+        <w:t>Telemedizin in schwerer Epilepsie: Eltern schätzen Logistik, aber nicht klinische Äquivalenz</w:t>
       </w:r>
     </w:p>
     <w:p>
@@ -378,12 +378,12 @@
           <w:color w:val="666666"/>
           <w:sz w:val="18"/>
         </w:rPr>
-        <w:t>Lönnfjord V et al.  ·  JMIR Form Res  ·  09.10.2026  ·  PMID 42855154</w:t>
+        <w:t>Giorgi S et al.  ·  Front Neurol  ·  28.09.2026  ·  PMID 42865351</w:t>
       </w:r>
     </w:p>
     <w:p>
       <w:r>
-        <w:t>Experten (Forscher, Kinderrechtsorganisationen, IT-Profis) beurteilten neun kostenlose Apps für Kinder von Eltern mit psychischer Erkrankung (COPMI) anhand der Mobile App Rating Scale (MARS) und Fokusgruppen-Diskussionen.</w:t>
+        <w:t>Befragung von 95 Eltern spanischer Patienten mit Entwicklungs- und epileptischen Enzephalopathien zu Erfahrungen und Akzeptanz von Telemedizin (überwiegend Telefon/Email, kaum Videosprechstunde).</w:t>
       </w:r>
     </w:p>
     <w:p>
@@ -394,7 +394,7 @@
         <w:t xml:space="preserve">Ergebnis: </w:t>
       </w:r>
       <w:r>
-        <w:t>Nur 3 von 9 Apps erreichten hohe MARS-Scores über alle Dimensionen (Ästhetik, Funktionalität, Information, Engagement). Experten präferierten allgemeine Apps ohne COPMI-Spezifik (zur Stigmareduktion) und forderten Anonymitätsschutz, Web-Alternativen zu Apps und langfristige Finanzierungsmodelle durch etablierte Organisationen.</w:t>
+        <w:t>Zufriedenheit mit Telemedizin (Mittelwert 3,2/5) war deutlich niedriger als mit persönlichen Besuchen (4,6/5; t=-7,96, p&lt;0,001). Logistische Vorteile (Zeitersparnis, weniger Reisen) wurden hochwertig bewertet (77% zufrieden), aber der wahrgenommene klinische Nutzen war niedrig. Über 50% bevorzugten Rehabilitationstherapien persönlich; 24% beklagten Fehlen physikalischer Untersuchung.</w:t>
       </w:r>
     </w:p>
     <w:p>
@@ -409,7 +409,7 @@
         <w:rPr>
           <w:sz w:val="19"/>
         </w:rPr>
-        <w:t>Schweden – Implementierungsbarrieren gelten über Länder hinweg, setzt aber auf Partnerschaft mit etablierten Organisationen</w:t>
+        <w:t>Spanien; Evidenz limitiert durch Fehlen echter Videosprechstunde im Sample</w:t>
       </w:r>
     </w:p>
     <w:p>
@@ -418,65 +418,7 @@
           <w:color w:val="5A7D3A"/>
           <w:sz w:val="18"/>
         </w:rPr>
-        <w:t>https://pubmed.ncbi.nlm.nih.gov/42855154/</w:t>
-      </w:r>
-    </w:p>
-    <w:p>
-      <w:pPr>
-        <w:pStyle w:val="Heading2"/>
-      </w:pPr>
-      <w:r>
-        <w:t>Virtuelle versus echte Nativbilder in der Photonen-Zähl-CT: Vereinbarung bei Lungendensitometrie</w:t>
-      </w:r>
-    </w:p>
-    <w:p>
-      <w:r>
-        <w:rPr>
-          <w:i/>
-          <w:color w:val="666666"/>
-          <w:sz w:val="18"/>
-        </w:rPr>
-        <w:t>Bodlien ML et al.  ·  Radiology  ·  Sept. 2026  ·  PMID 42808896</w:t>
-      </w:r>
-    </w:p>
-    <w:p>
-      <w:r>
-        <w:t>Retrospektive Studie an 83 Patienten (Hannover Medical School und niederländische Zentren) zum Vergleich virtueller und echter Nativ-CT-Bilder für Lungendichte-Messungen mittels bildgebendem Machine Learning.</w:t>
-      </w:r>
-    </w:p>
-    <w:p>
-      <w:r>
-        <w:rPr>
-          <w:b/>
-        </w:rPr>
-        <w:t xml:space="preserve">Ergebnis: </w:t>
-      </w:r>
-      <w:r>
-        <w:t>Mittleres Lungenvolumen ähnlich (4.143 vs. 4.111 mL, p = 0,41), mittlere Schwächung −799 vs. −798 HU (p = 0,91). Nach Adjustierung für Atemtiefe: keine systematische Verzerrung, Attenuationsdifferenzen ±12,6 bis 10,5 HU (95 % LoA). Emphysematöse Areale leicht unterschätzt (−0,4 %, p &lt; 0,001), Normalbereiche überestimiert (+0,8 %, p &lt; 0,001).</w:t>
-      </w:r>
-    </w:p>
-    <w:p>
-      <w:r>
-        <w:rPr>
-          <w:b/>
-          <w:sz w:val="19"/>
-        </w:rPr>
-        <w:t xml:space="preserve">Übertragbarkeit: </w:t>
-      </w:r>
-      <w:r>
-        <w:rPr>
-          <w:sz w:val="19"/>
-        </w:rPr>
-        <w:t>Deutschland und Niederlande – vergleichbare Versorgungsstrukturen, bildgebender Befund ist strukturunabhängig</w:t>
-      </w:r>
-    </w:p>
-    <w:p>
-      <w:r>
-        <w:rPr>
-          <w:color w:val="5A7D3A"/>
-          <w:sz w:val="18"/>
-        </w:rPr>
-        <w:t>https://pubmed.ncbi.nlm.nih.gov/42808896/</w:t>
+        <w:t>https://pubmed.ncbi.nlm.nih.gov/42865351/</w:t>
       </w:r>
     </w:p>
     <w:sectPr>

--- a/download/studien-aktuell.docx
+++ b/download/studien-aktuell.docx
@@ -62,7 +62,7 @@
           <w:color w:val="666666"/>
           <w:sz w:val="18"/>
         </w:rPr>
-        <w:t>Stand: 14.10.2026  |  6 Studien  |  ki.m-vf.de</w:t>
+        <w:t>Stand: 15.10.2026  |  6 Studien  |  ki.m-vf.de</w:t>
       </w:r>
     </w:p>
     <w:p>
@@ -70,7 +70,7 @@
         <w:pStyle w:val="Heading1"/>
       </w:pPr>
       <w:r>
-        <w:t>Aufgenommen am 14.10.2026</w:t>
+        <w:t>Aufgenommen am 15.10.2026</w:t>
       </w:r>
     </w:p>
     <w:p>
@@ -78,7 +78,7 @@
         <w:pStyle w:val="Heading2"/>
       </w:pPr>
       <w:r>
-        <w:t>KI-Wellness-App abgeschaltet: 26% der Nutzer finden keine Alternative, 27% weichen zu generalistischen LLMs aus</w:t>
+        <w:t>KI-gestützte Lungenknotendiagnose: Durchsatzsteigerung und frühzeitige Krebserkennung in drei US-Kliniken</w:t>
       </w:r>
     </w:p>
     <w:p>
@@ -88,12 +88,12 @@
           <w:color w:val="666666"/>
           <w:sz w:val="18"/>
         </w:rPr>
-        <w:t>Stamatis CA et al.  ·  JMIR Med Inform  ·  13.10.2026  ·  PMID 42869425</w:t>
+        <w:t>Lee KA et al.  ·  PLoS One  ·  14.10.2026  ·  PMID 42873759</w:t>
       </w:r>
     </w:p>
     <w:p>
       <w:r>
-        <w:t>Umfrage von 364 britischen Nutzern einer speziell für psychische Gesundheit entwickelten KI-App erfasste, wo sie nach Marktrückzug Support suchten – und was das für die Versorgung bedeutet.</w:t>
+        <w:t>Vor-nach-Vergleich der Implementierung kommerzieller KI-Software zur Unterstützung der Lungenknotenverwaltung in drei US-Lungenzentren; Outcome war Patientendurchsatz und Krebsidentifikation.</w:t>
       </w:r>
     </w:p>
     <w:p>
@@ -104,7 +104,7 @@
         <w:t xml:space="preserve">Ergebnis: </w:t>
       </w:r>
       <w:r>
-        <w:t>Nach Wegfall der Purpose-Built-App wandten sich 27,1% hauptsächlich generalistischen KI-Tools zu, 26% suchten gar keine Unterstützung mehr. Nur 4,9% ersetzten die App durch NHS-Dienste, 8,1% durch private Therapeuten. 60,2% berichteten schlechtere Versorgungszugänge; bei denjenigen, die keine Alternative suchten, stieg dieser Anteil auf 80,7%.</w:t>
+        <w:t>Monatliche neue Patienten stiegen von 11,0 auf 18,6 pro Monat (p=0,0002); Patienten mit mindestens einer invasiven Prozedur von 4,9 auf 8,0 monatlich (p=0,0085). Monatliche Krebsfälle erhöhten sich von 3,0 auf 3,8 (p=0,3242), Frühstadium-Krebsfälle von 1,4 auf 2,4 (p=0,125). Die Zeitspanne zur Diagnose blieb ähnlich (58 vs. 57 Tage), die Streuung verringerte sich deutlich (IQR 125 auf 58 Tage).</w:t>
       </w:r>
     </w:p>
     <w:p>
@@ -119,7 +119,7 @@
         <w:rPr>
           <w:sz w:val="19"/>
         </w:rPr>
-        <w:t>Großbritannien; zeigt Versorgungslücken bei Rückzug von DiGA im deutschsprachigen Raum</w:t>
+        <w:t>USA-Studie; Effekt auf Workflow und Zugang ist übertragbar, Produktverfügbarkeit unklar</w:t>
       </w:r>
     </w:p>
     <w:p>
@@ -128,7 +128,7 @@
           <w:color w:val="5A7D3A"/>
           <w:sz w:val="18"/>
         </w:rPr>
-        <w:t>https://pubmed.ncbi.nlm.nih.gov/42869425/</w:t>
+        <w:t>https://pubmed.ncbi.nlm.nih.gov/42873759/</w:t>
       </w:r>
     </w:p>
     <w:p>
@@ -136,7 +136,7 @@
         <w:pStyle w:val="Heading2"/>
       </w:pPr>
       <w:r>
-        <w:t>EHR-integrierte Entscheidungsunterstuetzung erhöht Antibiotika-Leitlinientreue um 202%</w:t>
+        <w:t>KI versus Kardiologen bei Okklusion-Myokardinfarkt: ECG-Diagnose in Notfällen</w:t>
       </w:r>
     </w:p>
     <w:p>
@@ -146,12 +146,12 @@
           <w:color w:val="666666"/>
           <w:sz w:val="18"/>
         </w:rPr>
-        <w:t>Hatab HA et al.  ·  Appl Clin Inform  ·  13.10.2026  ·  PMID 42869095</w:t>
+        <w:t>Zimmerli A et al.  ·  JMIR Cardio  ·  14.10.2026  ·  PMID 42873564</w:t>
       </w:r>
     </w:p>
     <w:p>
       <w:r>
-        <w:t>Qualitätsverbesserungsstudie testete eine Multikomponenten-Intervention (EHR-integrierte klinische Entscheidungsunterstuetzung, Ärzteschulung, Prescribing Analytics, Audit-Feedback) zur Verbesserung der empirischen Antibiotikawahl bei pädiatrischen Harnwegsinfektionen.</w:t>
+        <w:t>Retrospektiver Vergleich der diagnostischen Leistung einer KI-App (PMCardio) mit Interventionskardiologern bei 33 herausfordernd diagnostizierten ECGs in der Notaufnahme; Goldstandard war Koronarangiographie (≥90% Stenose).</w:t>
       </w:r>
     </w:p>
     <w:p>
@@ -162,7 +162,7 @@
         <w:t xml:space="preserve">Ergebnis: </w:t>
       </w:r>
       <w:r>
-        <w:t>Leitliniengerechte Verordnungen der Erstlinien-Therapie stiegen von 13,9% auf 41,9% in 12 Monaten (n=3.312 Fälle); gleichzeitig sank die Nutzung breiterer Cephalosporine. Der Anstieg folgte zeitlich der CDS-Implementierung und Verbreitungslisten-Publikation.</w:t>
+        <w:t>KI erreichte Sensitivität 100 %, Spezifität 60 %, NPV 100 %, PPV 62 %, Fehlerquote 24 %; drei Kardiologen zeigten Sensitivitäten von 62–85 %, Spezifitäten von 50–70 %, NPVs von 69–83 %, Fehlerquoten von 33–42 %. KI identifizierte alle Okklusions-Myokardnfarkte korrekt, während einzelne Ärzte 15–38 % übersahen.</w:t>
       </w:r>
     </w:p>
     <w:p>
@@ -177,7 +177,7 @@
         <w:rPr>
           <w:sz w:val="19"/>
         </w:rPr>
-        <w:t>USA (akademisches Zentrum), Mechanismus übertragbar auf deutsches Versorgungssystem</w:t>
+        <w:t>Schweiz (Lausanne), europäisches Setting, Notfalldiagnose übertragbar</w:t>
       </w:r>
     </w:p>
     <w:p>
@@ -186,7 +186,7 @@
           <w:color w:val="5A7D3A"/>
           <w:sz w:val="18"/>
         </w:rPr>
-        <w:t>https://pubmed.ncbi.nlm.nih.gov/42869095/</w:t>
+        <w:t>https://pubmed.ncbi.nlm.nih.gov/42873564/</w:t>
       </w:r>
     </w:p>
     <w:p>
@@ -194,7 +194,7 @@
         <w:pStyle w:val="Heading2"/>
       </w:pPr>
       <w:r>
-        <w:t>LLM mit Trauma-Wissen reduziert manuelle Codierung von Verletzungsschweregrad</w:t>
+        <w:t>Smartphone-Video für Ganganalyse und Sturzrisiko bei Parkinson: Deep Learning in der Klinik</w:t>
       </w:r>
     </w:p>
     <w:p>
@@ -204,12 +204,12 @@
           <w:color w:val="666666"/>
           <w:sz w:val="18"/>
         </w:rPr>
-        <w:t>Lin YJ et al.  ·  JMIR Med Inform  ·  13.10.2026  ·  PMID 42868526</w:t>
+        <w:t>Chu SL et al.  ·  Front Neurol  ·  29.09.2026  ·  PMID 42872140</w:t>
       </w:r>
     </w:p>
     <w:p>
       <w:r>
-        <w:t>Studie testete, ob Large Language Models mit domänenspezifischem Wissen (Abbreviated Injury Scale) automatisch den Injury Severity Score aus Arztbriefen berechnen können – mit Ziel, die arbeitsintensive manuelle Traumakodierung zu ersetzen.</w:t>
+        <w:t>Querschnittstudie zur Entwicklung und Validierung eines Smartphone-Video-basierten Gangbewertungssystems mit Deep Learning (MoviNet) für Morbus-Parkinson-Screening, funktionelle Einstufung (Schwab-England-Skala) und Sturzrisikiklassifizierung; 40 Teilnehmer mit milder bis moderater PD und Kontrollen.</w:t>
       </w:r>
     </w:p>
     <w:p>
@@ -220,7 +220,7 @@
         <w:t xml:space="preserve">Ergebnis: </w:t>
       </w:r>
       <w:r>
-        <w:t>GPT-4.1 mit domänenspezifischem Retriever erreichte 75,3% genaue Vorhersage des ISS (95%-KI 66,1–82,7 %), verglichen mit 70,0% eines deterministischen Kodiertools. Besonders bei schweren Verletzungen verbessert sich die Genauigkeit substanziell; der Ansatz könnte Kodieraufwand reduzieren und Datenqualität verbessern.</w:t>
+        <w:t>Für PD-Screening: Genauigkeit 95,7 %, Sensitivität 96,6 %, Spezifität 92,2 %, AUC 0,994. Für S&amp;E-ADL-Funktionseinstufung: Gesamtgenauigkeit 88,5 % über drei Kategorien. Für Sturzrisikiklassifizierung: Genauigkeit 91,1 %, Sensitivität 68,4 %, Spezifität 98,3 %, AUC 0,909. Robuste Leistung über alle drei Aufgaben hinweg mit unabhängiger Test-Datenpartitionierung.</w:t>
       </w:r>
     </w:p>
     <w:p>
@@ -235,7 +235,7 @@
         <w:rPr>
           <w:sz w:val="19"/>
         </w:rPr>
-        <w:t>Taiwan, vergleichbare Dokumentationspraxis in Traumaregistern</w:t>
+        <w:t>Taiwan; technisch übertragbar auf deutschsprachige Systeme, weitere Validierung nötig</w:t>
       </w:r>
     </w:p>
     <w:p>
@@ -244,7 +244,7 @@
           <w:color w:val="5A7D3A"/>
           <w:sz w:val="18"/>
         </w:rPr>
-        <w:t>https://pubmed.ncbi.nlm.nih.gov/42868526/</w:t>
+        <w:t>https://pubmed.ncbi.nlm.nih.gov/42872140/</w:t>
       </w:r>
     </w:p>
     <w:p>
@@ -252,7 +252,7 @@
         <w:pStyle w:val="Heading2"/>
       </w:pPr>
       <w:r>
-        <w:t>Ambient-AI-Dokumentation in der Chirurgie: 77,5% berichten bessere Effizienz, 72,5% mehr Genauigkeit</w:t>
+        <w:t>KI-gesteuerte dezentralisierte CAR-T-Zellproduktion im Krankenhaus: Kosteneffektivität für multiples Myelom</w:t>
       </w:r>
     </w:p>
     <w:p>
@@ -262,12 +262,12 @@
           <w:color w:val="666666"/>
           <w:sz w:val="18"/>
         </w:rPr>
-        <w:t>Luo S et al.  ·  JMIR Med Inform  ·  13.10.2026  ·  PMID 42868240</w:t>
+        <w:t>Boot IWA et al.  ·  JMIR Cancer  ·  13.10.2026  ·  PMID 42868529</w:t>
       </w:r>
     </w:p>
     <w:p>
       <w:r>
-        <w:t>Befragung von 105 Chirurgen 3 Monate nach Implementierung von Dragon Ambient Experience (DAX) Copilot – einer KI-gestützten Echtzeit-Dokumentationslösung, die Arzt-Patient-Gespräche automatisch verschriftlicht.</w:t>
+        <w:t>Frühe Gesundheitstechnologiebewertung der AIDPATH-Plattform (KI-gestützte dezentralisierte Produktion) gegen zentrale CAR-T-Herstellung und Standard-of-Care für multiples Myelom aus deutscher Krankenhäuser-Perspektive; Zeithorizont 40 Jahre.</w:t>
       </w:r>
     </w:p>
     <w:p>
@@ -278,7 +278,7 @@
         <w:t xml:space="preserve">Ergebnis: </w:t>
       </w:r>
       <w:r>
-        <w:t>77,5% (31/40 aktiver Nutzer) berichteten Verbesserung der wahrgenommenen Dokumentationseffizienz; 72,5% (29/40) berichteten bessere Genauigkeit, Detail und Konsistenz. 70,4% sahen Verbesserung der Dokumentationsaktualität. Nur 59,0% berichteten Besserung der Burnout-Symptome. Qualitative Rückmeldungen hoben Qualitätsgewinne hervor, zeigten aber auch Grenzen (EHR-Integration, Kompatibilität).</w:t>
+        <w:t>AIDPATH war dominant gegenüber cilta-cel und Standard-of-Care. Die Kosteneffektivität wurde hauptsächlich durch Akquisitionskosten und unerwünschte Ereignisse bestimmt. Sensitivitätsanalysen zeigten Stabilität; Szenarioanalysen unterstützten die Kosteneffektivität auch unter reduzierten Nebenwirkungsannahmen und verkürzten Vein-zu-Vein-Zeiten.</w:t>
       </w:r>
     </w:p>
     <w:p>
@@ -293,7 +293,7 @@
         <w:rPr>
           <w:sz w:val="19"/>
         </w:rPr>
-        <w:t>USA (Vanderbilt), aber Dokumentationslast ist international Problem</w:t>
+        <w:t>Deutsche Kliniken, Krankenhäuser-Perspektive, vergleichbar mit deutschem System</w:t>
       </w:r>
     </w:p>
     <w:p>
@@ -302,7 +302,7 @@
           <w:color w:val="5A7D3A"/>
           <w:sz w:val="18"/>
         </w:rPr>
-        <w:t>https://pubmed.ncbi.nlm.nih.gov/42868240/</w:t>
+        <w:t>https://pubmed.ncbi.nlm.nih.gov/42868529/</w:t>
       </w:r>
     </w:p>
     <w:p>
@@ -310,7 +310,7 @@
         <w:pStyle w:val="Heading2"/>
       </w:pPr>
       <w:r>
-        <w:t>App für Suizidprävention in der Notaufnahme: Clinicians wollen nutzen, System-Barrieren blockieren Einsatz</w:t>
+        <w:t>Smartphone-App für Pharmakovigilanz nach COVID-19-Impfung: SafeVac2.0 mit 732.864 Teilnehmern</w:t>
       </w:r>
     </w:p>
     <w:p>
@@ -320,12 +320,12 @@
           <w:color w:val="666666"/>
           <w:sz w:val="18"/>
         </w:rPr>
-        <w:t>Shin HD et al.  ·  PLoS One  ·  13.10.2026  ·  PMID 42868152</w:t>
+        <w:t>Kopp L et al.  ·  Vaccine  ·  14.11.2026  ·  PMID 42843285</w:t>
       </w:r>
     </w:p>
     <w:p>
       <w:r>
-        <w:t>Qualitative Studie mit 29 Notaufnahme-Mitarbeitern in Toronto zur Identifikation von Barrieren und Facilitatoren für die Nutzung einer App zur strukturierten Sicherheitsplanung bei Suizidrisiko – Analyse mit Theoretical Domains Framework und COM-B-Modell.</w:t>
+        <w:t>Prospektive, nicht-interventionelle, bevölkerungsbasierte Kohortenstudie zur Erfassung selbstberichteter Nebenwirkungen von COVID-19-Impfstoffen via Smartphone-App von Dezember 2020 bis September 2022; Erfassung bis 3 Wochen nach erster, 8 Wochen nach zweiter und 7 Tage nach Booster-Dosis.</w:t>
       </w:r>
     </w:p>
     <w:p>
@@ -336,7 +336,7 @@
         <w:t xml:space="preserve">Ergebnis: </w:t>
       </w:r>
       <w:r>
-        <w:t>Starke intrinsische Motivation aller Disziplinen (Pflege, Psychiater, Sozialarbeiter) für die App-Nutzung und Einstufung von Sicherheitsplanung als hochpriorisierte Intervention. Zentrale Barrieren: fehlende Interoperabilität mit EHR, Dokumentationsinfrastruktur unvorbereitet, Bedenken bezüglich Patientenzugang zu Smartphones, Workflows nicht adaptiert. Facilitatoren: lokale Champions, externe Validierung der Tool-Effektivität.</w:t>
+        <w:t>732.864 Personen dokumentierten 1.436.039 Impfungen; 68 % berichteten mindestens eine Nebenwirkung, insgesamt 4.007.149 Nebenwirkungen dokumentiert. 88 % waren lokale oder systemische Reaktogenität. Medizinische Versorgung wurde in 0,36 % der Impfungen benötigt. Alter, Geschlecht, Impfstoff und Dosis waren potenzielle Vorhersagefaktoren für Nebenwirkungen.</w:t>
       </w:r>
     </w:p>
     <w:p>
@@ -351,7 +351,7 @@
         <w:rPr>
           <w:sz w:val="19"/>
         </w:rPr>
-        <w:t>Kanada (Ontario); Interoperabilitätsanforderungen gelten auch für Deutschland</w:t>
+        <w:t>Deutschland (Paul-Ehrlich-Institut), deutsche Daten, vollständig übertragbar</w:t>
       </w:r>
     </w:p>
     <w:p>
@@ -360,7 +360,7 @@
           <w:color w:val="5A7D3A"/>
           <w:sz w:val="18"/>
         </w:rPr>
-        <w:t>https://pubmed.ncbi.nlm.nih.gov/42868152/</w:t>
+        <w:t>https://pubmed.ncbi.nlm.nih.gov/42843285/</w:t>
       </w:r>
     </w:p>
     <w:p>
@@ -368,7 +368,7 @@
         <w:pStyle w:val="Heading2"/>
       </w:pPr>
       <w:r>
-        <w:t>Telemedizin in schwerer Epilepsie: Eltern schätzen Logistik, aber nicht klinische Äquivalenz</w:t>
+        <w:t>Codierung weiblicher Genitalverstümmelung im französischen Krankenhausdatensystem PMSI: Harmonisierung und Finanzierungszugang</w:t>
       </w:r>
     </w:p>
     <w:p>
@@ -378,12 +378,12 @@
           <w:color w:val="666666"/>
           <w:sz w:val="18"/>
         </w:rPr>
-        <w:t>Giorgi S et al.  ·  Front Neurol  ·  28.09.2026  ·  PMID 42865351</w:t>
+        <w:t>Hascoet D et al.  ·  Sante Publique  ·  2026  ·  PMID 42838917</w:t>
       </w:r>
     </w:p>
     <w:p>
       <w:r>
-        <w:t>Befragung von 95 Eltern spanischer Patienten mit Entwicklungs- und epileptischen Enzephalopathien zu Erfahrungen und Akzeptanz von Telemedizin (überwiegend Telefon/Email, kaum Videosprechstunde).</w:t>
+        <w:t>Gemischte Methoden-Studie zur Analyse von Kodierungspraktiken für weibliche Genitalverstümmelung (FGM) in französischen Krankenhäusern; qualitative Interviews mit Spezialisten und explorative Befragung medizinischer Informationsabteilungen (DIM).</w:t>
       </w:r>
     </w:p>
     <w:p>
@@ -394,7 +394,7 @@
         <w:t xml:space="preserve">Ergebnis: </w:t>
       </w:r>
       <w:r>
-        <w:t>Zufriedenheit mit Telemedizin (Mittelwert 3,2/5) war deutlich niedriger als mit persönlichen Besuchen (4,6/5; t=-7,96, p&lt;0,001). Logistische Vorteile (Zeitersparnis, weniger Reisen) wurden hochwertig bewertet (77% zufrieden), aber der wahrgenommene klinische Nutzen war niedrig. Über 50% bevorzugten Rehabilitationstherapien persönlich; 24% beklagten Fehlen physikalischer Untersuchung.</w:t>
+        <w:t>Alle befragten Abteilungen verwendeten ICD-10-Code N90.8 für FGM als Hauptdiagnose; Praktiken variierten jedoch erheblich bei assoziierten Diagnosen und chirurgischen Verfahren. Mangelnde Harmonisierung und begrenzte Kenntnis spezifischer Finanzierungsmechanismen (MIGAC, MERRI) beschränkten den Zugang zu zweckgebundener Unterstützung. Die Studie fordert spezifischere Kodierung und bessere Datenstrukturierung zur Verbesserung der Versorgungsqualität.</w:t>
       </w:r>
     </w:p>
     <w:p>
@@ -409,7 +409,7 @@
         <w:rPr>
           <w:sz w:val="19"/>
         </w:rPr>
-        <w:t>Spanien; Evidenz limitiert durch Fehlen echter Videosprechstunde im Sample</w:t>
+        <w:t>Frankreich; vergleichbares Sozialversicherungssystem, Dokumentations- und Finanzierungslogik</w:t>
       </w:r>
     </w:p>
     <w:p>
@@ -418,7 +418,7 @@
           <w:color w:val="5A7D3A"/>
           <w:sz w:val="18"/>
         </w:rPr>
-        <w:t>https://pubmed.ncbi.nlm.nih.gov/42865351/</w:t>
+        <w:t>https://pubmed.ncbi.nlm.nih.gov/42838917/</w:t>
       </w:r>
     </w:p>
     <w:sectPr>

--- a/download/studien-aktuell.docx
+++ b/download/studien-aktuell.docx
@@ -62,7 +62,7 @@
           <w:color w:val="666666"/>
           <w:sz w:val="18"/>
         </w:rPr>
-        <w:t>Stand: 15.10.2026  |  6 Studien  |  ki.m-vf.de</w:t>
+        <w:t>Stand: 16.10.2026  |  6 Studien  |  ki.m-vf.de</w:t>
       </w:r>
     </w:p>
     <w:p>
@@ -70,7 +70,7 @@
         <w:pStyle w:val="Heading1"/>
       </w:pPr>
       <w:r>
-        <w:t>Aufgenommen am 15.10.2026</w:t>
+        <w:t>Aufgenommen am 16.10.2026</w:t>
       </w:r>
     </w:p>
     <w:p>
@@ -78,7 +78,7 @@
         <w:pStyle w:val="Heading2"/>
       </w:pPr>
       <w:r>
-        <w:t>KI-gestützte Lungenknotendiagnose: Durchsatzsteigerung und frühzeitige Krebserkennung in drei US-Kliniken</w:t>
+        <w:t>LLM mit Retrieval-Augmented Generation für Prüfung von Einwilligungserklärungen</w:t>
       </w:r>
     </w:p>
     <w:p>
@@ -88,12 +88,12 @@
           <w:color w:val="666666"/>
           <w:sz w:val="18"/>
         </w:rPr>
-        <w:t>Lee KA et al.  ·  PLoS One  ·  14.10.2026  ·  PMID 42873759</w:t>
+        <w:t>Amugongo LM et al.  ·  JMIR Med Inform  ·  15.10.2026  ·  PMID 42879775</w:t>
       </w:r>
     </w:p>
     <w:p>
       <w:r>
-        <w:t>Vor-nach-Vergleich der Implementierung kommerzieller KI-Software zur Unterstützung der Lungenknotenverwaltung in drei US-Lungenzentren; Outcome war Patientendurchsatz und Krebsidentifikation.</w:t>
+        <w:t>Evaluation von GPT-4.1 mit Retrieval-Augmented Generation (RAG) zur automatisierten Analyse von Data-Reuse-Klauseln in 438 klinischen Einwilligungserklärungen aus mehreren Ländern und Sprachen.</w:t>
       </w:r>
     </w:p>
     <w:p>
@@ -104,7 +104,7 @@
         <w:t xml:space="preserve">Ergebnis: </w:t>
       </w:r>
       <w:r>
-        <w:t>Monatliche neue Patienten stiegen von 11,0 auf 18,6 pro Monat (p=0,0002); Patienten mit mindestens einer invasiven Prozedur von 4,9 auf 8,0 monatlich (p=0,0085). Monatliche Krebsfälle erhöhten sich von 3,0 auf 3,8 (p=0,3242), Frühstadium-Krebsfälle von 1,4 auf 2,4 (p=0,125). Die Zeitspanne zur Diagnose blieb ähnlich (58 vs. 57 Tage), die Streuung verringerte sich deutlich (IQR 125 auf 58 Tage).</w:t>
+        <w:t>Anfängliche Genauigkeit 81,6%; nach drei iterativen Optimierungsrunden auf 92,1% gesteigert (104 Test-Dokumente). Baseline-Genauigkeit in Validierungsphase 84,0%. System extrahierte Data-Reuse-Information zuverlässig über mehrere Sprachen hinweg.</w:t>
       </w:r>
     </w:p>
     <w:p>
@@ -119,7 +119,7 @@
         <w:rPr>
           <w:sz w:val="19"/>
         </w:rPr>
-        <w:t>USA-Studie; Effekt auf Workflow und Zugang ist übertragbar, Produktverfügbarkeit unklar</w:t>
+        <w:t>Boehringer-Ingelheim-Daten, deutschsprachig; relevant für GDPR-Compliance und internationale Datennutzung in klinischen Studien</w:t>
       </w:r>
     </w:p>
     <w:p>
@@ -128,7 +128,7 @@
           <w:color w:val="5A7D3A"/>
           <w:sz w:val="18"/>
         </w:rPr>
-        <w:t>https://pubmed.ncbi.nlm.nih.gov/42873759/</w:t>
+        <w:t>https://pubmed.ncbi.nlm.nih.gov/42879775/</w:t>
       </w:r>
     </w:p>
     <w:p>
@@ -136,7 +136,7 @@
         <w:pStyle w:val="Heading2"/>
       </w:pPr>
       <w:r>
-        <w:t>KI versus Kardiologen bei Okklusion-Myokardinfarkt: ECG-Diagnose in Notfällen</w:t>
+        <w:t>Akzeptanz von Videosprechstunden in China: Trend über COVID-19-Pandemie hinweg</w:t>
       </w:r>
     </w:p>
     <w:p>
@@ -146,12 +146,12 @@
           <w:color w:val="666666"/>
           <w:sz w:val="18"/>
         </w:rPr>
-        <w:t>Zimmerli A et al.  ·  JMIR Cardio  ·  14.10.2026  ·  PMID 42873564</w:t>
+        <w:t>Chen K et al.  ·  J Med Internet Res  ·  15.10.2026  ·  PMID 42879773</w:t>
       </w:r>
     </w:p>
     <w:p>
       <w:r>
-        <w:t>Retrospektiver Vergleich der diagnostischen Leistung einer KI-App (PMCardio) mit Interventionskardiologern bei 33 herausfordernd diagnostizierten ECGs in der Notaufnahme; Goldstandard war Koronarangiographie (≥90% Stenose).</w:t>
+        <w:t>Wiederholte Querschnittsumfrage bei n=340–1373 Krankenhauspatienten in Zhejiang 2021–2024 zur Willingness-to-Use (WTU) virtueller Besuche über den Übergang von Eindämmung zu Routinemanagement.</w:t>
       </w:r>
     </w:p>
     <w:p>
@@ -162,7 +162,7 @@
         <w:t xml:space="preserve">Ergebnis: </w:t>
       </w:r>
       <w:r>
-        <w:t>KI erreichte Sensitivität 100 %, Spezifität 60 %, NPV 100 %, PPV 62 %, Fehlerquote 24 %; drei Kardiologen zeigten Sensitivitäten von 62–85 %, Spezifitäten von 50–70 %, NPVs von 69–83 %, Fehlerquoten von 33–42 %. KI identifizierte alle Okklusions-Myokardnfarkte korrekt, während einzelne Ärzte 15–38 % übersahen.</w:t>
+        <w:t>WTU bei 70,9% (2021), 71,4% (2022), 62,3% (2023), 75,4% (2024). College-Ausbildung und Internetnutzung konsistent mit höherer WTU in allen vier Jahren. Alter, Einkommen und Selbstbewertung der Gesundheit variierten in der Assoziation über Jahre hinweg.</w:t>
       </w:r>
     </w:p>
     <w:p>
@@ -177,7 +177,7 @@
         <w:rPr>
           <w:sz w:val="19"/>
         </w:rPr>
-        <w:t>Schweiz (Lausanne), europäisches Setting, Notfalldiagnose übertragbar</w:t>
+        <w:t>China, wirtschaftlich und digital entwickelte Region; zeigt persistente Akzeptanz, aber differenzierte Determinanten—begrenzt übertragbar auf Deutschland ohne Kontext</w:t>
       </w:r>
     </w:p>
     <w:p>
@@ -186,7 +186,7 @@
           <w:color w:val="5A7D3A"/>
           <w:sz w:val="18"/>
         </w:rPr>
-        <w:t>https://pubmed.ncbi.nlm.nih.gov/42873564/</w:t>
+        <w:t>https://pubmed.ncbi.nlm.nih.gov/42879773/</w:t>
       </w:r>
     </w:p>
     <w:p>
@@ -194,7 +194,7 @@
         <w:pStyle w:val="Heading2"/>
       </w:pPr>
       <w:r>
-        <w:t>Smartphone-Video für Ganganalyse und Sturzrisiko bei Parkinson: Deep Learning in der Klinik</w:t>
+        <w:t>Entscheidungsunterstützung für Muskelskelettkrankeiten: Wirkung auf Versorgungsqualität in Hausarztpraxen</w:t>
       </w:r>
     </w:p>
     <w:p>
@@ -204,12 +204,12 @@
           <w:color w:val="666666"/>
           <w:sz w:val="18"/>
         </w:rPr>
-        <w:t>Chu SL et al.  ·  Front Neurol  ·  29.09.2026  ·  PMID 42872140</w:t>
+        <w:t>Hill J et al.  ·  J Med Internet Res  ·  15.10.2026  ·  PMID 42879770</w:t>
       </w:r>
     </w:p>
     <w:p>
       <w:r>
-        <w:t>Querschnittstudie zur Entwicklung und Validierung eines Smartphone-Video-basierten Gangbewertungssystems mit Deep Learning (MoviNet) für Morbus-Parkinson-Screening, funktionelle Einstufung (Schwab-England-Skala) und Sturzrisikiklassifizierung; 40 Teilnehmer mit milder bis moderater PD und Kontrollen.</w:t>
+        <w:t>Randomisierte Studie zur Wirkung eines web-basierten Clinical Decision Support Systems (CDSS) auf die Behandlungsqualität bei Muskelskelettkrankeiten in UK-Hausarztpraxen, verglichen mit Standardversorgung.</w:t>
       </w:r>
     </w:p>
     <w:p>
@@ -220,7 +220,7 @@
         <w:t xml:space="preserve">Ergebnis: </w:t>
       </w:r>
       <w:r>
-        <w:t>Für PD-Screening: Genauigkeit 95,7 %, Sensitivität 96,6 %, Spezifität 92,2 %, AUC 0,994. Für S&amp;E-ADL-Funktionseinstufung: Gesamtgenauigkeit 88,5 % über drei Kategorien. Für Sturzrisikiklassifizierung: Genauigkeit 91,1 %, Sensitivität 68,4 %, Spezifität 98,3 %, AUC 0,909. Robuste Leistung über alle drei Aufgaben hinweg mit unabhängiger Test-Datenpartitionierung.</w:t>
+        <w:t>Wenn das CDSS genutzt wurde (8,6% der Fälle), sank die Rate suboptimaler Behandlung von 25% auf 3% (adjustierte OR 12,30; 95%-KI 2,52–59,9; p=0,002). Es erhöhte Selbstmanagement und Gemeindereferrals, reduzierte Verschreibungen. Sicherheitsbedenken bei 6,6% der Nutzungen ohne high-risk-Probleme. Gesamteinbindung begrenzt; Einsparungen auf 10% Annual Cost geschätzt.</w:t>
       </w:r>
     </w:p>
     <w:p>
@@ -235,7 +235,7 @@
         <w:rPr>
           <w:sz w:val="19"/>
         </w:rPr>
-        <w:t>Taiwan; technisch übertragbar auf deutschsprachige Systeme, weitere Validierung nötig</w:t>
+        <w:t>UK-Primärversorgung; vergleichbare Anforderungen wie deutsches Hausarztmodell, aber niedrigere tatsächliche Nutzungsrate deutet auf Integrationshürden hin</w:t>
       </w:r>
     </w:p>
     <w:p>
@@ -244,7 +244,7 @@
           <w:color w:val="5A7D3A"/>
           <w:sz w:val="18"/>
         </w:rPr>
-        <w:t>https://pubmed.ncbi.nlm.nih.gov/42872140/</w:t>
+        <w:t>https://pubmed.ncbi.nlm.nih.gov/42879770/</w:t>
       </w:r>
     </w:p>
     <w:p>
@@ -252,7 +252,7 @@
         <w:pStyle w:val="Heading2"/>
       </w:pPr>
       <w:r>
-        <w:t>KI-gesteuerte dezentralisierte CAR-T-Zellproduktion im Krankenhaus: Kosteneffektivität für multiples Myelom</w:t>
+        <w:t>KI-gestützte Telerehabilitation gegen Nackensteife: Nichtunterlegenheits-RCT</w:t>
       </w:r>
     </w:p>
     <w:p>
@@ -262,12 +262,12 @@
           <w:color w:val="666666"/>
           <w:sz w:val="18"/>
         </w:rPr>
-        <w:t>Boot IWA et al.  ·  JMIR Cancer  ·  13.10.2026  ·  PMID 42868529</w:t>
+        <w:t>Zhao Y et al.  ·  JMIR Form Res  ·  15.10.2026  ·  PMID 42879432</w:t>
       </w:r>
     </w:p>
     <w:p>
       <w:r>
-        <w:t>Frühe Gesundheitstechnologiebewertung der AIDPATH-Plattform (KI-gestützte dezentralisierte Produktion) gegen zentrale CAR-T-Herstellung und Standard-of-Care für multiples Myelom aus deutscher Krankenhäuser-Perspektive; Zeithorizont 40 Jahre.</w:t>
+        <w:t>Randomisierte Nichtunterlegenheits-Studie an zwei Zentren (Peking Union Medical College Hospital, Beijing Jishuitan Hospital) mit 116 Patienten zu KI-gestützter Home-Rehabilitation vs. Standardtherapie bei chronischen Nackenschmerzen.</w:t>
       </w:r>
     </w:p>
     <w:p>
@@ -278,7 +278,7 @@
         <w:t xml:space="preserve">Ergebnis: </w:t>
       </w:r>
       <w:r>
-        <w:t>AIDPATH war dominant gegenüber cilta-cel und Standard-of-Care. Die Kosteneffektivität wurde hauptsächlich durch Akquisitionskosten und unerwünschte Ereignisse bestimmt. Sensitivitätsanalysen zeigten Stabilität; Szenarioanalysen unterstützten die Kosteneffektivität auch unter reduzierten Nebenwirkungsannahmen und verkürzten Vein-zu-Vein-Zeiten.</w:t>
+        <w:t>Telerehabilitation nicht unterlegen (NDI-Unterschied Woche 24: −2,5 Punkte; 95%-KI −6,2 bis 1,2; p=0,15; Obergrenze &lt;5 Punkte). Beide Gruppen zeigten klinisch bedeutsame Verbesserungen in Schmerz, Lebensqualität und Bewegungsumfang. Keine Intervention-bedingten Schäden.</w:t>
       </w:r>
     </w:p>
     <w:p>
@@ -293,7 +293,7 @@
         <w:rPr>
           <w:sz w:val="19"/>
         </w:rPr>
-        <w:t>Deutsche Kliniken, Krankenhäuser-Perspektive, vergleichbar mit deutschem System</w:t>
+        <w:t>China; verifiziert KI-Bewegungserkennung für Ferntherapie, aber Übertragbarkeit auf deutsche Versorgung abhängig von Zulassung und Kostenübernahme</w:t>
       </w:r>
     </w:p>
     <w:p>
@@ -302,7 +302,7 @@
           <w:color w:val="5A7D3A"/>
           <w:sz w:val="18"/>
         </w:rPr>
-        <w:t>https://pubmed.ncbi.nlm.nih.gov/42868529/</w:t>
+        <w:t>https://pubmed.ncbi.nlm.nih.gov/42879432/</w:t>
       </w:r>
     </w:p>
     <w:p>
@@ -310,7 +310,7 @@
         <w:pStyle w:val="Heading2"/>
       </w:pPr>
       <w:r>
-        <w:t>Smartphone-App für Pharmakovigilanz nach COVID-19-Impfung: SafeVac2.0 mit 732.864 Teilnehmern</w:t>
+        <w:t>Wie Studienautoren Outcomes für Digital-Therapeutics-Trials auswählen: qualitative Analyse</w:t>
       </w:r>
     </w:p>
     <w:p>
@@ -320,12 +320,12 @@
           <w:color w:val="666666"/>
           <w:sz w:val="18"/>
         </w:rPr>
-        <w:t>Kopp L et al.  ·  Vaccine  ·  14.11.2026  ·  PMID 42843285</w:t>
+        <w:t>Mahlmann J et al.  ·  JMIR Form Res  ·  15.10.2026  ·  PMID 42878726</w:t>
       </w:r>
     </w:p>
     <w:p>
       <w:r>
-        <w:t>Prospektive, nicht-interventionelle, bevölkerungsbasierte Kohortenstudie zur Erfassung selbstberichteter Nebenwirkungen von COVID-19-Impfstoffen via Smartphone-App von Dezember 2020 bis September 2022; Erfassung bis 3 Wochen nach erster, 8 Wochen nach zweiter und 7 Tage nach Booster-Dosis.</w:t>
+        <w:t>Qualitative Studie mit 19 semistrukturierten Interviews mit Experten zur Methodik der Outcome-Auswahl in Digital-Therapeutics-Studien, durchgeführt August–November 2024.</w:t>
       </w:r>
     </w:p>
     <w:p>
@@ -336,7 +336,7 @@
         <w:t xml:space="preserve">Ergebnis: </w:t>
       </w:r>
       <w:r>
-        <w:t>732.864 Personen dokumentierten 1.436.039 Impfungen; 68 % berichteten mindestens eine Nebenwirkung, insgesamt 4.007.149 Nebenwirkungen dokumentiert. 88 % waren lokale oder systemische Reaktogenität. Medizinische Versorgung wurde in 0,36 % der Impfungen benötigt. Alter, Geschlecht, Impfstoff und Dosis waren potenzielle Vorhersagefaktoren für Nebenwirkungen.</w:t>
+        <w:t>Outcome-Auswahl basierte primär auf Forschungsstand, persönlicher Erfahrung und praktischer Machbarkeit. Fast alle Interviewten sahen standardisierte Core Outcome Sets (COS) als geeignet für bessere Vergleichbarkeit zwischen DTx-Studien an, identifizierten aber auch kritische Perspektiven zur Anwendung.</w:t>
       </w:r>
     </w:p>
     <w:p>
@@ -351,7 +351,7 @@
         <w:rPr>
           <w:sz w:val="19"/>
         </w:rPr>
-        <w:t>Deutschland (Paul-Ehrlich-Institut), deutsche Daten, vollständig übertragbar</w:t>
+        <w:t>Witten/Herdecke und Fraunhofer ISST Deutschland; adressiert das Evidenzproblem regulatorisch relevanter Nutzenbewertung</w:t>
       </w:r>
     </w:p>
     <w:p>
@@ -360,7 +360,7 @@
           <w:color w:val="5A7D3A"/>
           <w:sz w:val="18"/>
         </w:rPr>
-        <w:t>https://pubmed.ncbi.nlm.nih.gov/42843285/</w:t>
+        <w:t>https://pubmed.ncbi.nlm.nih.gov/42878726/</w:t>
       </w:r>
     </w:p>
     <w:p>
@@ -368,7 +368,7 @@
         <w:pStyle w:val="Heading2"/>
       </w:pPr>
       <w:r>
-        <w:t>Codierung weiblicher Genitalverstümmelung im französischen Krankenhausdatensystem PMSI: Harmonisierung und Finanzierungszugang</w:t>
+        <w:t>Telemedizinische Pharmazie-Konsilien für Polypharmazie in der Hausarztpraxis: qualitative Studie</w:t>
       </w:r>
     </w:p>
     <w:p>
@@ -378,12 +378,12 @@
           <w:color w:val="666666"/>
           <w:sz w:val="18"/>
         </w:rPr>
-        <w:t>Hascoet D et al.  ·  Sante Publique  ·  2026  ·  PMID 42838917</w:t>
+        <w:t>Henriksen DP  ·  Basic Clin Pharmacol Toxicol  ·  Nov. 2026  ·  PMID 42877986</w:t>
       </w:r>
     </w:p>
     <w:p>
       <w:r>
-        <w:t>Gemischte Methoden-Studie zur Analyse von Kodierungspraktiken für weibliche Genitalverstümmelung (FGM) in französischen Krankenhäusern; qualitative Interviews mit Spezialisten und explorative Befragung medizinischer Informationsabteilungen (DIM).</w:t>
+        <w:t>Qualitative Studie mit sieben dänischen Hausärzten zur Nutzung einer videgestützten telemedizinischen Pharmakologie-Sprechstunde (TPOC) zur Medikationsprüfung und Koordination.</w:t>
       </w:r>
     </w:p>
     <w:p>
@@ -394,7 +394,7 @@
         <w:t xml:space="preserve">Ergebnis: </w:t>
       </w:r>
       <w:r>
-        <w:t>Alle befragten Abteilungen verwendeten ICD-10-Code N90.8 für FGM als Hauptdiagnose; Praktiken variierten jedoch erheblich bei assoziierten Diagnosen und chirurgischen Verfahren. Mangelnde Harmonisierung und begrenzte Kenntnis spezifischer Finanzierungsmechanismen (MIGAC, MERRI) beschränkten den Zugang zu zweckgebundener Unterstützung. Die Studie fordert spezifischere Kodierung und bessere Datenstrukturierung zur Verbesserung der Versorgungsqualität.</w:t>
+        <w:t>Hausärzte berichteten Reduktion der mentalen Workload, bessere Unterstützung bei Deprescribing und Transfer von Apothekerwissen auf nicht-überwiesene Patienten. Weitverbreitung hemmt fehlende Integration in Praxissoftware sowie Awareness und Zeitdruck—nicht Zweifel am Service.</w:t>
       </w:r>
     </w:p>
     <w:p>
@@ -409,7 +409,7 @@
         <w:rPr>
           <w:sz w:val="19"/>
         </w:rPr>
-        <w:t>Frankreich; vergleichbares Sozialversicherungssystem, Dokumentations- und Finanzierungslogik</w:t>
+        <w:t>Dänemark, südlicher Landesteil; vergleichbares Versicherungssystem, zeigt Implementierungshürden für sektorübergreifende Digitallösungen</w:t>
       </w:r>
     </w:p>
     <w:p>
@@ -418,7 +418,7 @@
           <w:color w:val="5A7D3A"/>
           <w:sz w:val="18"/>
         </w:rPr>
-        <w:t>https://pubmed.ncbi.nlm.nih.gov/42838917/</w:t>
+        <w:t>https://pubmed.ncbi.nlm.nih.gov/42877986/</w:t>
       </w:r>
     </w:p>
     <w:sectPr>

--- a/download/studien-aktuell.docx
+++ b/download/studien-aktuell.docx
@@ -62,7 +62,7 @@
           <w:color w:val="666666"/>
           <w:sz w:val="18"/>
         </w:rPr>
-        <w:t>Stand: 16.10.2026  |  6 Studien  |  ki.m-vf.de</w:t>
+        <w:t>Stand: 17.10.2026  |  6 Studien  |  ki.m-vf.de</w:t>
       </w:r>
     </w:p>
     <w:p>
@@ -70,7 +70,7 @@
         <w:pStyle w:val="Heading1"/>
       </w:pPr>
       <w:r>
-        <w:t>Aufgenommen am 16.10.2026</w:t>
+        <w:t>Aufgenommen am 17.10.2026</w:t>
       </w:r>
     </w:p>
     <w:p>
@@ -78,7 +78,7 @@
         <w:pStyle w:val="Heading2"/>
       </w:pPr>
       <w:r>
-        <w:t>LLM mit Retrieval-Augmented Generation für Prüfung von Einwilligungserklärungen</w:t>
+        <w:t>Spracherkennung für Klinikdokumentation: Vergleich dreier Ambient-Listening-Systeme</w:t>
       </w:r>
     </w:p>
     <w:p>
@@ -88,12 +88,12 @@
           <w:color w:val="666666"/>
           <w:sz w:val="18"/>
         </w:rPr>
-        <w:t>Amugongo LM et al.  ·  JMIR Med Inform  ·  15.10.2026  ·  PMID 42879775</w:t>
+        <w:t>Hoekman AH et al.  ·  JMIR Med Inform  ·  16.10.2026  ·  PMID 42887000</w:t>
       </w:r>
     </w:p>
     <w:p>
       <w:r>
-        <w:t>Evaluation von GPT-4.1 mit Retrieval-Augmented Generation (RAG) zur automatisierten Analyse von Data-Reuse-Klauseln in 438 klinischen Einwilligungserklärungen aus mehreren Ländern und Sprachen.</w:t>
+        <w:t>Vergleich von drei kommerziellen KI-Systemen zur automatischen Dokumentation von Arzt-Patienten-Gesprächen im Niederländischen unter verschiedenen Kommunikationsschwierigkeiten.</w:t>
       </w:r>
     </w:p>
     <w:p>
@@ -104,7 +104,7 @@
         <w:t xml:space="preserve">Ergebnis: </w:t>
       </w:r>
       <w:r>
-        <w:t>Anfängliche Genauigkeit 81,6%; nach drei iterativen Optimierungsrunden auf 92,1% gesteigert (104 Test-Dokumente). Baseline-Genauigkeit in Validierungsphase 84,0%. System extrahierte Data-Reuse-Information zuverlässig über mehrere Sprachen hinweg.</w:t>
+        <w:t>Provider 3 erreichte höchste Gesamtscores (4,26/5), Provider 2 (4,00/5), Provider 1 (3,82/5); Korrektheit erzielte höchste Werte (4,21/5), Vollständigkeit niedrigste (3,81/5); Szenarios mit Dialekt zeigten niedrigere Scores (3,77/5); Zusammenfassungszeit 13,5 bis 22 Sekunden. Systeme funktionierten robust, aber mit Variationen bei herausfordernden Szenarien.</w:t>
       </w:r>
     </w:p>
     <w:p>
@@ -119,7 +119,7 @@
         <w:rPr>
           <w:sz w:val="19"/>
         </w:rPr>
-        <w:t>Boehringer-Ingelheim-Daten, deutschsprachig; relevant für GDPR-Compliance und internationale Datennutzung in klinischen Studien</w:t>
+        <w:t>Niederländische Klinikdaten in vergleichbarem europäischem Gesundheitssystem, Anforderungen an mehrsprachige Robustheit übertragbar.</w:t>
       </w:r>
     </w:p>
     <w:p>
@@ -128,7 +128,7 @@
           <w:color w:val="5A7D3A"/>
           <w:sz w:val="18"/>
         </w:rPr>
-        <w:t>https://pubmed.ncbi.nlm.nih.gov/42879775/</w:t>
+        <w:t>https://pubmed.ncbi.nlm.nih.gov/42887000/</w:t>
       </w:r>
     </w:p>
     <w:p>
@@ -136,7 +136,7 @@
         <w:pStyle w:val="Heading2"/>
       </w:pPr>
       <w:r>
-        <w:t>Akzeptanz von Videosprechstunden in China: Trend über COVID-19-Pandemie hinweg</w:t>
+        <w:t>Digitale Harninkontinenz-App: Barrieren und Implementierungsstrategien in der Hausarztpraxis</w:t>
       </w:r>
     </w:p>
     <w:p>
@@ -146,12 +146,12 @@
           <w:color w:val="666666"/>
           <w:sz w:val="18"/>
         </w:rPr>
-        <w:t>Chen K et al.  ·  J Med Internet Res  ·  15.10.2026  ·  PMID 42879773</w:t>
+        <w:t>Lambooij AC et al.  ·  Fam Pract  ·  06.10.2026  ·  PMID 42885942</w:t>
       </w:r>
     </w:p>
     <w:p>
       <w:r>
-        <w:t>Wiederholte Querschnittsumfrage bei n=340–1373 Krankenhauspatienten in Zhejiang 2021–2024 zur Willingness-to-Use (WTU) virtueller Besuche über den Übergang von Eindämmung zu Routinemanagement.</w:t>
+        <w:t>Qualitative Befragung zur Identifikation von Barrieren für die Einführung einer evidenzbasierten Smartphone-App (URinControl) in niederländischen Hausarztpraxen und Apotheken.</w:t>
       </w:r>
     </w:p>
     <w:p>
@@ -162,7 +162,7 @@
         <w:t xml:space="preserve">Ergebnis: </w:t>
       </w:r>
       <w:r>
-        <w:t>WTU bei 70,9% (2021), 71,4% (2022), 62,3% (2023), 75,4% (2024). College-Ausbildung und Internetnutzung konsistent mit höherer WTU in allen vier Jahren. Alter, Einkommen und Selbstbewertung der Gesundheit variierten in der Assoziation über Jahre hinweg.</w:t>
+        <w:t>174 Fachkräfte befragt; Hauptbarrieren: Zweifel am Mehrwert der App, unzureichende Kenntnisse über Inkontinenz und App, organisatorische Hürden, geringe digitale Patientenfähigkeiten; in Apotheken zusätzlich: begrenzte Möglichkeiten zur Inkontinenzberatung und Finanzierungssorgen. Fünf tailored Implementierungsstrategien entwickelt.</w:t>
       </w:r>
     </w:p>
     <w:p>
@@ -177,7 +177,7 @@
         <w:rPr>
           <w:sz w:val="19"/>
         </w:rPr>
-        <w:t>China, wirtschaftlich und digital entwickelte Region; zeigt persistente Akzeptanz, aber differenzierte Determinanten—begrenzt übertragbar auf Deutschland ohne Kontext</w:t>
+        <w:t>Niederländische Primärversorgung, vergleichbare Versicherungsstrukturen und Dokumentationspflichten wie Deutschland.</w:t>
       </w:r>
     </w:p>
     <w:p>
@@ -186,7 +186,7 @@
           <w:color w:val="5A7D3A"/>
           <w:sz w:val="18"/>
         </w:rPr>
-        <w:t>https://pubmed.ncbi.nlm.nih.gov/42879773/</w:t>
+        <w:t>https://pubmed.ncbi.nlm.nih.gov/42885942/</w:t>
       </w:r>
     </w:p>
     <w:p>
@@ -194,7 +194,7 @@
         <w:pStyle w:val="Heading2"/>
       </w:pPr>
       <w:r>
-        <w:t>Entscheidungsunterstützung für Muskelskelettkrankeiten: Wirkung auf Versorgungsqualität in Hausarztpraxen</w:t>
+        <w:t>KI-gestützte Wundgrößenmessung per Telemedizin: Genauigkeit und Arztvergleich</w:t>
       </w:r>
     </w:p>
     <w:p>
@@ -204,12 +204,12 @@
           <w:color w:val="666666"/>
           <w:sz w:val="18"/>
         </w:rPr>
-        <w:t>Hill J et al.  ·  J Med Internet Res  ·  15.10.2026  ·  PMID 42879770</w:t>
+        <w:t>Dege T et al.  ·  Int Wound J  ·  Okt. 2026  ·  PMID 42885306</w:t>
       </w:r>
     </w:p>
     <w:p>
       <w:r>
-        <w:t>Randomisierte Studie zur Wirkung eines web-basierten Clinical Decision Support Systems (CDSS) auf die Behandlungsqualität bei Muskelskelettkrankeiten in UK-Hausarztpraxen, verglichen mit Standardversorgung.</w:t>
+        <w:t>Prospektive Validierungsstudie von zwei Deep-Learning-Segmentierungsmodellen für automatische Wundgrößenmessung aus Fotografien im Vergleich zu ärztlichen Schätzungen und In-Person-Referenzmessungen.</w:t>
       </w:r>
     </w:p>
     <w:p>
@@ -220,7 +220,7 @@
         <w:t xml:space="preserve">Ergebnis: </w:t>
       </w:r>
       <w:r>
-        <w:t>Wenn das CDSS genutzt wurde (8,6% der Fälle), sank die Rate suboptimaler Behandlung von 25% auf 3% (adjustierte OR 12,30; 95%-KI 2,52–59,9; p=0,002). Es erhöhte Selbstmanagement und Gemeindereferrals, reduzierte Verschreibungen. Sicherheitsbedenken bei 6,6% der Nutzungen ohne high-risk-Probleme. Gesamteinbindung begrenzt; Einsparungen auf 10% Annual Cost geschätzt.</w:t>
+        <w:t>TransNeXt: ICC Höhe 0,96 (MAE 0,82 cm), Breite ICC 0,86 (MAE 0,69 cm, Bias −0,42 cm); VW-Conv: Höhe ICC 0,95 (MAE 0,68 cm), Breite ICC 0,77 (MAE 0,74 cm). KI konsistenter als einzelne Ärzte, comparable mit Expertenkonsen, nicht überlegen. TransNeXt zeigte stabilere Pixel-Performance (Dice 0,886).</w:t>
       </w:r>
     </w:p>
     <w:p>
@@ -235,7 +235,7 @@
         <w:rPr>
           <w:sz w:val="19"/>
         </w:rPr>
-        <w:t>UK-Primärversorgung; vergleichbare Anforderungen wie deutsches Hausarztmodell, aber niedrigere tatsächliche Nutzungsrate deutet auf Integrationshürden hin</w:t>
+        <w:t>Deutsche Einzelzentrum-Validierung erforderlich; Konzept für Telemedizin-Wundmonitoring übertragbar.</w:t>
       </w:r>
     </w:p>
     <w:p>
@@ -244,7 +244,7 @@
           <w:color w:val="5A7D3A"/>
           <w:sz w:val="18"/>
         </w:rPr>
-        <w:t>https://pubmed.ncbi.nlm.nih.gov/42879770/</w:t>
+        <w:t>https://pubmed.ncbi.nlm.nih.gov/42885306/</w:t>
       </w:r>
     </w:p>
     <w:p>
@@ -252,7 +252,7 @@
         <w:pStyle w:val="Heading2"/>
       </w:pPr>
       <w:r>
-        <w:t>KI-gestützte Telerehabilitation gegen Nackensteife: Nichtunterlegenheits-RCT</w:t>
+        <w:t>Machine-Learning-Kostenprognose bei pulmonaler arterieller Hypertonie: Feasibility-Studie</w:t>
       </w:r>
     </w:p>
     <w:p>
@@ -262,12 +262,12 @@
           <w:color w:val="666666"/>
           <w:sz w:val="18"/>
         </w:rPr>
-        <w:t>Zhao Y et al.  ·  JMIR Form Res  ·  15.10.2026  ·  PMID 42879432</w:t>
+        <w:t>Kramer M et al.  ·  JMIR Med Inform  ·  15.10.2026  ·  PMID 42879777</w:t>
       </w:r>
     </w:p>
     <w:p>
       <w:r>
-        <w:t>Randomisierte Nichtunterlegenheits-Studie an zwei Zentren (Peking Union Medical College Hospital, Beijing Jishuitan Hospital) mit 116 Patienten zu KI-gestützter Home-Rehabilitation vs. Standardtherapie bei chronischen Nackenschmerzen.</w:t>
+        <w:t>Retrospektive Machbarkeitsstudie zur Kombination von Vorhersage der WHO-Funktionsklasse mit Schätzung der Gesundheitskosten bei PAH-Patienten mittels sechs Machine-Learning-Algorithmen.</w:t>
       </w:r>
     </w:p>
     <w:p>
@@ -278,7 +278,7 @@
         <w:t xml:space="preserve">Ergebnis: </w:t>
       </w:r>
       <w:r>
-        <w:t>Telerehabilitation nicht unterlegen (NDI-Unterschied Woche 24: −2,5 Punkte; 95%-KI −6,2 bis 1,2; p=0,15; Obergrenze &lt;5 Punkte). Beide Gruppen zeigten klinisch bedeutsame Verbesserungen in Schmerz, Lebensqualität und Bewegungsumfang. Keine Intervention-bedingten Schäden.</w:t>
+        <w:t>181 PAH-Patienten; beste Performance k-nearest neighbors (r=0,40, R²=0,16), gefolgt LASSO (r=0,30, R²=0,09); geschätzte Durchschnittskosten 12.481–12.614 USD/Patient/Monat; trotz verbesserter Funktionsklasse über 12 Monate Kosten stabil. Moderate Vorhersageleistung, aber Machbarkeit der Kostenintegration demonstriert.</w:t>
       </w:r>
     </w:p>
     <w:p>
@@ -293,7 +293,7 @@
         <w:rPr>
           <w:sz w:val="19"/>
         </w:rPr>
-        <w:t>China; verifiziert KI-Bewegungserkennung für Ferntherapie, aber Übertragbarkeit auf deutsche Versorgung abhängig von Zulassung und Kostenübernahme</w:t>
+        <w:t>Deutsche Daten notwendig; Konzept der systemischen Kostenmodellierung für Policy relevant.</w:t>
       </w:r>
     </w:p>
     <w:p>
@@ -302,7 +302,7 @@
           <w:color w:val="5A7D3A"/>
           <w:sz w:val="18"/>
         </w:rPr>
-        <w:t>https://pubmed.ncbi.nlm.nih.gov/42879432/</w:t>
+        <w:t>https://pubmed.ncbi.nlm.nih.gov/42879777/</w:t>
       </w:r>
     </w:p>
     <w:p>
@@ -310,7 +310,7 @@
         <w:pStyle w:val="Heading2"/>
       </w:pPr>
       <w:r>
-        <w:t>Wie Studienautoren Outcomes für Digital-Therapeutics-Trials auswählen: qualitative Analyse</w:t>
+        <w:t>Komorbidität und Ungleichheit: Langzeit-Pfade psychischer und körperlicher Erkrankungen</w:t>
       </w:r>
     </w:p>
     <w:p>
@@ -320,12 +320,12 @@
           <w:color w:val="666666"/>
           <w:sz w:val="18"/>
         </w:rPr>
-        <w:t>Mahlmann J et al.  ·  JMIR Form Res  ·  15.10.2026  ·  PMID 42878726</w:t>
+        <w:t>Nguyen T et al.  ·  PLoS One  ·  15.10.2026  ·  PMID 42879447</w:t>
       </w:r>
     </w:p>
     <w:p>
       <w:r>
-        <w:t>Qualitative Studie mit 19 semistrukturierten Interviews mit Experten zur Methodik der Outcome-Auswahl in Digital-Therapeutics-Studien, durchgeführt August–November 2024.</w:t>
+        <w:t>Multistate-Modellierung von 858.789 schottischen Patienten aus 21 Jahren EHR-Daten zur Analyse von Übergängen in Multimorbidität nach Alter, Geschlecht und sozioökonomischem Status.</w:t>
       </w:r>
     </w:p>
     <w:p>
@@ -336,7 +336,7 @@
         <w:t xml:space="preserve">Ergebnis: </w:t>
       </w:r>
       <w:r>
-        <w:t>Outcome-Auswahl basierte primär auf Forschungsstand, persönlicher Erfahrung und praktischer Machbarkeit. Fast alle Interviewten sahen standardisierte Core Outcome Sets (COS) als geeignet für bessere Vergleichbarkeit zwischen DTx-Studien an, identifizierten aber auch kritische Perspektiven zur Anwendung.</w:t>
+        <w:t>Psychische Erkrankungen (schwer, stationär) zeigten starken Einfluss auf Early-Onset-Multimorbidität, besonders bei jungen Männern und sozioökonomisch benachteiligten Gruppen. Strukturelle Determinanten und integrierte psychisch-somatische Versorgung identifiziert als kritisch.</w:t>
       </w:r>
     </w:p>
     <w:p>
@@ -351,7 +351,7 @@
         <w:rPr>
           <w:sz w:val="19"/>
         </w:rPr>
-        <w:t>Witten/Herdecke und Fraunhofer ISST Deutschland; adressiert das Evidenzproblem regulatorisch relevanter Nutzenbewertung</w:t>
+        <w:t>Britische Daten, ähnliche Sozialversicherungsstruktur; Befunde zur Health Equity in Deutschland anwendbar.</w:t>
       </w:r>
     </w:p>
     <w:p>
@@ -360,7 +360,7 @@
           <w:color w:val="5A7D3A"/>
           <w:sz w:val="18"/>
         </w:rPr>
-        <w:t>https://pubmed.ncbi.nlm.nih.gov/42878726/</w:t>
+        <w:t>https://pubmed.ncbi.nlm.nih.gov/42879447/</w:t>
       </w:r>
     </w:p>
     <w:p>
@@ -368,7 +368,7 @@
         <w:pStyle w:val="Heading2"/>
       </w:pPr>
       <w:r>
-        <w:t>Telemedizinische Pharmazie-Konsilien für Polypharmazie in der Hausarztpraxis: qualitative Studie</w:t>
+        <w:t>Machine Learning für Sturz-Früherkennung: Test im Alltag älterer Menschen</w:t>
       </w:r>
     </w:p>
     <w:p>
@@ -378,12 +378,12 @@
           <w:color w:val="666666"/>
           <w:sz w:val="18"/>
         </w:rPr>
-        <w:t>Henriksen DP  ·  Basic Clin Pharmacol Toxicol  ·  Nov. 2026  ·  PMID 42877986</w:t>
+        <w:t>Schmidt NM et al.  ·  Geriatr Gerontol Int  ·  Okt. 2026  ·  PMID 42878241</w:t>
       </w:r>
     </w:p>
     <w:p>
       <w:r>
-        <w:t>Qualitative Studie mit sieben dänischen Hausärzten zur Nutzung einer videgestützten telemedizinischen Pharmakologie-Sprechstunde (TPOC) zur Medikationsprüfung und Koordination.</w:t>
+        <w:t>Prospektive Validierungsstudie eines vortrainierten Convolutional-Neural-Network auf beschleunigungsmesser-Daten zur Erkennung von Gangstörungen und Sturzrisiko im täglichen Leben.</w:t>
       </w:r>
     </w:p>
     <w:p>
@@ -394,7 +394,7 @@
         <w:t xml:space="preserve">Ergebnis: </w:t>
       </w:r>
       <w:r>
-        <w:t>Hausärzte berichteten Reduktion der mentalen Workload, bessere Unterstützung bei Deprescribing und Transfer von Apothekerwissen auf nicht-überwiesene Patienten. Weitverbreitung hemmt fehlende Integration in Praxissoftware sowie Awareness und Zeitdruck—nicht Zweifel am Service.</w:t>
+        <w:t>202 Teilnehmer (Median 75 Jahre); 58% aller Trittfenster klassifiziert als Gangstörung; höheres Alter, niedrigere Kogni­tion/Funktion, Sturzangst und Frailty assoziiert mit mehr klassifizierten Perturbationen. Algorithmus klassifizierte jedoch viele Fenster als Gangunregelmäßigkeiten (misclassifications), erfordert weitere Training/Validierung.</w:t>
       </w:r>
     </w:p>
     <w:p>
@@ -409,7 +409,7 @@
         <w:rPr>
           <w:sz w:val="19"/>
         </w:rPr>
-        <w:t>Dänemark, südlicher Landesteil; vergleichbares Versicherungssystem, zeigt Implementierungshürden für sektorübergreifende Digitallösungen</w:t>
+        <w:t>Deutsche Notfallabteilungs-Population möglich; Altersdemographie und Fall-Epidemiologie ähnlich.</w:t>
       </w:r>
     </w:p>
     <w:p>
@@ -418,7 +418,7 @@
           <w:color w:val="5A7D3A"/>
           <w:sz w:val="18"/>
         </w:rPr>
-        <w:t>https://pubmed.ncbi.nlm.nih.gov/42877986/</w:t>
+        <w:t>https://pubmed.ncbi.nlm.nih.gov/42878241/</w:t>
       </w:r>
     </w:p>
     <w:sectPr>

--- a/download/studien-aktuell.docx
+++ b/download/studien-aktuell.docx
@@ -62,7 +62,7 @@
           <w:color w:val="666666"/>
           <w:sz w:val="18"/>
         </w:rPr>
-        <w:t>Stand: 17.10.2026  |  6 Studien  |  ki.m-vf.de</w:t>
+        <w:t>Stand: 18.10.2026  |  1 Studien  |  ki.m-vf.de</w:t>
       </w:r>
     </w:p>
     <w:p>
@@ -70,7 +70,7 @@
         <w:pStyle w:val="Heading1"/>
       </w:pPr>
       <w:r>
-        <w:t>Aufgenommen am 17.10.2026</w:t>
+        <w:t>Aufgenommen am 18.10.2026</w:t>
       </w:r>
     </w:p>
     <w:p>
@@ -78,7 +78,7 @@
         <w:pStyle w:val="Heading2"/>
       </w:pPr>
       <w:r>
-        <w:t>Spracherkennung für Klinikdokumentation: Vergleich dreier Ambient-Listening-Systeme</w:t>
+        <w:t>Digitale Information in der Palliativversorgung: Chancen und Umsetzungsvoraussetzungen</w:t>
       </w:r>
     </w:p>
     <w:p>
@@ -88,12 +88,12 @@
           <w:color w:val="666666"/>
           <w:sz w:val="18"/>
         </w:rPr>
-        <w:t>Hoekman AH et al.  ·  JMIR Med Inform  ·  16.10.2026  ·  PMID 42887000</w:t>
+        <w:t>Weisser A et al.  ·  BMC Palliat Care  ·  16.10.2026  ·  PMID 42888399</w:t>
       </w:r>
     </w:p>
     <w:p>
       <w:r>
-        <w:t>Vergleich von drei kommerziellen KI-Systemen zur automatischen Dokumentation von Arzt-Patienten-Gesprächen im Niederländischen unter verschiedenen Kommunikationsschwierigkeiten.</w:t>
+        <w:t>Qualitative Studie mit acht Fachpersonen und drei informellen Pflegepersonen zu Barrieren und Chancen digitaler Technologien in der spezialisierten Palliativversorgung zu Hause in Deutschland.</w:t>
       </w:r>
     </w:p>
     <w:p>
@@ -104,7 +104,7 @@
         <w:t xml:space="preserve">Ergebnis: </w:t>
       </w:r>
       <w:r>
-        <w:t>Provider 3 erreichte höchste Gesamtscores (4,26/5), Provider 2 (4,00/5), Provider 1 (3,82/5); Korrektheit erzielte höchste Werte (4,21/5), Vollständigkeit niedrigste (3,81/5); Szenarios mit Dialekt zeigten niedrigere Scores (3,77/5); Zusammenfassungszeit 13,5 bis 22 Sekunden. Systeme funktionierten robust, aber mit Variationen bei herausfordernden Szenarien.</w:t>
+        <w:t>Befragte beschrieben die Versorgung als holistische und funktionstüchtig, aber mit fragmentierten Kommunikationswegen und Datenverwaltung. Informelle Pflegepersonen agieren häufig als Informationsvermittler und tragen erhebliche organisatorische Last. Beide Gruppen sahen in zentralisierter digitaler Informationsaustausch Hauptchance zur Entlastung.</w:t>
       </w:r>
     </w:p>
     <w:p>
@@ -119,7 +119,7 @@
         <w:rPr>
           <w:sz w:val="19"/>
         </w:rPr>
-        <w:t>Niederländische Klinikdaten in vergleichbarem europäischem Gesundheitssystem, Anforderungen an mehrsprachige Robustheit übertragbar.</w:t>
+        <w:t>Deutschland, spezialisierte Palliativversorgung, direkt übertragbar auf deutsches System</w:t>
       </w:r>
     </w:p>
     <w:p>
@@ -128,297 +128,7 @@
           <w:color w:val="5A7D3A"/>
           <w:sz w:val="18"/>
         </w:rPr>
-        <w:t>https://pubmed.ncbi.nlm.nih.gov/42887000/</w:t>
-      </w:r>
-    </w:p>
-    <w:p>
-      <w:pPr>
-        <w:pStyle w:val="Heading2"/>
-      </w:pPr>
-      <w:r>
-        <w:t>Digitale Harninkontinenz-App: Barrieren und Implementierungsstrategien in der Hausarztpraxis</w:t>
-      </w:r>
-    </w:p>
-    <w:p>
-      <w:r>
-        <w:rPr>
-          <w:i/>
-          <w:color w:val="666666"/>
-          <w:sz w:val="18"/>
-        </w:rPr>
-        <w:t>Lambooij AC et al.  ·  Fam Pract  ·  06.10.2026  ·  PMID 42885942</w:t>
-      </w:r>
-    </w:p>
-    <w:p>
-      <w:r>
-        <w:t>Qualitative Befragung zur Identifikation von Barrieren für die Einführung einer evidenzbasierten Smartphone-App (URinControl) in niederländischen Hausarztpraxen und Apotheken.</w:t>
-      </w:r>
-    </w:p>
-    <w:p>
-      <w:r>
-        <w:rPr>
-          <w:b/>
-        </w:rPr>
-        <w:t xml:space="preserve">Ergebnis: </w:t>
-      </w:r>
-      <w:r>
-        <w:t>174 Fachkräfte befragt; Hauptbarrieren: Zweifel am Mehrwert der App, unzureichende Kenntnisse über Inkontinenz und App, organisatorische Hürden, geringe digitale Patientenfähigkeiten; in Apotheken zusätzlich: begrenzte Möglichkeiten zur Inkontinenzberatung und Finanzierungssorgen. Fünf tailored Implementierungsstrategien entwickelt.</w:t>
-      </w:r>
-    </w:p>
-    <w:p>
-      <w:r>
-        <w:rPr>
-          <w:b/>
-          <w:sz w:val="19"/>
-        </w:rPr>
-        <w:t xml:space="preserve">Übertragbarkeit: </w:t>
-      </w:r>
-      <w:r>
-        <w:rPr>
-          <w:sz w:val="19"/>
-        </w:rPr>
-        <w:t>Niederländische Primärversorgung, vergleichbare Versicherungsstrukturen und Dokumentationspflichten wie Deutschland.</w:t>
-      </w:r>
-    </w:p>
-    <w:p>
-      <w:r>
-        <w:rPr>
-          <w:color w:val="5A7D3A"/>
-          <w:sz w:val="18"/>
-        </w:rPr>
-        <w:t>https://pubmed.ncbi.nlm.nih.gov/42885942/</w:t>
-      </w:r>
-    </w:p>
-    <w:p>
-      <w:pPr>
-        <w:pStyle w:val="Heading2"/>
-      </w:pPr>
-      <w:r>
-        <w:t>KI-gestützte Wundgrößenmessung per Telemedizin: Genauigkeit und Arztvergleich</w:t>
-      </w:r>
-    </w:p>
-    <w:p>
-      <w:r>
-        <w:rPr>
-          <w:i/>
-          <w:color w:val="666666"/>
-          <w:sz w:val="18"/>
-        </w:rPr>
-        <w:t>Dege T et al.  ·  Int Wound J  ·  Okt. 2026  ·  PMID 42885306</w:t>
-      </w:r>
-    </w:p>
-    <w:p>
-      <w:r>
-        <w:t>Prospektive Validierungsstudie von zwei Deep-Learning-Segmentierungsmodellen für automatische Wundgrößenmessung aus Fotografien im Vergleich zu ärztlichen Schätzungen und In-Person-Referenzmessungen.</w:t>
-      </w:r>
-    </w:p>
-    <w:p>
-      <w:r>
-        <w:rPr>
-          <w:b/>
-        </w:rPr>
-        <w:t xml:space="preserve">Ergebnis: </w:t>
-      </w:r>
-      <w:r>
-        <w:t>TransNeXt: ICC Höhe 0,96 (MAE 0,82 cm), Breite ICC 0,86 (MAE 0,69 cm, Bias −0,42 cm); VW-Conv: Höhe ICC 0,95 (MAE 0,68 cm), Breite ICC 0,77 (MAE 0,74 cm). KI konsistenter als einzelne Ärzte, comparable mit Expertenkonsen, nicht überlegen. TransNeXt zeigte stabilere Pixel-Performance (Dice 0,886).</w:t>
-      </w:r>
-    </w:p>
-    <w:p>
-      <w:r>
-        <w:rPr>
-          <w:b/>
-          <w:sz w:val="19"/>
-        </w:rPr>
-        <w:t xml:space="preserve">Übertragbarkeit: </w:t>
-      </w:r>
-      <w:r>
-        <w:rPr>
-          <w:sz w:val="19"/>
-        </w:rPr>
-        <w:t>Deutsche Einzelzentrum-Validierung erforderlich; Konzept für Telemedizin-Wundmonitoring übertragbar.</w:t>
-      </w:r>
-    </w:p>
-    <w:p>
-      <w:r>
-        <w:rPr>
-          <w:color w:val="5A7D3A"/>
-          <w:sz w:val="18"/>
-        </w:rPr>
-        <w:t>https://pubmed.ncbi.nlm.nih.gov/42885306/</w:t>
-      </w:r>
-    </w:p>
-    <w:p>
-      <w:pPr>
-        <w:pStyle w:val="Heading2"/>
-      </w:pPr>
-      <w:r>
-        <w:t>Machine-Learning-Kostenprognose bei pulmonaler arterieller Hypertonie: Feasibility-Studie</w:t>
-      </w:r>
-    </w:p>
-    <w:p>
-      <w:r>
-        <w:rPr>
-          <w:i/>
-          <w:color w:val="666666"/>
-          <w:sz w:val="18"/>
-        </w:rPr>
-        <w:t>Kramer M et al.  ·  JMIR Med Inform  ·  15.10.2026  ·  PMID 42879777</w:t>
-      </w:r>
-    </w:p>
-    <w:p>
-      <w:r>
-        <w:t>Retrospektive Machbarkeitsstudie zur Kombination von Vorhersage der WHO-Funktionsklasse mit Schätzung der Gesundheitskosten bei PAH-Patienten mittels sechs Machine-Learning-Algorithmen.</w:t>
-      </w:r>
-    </w:p>
-    <w:p>
-      <w:r>
-        <w:rPr>
-          <w:b/>
-        </w:rPr>
-        <w:t xml:space="preserve">Ergebnis: </w:t>
-      </w:r>
-      <w:r>
-        <w:t>181 PAH-Patienten; beste Performance k-nearest neighbors (r=0,40, R²=0,16), gefolgt LASSO (r=0,30, R²=0,09); geschätzte Durchschnittskosten 12.481–12.614 USD/Patient/Monat; trotz verbesserter Funktionsklasse über 12 Monate Kosten stabil. Moderate Vorhersageleistung, aber Machbarkeit der Kostenintegration demonstriert.</w:t>
-      </w:r>
-    </w:p>
-    <w:p>
-      <w:r>
-        <w:rPr>
-          <w:b/>
-          <w:sz w:val="19"/>
-        </w:rPr>
-        <w:t xml:space="preserve">Übertragbarkeit: </w:t>
-      </w:r>
-      <w:r>
-        <w:rPr>
-          <w:sz w:val="19"/>
-        </w:rPr>
-        <w:t>Deutsche Daten notwendig; Konzept der systemischen Kostenmodellierung für Policy relevant.</w:t>
-      </w:r>
-    </w:p>
-    <w:p>
-      <w:r>
-        <w:rPr>
-          <w:color w:val="5A7D3A"/>
-          <w:sz w:val="18"/>
-        </w:rPr>
-        <w:t>https://pubmed.ncbi.nlm.nih.gov/42879777/</w:t>
-      </w:r>
-    </w:p>
-    <w:p>
-      <w:pPr>
-        <w:pStyle w:val="Heading2"/>
-      </w:pPr>
-      <w:r>
-        <w:t>Komorbidität und Ungleichheit: Langzeit-Pfade psychischer und körperlicher Erkrankungen</w:t>
-      </w:r>
-    </w:p>
-    <w:p>
-      <w:r>
-        <w:rPr>
-          <w:i/>
-          <w:color w:val="666666"/>
-          <w:sz w:val="18"/>
-        </w:rPr>
-        <w:t>Nguyen T et al.  ·  PLoS One  ·  15.10.2026  ·  PMID 42879447</w:t>
-      </w:r>
-    </w:p>
-    <w:p>
-      <w:r>
-        <w:t>Multistate-Modellierung von 858.789 schottischen Patienten aus 21 Jahren EHR-Daten zur Analyse von Übergängen in Multimorbidität nach Alter, Geschlecht und sozioökonomischem Status.</w:t>
-      </w:r>
-    </w:p>
-    <w:p>
-      <w:r>
-        <w:rPr>
-          <w:b/>
-        </w:rPr>
-        <w:t xml:space="preserve">Ergebnis: </w:t>
-      </w:r>
-      <w:r>
-        <w:t>Psychische Erkrankungen (schwer, stationär) zeigten starken Einfluss auf Early-Onset-Multimorbidität, besonders bei jungen Männern und sozioökonomisch benachteiligten Gruppen. Strukturelle Determinanten und integrierte psychisch-somatische Versorgung identifiziert als kritisch.</w:t>
-      </w:r>
-    </w:p>
-    <w:p>
-      <w:r>
-        <w:rPr>
-          <w:b/>
-          <w:sz w:val="19"/>
-        </w:rPr>
-        <w:t xml:space="preserve">Übertragbarkeit: </w:t>
-      </w:r>
-      <w:r>
-        <w:rPr>
-          <w:sz w:val="19"/>
-        </w:rPr>
-        <w:t>Britische Daten, ähnliche Sozialversicherungsstruktur; Befunde zur Health Equity in Deutschland anwendbar.</w:t>
-      </w:r>
-    </w:p>
-    <w:p>
-      <w:r>
-        <w:rPr>
-          <w:color w:val="5A7D3A"/>
-          <w:sz w:val="18"/>
-        </w:rPr>
-        <w:t>https://pubmed.ncbi.nlm.nih.gov/42879447/</w:t>
-      </w:r>
-    </w:p>
-    <w:p>
-      <w:pPr>
-        <w:pStyle w:val="Heading2"/>
-      </w:pPr>
-      <w:r>
-        <w:t>Machine Learning für Sturz-Früherkennung: Test im Alltag älterer Menschen</w:t>
-      </w:r>
-    </w:p>
-    <w:p>
-      <w:r>
-        <w:rPr>
-          <w:i/>
-          <w:color w:val="666666"/>
-          <w:sz w:val="18"/>
-        </w:rPr>
-        <w:t>Schmidt NM et al.  ·  Geriatr Gerontol Int  ·  Okt. 2026  ·  PMID 42878241</w:t>
-      </w:r>
-    </w:p>
-    <w:p>
-      <w:r>
-        <w:t>Prospektive Validierungsstudie eines vortrainierten Convolutional-Neural-Network auf beschleunigungsmesser-Daten zur Erkennung von Gangstörungen und Sturzrisiko im täglichen Leben.</w:t>
-      </w:r>
-    </w:p>
-    <w:p>
-      <w:r>
-        <w:rPr>
-          <w:b/>
-        </w:rPr>
-        <w:t xml:space="preserve">Ergebnis: </w:t>
-      </w:r>
-      <w:r>
-        <w:t>202 Teilnehmer (Median 75 Jahre); 58% aller Trittfenster klassifiziert als Gangstörung; höheres Alter, niedrigere Kogni­tion/Funktion, Sturzangst und Frailty assoziiert mit mehr klassifizierten Perturbationen. Algorithmus klassifizierte jedoch viele Fenster als Gangunregelmäßigkeiten (misclassifications), erfordert weitere Training/Validierung.</w:t>
-      </w:r>
-    </w:p>
-    <w:p>
-      <w:r>
-        <w:rPr>
-          <w:b/>
-          <w:sz w:val="19"/>
-        </w:rPr>
-        <w:t xml:space="preserve">Übertragbarkeit: </w:t>
-      </w:r>
-      <w:r>
-        <w:rPr>
-          <w:sz w:val="19"/>
-        </w:rPr>
-        <w:t>Deutsche Notfallabteilungs-Population möglich; Altersdemographie und Fall-Epidemiologie ähnlich.</w:t>
-      </w:r>
-    </w:p>
-    <w:p>
-      <w:r>
-        <w:rPr>
-          <w:color w:val="5A7D3A"/>
-          <w:sz w:val="18"/>
-        </w:rPr>
-        <w:t>https://pubmed.ncbi.nlm.nih.gov/42878241/</w:t>
+        <w:t>https://pubmed.ncbi.nlm.nih.gov/42888399/</w:t>
       </w:r>
     </w:p>
     <w:sectPr>

--- a/download/studien-aktuell.docx
+++ b/download/studien-aktuell.docx
@@ -62,7 +62,7 @@
           <w:color w:val="666666"/>
           <w:sz w:val="18"/>
         </w:rPr>
-        <w:t>Stand: 18.10.2026  |  1 Studien  |  ki.m-vf.de</w:t>
+        <w:t>Stand: 19.10.2026  |  6 Studien  |  ki.m-vf.de</w:t>
       </w:r>
     </w:p>
     <w:p>
@@ -70,7 +70,7 @@
         <w:pStyle w:val="Heading1"/>
       </w:pPr>
       <w:r>
-        <w:t>Aufgenommen am 18.10.2026</w:t>
+        <w:t>Aufgenommen am 19.10.2026</w:t>
       </w:r>
     </w:p>
     <w:p>
@@ -78,7 +78,7 @@
         <w:pStyle w:val="Heading2"/>
       </w:pPr>
       <w:r>
-        <w:t>Digitale Information in der Palliativversorgung: Chancen und Umsetzungsvoraussetzungen</w:t>
+        <w:t>Ärztliche Wahrnehmung von digitaler Entscheidungsunterstützung: Ressourcenschonung</w:t>
       </w:r>
     </w:p>
     <w:p>
@@ -88,12 +88,12 @@
           <w:color w:val="666666"/>
           <w:sz w:val="18"/>
         </w:rPr>
-        <w:t>Weisser A et al.  ·  BMC Palliat Care  ·  16.10.2026  ·  PMID 42888399</w:t>
+        <w:t>West G et al.  ·  Ulster Med J  ·  19.10.2026  ·  PMID 42893089</w:t>
       </w:r>
     </w:p>
     <w:p>
       <w:r>
-        <w:t>Qualitative Studie mit acht Fachpersonen und drei informellen Pflegepersonen zu Barrieren und Chancen digitaler Technologien in der spezialisierten Palliativversorgung zu Hause in Deutschland.</w:t>
+        <w:t>In einer britischen Online-Befragung wurden 105 Assistenzärzte (Rücklaufquote 62%) befragt, wie digitale Clinical-Decision-Support-Systeme (CDSS) ihre Entscheidungen zu unnötigen Tests, Überweisungen und stationären Aufnahmen beeinflussen.</w:t>
       </w:r>
     </w:p>
     <w:p>
@@ -104,7 +104,7 @@
         <w:t xml:space="preserve">Ergebnis: </w:t>
       </w:r>
       <w:r>
-        <w:t>Befragte beschrieben die Versorgung als holistische und funktionstüchtig, aber mit fragmentierten Kommunikationswegen und Datenverwaltung. Informelle Pflegepersonen agieren häufig als Informationsvermittler und tragen erhebliche organisatorische Last. Beide Gruppen sahen in zentralisierter digitaler Informationsaustausch Hauptchance zur Entlastung.</w:t>
+        <w:t>72% der Ärzte stimmten zu, dass CDSS ihnen beim Vermeiden unnötiger Untersuchungen oder Behandlungen hilft; 42% berichten Vermeidung unnötiger Überweisungen, 31% Reduktion der Krankenhausverweildauer. Assistenzärzte bewerten CDSS als unterstützendes Werkzeug für Ressourceneffizienz.</w:t>
       </w:r>
     </w:p>
     <w:p>
@@ -119,7 +119,7 @@
         <w:rPr>
           <w:sz w:val="19"/>
         </w:rPr>
-        <w:t>Deutschland, spezialisierte Palliativversorgung, direkt übertragbar auf deutsches System</w:t>
+        <w:t>Großbritannien, aber Eigenwahrnehmung ohne objektive Messung von Ressourceneffekten – Generalisierbarkeit begrenzt.</w:t>
       </w:r>
     </w:p>
     <w:p>
@@ -128,7 +128,297 @@
           <w:color w:val="5A7D3A"/>
           <w:sz w:val="18"/>
         </w:rPr>
-        <w:t>https://pubmed.ncbi.nlm.nih.gov/42888399/</w:t>
+        <w:t>https://pubmed.ncbi.nlm.nih.gov/42893089/</w:t>
+      </w:r>
+    </w:p>
+    <w:p>
+      <w:pPr>
+        <w:pStyle w:val="Heading2"/>
+      </w:pPr>
+      <w:r>
+        <w:t>Sprachmodelle für Darmkrebsscreening: KI-gestützte Ansprache gegen Teilnahmequoten-Lücke</w:t>
+      </w:r>
+    </w:p>
+    <w:p>
+      <w:r>
+        <w:rPr>
+          <w:i/>
+          <w:color w:val="666666"/>
+          <w:sz w:val="18"/>
+        </w:rPr>
+        <w:t>Goiana-da-Silva F et al.  ·  Front Public Health  ·  30.09.2026  ·  PMID 42877195</w:t>
+      </w:r>
+    </w:p>
+    <w:p>
+      <w:r>
+        <w:t>In Portugal wurde untersucht, ob conversational AI (LLM-basiert) mit Telefon- und Chatfunktionen die Adhärenz beim Darmkrebsscreening verbessern kann, wo aktuell nur 30,3% der Bevölkerung der Azoren teilnimmt.</w:t>
+      </w:r>
+    </w:p>
+    <w:p>
+      <w:r>
+        <w:rPr>
+          <w:b/>
+        </w:rPr>
+        <w:t xml:space="preserve">Ergebnis: </w:t>
+      </w:r>
+      <w:r>
+        <w:t>Modellierung zeigt, dass gezielt eingesetzte Voice-KI bei einer Region mit extrem niedriger Teilnahme (30,3% vs. &gt;50% Ziel) ein vielversprechendes Werkzeug für dialogische Barrierenabbau darstellt; konkrete klinische Effekte liegen noch nicht vor (Perspektive-Artikel mit Modellierungsrahmen).</w:t>
+      </w:r>
+    </w:p>
+    <w:p>
+      <w:r>
+        <w:rPr>
+          <w:b/>
+          <w:sz w:val="19"/>
+        </w:rPr>
+        <w:t xml:space="preserve">Übertragbarkeit: </w:t>
+      </w:r>
+      <w:r>
+        <w:rPr>
+          <w:sz w:val="19"/>
+        </w:rPr>
+        <w:t>Portugiesische Kontext, EU-Gesundheitssystem, aber erst theoretisches Modell – reale Evaluierung ausstehend.</w:t>
+      </w:r>
+    </w:p>
+    <w:p>
+      <w:r>
+        <w:rPr>
+          <w:color w:val="5A7D3A"/>
+          <w:sz w:val="18"/>
+        </w:rPr>
+        <w:t>https://pubmed.ncbi.nlm.nih.gov/42877195/</w:t>
+      </w:r>
+    </w:p>
+    <w:p>
+      <w:pPr>
+        <w:pStyle w:val="Heading2"/>
+      </w:pPr>
+      <w:r>
+        <w:t>Machine Learning zur Vorhersage von Therapieansprechen: Brustkrebs nach Chemotherapie</w:t>
+      </w:r>
+    </w:p>
+    <w:p>
+      <w:r>
+        <w:rPr>
+          <w:i/>
+          <w:color w:val="666666"/>
+          <w:sz w:val="18"/>
+        </w:rPr>
+        <w:t>Reisig E et al.  ·  BMC Cancer  ·  08.10.2026  ·  PMID 42875758</w:t>
+      </w:r>
+    </w:p>
+    <w:p>
+      <w:r>
+        <w:t>An der Universitätsklinik Heidelberg wurden klinische und bildgebende Daten (Ultraschall, Mammographie, MRT) von 388 Patientinnen mit neoadjuvanter Chemotherapie kombiniert, um mittels elastischer Netzregression die pathologische Komplettremission vorherzusagen.</w:t>
+      </w:r>
+    </w:p>
+    <w:p>
+      <w:r>
+        <w:rPr>
+          <w:b/>
+        </w:rPr>
+        <w:t xml:space="preserve">Ergebnis: </w:t>
+      </w:r>
+      <w:r>
+        <w:t>Das Modell erreichte in der internen Validierung eine AUC von 0,76, eine Falsch-positiv-Rate von 8,7% und einen positiven Vorhersagewert von 75%. Die Kombination von Bildgebung und klinisch-pathologischen Merkmalen zeigt vielversprechende Diskriminationsfähigkeit.</w:t>
+      </w:r>
+    </w:p>
+    <w:p>
+      <w:r>
+        <w:rPr>
+          <w:b/>
+          <w:sz w:val="19"/>
+        </w:rPr>
+        <w:t xml:space="preserve">Übertragbarkeit: </w:t>
+      </w:r>
+      <w:r>
+        <w:rPr>
+          <w:sz w:val="19"/>
+        </w:rPr>
+        <w:t>Deutsche Einzelklinik, Routinedaten, direkt auf hiesige Strukturen übertragbar.</w:t>
+      </w:r>
+    </w:p>
+    <w:p>
+      <w:r>
+        <w:rPr>
+          <w:color w:val="5A7D3A"/>
+          <w:sz w:val="18"/>
+        </w:rPr>
+        <w:t>https://pubmed.ncbi.nlm.nih.gov/42875758/</w:t>
+      </w:r>
+    </w:p>
+    <w:p>
+      <w:pPr>
+        <w:pStyle w:val="Heading2"/>
+      </w:pPr>
+      <w:r>
+        <w:t>Automatische Zahnstatus-Analyse: Deep Learning für Panorama-Röntgen</w:t>
+      </w:r>
+    </w:p>
+    <w:p>
+      <w:r>
+        <w:rPr>
+          <w:i/>
+          <w:color w:val="666666"/>
+          <w:sz w:val="18"/>
+        </w:rPr>
+        <w:t>Saravi B et al.  ·  Clin Oral Investig  ·  15.10.2026  ·  PMID 42875660</w:t>
+      </w:r>
+    </w:p>
+    <w:p>
+      <w:r>
+        <w:t>An zwei deutschen Universitätskliniken (Düsseldorf, Würzburg) wurde eine Deep-Learning-Pipeline zur automatisierten Klassifikation von Zahnstatus (DMFT-Score) auf Panorama-Röntgenbildern entwickelt und an 100 externen Bildern validiert.</w:t>
+      </w:r>
+    </w:p>
+    <w:p>
+      <w:r>
+        <w:rPr>
+          <w:b/>
+        </w:rPr>
+        <w:t xml:space="preserve">Ergebnis: </w:t>
+      </w:r>
+      <w:r>
+        <w:t>Die Pipeline erreichte eine Intraklassen-Korrelation von 0,84 (Referenz: 0,88 zwischen zwei Zahnärzten) und einen mittleren absoluten Fehler von 2,38, war aber bei kariösen Zähnen unzuverlässig (r=0,34 vs. r=0,16 zwischen Zahnärzten). Autoren klassifizieren das System als Forschungswerkzeug, nicht als klinisches Entscheidungshilfesystem.</w:t>
+      </w:r>
+    </w:p>
+    <w:p>
+      <w:r>
+        <w:rPr>
+          <w:b/>
+          <w:sz w:val="19"/>
+        </w:rPr>
+        <w:t xml:space="preserve">Übertragbarkeit: </w:t>
+      </w:r>
+      <w:r>
+        <w:rPr>
+          <w:sz w:val="19"/>
+        </w:rPr>
+        <w:t>Deutsche Daten, externe Validierung, aber ohne klinische Anwendungsreife – noch nicht entscheidungsunterstützend.</w:t>
+      </w:r>
+    </w:p>
+    <w:p>
+      <w:r>
+        <w:rPr>
+          <w:color w:val="5A7D3A"/>
+          <w:sz w:val="18"/>
+        </w:rPr>
+        <w:t>https://pubmed.ncbi.nlm.nih.gov/42875660/</w:t>
+      </w:r>
+    </w:p>
+    <w:p>
+      <w:pPr>
+        <w:pStyle w:val="Heading2"/>
+      </w:pPr>
+      <w:r>
+        <w:t>Digitale Resilienzförderung in der Perinatalmedizin: Schwedische RCT-Studie</w:t>
+      </w:r>
+    </w:p>
+    <w:p>
+      <w:r>
+        <w:rPr>
+          <w:i/>
+          <w:color w:val="666666"/>
+          <w:sz w:val="18"/>
+        </w:rPr>
+        <w:t>Löf M et al.  ·  BMC Public Health  ·  03.10.2026  ·  PMID 42870238</w:t>
+      </w:r>
+    </w:p>
+    <w:p>
+      <w:r>
+        <w:t>In Schweden wird in einer RCT mit 440 schwangeren Frauen geprüft, ob eine auf positive Psychologie, Selbstmitgefühl und partizipativer Designentwicklung basierende App die psychische Resilienz vom 2. Trimester bis 8 Wochen postpartum verbessert.</w:t>
+      </w:r>
+    </w:p>
+    <w:p>
+      <w:r>
+        <w:rPr>
+          <w:b/>
+        </w:rPr>
+        <w:t xml:space="preserve">Ergebnis: </w:t>
+      </w:r>
+      <w:r>
+        <w:t>Dies ist ein Studienprotokoll ohne Ergebnisse; geplante primäre Outcome ist psychische Resilienz, sekundäre Outcomes sind Wohlbefinden und depressive Symptome. Randomisierung ab gestational week 12–14, Nachverfolgung bis 8 Wochen postpartum.</w:t>
+      </w:r>
+    </w:p>
+    <w:p>
+      <w:r>
+        <w:rPr>
+          <w:b/>
+          <w:sz w:val="19"/>
+        </w:rPr>
+        <w:t xml:space="preserve">Übertragbarkeit: </w:t>
+      </w:r>
+      <w:r>
+        <w:rPr>
+          <w:sz w:val="19"/>
+        </w:rPr>
+        <w:t>Skandinavien (höherer Digitalisierungsgrad), aber Protokoll ohne Resultate – erst bei Datenveröffentlichung relevant.</w:t>
+      </w:r>
+    </w:p>
+    <w:p>
+      <w:r>
+        <w:rPr>
+          <w:color w:val="5A7D3A"/>
+          <w:sz w:val="18"/>
+        </w:rPr>
+        <w:t>https://pubmed.ncbi.nlm.nih.gov/42870238/</w:t>
+      </w:r>
+    </w:p>
+    <w:p>
+      <w:pPr>
+        <w:pStyle w:val="Heading2"/>
+      </w:pPr>
+      <w:r>
+        <w:t>Machine Learning zur frühen Asthma-Vorhersage: Dänische Geburtskohorten-Studie</w:t>
+      </w:r>
+    </w:p>
+    <w:p>
+      <w:r>
+        <w:rPr>
+          <w:i/>
+          <w:color w:val="666666"/>
+          <w:sz w:val="18"/>
+        </w:rPr>
+        <w:t>Skov FR et al.  ·  Pediatr Allergy Immunol  ·  Okt. 2026  ·  PMID 42851161</w:t>
+      </w:r>
+    </w:p>
+    <w:p>
+      <w:r>
+        <w:t>In der dänischen COPSAC-Kohorte wurden 411 Kinder mit 113 frühen klinischen, genetischen, immunologischen und lungenfunktionalen Merkmalen analysiert; fünf ML-Modelle sollten persistentes Asthma oder allergische Rhinitis vorhersagen.</w:t>
+      </w:r>
+    </w:p>
+    <w:p>
+      <w:r>
+        <w:rPr>
+          <w:b/>
+        </w:rPr>
+        <w:t xml:space="preserve">Ergebnis: </w:t>
+      </w:r>
+      <w:r>
+        <w:t>Alle Modelle zeigten schwache Vorhersagekraft (maximale AUC 0,63 für persistierende Rhinitis vs. Kontrollen, 0,59 für persistierendes Asthma). Biologisch plausible Features (Allergen-Sensibilisierung, genetische Veranlagung) identifiziert, aber keine diskriminativen Leistung – frühe Daten allein reichen nicht für individuelle Prognose.</w:t>
+      </w:r>
+    </w:p>
+    <w:p>
+      <w:r>
+        <w:rPr>
+          <w:b/>
+          <w:sz w:val="19"/>
+        </w:rPr>
+        <w:t xml:space="preserve">Übertragbarkeit: </w:t>
+      </w:r>
+      <w:r>
+        <w:rPr>
+          <w:sz w:val="19"/>
+        </w:rPr>
+        <w:t>Dänemark, hochwertige Kohorten, aber negatives Ergebnis – Prädiktoren mit frühen Daten allein unzureichend.</w:t>
+      </w:r>
+    </w:p>
+    <w:p>
+      <w:r>
+        <w:rPr>
+          <w:color w:val="5A7D3A"/>
+          <w:sz w:val="18"/>
+        </w:rPr>
+        <w:t>https://pubmed.ncbi.nlm.nih.gov/42851161/</w:t>
       </w:r>
     </w:p>
     <w:sectPr>

--- a/download/studien-aktuell.docx
+++ b/download/studien-aktuell.docx
@@ -62,7 +62,7 @@
           <w:color w:val="666666"/>
           <w:sz w:val="18"/>
         </w:rPr>
-        <w:t>Stand: 19.10.2026  |  6 Studien  |  ki.m-vf.de</w:t>
+        <w:t>Stand: 20.10.2026  |  6 Studien  |  ki.m-vf.de</w:t>
       </w:r>
     </w:p>
     <w:p>
@@ -70,7 +70,7 @@
         <w:pStyle w:val="Heading1"/>
       </w:pPr>
       <w:r>
-        <w:t>Aufgenommen am 19.10.2026</w:t>
+        <w:t>Aufgenommen am 20.10.2026</w:t>
       </w:r>
     </w:p>
     <w:p>
@@ -78,7 +78,7 @@
         <w:pStyle w:val="Heading2"/>
       </w:pPr>
       <w:r>
-        <w:t>Ärztliche Wahrnehmung von digitaler Entscheidungsunterstützung: Ressourcenschonung</w:t>
+        <w:t>KI in psychiatrischer Praxis: Praktiker wollen AI nicht bei Diagnosen</w:t>
       </w:r>
     </w:p>
     <w:p>
@@ -88,12 +88,12 @@
           <w:color w:val="666666"/>
           <w:sz w:val="18"/>
         </w:rPr>
-        <w:t>West G et al.  ·  Ulster Med J  ·  19.10.2026  ·  PMID 42893089</w:t>
+        <w:t>Alotaibi A et al.  ·  JMIR Ment Health  ·  19.10.2026  ·  PMID 42896178</w:t>
       </w:r>
     </w:p>
     <w:p>
       <w:r>
-        <w:t>In einer britischen Online-Befragung wurden 105 Assistenzärzte (Rücklaufquote 62%) befragt, wie digitale Clinical-Decision-Support-Systeme (CDSS) ihre Entscheidungen zu unnötigen Tests, Überweisungen und stationären Aufnahmen beeinflussen.</w:t>
+        <w:t>Qualitative Studie mit 18 Psychiatern zu ihrer Sichtweise auf KI-Einsatz über das gesamte therapeutische Spektrum (Diagnostik, Diagnose, Behandlung).</w:t>
       </w:r>
     </w:p>
     <w:p>
@@ -104,7 +104,7 @@
         <w:t xml:space="preserve">Ergebnis: </w:t>
       </w:r>
       <w:r>
-        <w:t>72% der Ärzte stimmten zu, dass CDSS ihnen beim Vermeiden unnötiger Untersuchungen oder Behandlungen hilft; 42% berichten Vermeidung unnötiger Überweisungen, 31% Reduktion der Krankenhausverweildauer. Assistenzärzte bewerten CDSS als unterstützendes Werkzeug für Ressourceneffizienz.</w:t>
+        <w:t>Praktiker sehen Mehrwert von KI bei Diagnostik und Behandlung, lehnen aber autonome KI-Diagnosen ab. Vier Design-Richtungen: (1) KI-Hubs für klinische Assessments, (2) NLP-Tools für Patientenperspektiven, (3) neue Vertrauensmodelle für Diagnose, (4) LLM-gestützte adaptive Unterstützung unter Wahrung menschlicher Partnerschaft. Kernaussage: KI als Validierungswerkzeug, nicht Ersatz.</w:t>
       </w:r>
     </w:p>
     <w:p>
@@ -119,7 +119,7 @@
         <w:rPr>
           <w:sz w:val="19"/>
         </w:rPr>
-        <w:t>Großbritannien, aber Eigenwahrnehmung ohne objektive Messung von Ressourceneffekten – Generalisierbarkeit begrenzt.</w:t>
+        <w:t>Großbritannien (Lancaster), Perspektive zur Implementierbarkeit nutzbar.</w:t>
       </w:r>
     </w:p>
     <w:p>
@@ -128,7 +128,7 @@
           <w:color w:val="5A7D3A"/>
           <w:sz w:val="18"/>
         </w:rPr>
-        <w:t>https://pubmed.ncbi.nlm.nih.gov/42893089/</w:t>
+        <w:t>https://pubmed.ncbi.nlm.nih.gov/42896178/</w:t>
       </w:r>
     </w:p>
     <w:p>
@@ -136,7 +136,7 @@
         <w:pStyle w:val="Heading2"/>
       </w:pPr>
       <w:r>
-        <w:t>Sprachmodelle für Darmkrebsscreening: KI-gestützte Ansprache gegen Teilnahmequoten-Lücke</w:t>
+        <w:t>Telemedizinische Stomapflege: verbesserte Selbstversorgung</w:t>
       </w:r>
     </w:p>
     <w:p>
@@ -146,12 +146,12 @@
           <w:color w:val="666666"/>
           <w:sz w:val="18"/>
         </w:rPr>
-        <w:t>Goiana-da-Silva F et al.  ·  Front Public Health  ·  30.09.2026  ·  PMID 42877195</w:t>
+        <w:t>Korkmaz E et al.  ·  Nurs Open  ·  Okt. 2026  ·  PMID 42896164</w:t>
       </w:r>
     </w:p>
     <w:p>
       <w:r>
-        <w:t>In Portugal wurde untersucht, ob conversational AI (LLM-basiert) mit Telefon- und Chatfunktionen die Adhärenz beim Darmkrebsscreening verbessern kann, wo aktuell nur 30,3% der Bevölkerung der Azoren teilnimmt.</w:t>
+        <w:t>Qualitative Studie mit 7 Patienten mit Stoma, die Telemedizin-Pflege von privater Anbieter erhielten; Erfahrungen mit Produktverwaltung und Pflegeanleitung.</w:t>
       </w:r>
     </w:p>
     <w:p>
@@ -162,7 +162,7 @@
         <w:t xml:space="preserve">Ergebnis: </w:t>
       </w:r>
       <w:r>
-        <w:t>Modellierung zeigt, dass gezielt eingesetzte Voice-KI bei einer Region mit extrem niedriger Teilnahme (30,3% vs. &gt;50% Ziel) ein vielversprechendes Werkzeug für dialogische Barrierenabbau darstellt; konkrete klinische Effekte liegen noch nicht vor (Perspektive-Artikel mit Modellierungsrahmen).</w:t>
+        <w:t>Patienten berichteten praktische, zeitnahe und personalisierte Unterstützung bei Adapter-Undichtigkeiten, Hautkomplikationen und Wundbeurteilung. Reduced hospital visits, gefühlte Sicherheit und Zufriedenheit. Telemedizin-Pflege als primäre, vertrauenswürdige Informationsquelle. Weiterführung könnte Versorgungskontinuität stärken, klinische Outcomes aber im Design nicht messbar.</w:t>
       </w:r>
     </w:p>
     <w:p>
@@ -177,7 +177,7 @@
         <w:rPr>
           <w:sz w:val="19"/>
         </w:rPr>
-        <w:t>Portugiesische Kontext, EU-Gesundheitssystem, aber erst theoretisches Modell – reale Evaluierung ausstehend.</w:t>
+        <w:t>Türkei, ähnliche Versorgungskontexte in Europa, Generalisierbarkeit begrenzt.</w:t>
       </w:r>
     </w:p>
     <w:p>
@@ -186,7 +186,7 @@
           <w:color w:val="5A7D3A"/>
           <w:sz w:val="18"/>
         </w:rPr>
-        <w:t>https://pubmed.ncbi.nlm.nih.gov/42877195/</w:t>
+        <w:t>https://pubmed.ncbi.nlm.nih.gov/42896164/</w:t>
       </w:r>
     </w:p>
     <w:p>
@@ -194,7 +194,7 @@
         <w:pStyle w:val="Heading2"/>
       </w:pPr>
       <w:r>
-        <w:t>Machine Learning zur Vorhersage von Therapieansprechen: Brustkrebs nach Chemotherapie</w:t>
+        <w:t>KI-Entscheidungsunterstuetzung in Hausarztpraxen: systematische Uebersicht</w:t>
       </w:r>
     </w:p>
     <w:p>
@@ -204,12 +204,12 @@
           <w:color w:val="666666"/>
           <w:sz w:val="18"/>
         </w:rPr>
-        <w:t>Reisig E et al.  ·  BMC Cancer  ·  08.10.2026  ·  PMID 42875758</w:t>
+        <w:t>Naye F et al.  ·  J Med Internet Res  ·  19.10.2026  ·  PMID 42896153</w:t>
       </w:r>
     </w:p>
     <w:p>
       <w:r>
-        <w:t>An der Universitätsklinik Heidelberg wurden klinische und bildgebende Daten (Ultraschall, Mammographie, MRT) von 388 Patientinnen mit neoadjuvanter Chemotherapie kombiniert, um mittels elastischer Netzregression die pathologische Komplettremission vorherzusagen.</w:t>
+        <w:t>Systematische Übersicht von 14 Studien zu KI-gestützten Entscheidungssystemen (AI-CDSS) in der Primärversorgung gegenüber Standardbehandlung oder nicht-KI-Systemen.</w:t>
       </w:r>
     </w:p>
     <w:p>
@@ -220,7 +220,7 @@
         <w:t xml:space="preserve">Ergebnis: </w:t>
       </w:r>
       <w:r>
-        <w:t>Das Modell erreichte in der internen Validierung eine AUC von 0,76, eine Falsch-positiv-Rate von 8,7% und einen positiven Vorhersagewert von 75%. Die Kombination von Bildgebung und klinisch-pathologischen Merkmalen zeigt vielversprechende Diskriminationsfähigkeit.</w:t>
+        <w:t>AI-CDSS zeigten konsistentere positive Effekte auf Workflow-Outcomes in strukturierten Kontexten (Screening, Überweisungen, Alertoptimierung). Patienteneffekte waren begrenzt und inkonsistent. Sicherheitsbewertung selten (nur 2 Studien mit vordefinierten Sicherheits-Outcomes). Hoches bis kritisches Bias-Risiko in allen Studien.</w:t>
       </w:r>
     </w:p>
     <w:p>
@@ -235,7 +235,7 @@
         <w:rPr>
           <w:sz w:val="19"/>
         </w:rPr>
-        <w:t>Deutsche Einzelklinik, Routinedaten, direkt auf hiesige Strukturen übertragbar.</w:t>
+        <w:t>Hocheinkommensländer, keine robusten Implementierungsnachweise.</w:t>
       </w:r>
     </w:p>
     <w:p>
@@ -244,7 +244,7 @@
           <w:color w:val="5A7D3A"/>
           <w:sz w:val="18"/>
         </w:rPr>
-        <w:t>https://pubmed.ncbi.nlm.nih.gov/42875758/</w:t>
+        <w:t>https://pubmed.ncbi.nlm.nih.gov/42896153/</w:t>
       </w:r>
     </w:p>
     <w:p>
@@ -252,7 +252,7 @@
         <w:pStyle w:val="Heading2"/>
       </w:pPr>
       <w:r>
-        <w:t>Automatische Zahnstatus-Analyse: Deep Learning für Panorama-Röntgen</w:t>
+        <w:t>KI-gestuetzte Triage in der Notaufnahme: Metaanalyse</w:t>
       </w:r>
     </w:p>
     <w:p>
@@ -262,12 +262,12 @@
           <w:color w:val="666666"/>
           <w:sz w:val="18"/>
         </w:rPr>
-        <w:t>Saravi B et al.  ·  Clin Oral Investig  ·  15.10.2026  ·  PMID 42875660</w:t>
+        <w:t>Ashour FOM et al.  ·  J Med Internet Res  ·  19.10.2026  ·  PMID 42896140</w:t>
       </w:r>
     </w:p>
     <w:p>
       <w:r>
-        <w:t>An zwei deutschen Universitätskliniken (Düsseldorf, Würzburg) wurde eine Deep-Learning-Pipeline zur automatisierten Klassifikation von Zahnstatus (DMFT-Score) auf Panorama-Röntgenbildern entwickelt und an 100 externen Bildern validiert.</w:t>
+        <w:t>Systematische Übersicht mit Metaanalyse von 27 Studien zu KI- und ML-unterstützter Triage in Notaufnahmen gegenüber konventioneller Triage oder telemedizinischen Ansätzen.</w:t>
       </w:r>
     </w:p>
     <w:p>
@@ -278,7 +278,7 @@
         <w:t xml:space="preserve">Ergebnis: </w:t>
       </w:r>
       <w:r>
-        <w:t>Die Pipeline erreichte eine Intraklassen-Korrelation von 0,84 (Referenz: 0,88 zwischen zwei Zahnärzten) und einen mittleren absoluten Fehler von 2,38, war aber bei kariösen Zähnen unzuverlässig (r=0,34 vs. r=0,16 zwischen Zahnärzten). Autoren klassifizieren das System als Forschungswerkzeug, nicht als klinisches Entscheidungshilfesystem.</w:t>
+        <w:t>Vier Studien zu kritischen Verschlechterungen zeigten gepoolte AUC 0,874 (95% KI 0,845–0,898). AI-Modelle in Aufnahme-Dispositionen: AUC 0,80–0,93. Szenario-Modellierung: Pro 10.000 ED-Besuche 12–38 weniger übersehene kritische Erkrankungen, aber 45–120 zusätzliche falsch-positive Eskalationen. Externe Validierung limitiert.</w:t>
       </w:r>
     </w:p>
     <w:p>
@@ -293,7 +293,7 @@
         <w:rPr>
           <w:sz w:val="19"/>
         </w:rPr>
-        <w:t>Deutsche Daten, externe Validierung, aber ohne klinische Anwendungsreife – noch nicht entscheidungsunterstützend.</w:t>
+        <w:t>Überwiegend Hocheinkommensländer, wenig pädiatrische Evidenz.</w:t>
       </w:r>
     </w:p>
     <w:p>
@@ -302,7 +302,7 @@
           <w:color w:val="5A7D3A"/>
           <w:sz w:val="18"/>
         </w:rPr>
-        <w:t>https://pubmed.ncbi.nlm.nih.gov/42875660/</w:t>
+        <w:t>https://pubmed.ncbi.nlm.nih.gov/42896140/</w:t>
       </w:r>
     </w:p>
     <w:p>
@@ -310,7 +310,7 @@
         <w:pStyle w:val="Heading2"/>
       </w:pPr>
       <w:r>
-        <w:t>Digitale Resilienzförderung in der Perinatalmedizin: Schwedische RCT-Studie</w:t>
+        <w:t>AI-Vorhersage von Herzstillstand auf Normalstationen: pragmatische RCT-Studie</w:t>
       </w:r>
     </w:p>
     <w:p>
@@ -320,12 +320,12 @@
           <w:color w:val="666666"/>
           <w:sz w:val="18"/>
         </w:rPr>
-        <w:t>Löf M et al.  ·  BMC Public Health  ·  03.10.2026  ·  PMID 42870238</w:t>
+        <w:t>Kim M et al.  ·  JMIR Res Protoc  ·  19.10.2026  ·  PMID 42895816</w:t>
       </w:r>
     </w:p>
     <w:p>
       <w:r>
-        <w:t>In Schweden wird in einer RCT mit 440 schwangeren Frauen geprüft, ob eine auf positive Psychologie, Selbstmitgefühl und partizipativer Designentwicklung basierende App die psychische Resilienz vom 2. Trimester bis 8 Wochen postpartum verbessert.</w:t>
+        <w:t>Pragmatische Stepped-Wedge-RCT in vier südkoreanischen Universitätskliniken zur Wirkung eines KI-Systems (DeepCARS) auf die Inzidenz von Herzstillständen auf Normalstationen.</w:t>
       </w:r>
     </w:p>
     <w:p>
@@ -336,7 +336,7 @@
         <w:t xml:space="preserve">Ergebnis: </w:t>
       </w:r>
       <w:r>
-        <w:t>Dies ist ein Studienprotokoll ohne Ergebnisse; geplante primäre Outcome ist psychische Resilienz, sekundäre Outcomes sind Wohlbefinden und depressive Symptome. Randomisierung ab gestational week 12–14, Nachverfolgung bis 8 Wochen postpartum.</w:t>
+        <w:t>Studienprotokoll. Primärer Endpunkt: Inzidenz innerklinischer Herzstillstände auf Normalstationen. Zielstichprobe ~7.000 Patienten mit Alertschwelle überschritten, Gesamtenrollement ~72.695. Studienperiode April 2025–März 2026 abgeschlossen, primäre Ergebnisse für 2027 erwartet.</w:t>
       </w:r>
     </w:p>
     <w:p>
@@ -351,7 +351,7 @@
         <w:rPr>
           <w:sz w:val="19"/>
         </w:rPr>
-        <w:t>Skandinavien (höherer Digitalisierungsgrad), aber Protokoll ohne Resultate – erst bei Datenveröffentlichung relevant.</w:t>
+        <w:t>Südkorea, Pragmatismus-Design bringt externe Validität, aber keine Ergebnisse verfügbar.</w:t>
       </w:r>
     </w:p>
     <w:p>
@@ -360,7 +360,7 @@
           <w:color w:val="5A7D3A"/>
           <w:sz w:val="18"/>
         </w:rPr>
-        <w:t>https://pubmed.ncbi.nlm.nih.gov/42870238/</w:t>
+        <w:t>https://pubmed.ncbi.nlm.nih.gov/42895816/</w:t>
       </w:r>
     </w:p>
     <w:p>
@@ -368,7 +368,7 @@
         <w:pStyle w:val="Heading2"/>
       </w:pPr>
       <w:r>
-        <w:t>Machine Learning zur frühen Asthma-Vorhersage: Dänische Geburtskohorten-Studie</w:t>
+        <w:t>App zur Deprescribing: PPI-Absetzen signifikant verbessert</w:t>
       </w:r>
     </w:p>
     <w:p>
@@ -378,12 +378,12 @@
           <w:color w:val="666666"/>
           <w:sz w:val="18"/>
         </w:rPr>
-        <w:t>Skov FR et al.  ·  Pediatr Allergy Immunol  ·  Okt. 2026  ·  PMID 42851161</w:t>
+        <w:t>Koggel LM et al.  ·  United European Gastroenterol J  ·  Okt. 2026  ·  PMID 42894466</w:t>
       </w:r>
     </w:p>
     <w:p>
       <w:r>
-        <w:t>In der dänischen COPSAC-Kohorte wurden 411 Kinder mit 113 frühen klinischen, genetischen, immunologischen und lungenfunktionalen Merkmalen analysiert; fünf ML-Modelle sollten persistentes Asthma oder allergische Rhinitis vorhersagen.</w:t>
+        <w:t>Randomisierte Studie zur Wirkung einer App auf das Absetzen unnötiger Langzeit-Protonenpumpenhemmer in niederländischen Kliniken.</w:t>
       </w:r>
     </w:p>
     <w:p>
@@ -394,7 +394,7 @@
         <w:t xml:space="preserve">Ergebnis: </w:t>
       </w:r>
       <w:r>
-        <w:t>Alle Modelle zeigten schwache Vorhersagekraft (maximale AUC 0,63 für persistierende Rhinitis vs. Kontrollen, 0,59 für persistierendes Asthma). Biologisch plausible Features (Allergen-Sensibilisierung, genetische Veranlagung) identifiziert, aber keine diskriminativen Leistung – frühe Daten allein reichen nicht für individuelle Prognose.</w:t>
+        <w:t>86% der App-Gruppe setzten PPIs ab vs. 64% der Kontrollgruppe (RR 1,34; 95% KI 1,11–1,61; p=0,002). Unerwünschte Ereignisse waren gering (15% vs. 14%). App-basierte Intervention zeigt signifikante Überlegenheit gegenüber Informationsbroschüre.</w:t>
       </w:r>
     </w:p>
     <w:p>
@@ -409,7 +409,7 @@
         <w:rPr>
           <w:sz w:val="19"/>
         </w:rPr>
-        <w:t>Dänemark, hochwertige Kohorten, aber negatives Ergebnis – Prädiktoren mit frühen Daten allein unzureichend.</w:t>
+        <w:t>Niederlande, vergleichbares Versicherungssystem, direkt anwendbar.</w:t>
       </w:r>
     </w:p>
     <w:p>
@@ -418,7 +418,7 @@
           <w:color w:val="5A7D3A"/>
           <w:sz w:val="18"/>
         </w:rPr>
-        <w:t>https://pubmed.ncbi.nlm.nih.gov/42851161/</w:t>
+        <w:t>https://pubmed.ncbi.nlm.nih.gov/42894466/</w:t>
       </w:r>
     </w:p>
     <w:sectPr>

--- a/download/studien-aktuell.docx
+++ b/download/studien-aktuell.docx
@@ -62,7 +62,7 @@
           <w:color w:val="666666"/>
           <w:sz w:val="18"/>
         </w:rPr>
-        <w:t>Stand: 20.10.2026  |  6 Studien  |  ki.m-vf.de</w:t>
+        <w:t>Stand: 21.10.2026  |  6 Studien  |  ki.m-vf.de</w:t>
       </w:r>
     </w:p>
     <w:p>
@@ -70,7 +70,7 @@
         <w:pStyle w:val="Heading1"/>
       </w:pPr>
       <w:r>
-        <w:t>Aufgenommen am 20.10.2026</w:t>
+        <w:t>Aufgenommen am 21.10.2026</w:t>
       </w:r>
     </w:p>
     <w:p>
@@ -78,7 +78,7 @@
         <w:pStyle w:val="Heading2"/>
       </w:pPr>
       <w:r>
-        <w:t>KI in psychiatrischer Praxis: Praktiker wollen AI nicht bei Diagnosen</w:t>
+        <w:t>Patientenbeteiligung an EHR-Dokumentation: Kommentarfunktion verbessert Genauigkeit</w:t>
       </w:r>
     </w:p>
     <w:p>
@@ -88,12 +88,12 @@
           <w:color w:val="666666"/>
           <w:sz w:val="18"/>
         </w:rPr>
-        <w:t>Alotaibi A et al.  ·  JMIR Ment Health  ·  19.10.2026  ·  PMID 42896178</w:t>
+        <w:t>Hagström J et al.  ·  J Med Internet Res  ·  20.10.2026  ·  PMID 42901489</w:t>
       </w:r>
     </w:p>
     <w:p>
       <w:r>
-        <w:t>Qualitative Studie mit 18 Psychiatern zu ihrer Sichtweise auf KI-Einsatz über das gesamte therapeutische Spektrum (Diagnostik, Diagnose, Behandlung).</w:t>
+        <w:t>Schwedische Studie zur Nutzung einer Kommentarfunktion in der Elektronischen Patientenakte durch Patienten – untersucht, wie Patienten klinische Notizen kommentieren und welche Potenziale dies für die Dokumentationsqualität hat.</w:t>
       </w:r>
     </w:p>
     <w:p>
@@ -104,7 +104,7 @@
         <w:t xml:space="preserve">Ergebnis: </w:t>
       </w:r>
       <w:r>
-        <w:t>Praktiker sehen Mehrwert von KI bei Diagnostik und Behandlung, lehnen aber autonome KI-Diagnosen ab. Vier Design-Richtungen: (1) KI-Hubs für klinische Assessments, (2) NLP-Tools für Patientenperspektiven, (3) neue Vertrauensmodelle für Diagnose, (4) LLM-gestützte adaptive Unterstützung unter Wahrung menschlicher Partnerschaft. Kernaussage: KI als Validierungswerkzeug, nicht Ersatz.</w:t>
+        <w:t>Von 1.670 Kommentaren waren 99,1% inhaltlich relevant; 57,3% bezogen sich auf Inhalte jenseits der Notiz selbst; 55,6% hatten neutralen, 42,4% negativen Ton. Patienten mit psychiatrischen Einträgen hinterließen deutlich mehr Kommentare (Median 7 vs. 2; p&lt;0,001) mit höherer Negativrate (63,2% vs. 33,5%). Die Funktion birgt sowohl Chancen für Genauigkeit als auch Risiken, die durch absichtliches Design mitigiert werden müssen.</w:t>
       </w:r>
     </w:p>
     <w:p>
@@ -119,7 +119,7 @@
         <w:rPr>
           <w:sz w:val="19"/>
         </w:rPr>
-        <w:t>Großbritannien (Lancaster), Perspektive zur Implementierbarkeit nutzbar.</w:t>
+        <w:t>Schweden, nationale EHR mit längerer Nutzungshistorie; Designprinzipien übertragbar auf deutsche EPA</w:t>
       </w:r>
     </w:p>
     <w:p>
@@ -128,7 +128,7 @@
           <w:color w:val="5A7D3A"/>
           <w:sz w:val="18"/>
         </w:rPr>
-        <w:t>https://pubmed.ncbi.nlm.nih.gov/42896178/</w:t>
+        <w:t>https://pubmed.ncbi.nlm.nih.gov/42901489/</w:t>
       </w:r>
     </w:p>
     <w:p>
@@ -136,7 +136,7 @@
         <w:pStyle w:val="Heading2"/>
       </w:pPr>
       <w:r>
-        <w:t>Telemedizinische Stomapflege: verbesserte Selbstversorgung</w:t>
+        <w:t>Workarounds bei der Einführung von integrierten Gesundheitsakten: Wie Nutzer Systeme anpassen</w:t>
       </w:r>
     </w:p>
     <w:p>
@@ -146,12 +146,12 @@
           <w:color w:val="666666"/>
           <w:sz w:val="18"/>
         </w:rPr>
-        <w:t>Korkmaz E et al.  ·  Nurs Open  ·  Okt. 2026  ·  PMID 42896164</w:t>
+        <w:t>Sai V et al.  ·  JMIR Med Inform  ·  20.10.2026  ·  PMID 42901487</w:t>
       </w:r>
     </w:p>
     <w:p>
       <w:r>
-        <w:t>Qualitative Studie mit 7 Patienten mit Stoma, die Telemedizin-Pflege von privater Anbieter erhielten; Erfahrungen mit Produktverwaltung und Pflegeanleitung.</w:t>
+        <w:t>Qualitative Studie über 13 Jahre Evolution eines Informationssystems (Key Information Summary) in Schottland – untersucht, wie formale und informelle Nutzer-Workarounds die Adoption und lokale Anpassung eines Systems zur Informationsfreigabe zwischen Gesundheits- und Sozialdiensten prägen.</w:t>
       </w:r>
     </w:p>
     <w:p>
@@ -162,7 +162,7 @@
         <w:t xml:space="preserve">Ergebnis: </w:t>
       </w:r>
       <w:r>
-        <w:t>Patienten berichteten praktische, zeitnahe und personalisierte Unterstützung bei Adapter-Undichtigkeiten, Hautkomplikationen und Wundbeurteilung. Reduced hospital visits, gefühlte Sicherheit und Zufriedenheit. Telemedizin-Pflege als primäre, vertrauenswürdige Informationsquelle. Weiterführung könnte Versorgungskontinuität stärken, klinische Outcomes aber im Design nicht messbar.</w:t>
+        <w:t>Analyse von 54 Interviews, 59 Dokumenten und 20 Stunden Beobachtung zeigt: Adoption variierte je Setting und Zeit durch Misalignment zwischen Systemdesign, erwarteten integrierten Versorgungszielen und COVID-19-Initiativen. Formale Workarounds erweiterten die Infrastruktur in nonclinische Settings; informelle Nutzer-Reparaturpraktiken ermöglichten flexible Anpassung. Professionelle Rollen und Informationsbedarf erzeugten Spannungen zwischen Nutzern und Systemeigentümern.</w:t>
       </w:r>
     </w:p>
     <w:p>
@@ -177,7 +177,7 @@
         <w:rPr>
           <w:sz w:val="19"/>
         </w:rPr>
-        <w:t>Türkei, ähnliche Versorgungskontexte in Europa, Generalisierbarkeit begrenzt.</w:t>
+        <w:t>Großbritannien/Schottland, vergleichbarer Versorgungsauftrag; Lessons zu Workarounds relevant für deutsche Digitalisierungsprojekte</w:t>
       </w:r>
     </w:p>
     <w:p>
@@ -186,7 +186,7 @@
           <w:color w:val="5A7D3A"/>
           <w:sz w:val="18"/>
         </w:rPr>
-        <w:t>https://pubmed.ncbi.nlm.nih.gov/42896164/</w:t>
+        <w:t>https://pubmed.ncbi.nlm.nih.gov/42901487/</w:t>
       </w:r>
     </w:p>
     <w:p>
@@ -194,7 +194,7 @@
         <w:pStyle w:val="Heading2"/>
       </w:pPr>
       <w:r>
-        <w:t>KI-Entscheidungsunterstuetzung in Hausarztpraxen: systematische Uebersicht</w:t>
+        <w:t>Machine Learning zur Vorhersage von Blutstrominfektionen bei Chemotherapiepatienten</w:t>
       </w:r>
     </w:p>
     <w:p>
@@ -204,12 +204,12 @@
           <w:color w:val="666666"/>
           <w:sz w:val="18"/>
         </w:rPr>
-        <w:t>Naye F et al.  ·  J Med Internet Res  ·  19.10.2026  ·  PMID 42896153</w:t>
+        <w:t>Villani Junior A et al.  ·  Support Care Cancer  ·  20.10.2026  ·  PMID 42900238</w:t>
       </w:r>
     </w:p>
     <w:p>
       <w:r>
-        <w:t>Systematische Übersicht von 14 Studien zu KI-gestützten Entscheidungssystemen (AI-CDSS) in der Primärversorgung gegenüber Standardbehandlung oder nicht-KI-Systemen.</w:t>
+        <w:t>Retrospektive Studie an 1.220 Krebspatienten mit 1.435 bestätigten Blutstrominfektionen (2017–2022) – nutzt Multi-Label-Klassifikation mit Machine Learning, um Risikofaktoren für verschiedene Resistenzphänotypen zu identifizieren und Entscheidungshilfen für empirische Therapie zu verbessern.</w:t>
       </w:r>
     </w:p>
     <w:p>
@@ -220,7 +220,7 @@
         <w:t xml:space="preserve">Ergebnis: </w:t>
       </w:r>
       <w:r>
-        <w:t>AI-CDSS zeigten konsistentere positive Effekte auf Workflow-Outcomes in strukturierten Kontexten (Screening, Überweisungen, Alertoptimierung). Patienteneffekte waren begrenzt und inkonsistent. Sicherheitsbewertung selten (nur 2 Studien mit vordefinierten Sicherheits-Outcomes). Hoches bis kritisches Bias-Risiko in allen Studien.</w:t>
+        <w:t>83,1% der Infektionen waren Non-MDRO oder pilzlich; 7,6% carbapenem-resistent. Beste Modellperformance für carbapenem-resistente Gram-negative Erreger (AUC-ROC 83,25%). Schlüsselprädiktor: Hospitalisierungstage, hämatologische Malignität, frühere MDRO-Infektion, Monozytopenie, palliative Chemotherapie. Chemotherapieklasse trug differenziell bei (z.B. Alkylanzien→Candidämie). Multi-Label-Ansatz half, komplexe Ätiologien zu differenzieren.</w:t>
       </w:r>
     </w:p>
     <w:p>
@@ -235,7 +235,7 @@
         <w:rPr>
           <w:sz w:val="19"/>
         </w:rPr>
-        <w:t>Hocheinkommensländer, keine robusten Implementierungsnachweise.</w:t>
+        <w:t>Brasilien, spezialisiertes Krebszentrum; Methodik auf europäische Zentren übertragbar, aber institutsspezifische Epidemiologie beachten</w:t>
       </w:r>
     </w:p>
     <w:p>
@@ -244,7 +244,7 @@
           <w:color w:val="5A7D3A"/>
           <w:sz w:val="18"/>
         </w:rPr>
-        <w:t>https://pubmed.ncbi.nlm.nih.gov/42896153/</w:t>
+        <w:t>https://pubmed.ncbi.nlm.nih.gov/42900238/</w:t>
       </w:r>
     </w:p>
     <w:p>
@@ -252,7 +252,7 @@
         <w:pStyle w:val="Heading2"/>
       </w:pPr>
       <w:r>
-        <w:t>KI-gestuetzte Triage in der Notaufnahme: Metaanalyse</w:t>
+        <w:t>KI-gestützte Diabetische-Retinopathie-Screening: Von Algorithmen zu Versorgungseffekt und Equity</w:t>
       </w:r>
     </w:p>
     <w:p>
@@ -262,12 +262,12 @@
           <w:color w:val="666666"/>
           <w:sz w:val="18"/>
         </w:rPr>
-        <w:t>Ashour FOM et al.  ·  J Med Internet Res  ·  19.10.2026  ·  PMID 42896140</w:t>
+        <w:t>Chen J et al.  ·  Front Public Health  ·  05.10.2026  ·  PMID 42898801</w:t>
       </w:r>
     </w:p>
     <w:p>
       <w:r>
-        <w:t>Systematische Übersicht mit Metaanalyse von 27 Studien zu KI- und ML-unterstützter Triage in Notaufnahmen gegenüber konventioneller Triage oder telemedizinischen Ansätzen.</w:t>
+        <w:t>Review zur Implementierung von KI-Screening für diabetische Retinopathie in der Versorgung – reframed die Frage von Algorithmusgenauigkeit auf die gesamte Kette Screening→Behandlung, mit Fokus auf Gleichberechtigung und Population Health Impact.</w:t>
       </w:r>
     </w:p>
     <w:p>
@@ -278,7 +278,7 @@
         <w:t xml:space="preserve">Ergebnis: </w:t>
       </w:r>
       <w:r>
-        <w:t>Vier Studien zu kritischen Verschlechterungen zeigten gepoolte AUC 0,874 (95% KI 0,845–0,898). AI-Modelle in Aufnahme-Dispositionen: AUC 0,80–0,93. Szenario-Modellierung: Pro 10.000 ED-Besuche 12–38 weniger übersehene kritische Erkrankungen, aber 45–120 zusätzliche falsch-positive Eskalationen. Externe Validierung limitiert.</w:t>
+        <w:t>Diagnostische Genauigkeit allein garantiert keinen Gesundheitsnutzen. Vier-Domänen-Rahmen identifiziert: technische Validität, Serviceintegration, Populationseffekt und Equity/Nachhaltigkeit. Wichtige Faktoren: Erreichung der Zielgruppe, Bildqualität, Überweisungsabschluss, Behandlungskapazität, finanzielle/geografische Barrieren. Zukünftige Forschung sollte Vergleichsstudien zu Implementation und Equity-Outcomes priorisieren.</w:t>
       </w:r>
     </w:p>
     <w:p>
@@ -293,7 +293,7 @@
         <w:rPr>
           <w:sz w:val="19"/>
         </w:rPr>
-        <w:t>Überwiegend Hocheinkommensländer, wenig pädiatrische Evidenz.</w:t>
+        <w:t>China-basiert, aber Framework und Prinzipien universell; für Deutschland relevant zur Gesundheitspolitik der KI-Implementierung</w:t>
       </w:r>
     </w:p>
     <w:p>
@@ -302,7 +302,7 @@
           <w:color w:val="5A7D3A"/>
           <w:sz w:val="18"/>
         </w:rPr>
-        <w:t>https://pubmed.ncbi.nlm.nih.gov/42896140/</w:t>
+        <w:t>https://pubmed.ncbi.nlm.nih.gov/42898801/</w:t>
       </w:r>
     </w:p>
     <w:p>
@@ -310,7 +310,7 @@
         <w:pStyle w:val="Heading2"/>
       </w:pPr>
       <w:r>
-        <w:t>AI-Vorhersage von Herzstillstand auf Normalstationen: pragmatische RCT-Studie</w:t>
+        <w:t>KI-Nutzung durch Kliniker in USA und UK: Lücke zwischen Bewusstsein und klinischer Praxis</w:t>
       </w:r>
     </w:p>
     <w:p>
@@ -320,12 +320,12 @@
           <w:color w:val="666666"/>
           <w:sz w:val="18"/>
         </w:rPr>
-        <w:t>Kim M et al.  ·  JMIR Res Protoc  ·  19.10.2026  ·  PMID 42895816</w:t>
+        <w:t>Sezgin E et al.  ·  JMIR Form Res  ·  19.10.2026  ·  PMID 42896135</w:t>
       </w:r>
     </w:p>
     <w:p>
       <w:r>
-        <w:t>Pragmatische Stepped-Wedge-RCT in vier südkoreanischen Universitätskliniken zur Wirkung eines KI-Systems (DeepCARS) auf die Inzidenz von Herzstillständen auf Normalstationen.</w:t>
+        <w:t>Querschnittsstudie mit 524 Fachkräften aus USA und UK zur aktuellen KI-Anwendung, Zugänglichkeit, Hürden und Adoptionsfaktoren in der Versorgung – untersucht, wie national und beruflich unterschiedlich KI-Tools genutzt werden.</w:t>
       </w:r>
     </w:p>
     <w:p>
@@ -336,7 +336,7 @@
         <w:t xml:space="preserve">Ergebnis: </w:t>
       </w:r>
       <w:r>
-        <w:t>Studienprotokoll. Primärer Endpunkt: Inzidenz innerklinischer Herzstillstände auf Normalstationen. Zielstichprobe ~7.000 Patienten mit Alertschwelle überschritten, Gesamtenrollement ~72.695. Studienperiode April 2025–März 2026 abgeschlossen, primäre Ergebnisse für 2027 erwartet.</w:t>
+        <w:t>KI-Nutzung war weit verbreitet, variierte aber stark je Fachgruppe und Land. Zentral für Adoption: belastbare Evidenz, organisatorische Unterstützung, Schulung, Datenschutz und klinische Workflow-Integration. Studie identifiziert Schlüsselhürden für verantwortungsvolle Implementierung.</w:t>
       </w:r>
     </w:p>
     <w:p>
@@ -351,7 +351,7 @@
         <w:rPr>
           <w:sz w:val="19"/>
         </w:rPr>
-        <w:t>Südkorea, Pragmatismus-Design bringt externe Validität, aber keine Ergebnisse verfügbar.</w:t>
+        <w:t>USA und Großbritannien; Erkenntnisse zu Adoptionsbarrieren strukturell und regulatorisch teilweise übertragbar, aber digitaler Reifegrad unterschiedlich</w:t>
       </w:r>
     </w:p>
     <w:p>
@@ -360,7 +360,7 @@
           <w:color w:val="5A7D3A"/>
           <w:sz w:val="18"/>
         </w:rPr>
-        <w:t>https://pubmed.ncbi.nlm.nih.gov/42895816/</w:t>
+        <w:t>https://pubmed.ncbi.nlm.nih.gov/42896135/</w:t>
       </w:r>
     </w:p>
     <w:p>
@@ -368,7 +368,7 @@
         <w:pStyle w:val="Heading2"/>
       </w:pPr>
       <w:r>
-        <w:t>App zur Deprescribing: PPI-Absetzen signifikant verbessert</w:t>
+        <w:t>KI-gestützte Remote-Überwachung bei Herzinsuffizienz: von Druckmessung zur adaptiven Versorgung</w:t>
       </w:r>
     </w:p>
     <w:p>
@@ -378,12 +378,12 @@
           <w:color w:val="666666"/>
           <w:sz w:val="18"/>
         </w:rPr>
-        <w:t>Koggel LM et al.  ·  United European Gastroenterol J  ·  Okt. 2026  ·  PMID 42894466</w:t>
+        <w:t>Angermann CE et al.  ·  Curr Heart Fail Rep  ·  19.10.2026  ·  PMID 42895671</w:t>
       </w:r>
     </w:p>
     <w:p>
       <w:r>
-        <w:t>Randomisierte Studie zur Wirkung einer App auf das Absetzen unnötiger Langzeit-Protonenpumpenhemmer in niederländischen Kliniken.</w:t>
+        <w:t>Review zu Möglichkeiten, KI zur Personalisierung von Remote-Patient-Management bei Herzinsuffizienz einzusetzen – untersucht, wie implantierte Drucksensoren mit KI-gestützter Risikoschichtung und individualisierten Monitoring-Plänen Outcomes verbessern könnten.</w:t>
       </w:r>
     </w:p>
     <w:p>
@@ -394,7 +394,7 @@
         <w:t xml:space="preserve">Ergebnis: </w:t>
       </w:r>
       <w:r>
-        <w:t>86% der App-Gruppe setzten PPIs ab vs. 64% der Kontrollgruppe (RR 1,34; 95% KI 1,11–1,61; p=0,002). Unerwünschte Ereignisse waren gering (15% vs. 14%). App-basierte Intervention zeigt signifikante Überlegenheit gegenüber Informationsbroschüre.</w:t>
+        <w:t>Randomisierte Studien (CHAMPION, GUIDE-HF, MONITOR-HF) zeigen: Druckgesteuertes Management reduziert Hospitalisierungen signifikant, aber erhebliches Residualrisiko bleibt. KI könnte multidimensionale Phänotypisierung für Pre-Implant-Selektion, personalisierte klinische Entscheidungshilfe und dynamische Anpassung der Monitoring-Intensität ermöglichen – mit Potenzial für bessere Outcomes, weniger Aufwand, höhere Kosteneffektivität.</w:t>
       </w:r>
     </w:p>
     <w:p>
@@ -409,7 +409,7 @@
         <w:rPr>
           <w:sz w:val="19"/>
         </w:rPr>
-        <w:t>Niederlande, vergleichbares Versicherungssystem, direkt anwendbar.</w:t>
+        <w:t>Deutschland und Niederlande (Autoren), kardiale Versorgungsstruktur vergleichbar; praktische Implementierbarkeit abhängig von Infrastruktur</w:t>
       </w:r>
     </w:p>
     <w:p>
@@ -418,7 +418,7 @@
           <w:color w:val="5A7D3A"/>
           <w:sz w:val="18"/>
         </w:rPr>
-        <w:t>https://pubmed.ncbi.nlm.nih.gov/42894466/</w:t>
+        <w:t>https://pubmed.ncbi.nlm.nih.gov/42895671/</w:t>
       </w:r>
     </w:p>
     <w:sectPr>

--- a/download/studien-aktuell.docx
+++ b/download/studien-aktuell.docx
@@ -62,7 +62,7 @@
           <w:color w:val="666666"/>
           <w:sz w:val="18"/>
         </w:rPr>
-        <w:t>Stand: 21.10.2026  |  6 Studien  |  ki.m-vf.de</w:t>
+        <w:t>Stand: 22.10.2026  |  6 Studien  |  ki.m-vf.de</w:t>
       </w:r>
     </w:p>
     <w:p>
@@ -70,7 +70,7 @@
         <w:pStyle w:val="Heading1"/>
       </w:pPr>
       <w:r>
-        <w:t>Aufgenommen am 21.10.2026</w:t>
+        <w:t>Aufgenommen am 22.10.2026</w:t>
       </w:r>
     </w:p>
     <w:p>
@@ -78,7 +78,7 @@
         <w:pStyle w:val="Heading2"/>
       </w:pPr>
       <w:r>
-        <w:t>Patientenbeteiligung an EHR-Dokumentation: Kommentarfunktion verbessert Genauigkeit</w:t>
+        <w:t>KI-gestützte Entscheidungsunterstützung bei Brustschmerz reduziert Tests, Betten und Strahlenexposition</w:t>
       </w:r>
     </w:p>
     <w:p>
@@ -88,12 +88,12 @@
           <w:color w:val="666666"/>
           <w:sz w:val="18"/>
         </w:rPr>
-        <w:t>Hagström J et al.  ·  J Med Internet Res  ·  20.10.2026  ·  PMID 42901489</w:t>
+        <w:t>Baugh CW et al.  ·  West J Emerg Med  ·  28.07.2026  ·  PMID 42900908</w:t>
       </w:r>
     </w:p>
     <w:p>
       <w:r>
-        <w:t>Schwedische Studie zur Nutzung einer Kommentarfunktion in der Elektronischen Patientenakte durch Patienten – untersucht, wie Patienten klinische Notizen kommentieren und welche Potenziale dies für die Dokumentationsqualität hat.</w:t>
+        <w:t>Monte-Carlo-Simulation mit 1.000 Iterationen zur Schätzung des nationalen Potenzials eines AI-CDSS zur Vermeidung überflüssiger Herzdiagnostik bei ED-Patienten mit Brustschmerz basierend auf EKG, Troponin und klinischen Daten.</w:t>
       </w:r>
     </w:p>
     <w:p>
@@ -104,7 +104,7 @@
         <w:t xml:space="preserve">Ergebnis: </w:t>
       </w:r>
       <w:r>
-        <w:t>Von 1.670 Kommentaren waren 99,1% inhaltlich relevant; 57,3% bezogen sich auf Inhalte jenseits der Notiz selbst; 55,6% hatten neutralen, 42,4% negativen Ton. Patienten mit psychiatrischen Einträgen hinterließen deutlich mehr Kommentare (Median 7 vs. 2; p&lt;0,001) mit höherer Negativrate (63,2% vs. 33,5%). Die Funktion birgt sowohl Chancen für Genauigkeit als auch Risiken, die durch absichtliches Design mitigiert werden müssen.</w:t>
+        <w:t>Bei universeller Adoption: geschätzte jährliche Kosteneinsparungen 675 Millionen US$ (SD 340 Mio.) durch Vermeidung von 688.000 (SD 147.000) Tests, 537.000 (SD 115.000) vermiedene Kurzaufenthalte, 8,3 Millionen Bettstunden eingespart, 490 Krebsfälle und 250 Todesfälle durch reduzierte Strahlung vermieden.</w:t>
       </w:r>
     </w:p>
     <w:p>
@@ -119,7 +119,7 @@
         <w:rPr>
           <w:sz w:val="19"/>
         </w:rPr>
-        <w:t>Schweden, nationale EHR mit längerer Nutzungshistorie; Designprinzipien übertragbar auf deutsche EPA</w:t>
+        <w:t>Simulationsergebnis basiert auf europäischer Validierungskohorte; Kosteneinsparungslogik systemübergreifend relevant</w:t>
       </w:r>
     </w:p>
     <w:p>
@@ -128,7 +128,7 @@
           <w:color w:val="5A7D3A"/>
           <w:sz w:val="18"/>
         </w:rPr>
-        <w:t>https://pubmed.ncbi.nlm.nih.gov/42901489/</w:t>
+        <w:t>https://pubmed.ncbi.nlm.nih.gov/42900908/</w:t>
       </w:r>
     </w:p>
     <w:p>
@@ -136,7 +136,7 @@
         <w:pStyle w:val="Heading2"/>
       </w:pPr>
       <w:r>
-        <w:t>Workarounds bei der Einführung von integrierten Gesundheitsakten: Wie Nutzer Systeme anpassen</w:t>
+        <w:t>Digitale Entscheidungsunterstützung für Arzneimittelbewertung: belgisches Multi-Kriterien-Modell</w:t>
       </w:r>
     </w:p>
     <w:p>
@@ -146,12 +146,12 @@
           <w:color w:val="666666"/>
           <w:sz w:val="18"/>
         </w:rPr>
-        <w:t>Sai V et al.  ·  JMIR Med Inform  ·  20.10.2026  ·  PMID 42901487</w:t>
+        <w:t>Blonda A et al.  ·  Int J Technol Assess Health Care  ·  19.10.2026  ·  PMID 42894980</w:t>
       </w:r>
     </w:p>
     <w:p>
       <w:r>
-        <w:t>Qualitative Studie über 13 Jahre Evolution eines Informationssystems (Key Information Summary) in Schottland – untersucht, wie formale und informelle Nutzer-Workarounds die Adoption und lokale Anpassung eines Systems zur Informationsfreigabe zwischen Gesundheits- und Sozialdiensten prägen.</w:t>
+        <w:t>Entwicklung und Pilotierung eines Machine-Learning-gestützten Multi-Criteria Decision Analysis (MCDA)-Rahmens in Belgien zur transparenteren Reimbursement-Entscheidung bei Orphan Drugs mit expliziter Gewichtung von Kriterien.</w:t>
       </w:r>
     </w:p>
     <w:p>
@@ -162,7 +162,7 @@
         <w:t xml:space="preserve">Ergebnis: </w:t>
       </w:r>
       <w:r>
-        <w:t>Analyse von 54 Interviews, 59 Dokumenten und 20 Stunden Beobachtung zeigt: Adoption variierte je Setting und Zeit durch Misalignment zwischen Systemdesign, erwarteten integrierten Versorgungszielen und COVID-19-Initiativen. Formale Workarounds erweiterten die Infrastruktur in nonclinische Settings; informelle Nutzer-Reparaturpraktiken ermöglichten flexible Anpassung. Professionelle Rollen und Informationsbedarf erzeugten Spannungen zwischen Nutzern und Systemeigentümern.</w:t>
+        <w:t>Sieben quantitative und drei qualitative Kriterien wurden durch Delphi-Prozess gewichtet; vier Orphan Drugs wurden bewertet und zeigten unterschiedliche MCDA-Scores (0,39–0,77), wobei unmet medical need das höchste Gewicht erhielt.</w:t>
       </w:r>
     </w:p>
     <w:p>
@@ -177,7 +177,7 @@
         <w:rPr>
           <w:sz w:val="19"/>
         </w:rPr>
-        <w:t>Großbritannien/Schottland, vergleichbarer Versorgungsauftrag; Lessons zu Workarounds relevant für deutsche Digitalisierungsprojekte</w:t>
+        <w:t>Belgisches System, vergleichbar mit deutschem HTA-Ansatz und Nutzenbewertung</w:t>
       </w:r>
     </w:p>
     <w:p>
@@ -186,7 +186,7 @@
           <w:color w:val="5A7D3A"/>
           <w:sz w:val="18"/>
         </w:rPr>
-        <w:t>https://pubmed.ncbi.nlm.nih.gov/42901487/</w:t>
+        <w:t>https://pubmed.ncbi.nlm.nih.gov/42894980/</w:t>
       </w:r>
     </w:p>
     <w:p>
@@ -194,7 +194,7 @@
         <w:pStyle w:val="Heading2"/>
       </w:pPr>
       <w:r>
-        <w:t>Machine Learning zur Vorhersage von Blutstrominfektionen bei Chemotherapiepatienten</w:t>
+        <w:t>KI-gestützte Diagnostik und Entscheidungsunterstützung in der Psychiatrie: Europäische Perspektive</w:t>
       </w:r>
     </w:p>
     <w:p>
@@ -204,12 +204,12 @@
           <w:color w:val="666666"/>
           <w:sz w:val="18"/>
         </w:rPr>
-        <w:t>Villani Junior A et al.  ·  Support Care Cancer  ·  20.10.2026  ·  PMID 42900238</w:t>
+        <w:t>Healy J et al.  ·  Eur Psychiatry  ·  19.10.2026  ·  PMID 42894499</w:t>
       </w:r>
     </w:p>
     <w:p>
       <w:r>
-        <w:t>Retrospektive Studie an 1.220 Krebspatienten mit 1.435 bestätigten Blutstrominfektionen (2017–2022) – nutzt Multi-Label-Klassifikation mit Machine Learning, um Risikofaktoren für verschiedene Resistenzphänotypen zu identifizieren und Entscheidungshilfen für empirische Therapie zu verbessern.</w:t>
+        <w:t>Narrative Übersichtsarbeit zur Rolle von KI und Machine Learning bei der Bewältigung von Herausforderungen in der europäischen psychiatrischen Versorgung, einschließlich Diagnoseverzögerungen, Fachkräftemangel und Burnout-Belastung.</w:t>
       </w:r>
     </w:p>
     <w:p>
@@ -220,7 +220,7 @@
         <w:t xml:space="preserve">Ergebnis: </w:t>
       </w:r>
       <w:r>
-        <w:t>83,1% der Infektionen waren Non-MDRO oder pilzlich; 7,6% carbapenem-resistent. Beste Modellperformance für carbapenem-resistente Gram-negative Erreger (AUC-ROC 83,25%). Schlüsselprädiktor: Hospitalisierungstage, hämatologische Malignität, frühere MDRO-Infektion, Monozytopenie, palliative Chemotherapie. Chemotherapieklasse trug differenziell bei (z.B. Alkylanzien→Candidämie). Multi-Label-Ansatz half, komplexe Ätiologien zu differenzieren.</w:t>
+        <w:t>Die Arbeit identifiziert digitale Technologien und KI als potenziell geeignet zur Verbesserung der psychischen Gesundheitsversorgung in Europa, nennt aber keine konkreten Leistungskennzahlen oder Effektgrößen.</w:t>
       </w:r>
     </w:p>
     <w:p>
@@ -235,7 +235,7 @@
         <w:rPr>
           <w:sz w:val="19"/>
         </w:rPr>
-        <w:t>Brasilien, spezialisiertes Krebszentrum; Methodik auf europäische Zentren übertragbar, aber institutsspezifische Epidemiologie beachten</w:t>
+        <w:t>Europäischer Schwerpunkt, vergleichbare Gesundheitssysteme und Herausforderungen</w:t>
       </w:r>
     </w:p>
     <w:p>
@@ -244,7 +244,7 @@
           <w:color w:val="5A7D3A"/>
           <w:sz w:val="18"/>
         </w:rPr>
-        <w:t>https://pubmed.ncbi.nlm.nih.gov/42900238/</w:t>
+        <w:t>https://pubmed.ncbi.nlm.nih.gov/42894499/</w:t>
       </w:r>
     </w:p>
     <w:p>
@@ -252,7 +252,7 @@
         <w:pStyle w:val="Heading2"/>
       </w:pPr>
       <w:r>
-        <w:t>KI-gestützte Diabetische-Retinopathie-Screening: Von Algorithmen zu Versorgungseffekt und Equity</w:t>
+        <w:t>LLM-Vergleich für klinische Entscheidungsunterstützung in der Implantologie: Spezifität, Genauigkeit und klinischer Nutzen</w:t>
       </w:r>
     </w:p>
     <w:p>
@@ -262,12 +262,12 @@
           <w:color w:val="666666"/>
           <w:sz w:val="18"/>
         </w:rPr>
-        <w:t>Chen J et al.  ·  Front Public Health  ·  05.10.2026  ·  PMID 42898801</w:t>
+        <w:t>Alevizakos V et al.  ·  BMC Oral Health  ·  23.07.2026  ·  PMID 42894220</w:t>
       </w:r>
     </w:p>
     <w:p>
       <w:r>
-        <w:t>Review zur Implementierung von KI-Screening für diabetische Retinopathie in der Versorgung – reframed die Frage von Algorithmusgenauigkeit auf die gesamte Kette Screening→Behandlung, mit Fokus auf Gleichberechtigung und Population Health Impact.</w:t>
+        <w:t>Vergleich von vier Large Language Models (ChatGPT, Gemini, LLaMA mit und ohne Retrieval-Augmented Generation) durch blinded Expert Assessment bezüglich Spezifität, Genauigkeit und klinischer Nutzbarkeit bei 16 zahnärztlichen Fragen.</w:t>
       </w:r>
     </w:p>
     <w:p>
@@ -278,7 +278,7 @@
         <w:t xml:space="preserve">Ergebnis: </w:t>
       </w:r>
       <w:r>
-        <w:t>Diagnostische Genauigkeit allein garantiert keinen Gesundheitsnutzen. Vier-Domänen-Rahmen identifiziert: technische Validität, Serviceintegration, Populationseffekt und Equity/Nachhaltigkeit. Wichtige Faktoren: Erreichung der Zielgruppe, Bildqualität, Überweisungsabschluss, Behandlungskapazität, finanzielle/geografische Barrieren. Zukünftige Forschung sollte Vergleichsstudien zu Implementation und Equity-Outcomes priorisieren.</w:t>
+        <w:t>LLaMA 3.2 mit RAG erzielte höchste Scores über alle Kriterien (Spezifität Median 9,0, Genauigkeit 9,5, klinischer Nutzen 10,0; alle p&lt;0,001 vs. andere Modelle). RAG-Modelle mit Zugriff auf strukturierte Leitlinien zeigten superior konsistente klinische Performance.</w:t>
       </w:r>
     </w:p>
     <w:p>
@@ -293,7 +293,7 @@
         <w:rPr>
           <w:sz w:val="19"/>
         </w:rPr>
-        <w:t>China-basiert, aber Framework und Prinzipien universell; für Deutschland relevant zur Gesundheitspolitik der KI-Implementierung</w:t>
+        <w:t>Zahnmedizin mit europäischen Studienteilnehmern, Methodologie auf deutsches Gesundheitssystem übertragbar</w:t>
       </w:r>
     </w:p>
     <w:p>
@@ -302,7 +302,7 @@
           <w:color w:val="5A7D3A"/>
           <w:sz w:val="18"/>
         </w:rPr>
-        <w:t>https://pubmed.ncbi.nlm.nih.gov/42898801/</w:t>
+        <w:t>https://pubmed.ncbi.nlm.nih.gov/42894220/</w:t>
       </w:r>
     </w:p>
     <w:p>
@@ -310,7 +310,7 @@
         <w:pStyle w:val="Heading2"/>
       </w:pPr>
       <w:r>
-        <w:t>KI-Nutzung durch Kliniker in USA und UK: Lücke zwischen Bewusstsein und klinischer Praxis</w:t>
+        <w:t>Real-World Evidence aus EHR-Daten: KI-gestützte Auswertung von Dialysepatienten-Registern zur Optimierung der Anämiebehandlung</w:t>
       </w:r>
     </w:p>
     <w:p>
@@ -320,12 +320,12 @@
           <w:color w:val="666666"/>
           <w:sz w:val="18"/>
         </w:rPr>
-        <w:t>Sezgin E et al.  ·  JMIR Form Res  ·  19.10.2026  ·  PMID 42896135</w:t>
+        <w:t>Birnie K et al.  ·  Pharmacoepidemiol Drug Saf  ·  Nov. 2026  ·  PMID 42893801</w:t>
       </w:r>
     </w:p>
     <w:p>
       <w:r>
-        <w:t>Querschnittsstudie mit 524 Fachkräften aus USA und UK zur aktuellen KI-Anwendung, Zugänglichkeit, Hürden und Adoptionsfaktoren in der Versorgung – untersucht, wie national und beruflich unterschiedlich KI-Tools genutzt werden.</w:t>
+        <w:t>Retrospektive Real-World-Evidence-Studie mit EHR-Daten von UK-Nierenzentren (n=8.628, 2004–2016) zur Evaluation unterschiedlicher Hämoglobin-Ziele unter standardisiertem Darbepoetin-Protokoll mittels Machine Learning (clone-censor-weight).</w:t>
       </w:r>
     </w:p>
     <w:p>
@@ -336,7 +336,7 @@
         <w:t xml:space="preserve">Ergebnis: </w:t>
       </w:r>
       <w:r>
-        <w:t>KI-Nutzung war weit verbreitet, variierte aber stark je Fachgruppe und Land. Zentral für Adoption: belastbare Evidenz, organisatorische Unterstützung, Schulung, Datenschutz und klinische Workflow-Integration. Studie identifiziert Schlüsselhürden für verantwortungsvolle Implementierung.</w:t>
+        <w:t>Hazard Ratio für Mortalität bei Hämoglobin 105–125 g/L vs. 95–115 g/L: 0,92 (95% KI 0,75–1,12); bei &gt;125 g/L: 1,20 (95% KI 0,94–1,54). Moderate Hämoglobin-Ziele waren nicht mit erhöhter Mortalität assoziiert.</w:t>
       </w:r>
     </w:p>
     <w:p>
@@ -351,7 +351,7 @@
         <w:rPr>
           <w:sz w:val="19"/>
         </w:rPr>
-        <w:t>USA und Großbritannien; Erkenntnisse zu Adoptionsbarrieren strukturell und regulatorisch teilweise übertragbar, aber digitaler Reifegrad unterschiedlich</w:t>
+        <w:t>Britisches Nierenregister, vergleichbare Sozialversicherung und Dokumentationspflichten wie Deutschland</w:t>
       </w:r>
     </w:p>
     <w:p>
@@ -360,7 +360,7 @@
           <w:color w:val="5A7D3A"/>
           <w:sz w:val="18"/>
         </w:rPr>
-        <w:t>https://pubmed.ncbi.nlm.nih.gov/42896135/</w:t>
+        <w:t>https://pubmed.ncbi.nlm.nih.gov/42893801/</w:t>
       </w:r>
     </w:p>
     <w:p>
@@ -368,7 +368,7 @@
         <w:pStyle w:val="Heading2"/>
       </w:pPr>
       <w:r>
-        <w:t>KI-gestützte Remote-Überwachung bei Herzinsuffizienz: von Druckmessung zur adaptiven Versorgung</w:t>
+        <w:t>Cybersicherheit von Remote-Patient-Monitoring-Systemen in Klinikum: europäisches Observational-Protokoll</w:t>
       </w:r>
     </w:p>
     <w:p>
@@ -378,12 +378,12 @@
           <w:color w:val="666666"/>
           <w:sz w:val="18"/>
         </w:rPr>
-        <w:t>Angermann CE et al.  ·  Curr Heart Fail Rep  ·  19.10.2026  ·  PMID 42895671</w:t>
+        <w:t>Falcone M et al.  ·  JMIR Res Protoc  ·  05.10.2026  ·  PMID 42832774</w:t>
       </w:r>
     </w:p>
     <w:p>
       <w:r>
-        <w:t>Review zu Möglichkeiten, KI zur Personalisierung von Remote-Patient-Management bei Herzinsuffizienz einzusetzen – untersucht, wie implantierte Drucksensoren mit KI-gestützter Risikoschichtung und individualisierten Monitoring-Plänen Outcomes verbessern könnten.</w:t>
+        <w:t>Deutsches Observational-Study-Protokoll zur systematischen Analyse der Cybersicherheit, Systemresilienz und Nutzerverhalten von IoMT-gestützten Remote-Patient-Monitoring-Systemen über deren gesamten Lebenszyklus in Klinik- und Homecare-Umgebung.</w:t>
       </w:r>
     </w:p>
     <w:p>
@@ -394,7 +394,7 @@
         <w:t xml:space="preserve">Ergebnis: </w:t>
       </w:r>
       <w:r>
-        <w:t>Randomisierte Studien (CHAMPION, GUIDE-HF, MONITOR-HF) zeigen: Druckgesteuertes Management reduziert Hospitalisierungen signifikant, aber erhebliches Residualrisiko bleibt. KI könnte multidimensionale Phänotypisierung für Pre-Implant-Selektion, personalisierte klinische Entscheidungshilfe und dynamische Anpassung der Monitoring-Intensität ermöglichen – mit Potenzial für bessere Outcomes, weniger Aufwand, höhere Kosteneffektivität.</w:t>
+        <w:t>Studiendesign mit System-Log-Analytik, Phishing-Simulation, Patch-Management-Bewertung und Awareness-Messungen; Ethical Approval erhalten (Dezember 2025), Patientenrekrutierung ab April 2026, Ergebnisse erwartet Oktober 2027.</w:t>
       </w:r>
     </w:p>
     <w:p>
@@ -409,7 +409,7 @@
         <w:rPr>
           <w:sz w:val="19"/>
         </w:rPr>
-        <w:t>Deutschland und Niederlande (Autoren), kardiale Versorgungsstruktur vergleichbar; praktische Implementierbarkeit abhängig von Infrastruktur</w:t>
+        <w:t>Deutsches Krankenhaus (Italien), EU-Regulierungskontext mit KI-Verordnung und MDR</w:t>
       </w:r>
     </w:p>
     <w:p>
@@ -418,7 +418,7 @@
           <w:color w:val="5A7D3A"/>
           <w:sz w:val="18"/>
         </w:rPr>
-        <w:t>https://pubmed.ncbi.nlm.nih.gov/42895671/</w:t>
+        <w:t>https://pubmed.ncbi.nlm.nih.gov/42832774/</w:t>
       </w:r>
     </w:p>
     <w:sectPr>

--- a/download/studien-aktuell.docx
+++ b/download/studien-aktuell.docx
@@ -62,7 +62,7 @@
           <w:color w:val="666666"/>
           <w:sz w:val="18"/>
         </w:rPr>
-        <w:t>Stand: 22.10.2026  |  6 Studien  |  ki.m-vf.de</w:t>
+        <w:t>Stand: 23.10.2026  |  6 Studien  |  ki.m-vf.de</w:t>
       </w:r>
     </w:p>
     <w:p>
@@ -70,7 +70,7 @@
         <w:pStyle w:val="Heading1"/>
       </w:pPr>
       <w:r>
-        <w:t>Aufgenommen am 22.10.2026</w:t>
+        <w:t>Aufgenommen am 23.10.2026</w:t>
       </w:r>
     </w:p>
     <w:p>
@@ -78,7 +78,7 @@
         <w:pStyle w:val="Heading2"/>
       </w:pPr>
       <w:r>
-        <w:t>KI-gestützte Entscheidungsunterstützung bei Brustschmerz reduziert Tests, Betten und Strahlenexposition</w:t>
+        <w:t>Machine Learning zur Vorhersage von Krankenhaussterblichkeit bei diabetischer Sepsis</w:t>
       </w:r>
     </w:p>
     <w:p>
@@ -88,12 +88,12 @@
           <w:color w:val="666666"/>
           <w:sz w:val="18"/>
         </w:rPr>
-        <w:t>Baugh CW et al.  ·  West J Emerg Med  ·  28.07.2026  ·  PMID 42900908</w:t>
+        <w:t>Shen Z et al.  ·  BMC Med Inform Decis Mak  ·  22.10.2026  ·  PMID 42907983</w:t>
       </w:r>
     </w:p>
     <w:p>
       <w:r>
-        <w:t>Monte-Carlo-Simulation mit 1.000 Iterationen zur Schätzung des nationalen Potenzials eines AI-CDSS zur Vermeidung überflüssiger Herzdiagnostik bei ED-Patienten mit Brustschmerz basierend auf EKG, Troponin und klinischen Daten.</w:t>
+        <w:t>Retrospektive Kohortenstudie mit 7716 Patienten aus MIMIC-IV-Datenbank zum Vergleich von sechs Machine-Learning-Algorithmen für Mortalitätsprognose bei septischen Diabetespatienten auf Intensivstationen.</w:t>
       </w:r>
     </w:p>
     <w:p>
@@ -104,7 +104,7 @@
         <w:t xml:space="preserve">Ergebnis: </w:t>
       </w:r>
       <w:r>
-        <w:t>Bei universeller Adoption: geschätzte jährliche Kosteneinsparungen 675 Millionen US$ (SD 340 Mio.) durch Vermeidung von 688.000 (SD 147.000) Tests, 537.000 (SD 115.000) vermiedene Kurzaufenthalte, 8,3 Millionen Bettstunden eingespart, 490 Krebsfälle und 250 Todesfälle durch reduzierte Strahlung vermieden.</w:t>
+        <w:t>Gradient Boosting Decision Tree erreichte beste Vorhersagegüte (AUC 0,792) und übertraf konventionellen SOFA-Score. SHAP-Analyse zeigte klinische Feature-Hierarchie. Modellinterpretierbarkeit ermöglichte potenzielle Adoption in der Klinik.</w:t>
       </w:r>
     </w:p>
     <w:p>
@@ -119,7 +119,7 @@
         <w:rPr>
           <w:sz w:val="19"/>
         </w:rPr>
-        <w:t>Simulationsergebnis basiert auf europäischer Validierungskohorte; Kosteneinsparungslogik systemübergreifend relevant</w:t>
+        <w:t>USA-Daten, aber Methodik und Sepsis-Management sind übertragbar</w:t>
       </w:r>
     </w:p>
     <w:p>
@@ -128,7 +128,7 @@
           <w:color w:val="5A7D3A"/>
           <w:sz w:val="18"/>
         </w:rPr>
-        <w:t>https://pubmed.ncbi.nlm.nih.gov/42900908/</w:t>
+        <w:t>https://pubmed.ncbi.nlm.nih.gov/42907983/</w:t>
       </w:r>
     </w:p>
     <w:p>
@@ -136,7 +136,7 @@
         <w:pStyle w:val="Heading2"/>
       </w:pPr>
       <w:r>
-        <w:t>Digitale Entscheidungsunterstützung für Arzneimittelbewertung: belgisches Multi-Kriterien-Modell</w:t>
+        <w:t>LLM-Zuverlässigkeit beim Feedback zu ärztlichen Zusammenfassungen in Virtual-Patient-Systemen</w:t>
       </w:r>
     </w:p>
     <w:p>
@@ -146,12 +146,12 @@
           <w:color w:val="666666"/>
           <w:sz w:val="18"/>
         </w:rPr>
-        <w:t>Blonda A et al.  ·  Int J Technol Assess Health Care  ·  19.10.2026  ·  PMID 42894980</w:t>
+        <w:t>Stadler P et al.  ·  JMIR Med Educ  ·  21.10.2026  ·  PMID 42906147</w:t>
       </w:r>
     </w:p>
     <w:p>
       <w:r>
-        <w:t>Entwicklung und Pilotierung eines Machine-Learning-gestützten Multi-Criteria Decision Analysis (MCDA)-Rahmens in Belgien zur transparenteren Reimbursement-Entscheidung bei Orphan Drugs mit expliziter Gewichtung von Kriterien.</w:t>
+        <w:t>Experimentelle Studie mit 122 bewerteten Fallzusammenfassungen (Englisch/Deutsch) aus 6 Virtual-Patient-Fällen zum Test von vier LLMs (Claude, GPT-4o, Mistral Large/7B) bei rubrik-gestütztem Scoring mit verschiedenen Prompting-Strategien.</w:t>
       </w:r>
     </w:p>
     <w:p>
@@ -162,7 +162,7 @@
         <w:t xml:space="preserve">Ergebnis: </w:t>
       </w:r>
       <w:r>
-        <w:t>Sieben quantitative und drei qualitative Kriterien wurden durch Delphi-Prozess gewichtet; vier Orphan Drugs wurden bewertet und zeigten unterschiedliche MCDA-Scores (0,39–0,77), wobei unmet medical need das höchste Gewicht erhielt.</w:t>
+        <w:t>Große geschlossene Modelle (Claude, GPT-4o, Mistral Large) zeigten hohe Test-Retest-Zuverlässigkeit (ICC≥0,92). Claude war praktisch deterministisch (ICC/Fleiss κ≥0,99). Few-shot+CoT-Prompting erzielte beste Konkordanz mit Experten: Mistral Large 77 % Genauigkeit, Gwet AC1 0,85. LLMs können skalierbare formale Feedback geben, sollten aber Expertenurteil ergänzen, nicht ersetzen.</w:t>
       </w:r>
     </w:p>
     <w:p>
@@ -177,7 +177,7 @@
         <w:rPr>
           <w:sz w:val="19"/>
         </w:rPr>
-        <w:t>Belgisches System, vergleichbar mit deutschem HTA-Ansatz und Nutzenbewertung</w:t>
+        <w:t>Deutsche Fallstudien, europäische Kliniken, Lehrkontext</w:t>
       </w:r>
     </w:p>
     <w:p>
@@ -186,7 +186,7 @@
           <w:color w:val="5A7D3A"/>
           <w:sz w:val="18"/>
         </w:rPr>
-        <w:t>https://pubmed.ncbi.nlm.nih.gov/42894980/</w:t>
+        <w:t>https://pubmed.ncbi.nlm.nih.gov/42906147/</w:t>
       </w:r>
     </w:p>
     <w:p>
@@ -194,7 +194,7 @@
         <w:pStyle w:val="Heading2"/>
       </w:pPr>
       <w:r>
-        <w:t>KI-gestützte Diagnostik und Entscheidungsunterstützung in der Psychiatrie: Europäische Perspektive</w:t>
+        <w:t>KI-gestützte Delir-Risikovorhersage versus 4AT-Score in der Traumatologie</w:t>
       </w:r>
     </w:p>
     <w:p>
@@ -204,12 +204,12 @@
           <w:color w:val="666666"/>
           <w:sz w:val="18"/>
         </w:rPr>
-        <w:t>Healy J et al.  ·  Eur Psychiatry  ·  19.10.2026  ·  PMID 42894499</w:t>
+        <w:t>Franceschini K et al.  ·  JMIR Form Res  ·  21.10.2026  ·  PMID 42906075</w:t>
       </w:r>
     </w:p>
     <w:p>
       <w:r>
-        <w:t>Narrative Übersichtsarbeit zur Rolle von KI und Machine Learning bei der Bewältigung von Herausforderungen in der europäischen psychiatrischen Versorgung, einschließlich Diagnoseverzögerungen, Fachkräftemangel und Burnout-Belastung.</w:t>
+        <w:t>Prospektive Kohortenstudie an 2002 Patienten einer Traumastation, die KI-basierte Delir-Vorhersage mit dem etablierten 4AT-Screening-Tool verglichen hat.</w:t>
       </w:r>
     </w:p>
     <w:p>
@@ -220,7 +220,7 @@
         <w:t xml:space="preserve">Ergebnis: </w:t>
       </w:r>
       <w:r>
-        <w:t>Die Arbeit identifiziert digitale Technologien und KI als potenziell geeignet zur Verbesserung der psychischen Gesundheitsversorgung in Europa, nennt aber keine konkreten Leistungskennzahlen oder Effektgrößen.</w:t>
+        <w:t>Die KI-basierte Methode erkannte 87,3 % der Patienten mit späterem Delir korrekt als Risikopatienten (vs. 28,0 % für 4AT), bei allerdings niedrigerer Spezifität (73,9 % vs. 96,3 %). AUC 0,884. Das Tool ermöglicht proaktive Risikovorhersage bereits bei Aufnahme ohne administrativen Mehraufwand.</w:t>
       </w:r>
     </w:p>
     <w:p>
@@ -235,7 +235,7 @@
         <w:rPr>
           <w:sz w:val="19"/>
         </w:rPr>
-        <w:t>Europäischer Schwerpunkt, vergleichbare Gesundheitssysteme und Herausforderungen</w:t>
+        <w:t>Österreich, klinische Daten elektronischer Krankenakten, direkter Versorgungsnutzen</w:t>
       </w:r>
     </w:p>
     <w:p>
@@ -244,7 +244,7 @@
           <w:color w:val="5A7D3A"/>
           <w:sz w:val="18"/>
         </w:rPr>
-        <w:t>https://pubmed.ncbi.nlm.nih.gov/42894499/</w:t>
+        <w:t>https://pubmed.ncbi.nlm.nih.gov/42906075/</w:t>
       </w:r>
     </w:p>
     <w:p>
@@ -252,7 +252,7 @@
         <w:pStyle w:val="Heading2"/>
       </w:pPr>
       <w:r>
-        <w:t>LLM-Vergleich für klinische Entscheidungsunterstützung in der Implantologie: Spezifität, Genauigkeit und klinischer Nutzen</w:t>
+        <w:t>Psychosoziale Faktoren in der Telecare-Akzeptanz durch Pflegepersonen im Alter</w:t>
       </w:r>
     </w:p>
     <w:p>
@@ -262,12 +262,12 @@
           <w:color w:val="666666"/>
           <w:sz w:val="18"/>
         </w:rPr>
-        <w:t>Alevizakos V et al.  ·  BMC Oral Health  ·  23.07.2026  ·  PMID 42894220</w:t>
+        <w:t>Dolničar V et al.  ·  JMIR Aging  ·  20.10.2026  ·  PMID 42904387</w:t>
       </w:r>
     </w:p>
     <w:p>
       <w:r>
-        <w:t>Vergleich von vier Large Language Models (ChatGPT, Gemini, LLaMA mit und ohne Retrieval-Augmented Generation) durch blinded Expert Assessment bezüglich Spezifität, Genauigkeit und klinischer Nutzbarkeit bei 16 zahnärztlichen Fragen.</w:t>
+        <w:t>Querschnittsstudie mit 526 Pflegepersonen in Slowenien zu Faktoren der Telecare-Nutzungsabsicht, unter Erweiterung des UTAUT-Modells um psychosoziale Outcomes (Sicherheitsgefühl, Beruhigung, Verbundenheit).</w:t>
       </w:r>
     </w:p>
     <w:p>
@@ -278,7 +278,7 @@
         <w:t xml:space="preserve">Ergebnis: </w:t>
       </w:r>
       <w:r>
-        <w:t>LLaMA 3.2 mit RAG erzielte höchste Scores über alle Kriterien (Spezifität Median 9,0, Genauigkeit 9,5, klinischer Nutzen 10,0; alle p&lt;0,001 vs. andere Modelle). RAG-Modelle mit Zugriff auf strukturierte Leitlinien zeigten superior konsistente klinische Performance.</w:t>
+        <w:t>Psychosoziale Outcomes zeigten stärkste Assoziation mit Nutzungsabsicht (β=0,41, p&lt;0,001). Leistungserwartung (β=0,52), förderliche Bedingungen (β=0,11) und sozialer Einfluss (β=0,21) signifikant. Modell erklärte 54 % der Varianz. Psychosoziale Faktoren sind kritischer als bloße Funktionalität.</w:t>
       </w:r>
     </w:p>
     <w:p>
@@ -293,7 +293,7 @@
         <w:rPr>
           <w:sz w:val="19"/>
         </w:rPr>
-        <w:t>Zahnmedizin mit europäischen Studienteilnehmern, Methodologie auf deutsches Gesundheitssystem übertragbar</w:t>
+        <w:t>Slowenien, europäischer Kontext, aber Prätest-Absicht, nicht tatsächliche Nutzung</w:t>
       </w:r>
     </w:p>
     <w:p>
@@ -302,7 +302,7 @@
           <w:color w:val="5A7D3A"/>
           <w:sz w:val="18"/>
         </w:rPr>
-        <w:t>https://pubmed.ncbi.nlm.nih.gov/42894220/</w:t>
+        <w:t>https://pubmed.ncbi.nlm.nih.gov/42904387/</w:t>
       </w:r>
     </w:p>
     <w:p>
@@ -310,7 +310,7 @@
         <w:pStyle w:val="Heading2"/>
       </w:pPr>
       <w:r>
-        <w:t>Real-World Evidence aus EHR-Daten: KI-gestützte Auswertung von Dialysepatienten-Registern zur Optimierung der Anämiebehandlung</w:t>
+        <w:t>Ärztebewertung von Datenqualität in neuem länderübergreifendem EHR-System</w:t>
       </w:r>
     </w:p>
     <w:p>
@@ -320,12 +320,12 @@
           <w:color w:val="666666"/>
           <w:sz w:val="18"/>
         </w:rPr>
-        <w:t>Birnie K et al.  ·  Pharmacoepidemiol Drug Saf  ·  Nov. 2026  ·  PMID 42893801</w:t>
+        <w:t>Golburean O et al.  ·  JMIR Form Res  ·  20.10.2026  ·  PMID 42902907</w:t>
       </w:r>
     </w:p>
     <w:p>
       <w:r>
-        <w:t>Retrospektive Real-World-Evidence-Studie mit EHR-Daten von UK-Nierenzentren (n=8.628, 2004–2016) zur Evaluation unterschiedlicher Hämoglobin-Ziele unter standardisiertem Darbepoetin-Protokoll mittels Machine Learning (clone-censor-weight).</w:t>
+        <w:t>Mixed-Methods-Studie mit Befragung und Interviews von Klinikärzten nach Einführung eines neuen institutionsübergreifenden EHR-Systems in Norwegen (2023–2024).</w:t>
       </w:r>
     </w:p>
     <w:p>
@@ -336,7 +336,7 @@
         <w:t xml:space="preserve">Ergebnis: </w:t>
       </w:r>
       <w:r>
-        <w:t>Hazard Ratio für Mortalität bei Hämoglobin 105–125 g/L vs. 95–115 g/L: 0,92 (95% KI 0,75–1,12); bei &gt;125 g/L: 1,20 (95% KI 0,94–1,54). Moderate Hämoglobin-Ziele waren nicht mit erhöhter Mortalität assoziiert.</w:t>
+        <w:t>Mehrheit der Ärzte kritisierte Datenorganisation und Überfülle an Informationen; Verbesserungen in Datenzugriff anerkannt. Zeitverlauf-Funktion zur Patientenüberwachung und Chat-Funktion für Kollegenkommunikation als nutzbringend bewertet. Patientenportal verbesserte Kommunikation, aber Nutzbarkeit erfordert umfangreiche Schulung.</w:t>
       </w:r>
     </w:p>
     <w:p>
@@ -351,7 +351,7 @@
         <w:rPr>
           <w:sz w:val="19"/>
         </w:rPr>
-        <w:t>Britisches Nierenregister, vergleichbare Sozialversicherung und Dokumentationspflichten wie Deutschland</w:t>
+        <w:t>Norwegen, vergleichbare EHR-Infrastruktur und Datenschutzstandards</w:t>
       </w:r>
     </w:p>
     <w:p>
@@ -360,7 +360,7 @@
           <w:color w:val="5A7D3A"/>
           <w:sz w:val="18"/>
         </w:rPr>
-        <w:t>https://pubmed.ncbi.nlm.nih.gov/42893801/</w:t>
+        <w:t>https://pubmed.ncbi.nlm.nih.gov/42902907/</w:t>
       </w:r>
     </w:p>
     <w:p>
@@ -368,7 +368,7 @@
         <w:pStyle w:val="Heading2"/>
       </w:pPr>
       <w:r>
-        <w:t>Cybersicherheit von Remote-Patient-Monitoring-Systemen in Klinikum: europäisches Observational-Protokoll</w:t>
+        <w:t>LLM-gestützte Harmonisierung widersprüchlicher Leitlinien für Delphi-Konsensfindung</w:t>
       </w:r>
     </w:p>
     <w:p>
@@ -378,12 +378,12 @@
           <w:color w:val="666666"/>
           <w:sz w:val="18"/>
         </w:rPr>
-        <w:t>Falcone M et al.  ·  JMIR Res Protoc  ·  05.10.2026  ·  PMID 42832774</w:t>
+        <w:t>Haas M et al.  ·  J Med Internet Res  ·  20.10.2026  ·  PMID 42902842</w:t>
       </w:r>
     </w:p>
     <w:p>
       <w:r>
-        <w:t>Deutsches Observational-Study-Protokoll zur systematischen Analyse der Cybersicherheit, Systemresilienz und Nutzerverhalten von IoMT-gestützten Remote-Patient-Monitoring-Systemen über deren gesamten Lebenszyklus in Klinik- und Homecare-Umgebung.</w:t>
+        <w:t>Methodische Studie zur Entwicklung eines reproduzierbaren Workflows für LLM-gestützte Analyse konkurrierender klinischer Leitlinien und Identifikation von Evidenzlücken, am Beispiel Peniskarzinom durchgeführt.</w:t>
       </w:r>
     </w:p>
     <w:p>
@@ -394,7 +394,7 @@
         <w:t xml:space="preserve">Ergebnis: </w:t>
       </w:r>
       <w:r>
-        <w:t>Studiendesign mit System-Log-Analytik, Phishing-Simulation, Patch-Management-Bewertung und Awareness-Messungen; Ethical Approval erhalten (Dezember 2025), Patientenrekrutierung ab April 2026, Ergebnisse erwartet Oktober 2027.</w:t>
+        <w:t>Workflow extrahierte 157 Empfehlungen aus 5 Leitlinien und verdichtete diese zu 68 harmonisierten Kandidaten-Items; 15 Konsens-Items, 53 divergente/ambivalente Items, 9 echte Lücken identifiziert. Dreifach-Ensemble-Konsistenzprüfung mit Expertenvalidierung: 62 finale Delphi-ready Items.</w:t>
       </w:r>
     </w:p>
     <w:p>
@@ -409,7 +409,7 @@
         <w:rPr>
           <w:sz w:val="19"/>
         </w:rPr>
-        <w:t>Deutsches Krankenhaus (Italien), EU-Regulierungskontext mit KI-Verordnung und MDR</w:t>
+        <w:t>Deutschland/Europa, Standard-Leitlinienmethodik und Konsensverfahren</w:t>
       </w:r>
     </w:p>
     <w:p>
@@ -418,7 +418,7 @@
           <w:color w:val="5A7D3A"/>
           <w:sz w:val="18"/>
         </w:rPr>
-        <w:t>https://pubmed.ncbi.nlm.nih.gov/42832774/</w:t>
+        <w:t>https://pubmed.ncbi.nlm.nih.gov/42902842/</w:t>
       </w:r>
     </w:p>
     <w:sectPr>

--- a/download/studien-aktuell.docx
+++ b/download/studien-aktuell.docx
@@ -62,7 +62,7 @@
           <w:color w:val="666666"/>
           <w:sz w:val="18"/>
         </w:rPr>
-        <w:t>Stand: 23.10.2026  |  6 Studien  |  ki.m-vf.de</w:t>
+        <w:t>Stand: 24.10.2026  |  6 Studien  |  ki.m-vf.de</w:t>
       </w:r>
     </w:p>
     <w:p>
@@ -70,7 +70,7 @@
         <w:pStyle w:val="Heading1"/>
       </w:pPr>
       <w:r>
-        <w:t>Aufgenommen am 23.10.2026</w:t>
+        <w:t>Aufgenommen am 24.10.2026</w:t>
       </w:r>
     </w:p>
     <w:p>
@@ -78,7 +78,7 @@
         <w:pStyle w:val="Heading2"/>
       </w:pPr>
       <w:r>
-        <w:t>Machine Learning zur Vorhersage von Krankenhaussterblichkeit bei diabetischer Sepsis</w:t>
+        <w:t>Machine-Learning-Modell zur Vorhersage von 30-Tage-Wiederaufnahmen nach Nierentransplantation</w:t>
       </w:r>
     </w:p>
     <w:p>
@@ -88,12 +88,12 @@
           <w:color w:val="666666"/>
           <w:sz w:val="18"/>
         </w:rPr>
-        <w:t>Shen Z et al.  ·  BMC Med Inform Decis Mak  ·  22.10.2026  ·  PMID 42907983</w:t>
+        <w:t>Pinto-Ramírez J et al.  ·  BMC Med Inform Decis Mak  ·  28.07.2026  ·  PMID 42919237</w:t>
       </w:r>
     </w:p>
     <w:p>
       <w:r>
-        <w:t>Retrospektive Kohortenstudie mit 7716 Patienten aus MIMIC-IV-Datenbank zum Vergleich von sechs Machine-Learning-Algorithmen für Mortalitätsprognose bei septischen Diabetespatienten auf Intensivstationen.</w:t>
+        <w:t>Retrospektive Kohortenstudie (2.110 Erwachsene, 2008–2023) zur Entwicklung eines ML-Modells (Random Forest, XGBoost) für 30-Tage-Wiederaufnahmen mit Validierung und web-basiertem Risikokalkulator für Klinikteams.</w:t>
       </w:r>
     </w:p>
     <w:p>
@@ -104,7 +104,7 @@
         <w:t xml:space="preserve">Ergebnis: </w:t>
       </w:r>
       <w:r>
-        <w:t>Gradient Boosting Decision Tree erreichte beste Vorhersagegüte (AUC 0,792) und übertraf konventionellen SOFA-Score. SHAP-Analyse zeigte klinische Feature-Hierarchie. Modellinterpretierbarkeit ermöglichte potenzielle Adoption in der Klinik.</w:t>
+        <w:t>Wiederaufnahmerate 14,5 %. XGBoost erzielte höchste Diskriminierung (AUC 0,750, 95%-KI 0,722–0,778). Random Forest (AUC 0,744) und logistische Regression (AUC 0,747) vergleichbar. Wichtigste Prädiktoren: Aufenthaltsdauer, Dialysedauer, GFR Tag 7, Empfängeralter, chirurgische Reintervention. Web-basierter Kalkulator verfügbar; externe Validierung ausstehend.</w:t>
       </w:r>
     </w:p>
     <w:p>
@@ -119,7 +119,7 @@
         <w:rPr>
           <w:sz w:val="19"/>
         </w:rPr>
-        <w:t>USA-Daten, aber Methodik und Sepsis-Management sind übertragbar</w:t>
+        <w:t>Kolumbien, aber Methodik und Prognoseansatz direkt auf deutsche Transplantationszentren übertragbar.</w:t>
       </w:r>
     </w:p>
     <w:p>
@@ -128,7 +128,7 @@
           <w:color w:val="5A7D3A"/>
           <w:sz w:val="18"/>
         </w:rPr>
-        <w:t>https://pubmed.ncbi.nlm.nih.gov/42907983/</w:t>
+        <w:t>https://pubmed.ncbi.nlm.nih.gov/42919237/</w:t>
       </w:r>
     </w:p>
     <w:p>
@@ -136,7 +136,7 @@
         <w:pStyle w:val="Heading2"/>
       </w:pPr>
       <w:r>
-        <w:t>LLM-Zuverlässigkeit beim Feedback zu ärztlichen Zusammenfassungen in Virtual-Patient-Systemen</w:t>
+        <w:t>ML-Modell aus quantitativer MRT und klinischen Variablen sagt Gehfähigkeitsverlust bei DMD voraus</w:t>
       </w:r>
     </w:p>
     <w:p>
@@ -146,12 +146,12 @@
           <w:color w:val="666666"/>
           <w:sz w:val="18"/>
         </w:rPr>
-        <w:t>Stadler P et al.  ·  JMIR Med Educ  ·  21.10.2026  ·  PMID 42906147</w:t>
+        <w:t>Liu C et al.  ·  J Cachexia Sarcopenia Muscle  ·  Okt. 2026  ·  PMID 42913715</w:t>
       </w:r>
     </w:p>
     <w:p>
       <w:r>
-        <w:t>Experimentelle Studie mit 122 bewerteten Fallzusammenfassungen (Englisch/Deutsch) aus 6 Virtual-Patient-Fällen zum Test von vier LLMs (Claude, GPT-4o, Mistral Large/7B) bei rubrik-gestütztem Scoring mit verschiedenen Prompting-Strategien.</w:t>
+        <w:t>Prospektive Studie (188 DMD-Jungen, 43,5 Monate Follow-up) zur Entwicklung eines Random-Survival-Forest-Modells mit Fettinfiltrations-MRT-Parametern und klinischen Variablen zur individualisierten Risikovorhersage für Gehfähigkeitsverlust.</w:t>
       </w:r>
     </w:p>
     <w:p>
@@ -162,7 +162,7 @@
         <w:t xml:space="preserve">Ergebnis: </w:t>
       </w:r>
       <w:r>
-        <w:t>Große geschlossene Modelle (Claude, GPT-4o, Mistral Large) zeigten hohe Test-Retest-Zuverlässigkeit (ICC≥0,92). Claude war praktisch deterministisch (ICC/Fleiss κ≥0,99). Few-shot+CoT-Prompting erzielte beste Konkordanz mit Experten: Mistral Large 77 % Genauigkeit, Gwet AC1 0,85. LLMs können skalierbare formale Feedback geben, sollten aber Expertenurteil ergänzen, nicht ersetzen.</w:t>
+        <w:t>66 Patienten (35,1 %) erlebten Gehfähigkeitsverlust. RSF-Modell mit 6 Prädiktoren (NSAA-Score, MRC%, Alter, 3 Fettinfiltrationswerte): C-Index 0,870 (95%-KI 0,764–0,957), überlegen gegenüber klinischem Cox (0,804) und Ridge-Cox (0,853). Zeit-abhängige AUCs 0,984/0,971/0,913/0,850 bei 12/24/36/48 Monaten. Risikogruppen-Stratifikation mit log-rank p = 0,0025. Web-Tool verfügbar.</w:t>
       </w:r>
     </w:p>
     <w:p>
@@ -177,7 +177,7 @@
         <w:rPr>
           <w:sz w:val="19"/>
         </w:rPr>
-        <w:t>Deutsche Fallstudien, europäische Kliniken, Lehrkontext</w:t>
+        <w:t>China, aber Methodik mit quantitativer MRT und genetischen Markern auf europäische DMD-Zentren mit ähnlicher Ausstattung übertragbar.</w:t>
       </w:r>
     </w:p>
     <w:p>
@@ -186,7 +186,7 @@
           <w:color w:val="5A7D3A"/>
           <w:sz w:val="18"/>
         </w:rPr>
-        <w:t>https://pubmed.ncbi.nlm.nih.gov/42906147/</w:t>
+        <w:t>https://pubmed.ncbi.nlm.nih.gov/42913715/</w:t>
       </w:r>
     </w:p>
     <w:p>
@@ -194,7 +194,7 @@
         <w:pStyle w:val="Heading2"/>
       </w:pPr>
       <w:r>
-        <w:t>KI-gestützte Delir-Risikovorhersage versus 4AT-Score in der Traumatologie</w:t>
+        <w:t>Ethik der Telerehabilitation in der Krebsnachsorge: Versorgungsgerechtigkeit und Verantwortung</w:t>
       </w:r>
     </w:p>
     <w:p>
@@ -204,12 +204,12 @@
           <w:color w:val="666666"/>
           <w:sz w:val="18"/>
         </w:rPr>
-        <w:t>Franceschini K et al.  ·  JMIR Form Res  ·  21.10.2026  ·  PMID 42906075</w:t>
+        <w:t>Lorenz MC et al.  ·  J Med Internet Res  ·  22.10.2026  ·  PMID 42912965</w:t>
       </w:r>
     </w:p>
     <w:p>
       <w:r>
-        <w:t>Prospektive Kohortenstudie an 2002 Patienten einer Traumastation, die KI-basierte Delir-Vorhersage mit dem etablierten 4AT-Screening-Tool verglichen hat.</w:t>
+        <w:t>Qualitative Analyse von Leitlinien und Fachliteratur zur Telerehabilitation nach Krebsbehandlung, mit Fokus auf Verantwortung in drei Bereichen: interpersonale Versorgungsqualität, rechtliche Rahmenbedingungen und Positionierung im Gesundheitssystem.</w:t>
       </w:r>
     </w:p>
     <w:p>
@@ -220,7 +220,7 @@
         <w:t xml:space="preserve">Ergebnis: </w:t>
       </w:r>
       <w:r>
-        <w:t>Die KI-basierte Methode erkannte 87,3 % der Patienten mit späterem Delir korrekt als Risikopatienten (vs. 28,0 % für 4AT), bei allerdings niedrigerer Spezifität (73,9 % vs. 96,3 %). AUC 0,884. Das Tool ermöglicht proaktive Risikovorhersage bereits bei Aufnahme ohne administrativen Mehraufwand.</w:t>
+        <w:t>Die Autoren identifizierten, dass ethische Diskussionen zu Telerehabilitation sich überwiegend auf Sicherheit, Datenschutz und Compliance konzentrieren, während Zwecksetzung, Gerechtigkeit und Patientenperspektiven unterrepräsentiert sind. Nutzen und Lasten hängen von Alter, digitaler Kompetenz, Konnektivität, Betreuungsverfügbarkeit und Behinderungen ab – Gerechtigkeitsansprüche gelten daher nicht universell.</w:t>
       </w:r>
     </w:p>
     <w:p>
@@ -235,7 +235,7 @@
         <w:rPr>
           <w:sz w:val="19"/>
         </w:rPr>
-        <w:t>Österreich, klinische Daten elektronischer Krankenakten, direkter Versorgungsnutzen</w:t>
+        <w:t>Europäische Studie, deutsche Beteiligung; direkt übertragbar auf deutsches Gesundheitssystem und seine Versorgungsverpflichtung.</w:t>
       </w:r>
     </w:p>
     <w:p>
@@ -244,7 +244,7 @@
           <w:color w:val="5A7D3A"/>
           <w:sz w:val="18"/>
         </w:rPr>
-        <w:t>https://pubmed.ncbi.nlm.nih.gov/42906075/</w:t>
+        <w:t>https://pubmed.ncbi.nlm.nih.gov/42912965/</w:t>
       </w:r>
     </w:p>
     <w:p>
@@ -252,7 +252,7 @@
         <w:pStyle w:val="Heading2"/>
       </w:pPr>
       <w:r>
-        <w:t>Psychosoziale Faktoren in der Telecare-Akzeptanz durch Pflegepersonen im Alter</w:t>
+        <w:t>KI-gestützte Echtzeit-Klassifikation von Kolonialpolypen: europäisch-japanische Multicenterstudie</w:t>
       </w:r>
     </w:p>
     <w:p>
@@ -262,12 +262,12 @@
           <w:color w:val="666666"/>
           <w:sz w:val="18"/>
         </w:rPr>
-        <w:t>Dolničar V et al.  ·  JMIR Aging  ·  20.10.2026  ·  PMID 42904387</w:t>
+        <w:t>Olabintan O et al.  ·  JMIR Res Protoc  ·  21.10.2026  ·  PMID 42905971</w:t>
       </w:r>
     </w:p>
     <w:p>
       <w:r>
-        <w:t>Querschnittsstudie mit 526 Pflegepersonen in Slowenien zu Faktoren der Telecare-Nutzungsabsicht, unter Erweiterung des UTAUT-Modells um psychosoziale Outcomes (Sicherheitsgefühl, Beruhigung, Verbundenheit).</w:t>
+        <w:t>Protokoll für prospektive Multicenterstudie mit über 17.000 Bildern aus 9 Zentren (8 europäisch, 1 japanisch) zur Entwicklung eines multiklassifizierten AI-Systems (Nichtneoplasie, niedrig-/hochgradige Adenome, sessile Polypen, invasives Karzinom) zur Verbesserung der optischen Diagnostik während Koloskopie.</w:t>
       </w:r>
     </w:p>
     <w:p>
@@ -278,7 +278,7 @@
         <w:t xml:space="preserve">Ergebnis: </w:t>
       </w:r>
       <w:r>
-        <w:t>Psychosoziale Outcomes zeigten stärkste Assoziation mit Nutzungsabsicht (β=0,41, p&lt;0,001). Leistungserwartung (β=0,52), förderliche Bedingungen (β=0,11) und sozialer Einfluss (β=0,21) signifikant. Modell erklärte 54 % der Varianz. Psychosoziale Faktoren sind kritischer als bloße Funktionalität.</w:t>
+        <w:t>Studienprotokoll; Zieldefinition: 85 % Genauigkeit der AI-Klassifikation. Einsatz von SimCLR-basiertem halbüberwachtem Lernen mit Grad-CAM für Interpretierbarkeit. Datenmanagement über REDCap mit Deidentifikation geplant. Ziel ist klinisch anwendbares, multimodales System jenseits binärer Klassifizierung.</w:t>
       </w:r>
     </w:p>
     <w:p>
@@ -293,7 +293,7 @@
         <w:rPr>
           <w:sz w:val="19"/>
         </w:rPr>
-        <w:t>Slowenien, europäischer Kontext, aber Prätest-Absicht, nicht tatsächliche Nutzung</w:t>
+        <w:t>Hauptsächlich europäische Zentren (UK, Spanien, Norwegen, Deutschland, Italien, Dänemark); deutsches Zentrum beteiligt; direkt relevant für deutsche Klinikpraxis.</w:t>
       </w:r>
     </w:p>
     <w:p>
@@ -302,7 +302,7 @@
           <w:color w:val="5A7D3A"/>
           <w:sz w:val="18"/>
         </w:rPr>
-        <w:t>https://pubmed.ncbi.nlm.nih.gov/42904387/</w:t>
+        <w:t>https://pubmed.ncbi.nlm.nih.gov/42905971/</w:t>
       </w:r>
     </w:p>
     <w:p>
@@ -310,7 +310,7 @@
         <w:pStyle w:val="Heading2"/>
       </w:pPr>
       <w:r>
-        <w:t>Ärztebewertung von Datenqualität in neuem länderübergreifendem EHR-System</w:t>
+        <w:t>LLM-Zugang erhöht Gesundheitskompetenz, nicht rational begründete Arzneimittelnutzung: Querschnittsstudie</w:t>
       </w:r>
     </w:p>
     <w:p>
@@ -320,12 +320,12 @@
           <w:color w:val="666666"/>
           <w:sz w:val="18"/>
         </w:rPr>
-        <w:t>Golburean O et al.  ·  JMIR Form Res  ·  20.10.2026  ·  PMID 42902907</w:t>
+        <w:t>Raif K et al.  ·  Front Public Health  ·  06.10.2026  ·  PMID 42903289</w:t>
       </w:r>
     </w:p>
     <w:p>
       <w:r>
-        <w:t>Mixed-Methods-Studie mit Befragung und Interviews von Klinikärzten nach Einführung eines neuen institutionsübergreifenden EHR-Systems in Norwegen (2023–2024).</w:t>
+        <w:t>Strukturgleichungsmodellierung bei 445 Erwachsenen zur Untersuchung, wie KI-Einstellung und individuelle Innovativität über Gesundheitskompetenz auf rationale Arzneimittelnutzung wirken – Fokus auf Unterscheidung zwischen Informationszugang und klinischer Disziplin.</w:t>
       </w:r>
     </w:p>
     <w:p>
@@ -336,7 +336,7 @@
         <w:t xml:space="preserve">Ergebnis: </w:t>
       </w:r>
       <w:r>
-        <w:t>Mehrheit der Ärzte kritisierte Datenorganisation und Überfülle an Informationen; Verbesserungen in Datenzugriff anerkannt. Zeitverlauf-Funktion zur Patientenüberwachung und Chat-Funktion für Kollegenkommunikation als nutzbringend bewertet. Patientenportal verbesserte Kommunikation, aber Nutzbarkeit erfordert umfangreiche Schulung.</w:t>
+        <w:t>Individuelle Innovativität zeigte signifikanten positiven Effekt auf Gesundheitskompetenz (direkt) und rationale Arzneimittelnutzung (vermittelt über Gesundheitskompetenz). Positive KI-Einstellung verbesserte Gesundheitskompetenz signifikant, führte aber nicht zu verbesserter Arzneimittelnutzung. Modellfit: χ²/df = 2,45, CFI = 0,935, RMSEA = 0,062. Kernbefund: algorithmische Anleitung kann ärztliche Überwachung nicht ersetzen.</w:t>
       </w:r>
     </w:p>
     <w:p>
@@ -351,7 +351,7 @@
         <w:rPr>
           <w:sz w:val="19"/>
         </w:rPr>
-        <w:t>Norwegen, vergleichbare EHR-Infrastruktur und Datenschutzstandards</w:t>
+        <w:t>Zypern, kleinere Stichprobe, aber methoden- und sicherheitsbefunde übertragbar; zeigt Risiken bei unkritischer LLM-Nutzung.</w:t>
       </w:r>
     </w:p>
     <w:p>
@@ -360,7 +360,7 @@
           <w:color w:val="5A7D3A"/>
           <w:sz w:val="18"/>
         </w:rPr>
-        <w:t>https://pubmed.ncbi.nlm.nih.gov/42902907/</w:t>
+        <w:t>https://pubmed.ncbi.nlm.nih.gov/42903289/</w:t>
       </w:r>
     </w:p>
     <w:p>
@@ -368,7 +368,7 @@
         <w:pStyle w:val="Heading2"/>
       </w:pPr>
       <w:r>
-        <w:t>LLM-gestützte Harmonisierung widersprüchlicher Leitlinien für Delphi-Konsensfindung</w:t>
+        <w:t>Kontaktlose Radar-basierte Schlafstadien-Klassifikation: Validierungsstudie an 1.022 Probanden</w:t>
       </w:r>
     </w:p>
     <w:p>
@@ -378,12 +378,12 @@
           <w:color w:val="666666"/>
           <w:sz w:val="18"/>
         </w:rPr>
-        <w:t>Haas M et al.  ·  J Med Internet Res  ·  20.10.2026  ·  PMID 42902842</w:t>
+        <w:t>Diao Z et al.  ·  Physiol Meas  ·  20.10.2026  ·  PMID 42838096</w:t>
       </w:r>
     </w:p>
     <w:p>
       <w:r>
-        <w:t>Methodische Studie zur Entwicklung eines reproduzierbaren Workflows für LLM-gestützte Analyse konkurrierender klinischer Leitlinien und Identifikation von Evidenzlücken, am Beispiel Peniskarzinom durchgeführt.</w:t>
+        <w:t>Prospektive Validierungsstudie eines 60-GHz-Radarsystems (Sleepal AI Lamp) zur berührungslosen Schlafklassifikation im Vergleich zu Polysomnographie bei 1.022 Probanden mit normalen und pathologischen Schlafprofilen (Schlafapnoe aller Schweregrade).</w:t>
       </w:r>
     </w:p>
     <w:p>
@@ -394,7 +394,7 @@
         <w:t xml:space="preserve">Ergebnis: </w:t>
       </w:r>
       <w:r>
-        <w:t>Workflow extrahierte 157 Empfehlungen aus 5 Leitlinien und verdichtete diese zu 68 harmonisierten Kandidaten-Items; 15 Konsens-Items, 53 divergente/ambivalente Items, 9 echte Lücken identifiziert. Dreifach-Ensemble-Konsistenzprüfung mit Expertenvalidierung: 62 finale Delphi-ready Items.</w:t>
+        <w:t>Binäre Schlaf-Wach-Klassifikation: 92,7 % Genauigkeit, Cohen's Kappa 0,792, Sensitivität 96,4 %, Spezifität 80,8 %, F1-Score 0,896. Vierstufige Klassifikation (Wach, Light, Deep, REM): 77,2 % Genauigkeit, Kappa 0,677, F1-Score 0,768, ausgeglichene Genauigkeit 77,4 %. Stadienspezifische F1-Scores: Wach 0,839, Light 0,740, Deep 0,691, REM 0,802.</w:t>
       </w:r>
     </w:p>
     <w:p>
@@ -409,7 +409,7 @@
         <w:rPr>
           <w:sz w:val="19"/>
         </w:rPr>
-        <w:t>Deutschland/Europa, Standard-Leitlinienmethodik und Konsensverfahren</w:t>
+        <w:t>Deutschsprachiger Raum möglich, Technologie nicht an proprietäre Systeme gebunden; geeignet für Home-Screening und Langzeit-Überwachung ohne Geräteanschaffung.</w:t>
       </w:r>
     </w:p>
     <w:p>
@@ -418,7 +418,7 @@
           <w:color w:val="5A7D3A"/>
           <w:sz w:val="18"/>
         </w:rPr>
-        <w:t>https://pubmed.ncbi.nlm.nih.gov/42902842/</w:t>
+        <w:t>https://pubmed.ncbi.nlm.nih.gov/42838096/</w:t>
       </w:r>
     </w:p>
     <w:sectPr>

--- a/download/studien-aktuell.docx
+++ b/download/studien-aktuell.docx
@@ -62,7 +62,7 @@
           <w:color w:val="666666"/>
           <w:sz w:val="18"/>
         </w:rPr>
-        <w:t>Stand: 24.10.2026  |  6 Studien  |  ki.m-vf.de</w:t>
+        <w:t>Stand: 25.10.2026  |  6 Studien  |  ki.m-vf.de</w:t>
       </w:r>
     </w:p>
     <w:p>
@@ -70,7 +70,7 @@
         <w:pStyle w:val="Heading1"/>
       </w:pPr>
       <w:r>
-        <w:t>Aufgenommen am 24.10.2026</w:t>
+        <w:t>Aufgenommen am 25.10.2026</w:t>
       </w:r>
     </w:p>
     <w:p>
@@ -78,7 +78,7 @@
         <w:pStyle w:val="Heading2"/>
       </w:pPr>
       <w:r>
-        <w:t>Machine-Learning-Modell zur Vorhersage von 30-Tage-Wiederaufnahmen nach Nierentransplantation</w:t>
+        <w:t>KI-gestützte Ultraschalldiagnostik bei Traumapatienten: Überblick über Einsatzmöglichkeiten</w:t>
       </w:r>
     </w:p>
     <w:p>
@@ -88,12 +88,12 @@
           <w:color w:val="666666"/>
           <w:sz w:val="18"/>
         </w:rPr>
-        <w:t>Pinto-Ramírez J et al.  ·  BMC Med Inform Decis Mak  ·  28.07.2026  ·  PMID 42919237</w:t>
+        <w:t>Yazıcı MM et al.  ·  BMC Med Imaging  ·  23.07.2026  ·  PMID 42920145</w:t>
       </w:r>
     </w:p>
     <w:p>
       <w:r>
-        <w:t>Retrospektive Kohortenstudie (2.110 Erwachsene, 2008–2023) zur Entwicklung eines ML-Modells (Random Forest, XGBoost) für 30-Tage-Wiederaufnahmen mit Validierung und web-basiertem Risikokalkulator für Klinikteams.</w:t>
+        <w:t>Scoping Review über 21 Studien zu AI-Anwendungen in der Notfall-Ultraschalldiagnostik (FAST, Thorax-, Extremitätenverletzungen), die bisher nur auf retrospektive Kohorten mit begrenzte externer Validierung beschränkt sind.</w:t>
       </w:r>
     </w:p>
     <w:p>
@@ -104,7 +104,7 @@
         <w:t xml:space="preserve">Ergebnis: </w:t>
       </w:r>
       <w:r>
-        <w:t>Wiederaufnahmerate 14,5 %. XGBoost erzielte höchste Diskriminierung (AUC 0,750, 95%-KI 0,722–0,778). Random Forest (AUC 0,744) und logistische Regression (AUC 0,747) vergleichbar. Wichtigste Prädiktoren: Aufenthaltsdauer, Dialysedauer, GFR Tag 7, Empfängeralter, chirurgische Reintervention. Web-basierter Kalkulator verfügbar; externe Validierung ausstehend.</w:t>
+        <w:t>Hohe retrospektive diagnostische Genauigkeit in Entwicklungsphasen gezeigt, aber nur eine Studie mit externer Validierung. Kritische Lücken: Keine Patientenergebnisse (Mortalität, Interventionszeit) gemessen, fehlende Interpretierbarkeit, Regulierungshindernisse und mangelndes Vertrauen der Kliniker identifiziert.</w:t>
       </w:r>
     </w:p>
     <w:p>
@@ -119,7 +119,7 @@
         <w:rPr>
           <w:sz w:val="19"/>
         </w:rPr>
-        <w:t>Kolumbien, aber Methodik und Prognoseansatz direkt auf deutsche Transplantationszentren übertragbar.</w:t>
+        <w:t>Methodisches Problem auch für Deutschland: Prospektive RCTs mit Ergebnismessung erforderlich vor klinischer Einführung.</w:t>
       </w:r>
     </w:p>
     <w:p>
@@ -128,7 +128,7 @@
           <w:color w:val="5A7D3A"/>
           <w:sz w:val="18"/>
         </w:rPr>
-        <w:t>https://pubmed.ncbi.nlm.nih.gov/42919237/</w:t>
+        <w:t>https://pubmed.ncbi.nlm.nih.gov/42920145/</w:t>
       </w:r>
     </w:p>
     <w:p>
@@ -136,7 +136,7 @@
         <w:pStyle w:val="Heading2"/>
       </w:pPr>
       <w:r>
-        <w:t>ML-Modell aus quantitativer MRT und klinischen Variablen sagt Gehfähigkeitsverlust bei DMD voraus</w:t>
+        <w:t>Deep Learning für Osteoporose-Screening auf Routine-Thoraxbildern: Kosteneffektivitätsanalyse</w:t>
       </w:r>
     </w:p>
     <w:p>
@@ -146,12 +146,12 @@
           <w:color w:val="666666"/>
           <w:sz w:val="18"/>
         </w:rPr>
-        <w:t>Liu C et al.  ·  J Cachexia Sarcopenia Muscle  ·  Okt. 2026  ·  PMID 42913715</w:t>
+        <w:t>Shi BX et al.  ·  Arch Osteoporos  ·  23.10.2026  ·  PMID 42920040</w:t>
       </w:r>
     </w:p>
     <w:p>
       <w:r>
-        <w:t>Prospektive Studie (188 DMD-Jungen, 43,5 Monate Follow-up) zur Entwicklung eines Random-Survival-Forest-Modells mit Fettinfiltrations-MRT-Parametern und klinischen Variablen zur individualisierten Risikovorhersage für Gehfähigkeitsverlust.</w:t>
+        <w:t>Kosteneffektivitätsanalyse eines Deep Learning-Modells zur opportunistischen Osteoporose-Detektion auf vorhandenen Thorax-Röntgenbildern bei postmenopausalen Frauen in Taiwan, unter Berücksichtigung von Diagnostic Performance, Bestätigungstestung und Therapieeinleitung.</w:t>
       </w:r>
     </w:p>
     <w:p>
@@ -162,7 +162,7 @@
         <w:t xml:space="preserve">Ergebnis: </w:t>
       </w:r>
       <w:r>
-        <w:t>66 Patienten (35,1 %) erlebten Gehfähigkeitsverlust. RSF-Modell mit 6 Prädiktoren (NSAA-Score, MRC%, Alter, 3 Fettinfiltrationswerte): C-Index 0,870 (95%-KI 0,764–0,957), überlegen gegenüber klinischem Cox (0,804) und Ridge-Cox (0,853). Zeit-abhängige AUCs 0,984/0,971/0,913/0,850 bei 12/24/36/48 Monaten. Risikogruppen-Stratifikation mit log-rank p = 0,0025. Web-Tool verfügbar.</w:t>
+        <w:t>Im Basisszenario mit vollständigem Behandlungspfad war KI-Screening kosteneffektiv (ICER 21.827 USD pro QALY, unterhalb Taiwan-Schwellwert). Wirtschaftlicher Nutzen entstanden bei Osteoporose-Prävalenz &gt;14,3%, optimale Sensitivität 86,6%, Spezifität 76,3%. In realen Taiwanese Daten sank der Wert jedoch erheblich.</w:t>
       </w:r>
     </w:p>
     <w:p>
@@ -177,7 +177,7 @@
         <w:rPr>
           <w:sz w:val="19"/>
         </w:rPr>
-        <w:t>China, aber Methodik mit quantitativer MRT und genetischen Markern auf europäische DMD-Zentren mit ähnlicher Ausstattung übertragbar.</w:t>
+        <w:t>Auf Deutschland übertragbar: Erfolg hängt von Vollständigkeit der Post-Screening-Versorgungspfade ab, nicht von Modellperformance allein.</w:t>
       </w:r>
     </w:p>
     <w:p>
@@ -186,7 +186,7 @@
           <w:color w:val="5A7D3A"/>
           <w:sz w:val="18"/>
         </w:rPr>
-        <w:t>https://pubmed.ncbi.nlm.nih.gov/42913715/</w:t>
+        <w:t>https://pubmed.ncbi.nlm.nih.gov/42920040/</w:t>
       </w:r>
     </w:p>
     <w:p>
@@ -194,7 +194,7 @@
         <w:pStyle w:val="Heading2"/>
       </w:pPr>
       <w:r>
-        <w:t>Ethik der Telerehabilitation in der Krebsnachsorge: Versorgungsgerechtigkeit und Verantwortung</w:t>
+        <w:t>Beacon Decision Support System in der Onkologie: Usability und Nutzerzufriedenheit</w:t>
       </w:r>
     </w:p>
     <w:p>
@@ -204,12 +204,12 @@
           <w:color w:val="666666"/>
           <w:sz w:val="18"/>
         </w:rPr>
-        <w:t>Lorenz MC et al.  ·  J Med Internet Res  ·  22.10.2026  ·  PMID 42912965</w:t>
+        <w:t>Dahò M et al.  ·  BMC Health Serv Res  ·  27.07.2026  ·  PMID 42919333</w:t>
       </w:r>
     </w:p>
     <w:p>
       <w:r>
-        <w:t>Qualitative Analyse von Leitlinien und Fachliteratur zur Telerehabilitation nach Krebsbehandlung, mit Fokus auf Verantwortung in drei Bereichen: interpersonale Versorgungsqualität, rechtliche Rahmenbedingungen und Positionierung im Gesundheitssystem.</w:t>
+        <w:t>Mixed-Methods-Studie (10 Interviews, 45 Nutzer-Befragung) zur Bewertung eines EU-geförderten Decision Support Systems (Beacon DSS) für evidenzbasierte Onkologieinformation bei Patienten und Fachpersonen.</w:t>
       </w:r>
     </w:p>
     <w:p>
@@ -220,7 +220,7 @@
         <w:t xml:space="preserve">Ergebnis: </w:t>
       </w:r>
       <w:r>
-        <w:t>Die Autoren identifizierten, dass ethische Diskussionen zu Telerehabilitation sich überwiegend auf Sicherheit, Datenschutz und Compliance konzentrieren, während Zwecksetzung, Gerechtigkeit und Patientenperspektiven unterrepräsentiert sind. Nutzen und Lasten hängen von Alter, digitaler Kompetenz, Konnektivität, Betreuungsverfügbarkeit und Behinderungen ab – Gerechtigkeitsansprüche gelten daher nicht universell.</w:t>
+        <w:t>System Usability Scale (SUS) Durchschnittswert 60,3 (SD 9,6), akzeptable Usability. AttrakDiff-Skala: hohe pragmatische Qualität und Attraktivität, niedrigere hedonische Qualität. Patienten schätzten visuelle Klarheit, bemängelten aber App-Fehler. Fachpersonen lobten Glaubwürdigkeit, kritisierten Suchspezifizität und Datenabdeckung.</w:t>
       </w:r>
     </w:p>
     <w:p>
@@ -235,7 +235,7 @@
         <w:rPr>
           <w:sz w:val="19"/>
         </w:rPr>
-        <w:t>Europäische Studie, deutsche Beteiligung; direkt übertragbar auf deutsches Gesundheitssystem und seine Versorgungsverpflichtung.</w:t>
+        <w:t>EU-Kontext, vergleichbare Versicherungssysteme, Italien/Malta – Umsetzungshinweise für deutsche Kliniken.</w:t>
       </w:r>
     </w:p>
     <w:p>
@@ -244,7 +244,7 @@
           <w:color w:val="5A7D3A"/>
           <w:sz w:val="18"/>
         </w:rPr>
-        <w:t>https://pubmed.ncbi.nlm.nih.gov/42912965/</w:t>
+        <w:t>https://pubmed.ncbi.nlm.nih.gov/42919333/</w:t>
       </w:r>
     </w:p>
     <w:p>
@@ -252,7 +252,7 @@
         <w:pStyle w:val="Heading2"/>
       </w:pPr>
       <w:r>
-        <w:t>KI-gestützte Echtzeit-Klassifikation von Kolonialpolypen: europäisch-japanische Multicenterstudie</w:t>
+        <w:t>KI im Gesundheitswesen: Bewusstsein, Nachfrage und Zahlungsbereitschaft in Vietnam</w:t>
       </w:r>
     </w:p>
     <w:p>
@@ -262,12 +262,12 @@
           <w:color w:val="666666"/>
           <w:sz w:val="18"/>
         </w:rPr>
-        <w:t>Olabintan O et al.  ·  JMIR Res Protoc  ·  21.10.2026  ·  PMID 42905971</w:t>
+        <w:t>Thi TN et al.  ·  BMC Health Serv Res  ·  28.07.2026  ·  PMID 42919318</w:t>
       </w:r>
     </w:p>
     <w:p>
       <w:r>
-        <w:t>Protokoll für prospektive Multicenterstudie mit über 17.000 Bildern aus 9 Zentren (8 europäisch, 1 japanisch) zur Entwicklung eines multiklassifizierten AI-Systems (Nichtneoplasie, niedrig-/hochgradige Adenome, sessile Polypen, invasives Karzinom) zur Verbesserung der optischen Diagnostik während Koloskopie.</w:t>
+        <w:t>Querschnittstudie (n=3.550) zu Awareness, Nachfrage und Zahlungsbereitschaft für KI-gestützte Gesundheitsdienste bei vietnamesischen Erwachsenen; Faktoren: Einkommen, Gesundheitskompetenz, eHealth-Kompetenz.</w:t>
       </w:r>
     </w:p>
     <w:p>
@@ -278,7 +278,7 @@
         <w:t xml:space="preserve">Ergebnis: </w:t>
       </w:r>
       <w:r>
-        <w:t>Studienprotokoll; Zieldefinition: 85 % Genauigkeit der AI-Klassifikation. Einsatz von SimCLR-basiertem halbüberwachtem Lernen mit Grad-CAM für Interpretierbarkeit. Datenmanagement über REDCap mit Deidentifikation geplant. Ziel ist klinisch anwendbares, multimodales System jenseits binärer Klassifizierung.</w:t>
+        <w:t>49,1% berichteten Awareness für KI im Gesundheitswesen, 58,6% bereit oder sehr bereit zur Nutzung. Bevorzugte Anwendungen: Notfallmedizinische Unterstützung (80,6%), Telemedizin (55,0%). Aber 65,6% unwilling to pay für KI-Mehrkosten; akzeptierte Zusatzkosten 10–19%. Höheres Einkommen, größerer Haushalt, bessere Gesundheitskompetenz korreliert mit höherer KI-Awareness.</w:t>
       </w:r>
     </w:p>
     <w:p>
@@ -293,7 +293,7 @@
         <w:rPr>
           <w:sz w:val="19"/>
         </w:rPr>
-        <w:t>Hauptsächlich europäische Zentren (UK, Spanien, Norwegen, Deutschland, Italien, Dänemark); deutsches Zentrum beteiligt; direkt relevant für deutsche Klinikpraxis.</w:t>
+        <w:t>Entwicklungsland-Kontext, andere Ressourcenlage – nur Awareness-Befund für Deutschland relevant.</w:t>
       </w:r>
     </w:p>
     <w:p>
@@ -302,7 +302,7 @@
           <w:color w:val="5A7D3A"/>
           <w:sz w:val="18"/>
         </w:rPr>
-        <w:t>https://pubmed.ncbi.nlm.nih.gov/42905971/</w:t>
+        <w:t>https://pubmed.ncbi.nlm.nih.gov/42919318/</w:t>
       </w:r>
     </w:p>
     <w:p>
@@ -310,7 +310,7 @@
         <w:pStyle w:val="Heading2"/>
       </w:pPr>
       <w:r>
-        <w:t>LLM-Zugang erhöht Gesundheitskompetenz, nicht rational begründete Arzneimittelnutzung: Querschnittsstudie</w:t>
+        <w:t>KI-gestützte Koloskopie und Adenomerkennung: Metaanalyse von 46 RCTs</w:t>
       </w:r>
     </w:p>
     <w:p>
@@ -320,12 +320,12 @@
           <w:color w:val="666666"/>
           <w:sz w:val="18"/>
         </w:rPr>
-        <w:t>Raif K et al.  ·  Front Public Health  ·  06.10.2026  ·  PMID 42903289</w:t>
+        <w:t>Liu X et al.  ·  BMC Med Imaging  ·  28.07.2026  ·  PMID 42919249</w:t>
       </w:r>
     </w:p>
     <w:p>
       <w:r>
-        <w:t>Strukturgleichungsmodellierung bei 445 Erwachsenen zur Untersuchung, wie KI-Einstellung und individuelle Innovativität über Gesundheitskompetenz auf rationale Arzneimittelnutzung wirken – Fokus auf Unterscheidung zwischen Informationszugang und klinischer Disziplin.</w:t>
+        <w:t>Metaanalyse von 46 randomisierten kontrollierten Studien (n=37.012) zu KI-gestützter versus konventioneller Koloskopie bezüglich Detektion kolorektaler Läsionen.</w:t>
       </w:r>
     </w:p>
     <w:p>
@@ -336,7 +336,7 @@
         <w:t xml:space="preserve">Ergebnis: </w:t>
       </w:r>
       <w:r>
-        <w:t>Individuelle Innovativität zeigte signifikanten positiven Effekt auf Gesundheitskompetenz (direkt) und rationale Arzneimittelnutzung (vermittelt über Gesundheitskompetenz). Positive KI-Einstellung verbesserte Gesundheitskompetenz signifikant, führte aber nicht zu verbesserter Arzneimittelnutzung. Modellfit: χ²/df = 2,45, CFI = 0,935, RMSEA = 0,062. Kernbefund: algorithmische Anleitung kann ärztliche Überwachung nicht ersetzen.</w:t>
+        <w:t>KI-gestützte Koloskopie erhöhte die Adenomadetektionsrate (ADR) um 22% (RR 1,22; 95%-CI 1,17–1,27), Polypdetektionsrate um 22% (RR 1,22; 95%-CI 1,16–1,29) und sessile Serratierte Läsionen um 20% (RR 1,20; 95%-CI 1,05–1,36) gegenüber konventioneller Koloskopie. Keine signifikanten Unterschiede bei fortgeschrittenen Adenomen.</w:t>
       </w:r>
     </w:p>
     <w:p>
@@ -351,7 +351,7 @@
         <w:rPr>
           <w:sz w:val="19"/>
         </w:rPr>
-        <w:t>Zypern, kleinere Stichprobe, aber methoden- und sicherheitsbefunde übertragbar; zeigt Risiken bei unkritischer LLM-Nutzung.</w:t>
+        <w:t>Randomisierte Studiengebnisse direkt auf deutsche Screening-Koloskopien übertragbar.</w:t>
       </w:r>
     </w:p>
     <w:p>
@@ -360,7 +360,7 @@
           <w:color w:val="5A7D3A"/>
           <w:sz w:val="18"/>
         </w:rPr>
-        <w:t>https://pubmed.ncbi.nlm.nih.gov/42903289/</w:t>
+        <w:t>https://pubmed.ncbi.nlm.nih.gov/42919249/</w:t>
       </w:r>
     </w:p>
     <w:p>
@@ -368,7 +368,7 @@
         <w:pStyle w:val="Heading2"/>
       </w:pPr>
       <w:r>
-        <w:t>Kontaktlose Radar-basierte Schlafstadien-Klassifikation: Validierungsstudie an 1.022 Probanden</w:t>
+        <w:t>Kalibrierung von Machine Learning-Vorhersagemodellen ohne Validierungsdaten: vier Verfahren im Vergleich</w:t>
       </w:r>
     </w:p>
     <w:p>
@@ -378,12 +378,12 @@
           <w:color w:val="666666"/>
           <w:sz w:val="18"/>
         </w:rPr>
-        <w:t>Diao Z et al.  ·  Physiol Meas  ·  20.10.2026  ·  PMID 42838096</w:t>
+        <w:t>Carluccio ED et al.  ·  Stat Med  ·  Okt. 2026  ·  PMID 42894315</w:t>
       </w:r>
     </w:p>
     <w:p>
       <w:r>
-        <w:t>Prospektive Validierungsstudie eines 60-GHz-Radarsystems (Sleepal AI Lamp) zur berührungslosen Schlafklassifikation im Vergleich zu Polysomnographie bei 1.022 Probanden mit normalen und pathologischen Schlafprofilen (Schlafapnoe aller Schweregrade).</w:t>
+        <w:t>Methodische Studie an Deutschlands Daten (Schlaganfall-Funktionsvorhersage, koronare Herzerkrankung) zu Kalibrierungsmethoden für ML-Modelle, wenn keine Zieldatensätze zur Neukalibrierung verfügbar sind.</w:t>
       </w:r>
     </w:p>
     <w:p>
@@ -394,7 +394,7 @@
         <w:t xml:space="preserve">Ergebnis: </w:t>
       </w:r>
       <w:r>
-        <w:t>Binäre Schlaf-Wach-Klassifikation: 92,7 % Genauigkeit, Cohen's Kappa 0,792, Sensitivität 96,4 %, Spezifität 80,8 %, F1-Score 0,896. Vierstufige Klassifikation (Wach, Light, Deep, REM): 77,2 % Genauigkeit, Kappa 0,677, F1-Score 0,768, ausgeglichene Genauigkeit 77,4 %. Stadienspezifische F1-Scores: Wach 0,839, Light 0,740, Deep 0,691, REM 0,802.</w:t>
+        <w:t>Fünf Verfahren getestet (SimCal, Similarity-Binning Averaging, Adaptive Calibration, Elkan, Expert Judgment Modeling). SimCal funktionierte gut bei korrekter Modellspezifikation. Keines der Verfahren überzeugte konsistent in allen Situationen. Expert Judgment Modeling scheiterte auf Schlaganfall-Daten.</w:t>
       </w:r>
     </w:p>
     <w:p>
@@ -409,7 +409,7 @@
         <w:rPr>
           <w:sz w:val="19"/>
         </w:rPr>
-        <w:t>Deutschsprachiger Raum möglich, Technologie nicht an proprietäre Systeme gebunden; geeignet für Home-Screening und Langzeit-Überwachung ohne Geräteanschaffung.</w:t>
+        <w:t>Deutsche Versorgungsdaten (Hamburg, Essen): zentral für Kalibrierungsproblem bei Modellübertragung zwischen Zentren und Populationen.</w:t>
       </w:r>
     </w:p>
     <w:p>
@@ -418,7 +418,7 @@
           <w:color w:val="5A7D3A"/>
           <w:sz w:val="18"/>
         </w:rPr>
-        <w:t>https://pubmed.ncbi.nlm.nih.gov/42838096/</w:t>
+        <w:t>https://pubmed.ncbi.nlm.nih.gov/42894315/</w:t>
       </w:r>
     </w:p>
     <w:sectPr>

--- a/download/studien-aktuell.docx
+++ b/download/studien-aktuell.docx
@@ -62,7 +62,7 @@
           <w:color w:val="666666"/>
           <w:sz w:val="18"/>
         </w:rPr>
-        <w:t>Stand: 25.10.2026  |  6 Studien  |  ki.m-vf.de</w:t>
+        <w:t>Stand: 26.10.2026  |  6 Studien  |  ki.m-vf.de</w:t>
       </w:r>
     </w:p>
     <w:p>
@@ -70,7 +70,7 @@
         <w:pStyle w:val="Heading1"/>
       </w:pPr>
       <w:r>
-        <w:t>Aufgenommen am 25.10.2026</w:t>
+        <w:t>Aufgenommen am 26.10.2026</w:t>
       </w:r>
     </w:p>
     <w:p>
@@ -78,7 +78,7 @@
         <w:pStyle w:val="Heading2"/>
       </w:pPr>
       <w:r>
-        <w:t>KI-gestützte Ultraschalldiagnostik bei Traumapatienten: Überblick über Einsatzmöglichkeiten</w:t>
+        <w:t>Machine Learning zur Verbesserung von Medikamentenberatung in der Apotheke</w:t>
       </w:r>
     </w:p>
     <w:p>
@@ -88,12 +88,12 @@
           <w:color w:val="666666"/>
           <w:sz w:val="18"/>
         </w:rPr>
-        <w:t>Yazıcı MM et al.  ·  BMC Med Imaging  ·  23.07.2026  ·  PMID 42920145</w:t>
+        <w:t>Zamran M et al.  ·  J Manag Care Spec Pharm  ·  Nov. 2026  ·  PMID 42925248</w:t>
       </w:r>
     </w:p>
     <w:p>
       <w:r>
-        <w:t>Scoping Review über 21 Studien zu AI-Anwendungen in der Notfall-Ultraschalldiagnostik (FAST, Thorax-, Extremitätenverletzungen), die bisher nur auf retrospektive Kohorten mit begrenzte externer Validierung beschränkt sind.</w:t>
+        <w:t>Studie vergleich ML-basierte Zielidentifikation von Patienten für Apotheken-Beratungen mit traditionellen Kriterien in realen US-Versorgungsdaten.</w:t>
       </w:r>
     </w:p>
     <w:p>
@@ -104,7 +104,7 @@
         <w:t xml:space="preserve">Ergebnis: </w:t>
       </w:r>
       <w:r>
-        <w:t>Hohe retrospektive diagnostische Genauigkeit in Entwicklungsphasen gezeigt, aber nur eine Studie mit externer Validierung. Kritische Lücken: Keine Patientenergebnisse (Mortalität, Interventionszeit) gemessen, fehlende Interpretierbarkeit, Regulierungshindernisse und mangelndes Vertrauen der Kliniker identifiziert.</w:t>
+        <w:t>ML-Kohorte erreichte 21,2% Annahme-Quote vs. 12,6% historische Kohorte (8,6 Prozentpunkte Anstieg, RR 1,68; p&lt;0,001); Robustheit gegenüber Confounding (E-Wert 2,75) bestätigt.</w:t>
       </w:r>
     </w:p>
     <w:p>
@@ -119,7 +119,7 @@
         <w:rPr>
           <w:sz w:val="19"/>
         </w:rPr>
-        <w:t>Methodisches Problem auch für Deutschland: Prospektive RCTs mit Ergebnismessung erforderlich vor klinischer Einführung.</w:t>
+        <w:t>USA-Daten, methodisch robust, aber proprietäres System</w:t>
       </w:r>
     </w:p>
     <w:p>
@@ -128,7 +128,7 @@
           <w:color w:val="5A7D3A"/>
           <w:sz w:val="18"/>
         </w:rPr>
-        <w:t>https://pubmed.ncbi.nlm.nih.gov/42920145/</w:t>
+        <w:t>https://pubmed.ncbi.nlm.nih.gov/42925248/</w:t>
       </w:r>
     </w:p>
     <w:p>
@@ -136,7 +136,7 @@
         <w:pStyle w:val="Heading2"/>
       </w:pPr>
       <w:r>
-        <w:t>Deep Learning für Osteoporose-Screening auf Routine-Thoraxbildern: Kosteneffektivitätsanalyse</w:t>
+        <w:t>KI-gestützte Bewegungserkennung für Ergonomie-Risikobeurteilung am Arbeitsplatz</w:t>
       </w:r>
     </w:p>
     <w:p>
@@ -146,12 +146,12 @@
           <w:color w:val="666666"/>
           <w:sz w:val="18"/>
         </w:rPr>
-        <w:t>Shi BX et al.  ·  Arch Osteoporos  ·  23.10.2026  ·  PMID 42920040</w:t>
+        <w:t>Doro B et al.  ·  Med Lav  ·  23.10.2026  ·  PMID 42925046</w:t>
       </w:r>
     </w:p>
     <w:p>
       <w:r>
-        <w:t>Kosteneffektivitätsanalyse eines Deep Learning-Modells zur opportunistischen Osteoporose-Detektion auf vorhandenen Thorax-Röntgenbildern bei postmenopausalen Frauen in Taiwan, unter Berücksichtigung von Diagnostic Performance, Bestätigungstestung und Therapieeinleitung.</w:t>
+        <w:t>Studie entwickelte und validierte ein Skeletal-Pose-Erkennungs-System mit Graph Convolutional Networks zur automatisierten Ergonomie-Risikobeurteilung (OCRA) in echten Produktionsumgebungen.</w:t>
       </w:r>
     </w:p>
     <w:p>
@@ -162,7 +162,7 @@
         <w:t xml:space="preserve">Ergebnis: </w:t>
       </w:r>
       <w:r>
-        <w:t>Im Basisszenario mit vollständigem Behandlungspfad war KI-Screening kosteneffektiv (ICER 21.827 USD pro QALY, unterhalb Taiwan-Schwellwert). Wirtschaftlicher Nutzen entstanden bei Osteoporose-Prävalenz &gt;14,3%, optimale Sensitivität 86,6%, Spezifität 76,3%. In realen Taiwanese Daten sank der Wert jedoch erheblich.</w:t>
+        <w:t>Modell erreichte ~60% Klassifizierungsgenauigkeit und übertraf deutlich Frequenz- (12%) und Dauer-basierte Baselines (24%); technische Machbarkeit in unkontrollierten Fertigungsumgebungen ohne spezielle Sensorik demonstriert.</w:t>
       </w:r>
     </w:p>
     <w:p>
@@ -177,7 +177,7 @@
         <w:rPr>
           <w:sz w:val="19"/>
         </w:rPr>
-        <w:t>Auf Deutschland übertragbar: Erfolg hängt von Vollständigkeit der Post-Screening-Versorgungspfade ab, nicht von Modellperformance allein.</w:t>
+        <w:t>Italien-Studie, markerlose Erfassung übertragbar, aber noch kleine Datensätze</w:t>
       </w:r>
     </w:p>
     <w:p>
@@ -186,7 +186,7 @@
           <w:color w:val="5A7D3A"/>
           <w:sz w:val="18"/>
         </w:rPr>
-        <w:t>https://pubmed.ncbi.nlm.nih.gov/42920040/</w:t>
+        <w:t>https://pubmed.ncbi.nlm.nih.gov/42925046/</w:t>
       </w:r>
     </w:p>
     <w:p>
@@ -194,7 +194,7 @@
         <w:pStyle w:val="Heading2"/>
       </w:pPr>
       <w:r>
-        <w:t>Beacon Decision Support System in der Onkologie: Usability und Nutzerzufriedenheit</w:t>
+        <w:t>KI-gestützte Echtzeit-Übersetzung in TCM-Praxis: Praktiker berichten Defizite</w:t>
       </w:r>
     </w:p>
     <w:p>
@@ -204,12 +204,12 @@
           <w:color w:val="666666"/>
           <w:sz w:val="18"/>
         </w:rPr>
-        <w:t>Dahò M et al.  ·  BMC Health Serv Res  ·  27.07.2026  ·  PMID 42919333</w:t>
+        <w:t>Geng B et al.  ·  Front Public Health  ·  01.10.2026  ·  PMID 42924203</w:t>
       </w:r>
     </w:p>
     <w:p>
       <w:r>
-        <w:t>Mixed-Methods-Studie (10 Interviews, 45 Nutzer-Befragung) zur Bewertung eines EU-geförderten Decision Support Systems (Beacon DSS) für evidenzbasierte Onkologieinformation bei Patienten und Fachpersonen.</w:t>
+        <w:t>Qualitative Studie mit 21 TCM-Praktikern untersuchte Perspektiven auf KI-assistierte Ad-hoc-Übersetzung im klinischen Alltag mittels thematischer Analyse.</w:t>
       </w:r>
     </w:p>
     <w:p>
@@ -220,7 +220,7 @@
         <w:t xml:space="preserve">Ergebnis: </w:t>
       </w:r>
       <w:r>
-        <w:t>System Usability Scale (SUS) Durchschnittswert 60,3 (SD 9,6), akzeptable Usability. AttrakDiff-Skala: hohe pragmatische Qualität und Attraktivität, niedrigere hedonische Qualität. Patienten schätzten visuelle Klarheit, bemängelten aber App-Fehler. Fachpersonen lobten Glaubwürdigkeit, kritisierten Suchspezifizität und Datenabdeckung.</w:t>
+        <w:t>6 Themen identifiziert: Informationsverlust und diagnostische Unsicherheit, Machtungleichgewichte, Kommunikationsbarrieren und Erosion beruflicher Identität; Praktiker berichten erhebliche Nachteile des Ad-hoc+KI-Modus gegenüber professionellen Dolmetschern.</w:t>
       </w:r>
     </w:p>
     <w:p>
@@ -235,7 +235,7 @@
         <w:rPr>
           <w:sz w:val="19"/>
         </w:rPr>
-        <w:t>EU-Kontext, vergleichbare Versicherungssysteme, Italien/Malta – Umsetzungshinweise für deutsche Kliniken.</w:t>
+        <w:t>Qualitative Evidenz aus China zur Implementierungsproblematik, international relevant</w:t>
       </w:r>
     </w:p>
     <w:p>
@@ -244,7 +244,7 @@
           <w:color w:val="5A7D3A"/>
           <w:sz w:val="18"/>
         </w:rPr>
-        <w:t>https://pubmed.ncbi.nlm.nih.gov/42919333/</w:t>
+        <w:t>https://pubmed.ncbi.nlm.nih.gov/42924203/</w:t>
       </w:r>
     </w:p>
     <w:p>
@@ -252,7 +252,7 @@
         <w:pStyle w:val="Heading2"/>
       </w:pPr>
       <w:r>
-        <w:t>KI im Gesundheitswesen: Bewusstsein, Nachfrage und Zahlungsbereitschaft in Vietnam</w:t>
+        <w:t>ML-Modell für Pneumonie-Risiko nach Hirnblutung-OP mit Explainability</w:t>
       </w:r>
     </w:p>
     <w:p>
@@ -262,12 +262,12 @@
           <w:color w:val="666666"/>
           <w:sz w:val="18"/>
         </w:rPr>
-        <w:t>Thi TN et al.  ·  BMC Health Serv Res  ·  28.07.2026  ·  PMID 42919318</w:t>
+        <w:t>Li L et al.  ·  Front Neurol  ·  08.10.2026  ·  PMID 42923169</w:t>
       </w:r>
     </w:p>
     <w:p>
       <w:r>
-        <w:t>Querschnittstudie (n=3.550) zu Awareness, Nachfrage und Zahlungsbereitschaft für KI-gestützte Gesundheitsdienste bei vietnamesischen Erwachsenen; Faktoren: Einkommen, Gesundheitskompetenz, eHealth-Kompetenz.</w:t>
+        <w:t>Dual-Kohorten-Studie entwickelte und validierte Machine-Learning-Modelle zur Vorhersage postoperativer Lungeninfektionen nach Aneurysma-Clipping; zusätzlich explorativ EN-Timing analysiert.</w:t>
       </w:r>
     </w:p>
     <w:p>
@@ -278,7 +278,7 @@
         <w:t xml:space="preserve">Ergebnis: </w:t>
       </w:r>
       <w:r>
-        <w:t>49,1% berichteten Awareness für KI im Gesundheitswesen, 58,6% bereit oder sehr bereit zur Nutzung. Bevorzugte Anwendungen: Notfallmedizinische Unterstützung (80,6%), Telemedizin (55,0%). Aber 65,6% unwilling to pay für KI-Mehrkosten; akzeptierte Zusatzkosten 10–19%. Höheres Einkommen, größerer Haushalt, bessere Gesundheitskompetenz korreliert mit höherer KI-Awareness.</w:t>
+        <w:t>Naive-Bayes-Modell zeigte beste Validierungs-Performance (AUC 0,811; 95%-KI 0,755–0,855); SHAP-Analyse identifizierte Hauptprädiktoren; EN-Timing zeigte nichtlineares Muster mit Inflektionspunkt 24,0 h (95% Bootstrap-KI 23,0–27,0 h).</w:t>
       </w:r>
     </w:p>
     <w:p>
@@ -293,7 +293,7 @@
         <w:rPr>
           <w:sz w:val="19"/>
         </w:rPr>
-        <w:t>Entwicklungsland-Kontext, andere Ressourcenlage – nur Awareness-Befund für Deutschland relevant.</w:t>
+        <w:t>China-Daten, Methodik (TRIPOD+AI) international anwendbar</w:t>
       </w:r>
     </w:p>
     <w:p>
@@ -302,7 +302,7 @@
           <w:color w:val="5A7D3A"/>
           <w:sz w:val="18"/>
         </w:rPr>
-        <w:t>https://pubmed.ncbi.nlm.nih.gov/42919318/</w:t>
+        <w:t>https://pubmed.ncbi.nlm.nih.gov/42923169/</w:t>
       </w:r>
     </w:p>
     <w:p>
@@ -310,7 +310,7 @@
         <w:pStyle w:val="Heading2"/>
       </w:pPr>
       <w:r>
-        <w:t>KI-gestützte Koloskopie und Adenomerkennung: Metaanalyse von 46 RCTs</w:t>
+        <w:t>Deep Learning zur automatisierten Pilz-Detektion in Mikroskopie-Bildern</w:t>
       </w:r>
     </w:p>
     <w:p>
@@ -320,12 +320,12 @@
           <w:color w:val="666666"/>
           <w:sz w:val="18"/>
         </w:rPr>
-        <w:t>Liu X et al.  ·  BMC Med Imaging  ·  28.07.2026  ·  PMID 42919249</w:t>
+        <w:t>Liu M et al.  ·  Front Cell Infect Microbiol  ·  08.10.2026  ·  PMID 42923083</w:t>
       </w:r>
     </w:p>
     <w:p>
       <w:r>
-        <w:t>Metaanalyse von 46 randomisierten kontrollierten Studien (n=37.012) zu KI-gestützter versus konventioneller Koloskopie bezüglich Detektion kolorektaler Läsionen.</w:t>
+        <w:t>Studie verglich 6 Deep-Learning-Modelle (YOLO, CNN, DETR) für automatisierte Erkennung von Pilzstrukturen in Oberflächenmykosen und optimierte das beste Modell zur klinischen Einsatz.</w:t>
       </w:r>
     </w:p>
     <w:p>
@@ -336,7 +336,7 @@
         <w:t xml:space="preserve">Ergebnis: </w:t>
       </w:r>
       <w:r>
-        <w:t>KI-gestützte Koloskopie erhöhte die Adenomadetektionsrate (ADR) um 22% (RR 1,22; 95%-CI 1,17–1,27), Polypdetektionsrate um 22% (RR 1,22; 95%-CI 1,16–1,29) und sessile Serratierte Läsionen um 20% (RR 1,20; 95%-CI 1,05–1,36) gegenüber konventioneller Koloskopie. Keine signifikanten Unterschiede bei fortgeschrittenen Adenomen.</w:t>
+        <w:t>YOLOv11 übertraf alle anderen Modelle; nach Optimierung (IoU-Schwelle 0,25) F1-Score für Hyphen bei 200× 97,84%, positive Vorhersagequote 98,27%; Robustheit über Erkrankungen hinweg, tinea capitis F1 98,53%.</w:t>
       </w:r>
     </w:p>
     <w:p>
@@ -351,7 +351,7 @@
         <w:rPr>
           <w:sz w:val="19"/>
         </w:rPr>
-        <w:t>Randomisierte Studiengebnisse direkt auf deutsche Screening-Koloskopien übertragbar.</w:t>
+        <w:t>China-Daten, standardisierte Methoden, Einsatz als Entscheidungsunterstützung validiert</w:t>
       </w:r>
     </w:p>
     <w:p>
@@ -360,7 +360,7 @@
           <w:color w:val="5A7D3A"/>
           <w:sz w:val="18"/>
         </w:rPr>
-        <w:t>https://pubmed.ncbi.nlm.nih.gov/42919249/</w:t>
+        <w:t>https://pubmed.ncbi.nlm.nih.gov/42923083/</w:t>
       </w:r>
     </w:p>
     <w:p>
@@ -368,7 +368,7 @@
         <w:pStyle w:val="Heading2"/>
       </w:pPr>
       <w:r>
-        <w:t>Kalibrierung von Machine Learning-Vorhersagemodellen ohne Validierungsdaten: vier Verfahren im Vergleich</w:t>
+        <w:t>Elektronische Patientenakten: Variation in Diagnose-Codes behindert Forschung</w:t>
       </w:r>
     </w:p>
     <w:p>
@@ -378,12 +378,12 @@
           <w:color w:val="666666"/>
           <w:sz w:val="18"/>
         </w:rPr>
-        <w:t>Carluccio ED et al.  ·  Stat Med  ·  Okt. 2026  ·  PMID 42894315</w:t>
+        <w:t>Kelly B et al.  ·  Int J Popul Data Sci  ·  24.09.2026  ·  PMID 42921042</w:t>
       </w:r>
     </w:p>
     <w:p>
       <w:r>
-        <w:t>Methodische Studie an Deutschlands Daten (Schlaganfall-Funktionsvorhersage, koronare Herzerkrankung) zu Kalibrierungsmethoden für ML-Modelle, wenn keine Zieldatensätze zur Neukalibrierung verfügbar sind.</w:t>
+        <w:t>Studie untersuchte Unterschiede in Kodierungssystemen zur Definition von Erkrankungen in britischen elektronischen Gesundheitsakten an 8 häufigen Erkrankungen.</w:t>
       </w:r>
     </w:p>
     <w:p>
@@ -394,7 +394,7 @@
         <w:t xml:space="preserve">Ergebnis: </w:t>
       </w:r>
       <w:r>
-        <w:t>Fünf Verfahren getestet (SimCal, Similarity-Binning Averaging, Adaptive Calibration, Elkan, Expert Judgment Modeling). SimCal funktionierte gut bei korrekter Modellspezifikation. Keines der Verfahren überzeugte konsistent in allen Situationen. Expert Judgment Modeling scheiterte auf Schlaganfall-Daten.</w:t>
+        <w:t>Kappa-Werte für Übereinstimmung zwischen Codelisten waren niedrig bis mittelmäßig; nur COPD und Depression erreichten konsistent faire bis moderate Übereinstimmung (Kappa 0,21–0,60), andere Erkrankungen nur faire Übereinstimmung maximal. Diagnostische Codes zeigten höhere Übereinstimmung als administrative Codes.</w:t>
       </w:r>
     </w:p>
     <w:p>
@@ -409,7 +409,7 @@
         <w:rPr>
           <w:sz w:val="19"/>
         </w:rPr>
-        <w:t>Deutsche Versorgungsdaten (Hamburg, Essen): zentral für Kalibrierungsproblem bei Modellübertragung zwischen Zentren und Populationen.</w:t>
+        <w:t>UK-System, vergleichbare Interoperabilitätsprobleme in deutschem Gesundheitswesen</w:t>
       </w:r>
     </w:p>
     <w:p>
@@ -418,7 +418,7 @@
           <w:color w:val="5A7D3A"/>
           <w:sz w:val="18"/>
         </w:rPr>
-        <w:t>https://pubmed.ncbi.nlm.nih.gov/42894315/</w:t>
+        <w:t>https://pubmed.ncbi.nlm.nih.gov/42921042/</w:t>
       </w:r>
     </w:p>
     <w:sectPr>

--- a/download/studien-aktuell.docx
+++ b/download/studien-aktuell.docx
@@ -62,7 +62,7 @@
           <w:color w:val="666666"/>
           <w:sz w:val="18"/>
         </w:rPr>
-        <w:t>Stand: 26.10.2026  |  6 Studien  |  ki.m-vf.de</w:t>
+        <w:t>Stand: 27.10.2026  |  6 Studien  |  ki.m-vf.de</w:t>
       </w:r>
     </w:p>
     <w:p>
@@ -70,7 +70,7 @@
         <w:pStyle w:val="Heading1"/>
       </w:pPr>
       <w:r>
-        <w:t>Aufgenommen am 26.10.2026</w:t>
+        <w:t>Aufgenommen am 27.10.2026</w:t>
       </w:r>
     </w:p>
     <w:p>
@@ -78,7 +78,7 @@
         <w:pStyle w:val="Heading2"/>
       </w:pPr>
       <w:r>
-        <w:t>Machine Learning zur Verbesserung von Medikamentenberatung in der Apotheke</w:t>
+        <w:t>KI-gestützte Zytologie-Automatisierung beim HPV-Screening: externe Validierung an 5.000 Fällen</w:t>
       </w:r>
     </w:p>
     <w:p>
@@ -88,12 +88,12 @@
           <w:color w:val="666666"/>
           <w:sz w:val="18"/>
         </w:rPr>
-        <w:t>Zamran M et al.  ·  J Manag Care Spec Pharm  ·  Nov. 2026  ·  PMID 42925248</w:t>
+        <w:t>Lahrmann B et al.  ·  NEJM AI  ·  24.09.2026  ·  PMID 42932696</w:t>
       </w:r>
     </w:p>
     <w:p>
       <w:r>
-        <w:t>Studie vergleich ML-basierte Zielidentifikation von Patienten für Apotheken-Beratungen mit traditionellen Kriterien in realen US-Versorgungsdaten.</w:t>
+        <w:t>Validierung eines transparenten KI-Systems zur automatisierten Doppelfärbung-Klassifikation in HPV-basierten Screening-Workflows an vier unabhängigen Kohorten mit insgesamt 9.006 Fällen, wovon 4.996 vollständig externe Validierungskohorte.</w:t>
       </w:r>
     </w:p>
     <w:p>
@@ -104,7 +104,7 @@
         <w:t xml:space="preserve">Ergebnis: </w:t>
       </w:r>
       <w:r>
-        <w:t>ML-Kohorte erreichte 21,2% Annahme-Quote vs. 12,6% historische Kohorte (8,6 Prozentpunkte Anstieg, RR 1,68; p&lt;0,001); Robustheit gegenüber Confounding (E-Wert 2,75) bestätigt.</w:t>
+        <w:t>Im locked post-hoc-Validationsdatensatz (n=4.996): Sensitivität 88,3 % (90%-KI 85,3–91,3 %), Spezifität 54,4 % (90%-KI 52,9–55,9 %) zur Erkennung von CIN 3+. Stabilitätsprüfung über beide Präparationsmethoden ohne Umkalibrierung. Die Leistung übertraf Pap-Zytologie (ASC-US+) und entsprach oder übertraf manuelle Doppelfärbung-Interpretation.</w:t>
       </w:r>
     </w:p>
     <w:p>
@@ -119,7 +119,7 @@
         <w:rPr>
           <w:sz w:val="19"/>
         </w:rPr>
-        <w:t>USA-Daten, methodisch robust, aber proprietäres System</w:t>
+        <w:t>Deutschland/Schweiz: Methodisch hochwertig, prospektive externe Validierung, europäische Beteiligung (Göttingen, Heidelberg); MDR-reguliert.</w:t>
       </w:r>
     </w:p>
     <w:p>
@@ -128,7 +128,7 @@
           <w:color w:val="5A7D3A"/>
           <w:sz w:val="18"/>
         </w:rPr>
-        <w:t>https://pubmed.ncbi.nlm.nih.gov/42925248/</w:t>
+        <w:t>https://pubmed.ncbi.nlm.nih.gov/42932696/</w:t>
       </w:r>
     </w:p>
     <w:p>
@@ -136,7 +136,7 @@
         <w:pStyle w:val="Heading2"/>
       </w:pPr>
       <w:r>
-        <w:t>KI-gestützte Bewegungserkennung für Ergonomie-Risikobeurteilung am Arbeitsplatz</w:t>
+        <w:t>KI-Triage von Thorax-Röntgen in der Klinik: Diagnoseverzögerung halbiert</w:t>
       </w:r>
     </w:p>
     <w:p>
@@ -146,12 +146,12 @@
           <w:color w:val="666666"/>
           <w:sz w:val="18"/>
         </w:rPr>
-        <w:t>Doro B et al.  ·  Med Lav  ·  23.10.2026  ·  PMID 42925046</w:t>
+        <w:t>Storey M et al.  ·  NEJM AI  ·  18.12.2025  ·  PMID 42932526</w:t>
       </w:r>
     </w:p>
     <w:p>
       <w:r>
-        <w:t>Studie entwickelte und validierte ein Skeletal-Pose-Erkennungs-System mit Graph Convolutional Networks zur automatisierten Ergonomie-Risikobeurteilung (OCRA) in echten Produktionsumgebungen.</w:t>
+        <w:t>Prospektive Evaluierung eines KI-Triage-Systems für Lungenkrebsverdacht an 56.257 Thoraxaufnahmen über 3 Jahre in fünf Londoner NHS-Krankenhäusern mit Analyse von Zeitverzögerung und CT-Nutzung.</w:t>
       </w:r>
     </w:p>
     <w:p>
@@ -162,7 +162,7 @@
         <w:t xml:space="preserve">Ergebnis: </w:t>
       </w:r>
       <w:r>
-        <w:t>Modell erreichte ~60% Klassifizierungsgenauigkeit und übertraf deutlich Frequenz- (12%) und Dauer-basierte Baselines (24%); technische Machbarkeit in unkontrollierten Fertigungsumgebungen ohne spezielle Sensorik demonstriert.</w:t>
+        <w:t>Zeitspanne von Röntgen-Aufnahme bis CT-Befund für Lungenkrebsverdacht von 6,0 auf 3,6 Tage verkürzt. 14-Merkmals-Modell: 82,5 % Sensitivität, 90,5 % Spezifität, 14,6 % positive Vorhersagekraft, 99,6 % negative Vorhersagekraft. Kein signifikanter Anstieg der CT-Volumina relativ zu Röntgen.</w:t>
       </w:r>
     </w:p>
     <w:p>
@@ -177,7 +177,7 @@
         <w:rPr>
           <w:sz w:val="19"/>
         </w:rPr>
-        <w:t>Italien-Studie, markerlose Erfassung übertragbar, aber noch kleine Datensätze</w:t>
+        <w:t>UK-NHS-Daten, übertragbar auf deutsche Versorgungsstrukturen mit Diagnostik-Pathways; praktischer Workflow-Effekt messbar.</w:t>
       </w:r>
     </w:p>
     <w:p>
@@ -186,7 +186,7 @@
           <w:color w:val="5A7D3A"/>
           <w:sz w:val="18"/>
         </w:rPr>
-        <w:t>https://pubmed.ncbi.nlm.nih.gov/42925046/</w:t>
+        <w:t>https://pubmed.ncbi.nlm.nih.gov/42932526/</w:t>
       </w:r>
     </w:p>
     <w:p>
@@ -194,7 +194,7 @@
         <w:pStyle w:val="Heading2"/>
       </w:pPr>
       <w:r>
-        <w:t>KI-gestützte Echtzeit-Übersetzung in TCM-Praxis: Praktiker berichten Defizite</w:t>
+        <w:t>Kontinuierliches Lernens bei KI-Modellimplementierung: 23 Kliniken, 12 Länder, Fehlerreduktion durch lokales Anpassen</w:t>
       </w:r>
     </w:p>
     <w:p>
@@ -204,12 +204,12 @@
           <w:color w:val="666666"/>
           <w:sz w:val="18"/>
         </w:rPr>
-        <w:t>Geng B et al.  ·  Front Public Health  ·  01.10.2026  ·  PMID 42924203</w:t>
+        <w:t>Chen E et al.  ·  NEJM AI  ·  24.12.2025  ·  PMID 42932524</w:t>
       </w:r>
     </w:p>
     <w:p>
       <w:r>
-        <w:t>Qualitative Studie mit 21 TCM-Praktikern untersuchte Perspektiven auf KI-assistierte Ad-hoc-Übersetzung im klinischen Alltag mittels thematischer Analyse.</w:t>
+        <w:t>Retrospektive Studie mit 2.313 Thorax-Aufnahmen aus 23 Krankenhäusern in 12 Ländern über 5 Kontinente: Vergleich von Deployment-Strategien (Original-Modell, Hospital-spezifisches Fine-Tuning, Continual Learning) für KI-basierte Endotrachealtubus-Lagebeurteilung.</w:t>
       </w:r>
     </w:p>
     <w:p>
@@ -220,7 +220,7 @@
         <w:t xml:space="preserve">Ergebnis: </w:t>
       </w:r>
       <w:r>
-        <w:t>6 Themen identifiziert: Informationsverlust und diagnostische Unsicherheit, Machtungleichgewichte, Kommunikationsbarrieren und Erosion beruflicher Identität; Praktiker berichten erhebliche Nachteile des Ad-hoc+KI-Modus gegenüber professionellen Dolmetschern.</w:t>
+        <w:t>Continual Learning erzielte signifikant niedrigeren durchschnittlichen ETT-Carina-Fehler von 10,58 mm (SD±12,98), verglichen mit 12,49 mm (SD±15,37) beim Hospital-spezifischen Fine-Tuning (nur 50 Trainings-Fälle) und 16,39 mm (SD±21,56) beim Original-Modell. Continual Learning übertraf Original-Modell an allen 23 Krankenhäusern und Hospital-spezifisches Fine-Tuning an 21 von 22 Krankenhäusern, ohne komplexe Infrastruktur oder Datentransfer zwischen Hospitälern erforderlich.</w:t>
       </w:r>
     </w:p>
     <w:p>
@@ -235,7 +235,7 @@
         <w:rPr>
           <w:sz w:val="19"/>
         </w:rPr>
-        <w:t>Qualitative Evidenz aus China zur Implementierungsproblematik, international relevant</w:t>
+        <w:t>Multinational (inkl. Deutschland, Österreich, Belgien, Schweiz, Spanien), zeigt praktische Implementierungsstrategie; Datenschutz-konform.</w:t>
       </w:r>
     </w:p>
     <w:p>
@@ -244,7 +244,7 @@
           <w:color w:val="5A7D3A"/>
           <w:sz w:val="18"/>
         </w:rPr>
-        <w:t>https://pubmed.ncbi.nlm.nih.gov/42924203/</w:t>
+        <w:t>https://pubmed.ncbi.nlm.nih.gov/42932524/</w:t>
       </w:r>
     </w:p>
     <w:p>
@@ -252,7 +252,7 @@
         <w:pStyle w:val="Heading2"/>
       </w:pPr>
       <w:r>
-        <w:t>ML-Modell für Pneumonie-Risiko nach Hirnblutung-OP mit Explainability</w:t>
+        <w:t>KI-gestützte Symptom-Einschätzung in der Ambulanz: Umlenkung in passendere Versorgungsstufen</w:t>
       </w:r>
     </w:p>
     <w:p>
@@ -262,12 +262,12 @@
           <w:color w:val="666666"/>
           <w:sz w:val="18"/>
         </w:rPr>
-        <w:t>Li L et al.  ·  Front Neurol  ·  08.10.2026  ·  PMID 42923169</w:t>
+        <w:t>Cotte F et al.  ·  NEJM AI  ·  05.03.2026  ·  PMID 42932480</w:t>
       </w:r>
     </w:p>
     <w:p>
       <w:r>
-        <w:t>Dual-Kohorten-Studie entwickelte und validierte Machine-Learning-Modelle zur Vorhersage postoperativer Lungeninfektionen nach Aneurysma-Clipping; zusätzlich explorativ EN-Timing analysiert.</w:t>
+        <w:t>Prospektive Evaluierung eines KI-Diagnose-Entscheidungsunterstützungs-Systems (Ada Health) in Portugals größtem privaten Gesundheitsnetz mit Nachverfolgung von 1.470 Patienten über elektronische Patientenakten und Befragungen.</w:t>
       </w:r>
     </w:p>
     <w:p>
@@ -278,7 +278,7 @@
         <w:t xml:space="preserve">Ergebnis: </w:t>
       </w:r>
       <w:r>
-        <w:t>Naive-Bayes-Modell zeigte beste Validierungs-Performance (AUC 0,811; 95%-KI 0,755–0,855); SHAP-Analyse identifizierte Hauptprädiktoren; EN-Timing zeigte nichtlineares Muster mit Inflektionspunkt 24,0 h (95% Bootstrap-KI 23,0–27,0 h).</w:t>
+        <w:t>33 % der Patienten änderten nach KI-Assessment ihre geplante Versorgungsstufe unmittelbar. Unsicherheit sank von 12,6 % auf 5,0 % (p&lt;0,001). Von 721 mit beobachtetem Verhalten: 59,1 % änderten Pathway (28,9 % de-eskaliert, 17,2 % eskaliert, 13,0 % Unsicherheit gelöst). Unter 96 Notfall-Planern: 38,5 % wählten niedrigere Akuität; 93 % (27/29) wurden nachträglich als angemessene Notfall-Vermeidung bewertet (95%-KI 78,0–98,1 %). Eigentliche Versorgungsqualität (n=382) stieg von 29,8 % auf 64,4 % angemessen (p&lt;0,001).</w:t>
       </w:r>
     </w:p>
     <w:p>
@@ -293,7 +293,7 @@
         <w:rPr>
           <w:sz w:val="19"/>
         </w:rPr>
-        <w:t>China-Daten, Methodik (TRIPOD+AI) international anwendbar</w:t>
+        <w:t>Portugal (ähnliches Versicherungssystem), aber Effekt ist versorgungssystem-unabhängig; klinischer Nutzen klar.</w:t>
       </w:r>
     </w:p>
     <w:p>
@@ -302,7 +302,7 @@
           <w:color w:val="5A7D3A"/>
           <w:sz w:val="18"/>
         </w:rPr>
-        <w:t>https://pubmed.ncbi.nlm.nih.gov/42923169/</w:t>
+        <w:t>https://pubmed.ncbi.nlm.nih.gov/42932480/</w:t>
       </w:r>
     </w:p>
     <w:p>
@@ -310,7 +310,7 @@
         <w:pStyle w:val="Heading2"/>
       </w:pPr>
       <w:r>
-        <w:t>Deep Learning zur automatisierten Pilz-Detektion in Mikroskopie-Bildern</w:t>
+        <w:t>KI-Laiensummaries vor Konsultation: 21 % kürzere Sprechzeiten, bessere Partizipation</w:t>
       </w:r>
     </w:p>
     <w:p>
@@ -320,12 +320,12 @@
           <w:color w:val="666666"/>
           <w:sz w:val="18"/>
         </w:rPr>
-        <w:t>Liu M et al.  ·  Front Cell Infect Microbiol  ·  08.10.2026  ·  PMID 42923083</w:t>
+        <w:t>Benker-Hasani E et al.  ·  NEJM AI  ·  15.10.2026  ·  PMID 42932468</w:t>
       </w:r>
     </w:p>
     <w:p>
       <w:r>
-        <w:t>Studie verglich 6 Deep-Learning-Modelle (YOLO, CNN, DETR) für automatisierte Erkennung von Pilzstrukturen in Oberflächenmykosen und optimierte das beste Modell zur klinischen Einsatz.</w:t>
+        <w:t>Randomisierte Studie (1:1, n=300) an neurochirurgischer Ambulanz der Universitätsmedizin Dresden: Effekt von qualitätsgeprüften KI-generierten Laiensummaries medizinischer Befunde vor Konsultation auf Kommunikationsqualität und Gesprächsdauer.</w:t>
       </w:r>
     </w:p>
     <w:p>
@@ -336,7 +336,7 @@
         <w:t xml:space="preserve">Ergebnis: </w:t>
       </w:r>
       <w:r>
-        <w:t>YOLOv11 übertraf alle anderen Modelle; nach Optimierung (IoU-Schwelle 0,25) F1-Score für Hyphen bei 200× 97,84%, positive Vorhersagequote 98,27%; Robustheit über Erkrankungen hinweg, tinea capitis F1 98,53%.</w:t>
+        <w:t>FAPI-Gesamtscore (Arzt-Patient-Interaktion) in Interventionsgruppe höher: 4,42±0,51 vs. 4,25±0,54; Differenz 0,17 (95%-KI 0,05–0,29), p=0,005 (Hedges' g=0,33). Shared Decision Making stärker (Diff. 0,29, KI 0,15–0,42). Mittlere Konsultationsdauer 25 vs. 33 Minuten (≈21 % relative Reduktion, GMR 0,79, KI 0,70–0,88). Patientisch bewertete Autonomie-Unterstützung höher; kein klarer Unterschied in wahrgenommener Empathie; begrenzte Evidenz für leicht erhöhte Encounter-Schwierigkeit.</w:t>
       </w:r>
     </w:p>
     <w:p>
@@ -351,7 +351,7 @@
         <w:rPr>
           <w:sz w:val="19"/>
         </w:rPr>
-        <w:t>China-Daten, standardisierte Methoden, Einsatz als Entscheidungsunterstützung validiert</w:t>
+        <w:t>Deutschland, echte Versorgungsstudie, direkt auf deutsches System übertragbar.</w:t>
       </w:r>
     </w:p>
     <w:p>
@@ -360,7 +360,7 @@
           <w:color w:val="5A7D3A"/>
           <w:sz w:val="18"/>
         </w:rPr>
-        <w:t>https://pubmed.ncbi.nlm.nih.gov/42923083/</w:t>
+        <w:t>https://pubmed.ncbi.nlm.nih.gov/42932468/</w:t>
       </w:r>
     </w:p>
     <w:p>
@@ -368,7 +368,7 @@
         <w:pStyle w:val="Heading2"/>
       </w:pPr>
       <w:r>
-        <w:t>Elektronische Patientenakten: Variation in Diagnose-Codes behindert Forschung</w:t>
+        <w:t>eHealth-gestützte Nachsorge nach Stammzelltransplantation: 34 % weniger akute Graft-versus-Host-Disease</w:t>
       </w:r>
     </w:p>
     <w:p>
@@ -378,12 +378,12 @@
           <w:color w:val="666666"/>
           <w:sz w:val="18"/>
         </w:rPr>
-        <w:t>Kelly B et al.  ·  Int J Popul Data Sci  ·  24.09.2026  ·  PMID 42921042</w:t>
+        <w:t>Leppla L et al.  ·  Ann Hematol  ·  24.10.2026  ·  PMID 42928398</w:t>
       </w:r>
     </w:p>
     <w:p>
       <w:r>
-        <w:t>Studie untersuchte Unterschiede in Kodierungssystemen zur Definition von Erkrankungen in britischen elektronischen Gesundheitsakten an 8 häufigen Erkrankungen.</w:t>
+        <w:t>Zwei europäische RCTs (Deutschland, Schweiz, n=152) zum Effekt eines Multikomponenten-Interventionsmodells (SMILe-ICM) mit eHealth und Advanced-Practice-Nurse-Selbstmanagement-Unterstützung auf Behandlungsbelastung, Lebensqualität und Graft-versus-Host-Disease (GvHD) nach allogener Stammzelltransplantation.</w:t>
       </w:r>
     </w:p>
     <w:p>
@@ -394,7 +394,7 @@
         <w:t xml:space="preserve">Ergebnis: </w:t>
       </w:r>
       <w:r>
-        <w:t>Kappa-Werte für Übereinstimmung zwischen Codelisten waren niedrig bis mittelmäßig; nur COPD und Depression erreichten konsistent faire bis moderate Übereinstimmung (Kappa 0,21–0,60), andere Erkrankungen nur faire Übereinstimmung maximal. Diagnostische Codes zeigten höhere Übereinstimmung als administrative Codes.</w:t>
+        <w:t>Behandlungsbelastung (PETS 2.0) in SMILe-Gruppe signifikant niedriger in 5 von 8 Dimensionen. Kumulative Inzidenz akute GvHD Grad II–IV: 34,2 % (SMILe-ICM) vs. 55,3 % (Usual Care); HR 0,54 (95%-KI 0,33–0,88), p=0,01. Chronische GvHD zeigte keine signifikanten Unterschiede (p=0,64). Lebensqualität (EQ-5D-5L) verbesserte sich über Zeit in beiden Gruppen ohne signifikanten Unterschied zwischen Gruppen.</w:t>
       </w:r>
     </w:p>
     <w:p>
@@ -409,7 +409,7 @@
         <w:rPr>
           <w:sz w:val="19"/>
         </w:rPr>
-        <w:t>UK-System, vergleichbare Interoperabilitätsprobleme in deutschem Gesundheitswesen</w:t>
+        <w:t>Deutschland und Schweiz, deutschsprachig, direkt übertragbar auf Versorgungsstrukturen.</w:t>
       </w:r>
     </w:p>
     <w:p>
@@ -418,7 +418,7 @@
           <w:color w:val="5A7D3A"/>
           <w:sz w:val="18"/>
         </w:rPr>
-        <w:t>https://pubmed.ncbi.nlm.nih.gov/42921042/</w:t>
+        <w:t>https://pubmed.ncbi.nlm.nih.gov/42928398/</w:t>
       </w:r>
     </w:p>
     <w:sectPr>

--- a/download/studien-aktuell.docx
+++ b/download/studien-aktuell.docx
@@ -62,7 +62,7 @@
           <w:color w:val="666666"/>
           <w:sz w:val="18"/>
         </w:rPr>
-        <w:t>Stand: 27.10.2026  |  6 Studien  |  ki.m-vf.de</w:t>
+        <w:t>Stand: 28.10.2026  |  6 Studien  |  ki.m-vf.de</w:t>
       </w:r>
     </w:p>
     <w:p>
@@ -70,7 +70,7 @@
         <w:pStyle w:val="Heading1"/>
       </w:pPr>
       <w:r>
-        <w:t>Aufgenommen am 27.10.2026</w:t>
+        <w:t>Aufgenommen am 28.10.2026</w:t>
       </w:r>
     </w:p>
     <w:p>
@@ -78,7 +78,7 @@
         <w:pStyle w:val="Heading2"/>
       </w:pPr>
       <w:r>
-        <w:t>KI-gestützte Zytologie-Automatisierung beim HPV-Screening: externe Validierung an 5.000 Fällen</w:t>
+        <w:t>KI-gestützte Echtzeit-Dokumentationsprüfung in Kliniken: siebenjährige Längsschnittevaluationen zeigen Verbesserungen</w:t>
       </w:r>
     </w:p>
     <w:p>
@@ -88,12 +88,12 @@
           <w:color w:val="666666"/>
           <w:sz w:val="18"/>
         </w:rPr>
-        <w:t>Lahrmann B et al.  ·  NEJM AI  ·  24.09.2026  ·  PMID 42932696</w:t>
+        <w:t>Zhu S et al.  ·  JMIR Med Inform  ·  27.10.2026  ·  PMID 42945531</w:t>
       </w:r>
     </w:p>
     <w:p>
       <w:r>
-        <w:t>Validierung eines transparenten KI-Systems zur automatisierten Doppelfärbung-Klassifikation in HPV-basierten Screening-Workflows an vier unabhängigen Kohorten mit insgesamt 9.006 Fällen, wovon 4.996 vollständig externe Validierungskohorte.</w:t>
+        <w:t>Evaluierung eines KI-gestützten Zweilevel-Systems für Dokumentationsprüfung (Echtzeit-Prompting während Eingabe, Blockierung bei Abschluss) an 43.324 Klinikaufenthalten über 84 Monate (2019–2025) an einem chinesischen Universitätsklinikum.</w:t>
       </w:r>
     </w:p>
     <w:p>
@@ -104,7 +104,7 @@
         <w:t xml:space="preserve">Ergebnis: </w:t>
       </w:r>
       <w:r>
-        <w:t>Im locked post-hoc-Validationsdatensatz (n=4.996): Sensitivität 88,3 % (90%-KI 85,3–91,3 %), Spezifität 54,4 % (90%-KI 52,9–55,9 %) zur Erkennung von CIN 3+. Stabilitätsprüfung über beide Präparationsmethoden ohne Umkalibrierung. Die Leistung übertraf Pap-Zytologie (ASC-US+) und entsprach oder übertraf manuelle Doppelfärbung-Interpretation.</w:t>
+        <w:t>Mängel in stabilen Regeln stiegen von 16,7% (2021) auf 50,9% (2023), was verbesserter Systemsensitivität entspricht. Hochrisiko-Fallrate sank nach Juli 2023 signifikant (Trendänderung −0,09, 95%-KI −0,15 bis −0,02, p=0,007). KI-gestützte Schreib-Rückwärts-Rate &gt;97% ab August 2023. Interreviewer-Konsistenz stark verbessert: Varianzkoeffizient von 115,7% auf 26,8%, ICC von 0,782 auf 0,317.</w:t>
       </w:r>
     </w:p>
     <w:p>
@@ -119,7 +119,7 @@
         <w:rPr>
           <w:sz w:val="19"/>
         </w:rPr>
-        <w:t>Deutschland/Schweiz: Methodisch hochwertig, prospektive externe Validierung, europäische Beteiligung (Göttingen, Heidelberg); MDR-reguliert.</w:t>
+        <w:t>Chinesische Klinikdaten; Konzept aber strukturell auf europäische EHR-Systeme übertragbar.</w:t>
       </w:r>
     </w:p>
     <w:p>
@@ -128,7 +128,7 @@
           <w:color w:val="5A7D3A"/>
           <w:sz w:val="18"/>
         </w:rPr>
-        <w:t>https://pubmed.ncbi.nlm.nih.gov/42932696/</w:t>
+        <w:t>https://pubmed.ncbi.nlm.nih.gov/42945531/</w:t>
       </w:r>
     </w:p>
     <w:p>
@@ -136,7 +136,7 @@
         <w:pStyle w:val="Heading2"/>
       </w:pPr>
       <w:r>
-        <w:t>KI-Triage von Thorax-Röntgen in der Klinik: Diagnoseverzögerung halbiert</w:t>
+        <w:t>LLM extrahiert Funktionsfähigkeits-Scores aus Rehabilitations-Noten: Retrospec-Validierung an 164.039 Einträgen</w:t>
       </w:r>
     </w:p>
     <w:p>
@@ -146,12 +146,12 @@
           <w:color w:val="666666"/>
           <w:sz w:val="18"/>
         </w:rPr>
-        <w:t>Storey M et al.  ·  NEJM AI  ·  18.12.2025  ·  PMID 42932526</w:t>
+        <w:t>Nishiyama T et al.  ·  JMIR Med Inform  ·  27.10.2026  ·  PMID 42945530</w:t>
       </w:r>
     </w:p>
     <w:p>
       <w:r>
-        <w:t>Prospektive Evaluierung eines KI-Triage-Systems für Lungenkrebsverdacht an 56.257 Thoraxaufnahmen über 3 Jahre in fünf Londoner NHS-Krankenhäusern mit Analyse von Zeitverzögerung und CT-Nutzung.</w:t>
+        <w:t>Retrospektive Evaluierung eines lokal eingesetzten LLM zur Schätzung von Functional-Independence-Measure-(FIM-)Items aus freiem Text von Physio-, Ergo- und Logopädie-Noten (Oktober 2019–September 2024) an Patienten mit Schlaganfall, Hüftfraktur oder Wirbelbruch.</w:t>
       </w:r>
     </w:p>
     <w:p>
@@ -162,7 +162,7 @@
         <w:t xml:space="preserve">Ergebnis: </w:t>
       </w:r>
       <w:r>
-        <w:t>Zeitspanne von Röntgen-Aufnahme bis CT-Befund für Lungenkrebsverdacht von 6,0 auf 3,6 Tage verkürzt. 14-Merkmals-Modell: 82,5 % Sensitivität, 90,5 % Spezifität, 14,6 % positive Vorhersagekraft, 99,6 % negative Vorhersagekraft. Kein signifikanter Anstieg der CT-Volumina relativ zu Röntgen.</w:t>
+        <w:t>Von 2.952.702 geeigneten Note-Item-Paaren produzierten das Modell 980.000 gültige Schätzungen (Gesamtquote 33,2%). Bei 57.246 Note-Item-Paaren mit Referenzscore am selben Tag waren 77,7% (44.481) innerhalb von 1 Punkt des Referenzscore. Mittlerer absoluter Fehler 0,825 (besser als Modal-Score-Baseline, aber höher als Last-Observation-Carried-Forward 0,648).</w:t>
       </w:r>
     </w:p>
     <w:p>
@@ -177,7 +177,7 @@
         <w:rPr>
           <w:sz w:val="19"/>
         </w:rPr>
-        <w:t>UK-NHS-Daten, übertragbar auf deutsche Versorgungsstrukturen mit Diagnostik-Pathways; praktischer Workflow-Effekt messbar.</w:t>
+        <w:t>Japanische Rehabilitations-Daten; sprachspezifisches Modell, aber Konzept auf deutschsprachige Noten übertragbar.</w:t>
       </w:r>
     </w:p>
     <w:p>
@@ -186,7 +186,7 @@
           <w:color w:val="5A7D3A"/>
           <w:sz w:val="18"/>
         </w:rPr>
-        <w:t>https://pubmed.ncbi.nlm.nih.gov/42932526/</w:t>
+        <w:t>https://pubmed.ncbi.nlm.nih.gov/42945530/</w:t>
       </w:r>
     </w:p>
     <w:p>
@@ -194,7 +194,7 @@
         <w:pStyle w:val="Heading2"/>
       </w:pPr>
       <w:r>
-        <w:t>Kontinuierliches Lernens bei KI-Modellimplementierung: 23 Kliniken, 12 Länder, Fehlerreduktion durch lokales Anpassen</w:t>
+        <w:t>LLM-gesteuerte Avatar-Patienten für Trainings in Shared Decision-Making: Akzeptanz bei Medizinstudierenden</w:t>
       </w:r>
     </w:p>
     <w:p>
@@ -204,12 +204,12 @@
           <w:color w:val="666666"/>
           <w:sz w:val="18"/>
         </w:rPr>
-        <w:t>Chen E et al.  ·  NEJM AI  ·  24.12.2025  ·  PMID 42932524</w:t>
+        <w:t>Van Bostraeten P et al.  ·  JMIR Form Res  ·  27.10.2026  ·  PMID 42944729</w:t>
       </w:r>
     </w:p>
     <w:p>
       <w:r>
-        <w:t>Retrospektive Studie mit 2.313 Thorax-Aufnahmen aus 23 Krankenhäusern in 12 Ländern über 5 Kontinente: Vergleich von Deployment-Strategien (Original-Modell, Hospital-spezifisches Fine-Tuning, Continual Learning) für KI-basierte Endotrachealtubus-Lagebeurteilung.</w:t>
+        <w:t>Entwicklung und Akzeptanzprüfung eines web-basierten Systems mit photorealistischen 3D-Avataren und Echtzeit-Sprachdialog (LLM-basiert) zur Schulung von Shared-Decision-Making-Kompetenzen bei Medizinstudierenden an der KU Leuven (November–Dezember 2025).</w:t>
       </w:r>
     </w:p>
     <w:p>
@@ -220,7 +220,7 @@
         <w:t xml:space="preserve">Ergebnis: </w:t>
       </w:r>
       <w:r>
-        <w:t>Continual Learning erzielte signifikant niedrigeren durchschnittlichen ETT-Carina-Fehler von 10,58 mm (SD±12,98), verglichen mit 12,49 mm (SD±15,37) beim Hospital-spezifischen Fine-Tuning (nur 50 Trainings-Fälle) und 16,39 mm (SD±21,56) beim Original-Modell. Continual Learning übertraf Original-Modell an allen 23 Krankenhäusern und Hospital-spezifisches Fine-Tuning an 21 von 22 Krankenhäusern, ohne komplexe Infrastruktur oder Datentransfer zwischen Hospitälern erforderlich.</w:t>
+        <w:t>24 von 25 Studierenden einbezogen. Wahrgenommene Nützlichkeit höchste Bewertung (Mittelwert 4,43, SD 0,50), gefolgt von Nutzungsabsicht (4,42, SD 0,59) und wahrgenommener Benutzerfreundlichkeit (3,81, SD 0,68) auf 5er-Likert-Skala. Qualitative Ergebnisse zeigen hohe Wertschätzung für sichere Lernumgebung; technische Probleme (Mikrofon, Einfrieren, Abstürze) als häufigste Verbesserungswünsche.</w:t>
       </w:r>
     </w:p>
     <w:p>
@@ -235,7 +235,7 @@
         <w:rPr>
           <w:sz w:val="19"/>
         </w:rPr>
-        <w:t>Multinational (inkl. Deutschland, Österreich, Belgien, Schweiz, Spanien), zeigt praktische Implementierungsstrategie; Datenschutz-konform.</w:t>
+        <w:t>Belgische Mediziner-Ausbildung, europäisches Gesundheitssystem; direkt auf deutschsprachige Universitäten übertragbar.</w:t>
       </w:r>
     </w:p>
     <w:p>
@@ -244,7 +244,7 @@
           <w:color w:val="5A7D3A"/>
           <w:sz w:val="18"/>
         </w:rPr>
-        <w:t>https://pubmed.ncbi.nlm.nih.gov/42932524/</w:t>
+        <w:t>https://pubmed.ncbi.nlm.nih.gov/42944729/</w:t>
       </w:r>
     </w:p>
     <w:p>
@@ -252,7 +252,7 @@
         <w:pStyle w:val="Heading2"/>
       </w:pPr>
       <w:r>
-        <w:t>KI-gestützte Symptom-Einschätzung in der Ambulanz: Umlenkung in passendere Versorgungsstufen</w:t>
+        <w:t>Smartphone-App für Blasentraining im Kindesalter: Prozessevaluierung zeigt Integrationshürden in NHS-Versorgung</w:t>
       </w:r>
     </w:p>
     <w:p>
@@ -262,12 +262,12 @@
           <w:color w:val="666666"/>
           <w:sz w:val="18"/>
         </w:rPr>
-        <w:t>Cotte F et al.  ·  NEJM AI  ·  05.03.2026  ·  PMID 42932480</w:t>
+        <w:t>Beasant L et al.  ·  JMIR Nurs  ·  27.10.2026  ·  PMID 42944649</w:t>
       </w:r>
     </w:p>
     <w:p>
       <w:r>
-        <w:t>Prospektive Evaluierung eines KI-Diagnose-Entscheidungsunterstützungs-Systems (Ada Health) in Portugals größtem privaten Gesundheitsnetz mit Nachverfolgung von 1.470 Patienten über elektronische Patientenakten und Befragungen.</w:t>
+        <w:t>Prozessevaluierung einer partizipativ entwickelten App (URApp) zur Unterstützung der Blasentrainings-Adhärenz bei Kindern und Jugendlichen (10–18 Jahre) mit Tagesinkontinenz an 5 englischen NHS-Zentren mit 20 Pflegefachpersonen über 18 Wochen (Normalization Measure Development-Fragebogen plus Fokusgruppen).</w:t>
       </w:r>
     </w:p>
     <w:p>
@@ -278,7 +278,7 @@
         <w:t xml:space="preserve">Ergebnis: </w:t>
       </w:r>
       <w:r>
-        <w:t>33 % der Patienten änderten nach KI-Assessment ihre geplante Versorgungsstufe unmittelbar. Unsicherheit sank von 12,6 % auf 5,0 % (p&lt;0,001). Von 721 mit beobachtetem Verhalten: 59,1 % änderten Pathway (28,9 % de-eskaliert, 17,2 % eskaliert, 13,0 % Unsicherheit gelöst). Unter 96 Notfall-Planern: 38,5 % wählten niedrigere Akuität; 93 % (27/29) wurden nachträglich als angemessene Notfall-Vermeidung bewertet (95%-KI 78,0–98,1 %). Eigentliche Versorgungsqualität (n=382) stieg von 29,8 % auf 64,4 % angemessen (p&lt;0,001).</w:t>
+        <w:t>App wurde positiv wahrgenommen und als altersgerecht und nützlich bewertet. 20 Pflegefachpersonen stuften URApp als leicht anwendbar und funktionell im Einklang mit bestehender Blasentherapie ein. Integration in bestehende Versorgungspfade erwies sich aber als schwierig; Teams bevorzugten Papierblockbücher, zeigten Vertrauensdefizite beim Wechsel zu elektronischen Tagebüchern und Bedenken wegen fehlender elterlicher Einsicht in App-Daten.</w:t>
       </w:r>
     </w:p>
     <w:p>
@@ -293,7 +293,7 @@
         <w:rPr>
           <w:sz w:val="19"/>
         </w:rPr>
-        <w:t>Portugal (ähnliches Versicherungssystem), aber Effekt ist versorgungssystem-unabhängig; klinischer Nutzen klar.</w:t>
+        <w:t>England, NHS-Struktur ähnlich deutscher Regelversorgung; Befunde zu Implementierungshürden übertragbar.</w:t>
       </w:r>
     </w:p>
     <w:p>
@@ -302,7 +302,7 @@
           <w:color w:val="5A7D3A"/>
           <w:sz w:val="18"/>
         </w:rPr>
-        <w:t>https://pubmed.ncbi.nlm.nih.gov/42932480/</w:t>
+        <w:t>https://pubmed.ncbi.nlm.nih.gov/42944649/</w:t>
       </w:r>
     </w:p>
     <w:p>
@@ -310,7 +310,7 @@
         <w:pStyle w:val="Heading2"/>
       </w:pPr>
       <w:r>
-        <w:t>KI-Laiensummaries vor Konsultation: 21 % kürzere Sprechzeiten, bessere Partizipation</w:t>
+        <w:t>KI-Entscheidungsunterstuetzung zur Magensondenlage in britischen Kliniken: externe Validierung zeigt Sicherheitsbedenken</w:t>
       </w:r>
     </w:p>
     <w:p>
@@ -320,12 +320,12 @@
           <w:color w:val="666666"/>
           <w:sz w:val="18"/>
         </w:rPr>
-        <w:t>Benker-Hasani E et al.  ·  NEJM AI  ·  15.10.2026  ·  PMID 42932468</w:t>
+        <w:t>Bartsch AM et al.  ·  NEJM AI  ·  26.02.2026  ·  PMID 42932497</w:t>
       </w:r>
     </w:p>
     <w:p>
       <w:r>
-        <w:t>Randomisierte Studie (1:1, n=300) an neurochirurgischer Ambulanz der Universitätsmedizin Dresden: Effekt von qualitätsgeprüften KI-generierten Laiensummaries medizinischer Befunde vor Konsultation auf Kommunikationsqualität und Gesprächsdauer.</w:t>
+        <w:t>Prospektive Validierungsstudie an 1605 Thorax-Röntgenaufnahmen in NHS-Trusts zur Überprüfung eines MDR-zertifizierten KI-Tools (Annalise Enterprise CXR) zur Erkennung unsicher platzierter Nasogastral-Sonden.</w:t>
       </w:r>
     </w:p>
     <w:p>
@@ -336,7 +336,7 @@
         <w:t xml:space="preserve">Ergebnis: </w:t>
       </w:r>
       <w:r>
-        <w:t>FAPI-Gesamtscore (Arzt-Patient-Interaktion) in Interventionsgruppe höher: 4,42±0,51 vs. 4,25±0,54; Differenz 0,17 (95%-KI 0,05–0,29), p=0,005 (Hedges' g=0,33). Shared Decision Making stärker (Diff. 0,29, KI 0,15–0,42). Mittlere Konsultationsdauer 25 vs. 33 Minuten (≈21 % relative Reduktion, GMR 0,79, KI 0,70–0,88). Patientisch bewertete Autonomie-Unterstützung höher; kein klarer Unterschied in wahrgenommener Empathie; begrenzte Evidenz für leicht erhöhte Encounter-Schwierigkeit.</w:t>
+        <w:t>Sensitivität 0,87 (95%-KI 0,79–0,91) für unsicher sitzende Sonden, aber Spezifität nur 0,63 (95%-KI 0,61–0,66); 1% falsch-negative Fälle (17/1605), die "Never Events" verursachen könnten. Hohes Auftreten falsch-positiver Ergebnisse (34%) deutet auf Uneignung als primäres Entscheidungsunterstützungssystem hin.</w:t>
       </w:r>
     </w:p>
     <w:p>
@@ -351,7 +351,7 @@
         <w:rPr>
           <w:sz w:val="19"/>
         </w:rPr>
-        <w:t>Deutschland, echte Versorgungsstudie, direkt auf deutsches System übertragbar.</w:t>
+        <w:t>NHS-Daten, vergleichbares Versorgungssystem; Sicherheitsbefund unmittelbar relevant für europäische Kliniken.</w:t>
       </w:r>
     </w:p>
     <w:p>
@@ -360,7 +360,7 @@
           <w:color w:val="5A7D3A"/>
           <w:sz w:val="18"/>
         </w:rPr>
-        <w:t>https://pubmed.ncbi.nlm.nih.gov/42932468/</w:t>
+        <w:t>https://pubmed.ncbi.nlm.nih.gov/42932497/</w:t>
       </w:r>
     </w:p>
     <w:p>
@@ -368,7 +368,7 @@
         <w:pStyle w:val="Heading2"/>
       </w:pPr>
       <w:r>
-        <w:t>eHealth-gestützte Nachsorge nach Stammzelltransplantation: 34 % weniger akute Graft-versus-Host-Disease</w:t>
+        <w:t>Fernmonitoring mit Patient-Reported Outcomes nach Brustbiopsie: Angst reduziert, Schmerz nicht signifikant vermindert</w:t>
       </w:r>
     </w:p>
     <w:p>
@@ -378,12 +378,12 @@
           <w:color w:val="666666"/>
           <w:sz w:val="18"/>
         </w:rPr>
-        <w:t>Leppla L et al.  ·  Ann Hematol  ·  24.10.2026  ·  PMID 42928398</w:t>
+        <w:t>Guerdoux E et al.  ·  Support Care Cancer  ·  22.10.2026  ·  PMID 42911430</w:t>
       </w:r>
     </w:p>
     <w:p>
       <w:r>
-        <w:t>Zwei europäische RCTs (Deutschland, Schweiz, n=152) zum Effekt eines Multikomponenten-Interventionsmodells (SMILe-ICM) mit eHealth und Advanced-Practice-Nurse-Selbstmanagement-Unterstützung auf Behandlungsbelastung, Lebensqualität und Graft-versus-Host-Disease (GvHD) nach allogener Stammzelltransplantation.</w:t>
+        <w:t>Französische Mehrarm-RCT (n=193) zur Wirkung von Fernmonitoring mittels Patient-Reported Outcomes (PRO) auf Schmerz und Angst nach Brustbiopsie; Vergleich: tägliche Telefonanrufe mit Psychoonkologie-Unterstützung vs. elektronische PRO-Schnittstelle (3 Tage) vs. Standardbetreuung.</w:t>
       </w:r>
     </w:p>
     <w:p>
@@ -394,7 +394,7 @@
         <w:t xml:space="preserve">Ergebnis: </w:t>
       </w:r>
       <w:r>
-        <w:t>Behandlungsbelastung (PETS 2.0) in SMILe-Gruppe signifikant niedriger in 5 von 8 Dimensionen. Kumulative Inzidenz akute GvHD Grad II–IV: 34,2 % (SMILe-ICM) vs. 55,3 % (Usual Care); HR 0,54 (95%-KI 0,33–0,88), p=0,01. Chronische GvHD zeigte keine signifikanten Unterschiede (p=0,64). Lebensqualität (EQ-5D-5L) verbesserte sich über Zeit in beiden Gruppen ohne signifikanten Unterschied zwischen Gruppen.</w:t>
+        <w:t>Schmerz am Tag 4 vernachlässigbar (Median=0) und zwischen den Gruppen nicht signifikant unterschiedlich (p&gt;0,05). Anteil Patienten mit klinisch bedeutsamer Angst niedriger in Interventionsarmen am Tag 4 (p&lt;0,001); am Tag 10 nur in Telefon-PRO-Arm signifikant (adjustierter p=0,008). Fernüberwachung mit PRO, insbesondere mit menschlicher Intervention, könnte Angst reduzieren.</w:t>
       </w:r>
     </w:p>
     <w:p>
@@ -409,7 +409,7 @@
         <w:rPr>
           <w:sz w:val="19"/>
         </w:rPr>
-        <w:t>Deutschland und Schweiz, deutschsprachig, direkt übertragbar auf Versorgungsstrukturen.</w:t>
+        <w:t>Frankreich, ähnliches Versicherungssystem; Prozessmodell auf deutsche Brustzentren übertragbar.</w:t>
       </w:r>
     </w:p>
     <w:p>
@@ -418,7 +418,7 @@
           <w:color w:val="5A7D3A"/>
           <w:sz w:val="18"/>
         </w:rPr>
-        <w:t>https://pubmed.ncbi.nlm.nih.gov/42928398/</w:t>
+        <w:t>https://pubmed.ncbi.nlm.nih.gov/42911430/</w:t>
       </w:r>
     </w:p>
     <w:sectPr>

--- a/download/studien-aktuell.docx
+++ b/download/studien-aktuell.docx
@@ -62,7 +62,7 @@
           <w:color w:val="666666"/>
           <w:sz w:val="18"/>
         </w:rPr>
-        <w:t>Stand: 28.10.2026  |  6 Studien  |  ki.m-vf.de</w:t>
+        <w:t>Stand: 29.10.2026  |  6 Studien  |  ki.m-vf.de</w:t>
       </w:r>
     </w:p>
     <w:p>
@@ -70,7 +70,7 @@
         <w:pStyle w:val="Heading1"/>
       </w:pPr>
       <w:r>
-        <w:t>Aufgenommen am 28.10.2026</w:t>
+        <w:t>Aufgenommen am 29.10.2026</w:t>
       </w:r>
     </w:p>
     <w:p>
@@ -78,7 +78,7 @@
         <w:pStyle w:val="Heading2"/>
       </w:pPr>
       <w:r>
-        <w:t>KI-gestützte Echtzeit-Dokumentationsprüfung in Kliniken: siebenjährige Längsschnittevaluationen zeigen Verbesserungen</w:t>
+        <w:t>Machine-Learning-gestützte Fernüberwachung bei fortgeschrittener Parkinson-Erkrankung</w:t>
       </w:r>
     </w:p>
     <w:p>
@@ -88,12 +88,12 @@
           <w:color w:val="666666"/>
           <w:sz w:val="18"/>
         </w:rPr>
-        <w:t>Zhu S et al.  ·  JMIR Med Inform  ·  27.10.2026  ·  PMID 42945531</w:t>
+        <w:t>Godoy Junior CA et al.  ·  Int J Technol Assess Health Care  ·  28.10.2026  ·  PMID 42947537</w:t>
       </w:r>
     </w:p>
     <w:p>
       <w:r>
-        <w:t>Evaluierung eines KI-gestützten Zweilevel-Systems für Dokumentationsprüfung (Echtzeit-Prompting während Eingabe, Blockierung bei Abschluss) an 43.324 Klinikaufenthalten über 84 Monate (2019–2025) an einem chinesischen Universitätsklinikum.</w:t>
+        <w:t>Health-Technology-Assessment mit Markov-Modell zur Bewertung, ob ML-basierte Fernüberwachungssysteme die Früherkennung von fortgeschrittener Parkinson-Erkrankung verbessern und so zu besseren Behandlungsergebnissen oder Kosteneinsparungen führen.</w:t>
       </w:r>
     </w:p>
     <w:p>
@@ -104,7 +104,7 @@
         <w:t xml:space="preserve">Ergebnis: </w:t>
       </w:r>
       <w:r>
-        <w:t>Mängel in stabilen Regeln stiegen von 16,7% (2021) auf 50,9% (2023), was verbesserter Systemsensitivität entspricht. Hochrisiko-Fallrate sank nach Juli 2023 signifikant (Trendänderung −0,09, 95%-KI −0,15 bis −0,02, p=0,007). KI-gestützte Schreib-Rückwärts-Rate &gt;97% ab August 2023. Interreviewer-Konsistenz stark verbessert: Varianzkoeffizient von 115,7% auf 26,8%, ICC von 0,782 auf 0,317.</w:t>
+        <w:t>Bei angenommener Sensitivität und Spezifität von 88 % und 62 % generierte die ML-Fernüberwachung nur 0,0044 zusätzliche qualitätsadjustierte Lebensjahre (QALYs) bei Zusatzkosten von 761 € pro Patient, was zu einer inkrementellen Kosteneffektivitätsrate von 172.023 € pro QALY führte – deutlich über der Zahlungsbereitschaftsschwelle von 35.000 €. Der Nutzen hängt davon ab, ob Überwachung tatsächlich klinische Pfade ändert oder stationäre Pflegebedürftigkeit verzögert.</w:t>
       </w:r>
     </w:p>
     <w:p>
@@ -119,7 +119,7 @@
         <w:rPr>
           <w:sz w:val="19"/>
         </w:rPr>
-        <w:t>Chinesische Klinikdaten; Konzept aber strukturell auf europäische EHR-Systeme übertragbar.</w:t>
+        <w:t>Finnisches Gesundheitssystem, europäische Versicherungslogik ähnlich Deutschland.</w:t>
       </w:r>
     </w:p>
     <w:p>
@@ -128,7 +128,7 @@
           <w:color w:val="5A7D3A"/>
           <w:sz w:val="18"/>
         </w:rPr>
-        <w:t>https://pubmed.ncbi.nlm.nih.gov/42945531/</w:t>
+        <w:t>https://pubmed.ncbi.nlm.nih.gov/42947537/</w:t>
       </w:r>
     </w:p>
     <w:p>
@@ -136,7 +136,7 @@
         <w:pStyle w:val="Heading2"/>
       </w:pPr>
       <w:r>
-        <w:t>LLM extrahiert Funktionsfähigkeits-Scores aus Rehabilitations-Noten: Retrospec-Validierung an 164.039 Einträgen</w:t>
+        <w:t>Machine-Learning-Prognose für Gewichtszunahme unter Olanzapin aus EHR-Daten</w:t>
       </w:r>
     </w:p>
     <w:p>
@@ -146,12 +146,12 @@
           <w:color w:val="666666"/>
           <w:sz w:val="18"/>
         </w:rPr>
-        <w:t>Nishiyama T et al.  ·  JMIR Med Inform  ·  27.10.2026  ·  PMID 42945530</w:t>
+        <w:t>Aktypi F et al.  ·  BMC Psychiatry  ·  28.07.2026  ·  PMID 42947047</w:t>
       </w:r>
     </w:p>
     <w:p>
       <w:r>
-        <w:t>Retrospektive Evaluierung eines lokal eingesetzten LLM zur Schätzung von Functional-Independence-Measure-(FIM-)Items aus freiem Text von Physio-, Ergo- und Logopädie-Noten (Oktober 2019–September 2024) an Patienten mit Schlaganfall, Hüftfraktur oder Wirbelbruch.</w:t>
+        <w:t>Explainable-AI-Modelle auf Basis dänischer EHR-Daten (11.984 Patienten mit Olanzapin-Therapie 2016–2025) zur Vorhersage klinisch relevanter BMI-Steigerungen (&gt;5 %) bei antipsychotischer Behandlung.</w:t>
       </w:r>
     </w:p>
     <w:p>
@@ -162,7 +162,7 @@
         <w:t xml:space="preserve">Ergebnis: </w:t>
       </w:r>
       <w:r>
-        <w:t>Von 2.952.702 geeigneten Note-Item-Paaren produzierten das Modell 980.000 gültige Schätzungen (Gesamtquote 33,2%). Bei 57.246 Note-Item-Paaren mit Referenzscore am selben Tag waren 77,7% (44.481) innerhalb von 1 Punkt des Referenzscore. Mittlerer absoluter Fehler 0,825 (besser als Modal-Score-Baseline, aber höher als Last-Observation-Carried-Forward 0,648).</w:t>
+        <w:t>XGBoost erreichte AUROC von 0,72 (Trainingskohorte 2016–2024) und 0,79 (gehaltenes Test-Set 2025) im 30–180-Tage-Fenster nach Behandlungsbeginn. Basale BMI, jüngeres Alter, steigende Olanzapin-Dosierung und historische BMI-Variabilität waren stärkste Prädiktoren. Performance auf temporalen Hold-out-Daten war moderater, warnt vor Überoptimismus bei realer Implementierung.</w:t>
       </w:r>
     </w:p>
     <w:p>
@@ -177,7 +177,7 @@
         <w:rPr>
           <w:sz w:val="19"/>
         </w:rPr>
-        <w:t>Japanische Rehabilitations-Daten; sprachspezifisches Modell, aber Konzept auf deutschsprachige Noten übertragbar.</w:t>
+        <w:t>Dänische Registerdaten, europäische GDPR-Konformität, direkt auf deutsche Versorgung übertragbar.</w:t>
       </w:r>
     </w:p>
     <w:p>
@@ -186,7 +186,7 @@
           <w:color w:val="5A7D3A"/>
           <w:sz w:val="18"/>
         </w:rPr>
-        <w:t>https://pubmed.ncbi.nlm.nih.gov/42945530/</w:t>
+        <w:t>https://pubmed.ncbi.nlm.nih.gov/42947047/</w:t>
       </w:r>
     </w:p>
     <w:p>
@@ -194,7 +194,7 @@
         <w:pStyle w:val="Heading2"/>
       </w:pPr>
       <w:r>
-        <w:t>LLM-gesteuerte Avatar-Patienten für Trainings in Shared Decision-Making: Akzeptanz bei Medizinstudierenden</w:t>
+        <w:t>Benutzerakzeptanz einer Fitness-App für Spondyloarthritis: 12-Wochen-Studie</w:t>
       </w:r>
     </w:p>
     <w:p>
@@ -204,12 +204,12 @@
           <w:color w:val="666666"/>
           <w:sz w:val="18"/>
         </w:rPr>
-        <w:t>Van Bostraeten P et al.  ·  JMIR Form Res  ·  27.10.2026  ·  PMID 42944729</w:t>
+        <w:t>Labinsky H et al.  ·  JMIR Form Res  ·  26.10.2026  ·  PMID 42932868</w:t>
       </w:r>
     </w:p>
     <w:p>
       <w:r>
-        <w:t>Entwicklung und Akzeptanzprüfung eines web-basierten Systems mit photorealistischen 3D-Avataren und Echtzeit-Sprachdialog (LLM-basiert) zur Schulung von Shared-Decision-Making-Kompetenzen bei Medizinstudierenden an der KU Leuven (November–Dezember 2025).</w:t>
+        <w:t>Querschnittsauswertung zur Benutzerwahrnehmung und Akzeptierbarkeit einer digitalen Therapeutika (DTx) mit Übungen und Gamification für Patienten mit axialer Spondyloarthritis nach 12 Wochen Nutzung.</w:t>
       </w:r>
     </w:p>
     <w:p>
@@ -220,7 +220,7 @@
         <w:t xml:space="preserve">Ergebnis: </w:t>
       </w:r>
       <w:r>
-        <w:t>24 von 25 Studierenden einbezogen. Wahrgenommene Nützlichkeit höchste Bewertung (Mittelwert 4,43, SD 0,50), gefolgt von Nutzungsabsicht (4,42, SD 0,59) und wahrgenommener Benutzerfreundlichkeit (3,81, SD 0,68) auf 5er-Likert-Skala. Qualitative Ergebnisse zeigen hohe Wertschätzung für sichere Lernumgebung; technische Probleme (Mikrofon, Einfrieren, Abstürze) als häufigste Verbesserungswünsche.</w:t>
+        <w:t>27 Patienten bewerteten die App mit mittlerer uMARS-Punktzahl von 4,44 (SD 0,43) auf 5-Punkte-Skala; Net-Promoter-Score (NPS) betrug 93 %. Funktionalität erzielte höchste, Information niedrigste Bewertungen. Starke Korrelation zwischen Gesamtqualität und NPS (ρ=0,57; p=.002). Die DTx wurde als benutzerfreundlich nach 12 Wochen wahrgenommen, was ihre Integrierbarkeit in Routineversorgung stützt.</w:t>
       </w:r>
     </w:p>
     <w:p>
@@ -235,7 +235,7 @@
         <w:rPr>
           <w:sz w:val="19"/>
         </w:rPr>
-        <w:t>Belgische Mediziner-Ausbildung, europäisches Gesundheitssystem; direkt auf deutschsprachige Universitäten übertragbar.</w:t>
+        <w:t>Deutsche Forschungsstelle (Würzburg), deutschsprachige DiGA-Bewertung relevant.</w:t>
       </w:r>
     </w:p>
     <w:p>
@@ -244,7 +244,7 @@
           <w:color w:val="5A7D3A"/>
           <w:sz w:val="18"/>
         </w:rPr>
-        <w:t>https://pubmed.ncbi.nlm.nih.gov/42944729/</w:t>
+        <w:t>https://pubmed.ncbi.nlm.nih.gov/42932868/</w:t>
       </w:r>
     </w:p>
     <w:p>
@@ -252,7 +252,7 @@
         <w:pStyle w:val="Heading2"/>
       </w:pPr>
       <w:r>
-        <w:t>Smartphone-App für Blasentraining im Kindesalter: Prozessevaluierung zeigt Integrationshürden in NHS-Versorgung</w:t>
+        <w:t>Machine-Learning-Vorhersage von Patientenpräferenzen bei Reanimationswünschen</w:t>
       </w:r>
     </w:p>
     <w:p>
@@ -262,12 +262,12 @@
           <w:color w:val="666666"/>
           <w:sz w:val="18"/>
         </w:rPr>
-        <w:t>Beasant L et al.  ·  JMIR Nurs  ·  27.10.2026  ·  PMID 42944649</w:t>
+        <w:t>Starke G et al.  ·  NEJM AI  ·  18.09.2025  ·  PMID 42932605</w:t>
       </w:r>
     </w:p>
     <w:p>
       <w:r>
-        <w:t>Prozessevaluierung einer partizipativ entwickelten App (URApp) zur Unterstützung der Blasentrainings-Adhärenz bei Kindern und Jugendlichen (10–18 Jahre) mit Tagesinkontinenz an 5 englischen NHS-Zentren mit 20 Pflegefachpersonen über 18 Wochen (Normalization Measure Development-Fragebogen plus Fokusgruppen).</w:t>
+        <w:t>Proof-of-Concept eines ML-Modells zur Vorhersage von Patientenpräferenzen (etwa Reanimationswünsche) aus administrativen Gesundheitsdaten; soll Ersatzmittelscheidungen bei nicht entscheidungsfähigen Patienten verbessern.</w:t>
       </w:r>
     </w:p>
     <w:p>
@@ -278,7 +278,7 @@
         <w:t xml:space="preserve">Ergebnis: </w:t>
       </w:r>
       <w:r>
-        <w:t>App wurde positiv wahrgenommen und als altersgerecht und nützlich bewertet. 20 Pflegefachpersonen stuften URApp als leicht anwendbar und funktionell im Einklang mit bestehender Blasentherapie ein. Integration in bestehende Versorgungspfade erwies sich aber als schwierig; Teams bevorzugten Papierblockbücher, zeigten Vertrauensdefizite beim Wechsel zu elektronischen Tagebüchern und Bedenken wegen fehlender elterlicher Einsicht in App-Daten.</w:t>
+        <w:t>Drei Modelle (demografisch, klinisch, personalisiert) übertroffen Partner-Prognosen. Beste Genauigkeit beim personalisierten Modell: 70,6 % (fünffache Kreuzvalidierung, SD ±1,3 %), gleichauf oder besser als typische Surrogatprognosen in der Literatur. Modelle basierten auf Schweizer Bevölkerungsdaten (n=1811).</w:t>
       </w:r>
     </w:p>
     <w:p>
@@ -293,7 +293,7 @@
         <w:rPr>
           <w:sz w:val="19"/>
         </w:rPr>
-        <w:t>England, NHS-Struktur ähnlich deutscher Regelversorgung; Befunde zu Implementierungshürden übertragbar.</w:t>
+        <w:t>Schweizer Setting, aber ethische Logik und Datenschutzkonzepte europäisch – regulatorische Übertragung gering, konzeptioneller Mehrwert hoch.</w:t>
       </w:r>
     </w:p>
     <w:p>
@@ -302,7 +302,7 @@
           <w:color w:val="5A7D3A"/>
           <w:sz w:val="18"/>
         </w:rPr>
-        <w:t>https://pubmed.ncbi.nlm.nih.gov/42944649/</w:t>
+        <w:t>https://pubmed.ncbi.nlm.nih.gov/42932605/</w:t>
       </w:r>
     </w:p>
     <w:p>
@@ -310,7 +310,7 @@
         <w:pStyle w:val="Heading2"/>
       </w:pPr>
       <w:r>
-        <w:t>KI-Entscheidungsunterstuetzung zur Magensondenlage in britischen Kliniken: externe Validierung zeigt Sicherheitsbedenken</w:t>
+        <w:t>Praktischer Leitfaden: Menschliche Faktoren in KI-gestützten Medizingeräten</w:t>
       </w:r>
     </w:p>
     <w:p>
@@ -320,12 +320,12 @@
           <w:color w:val="666666"/>
           <w:sz w:val="18"/>
         </w:rPr>
-        <w:t>Bartsch AM et al.  ·  NEJM AI  ·  26.02.2026  ·  PMID 42932497</w:t>
+        <w:t>Mathias R et al.  ·  NEJM AI  ·  26.03.2026  ·  PMID 42932484</w:t>
       </w:r>
     </w:p>
     <w:p>
       <w:r>
-        <w:t>Prospektive Validierungsstudie an 1605 Thorax-Röntgenaufnahmen in NHS-Trusts zur Überprüfung eines MDR-zertifizierten KI-Tools (Annalise Enterprise CXR) zur Erkennung unsicher platzierter Nasogastral-Sonden.</w:t>
+        <w:t>Konsenspapier der RAISE-Gruppe (internationale Experten aus Klinik, Regulierung, Human Factors) identifiziert sieben spezifische Human-Factors-Risiken von KI-Systemen und gibt praktische Implementierungsschritte, die mit etablierten Regulierungsstandards kompatibel sind.</w:t>
       </w:r>
     </w:p>
     <w:p>
@@ -336,7 +336,7 @@
         <w:t xml:space="preserve">Ergebnis: </w:t>
       </w:r>
       <w:r>
-        <w:t>Sensitivität 0,87 (95%-KI 0,79–0,91) für unsicher sitzende Sonden, aber Spezifität nur 0,63 (95%-KI 0,61–0,66); 1% falsch-negative Fälle (17/1605), die "Never Events" verursachen könnten. Hohes Auftreten falsch-positiver Ergebnisse (34%) deutet auf Uneignung als primäres Entscheidungsunterstützungssystem hin.</w:t>
+        <w:t>Synthese von sieben Human-Factors-Risiken: Wahrnehmungs-/Interpretationsfehler, Vertrauensfehlkalibrierung, Automation Bias, Deskilling, Technostress, Indikations-Creep, Modus-Fehler. Praktische Anleitung zu Nutzerexklusion, Ausgabengestaltung für Vertrauen, Workflow-Integration, Training, Fallback-Pfaden, Postmarket-Überwachung und Change-Control mit Bezug zu Usability-Standards und Risikomanagement.</w:t>
       </w:r>
     </w:p>
     <w:p>
@@ -351,7 +351,7 @@
         <w:rPr>
           <w:sz w:val="19"/>
         </w:rPr>
-        <w:t>NHS-Daten, vergleichbares Versorgungssystem; Sicherheitsbefund unmittelbar relevant für europäische Kliniken.</w:t>
+        <w:t>Deutschland und UK (Autoren aus Dresden, Oxford, Genf), europäische Regulierungslogik (MDR-konform).</w:t>
       </w:r>
     </w:p>
     <w:p>
@@ -360,7 +360,7 @@
           <w:color w:val="5A7D3A"/>
           <w:sz w:val="18"/>
         </w:rPr>
-        <w:t>https://pubmed.ncbi.nlm.nih.gov/42932497/</w:t>
+        <w:t>https://pubmed.ncbi.nlm.nih.gov/42932484/</w:t>
       </w:r>
     </w:p>
     <w:p>
@@ -368,7 +368,7 @@
         <w:pStyle w:val="Heading2"/>
       </w:pPr>
       <w:r>
-        <w:t>Fernmonitoring mit Patient-Reported Outcomes nach Brustbiopsie: Angst reduziert, Schmerz nicht signifikant vermindert</w:t>
+        <w:t>App-basierte ePRO zur Nebenwirkungserfassung in Brustkrebstherapie: RCT</w:t>
       </w:r>
     </w:p>
     <w:p>
@@ -378,12 +378,12 @@
           <w:color w:val="666666"/>
           <w:sz w:val="18"/>
         </w:rPr>
-        <w:t>Guerdoux E et al.  ·  Support Care Cancer  ·  22.10.2026  ·  PMID 42911430</w:t>
+        <w:t>Trojan A et al.  ·  Curr Oncol  ·  14.10.2026  ·  PMID 42930185</w:t>
       </w:r>
     </w:p>
     <w:p>
       <w:r>
-        <w:t>Französische Mehrarm-RCT (n=193) zur Wirkung von Fernmonitoring mittels Patient-Reported Outcomes (PRO) auf Schmerz und Angst nach Brustbiopsie; Vergleich: tägliche Telefonanrufe mit Psychoonkologie-Unterstützung vs. elektronische PRO-Schnittstelle (3 Tage) vs. Standardbetreuung.</w:t>
+        <w:t>Randomisierte Studie (1:1) mit 189 Patienten unter HER2-gerichteter Brustkrebsbehandlung, die die Wirkung einer mobilen App auf Rate schwerwiegender unerwünschter Ereignisse (CTCAE ≥3) prüft.</w:t>
       </w:r>
     </w:p>
     <w:p>
@@ -394,7 +394,7 @@
         <w:t xml:space="preserve">Ergebnis: </w:t>
       </w:r>
       <w:r>
-        <w:t>Schmerz am Tag 4 vernachlässigbar (Median=0) und zwischen den Gruppen nicht signifikant unterschiedlich (p&gt;0,05). Anteil Patienten mit klinisch bedeutsamer Angst niedriger in Interventionsarmen am Tag 4 (p&lt;0,001); am Tag 10 nur in Telefon-PRO-Arm signifikant (adjustierter p=0,008). Fernüberwachung mit PRO, insbesondere mit menschlicher Intervention, könnte Angst reduzieren.</w:t>
+        <w:t>Von 180 Patienten mit verwertbaren Daten zeigten 21,51 % (Arm B, Kontrolle) und 17,24 % (Arm A, App) schwerwiegende Nebenwirkungen. Logistische Regression über die ITT-Population (N=189) zeigte tendenzielle Vorteile für App-Nutzung, aber keine Signifikanz (Odds Ratio A/B: 0,797, 95%-KI: 0,363–1,752; p=0,569). Notfallambulanzen und Hospitalisierungen unterschieden sich nicht signifikant. Intensive App-Nutzung wurde beobachtet, Nebenwirkungsberichte stimmten mit bekannten Nebenwirkungsprofilen überein.</w:t>
       </w:r>
     </w:p>
     <w:p>
@@ -409,7 +409,7 @@
         <w:rPr>
           <w:sz w:val="19"/>
         </w:rPr>
-        <w:t>Frankreich, ähnliches Versicherungssystem; Prozessmodell auf deutsche Brustzentren übertragbar.</w:t>
+        <w:t>Deutsch-schweizer Studie (Zürich, Kiel, Nürnberg etc.), direkt auf deutsches Versorgungssystem übertragbar.</w:t>
       </w:r>
     </w:p>
     <w:p>
@@ -418,7 +418,7 @@
           <w:color w:val="5A7D3A"/>
           <w:sz w:val="18"/>
         </w:rPr>
-        <w:t>https://pubmed.ncbi.nlm.nih.gov/42911430/</w:t>
+        <w:t>https://pubmed.ncbi.nlm.nih.gov/42930185/</w:t>
       </w:r>
     </w:p>
     <w:sectPr>

--- a/download/studien-aktuell.docx
+++ b/download/studien-aktuell.docx
@@ -62,7 +62,7 @@
           <w:color w:val="666666"/>
           <w:sz w:val="18"/>
         </w:rPr>
-        <w:t>Stand: 29.10.2026  |  6 Studien  |  ki.m-vf.de</w:t>
+        <w:t>Stand: 30.10.2026  |  6 Studien  |  ki.m-vf.de</w:t>
       </w:r>
     </w:p>
     <w:p>
@@ -70,7 +70,7 @@
         <w:pStyle w:val="Heading1"/>
       </w:pPr>
       <w:r>
-        <w:t>Aufgenommen am 29.10.2026</w:t>
+        <w:t>Aufgenommen am 30.10.2026</w:t>
       </w:r>
     </w:p>
     <w:p>
@@ -78,7 +78,7 @@
         <w:pStyle w:val="Heading2"/>
       </w:pPr>
       <w:r>
-        <w:t>Machine-Learning-gestützte Fernüberwachung bei fortgeschrittener Parkinson-Erkrankung</w:t>
+        <w:t>KI-Scribes in der Pädiatrie: Elternperspektiven auf Dokumentationsassistenz</w:t>
       </w:r>
     </w:p>
     <w:p>
@@ -88,12 +88,12 @@
           <w:color w:val="666666"/>
           <w:sz w:val="18"/>
         </w:rPr>
-        <w:t>Godoy Junior CA et al.  ·  Int J Technol Assess Health Care  ·  28.10.2026  ·  PMID 42947537</w:t>
+        <w:t>Pletta KH et al.  ·  Appl Clin Inform  ·  29.10.2026  ·  PMID 42956816</w:t>
       </w:r>
     </w:p>
     <w:p>
       <w:r>
-        <w:t>Health-Technology-Assessment mit Markov-Modell zur Bewertung, ob ML-basierte Fernüberwachungssysteme die Früherkennung von fortgeschrittener Parkinson-Erkrankung verbessern und so zu besseren Behandlungsergebnissen oder Kosteneinsparungen führen.</w:t>
+        <w:t>Qualitative Studie mit 33 Eltern zu Erfahrungen mit virtuellen Scribes und hypothetischen KI-Scribes bei Kinderarztbesuchen.</w:t>
       </w:r>
     </w:p>
     <w:p>
@@ -104,7 +104,7 @@
         <w:t xml:space="preserve">Ergebnis: </w:t>
       </w:r>
       <w:r>
-        <w:t>Bei angenommener Sensitivität und Spezifität von 88 % und 62 % generierte die ML-Fernüberwachung nur 0,0044 zusätzliche qualitätsadjustierte Lebensjahre (QALYs) bei Zusatzkosten von 761 € pro Patient, was zu einer inkrementellen Kosteneffektivitätsrate von 172.023 € pro QALY führte – deutlich über der Zahlungsbereitschaftsschwelle von 35.000 €. Der Nutzen hängt davon ab, ob Überwachung tatsächlich klinische Pfade ändert oder stationäre Pflegebedürftigkeit verzögert.</w:t>
+        <w:t>Zwei Themen zu virtuellen Scribes: Eltern fühlten sich besser gehört und die Arztkommunikation fokussierter; Vertrauen in Third-Party-Listeners war gering, aber Scribes unauffällig. Zu KI-Scribes: Sorgen vor Genauigkeit und Datensicherheit, aber Interesse an Effizienzgewinnen. Eltern bevorzugten menschliche Informationsverarbeitung, erkannten aber Kostenpotential von KI.</w:t>
       </w:r>
     </w:p>
     <w:p>
@@ -119,7 +119,7 @@
         <w:rPr>
           <w:sz w:val="19"/>
         </w:rPr>
-        <w:t>Finnisches Gesundheitssystem, europäische Versicherungslogik ähnlich Deutschland.</w:t>
+        <w:t>USA-Studie, aber Qualitätsfragen und Vertrauensaspekte sind kulturunabhängig; Design-Learnings für deutsches Gesundheitswesen relevant.</w:t>
       </w:r>
     </w:p>
     <w:p>
@@ -128,7 +128,7 @@
           <w:color w:val="5A7D3A"/>
           <w:sz w:val="18"/>
         </w:rPr>
-        <w:t>https://pubmed.ncbi.nlm.nih.gov/42947537/</w:t>
+        <w:t>https://pubmed.ncbi.nlm.nih.gov/42956816/</w:t>
       </w:r>
     </w:p>
     <w:p>
@@ -136,7 +136,7 @@
         <w:pStyle w:val="Heading2"/>
       </w:pPr>
       <w:r>
-        <w:t>Machine-Learning-Prognose für Gewichtszunahme unter Olanzapin aus EHR-Daten</w:t>
+        <w:t>KI in Public Health: Scoping Review aktueller Anwendungen im Versorgungssystem</w:t>
       </w:r>
     </w:p>
     <w:p>
@@ -146,12 +146,12 @@
           <w:color w:val="666666"/>
           <w:sz w:val="18"/>
         </w:rPr>
-        <w:t>Aktypi F et al.  ·  BMC Psychiatry  ·  28.07.2026  ·  PMID 42947047</w:t>
+        <w:t>Harrison S et al.  ·  J Med Internet Res  ·  29.10.2026  ·  PMID 42956087</w:t>
       </w:r>
     </w:p>
     <w:p>
       <w:r>
-        <w:t>Explainable-AI-Modelle auf Basis dänischer EHR-Daten (11.984 Patienten mit Olanzapin-Therapie 2016–2025) zur Vorhersage klinisch relevanter BMI-Steigerungen (&gt;5 %) bei antipsychotischer Behandlung.</w:t>
+        <w:t>Scoping Review von 2020–2025 zur aktuellen Nutzung von KI-Werkzeugen durch Public-Health-Profis in Hocheinkommensländern.</w:t>
       </w:r>
     </w:p>
     <w:p>
@@ -162,7 +162,7 @@
         <w:t xml:space="preserve">Ergebnis: </w:t>
       </w:r>
       <w:r>
-        <w:t>XGBoost erreichte AUROC von 0,72 (Trainingskohorte 2016–2024) und 0,79 (gehaltenes Test-Set 2025) im 30–180-Tage-Fenster nach Behandlungsbeginn. Basale BMI, jüngeres Alter, steigende Olanzapin-Dosierung und historische BMI-Variabilität waren stärkste Prädiktoren. Performance auf temporalen Hold-out-Daten war moderater, warnt vor Überoptimismus bei realer Implementierung.</w:t>
+        <w:t>8 von 5.400 gescreenten Arbeiten berichteten von Versorgungspraxis: 3 Chatbot-Anwendungen (gemischte Effektivität), 1 Machine Learning für Nachfrageprognose, 2 KI für Symptomcheck, 2 für Evidence-Synthese. Gesamtaussage: trotz umfassender Suche wenig empirische Evidenz aus Praxis außerhalb von Ausbrüchen; gemischte Ergebnisse – manche Chatbots hilfreich, manche untergraben Vertrauen. Neue Interventionen sollten systematisch evaluiert werden.</w:t>
       </w:r>
     </w:p>
     <w:p>
@@ -177,7 +177,7 @@
         <w:rPr>
           <w:sz w:val="19"/>
         </w:rPr>
-        <w:t>Dänische Registerdaten, europäische GDPR-Konformität, direkt auf deutsche Versorgung übertragbar.</w:t>
+        <w:t>Hocheinkommensländer weltweit – Mangel an versorgungspraktischer Evidenz betrifft auch Deutschland.</w:t>
       </w:r>
     </w:p>
     <w:p>
@@ -186,7 +186,7 @@
           <w:color w:val="5A7D3A"/>
           <w:sz w:val="18"/>
         </w:rPr>
-        <w:t>https://pubmed.ncbi.nlm.nih.gov/42947047/</w:t>
+        <w:t>https://pubmed.ncbi.nlm.nih.gov/42956087/</w:t>
       </w:r>
     </w:p>
     <w:p>
@@ -194,7 +194,7 @@
         <w:pStyle w:val="Heading2"/>
       </w:pPr>
       <w:r>
-        <w:t>Benutzerakzeptanz einer Fitness-App für Spondyloarthritis: 12-Wochen-Studie</w:t>
+        <w:t>Machine Learning für Mobilität nach Wirbelbruch: zwei-stufiges Modell mit Fokus auf Fehlerreduktion</w:t>
       </w:r>
     </w:p>
     <w:p>
@@ -204,12 +204,12 @@
           <w:color w:val="666666"/>
           <w:sz w:val="18"/>
         </w:rPr>
-        <w:t>Labinsky H et al.  ·  JMIR Form Res  ·  26.10.2026  ·  PMID 42932868</w:t>
+        <w:t>Voelker A et al.  ·  JMIR Form Res  ·  29.10.2026  ·  PMID 42955877</w:t>
       </w:r>
     </w:p>
     <w:p>
       <w:r>
-        <w:t>Querschnittsauswertung zur Benutzerwahrnehmung und Akzeptierbarkeit einer digitalen Therapeutika (DTx) mit Übungen und Gamification für Patienten mit axialer Spondyloarthritis nach 12 Wochen Nutzung.</w:t>
+        <w:t>Prospektive Kohortenstudie mit 158 älteren Patienten zur Vorhersage der Entlassmobilität nach osteoporotischer Wirbelkörperfraktur mit Machine Learning und Minimierung klinisch relevanter Fehlklassifizierungen.</w:t>
       </w:r>
     </w:p>
     <w:p>
@@ -220,7 +220,7 @@
         <w:t xml:space="preserve">Ergebnis: </w:t>
       </w:r>
       <w:r>
-        <w:t>27 Patienten bewerteten die App mit mittlerer uMARS-Punktzahl von 4,44 (SD 0,43) auf 5-Punkte-Skala; Net-Promoter-Score (NPS) betrug 93 %. Funktionalität erzielte höchste, Information niedrigste Bewertungen. Starke Korrelation zwischen Gesamtqualität und NPS (ρ=0,57; p=.002). Die DTx wurde als benutzerfreundlich nach 12 Wochen wahrgenommen, was ihre Integrierbarkeit in Routineversorgung stützt.</w:t>
+        <w:t>Präfrakturelle Mobilität war einziger signifikanter unabhängiger Prädiktor (OR 3,38; 95%-KI 1,68–6,80; p&lt;0,001). Das 2-stufige Modell reduzierte extreme Fehlklassifizierungen (LOW-HIGH): 5 statt 22 im Basis-Modell. Im verschachtelten Cross-Validation: mittleres Macro-F1 0,388; Fehler Mittelwert 8,3 versus 22,5 (Baseline). Externe Validierung erforderlich vor klinischem Einsatz.</w:t>
       </w:r>
     </w:p>
     <w:p>
@@ -235,7 +235,7 @@
         <w:rPr>
           <w:sz w:val="19"/>
         </w:rPr>
-        <w:t>Deutsche Forschungsstelle (Würzburg), deutschsprachige DiGA-Bewertung relevant.</w:t>
+        <w:t>Deutsche Klinikdaten, vergleichbare Strukturen – prospektives Design und Fokus auf Fehlerreduktion statt Genauigkeit wertvoll.</w:t>
       </w:r>
     </w:p>
     <w:p>
@@ -244,7 +244,7 @@
           <w:color w:val="5A7D3A"/>
           <w:sz w:val="18"/>
         </w:rPr>
-        <w:t>https://pubmed.ncbi.nlm.nih.gov/42932868/</w:t>
+        <w:t>https://pubmed.ncbi.nlm.nih.gov/42955877/</w:t>
       </w:r>
     </w:p>
     <w:p>
@@ -252,7 +252,7 @@
         <w:pStyle w:val="Heading2"/>
       </w:pPr>
       <w:r>
-        <w:t>Machine-Learning-Vorhersage von Patientenpräferenzen bei Reanimationswünschen</w:t>
+        <w:t>DiGA Nutzung bei Angststörungen und Depression: Aktivität, Abbruchgründe und Altersunterschiede</w:t>
       </w:r>
     </w:p>
     <w:p>
@@ -262,12 +262,12 @@
           <w:color w:val="666666"/>
           <w:sz w:val="18"/>
         </w:rPr>
-        <w:t>Starke G et al.  ·  NEJM AI  ·  18.09.2025  ·  PMID 42932605</w:t>
+        <w:t>Höfer K et al.  ·  J Med Internet Res  ·  29.10.2026  ·  PMID 42955071</w:t>
       </w:r>
     </w:p>
     <w:p>
       <w:r>
-        <w:t>Proof-of-Concept eines ML-Modells zur Vorhersage von Patientenpräferenzen (etwa Reanimationswünsche) aus administrativen Gesundheitsdaten; soll Ersatzmittelscheidungen bei nicht entscheidungsfähigen Patienten verbessern.</w:t>
+        <w:t>Querschnittsstudie zur Nutzung von zertifizierten Digitalen Gesundheitsanwendungen (DiGA) für psychische Erkrankungen in Deutschland mit Daten von gesetzlich Versicherten.</w:t>
       </w:r>
     </w:p>
     <w:p>
@@ -278,7 +278,7 @@
         <w:t xml:space="preserve">Ergebnis: </w:t>
       </w:r>
       <w:r>
-        <w:t>Drei Modelle (demografisch, klinisch, personalisiert) übertroffen Partner-Prognosen. Beste Genauigkeit beim personalisierten Modell: 70,6 % (fünffache Kreuzvalidierung, SD ±1,3 %), gleichauf oder besser als typische Surrogatprognosen in der Literatur. Modelle basierten auf Schweizer Bevölkerungsdaten (n=1811).</w:t>
+        <w:t>Von 769 eingeladenen DiGA-Nutzern antworteten 38,5 % (n=487). Davon berichteten 70,9 % aktive Nutzung über mindestens 5 Wochen, 58,4 % vollendeten das Programm. Programmabschlüsse stiegen altersabhängig von 44,4 % (18–40 Jahre) auf 75,9 % (≥61 Jahre). Häufigste Abbruchgründe: Motivationsmangel (55,5 %), unzureichende Personalisierung (44,7 %). Real-World-Evidenz zeigt: Viele DiGA-Nutzer erreichen mehrwöchige Aktivität, aber jüngere Patienten benötigen bessere Retention-Strategien.</w:t>
       </w:r>
     </w:p>
     <w:p>
@@ -293,7 +293,7 @@
         <w:rPr>
           <w:sz w:val="19"/>
         </w:rPr>
-        <w:t>Schweizer Setting, aber ethische Logik und Datenschutzkonzepte europäisch – regulatorische Übertragung gering, konzeptioneller Mehrwert hoch.</w:t>
+        <w:t>Deutschland, Techniker Krankenkasse – direkt auf das DiGA-System und Versichertenstruktur übertragbar.</w:t>
       </w:r>
     </w:p>
     <w:p>
@@ -302,7 +302,7 @@
           <w:color w:val="5A7D3A"/>
           <w:sz w:val="18"/>
         </w:rPr>
-        <w:t>https://pubmed.ncbi.nlm.nih.gov/42932605/</w:t>
+        <w:t>https://pubmed.ncbi.nlm.nih.gov/42955071/</w:t>
       </w:r>
     </w:p>
     <w:p>
@@ -310,7 +310,7 @@
         <w:pStyle w:val="Heading2"/>
       </w:pPr>
       <w:r>
-        <w:t>Praktischer Leitfaden: Menschliche Faktoren in KI-gestützten Medizingeräten</w:t>
+        <w:t>LLM-Leistung auf Facharzt-Examen: Hohe Scores, aber begrenzte Konstruktvalidität</w:t>
       </w:r>
     </w:p>
     <w:p>
@@ -320,12 +320,12 @@
           <w:color w:val="666666"/>
           <w:sz w:val="18"/>
         </w:rPr>
-        <w:t>Mathias R et al.  ·  NEJM AI  ·  26.03.2026  ·  PMID 42932484</w:t>
+        <w:t>García-Hidalgo C et al.  ·  JMIR Med Educ  ·  29.10.2026  ·  PMID 42954916</w:t>
       </w:r>
     </w:p>
     <w:p>
       <w:r>
-        <w:t>Konsenspapier der RAISE-Gruppe (internationale Experten aus Klinik, Regulierung, Human Factors) identifiziert sieben spezifische Human-Factors-Risiken von KI-Systemen und gibt praktische Implementierungsschritte, die mit etablierten Regulierungsstandards kompatibel sind.</w:t>
+        <w:t>Analyse von 839 Prüfungsfragen aus vier spanischen Facharzt-Examen (MIR, EIR, PIR, FIR) mit 12 LLM-Konfigurationen (GPT, Claude) zur Überprüfung, ob hohe Modell-Scores menschliche Kompetenz abbilden.</w:t>
       </w:r>
     </w:p>
     <w:p>
@@ -336,7 +336,7 @@
         <w:t xml:space="preserve">Ergebnis: </w:t>
       </w:r>
       <w:r>
-        <w:t>Synthese von sieben Human-Factors-Risiken: Wahrnehmungs-/Interpretationsfehler, Vertrauensfehlkalibrierung, Automation Bias, Deskilling, Technostress, Indikations-Creep, Modus-Fehler. Praktische Anleitung zu Nutzerexklusion, Ausgabengestaltung für Vertrauen, Workflow-Integration, Training, Fallback-Pfaden, Postmarket-Überwachung und Change-Control mit Bezug zu Usability-Standards und Risikomanagement.</w:t>
+        <w:t>Höchste gepoolte Genauigkeit 94,8 %; alle 12 Konfigurationen 668/828 Fragen (80,7 %) korrekt. Aber Korrelation Mensch-Maschine bei Item-Schwierigkeit nur 0,40 (95%-KI 0,34–0,45) – niedriger als simuliert (0,63; p&lt;.001). LLM-Fehler unterscheiden sich nicht von Mensch; Bild-Items problematisch (OR 0,33 wenn Bilder vorhanden, OR 0,11 ohne). Warnung: hohe Scores bedeuten nicht Äquivalenz zu menschlicher Kompetenz.</w:t>
       </w:r>
     </w:p>
     <w:p>
@@ -351,7 +351,7 @@
         <w:rPr>
           <w:sz w:val="19"/>
         </w:rPr>
-        <w:t>Deutschland und UK (Autoren aus Dresden, Oxford, Genf), europäische Regulierungslogik (MDR-konform).</w:t>
+        <w:t>Spanisches System ähnlich IMPP in Deutschland – Validierungsmethode und Vorsicht vor LLM-Scores als Kompetenzbeweise übertragbar.</w:t>
       </w:r>
     </w:p>
     <w:p>
@@ -360,7 +360,7 @@
           <w:color w:val="5A7D3A"/>
           <w:sz w:val="18"/>
         </w:rPr>
-        <w:t>https://pubmed.ncbi.nlm.nih.gov/42932484/</w:t>
+        <w:t>https://pubmed.ncbi.nlm.nih.gov/42954916/</w:t>
       </w:r>
     </w:p>
     <w:p>
@@ -368,7 +368,7 @@
         <w:pStyle w:val="Heading2"/>
       </w:pPr>
       <w:r>
-        <w:t>App-basierte ePRO zur Nebenwirkungserfassung in Brustkrebstherapie: RCT</w:t>
+        <w:t>KI-gestützte Gesundheit und Datenschutz in der EU: Vertrauensarchitektur für den Gesundheitsdatenraum</w:t>
       </w:r>
     </w:p>
     <w:p>
@@ -378,12 +378,12 @@
           <w:color w:val="666666"/>
           <w:sz w:val="18"/>
         </w:rPr>
-        <w:t>Trojan A et al.  ·  Curr Oncol  ·  14.10.2026  ·  PMID 42930185</w:t>
+        <w:t>Ducret M et al.  ·  J Med Internet Res  ·  27.10.2026  ·  PMID 42954095</w:t>
       </w:r>
     </w:p>
     <w:p>
       <w:r>
-        <w:t>Randomisierte Studie (1:1) mit 189 Patienten unter HER2-gerichteter Brustkrebsbehandlung, die die Wirkung einer mobilen App auf Rate schwerwiegender unerwünschter Ereignisse (CTCAE ≥3) prüft.</w:t>
+        <w:t>Konzeptionelle Analyse, wie der europäische Gesundheitsdatenraum (EHDS) die Spannung zwischen KI-gestützter Personalisierung und Patientenprivacy durch Governance-Mechanismen regeln kann.</w:t>
       </w:r>
     </w:p>
     <w:p>
@@ -394,7 +394,7 @@
         <w:t xml:space="preserve">Ergebnis: </w:t>
       </w:r>
       <w:r>
-        <w:t>Von 180 Patienten mit verwertbaren Daten zeigten 21,51 % (Arm B, Kontrolle) und 17,24 % (Arm A, App) schwerwiegende Nebenwirkungen. Logistische Regression über die ITT-Population (N=189) zeigte tendenzielle Vorteile für App-Nutzung, aber keine Signifikanz (Odds Ratio A/B: 0,797, 95%-KI: 0,363–1,752; p=0,569). Notfallambulanzen und Hospitalisierungen unterschieden sich nicht signifikant. Intensive App-Nutzung wurde beobachtet, Nebenwirkungsberichte stimmten mit bekannten Nebenwirkungsprofilen überein.</w:t>
+        <w:t>Fünf notwendige Bedingungen für Vertrauensmanagement identifiziert: zweckspezifische Governance, benutzerfreundliche Opt-out-Gestaltung, mediziner-mediierte Transparenz, datenschutzerhaltende Infrastruktur und unabhängige Kontrolle. Wenn implementiert, kann EHDS Personalisierung ermöglichen, ohne Privacy zu opfern – abhängig von Umsetzungsqualität, nicht nur Regelwerk.</w:t>
       </w:r>
     </w:p>
     <w:p>
@@ -409,7 +409,7 @@
         <w:rPr>
           <w:sz w:val="19"/>
         </w:rPr>
-        <w:t>Deutsch-schweizer Studie (Zürich, Kiel, Nürnberg etc.), direkt auf deutsches Versorgungssystem übertragbar.</w:t>
+        <w:t>EU-Verordnung 2025/327 – Framework-Analyse direkt auf Deutschland anwendbar.</w:t>
       </w:r>
     </w:p>
     <w:p>
@@ -418,7 +418,7 @@
           <w:color w:val="5A7D3A"/>
           <w:sz w:val="18"/>
         </w:rPr>
-        <w:t>https://pubmed.ncbi.nlm.nih.gov/42930185/</w:t>
+        <w:t>https://pubmed.ncbi.nlm.nih.gov/42954095/</w:t>
       </w:r>
     </w:p>
     <w:sectPr>

--- a/download/studien-aktuell.docx
+++ b/download/studien-aktuell.docx
@@ -62,7 +62,7 @@
           <w:color w:val="666666"/>
           <w:sz w:val="18"/>
         </w:rPr>
-        <w:t>Stand: 30.10.2026  |  6 Studien  |  ki.m-vf.de</w:t>
+        <w:t>Stand: 31.10.2026  |  6 Studien  |  ki.m-vf.de</w:t>
       </w:r>
     </w:p>
     <w:p>
@@ -70,7 +70,7 @@
         <w:pStyle w:val="Heading1"/>
       </w:pPr>
       <w:r>
-        <w:t>Aufgenommen am 30.10.2026</w:t>
+        <w:t>Aufgenommen am 31.10.2026</w:t>
       </w:r>
     </w:p>
     <w:p>
@@ -78,7 +78,7 @@
         <w:pStyle w:val="Heading2"/>
       </w:pPr>
       <w:r>
-        <w:t>KI-Scribes in der Pädiatrie: Elternperspektiven auf Dokumentationsassistenz</w:t>
+        <w:t>Deep Learning zur Mittelohrentzündungs-Diagnose: Leistungslücke zwischen Anfängern und Experten schließbar</w:t>
       </w:r>
     </w:p>
     <w:p>
@@ -88,12 +88,12 @@
           <w:color w:val="666666"/>
           <w:sz w:val="18"/>
         </w:rPr>
-        <w:t>Pletta KH et al.  ·  Appl Clin Inform  ·  29.10.2026  ·  PMID 42956816</w:t>
+        <w:t>Yi SE et al.  ·  JMIR Med Inform  ·  30.10.2026  ·  PMID 42963056</w:t>
       </w:r>
     </w:p>
     <w:p>
       <w:r>
-        <w:t>Qualitative Studie mit 33 Eltern zu Erfahrungen mit virtuellen Scribes und hypothetischen KI-Scribes bei Kinderarztbesuchen.</w:t>
+        <w:t>Retrospektive Leserstudie mit 13 Klinikern (3 Professoren, 5 Oberärzte, 5 Assistenzärzte) und 7.335 Trainingsbildern zum Effekt einer Deep-Learning-gestützten Diagnostik (EfficientNet-B4) auf die Genauigkeit bei der Diagnose von Mittelohrerkrankungen auf 100 klinischen Testbildern.</w:t>
       </w:r>
     </w:p>
     <w:p>
@@ -104,7 +104,7 @@
         <w:t xml:space="preserve">Ergebnis: </w:t>
       </w:r>
       <w:r>
-        <w:t>Zwei Themen zu virtuellen Scribes: Eltern fühlten sich besser gehört und die Arztkommunikation fokussierter; Vertrauen in Third-Party-Listeners war gering, aber Scribes unauffällig. Zu KI-Scribes: Sorgen vor Genauigkeit und Datensicherheit, aber Interesse an Effizienzgewinnen. Eltern bevorzugten menschliche Informationsverarbeitung, erkannten aber Kostenpotential von KI.</w:t>
+        <w:t>Stand-alone-KI erreichte 94,0–99,0 % Genauigkeit. KI-Unterstützung verbesserte Genauigkeit signifikant: Professoren +11,0 % (78,7 → 89,7 %), Oberärzte +28,8 % (65,0 → 93,8 %), Assistenten +32,2 % (54,4 → 86,6 %; alle p&lt;0,001). Leistungslücke Assistenten-Professoren sank von 24,3 % auf 3,1 %. Für Nebenbefunde (Retraktionstasche, Myringitis) signifikante Verbesserungen bei Assistenten.</w:t>
       </w:r>
     </w:p>
     <w:p>
@@ -119,7 +119,7 @@
         <w:rPr>
           <w:sz w:val="19"/>
         </w:rPr>
-        <w:t>USA-Studie, aber Qualitätsfragen und Vertrauensaspekte sind kulturunabhängig; Design-Learnings für deutsches Gesundheitswesen relevant.</w:t>
+        <w:t>Südkorea, strukturell vergleichbar; befund relevant für deutsche Ausbildungssettings.</w:t>
       </w:r>
     </w:p>
     <w:p>
@@ -128,7 +128,7 @@
           <w:color w:val="5A7D3A"/>
           <w:sz w:val="18"/>
         </w:rPr>
-        <w:t>https://pubmed.ncbi.nlm.nih.gov/42956816/</w:t>
+        <w:t>https://pubmed.ncbi.nlm.nih.gov/42963056/</w:t>
       </w:r>
     </w:p>
     <w:p>
@@ -136,7 +136,7 @@
         <w:pStyle w:val="Heading2"/>
       </w:pPr>
       <w:r>
-        <w:t>KI in Public Health: Scoping Review aktueller Anwendungen im Versorgungssystem</w:t>
+        <w:t>Eltern-beteitigte digitale Interventionen bei Kindern mit Übergewicht: Metaanalyse</w:t>
       </w:r>
     </w:p>
     <w:p>
@@ -146,12 +146,12 @@
           <w:color w:val="666666"/>
           <w:sz w:val="18"/>
         </w:rPr>
-        <w:t>Harrison S et al.  ·  J Med Internet Res  ·  29.10.2026  ·  PMID 42956087</w:t>
+        <w:t>Zheng Y et al.  ·  J Med Internet Res  ·  30.10.2026  ·  PMID 42962207</w:t>
       </w:r>
     </w:p>
     <w:p>
       <w:r>
-        <w:t>Scoping Review von 2020–2025 zur aktuellen Nutzung von KI-Werkzeugen durch Public-Health-Profis in Hocheinkommensländern.</w:t>
+        <w:t>Systematische Übersichtsarbeit und Metaanalyse von 29 RCTs (4.156 Teilnehmer) zur Wirksamkeit eltern-integrierter digitaler Gesundheitsinterventionen auf BMI und Gesundheitsverhalten bei Kindern/Jugendlichen mit Übergewicht oder Adipositas.</w:t>
       </w:r>
     </w:p>
     <w:p>
@@ -162,7 +162,7 @@
         <w:t xml:space="preserve">Ergebnis: </w:t>
       </w:r>
       <w:r>
-        <w:t>8 von 5.400 gescreenten Arbeiten berichteten von Versorgungspraxis: 3 Chatbot-Anwendungen (gemischte Effektivität), 1 Machine Learning für Nachfrageprognose, 2 KI für Symptomcheck, 2 für Evidence-Synthese. Gesamtaussage: trotz umfassender Suche wenig empirische Evidenz aus Praxis außerhalb von Ausbrüchen; gemischte Ergebnisse – manche Chatbots hilfreich, manche untergraben Vertrauen. Neue Interventionen sollten systematisch evaluiert werden.</w:t>
+        <w:t>Kleine aber statistisch signifikante BMI-Reduktion (SMD = −0,11, 95%-KI −0,19 bis −0,04; p = 0,004) vs. Kontrolle. Bei inaktiven Kontrollen stärker (SMD = −0,15), bei aktiven Kontrollen nicht signifikant (SMD = −0,07). Verbesserungen in Ernährungsverhalten (5/16 Studien), Bewegung (2/17) und Bildschirmzeit (2/12) inkonsistent. Moderate Evidenzsicherheit für BMI, optimale digitale Liefermodalität oder Eltern-Strategie nicht identifiziert.</w:t>
       </w:r>
     </w:p>
     <w:p>
@@ -177,7 +177,7 @@
         <w:rPr>
           <w:sz w:val="19"/>
         </w:rPr>
-        <w:t>Hocheinkommensländer weltweit – Mangel an versorgungspraktischer Evidenz betrifft auch Deutschland.</w:t>
+        <w:t>Mehrere europäische Studien eingeschlossen; Befund auf deutsches Versorgungssystem übertragbar.</w:t>
       </w:r>
     </w:p>
     <w:p>
@@ -186,7 +186,7 @@
           <w:color w:val="5A7D3A"/>
           <w:sz w:val="18"/>
         </w:rPr>
-        <w:t>https://pubmed.ncbi.nlm.nih.gov/42956087/</w:t>
+        <w:t>https://pubmed.ncbi.nlm.nih.gov/42962207/</w:t>
       </w:r>
     </w:p>
     <w:p>
@@ -194,7 +194,7 @@
         <w:pStyle w:val="Heading2"/>
       </w:pPr>
       <w:r>
-        <w:t>Machine Learning für Mobilität nach Wirbelbruch: zwei-stufiges Modell mit Fokus auf Fehlerreduktion</w:t>
+        <w:t>KI-gestützte Schlaganfall-Neurorehabilitation: Usability und Akzeptanz bei Patienten, Angehörigen und Fachkräften</w:t>
       </w:r>
     </w:p>
     <w:p>
@@ -204,12 +204,12 @@
           <w:color w:val="666666"/>
           <w:sz w:val="18"/>
         </w:rPr>
-        <w:t>Voelker A et al.  ·  JMIR Form Res  ·  29.10.2026  ·  PMID 42955877</w:t>
+        <w:t>Abi Saab P et al.  ·  Health Expect  ·  Dez. 2026  ·  PMID 42958746</w:t>
       </w:r>
     </w:p>
     <w:p>
       <w:r>
-        <w:t>Prospektive Kohortenstudie mit 158 älteren Patienten zur Vorhersage der Entlassmobilität nach osteoporotischer Wirbelkörperfraktur mit Machine Learning und Minimierung klinisch relevanter Fehlklassifizierungen.</w:t>
+        <w:t>Qualitative Studie mit 71 Teilnehmern (27 Schlaganfallpatienten, 17 Angehörige, 27 Fachkräfte) in vier europäischen Ländern zur Nutzbarkeit einer KI-basierten Rehabilitationsplattform (RGS und MIMS-Dashboard) vor Implementierung in der Versorgung.</w:t>
       </w:r>
     </w:p>
     <w:p>
@@ -220,7 +220,7 @@
         <w:t xml:space="preserve">Ergebnis: </w:t>
       </w:r>
       <w:r>
-        <w:t>Präfrakturelle Mobilität war einziger signifikanter unabhängiger Prädiktor (OR 3,38; 95%-KI 1,68–6,80; p&lt;0,001). Das 2-stufige Modell reduzierte extreme Fehlklassifizierungen (LOW-HIGH): 5 statt 22 im Basis-Modell. Im verschachtelten Cross-Validation: mittleres Macro-F1 0,388; Fehler Mittelwert 8,3 versus 22,5 (Baseline). Externe Validierung erforderlich vor klinischem Einsatz.</w:t>
+        <w:t>System Usability Scale (SUS) Gesamtscore 68,1 ± 16,0 (Note C). Patienten bewerteten die Patientenschnittstelle niedriger (58,9 ± 16,5) als Angehörige (75,6 ± 13,3; p = 0,002). Fachkräfte: 72,7 ± 12,8. Alle Gruppen bevorzugten ein Hybrid-Modell mit KI-gestützter Übungsabgabe und klinischer Überwachung statt autonomer Nutzung. Hauptbarrieren: Zuverlässigkeitsbedenken, digitale Kluft, notwendigkeit menschlicher Vermittlung und Ressourcenfragen.</w:t>
       </w:r>
     </w:p>
     <w:p>
@@ -235,7 +235,7 @@
         <w:rPr>
           <w:sz w:val="19"/>
         </w:rPr>
-        <w:t>Deutsche Klinikdaten, vergleichbare Strukturen – prospektives Design und Fokus auf Fehlerreduktion statt Genauigkeit wertvoll.</w:t>
+        <w:t>Europäische Studie über mehrere Länder in vergleichbarem Versorgungskontext.</w:t>
       </w:r>
     </w:p>
     <w:p>
@@ -244,7 +244,7 @@
           <w:color w:val="5A7D3A"/>
           <w:sz w:val="18"/>
         </w:rPr>
-        <w:t>https://pubmed.ncbi.nlm.nih.gov/42955877/</w:t>
+        <w:t>https://pubmed.ncbi.nlm.nih.gov/42958746/</w:t>
       </w:r>
     </w:p>
     <w:p>
@@ -252,7 +252,7 @@
         <w:pStyle w:val="Heading2"/>
       </w:pPr>
       <w:r>
-        <w:t>DiGA Nutzung bei Angststörungen und Depression: Aktivität, Abbruchgründe und Altersunterschiede</w:t>
+        <w:t>Gewichtsveränderung in digitaler Adipositas-App: Prognose per Machine Learning</w:t>
       </w:r>
     </w:p>
     <w:p>
@@ -262,12 +262,12 @@
           <w:color w:val="666666"/>
           <w:sz w:val="18"/>
         </w:rPr>
-        <w:t>Höfer K et al.  ·  J Med Internet Res  ·  29.10.2026  ·  PMID 42955071</w:t>
+        <w:t>Glasbrenner C et al.  ·  BMC Med  ·  27.10.2026  ·  PMID 42958525</w:t>
       </w:r>
     </w:p>
     <w:p>
       <w:r>
-        <w:t>Querschnittsstudie zur Nutzung von zertifizierten Digitalen Gesundheitsanwendungen (DiGA) für psychische Erkrankungen in Deutschland mit Daten von gesetzlich Versicherten.</w:t>
+        <w:t>Analyse von 17.953 Nutzern der deutschen DiGA Oviva Direkt für Adipositas über 12 Wochen zur Vorhersage klinisch bedeutsamer Gewichtsverluste und App-Adhärenz mittels Machine Learning.</w:t>
       </w:r>
     </w:p>
     <w:p>
@@ -278,7 +278,7 @@
         <w:t xml:space="preserve">Ergebnis: </w:t>
       </w:r>
       <w:r>
-        <w:t>Von 769 eingeladenen DiGA-Nutzern antworteten 38,5 % (n=487). Davon berichteten 70,9 % aktive Nutzung über mindestens 5 Wochen, 58,4 % vollendeten das Programm. Programmabschlüsse stiegen altersabhängig von 44,4 % (18–40 Jahre) auf 75,9 % (≥61 Jahre). Häufigste Abbruchgründe: Motivationsmangel (55,5 %), unzureichende Personalisierung (44,7 %). Real-World-Evidenz zeigt: Viele DiGA-Nutzer erreichen mehrwöchige Aktivität, aber jüngere Patienten benötigen bessere Retention-Strategien.</w:t>
+        <w:t>Baseline-Merkmale allein zeigten geringe Diskriminanzfähigkeit (ROC-AUC 0,54–0,58 für klinisch bedeutsamen Gewichtsverlust). Mit 4-Wochen-Gewicht verbesserte sich die Performance deutlich (AUC 0,86–0,92). App-Engagement allein zeigte modeste Verbesserung (AUC 0,63–0,67). Für Adhärenzvorhersage: AUC stieg von 0,81 (Baseline) auf 0,90 (mit Engagement). Frühzeitige Gewichtsverluste waren die stärksten Prädiktoren für Gesamterfolg.</w:t>
       </w:r>
     </w:p>
     <w:p>
@@ -293,7 +293,7 @@
         <w:rPr>
           <w:sz w:val="19"/>
         </w:rPr>
-        <w:t>Deutschland, Techniker Krankenkasse – direkt auf das DiGA-System und Versichertenstruktur übertragbar.</w:t>
+        <w:t>Deutsche medizinische App mit echten Versorgungsdaten; Modelle erfordern externe Validierung vor Klinikumsatz.</w:t>
       </w:r>
     </w:p>
     <w:p>
@@ -302,7 +302,7 @@
           <w:color w:val="5A7D3A"/>
           <w:sz w:val="18"/>
         </w:rPr>
-        <w:t>https://pubmed.ncbi.nlm.nih.gov/42955071/</w:t>
+        <w:t>https://pubmed.ncbi.nlm.nih.gov/42958525/</w:t>
       </w:r>
     </w:p>
     <w:p>
@@ -310,7 +310,7 @@
         <w:pStyle w:val="Heading2"/>
       </w:pPr>
       <w:r>
-        <w:t>LLM-Leistung auf Facharzt-Examen: Hohe Scores, aber begrenzte Konstruktvalidität</w:t>
+        <w:t>Health4Life: Digitale Eltern-App für Kleinkinder – Hybrid-Design zur Prävention von Übergewicht</w:t>
       </w:r>
     </w:p>
     <w:p>
@@ -320,12 +320,12 @@
           <w:color w:val="666666"/>
           <w:sz w:val="18"/>
         </w:rPr>
-        <w:t>García-Hidalgo C et al.  ·  JMIR Med Educ  ·  29.10.2026  ·  PMID 42954916</w:t>
+        <w:t>Alexandrou C et al.  ·  BMC Public Health  ·  03.08.2026  ·  PMID 42958181</w:t>
       </w:r>
     </w:p>
     <w:p>
       <w:r>
-        <w:t>Analyse von 839 Prüfungsfragen aus vier spanischen Facharzt-Examen (MIR, EIR, PIR, FIR) mit 12 LLM-Konfigurationen (GPT, Claude) zur Überprüfung, ob hohe Modell-Scores menschliche Kompetenz abbilden.</w:t>
+        <w:t>Protokoll einer randomisierten Studie in Schweden mit 504 Familien, um die Wirksamkeit und Implementierbarkeit einer 16-monatigen App (Health4Life) zur Förderung gesunder Ernährung und Bewegung ab dem 6. Schwangerschaftsmonat zu testen.</w:t>
       </w:r>
     </w:p>
     <w:p>
@@ -336,7 +336,7 @@
         <w:t xml:space="preserve">Ergebnis: </w:t>
       </w:r>
       <w:r>
-        <w:t>Höchste gepoolte Genauigkeit 94,8 %; alle 12 Konfigurationen 668/828 Fragen (80,7 %) korrekt. Aber Korrelation Mensch-Maschine bei Item-Schwierigkeit nur 0,40 (95%-KI 0,34–0,45) – niedriger als simuliert (0,63; p&lt;.001). LLM-Fehler unterscheiden sich nicht von Mensch; Bild-Items problematisch (OR 0,33 wenn Bilder vorhanden, OR 0,11 ohne). Warnung: hohe Scores bedeuten nicht Äquivalenz zu menschlicher Kompetenz.</w:t>
+        <w:t>Studie laufend (Anmeldung ab Januar 2025). Ziele: Primär Kindergewicht, Bewegung, Bildschirmzeit (akzelerometrie, Fragebogen); sekundär: Eltern-Selbstwirksamkeit. Implementierungs-Outcomes (Akzeptanz, Zweckmäßigkeit, Machbarkeit) durch Interviews mit Fachkräften und Fragebogen zu App-Nutzung erfasst. Förderung bis 2028 zugesichert.</w:t>
       </w:r>
     </w:p>
     <w:p>
@@ -351,7 +351,7 @@
         <w:rPr>
           <w:sz w:val="19"/>
         </w:rPr>
-        <w:t>Spanisches System ähnlich IMPP in Deutschland – Validierungsmethode und Vorsicht vor LLM-Scores als Kompetenzbeweise übertragbar.</w:t>
+        <w:t>Skandinavisches Land mit hohem Digitalisierungsgrad; zeigt, was möglich ist, nicht unmittelbar umsetzbar in Deutschland.</w:t>
       </w:r>
     </w:p>
     <w:p>
@@ -360,7 +360,7 @@
           <w:color w:val="5A7D3A"/>
           <w:sz w:val="18"/>
         </w:rPr>
-        <w:t>https://pubmed.ncbi.nlm.nih.gov/42954916/</w:t>
+        <w:t>https://pubmed.ncbi.nlm.nih.gov/42958181/</w:t>
       </w:r>
     </w:p>
     <w:p>
@@ -368,7 +368,7 @@
         <w:pStyle w:val="Heading2"/>
       </w:pPr>
       <w:r>
-        <w:t>KI-gestützte Gesundheit und Datenschutz in der EU: Vertrauensarchitektur für den Gesundheitsdatenraum</w:t>
+        <w:t>CaReScreen: Digitales Screening für Spätfolgen und Rehabilitationsbedarf von Krebsüberlebenden</w:t>
       </w:r>
     </w:p>
     <w:p>
@@ -378,12 +378,12 @@
           <w:color w:val="666666"/>
           <w:sz w:val="18"/>
         </w:rPr>
-        <w:t>Ducret M et al.  ·  J Med Internet Res  ·  27.10.2026  ·  PMID 42954095</w:t>
+        <w:t>Kulosman M et al.  ·  JMIR Res Protoc  ·  29.10.2026  ·  PMID 42956043</w:t>
       </w:r>
     </w:p>
     <w:p>
       <w:r>
-        <w:t>Konzeptionelle Analyse, wie der europäische Gesundheitsdatenraum (EHDS) die Spannung zwischen KI-gestützter Personalisierung und Patientenprivacy durch Governance-Mechanismen regeln kann.</w:t>
+        <w:t>Norwegisches Entwicklungs- und Validierungsprojekt eines Screeningtools (digitaler Bericht mit Ampel-System) zur systematischen Erfassung von Symptombelastung und Rehabilitationsbedarf bei Krebsüberlebenden mittels Patient Reported Outcomes (EORTC QLQ-SURV100 + 5 Items).</w:t>
       </w:r>
     </w:p>
     <w:p>
@@ -394,7 +394,7 @@
         <w:t xml:space="preserve">Ergebnis: </w:t>
       </w:r>
       <w:r>
-        <w:t>Fünf notwendige Bedingungen für Vertrauensmanagement identifiziert: zweckspezifische Governance, benutzerfreundliche Opt-out-Gestaltung, mediziner-mediierte Transparenz, datenschutzerhaltende Infrastruktur und unabhängige Kontrolle. Wenn implementiert, kann EHDS Personalisierung ermöglichen, ohne Privacy zu opfern – abhängig von Umsetzungsqualität, nicht nur Regelwerk.</w:t>
+        <w:t>Entwicklungsphase abgeschlossen mit initialisiertem Prototyp. Grün = geringe Symptombelastung, Gelb = moderat, Rot = hoch. Validierung der Scoring-Anleitung läuft mit 800 Teilnehmern (Ergebnisse Frühjahr 2027 erwartet). Machbarkeitsstudie geplant 2027. Projekt bis 2028 gefördert.</w:t>
       </w:r>
     </w:p>
     <w:p>
@@ -409,7 +409,7 @@
         <w:rPr>
           <w:sz w:val="19"/>
         </w:rPr>
-        <w:t>EU-Verordnung 2025/327 – Framework-Analyse direkt auf Deutschland anwendbar.</w:t>
+        <w:t>Norwegen; vergleichbares Versicherungssystem, gutes Digitalisierungsniveau.</w:t>
       </w:r>
     </w:p>
     <w:p>
@@ -418,7 +418,7 @@
           <w:color w:val="5A7D3A"/>
           <w:sz w:val="18"/>
         </w:rPr>
-        <w:t>https://pubmed.ncbi.nlm.nih.gov/42954095/</w:t>
+        <w:t>https://pubmed.ncbi.nlm.nih.gov/42956043/</w:t>
       </w:r>
     </w:p>
     <w:sectPr>
